--- a/约球说明.docx
+++ b/约球说明.docx
@@ -8982,7 +8982,7 @@
           <w:rFonts w:hint="eastAsia"/>
           <w:lang w:val="en-US" w:eastAsia="zh-CN"/>
         </w:rPr>
-        <w:t>11808&amp;itsid=</w:t>
+        <w:t>11809&amp;itsid=</w:t>
       </w:r>
     </w:p>
     <w:p>
@@ -9058,6 +9058,23 @@
     </w:p>
     <w:p>
       <w:pPr>
+        <w:pStyle w:val="4"/>
+        <w:bidi w:val="0"/>
+        <w:rPr>
+          <w:rFonts w:hint="eastAsia"/>
+          <w:lang w:val="en-US" w:eastAsia="zh-CN"/>
+        </w:rPr>
+      </w:pPr>
+      <w:r>
+        <w:rPr>
+          <w:rFonts w:hint="eastAsia"/>
+          <w:lang w:val="en-US" w:eastAsia="zh-CN"/>
+        </w:rPr>
+        <w:t>2.1.10 写 11810 点赞</w:t>
+      </w:r>
+    </w:p>
+    <w:p>
+      <w:pPr>
         <w:pBdr>
           <w:top w:val="none" w:color="auto" w:sz="0" w:space="0"/>
           <w:left w:val="none" w:color="auto" w:sz="0" w:space="0"/>
@@ -9069,14 +9086,365 @@
           <w:lang w:val="en-US" w:eastAsia="zh-CN"/>
         </w:rPr>
       </w:pPr>
-    </w:p>
-    <w:p>
-      <w:pPr>
-        <w:rPr>
-          <w:rFonts w:hint="eastAsia"/>
-          <w:lang w:val="en-US" w:eastAsia="zh-CN"/>
-        </w:rPr>
-      </w:pPr>
+      <w:r>
+        <w:drawing>
+          <wp:inline distT="0" distB="0" distL="114300" distR="114300">
+            <wp:extent cx="5267960" cy="1145540"/>
+            <wp:effectExtent l="0" t="0" r="8890" b="16510"/>
+            <wp:docPr id="3" name="图片 2"/>
+            <wp:cNvGraphicFramePr>
+              <a:graphicFrameLocks xmlns:a="http://schemas.openxmlformats.org/drawingml/2006/main" noChangeAspect="1"/>
+            </wp:cNvGraphicFramePr>
+            <a:graphic xmlns:a="http://schemas.openxmlformats.org/drawingml/2006/main">
+              <a:graphicData uri="http://schemas.openxmlformats.org/drawingml/2006/picture">
+                <pic:pic xmlns:pic="http://schemas.openxmlformats.org/drawingml/2006/picture">
+                  <pic:nvPicPr>
+                    <pic:cNvPr id="3" name="图片 2"/>
+                    <pic:cNvPicPr>
+                      <a:picLocks noChangeAspect="1"/>
+                    </pic:cNvPicPr>
+                  </pic:nvPicPr>
+                  <pic:blipFill>
+                    <a:blip r:embed="rId16"/>
+                    <a:stretch>
+                      <a:fillRect/>
+                    </a:stretch>
+                  </pic:blipFill>
+                  <pic:spPr>
+                    <a:xfrm>
+                      <a:off x="0" y="0"/>
+                      <a:ext cx="5267960" cy="1145540"/>
+                    </a:xfrm>
+                    <a:prstGeom prst="rect">
+                      <a:avLst/>
+                    </a:prstGeom>
+                    <a:noFill/>
+                    <a:ln>
+                      <a:noFill/>
+                    </a:ln>
+                  </pic:spPr>
+                </pic:pic>
+              </a:graphicData>
+            </a:graphic>
+          </wp:inline>
+        </w:drawing>
+      </w:r>
+    </w:p>
+    <w:p>
+      <w:pPr>
+        <w:pBdr>
+          <w:top w:val="single" w:color="auto" w:sz="4" w:space="0"/>
+          <w:left w:val="single" w:color="auto" w:sz="4" w:space="0"/>
+          <w:bottom w:val="single" w:color="auto" w:sz="4" w:space="0"/>
+          <w:right w:val="single" w:color="auto" w:sz="4" w:space="0"/>
+        </w:pBdr>
+        <w:rPr>
+          <w:rFonts w:hint="default"/>
+          <w:lang w:val="en-US" w:eastAsia="zh-CN"/>
+        </w:rPr>
+      </w:pPr>
+      <w:r>
+        <w:rPr>
+          <w:rFonts w:hint="default"/>
+          <w:lang w:val="en-US" w:eastAsia="zh-CN"/>
+        </w:rPr>
+        <w:t>https://www.</w:t>
+      </w:r>
+      <w:r>
+        <w:rPr>
+          <w:rFonts w:hint="eastAsia"/>
+          <w:lang w:val="en-US" w:eastAsia="zh-CN"/>
+        </w:rPr>
+        <w:t>ruanzi.net</w:t>
+      </w:r>
+      <w:r>
+        <w:rPr>
+          <w:rFonts w:hint="default"/>
+          <w:lang w:val="en-US" w:eastAsia="zh-CN"/>
+        </w:rPr>
+        <w:t>/jy/go/phone.aspx?ituid=11</w:t>
+      </w:r>
+      <w:r>
+        <w:rPr>
+          <w:rFonts w:hint="eastAsia"/>
+          <w:lang w:val="en-US" w:eastAsia="zh-CN"/>
+        </w:rPr>
+        <w:t>8</w:t>
+      </w:r>
+      <w:r>
+        <w:rPr>
+          <w:rFonts w:hint="default"/>
+          <w:lang w:val="en-US" w:eastAsia="zh-CN"/>
+        </w:rPr>
+        <w:t>&amp;mbid=</w:t>
+      </w:r>
+      <w:r>
+        <w:rPr>
+          <w:rFonts w:hint="eastAsia"/>
+          <w:lang w:val="en-US" w:eastAsia="zh-CN"/>
+        </w:rPr>
+        <w:t>11810&amp;itsid=</w:t>
+      </w:r>
+    </w:p>
+    <w:p>
+      <w:pPr>
+        <w:pStyle w:val="4"/>
+        <w:bidi w:val="0"/>
+        <w:rPr>
+          <w:rFonts w:hint="eastAsia"/>
+          <w:lang w:val="en-US" w:eastAsia="zh-CN"/>
+        </w:rPr>
+      </w:pPr>
+      <w:r>
+        <w:rPr>
+          <w:rFonts w:hint="eastAsia"/>
+          <w:lang w:val="en-US" w:eastAsia="zh-CN"/>
+        </w:rPr>
+        <w:t>2.1.11 写 11811 评论</w:t>
+      </w:r>
+    </w:p>
+    <w:p>
+      <w:r>
+        <w:drawing>
+          <wp:inline distT="0" distB="0" distL="114300" distR="114300">
+            <wp:extent cx="5272405" cy="854075"/>
+            <wp:effectExtent l="0" t="0" r="4445" b="3175"/>
+            <wp:docPr id="4" name="图片 3"/>
+            <wp:cNvGraphicFramePr>
+              <a:graphicFrameLocks xmlns:a="http://schemas.openxmlformats.org/drawingml/2006/main" noChangeAspect="1"/>
+            </wp:cNvGraphicFramePr>
+            <a:graphic xmlns:a="http://schemas.openxmlformats.org/drawingml/2006/main">
+              <a:graphicData uri="http://schemas.openxmlformats.org/drawingml/2006/picture">
+                <pic:pic xmlns:pic="http://schemas.openxmlformats.org/drawingml/2006/picture">
+                  <pic:nvPicPr>
+                    <pic:cNvPr id="4" name="图片 3"/>
+                    <pic:cNvPicPr>
+                      <a:picLocks noChangeAspect="1"/>
+                    </pic:cNvPicPr>
+                  </pic:nvPicPr>
+                  <pic:blipFill>
+                    <a:blip r:embed="rId17"/>
+                    <a:stretch>
+                      <a:fillRect/>
+                    </a:stretch>
+                  </pic:blipFill>
+                  <pic:spPr>
+                    <a:xfrm>
+                      <a:off x="0" y="0"/>
+                      <a:ext cx="5272405" cy="854075"/>
+                    </a:xfrm>
+                    <a:prstGeom prst="rect">
+                      <a:avLst/>
+                    </a:prstGeom>
+                    <a:noFill/>
+                    <a:ln>
+                      <a:noFill/>
+                    </a:ln>
+                  </pic:spPr>
+                </pic:pic>
+              </a:graphicData>
+            </a:graphic>
+          </wp:inline>
+        </w:drawing>
+      </w:r>
+    </w:p>
+    <w:p>
+      <w:pPr>
+        <w:pBdr>
+          <w:top w:val="single" w:color="auto" w:sz="4" w:space="0"/>
+          <w:left w:val="single" w:color="auto" w:sz="4" w:space="0"/>
+          <w:bottom w:val="single" w:color="auto" w:sz="4" w:space="0"/>
+          <w:right w:val="single" w:color="auto" w:sz="4" w:space="0"/>
+        </w:pBdr>
+        <w:rPr>
+          <w:rFonts w:hint="default"/>
+          <w:lang w:val="en-US" w:eastAsia="zh-CN"/>
+        </w:rPr>
+      </w:pPr>
+      <w:r>
+        <w:rPr>
+          <w:rFonts w:hint="default"/>
+          <w:lang w:val="en-US" w:eastAsia="zh-CN"/>
+        </w:rPr>
+        <w:t>https://www.</w:t>
+      </w:r>
+      <w:r>
+        <w:rPr>
+          <w:rFonts w:hint="eastAsia"/>
+          <w:lang w:val="en-US" w:eastAsia="zh-CN"/>
+        </w:rPr>
+        <w:t>ruanzi.net</w:t>
+      </w:r>
+      <w:r>
+        <w:rPr>
+          <w:rFonts w:hint="default"/>
+          <w:lang w:val="en-US" w:eastAsia="zh-CN"/>
+        </w:rPr>
+        <w:t>/jy/go/phone.aspx?ituid=11</w:t>
+      </w:r>
+      <w:r>
+        <w:rPr>
+          <w:rFonts w:hint="eastAsia"/>
+          <w:lang w:val="en-US" w:eastAsia="zh-CN"/>
+        </w:rPr>
+        <w:t>8</w:t>
+      </w:r>
+      <w:r>
+        <w:rPr>
+          <w:rFonts w:hint="default"/>
+          <w:lang w:val="en-US" w:eastAsia="zh-CN"/>
+        </w:rPr>
+        <w:t>&amp;mbid=</w:t>
+      </w:r>
+      <w:r>
+        <w:rPr>
+          <w:rFonts w:hint="eastAsia"/>
+          <w:lang w:val="en-US" w:eastAsia="zh-CN"/>
+        </w:rPr>
+        <w:t>11811&amp;itsid=</w:t>
+      </w:r>
+    </w:p>
+    <w:p>
+      <w:pPr>
+        <w:rPr>
+          <w:rFonts w:hint="default"/>
+          <w:lang w:val="en-US" w:eastAsia="zh-CN"/>
+        </w:rPr>
+      </w:pPr>
+    </w:p>
+    <w:p>
+      <w:pPr>
+        <w:pStyle w:val="4"/>
+        <w:bidi w:val="0"/>
+        <w:rPr>
+          <w:rFonts w:hint="eastAsia"/>
+          <w:lang w:val="en-US" w:eastAsia="zh-CN"/>
+        </w:rPr>
+      </w:pPr>
+      <w:r>
+        <w:rPr>
+          <w:rFonts w:hint="eastAsia"/>
+          <w:lang w:val="en-US" w:eastAsia="zh-CN"/>
+        </w:rPr>
+        <w:t>2.1.12  写 11812收藏</w:t>
+      </w:r>
+    </w:p>
+    <w:p>
+      <w:pPr>
+        <w:pBdr>
+          <w:top w:val="single" w:color="auto" w:sz="4" w:space="0"/>
+          <w:left w:val="single" w:color="auto" w:sz="4" w:space="0"/>
+          <w:bottom w:val="single" w:color="auto" w:sz="4" w:space="0"/>
+          <w:right w:val="single" w:color="auto" w:sz="4" w:space="0"/>
+        </w:pBdr>
+        <w:rPr>
+          <w:rFonts w:hint="default"/>
+          <w:lang w:val="en-US" w:eastAsia="zh-CN"/>
+        </w:rPr>
+      </w:pPr>
+      <w:r>
+        <w:rPr>
+          <w:rFonts w:hint="default"/>
+          <w:lang w:val="en-US" w:eastAsia="zh-CN"/>
+        </w:rPr>
+        <w:t>https://www.</w:t>
+      </w:r>
+      <w:r>
+        <w:rPr>
+          <w:rFonts w:hint="eastAsia"/>
+          <w:lang w:val="en-US" w:eastAsia="zh-CN"/>
+        </w:rPr>
+        <w:t>ruanzi.net</w:t>
+      </w:r>
+      <w:r>
+        <w:rPr>
+          <w:rFonts w:hint="default"/>
+          <w:lang w:val="en-US" w:eastAsia="zh-CN"/>
+        </w:rPr>
+        <w:t>/jy/go/phone.aspx?ituid=11</w:t>
+      </w:r>
+      <w:r>
+        <w:rPr>
+          <w:rFonts w:hint="eastAsia"/>
+          <w:lang w:val="en-US" w:eastAsia="zh-CN"/>
+        </w:rPr>
+        <w:t>8</w:t>
+      </w:r>
+      <w:r>
+        <w:rPr>
+          <w:rFonts w:hint="default"/>
+          <w:lang w:val="en-US" w:eastAsia="zh-CN"/>
+        </w:rPr>
+        <w:t>&amp;mbid=</w:t>
+      </w:r>
+      <w:r>
+        <w:rPr>
+          <w:rFonts w:hint="eastAsia"/>
+          <w:lang w:val="en-US" w:eastAsia="zh-CN"/>
+        </w:rPr>
+        <w:t>11812&amp;itsid=</w:t>
+      </w:r>
+    </w:p>
+    <w:p>
+      <w:pPr>
+        <w:rPr>
+          <w:rFonts w:hint="eastAsia"/>
+          <w:lang w:val="en-US" w:eastAsia="zh-CN"/>
+        </w:rPr>
+      </w:pPr>
+    </w:p>
+    <w:p>
+      <w:pPr>
+        <w:rPr>
+          <w:rFonts w:hint="default"/>
+          <w:lang w:val="en-US" w:eastAsia="zh-CN"/>
+        </w:rPr>
+      </w:pPr>
+      <w:r>
+        <w:drawing>
+          <wp:inline distT="0" distB="0" distL="114300" distR="114300">
+            <wp:extent cx="5271135" cy="1113155"/>
+            <wp:effectExtent l="0" t="0" r="5715" b="10795"/>
+            <wp:docPr id="15" name="图片 1"/>
+            <wp:cNvGraphicFramePr>
+              <a:graphicFrameLocks xmlns:a="http://schemas.openxmlformats.org/drawingml/2006/main" noChangeAspect="1"/>
+            </wp:cNvGraphicFramePr>
+            <a:graphic xmlns:a="http://schemas.openxmlformats.org/drawingml/2006/main">
+              <a:graphicData uri="http://schemas.openxmlformats.org/drawingml/2006/picture">
+                <pic:pic xmlns:pic="http://schemas.openxmlformats.org/drawingml/2006/picture">
+                  <pic:nvPicPr>
+                    <pic:cNvPr id="15" name="图片 1"/>
+                    <pic:cNvPicPr>
+                      <a:picLocks noChangeAspect="1"/>
+                    </pic:cNvPicPr>
+                  </pic:nvPicPr>
+                  <pic:blipFill>
+                    <a:blip r:embed="rId18"/>
+                    <a:stretch>
+                      <a:fillRect/>
+                    </a:stretch>
+                  </pic:blipFill>
+                  <pic:spPr>
+                    <a:xfrm>
+                      <a:off x="0" y="0"/>
+                      <a:ext cx="5271135" cy="1113155"/>
+                    </a:xfrm>
+                    <a:prstGeom prst="rect">
+                      <a:avLst/>
+                    </a:prstGeom>
+                    <a:noFill/>
+                    <a:ln>
+                      <a:noFill/>
+                    </a:ln>
+                  </pic:spPr>
+                </pic:pic>
+              </a:graphicData>
+            </a:graphic>
+          </wp:inline>
+        </w:drawing>
+      </w:r>
+      <w:bookmarkStart w:id="74" w:name="_GoBack"/>
+      <w:bookmarkEnd w:id="74"/>
     </w:p>
     <w:p>
       <w:pPr>
@@ -9121,17 +9489,40 @@
         <w:pStyle w:val="6"/>
         <w:bidi w:val="0"/>
         <w:rPr>
-          <w:rFonts w:hint="default"/>
-          <w:lang w:val="en-US" w:eastAsia="zh-CN"/>
-        </w:rPr>
-      </w:pPr>
-      <w:r>
-        <w:rPr>
-          <w:rFonts w:hint="eastAsia"/>
-          <w:lang w:val="en-US" w:eastAsia="zh-CN"/>
-        </w:rPr>
-        <w:t>itie</w:t>
-      </w:r>
+          <w:rFonts w:hint="eastAsia"/>
+          <w:lang w:val="en-US" w:eastAsia="zh-CN"/>
+        </w:rPr>
+      </w:pPr>
+      <w:r>
+        <w:rPr>
+          <w:rFonts w:hint="eastAsia"/>
+          <w:lang w:val="en-US" w:eastAsia="zh-CN"/>
+        </w:rPr>
+        <w:t>Itie</w:t>
+      </w:r>
+    </w:p>
+    <w:p>
+      <w:pPr>
+        <w:rPr>
+          <w:rFonts w:hint="default"/>
+          <w:lang w:val="en-US" w:eastAsia="zh-CN"/>
+        </w:rPr>
+      </w:pPr>
+      <w:r>
+        <w:rPr>
+          <w:rFonts w:hint="default"/>
+          <w:lang w:val="en-US" w:eastAsia="zh-CN"/>
+        </w:rPr>
+        <w:t>SELECT distinct i04,i15,i16,i20,i23,i30,i31,i32,i33,i34 FROM itie  LEFT JOIN itep ON itep.p05 = itie.i34  WHERE i20='invitation' and i04=[#1]</w:t>
+      </w:r>
+    </w:p>
+    <w:p>
+      <w:pPr>
+        <w:rPr>
+          <w:rFonts w:hint="default"/>
+          <w:lang w:val="en-US" w:eastAsia="zh-CN"/>
+        </w:rPr>
+      </w:pPr>
     </w:p>
     <w:p>
       <w:pPr>
@@ -11684,8 +12075,8 @@
           <w:lang w:val="en-US" w:eastAsia="zh-CN"/>
         </w:rPr>
       </w:pPr>
-      <w:bookmarkStart w:id="28" w:name="_Toc18909"/>
-      <w:bookmarkStart w:id="29" w:name="_Toc12092"/>
+      <w:bookmarkStart w:id="28" w:name="_Toc12092"/>
+      <w:bookmarkStart w:id="29" w:name="_Toc18909"/>
       <w:r>
         <w:rPr>
           <w:rFonts w:hint="eastAsia"/>
@@ -14474,12 +14865,222 @@
     <w:p>
       <w:pPr>
         <w:rPr>
-          <w:rFonts w:hint="eastAsia"/>
-          <w:lang w:val="en-US" w:eastAsia="zh-CN"/>
-        </w:rPr>
-      </w:pPr>
-      <w:bookmarkStart w:id="74" w:name="_GoBack"/>
-      <w:bookmarkEnd w:id="74"/>
+          <w:rFonts w:hint="default"/>
+          <w:lang w:val="en-US" w:eastAsia="zh-CN"/>
+        </w:rPr>
+      </w:pPr>
+      <w:r>
+        <w:drawing>
+          <wp:inline distT="0" distB="0" distL="114300" distR="114300">
+            <wp:extent cx="4895850" cy="4133850"/>
+            <wp:effectExtent l="0" t="0" r="0" b="0"/>
+            <wp:docPr id="1" name="图片 1"/>
+            <wp:cNvGraphicFramePr>
+              <a:graphicFrameLocks xmlns:a="http://schemas.openxmlformats.org/drawingml/2006/main" noChangeAspect="1"/>
+            </wp:cNvGraphicFramePr>
+            <a:graphic xmlns:a="http://schemas.openxmlformats.org/drawingml/2006/main">
+              <a:graphicData uri="http://schemas.openxmlformats.org/drawingml/2006/picture">
+                <pic:pic xmlns:pic="http://schemas.openxmlformats.org/drawingml/2006/picture">
+                  <pic:nvPicPr>
+                    <pic:cNvPr id="1" name="图片 1"/>
+                    <pic:cNvPicPr>
+                      <a:picLocks noChangeAspect="1"/>
+                    </pic:cNvPicPr>
+                  </pic:nvPicPr>
+                  <pic:blipFill>
+                    <a:blip r:embed="rId19"/>
+                    <a:stretch>
+                      <a:fillRect/>
+                    </a:stretch>
+                  </pic:blipFill>
+                  <pic:spPr>
+                    <a:xfrm>
+                      <a:off x="0" y="0"/>
+                      <a:ext cx="4895850" cy="4133850"/>
+                    </a:xfrm>
+                    <a:prstGeom prst="rect">
+                      <a:avLst/>
+                    </a:prstGeom>
+                    <a:noFill/>
+                    <a:ln>
+                      <a:noFill/>
+                    </a:ln>
+                  </pic:spPr>
+                </pic:pic>
+              </a:graphicData>
+            </a:graphic>
+          </wp:inline>
+        </w:drawing>
+      </w:r>
+    </w:p>
+    <w:p>
+      <w:pPr>
+        <w:rPr>
+          <w:rFonts w:hint="default"/>
+          <w:lang w:val="en-US" w:eastAsia="zh-CN"/>
+        </w:rPr>
+      </w:pPr>
+      <w:r>
+        <w:rPr>
+          <w:rFonts w:hint="default"/>
+          <w:lang w:val="en-US" w:eastAsia="zh-CN"/>
+        </w:rPr>
+        <w:t>调用端口：</w:t>
+      </w:r>
+    </w:p>
+    <w:p>
+      <w:pPr>
+        <w:pBdr>
+          <w:top w:val="single" w:color="auto" w:sz="4" w:space="0"/>
+          <w:left w:val="single" w:color="auto" w:sz="4" w:space="0"/>
+          <w:bottom w:val="single" w:color="auto" w:sz="4" w:space="0"/>
+          <w:right w:val="single" w:color="auto" w:sz="4" w:space="0"/>
+        </w:pBdr>
+        <w:rPr>
+          <w:rFonts w:hint="default"/>
+          <w:lang w:val="en-US" w:eastAsia="zh-CN"/>
+        </w:rPr>
+      </w:pPr>
+      <w:r>
+        <w:rPr>
+          <w:rFonts w:hint="default"/>
+          <w:lang w:val="en-US" w:eastAsia="zh-CN"/>
+        </w:rPr>
+        <w:t>https://www.ruanzi.net/jy/go/we.aspx?ituid=118&amp;itjid=0</w:t>
+      </w:r>
+      <w:r>
+        <w:rPr>
+          <w:rFonts w:hint="eastAsia"/>
+          <w:lang w:val="en-US" w:eastAsia="zh-CN"/>
+        </w:rPr>
+        <w:t>4</w:t>
+      </w:r>
+      <w:r>
+        <w:rPr>
+          <w:rFonts w:hint="default"/>
+          <w:lang w:val="en-US" w:eastAsia="zh-CN"/>
+        </w:rPr>
+        <w:t>&amp;itcid=118</w:t>
+      </w:r>
+      <w:r>
+        <w:rPr>
+          <w:rFonts w:hint="eastAsia"/>
+          <w:lang w:val="en-US" w:eastAsia="zh-CN"/>
+        </w:rPr>
+        <w:t>13&amp;itsid=</w:t>
+      </w:r>
+    </w:p>
+    <w:p>
+      <w:pPr>
+        <w:pStyle w:val="4"/>
+        <w:bidi w:val="0"/>
+        <w:rPr>
+          <w:rFonts w:hint="eastAsia"/>
+          <w:lang w:val="en-US" w:eastAsia="zh-CN"/>
+        </w:rPr>
+      </w:pPr>
+      <w:r>
+        <w:rPr>
+          <w:rFonts w:hint="eastAsia"/>
+          <w:lang w:val="en-US" w:eastAsia="zh-CN"/>
+        </w:rPr>
+        <w:t>2.2.12 读 11814 获取帖子评论</w:t>
+      </w:r>
+    </w:p>
+    <w:p>
+      <w:r>
+        <w:drawing>
+          <wp:inline distT="0" distB="0" distL="114300" distR="114300">
+            <wp:extent cx="4629150" cy="3619500"/>
+            <wp:effectExtent l="0" t="0" r="0" b="0"/>
+            <wp:docPr id="14" name="图片 4"/>
+            <wp:cNvGraphicFramePr>
+              <a:graphicFrameLocks xmlns:a="http://schemas.openxmlformats.org/drawingml/2006/main" noChangeAspect="1"/>
+            </wp:cNvGraphicFramePr>
+            <a:graphic xmlns:a="http://schemas.openxmlformats.org/drawingml/2006/main">
+              <a:graphicData uri="http://schemas.openxmlformats.org/drawingml/2006/picture">
+                <pic:pic xmlns:pic="http://schemas.openxmlformats.org/drawingml/2006/picture">
+                  <pic:nvPicPr>
+                    <pic:cNvPr id="14" name="图片 4"/>
+                    <pic:cNvPicPr>
+                      <a:picLocks noChangeAspect="1"/>
+                    </pic:cNvPicPr>
+                  </pic:nvPicPr>
+                  <pic:blipFill>
+                    <a:blip r:embed="rId20"/>
+                    <a:stretch>
+                      <a:fillRect/>
+                    </a:stretch>
+                  </pic:blipFill>
+                  <pic:spPr>
+                    <a:xfrm>
+                      <a:off x="0" y="0"/>
+                      <a:ext cx="4629150" cy="3619500"/>
+                    </a:xfrm>
+                    <a:prstGeom prst="rect">
+                      <a:avLst/>
+                    </a:prstGeom>
+                    <a:noFill/>
+                    <a:ln>
+                      <a:noFill/>
+                    </a:ln>
+                  </pic:spPr>
+                </pic:pic>
+              </a:graphicData>
+            </a:graphic>
+          </wp:inline>
+        </w:drawing>
+      </w:r>
+    </w:p>
+    <w:p>
+      <w:pPr>
+        <w:pBdr>
+          <w:top w:val="single" w:color="auto" w:sz="4" w:space="0"/>
+          <w:left w:val="single" w:color="auto" w:sz="4" w:space="0"/>
+          <w:bottom w:val="single" w:color="auto" w:sz="4" w:space="0"/>
+          <w:right w:val="single" w:color="auto" w:sz="4" w:space="0"/>
+        </w:pBdr>
+        <w:rPr>
+          <w:rFonts w:hint="default"/>
+          <w:lang w:val="en-US" w:eastAsia="zh-CN"/>
+        </w:rPr>
+      </w:pPr>
+      <w:r>
+        <w:rPr>
+          <w:rFonts w:hint="default"/>
+          <w:lang w:val="en-US" w:eastAsia="zh-CN"/>
+        </w:rPr>
+        <w:t>https://www.ruanzi.net/jy/go/we.aspx?ituid=118&amp;itjid=0</w:t>
+      </w:r>
+      <w:r>
+        <w:rPr>
+          <w:rFonts w:hint="eastAsia"/>
+          <w:lang w:val="en-US" w:eastAsia="zh-CN"/>
+        </w:rPr>
+        <w:t>4</w:t>
+      </w:r>
+      <w:r>
+        <w:rPr>
+          <w:rFonts w:hint="default"/>
+          <w:lang w:val="en-US" w:eastAsia="zh-CN"/>
+        </w:rPr>
+        <w:t>&amp;itcid=118</w:t>
+      </w:r>
+      <w:r>
+        <w:rPr>
+          <w:rFonts w:hint="eastAsia"/>
+          <w:lang w:val="en-US" w:eastAsia="zh-CN"/>
+        </w:rPr>
+        <w:t>14&amp;postid=</w:t>
+      </w:r>
+    </w:p>
+    <w:p>
+      <w:pPr>
+        <w:rPr>
+          <w:rFonts w:hint="default"/>
+          <w:lang w:val="en-US" w:eastAsia="zh-CN"/>
+        </w:rPr>
+      </w:pPr>
     </w:p>
     <w:p>
       <w:pPr>
@@ -14494,6 +15095,13 @@
           <w:lang w:val="en-US" w:eastAsia="zh-CN"/>
         </w:rPr>
       </w:pPr>
+      <w:r>
+        <w:rPr>
+          <w:rFonts w:hint="eastAsia"/>
+          <w:lang w:val="en-US" w:eastAsia="zh-CN"/>
+        </w:rPr>
+        <w:t>{</w:t>
+      </w:r>
     </w:p>
     <w:p>
       <w:pPr>
@@ -14508,647 +15116,13 @@
           <w:lang w:val="en-US" w:eastAsia="zh-CN"/>
         </w:rPr>
       </w:pPr>
-    </w:p>
-    <w:p>
-      <w:pPr>
-        <w:pStyle w:val="3"/>
-        <w:bidi w:val="0"/>
-        <w:rPr>
-          <w:rFonts w:hint="eastAsia"/>
-          <w:lang w:val="en-US" w:eastAsia="zh-CN"/>
-        </w:rPr>
-      </w:pPr>
-      <w:bookmarkStart w:id="33" w:name="_Toc5781"/>
-      <w:r>
-        <w:rPr>
-          <w:rFonts w:hint="eastAsia"/>
-          <w:lang w:val="en-US" w:eastAsia="zh-CN"/>
-        </w:rPr>
-        <w:t>2.3 其他接口</w:t>
-      </w:r>
-      <w:bookmarkEnd w:id="33"/>
-    </w:p>
-    <w:p>
-      <w:pPr>
-        <w:pStyle w:val="4"/>
-        <w:bidi w:val="0"/>
-        <w:rPr>
-          <w:rFonts w:hint="default"/>
-          <w:lang w:val="en-US" w:eastAsia="zh-CN"/>
-        </w:rPr>
-      </w:pPr>
-      <w:bookmarkStart w:id="34" w:name="_Toc27174"/>
-      <w:r>
-        <w:rPr>
-          <w:rFonts w:hint="eastAsia"/>
-          <w:lang w:val="en-US" w:eastAsia="zh-CN"/>
-        </w:rPr>
-        <w:t>2.3.1 写 10326，11608，10311，10300，1236注册登录部分</w:t>
-      </w:r>
-      <w:bookmarkEnd w:id="34"/>
-    </w:p>
-    <w:p>
-      <w:pPr>
-        <w:rPr>
-          <w:rFonts w:hint="default"/>
-          <w:b/>
-          <w:bCs/>
-          <w:lang w:val="en-US" w:eastAsia="zh-CN"/>
-        </w:rPr>
-      </w:pPr>
-      <w:r>
-        <w:rPr>
-          <w:rFonts w:hint="default"/>
-          <w:b/>
-          <w:bCs/>
-          <w:lang w:val="en-US" w:eastAsia="zh-CN"/>
-        </w:rPr>
-        <w:t>注册-上传手机号，发送验证码的上传请求url：</w:t>
-      </w:r>
-    </w:p>
-    <w:p>
-      <w:pPr>
-        <w:pBdr>
-          <w:top w:val="single" w:color="auto" w:sz="4" w:space="0"/>
-          <w:left w:val="single" w:color="auto" w:sz="4" w:space="0"/>
-          <w:bottom w:val="single" w:color="auto" w:sz="4" w:space="0"/>
-          <w:right w:val="single" w:color="auto" w:sz="4" w:space="0"/>
-        </w:pBdr>
-        <w:rPr>
-          <w:rFonts w:hint="default"/>
-          <w:lang w:val="en-US" w:eastAsia="zh-CN"/>
-        </w:rPr>
-      </w:pPr>
-      <w:r>
-        <w:rPr>
-          <w:rFonts w:hint="eastAsia"/>
-          <w:lang w:val="en-US" w:eastAsia="zh-CN"/>
-        </w:rPr>
-        <w:t>Url:</w:t>
-      </w:r>
-      <w:r>
-        <w:rPr>
-          <w:rFonts w:hint="eastAsia"/>
-          <w:lang w:val="en-US" w:eastAsia="zh-CN"/>
-        </w:rPr>
-        <w:tab/>
-      </w:r>
-      <w:r>
-        <w:rPr>
-          <w:rFonts w:hint="default"/>
-          <w:lang w:val="en-US" w:eastAsia="zh-CN"/>
-        </w:rPr>
-        <w:t>https://www.</w:t>
-      </w:r>
-      <w:r>
-        <w:rPr>
-          <w:rFonts w:hint="eastAsia"/>
-          <w:lang w:val="en-US" w:eastAsia="zh-CN"/>
-        </w:rPr>
-        <w:t>ruanzi.net</w:t>
-      </w:r>
-      <w:r>
-        <w:rPr>
-          <w:rFonts w:hint="default"/>
-          <w:lang w:val="en-US" w:eastAsia="zh-CN"/>
-        </w:rPr>
-        <w:t>/jy/go/phone.aspx?ituid=11</w:t>
-      </w:r>
-      <w:r>
-        <w:rPr>
-          <w:rFonts w:hint="eastAsia"/>
-          <w:lang w:val="en-US" w:eastAsia="zh-CN"/>
-        </w:rPr>
-        <w:t>8</w:t>
-      </w:r>
-      <w:r>
-        <w:rPr>
-          <w:rFonts w:hint="default"/>
-          <w:lang w:val="en-US" w:eastAsia="zh-CN"/>
-        </w:rPr>
-        <w:t>&amp;mbid=10326</w:t>
-      </w:r>
-    </w:p>
-    <w:p>
-      <w:pPr>
-        <w:pBdr>
-          <w:top w:val="single" w:color="auto" w:sz="4" w:space="0"/>
-          <w:left w:val="single" w:color="auto" w:sz="4" w:space="0"/>
-          <w:bottom w:val="single" w:color="auto" w:sz="4" w:space="0"/>
-          <w:right w:val="single" w:color="auto" w:sz="4" w:space="0"/>
-        </w:pBdr>
-        <w:rPr>
-          <w:rFonts w:hint="default"/>
-          <w:lang w:val="en-US" w:eastAsia="zh-CN"/>
-        </w:rPr>
-      </w:pPr>
-      <w:r>
-        <w:rPr>
-          <w:rFonts w:hint="eastAsia"/>
-          <w:lang w:val="en-US" w:eastAsia="zh-CN"/>
-        </w:rPr>
-        <w:t>格式：</w:t>
-      </w:r>
-      <w:r>
-        <w:rPr>
-          <w:rFonts w:hint="default"/>
-          <w:lang w:val="en-US" w:eastAsia="zh-CN"/>
-        </w:rPr>
-        <w:t>{"name":"19927424024","time":"2026-05-08 11:38:36"}</w:t>
-      </w:r>
-    </w:p>
-    <w:p>
-      <w:pPr>
-        <w:rPr>
-          <w:rFonts w:hint="default"/>
-          <w:b/>
-          <w:bCs/>
-          <w:lang w:val="en-US" w:eastAsia="zh-CN"/>
-        </w:rPr>
-      </w:pPr>
-      <w:r>
-        <w:rPr>
-          <w:rFonts w:hint="default"/>
-          <w:b/>
-          <w:bCs/>
-          <w:lang w:val="en-US" w:eastAsia="zh-CN"/>
-        </w:rPr>
-        <w:t>注册-手机号，密码，验证码上传服务器请求接口：</w:t>
-      </w:r>
-    </w:p>
-    <w:p>
-      <w:pPr>
-        <w:pBdr>
-          <w:top w:val="single" w:color="auto" w:sz="4" w:space="0"/>
-          <w:left w:val="single" w:color="auto" w:sz="4" w:space="0"/>
-          <w:bottom w:val="single" w:color="auto" w:sz="4" w:space="0"/>
-          <w:right w:val="single" w:color="auto" w:sz="4" w:space="0"/>
-        </w:pBdr>
-        <w:rPr>
-          <w:rFonts w:hint="default"/>
-          <w:lang w:val="en-US" w:eastAsia="zh-CN"/>
-        </w:rPr>
-      </w:pPr>
-      <w:r>
-        <w:rPr>
-          <w:rFonts w:hint="eastAsia"/>
-          <w:lang w:val="en-US" w:eastAsia="zh-CN"/>
-        </w:rPr>
-        <w:t>Url：</w:t>
-      </w:r>
-      <w:r>
-        <w:rPr>
-          <w:rFonts w:hint="default"/>
-          <w:lang w:val="en-US" w:eastAsia="zh-CN"/>
-        </w:rPr>
-        <w:t>https://www.</w:t>
-      </w:r>
-      <w:r>
-        <w:rPr>
-          <w:rFonts w:hint="eastAsia"/>
-          <w:lang w:val="en-US" w:eastAsia="zh-CN"/>
-        </w:rPr>
-        <w:t>ruanzi.net</w:t>
-      </w:r>
-      <w:r>
-        <w:rPr>
-          <w:rFonts w:hint="default"/>
-          <w:lang w:val="en-US" w:eastAsia="zh-CN"/>
-        </w:rPr>
-        <w:t>/jy/go/phone.aspx?ituid=11</w:t>
-      </w:r>
-      <w:r>
-        <w:rPr>
-          <w:rFonts w:hint="eastAsia"/>
-          <w:lang w:val="en-US" w:eastAsia="zh-CN"/>
-        </w:rPr>
-        <w:t>8</w:t>
-      </w:r>
-      <w:r>
-        <w:rPr>
-          <w:rFonts w:hint="default"/>
-          <w:lang w:val="en-US" w:eastAsia="zh-CN"/>
-        </w:rPr>
-        <w:t>&amp;mbid=10311</w:t>
-      </w:r>
-    </w:p>
-    <w:p>
-      <w:pPr>
-        <w:pBdr>
-          <w:top w:val="single" w:color="auto" w:sz="4" w:space="0"/>
-          <w:left w:val="single" w:color="auto" w:sz="4" w:space="0"/>
-          <w:bottom w:val="single" w:color="auto" w:sz="4" w:space="0"/>
-          <w:right w:val="single" w:color="auto" w:sz="4" w:space="0"/>
-        </w:pBdr>
-        <w:rPr>
-          <w:rFonts w:hint="default"/>
-          <w:lang w:val="en-US" w:eastAsia="zh-CN"/>
-        </w:rPr>
-      </w:pPr>
-      <w:r>
-        <w:rPr>
-          <w:rFonts w:hint="eastAsia"/>
-          <w:lang w:val="en-US" w:eastAsia="zh-CN"/>
-        </w:rPr>
-        <w:t>格式：</w:t>
-      </w:r>
-    </w:p>
-    <w:p>
-      <w:pPr>
-        <w:pBdr>
-          <w:top w:val="single" w:color="auto" w:sz="4" w:space="0"/>
-          <w:left w:val="single" w:color="auto" w:sz="4" w:space="0"/>
-          <w:bottom w:val="single" w:color="auto" w:sz="4" w:space="0"/>
-          <w:right w:val="single" w:color="auto" w:sz="4" w:space="0"/>
-        </w:pBdr>
-        <w:rPr>
-          <w:rFonts w:hint="default"/>
-          <w:lang w:val="en-US" w:eastAsia="zh-CN"/>
-        </w:rPr>
-      </w:pPr>
-      <w:r>
-        <w:rPr>
-          <w:rFonts w:hint="default"/>
-          <w:lang w:val="en-US" w:eastAsia="zh-CN"/>
-        </w:rPr>
-        <w:t>{"edMobile":"19927424024","edPWD":"12345678q","edPWD2":"12345678q","edCheckCode":"358031","accountType":"子女端账号"}</w:t>
-      </w:r>
-    </w:p>
-    <w:p>
-      <w:pPr>
-        <w:rPr>
-          <w:rFonts w:hint="default"/>
-          <w:b/>
-          <w:bCs/>
-          <w:lang w:val="en-US" w:eastAsia="zh-CN"/>
-        </w:rPr>
-      </w:pPr>
-      <w:r>
-        <w:rPr>
-          <w:rFonts w:hint="default"/>
-          <w:b/>
-          <w:bCs/>
-          <w:lang w:val="en-US" w:eastAsia="zh-CN"/>
-        </w:rPr>
-        <w:t>修改密码-手机号，验证码，新密码上传服务器url：</w:t>
-      </w:r>
-    </w:p>
-    <w:p>
-      <w:pPr>
-        <w:pBdr>
-          <w:top w:val="single" w:color="auto" w:sz="4" w:space="0"/>
-          <w:left w:val="single" w:color="auto" w:sz="4" w:space="0"/>
-          <w:bottom w:val="single" w:color="auto" w:sz="4" w:space="0"/>
-          <w:right w:val="single" w:color="auto" w:sz="4" w:space="0"/>
-        </w:pBdr>
-        <w:rPr>
-          <w:rFonts w:hint="default"/>
-          <w:lang w:val="en-US" w:eastAsia="zh-CN"/>
-        </w:rPr>
-      </w:pPr>
-      <w:r>
-        <w:rPr>
-          <w:rFonts w:hint="eastAsia"/>
-          <w:lang w:val="en-US" w:eastAsia="zh-CN"/>
-        </w:rPr>
-        <w:t>Url：</w:t>
-      </w:r>
-      <w:r>
-        <w:rPr>
-          <w:rFonts w:hint="default"/>
-          <w:lang w:val="en-US" w:eastAsia="zh-CN"/>
-        </w:rPr>
-        <w:t>https://www.</w:t>
-      </w:r>
-      <w:r>
-        <w:rPr>
-          <w:rFonts w:hint="eastAsia"/>
-          <w:lang w:val="en-US" w:eastAsia="zh-CN"/>
-        </w:rPr>
-        <w:t>ruanzi.net</w:t>
-      </w:r>
-      <w:r>
-        <w:rPr>
-          <w:rFonts w:hint="default"/>
-          <w:lang w:val="en-US" w:eastAsia="zh-CN"/>
-        </w:rPr>
-        <w:t>/jy/go/phone.aspx?ituid=11</w:t>
-      </w:r>
-      <w:r>
-        <w:rPr>
-          <w:rFonts w:hint="eastAsia"/>
-          <w:lang w:val="en-US" w:eastAsia="zh-CN"/>
-        </w:rPr>
-        <w:t>8</w:t>
-      </w:r>
-      <w:r>
-        <w:rPr>
-          <w:rFonts w:hint="default"/>
-          <w:lang w:val="en-US" w:eastAsia="zh-CN"/>
-        </w:rPr>
-        <w:t>&amp;mbid=11608</w:t>
-      </w:r>
-    </w:p>
-    <w:p>
-      <w:pPr>
-        <w:pBdr>
-          <w:top w:val="single" w:color="auto" w:sz="4" w:space="0"/>
-          <w:left w:val="single" w:color="auto" w:sz="4" w:space="0"/>
-          <w:bottom w:val="single" w:color="auto" w:sz="4" w:space="0"/>
-          <w:right w:val="single" w:color="auto" w:sz="4" w:space="0"/>
-        </w:pBdr>
-        <w:rPr>
-          <w:rFonts w:hint="default"/>
-          <w:lang w:val="en-US" w:eastAsia="zh-CN"/>
-        </w:rPr>
-      </w:pPr>
-      <w:r>
-        <w:rPr>
-          <w:rFonts w:hint="eastAsia"/>
-          <w:lang w:val="en-US" w:eastAsia="zh-CN"/>
-        </w:rPr>
-        <w:t>格式：</w:t>
-      </w:r>
-    </w:p>
-    <w:p>
-      <w:pPr>
-        <w:pBdr>
-          <w:top w:val="single" w:color="auto" w:sz="4" w:space="0"/>
-          <w:left w:val="single" w:color="auto" w:sz="4" w:space="0"/>
-          <w:bottom w:val="single" w:color="auto" w:sz="4" w:space="0"/>
-          <w:right w:val="single" w:color="auto" w:sz="4" w:space="0"/>
-        </w:pBdr>
-        <w:rPr>
-          <w:rFonts w:hint="default"/>
-          <w:lang w:val="en-US" w:eastAsia="zh-CN"/>
-        </w:rPr>
-      </w:pPr>
-      <w:r>
-        <w:rPr>
-          <w:rFonts w:hint="default"/>
-          <w:lang w:val="en-US" w:eastAsia="zh-CN"/>
-        </w:rPr>
-        <w:t>{"edMobile":"19927424024","edPWD":"12345678q","edPWD2":"12345678q","edCheckCode":"327979","accountType":"子女端账号"}</w:t>
-      </w:r>
-    </w:p>
-    <w:p>
-      <w:pPr>
-        <w:rPr>
-          <w:rFonts w:hint="default"/>
-          <w:b/>
-          <w:bCs/>
-          <w:lang w:val="en-US" w:eastAsia="zh-CN"/>
-        </w:rPr>
-      </w:pPr>
-      <w:r>
-        <w:rPr>
-          <w:rFonts w:hint="default"/>
-          <w:b/>
-          <w:bCs/>
-          <w:lang w:val="en-US" w:eastAsia="zh-CN"/>
-        </w:rPr>
-        <w:t>登录-手机号，密码上传服务器url：</w:t>
-      </w:r>
-    </w:p>
-    <w:p>
-      <w:pPr>
-        <w:pBdr>
-          <w:top w:val="single" w:color="auto" w:sz="4" w:space="0"/>
-          <w:left w:val="single" w:color="auto" w:sz="4" w:space="0"/>
-          <w:bottom w:val="single" w:color="auto" w:sz="4" w:space="0"/>
-          <w:right w:val="single" w:color="auto" w:sz="4" w:space="0"/>
-        </w:pBdr>
-        <w:rPr>
-          <w:rFonts w:hint="default"/>
-          <w:lang w:val="en-US" w:eastAsia="zh-CN"/>
-        </w:rPr>
-      </w:pPr>
-      <w:r>
-        <w:rPr>
-          <w:rFonts w:hint="eastAsia"/>
-          <w:lang w:val="en-US" w:eastAsia="zh-CN"/>
-        </w:rPr>
-        <w:t>Url：</w:t>
-      </w:r>
-      <w:r>
-        <w:rPr>
-          <w:rFonts w:hint="default"/>
-          <w:lang w:val="en-US" w:eastAsia="zh-CN"/>
-        </w:rPr>
-        <w:t>https://www.</w:t>
-      </w:r>
-      <w:r>
-        <w:rPr>
-          <w:rFonts w:hint="eastAsia"/>
-          <w:lang w:val="en-US" w:eastAsia="zh-CN"/>
-        </w:rPr>
-        <w:t>ruanzi.net</w:t>
-      </w:r>
-      <w:r>
-        <w:rPr>
-          <w:rFonts w:hint="default"/>
-          <w:lang w:val="en-US" w:eastAsia="zh-CN"/>
-        </w:rPr>
-        <w:t>/jy/go/phone.aspx?ituid=11</w:t>
-      </w:r>
-      <w:r>
-        <w:rPr>
-          <w:rFonts w:hint="eastAsia"/>
-          <w:lang w:val="en-US" w:eastAsia="zh-CN"/>
-        </w:rPr>
-        <w:t>8</w:t>
-      </w:r>
-      <w:r>
-        <w:rPr>
-          <w:rFonts w:hint="default"/>
-          <w:lang w:val="en-US" w:eastAsia="zh-CN"/>
-        </w:rPr>
-        <w:t>&amp;mbid=10300</w:t>
-      </w:r>
-    </w:p>
-    <w:p>
-      <w:pPr>
-        <w:pBdr>
-          <w:top w:val="single" w:color="auto" w:sz="4" w:space="0"/>
-          <w:left w:val="single" w:color="auto" w:sz="4" w:space="0"/>
-          <w:bottom w:val="single" w:color="auto" w:sz="4" w:space="0"/>
-          <w:right w:val="single" w:color="auto" w:sz="4" w:space="0"/>
-        </w:pBdr>
-        <w:rPr>
-          <w:rFonts w:hint="default"/>
-          <w:lang w:val="en-US" w:eastAsia="zh-CN"/>
-        </w:rPr>
-      </w:pPr>
-      <w:r>
-        <w:rPr>
-          <w:rFonts w:hint="eastAsia"/>
-          <w:lang w:val="en-US" w:eastAsia="zh-CN"/>
-        </w:rPr>
-        <w:t>格式：</w:t>
-      </w:r>
-    </w:p>
-    <w:p>
-      <w:pPr>
-        <w:pBdr>
-          <w:top w:val="single" w:color="auto" w:sz="4" w:space="0"/>
-          <w:left w:val="single" w:color="auto" w:sz="4" w:space="0"/>
-          <w:bottom w:val="single" w:color="auto" w:sz="4" w:space="0"/>
-          <w:right w:val="single" w:color="auto" w:sz="4" w:space="0"/>
-        </w:pBdr>
-        <w:rPr>
-          <w:rFonts w:hint="default"/>
-          <w:lang w:val="en-US" w:eastAsia="zh-CN"/>
-        </w:rPr>
-      </w:pPr>
-      <w:r>
-        <w:rPr>
-          <w:rFonts w:hint="default"/>
-          <w:lang w:val="en-US" w:eastAsia="zh-CN"/>
-        </w:rPr>
-        <w:t>{"name":"19927424024", "pwd":"12345678q"}</w:t>
-      </w:r>
-    </w:p>
-    <w:p>
-      <w:pPr>
-        <w:rPr>
-          <w:rFonts w:hint="default"/>
-          <w:b/>
-          <w:bCs/>
-          <w:lang w:val="en-US" w:eastAsia="zh-CN"/>
-        </w:rPr>
-      </w:pPr>
-      <w:r>
-        <w:rPr>
-          <w:rFonts w:hint="default"/>
-          <w:b/>
-          <w:bCs/>
-          <w:lang w:val="en-US" w:eastAsia="zh-CN"/>
-        </w:rPr>
-        <w:t>修改密码-手机号上传服务器url：</w:t>
-      </w:r>
-    </w:p>
-    <w:p>
-      <w:pPr>
-        <w:pBdr>
-          <w:top w:val="single" w:color="auto" w:sz="4" w:space="0"/>
-          <w:left w:val="single" w:color="auto" w:sz="4" w:space="0"/>
-          <w:bottom w:val="single" w:color="auto" w:sz="4" w:space="0"/>
-          <w:right w:val="single" w:color="auto" w:sz="4" w:space="0"/>
-        </w:pBdr>
-        <w:rPr>
-          <w:rFonts w:hint="default"/>
-          <w:lang w:val="en-US" w:eastAsia="zh-CN"/>
-        </w:rPr>
-      </w:pPr>
-      <w:r>
-        <w:rPr>
-          <w:rFonts w:hint="default"/>
-          <w:lang w:val="en-US" w:eastAsia="zh-CN"/>
-        </w:rPr>
-        <w:t xml:space="preserve"> Url=https://www.</w:t>
-      </w:r>
-      <w:r>
-        <w:rPr>
-          <w:rFonts w:hint="eastAsia"/>
-          <w:lang w:val="en-US" w:eastAsia="zh-CN"/>
-        </w:rPr>
-        <w:t>ruanzi.net</w:t>
-      </w:r>
-      <w:r>
-        <w:rPr>
-          <w:rFonts w:hint="default"/>
-          <w:lang w:val="en-US" w:eastAsia="zh-CN"/>
-        </w:rPr>
-        <w:t>/jy/go/phone.aspx?ituid=11</w:t>
-      </w:r>
-      <w:r>
-        <w:rPr>
-          <w:rFonts w:hint="eastAsia"/>
-          <w:lang w:val="en-US" w:eastAsia="zh-CN"/>
-        </w:rPr>
-        <w:t>8</w:t>
-      </w:r>
-      <w:r>
-        <w:rPr>
-          <w:rFonts w:hint="default"/>
-          <w:lang w:val="en-US" w:eastAsia="zh-CN"/>
-        </w:rPr>
-        <w:t>&amp;mbid=1236</w:t>
-      </w:r>
-    </w:p>
-    <w:p>
-      <w:pPr>
-        <w:pBdr>
-          <w:top w:val="single" w:color="auto" w:sz="4" w:space="0"/>
-          <w:left w:val="single" w:color="auto" w:sz="4" w:space="0"/>
-          <w:bottom w:val="single" w:color="auto" w:sz="4" w:space="0"/>
-          <w:right w:val="single" w:color="auto" w:sz="4" w:space="0"/>
-        </w:pBdr>
-        <w:rPr>
-          <w:rFonts w:hint="default"/>
-          <w:lang w:val="en-US" w:eastAsia="zh-CN"/>
-        </w:rPr>
-      </w:pPr>
-      <w:r>
-        <w:rPr>
-          <w:rFonts w:hint="eastAsia"/>
-          <w:lang w:val="en-US" w:eastAsia="zh-CN"/>
-        </w:rPr>
-        <w:t>格式：</w:t>
-      </w:r>
-    </w:p>
-    <w:p>
-      <w:pPr>
-        <w:pBdr>
-          <w:top w:val="single" w:color="auto" w:sz="4" w:space="0"/>
-          <w:left w:val="single" w:color="auto" w:sz="4" w:space="0"/>
-          <w:bottom w:val="single" w:color="auto" w:sz="4" w:space="0"/>
-          <w:right w:val="single" w:color="auto" w:sz="4" w:space="0"/>
-        </w:pBdr>
-        <w:rPr>
-          <w:rFonts w:hint="default"/>
-          <w:lang w:val="en-US" w:eastAsia="zh-CN"/>
-        </w:rPr>
-      </w:pPr>
-      <w:r>
-        <w:rPr>
-          <w:rFonts w:hint="default"/>
-          <w:lang w:val="en-US" w:eastAsia="zh-CN"/>
-        </w:rPr>
-        <w:t>{"name":"17138854108","time":"2026-05-08 15:09:03"}</w:t>
-      </w:r>
-    </w:p>
-    <w:p>
-      <w:pPr>
-        <w:rPr>
-          <w:rFonts w:hint="default"/>
-          <w:lang w:val="en-US" w:eastAsia="zh-CN"/>
-        </w:rPr>
-      </w:pPr>
-    </w:p>
-    <w:p>
-      <w:pPr>
-        <w:rPr>
-          <w:rFonts w:hint="default"/>
-          <w:lang w:val="en-US" w:eastAsia="zh-CN"/>
-        </w:rPr>
-      </w:pPr>
-    </w:p>
-    <w:p>
-      <w:pPr>
-        <w:rPr>
-          <w:rFonts w:hint="default"/>
-          <w:lang w:val="en-US" w:eastAsia="zh-CN"/>
-        </w:rPr>
-      </w:pPr>
-    </w:p>
-    <w:p>
-      <w:pPr>
-        <w:rPr>
-          <w:rFonts w:hint="default"/>
-          <w:lang w:val="en-US" w:eastAsia="zh-CN"/>
-        </w:rPr>
-      </w:pPr>
+      <w:r>
+        <w:rPr>
+          <w:rFonts w:hint="eastAsia"/>
+          <w:lang w:val="en-US" w:eastAsia="zh-CN"/>
+        </w:rPr>
+        <w:t>"commenttext":"[#commenttext]",</w:t>
+      </w:r>
     </w:p>
     <w:p>
       <w:pPr>
@@ -15159,10 +15133,17 @@
           <w:right w:val="none" w:color="auto" w:sz="0" w:space="0"/>
         </w:pBdr>
         <w:rPr>
-          <w:rFonts w:hint="default"/>
-          <w:lang w:val="en-US" w:eastAsia="zh-CN"/>
-        </w:rPr>
-      </w:pPr>
+          <w:rFonts w:hint="eastAsia"/>
+          <w:lang w:val="en-US" w:eastAsia="zh-CN"/>
+        </w:rPr>
+      </w:pPr>
+      <w:r>
+        <w:rPr>
+          <w:rFonts w:hint="eastAsia"/>
+          <w:lang w:val="en-US" w:eastAsia="zh-CN"/>
+        </w:rPr>
+        <w:t>"publishtime":"[#publishtime]",</w:t>
+      </w:r>
     </w:p>
     <w:p>
       <w:pPr>
@@ -15172,7 +15153,18 @@
           <w:bottom w:val="none" w:color="auto" w:sz="0" w:space="0"/>
           <w:right w:val="none" w:color="auto" w:sz="0" w:space="0"/>
         </w:pBdr>
-      </w:pPr>
+        <w:rPr>
+          <w:rFonts w:hint="eastAsia"/>
+          <w:lang w:val="en-US" w:eastAsia="zh-CN"/>
+        </w:rPr>
+      </w:pPr>
+      <w:r>
+        <w:rPr>
+          <w:rFonts w:hint="eastAsia"/>
+          <w:lang w:val="en-US" w:eastAsia="zh-CN"/>
+        </w:rPr>
+        <w:t>"headimg":"[#headimg]",</w:t>
+      </w:r>
     </w:p>
     <w:p>
       <w:pPr>
@@ -15183,10 +15175,17 @@
           <w:right w:val="none" w:color="auto" w:sz="0" w:space="0"/>
         </w:pBdr>
         <w:rPr>
-          <w:rFonts w:hint="default"/>
-          <w:lang w:val="en-US" w:eastAsia="zh-CN"/>
-        </w:rPr>
-      </w:pPr>
+          <w:rFonts w:hint="eastAsia"/>
+          <w:lang w:val="en-US" w:eastAsia="zh-CN"/>
+        </w:rPr>
+      </w:pPr>
+      <w:r>
+        <w:rPr>
+          <w:rFonts w:hint="eastAsia"/>
+          <w:lang w:val="en-US" w:eastAsia="zh-CN"/>
+        </w:rPr>
+        <w:t>"usernamecn":"[#usernamecn]"</w:t>
+      </w:r>
     </w:p>
     <w:p>
       <w:pPr>
@@ -15197,392 +15196,10 @@
           <w:right w:val="none" w:color="auto" w:sz="0" w:space="0"/>
         </w:pBdr>
         <w:rPr>
-          <w:rFonts w:hint="default"/>
-          <w:lang w:val="en-US" w:eastAsia="zh-CN"/>
-        </w:rPr>
-      </w:pPr>
-    </w:p>
-    <w:p>
-      <w:pPr>
-        <w:rPr>
-          <w:rFonts w:hint="default"/>
-          <w:lang w:val="en-US" w:eastAsia="zh-CN"/>
-        </w:rPr>
-      </w:pPr>
-    </w:p>
-    <w:p>
-      <w:pPr>
-        <w:pStyle w:val="2"/>
-        <w:bidi w:val="0"/>
-        <w:rPr>
-          <w:rFonts w:hint="eastAsia"/>
-          <w:lang w:val="en-US" w:eastAsia="zh-CN"/>
-        </w:rPr>
-      </w:pPr>
-      <w:bookmarkStart w:id="35" w:name="_Toc24920"/>
-      <w:r>
-        <w:rPr>
-          <w:rFonts w:hint="eastAsia"/>
-          <w:lang w:val="en-US" w:eastAsia="zh-CN"/>
-        </w:rPr>
-        <w:t>3 数据库说明</w:t>
-      </w:r>
-      <w:bookmarkEnd w:id="35"/>
-    </w:p>
-    <w:p>
-      <w:pPr>
-        <w:pStyle w:val="3"/>
-        <w:bidi w:val="0"/>
-        <w:rPr>
-          <w:rFonts w:hint="default"/>
-          <w:lang w:val="en-US" w:eastAsia="zh-CN"/>
-        </w:rPr>
-      </w:pPr>
-      <w:bookmarkStart w:id="36" w:name="_Toc9858"/>
-      <w:r>
-        <w:rPr>
-          <w:rFonts w:hint="eastAsia"/>
-          <w:lang w:val="en-US" w:eastAsia="zh-CN"/>
-        </w:rPr>
-        <w:t>3.1 数据库表信息处理</w:t>
-      </w:r>
-      <w:bookmarkEnd w:id="36"/>
-    </w:p>
-    <w:p>
-      <w:pPr>
-        <w:pStyle w:val="4"/>
-        <w:bidi w:val="0"/>
-        <w:rPr>
-          <w:rFonts w:hint="default"/>
-          <w:lang w:val="en-US" w:eastAsia="zh-CN"/>
-        </w:rPr>
-      </w:pPr>
-      <w:bookmarkStart w:id="37" w:name="_Toc343"/>
-      <w:bookmarkStart w:id="38" w:name="_Toc5492"/>
-      <w:r>
-        <w:rPr>
-          <w:rFonts w:hint="eastAsia"/>
-          <w:lang w:val="en-US" w:eastAsia="zh-CN"/>
-        </w:rPr>
-        <w:t>3.1.1  ITET（文章正文）</w:t>
-      </w:r>
-      <w:bookmarkEnd w:id="37"/>
-      <w:bookmarkEnd w:id="38"/>
-    </w:p>
-    <w:p>
-      <w:pPr>
-        <w:pBdr>
-          <w:top w:val="single" w:color="auto" w:sz="4" w:space="0"/>
-          <w:left w:val="single" w:color="auto" w:sz="4" w:space="0"/>
-          <w:bottom w:val="single" w:color="auto" w:sz="4" w:space="0"/>
-          <w:right w:val="single" w:color="auto" w:sz="4" w:space="0"/>
-        </w:pBdr>
-        <w:rPr>
-          <w:rFonts w:hint="eastAsia"/>
-          <w:lang w:val="en-US" w:eastAsia="zh-CN"/>
-        </w:rPr>
-      </w:pPr>
-      <w:r>
-        <w:rPr>
-          <w:rFonts w:hint="eastAsia"/>
-          <w:lang w:val="en-US" w:eastAsia="zh-CN"/>
-        </w:rPr>
-        <w:t>drop table ItET</w:t>
-      </w:r>
-    </w:p>
-    <w:p>
-      <w:pPr>
-        <w:pBdr>
-          <w:top w:val="single" w:color="auto" w:sz="4" w:space="0"/>
-          <w:left w:val="single" w:color="auto" w:sz="4" w:space="0"/>
-          <w:bottom w:val="single" w:color="auto" w:sz="4" w:space="0"/>
-          <w:right w:val="single" w:color="auto" w:sz="4" w:space="0"/>
-        </w:pBdr>
-        <w:rPr>
-          <w:rFonts w:hint="eastAsia"/>
-          <w:lang w:val="en-US" w:eastAsia="zh-CN"/>
-        </w:rPr>
-      </w:pPr>
-      <w:r>
-        <w:rPr>
-          <w:rFonts w:hint="eastAsia"/>
-          <w:lang w:val="en-US" w:eastAsia="zh-CN"/>
-        </w:rPr>
-        <w:t>Create Table ItET</w:t>
-      </w:r>
-    </w:p>
-    <w:p>
-      <w:pPr>
-        <w:pBdr>
-          <w:top w:val="single" w:color="auto" w:sz="4" w:space="0"/>
-          <w:left w:val="single" w:color="auto" w:sz="4" w:space="0"/>
-          <w:bottom w:val="single" w:color="auto" w:sz="4" w:space="0"/>
-          <w:right w:val="single" w:color="auto" w:sz="4" w:space="0"/>
-        </w:pBdr>
-        <w:rPr>
-          <w:rFonts w:hint="eastAsia"/>
-          <w:lang w:val="en-US" w:eastAsia="zh-CN"/>
-        </w:rPr>
-      </w:pPr>
-      <w:r>
-        <w:rPr>
-          <w:rFonts w:hint="eastAsia"/>
-          <w:lang w:val="en-US" w:eastAsia="zh-CN"/>
-        </w:rPr>
-        <w:t>(</w:t>
-      </w:r>
-    </w:p>
-    <w:p>
-      <w:pPr>
-        <w:pBdr>
-          <w:top w:val="single" w:color="auto" w:sz="4" w:space="0"/>
-          <w:left w:val="single" w:color="auto" w:sz="4" w:space="0"/>
-          <w:bottom w:val="single" w:color="auto" w:sz="4" w:space="0"/>
-          <w:right w:val="single" w:color="auto" w:sz="4" w:space="0"/>
-        </w:pBdr>
-        <w:rPr>
-          <w:rFonts w:hint="eastAsia"/>
-          <w:lang w:val="en-US" w:eastAsia="zh-CN"/>
-        </w:rPr>
-      </w:pPr>
-      <w:r>
-        <w:rPr>
-          <w:rFonts w:hint="eastAsia"/>
-          <w:lang w:val="en-US" w:eastAsia="zh-CN"/>
-        </w:rPr>
-        <w:t xml:space="preserve">  T01 int identity(1,1),</w:t>
-      </w:r>
-    </w:p>
-    <w:p>
-      <w:pPr>
-        <w:pBdr>
-          <w:top w:val="single" w:color="auto" w:sz="4" w:space="0"/>
-          <w:left w:val="single" w:color="auto" w:sz="4" w:space="0"/>
-          <w:bottom w:val="single" w:color="auto" w:sz="4" w:space="0"/>
-          <w:right w:val="single" w:color="auto" w:sz="4" w:space="0"/>
-        </w:pBdr>
-        <w:rPr>
-          <w:rFonts w:hint="eastAsia"/>
-          <w:lang w:val="en-US" w:eastAsia="zh-CN"/>
-        </w:rPr>
-      </w:pPr>
-      <w:r>
-        <w:rPr>
-          <w:rFonts w:hint="eastAsia"/>
-          <w:lang w:val="en-US" w:eastAsia="zh-CN"/>
-        </w:rPr>
-        <w:t xml:space="preserve">         T02 int, --   信息ID</w:t>
-      </w:r>
-    </w:p>
-    <w:p>
-      <w:pPr>
-        <w:pBdr>
-          <w:top w:val="single" w:color="auto" w:sz="4" w:space="0"/>
-          <w:left w:val="single" w:color="auto" w:sz="4" w:space="0"/>
-          <w:bottom w:val="single" w:color="auto" w:sz="4" w:space="0"/>
-          <w:right w:val="single" w:color="auto" w:sz="4" w:space="0"/>
-        </w:pBdr>
-        <w:rPr>
-          <w:rFonts w:hint="eastAsia"/>
-          <w:lang w:val="en-US" w:eastAsia="zh-CN"/>
-        </w:rPr>
-      </w:pPr>
-      <w:r>
-        <w:rPr>
-          <w:rFonts w:hint="eastAsia"/>
-          <w:lang w:val="en-US" w:eastAsia="zh-CN"/>
-        </w:rPr>
-        <w:t xml:space="preserve">         T03 int, --   人员ID</w:t>
-      </w:r>
-    </w:p>
-    <w:p>
-      <w:pPr>
-        <w:pBdr>
-          <w:top w:val="single" w:color="auto" w:sz="4" w:space="0"/>
-          <w:left w:val="single" w:color="auto" w:sz="4" w:space="0"/>
-          <w:bottom w:val="single" w:color="auto" w:sz="4" w:space="0"/>
-          <w:right w:val="single" w:color="auto" w:sz="4" w:space="0"/>
-        </w:pBdr>
-        <w:rPr>
-          <w:rFonts w:hint="eastAsia"/>
-          <w:lang w:val="en-US" w:eastAsia="zh-CN"/>
-        </w:rPr>
-      </w:pPr>
-      <w:r>
-        <w:rPr>
-          <w:rFonts w:hint="eastAsia"/>
-          <w:lang w:val="en-US" w:eastAsia="zh-CN"/>
-        </w:rPr>
-        <w:t xml:space="preserve">         T04 int, --   序号   --流程节点号</w:t>
-      </w:r>
-    </w:p>
-    <w:p>
-      <w:pPr>
-        <w:pBdr>
-          <w:top w:val="single" w:color="auto" w:sz="4" w:space="0"/>
-          <w:left w:val="single" w:color="auto" w:sz="4" w:space="0"/>
-          <w:bottom w:val="single" w:color="auto" w:sz="4" w:space="0"/>
-          <w:right w:val="single" w:color="auto" w:sz="4" w:space="0"/>
-        </w:pBdr>
-        <w:rPr>
-          <w:rFonts w:hint="eastAsia"/>
-          <w:lang w:val="en-US" w:eastAsia="zh-CN"/>
-        </w:rPr>
-      </w:pPr>
-      <w:r>
-        <w:rPr>
-          <w:rFonts w:hint="eastAsia"/>
-          <w:lang w:val="en-US" w:eastAsia="zh-CN"/>
-        </w:rPr>
-        <w:t xml:space="preserve">         T05 text, --  文本内容</w:t>
-      </w:r>
-    </w:p>
-    <w:p>
-      <w:pPr>
-        <w:pBdr>
-          <w:top w:val="single" w:color="auto" w:sz="4" w:space="0"/>
-          <w:left w:val="single" w:color="auto" w:sz="4" w:space="0"/>
-          <w:bottom w:val="single" w:color="auto" w:sz="4" w:space="0"/>
-          <w:right w:val="single" w:color="auto" w:sz="4" w:space="0"/>
-        </w:pBdr>
-        <w:rPr>
-          <w:rFonts w:hint="eastAsia"/>
-          <w:lang w:val="en-US" w:eastAsia="zh-CN"/>
-        </w:rPr>
-      </w:pPr>
-      <w:r>
-        <w:rPr>
-          <w:rFonts w:hint="eastAsia"/>
-          <w:lang w:val="en-US" w:eastAsia="zh-CN"/>
-        </w:rPr>
-        <w:t xml:space="preserve">         T06 datetime, --日期</w:t>
-      </w:r>
-    </w:p>
-    <w:p>
-      <w:pPr>
-        <w:pBdr>
-          <w:top w:val="single" w:color="auto" w:sz="4" w:space="0"/>
-          <w:left w:val="single" w:color="auto" w:sz="4" w:space="0"/>
-          <w:bottom w:val="single" w:color="auto" w:sz="4" w:space="0"/>
-          <w:right w:val="single" w:color="auto" w:sz="4" w:space="0"/>
-        </w:pBdr>
-        <w:rPr>
-          <w:rFonts w:hint="eastAsia"/>
-          <w:lang w:val="en-US" w:eastAsia="zh-CN"/>
-        </w:rPr>
-      </w:pPr>
-      <w:r>
-        <w:rPr>
-          <w:rFonts w:hint="eastAsia"/>
-          <w:lang w:val="en-US" w:eastAsia="zh-CN"/>
-        </w:rPr>
-        <w:t xml:space="preserve">         T07 datetime, --修改日期</w:t>
-      </w:r>
-    </w:p>
-    <w:p>
-      <w:pPr>
-        <w:pBdr>
-          <w:top w:val="single" w:color="auto" w:sz="4" w:space="0"/>
-          <w:left w:val="single" w:color="auto" w:sz="4" w:space="0"/>
-          <w:bottom w:val="single" w:color="auto" w:sz="4" w:space="0"/>
-          <w:right w:val="single" w:color="auto" w:sz="4" w:space="0"/>
-        </w:pBdr>
-        <w:rPr>
-          <w:rFonts w:hint="eastAsia"/>
-          <w:lang w:val="en-US" w:eastAsia="zh-CN"/>
-        </w:rPr>
-      </w:pPr>
-      <w:r>
-        <w:rPr>
-          <w:rFonts w:hint="eastAsia"/>
-          <w:lang w:val="en-US" w:eastAsia="zh-CN"/>
-        </w:rPr>
-        <w:t xml:space="preserve">         T08 int, --   类别  一般为0.-- 对于会议：  =1 为会议记要</w:t>
-      </w:r>
-    </w:p>
-    <w:p>
-      <w:pPr>
-        <w:pBdr>
-          <w:top w:val="single" w:color="auto" w:sz="4" w:space="0"/>
-          <w:left w:val="single" w:color="auto" w:sz="4" w:space="0"/>
-          <w:bottom w:val="single" w:color="auto" w:sz="4" w:space="0"/>
-          <w:right w:val="single" w:color="auto" w:sz="4" w:space="0"/>
-        </w:pBdr>
-        <w:rPr>
-          <w:rFonts w:hint="eastAsia"/>
-          <w:lang w:val="en-US" w:eastAsia="zh-CN"/>
-        </w:rPr>
-      </w:pPr>
-      <w:r>
-        <w:rPr>
-          <w:rFonts w:hint="eastAsia"/>
-          <w:lang w:val="en-US" w:eastAsia="zh-CN"/>
-        </w:rPr>
-        <w:t xml:space="preserve">         T09 int, --</w:t>
-      </w:r>
-    </w:p>
-    <w:p>
-      <w:pPr>
-        <w:pBdr>
-          <w:top w:val="single" w:color="auto" w:sz="4" w:space="0"/>
-          <w:left w:val="single" w:color="auto" w:sz="4" w:space="0"/>
-          <w:bottom w:val="single" w:color="auto" w:sz="4" w:space="0"/>
-          <w:right w:val="single" w:color="auto" w:sz="4" w:space="0"/>
-        </w:pBdr>
-        <w:rPr>
-          <w:rFonts w:hint="eastAsia"/>
-          <w:lang w:val="en-US" w:eastAsia="zh-CN"/>
-        </w:rPr>
-      </w:pPr>
-      <w:r>
-        <w:rPr>
-          <w:rFonts w:hint="eastAsia"/>
-          <w:lang w:val="en-US" w:eastAsia="zh-CN"/>
-        </w:rPr>
-        <w:t xml:space="preserve">         T10 nvarchar(20) --备注</w:t>
-      </w:r>
-    </w:p>
-    <w:p>
-      <w:pPr>
-        <w:pBdr>
-          <w:top w:val="single" w:color="auto" w:sz="4" w:space="0"/>
-          <w:left w:val="single" w:color="auto" w:sz="4" w:space="0"/>
-          <w:bottom w:val="single" w:color="auto" w:sz="4" w:space="0"/>
-          <w:right w:val="single" w:color="auto" w:sz="4" w:space="0"/>
-        </w:pBdr>
-        <w:rPr>
-          <w:rFonts w:hint="eastAsia"/>
-          <w:lang w:val="en-US" w:eastAsia="zh-CN"/>
-        </w:rPr>
-      </w:pPr>
-      <w:r>
-        <w:rPr>
-          <w:rFonts w:hint="eastAsia"/>
-          <w:lang w:val="en-US" w:eastAsia="zh-CN"/>
-        </w:rPr>
-        <w:t xml:space="preserve">       )</w:t>
-      </w:r>
-    </w:p>
-    <w:p>
-      <w:pPr>
-        <w:pBdr>
-          <w:top w:val="single" w:color="auto" w:sz="4" w:space="0"/>
-          <w:left w:val="single" w:color="auto" w:sz="4" w:space="0"/>
-          <w:bottom w:val="single" w:color="auto" w:sz="4" w:space="0"/>
-          <w:right w:val="single" w:color="auto" w:sz="4" w:space="0"/>
-        </w:pBdr>
-        <w:rPr>
-          <w:rFonts w:hint="eastAsia"/>
-          <w:lang w:val="en-US" w:eastAsia="zh-CN"/>
-        </w:rPr>
-      </w:pPr>
-      <w:r>
-        <w:rPr>
-          <w:rFonts w:hint="eastAsia"/>
-          <w:lang w:val="en-US" w:eastAsia="zh-CN"/>
-        </w:rPr>
-        <w:t>Create Index ItET_idx on ItET(T01,T02)</w:t>
-      </w:r>
+          <w:rFonts w:hint="eastAsia"/>
+          <w:lang w:val="en-US" w:eastAsia="zh-CN"/>
+        </w:rPr>
+      </w:pPr>
     </w:p>
     <w:p>
       <w:pPr>
@@ -15597,6 +15214,32 @@
           <w:lang w:val="en-US" w:eastAsia="zh-CN"/>
         </w:rPr>
       </w:pPr>
+      <w:r>
+        <w:rPr>
+          <w:rFonts w:hint="eastAsia"/>
+          <w:lang w:val="en-US" w:eastAsia="zh-CN"/>
+        </w:rPr>
+        <w:t>},</w:t>
+      </w:r>
+    </w:p>
+    <w:p>
+      <w:pPr>
+        <w:pStyle w:val="3"/>
+        <w:bidi w:val="0"/>
+        <w:rPr>
+          <w:rFonts w:hint="eastAsia"/>
+          <w:lang w:val="en-US" w:eastAsia="zh-CN"/>
+        </w:rPr>
+      </w:pPr>
+      <w:bookmarkStart w:id="33" w:name="_Toc5781"/>
+      <w:r>
+        <w:rPr>
+          <w:rFonts w:hint="eastAsia"/>
+          <w:lang w:val="en-US" w:eastAsia="zh-CN"/>
+        </w:rPr>
+        <w:t>2.3 其他接口</w:t>
+      </w:r>
+      <w:bookmarkEnd w:id="33"/>
     </w:p>
     <w:p>
       <w:pPr>
@@ -15607,437 +15250,618 @@
           <w:lang w:val="en-US" w:eastAsia="zh-CN"/>
         </w:rPr>
       </w:pPr>
-      <w:bookmarkStart w:id="39" w:name="_Toc23560"/>
-      <w:bookmarkStart w:id="40" w:name="_Toc4413"/>
-      <w:r>
-        <w:rPr>
-          <w:rFonts w:hint="eastAsia"/>
-          <w:lang w:val="en-US" w:eastAsia="zh-CN"/>
-        </w:rPr>
-        <w:t>3.1.2 ITFE（文件）</w:t>
-      </w:r>
-      <w:bookmarkEnd w:id="39"/>
-      <w:bookmarkEnd w:id="40"/>
-    </w:p>
-    <w:p>
-      <w:pPr>
-        <w:pBdr>
-          <w:top w:val="single" w:color="auto" w:sz="4" w:space="0"/>
-          <w:left w:val="single" w:color="auto" w:sz="4" w:space="0"/>
-          <w:bottom w:val="single" w:color="auto" w:sz="4" w:space="0"/>
-          <w:right w:val="single" w:color="auto" w:sz="4" w:space="0"/>
-        </w:pBdr>
-        <w:rPr>
-          <w:rFonts w:hint="eastAsia"/>
-          <w:lang w:val="en-US" w:eastAsia="zh-CN"/>
-        </w:rPr>
-      </w:pPr>
-      <w:r>
-        <w:rPr>
-          <w:rFonts w:hint="eastAsia"/>
-          <w:lang w:val="en-US" w:eastAsia="zh-CN"/>
-        </w:rPr>
-        <w:t>drop table itFE</w:t>
-      </w:r>
-    </w:p>
-    <w:p>
-      <w:pPr>
-        <w:pBdr>
-          <w:top w:val="single" w:color="auto" w:sz="4" w:space="0"/>
-          <w:left w:val="single" w:color="auto" w:sz="4" w:space="0"/>
-          <w:bottom w:val="single" w:color="auto" w:sz="4" w:space="0"/>
-          <w:right w:val="single" w:color="auto" w:sz="4" w:space="0"/>
-        </w:pBdr>
-        <w:rPr>
-          <w:rFonts w:hint="eastAsia"/>
-          <w:lang w:val="en-US" w:eastAsia="zh-CN"/>
-        </w:rPr>
-      </w:pPr>
-      <w:r>
-        <w:rPr>
-          <w:rFonts w:hint="eastAsia"/>
-          <w:lang w:val="en-US" w:eastAsia="zh-CN"/>
-        </w:rPr>
-        <w:t>Create Table ItFE</w:t>
-      </w:r>
-    </w:p>
-    <w:p>
-      <w:pPr>
-        <w:pBdr>
-          <w:top w:val="single" w:color="auto" w:sz="4" w:space="0"/>
-          <w:left w:val="single" w:color="auto" w:sz="4" w:space="0"/>
-          <w:bottom w:val="single" w:color="auto" w:sz="4" w:space="0"/>
-          <w:right w:val="single" w:color="auto" w:sz="4" w:space="0"/>
-        </w:pBdr>
-        <w:rPr>
-          <w:rFonts w:hint="eastAsia"/>
-          <w:lang w:val="en-US" w:eastAsia="zh-CN"/>
-        </w:rPr>
-      </w:pPr>
-      <w:r>
-        <w:rPr>
-          <w:rFonts w:hint="eastAsia"/>
-          <w:lang w:val="en-US" w:eastAsia="zh-CN"/>
-        </w:rPr>
-        <w:t>(</w:t>
-      </w:r>
-    </w:p>
-    <w:p>
-      <w:pPr>
-        <w:pBdr>
-          <w:top w:val="single" w:color="auto" w:sz="4" w:space="0"/>
-          <w:left w:val="single" w:color="auto" w:sz="4" w:space="0"/>
-          <w:bottom w:val="single" w:color="auto" w:sz="4" w:space="0"/>
-          <w:right w:val="single" w:color="auto" w:sz="4" w:space="0"/>
-        </w:pBdr>
-        <w:rPr>
-          <w:rFonts w:hint="eastAsia"/>
-          <w:lang w:val="en-US" w:eastAsia="zh-CN"/>
-        </w:rPr>
-      </w:pPr>
-      <w:r>
-        <w:rPr>
-          <w:rFonts w:hint="eastAsia"/>
-          <w:lang w:val="en-US" w:eastAsia="zh-CN"/>
-        </w:rPr>
-        <w:t xml:space="preserve">  F01 int identity(1,1),</w:t>
-      </w:r>
-    </w:p>
-    <w:p>
-      <w:pPr>
-        <w:pBdr>
-          <w:top w:val="single" w:color="auto" w:sz="4" w:space="0"/>
-          <w:left w:val="single" w:color="auto" w:sz="4" w:space="0"/>
-          <w:bottom w:val="single" w:color="auto" w:sz="4" w:space="0"/>
-          <w:right w:val="single" w:color="auto" w:sz="4" w:space="0"/>
-        </w:pBdr>
-        <w:rPr>
-          <w:rFonts w:hint="eastAsia"/>
-          <w:lang w:val="en-US" w:eastAsia="zh-CN"/>
-        </w:rPr>
-      </w:pPr>
-      <w:r>
-        <w:rPr>
-          <w:rFonts w:hint="eastAsia"/>
-          <w:lang w:val="en-US" w:eastAsia="zh-CN"/>
-        </w:rPr>
-        <w:t xml:space="preserve">  F02 int ,-- 信息ID</w:t>
-      </w:r>
-    </w:p>
-    <w:p>
-      <w:pPr>
-        <w:pBdr>
-          <w:top w:val="single" w:color="auto" w:sz="4" w:space="0"/>
-          <w:left w:val="single" w:color="auto" w:sz="4" w:space="0"/>
-          <w:bottom w:val="single" w:color="auto" w:sz="4" w:space="0"/>
-          <w:right w:val="single" w:color="auto" w:sz="4" w:space="0"/>
-        </w:pBdr>
-        <w:rPr>
-          <w:rFonts w:hint="eastAsia"/>
-          <w:lang w:val="en-US" w:eastAsia="zh-CN"/>
-        </w:rPr>
-      </w:pPr>
-      <w:r>
-        <w:rPr>
-          <w:rFonts w:hint="eastAsia"/>
-          <w:lang w:val="en-US" w:eastAsia="zh-CN"/>
-        </w:rPr>
-        <w:t xml:space="preserve">  F03 int, --   类别  一般为0. 对于会议：  =1 为会议记要</w:t>
-      </w:r>
-    </w:p>
-    <w:p>
-      <w:pPr>
-        <w:pBdr>
-          <w:top w:val="single" w:color="auto" w:sz="4" w:space="0"/>
-          <w:left w:val="single" w:color="auto" w:sz="4" w:space="0"/>
-          <w:bottom w:val="single" w:color="auto" w:sz="4" w:space="0"/>
-          <w:right w:val="single" w:color="auto" w:sz="4" w:space="0"/>
-        </w:pBdr>
-        <w:rPr>
-          <w:rFonts w:hint="eastAsia"/>
-          <w:lang w:val="en-US" w:eastAsia="zh-CN"/>
-        </w:rPr>
-      </w:pPr>
-      <w:r>
-        <w:rPr>
-          <w:rFonts w:hint="eastAsia"/>
-          <w:lang w:val="en-US" w:eastAsia="zh-CN"/>
-        </w:rPr>
-        <w:t xml:space="preserve">  F04 int, -- 序号</w:t>
-      </w:r>
-    </w:p>
-    <w:p>
-      <w:pPr>
-        <w:pBdr>
-          <w:top w:val="single" w:color="auto" w:sz="4" w:space="0"/>
-          <w:left w:val="single" w:color="auto" w:sz="4" w:space="0"/>
-          <w:bottom w:val="single" w:color="auto" w:sz="4" w:space="0"/>
-          <w:right w:val="single" w:color="auto" w:sz="4" w:space="0"/>
-        </w:pBdr>
-        <w:rPr>
-          <w:rFonts w:hint="eastAsia"/>
-          <w:lang w:val="en-US" w:eastAsia="zh-CN"/>
-        </w:rPr>
-      </w:pPr>
-      <w:r>
-        <w:rPr>
-          <w:rFonts w:hint="eastAsia"/>
-          <w:lang w:val="en-US" w:eastAsia="zh-CN"/>
-        </w:rPr>
-        <w:t xml:space="preserve">  F05 nvarchar(60), --文件名</w:t>
-      </w:r>
-    </w:p>
-    <w:p>
-      <w:pPr>
-        <w:pBdr>
-          <w:top w:val="single" w:color="auto" w:sz="4" w:space="0"/>
-          <w:left w:val="single" w:color="auto" w:sz="4" w:space="0"/>
-          <w:bottom w:val="single" w:color="auto" w:sz="4" w:space="0"/>
-          <w:right w:val="single" w:color="auto" w:sz="4" w:space="0"/>
-        </w:pBdr>
-        <w:rPr>
-          <w:rFonts w:hint="eastAsia"/>
-          <w:lang w:val="en-US" w:eastAsia="zh-CN"/>
-        </w:rPr>
-      </w:pPr>
-      <w:r>
-        <w:rPr>
-          <w:rFonts w:hint="eastAsia"/>
-          <w:lang w:val="en-US" w:eastAsia="zh-CN"/>
-        </w:rPr>
-        <w:t xml:space="preserve">  F06 nvarchar(30), --文件类型</w:t>
-      </w:r>
-    </w:p>
-    <w:p>
-      <w:pPr>
-        <w:pBdr>
-          <w:top w:val="single" w:color="auto" w:sz="4" w:space="0"/>
-          <w:left w:val="single" w:color="auto" w:sz="4" w:space="0"/>
-          <w:bottom w:val="single" w:color="auto" w:sz="4" w:space="0"/>
-          <w:right w:val="single" w:color="auto" w:sz="4" w:space="0"/>
-        </w:pBdr>
-        <w:rPr>
-          <w:rFonts w:hint="eastAsia"/>
-          <w:lang w:val="en-US" w:eastAsia="zh-CN"/>
-        </w:rPr>
-      </w:pPr>
-      <w:r>
-        <w:rPr>
-          <w:rFonts w:hint="eastAsia"/>
-          <w:lang w:val="en-US" w:eastAsia="zh-CN"/>
-        </w:rPr>
-        <w:t xml:space="preserve">  F07 image, --文件内容</w:t>
-      </w:r>
-    </w:p>
-    <w:p>
-      <w:pPr>
-        <w:pBdr>
-          <w:top w:val="single" w:color="auto" w:sz="4" w:space="0"/>
-          <w:left w:val="single" w:color="auto" w:sz="4" w:space="0"/>
-          <w:bottom w:val="single" w:color="auto" w:sz="4" w:space="0"/>
-          <w:right w:val="single" w:color="auto" w:sz="4" w:space="0"/>
-        </w:pBdr>
-        <w:rPr>
-          <w:rFonts w:hint="eastAsia"/>
-          <w:lang w:val="en-US" w:eastAsia="zh-CN"/>
-        </w:rPr>
-      </w:pPr>
-      <w:r>
-        <w:rPr>
-          <w:rFonts w:hint="eastAsia"/>
-          <w:lang w:val="en-US" w:eastAsia="zh-CN"/>
-        </w:rPr>
-        <w:t xml:space="preserve">  F08 int, --保存方式         0:硬盘  1:数据库</w:t>
-      </w:r>
-    </w:p>
-    <w:p>
-      <w:pPr>
-        <w:pBdr>
-          <w:top w:val="single" w:color="auto" w:sz="4" w:space="0"/>
-          <w:left w:val="single" w:color="auto" w:sz="4" w:space="0"/>
-          <w:bottom w:val="single" w:color="auto" w:sz="4" w:space="0"/>
-          <w:right w:val="single" w:color="auto" w:sz="4" w:space="0"/>
-        </w:pBdr>
-        <w:rPr>
-          <w:rFonts w:hint="eastAsia"/>
-          <w:lang w:val="en-US" w:eastAsia="zh-CN"/>
-        </w:rPr>
-      </w:pPr>
-      <w:r>
-        <w:rPr>
-          <w:rFonts w:hint="eastAsia"/>
-          <w:lang w:val="en-US" w:eastAsia="zh-CN"/>
-        </w:rPr>
-        <w:t xml:space="preserve">  F09 nvarchar(50), --保存路径</w:t>
-      </w:r>
-    </w:p>
-    <w:p>
-      <w:pPr>
-        <w:pBdr>
-          <w:top w:val="single" w:color="auto" w:sz="4" w:space="0"/>
-          <w:left w:val="single" w:color="auto" w:sz="4" w:space="0"/>
-          <w:bottom w:val="single" w:color="auto" w:sz="4" w:space="0"/>
-          <w:right w:val="single" w:color="auto" w:sz="4" w:space="0"/>
-        </w:pBdr>
-        <w:rPr>
-          <w:rFonts w:hint="eastAsia"/>
-          <w:lang w:val="en-US" w:eastAsia="zh-CN"/>
-        </w:rPr>
-      </w:pPr>
-      <w:r>
-        <w:rPr>
-          <w:rFonts w:hint="eastAsia"/>
-          <w:lang w:val="en-US" w:eastAsia="zh-CN"/>
-        </w:rPr>
-        <w:t xml:space="preserve">  F10 nvarchar(30),  --版本号</w:t>
-      </w:r>
-    </w:p>
-    <w:p>
-      <w:pPr>
-        <w:pBdr>
-          <w:top w:val="single" w:color="auto" w:sz="4" w:space="0"/>
-          <w:left w:val="single" w:color="auto" w:sz="4" w:space="0"/>
-          <w:bottom w:val="single" w:color="auto" w:sz="4" w:space="0"/>
-          <w:right w:val="single" w:color="auto" w:sz="4" w:space="0"/>
-        </w:pBdr>
-        <w:rPr>
-          <w:rFonts w:hint="eastAsia"/>
-          <w:lang w:val="en-US" w:eastAsia="zh-CN"/>
-        </w:rPr>
-      </w:pPr>
-      <w:r>
-        <w:rPr>
-          <w:rFonts w:hint="eastAsia"/>
-          <w:lang w:val="en-US" w:eastAsia="zh-CN"/>
-        </w:rPr>
-        <w:t xml:space="preserve">  F11 nvarchar(30), --备注</w:t>
-      </w:r>
-    </w:p>
-    <w:p>
-      <w:pPr>
-        <w:pBdr>
-          <w:top w:val="single" w:color="auto" w:sz="4" w:space="0"/>
-          <w:left w:val="single" w:color="auto" w:sz="4" w:space="0"/>
-          <w:bottom w:val="single" w:color="auto" w:sz="4" w:space="0"/>
-          <w:right w:val="single" w:color="auto" w:sz="4" w:space="0"/>
-        </w:pBdr>
-        <w:rPr>
-          <w:rFonts w:hint="eastAsia"/>
-          <w:lang w:val="en-US" w:eastAsia="zh-CN"/>
-        </w:rPr>
-      </w:pPr>
-      <w:r>
-        <w:rPr>
-          <w:rFonts w:hint="eastAsia"/>
-          <w:lang w:val="en-US" w:eastAsia="zh-CN"/>
-        </w:rPr>
-        <w:t xml:space="preserve">  F12 datetime, --创建日期</w:t>
-      </w:r>
-    </w:p>
-    <w:p>
-      <w:pPr>
-        <w:pBdr>
-          <w:top w:val="single" w:color="auto" w:sz="4" w:space="0"/>
-          <w:left w:val="single" w:color="auto" w:sz="4" w:space="0"/>
-          <w:bottom w:val="single" w:color="auto" w:sz="4" w:space="0"/>
-          <w:right w:val="single" w:color="auto" w:sz="4" w:space="0"/>
-        </w:pBdr>
-        <w:rPr>
-          <w:rFonts w:hint="eastAsia"/>
-          <w:lang w:val="en-US" w:eastAsia="zh-CN"/>
-        </w:rPr>
-      </w:pPr>
-      <w:r>
-        <w:rPr>
-          <w:rFonts w:hint="eastAsia"/>
-          <w:lang w:val="en-US" w:eastAsia="zh-CN"/>
-        </w:rPr>
-        <w:t xml:space="preserve">  F13 datetime, --创建日期</w:t>
-      </w:r>
-    </w:p>
-    <w:p>
-      <w:pPr>
-        <w:pBdr>
-          <w:top w:val="single" w:color="auto" w:sz="4" w:space="0"/>
-          <w:left w:val="single" w:color="auto" w:sz="4" w:space="0"/>
-          <w:bottom w:val="single" w:color="auto" w:sz="4" w:space="0"/>
-          <w:right w:val="single" w:color="auto" w:sz="4" w:space="0"/>
-        </w:pBdr>
-        <w:rPr>
-          <w:rFonts w:hint="eastAsia"/>
-          <w:lang w:val="en-US" w:eastAsia="zh-CN"/>
-        </w:rPr>
-      </w:pPr>
-      <w:r>
-        <w:rPr>
-          <w:rFonts w:hint="eastAsia"/>
-          <w:lang w:val="en-US" w:eastAsia="zh-CN"/>
-        </w:rPr>
-        <w:t xml:space="preserve">  F14 int,    --大小</w:t>
-      </w:r>
-    </w:p>
-    <w:p>
-      <w:pPr>
-        <w:pBdr>
-          <w:top w:val="single" w:color="auto" w:sz="4" w:space="0"/>
-          <w:left w:val="single" w:color="auto" w:sz="4" w:space="0"/>
-          <w:bottom w:val="single" w:color="auto" w:sz="4" w:space="0"/>
-          <w:right w:val="single" w:color="auto" w:sz="4" w:space="0"/>
-        </w:pBdr>
-        <w:rPr>
-          <w:rFonts w:hint="eastAsia"/>
-          <w:lang w:val="en-US" w:eastAsia="zh-CN"/>
-        </w:rPr>
-      </w:pPr>
-      <w:r>
-        <w:rPr>
-          <w:rFonts w:hint="eastAsia"/>
-          <w:lang w:val="en-US" w:eastAsia="zh-CN"/>
-        </w:rPr>
-        <w:t xml:space="preserve">  F15 int</w:t>
-      </w:r>
-    </w:p>
-    <w:p>
-      <w:pPr>
-        <w:pBdr>
-          <w:top w:val="single" w:color="auto" w:sz="4" w:space="0"/>
-          <w:left w:val="single" w:color="auto" w:sz="4" w:space="0"/>
-          <w:bottom w:val="single" w:color="auto" w:sz="4" w:space="0"/>
-          <w:right w:val="single" w:color="auto" w:sz="4" w:space="0"/>
-        </w:pBdr>
-        <w:rPr>
-          <w:rFonts w:hint="eastAsia"/>
-          <w:lang w:val="en-US" w:eastAsia="zh-CN"/>
-        </w:rPr>
-      </w:pPr>
-      <w:r>
-        <w:rPr>
-          <w:rFonts w:hint="eastAsia"/>
-          <w:lang w:val="en-US" w:eastAsia="zh-CN"/>
-        </w:rPr>
-        <w:t>)</w:t>
-      </w:r>
-    </w:p>
-    <w:p>
-      <w:pPr>
-        <w:pBdr>
-          <w:top w:val="single" w:color="auto" w:sz="4" w:space="0"/>
-          <w:left w:val="single" w:color="auto" w:sz="4" w:space="0"/>
-          <w:bottom w:val="single" w:color="auto" w:sz="4" w:space="0"/>
-          <w:right w:val="single" w:color="auto" w:sz="4" w:space="0"/>
-        </w:pBdr>
-        <w:rPr>
-          <w:rFonts w:hint="eastAsia"/>
-          <w:lang w:val="en-US" w:eastAsia="zh-CN"/>
-        </w:rPr>
-      </w:pPr>
-      <w:r>
-        <w:rPr>
-          <w:rFonts w:hint="eastAsia"/>
-          <w:lang w:val="en-US" w:eastAsia="zh-CN"/>
-        </w:rPr>
-        <w:t>Create index ItFE_Idx on itFE(F01,F02)</w:t>
-      </w:r>
+      <w:bookmarkStart w:id="34" w:name="_Toc27174"/>
+      <w:r>
+        <w:rPr>
+          <w:rFonts w:hint="eastAsia"/>
+          <w:lang w:val="en-US" w:eastAsia="zh-CN"/>
+        </w:rPr>
+        <w:t>2.3.1 写 10326，11608，10311，10300，1236注册登录部分</w:t>
+      </w:r>
+      <w:bookmarkEnd w:id="34"/>
+    </w:p>
+    <w:p>
+      <w:pPr>
+        <w:rPr>
+          <w:rFonts w:hint="default"/>
+          <w:b/>
+          <w:bCs/>
+          <w:lang w:val="en-US" w:eastAsia="zh-CN"/>
+        </w:rPr>
+      </w:pPr>
+      <w:r>
+        <w:rPr>
+          <w:rFonts w:hint="default"/>
+          <w:b/>
+          <w:bCs/>
+          <w:lang w:val="en-US" w:eastAsia="zh-CN"/>
+        </w:rPr>
+        <w:t>注册-上传手机号，发送验证码的上传请求url：</w:t>
+      </w:r>
+    </w:p>
+    <w:p>
+      <w:pPr>
+        <w:pBdr>
+          <w:top w:val="single" w:color="auto" w:sz="4" w:space="0"/>
+          <w:left w:val="single" w:color="auto" w:sz="4" w:space="0"/>
+          <w:bottom w:val="single" w:color="auto" w:sz="4" w:space="0"/>
+          <w:right w:val="single" w:color="auto" w:sz="4" w:space="0"/>
+        </w:pBdr>
+        <w:rPr>
+          <w:rFonts w:hint="default"/>
+          <w:lang w:val="en-US" w:eastAsia="zh-CN"/>
+        </w:rPr>
+      </w:pPr>
+      <w:r>
+        <w:rPr>
+          <w:rFonts w:hint="eastAsia"/>
+          <w:lang w:val="en-US" w:eastAsia="zh-CN"/>
+        </w:rPr>
+        <w:t>Url:</w:t>
+      </w:r>
+      <w:r>
+        <w:rPr>
+          <w:rFonts w:hint="eastAsia"/>
+          <w:lang w:val="en-US" w:eastAsia="zh-CN"/>
+        </w:rPr>
+        <w:tab/>
+      </w:r>
+      <w:r>
+        <w:rPr>
+          <w:rFonts w:hint="default"/>
+          <w:lang w:val="en-US" w:eastAsia="zh-CN"/>
+        </w:rPr>
+        <w:t>https://www.</w:t>
+      </w:r>
+      <w:r>
+        <w:rPr>
+          <w:rFonts w:hint="eastAsia"/>
+          <w:lang w:val="en-US" w:eastAsia="zh-CN"/>
+        </w:rPr>
+        <w:t>ruanzi.net</w:t>
+      </w:r>
+      <w:r>
+        <w:rPr>
+          <w:rFonts w:hint="default"/>
+          <w:lang w:val="en-US" w:eastAsia="zh-CN"/>
+        </w:rPr>
+        <w:t>/jy/go/phone.aspx?ituid=11</w:t>
+      </w:r>
+      <w:r>
+        <w:rPr>
+          <w:rFonts w:hint="eastAsia"/>
+          <w:lang w:val="en-US" w:eastAsia="zh-CN"/>
+        </w:rPr>
+        <w:t>8</w:t>
+      </w:r>
+      <w:r>
+        <w:rPr>
+          <w:rFonts w:hint="default"/>
+          <w:lang w:val="en-US" w:eastAsia="zh-CN"/>
+        </w:rPr>
+        <w:t>&amp;mbid=10326</w:t>
+      </w:r>
+    </w:p>
+    <w:p>
+      <w:pPr>
+        <w:pBdr>
+          <w:top w:val="single" w:color="auto" w:sz="4" w:space="0"/>
+          <w:left w:val="single" w:color="auto" w:sz="4" w:space="0"/>
+          <w:bottom w:val="single" w:color="auto" w:sz="4" w:space="0"/>
+          <w:right w:val="single" w:color="auto" w:sz="4" w:space="0"/>
+        </w:pBdr>
+        <w:rPr>
+          <w:rFonts w:hint="default"/>
+          <w:lang w:val="en-US" w:eastAsia="zh-CN"/>
+        </w:rPr>
+      </w:pPr>
+      <w:r>
+        <w:rPr>
+          <w:rFonts w:hint="eastAsia"/>
+          <w:lang w:val="en-US" w:eastAsia="zh-CN"/>
+        </w:rPr>
+        <w:t>格式：</w:t>
+      </w:r>
+      <w:r>
+        <w:rPr>
+          <w:rFonts w:hint="default"/>
+          <w:lang w:val="en-US" w:eastAsia="zh-CN"/>
+        </w:rPr>
+        <w:t>{"name":"19927424024","time":"2026-05-08 11:38:36"}</w:t>
+      </w:r>
+    </w:p>
+    <w:p>
+      <w:pPr>
+        <w:rPr>
+          <w:rFonts w:hint="default"/>
+          <w:b/>
+          <w:bCs/>
+          <w:lang w:val="en-US" w:eastAsia="zh-CN"/>
+        </w:rPr>
+      </w:pPr>
+      <w:r>
+        <w:rPr>
+          <w:rFonts w:hint="default"/>
+          <w:b/>
+          <w:bCs/>
+          <w:lang w:val="en-US" w:eastAsia="zh-CN"/>
+        </w:rPr>
+        <w:t>注册-手机号，密码，验证码上传服务器请求接口：</w:t>
+      </w:r>
+    </w:p>
+    <w:p>
+      <w:pPr>
+        <w:pBdr>
+          <w:top w:val="single" w:color="auto" w:sz="4" w:space="0"/>
+          <w:left w:val="single" w:color="auto" w:sz="4" w:space="0"/>
+          <w:bottom w:val="single" w:color="auto" w:sz="4" w:space="0"/>
+          <w:right w:val="single" w:color="auto" w:sz="4" w:space="0"/>
+        </w:pBdr>
+        <w:rPr>
+          <w:rFonts w:hint="default"/>
+          <w:lang w:val="en-US" w:eastAsia="zh-CN"/>
+        </w:rPr>
+      </w:pPr>
+      <w:r>
+        <w:rPr>
+          <w:rFonts w:hint="eastAsia"/>
+          <w:lang w:val="en-US" w:eastAsia="zh-CN"/>
+        </w:rPr>
+        <w:t>Url：</w:t>
+      </w:r>
+      <w:r>
+        <w:rPr>
+          <w:rFonts w:hint="default"/>
+          <w:lang w:val="en-US" w:eastAsia="zh-CN"/>
+        </w:rPr>
+        <w:t>https://www.</w:t>
+      </w:r>
+      <w:r>
+        <w:rPr>
+          <w:rFonts w:hint="eastAsia"/>
+          <w:lang w:val="en-US" w:eastAsia="zh-CN"/>
+        </w:rPr>
+        <w:t>ruanzi.net</w:t>
+      </w:r>
+      <w:r>
+        <w:rPr>
+          <w:rFonts w:hint="default"/>
+          <w:lang w:val="en-US" w:eastAsia="zh-CN"/>
+        </w:rPr>
+        <w:t>/jy/go/phone.aspx?ituid=11</w:t>
+      </w:r>
+      <w:r>
+        <w:rPr>
+          <w:rFonts w:hint="eastAsia"/>
+          <w:lang w:val="en-US" w:eastAsia="zh-CN"/>
+        </w:rPr>
+        <w:t>8</w:t>
+      </w:r>
+      <w:r>
+        <w:rPr>
+          <w:rFonts w:hint="default"/>
+          <w:lang w:val="en-US" w:eastAsia="zh-CN"/>
+        </w:rPr>
+        <w:t>&amp;mbid=10311</w:t>
+      </w:r>
+    </w:p>
+    <w:p>
+      <w:pPr>
+        <w:pBdr>
+          <w:top w:val="single" w:color="auto" w:sz="4" w:space="0"/>
+          <w:left w:val="single" w:color="auto" w:sz="4" w:space="0"/>
+          <w:bottom w:val="single" w:color="auto" w:sz="4" w:space="0"/>
+          <w:right w:val="single" w:color="auto" w:sz="4" w:space="0"/>
+        </w:pBdr>
+        <w:rPr>
+          <w:rFonts w:hint="default"/>
+          <w:lang w:val="en-US" w:eastAsia="zh-CN"/>
+        </w:rPr>
+      </w:pPr>
+      <w:r>
+        <w:rPr>
+          <w:rFonts w:hint="eastAsia"/>
+          <w:lang w:val="en-US" w:eastAsia="zh-CN"/>
+        </w:rPr>
+        <w:t>格式：</w:t>
+      </w:r>
+    </w:p>
+    <w:p>
+      <w:pPr>
+        <w:pBdr>
+          <w:top w:val="single" w:color="auto" w:sz="4" w:space="0"/>
+          <w:left w:val="single" w:color="auto" w:sz="4" w:space="0"/>
+          <w:bottom w:val="single" w:color="auto" w:sz="4" w:space="0"/>
+          <w:right w:val="single" w:color="auto" w:sz="4" w:space="0"/>
+        </w:pBdr>
+        <w:rPr>
+          <w:rFonts w:hint="default"/>
+          <w:lang w:val="en-US" w:eastAsia="zh-CN"/>
+        </w:rPr>
+      </w:pPr>
+      <w:r>
+        <w:rPr>
+          <w:rFonts w:hint="default"/>
+          <w:lang w:val="en-US" w:eastAsia="zh-CN"/>
+        </w:rPr>
+        <w:t>{"edMobile":"19927424024","edPWD":"12345678q","edPWD2":"12345678q","edCheckCode":"358031","accountType":"子女端账号"}</w:t>
+      </w:r>
+    </w:p>
+    <w:p>
+      <w:pPr>
+        <w:rPr>
+          <w:rFonts w:hint="default"/>
+          <w:b/>
+          <w:bCs/>
+          <w:lang w:val="en-US" w:eastAsia="zh-CN"/>
+        </w:rPr>
+      </w:pPr>
+      <w:r>
+        <w:rPr>
+          <w:rFonts w:hint="default"/>
+          <w:b/>
+          <w:bCs/>
+          <w:lang w:val="en-US" w:eastAsia="zh-CN"/>
+        </w:rPr>
+        <w:t>修改密码-手机号，验证码，新密码上传服务器url：</w:t>
+      </w:r>
+    </w:p>
+    <w:p>
+      <w:pPr>
+        <w:pBdr>
+          <w:top w:val="single" w:color="auto" w:sz="4" w:space="0"/>
+          <w:left w:val="single" w:color="auto" w:sz="4" w:space="0"/>
+          <w:bottom w:val="single" w:color="auto" w:sz="4" w:space="0"/>
+          <w:right w:val="single" w:color="auto" w:sz="4" w:space="0"/>
+        </w:pBdr>
+        <w:rPr>
+          <w:rFonts w:hint="default"/>
+          <w:lang w:val="en-US" w:eastAsia="zh-CN"/>
+        </w:rPr>
+      </w:pPr>
+      <w:r>
+        <w:rPr>
+          <w:rFonts w:hint="eastAsia"/>
+          <w:lang w:val="en-US" w:eastAsia="zh-CN"/>
+        </w:rPr>
+        <w:t>Url：</w:t>
+      </w:r>
+      <w:r>
+        <w:rPr>
+          <w:rFonts w:hint="default"/>
+          <w:lang w:val="en-US" w:eastAsia="zh-CN"/>
+        </w:rPr>
+        <w:t>https://www.</w:t>
+      </w:r>
+      <w:r>
+        <w:rPr>
+          <w:rFonts w:hint="eastAsia"/>
+          <w:lang w:val="en-US" w:eastAsia="zh-CN"/>
+        </w:rPr>
+        <w:t>ruanzi.net</w:t>
+      </w:r>
+      <w:r>
+        <w:rPr>
+          <w:rFonts w:hint="default"/>
+          <w:lang w:val="en-US" w:eastAsia="zh-CN"/>
+        </w:rPr>
+        <w:t>/jy/go/phone.aspx?ituid=11</w:t>
+      </w:r>
+      <w:r>
+        <w:rPr>
+          <w:rFonts w:hint="eastAsia"/>
+          <w:lang w:val="en-US" w:eastAsia="zh-CN"/>
+        </w:rPr>
+        <w:t>8</w:t>
+      </w:r>
+      <w:r>
+        <w:rPr>
+          <w:rFonts w:hint="default"/>
+          <w:lang w:val="en-US" w:eastAsia="zh-CN"/>
+        </w:rPr>
+        <w:t>&amp;mbid=11608</w:t>
+      </w:r>
+    </w:p>
+    <w:p>
+      <w:pPr>
+        <w:pBdr>
+          <w:top w:val="single" w:color="auto" w:sz="4" w:space="0"/>
+          <w:left w:val="single" w:color="auto" w:sz="4" w:space="0"/>
+          <w:bottom w:val="single" w:color="auto" w:sz="4" w:space="0"/>
+          <w:right w:val="single" w:color="auto" w:sz="4" w:space="0"/>
+        </w:pBdr>
+        <w:rPr>
+          <w:rFonts w:hint="default"/>
+          <w:lang w:val="en-US" w:eastAsia="zh-CN"/>
+        </w:rPr>
+      </w:pPr>
+      <w:r>
+        <w:rPr>
+          <w:rFonts w:hint="eastAsia"/>
+          <w:lang w:val="en-US" w:eastAsia="zh-CN"/>
+        </w:rPr>
+        <w:t>格式：</w:t>
+      </w:r>
+    </w:p>
+    <w:p>
+      <w:pPr>
+        <w:pBdr>
+          <w:top w:val="single" w:color="auto" w:sz="4" w:space="0"/>
+          <w:left w:val="single" w:color="auto" w:sz="4" w:space="0"/>
+          <w:bottom w:val="single" w:color="auto" w:sz="4" w:space="0"/>
+          <w:right w:val="single" w:color="auto" w:sz="4" w:space="0"/>
+        </w:pBdr>
+        <w:rPr>
+          <w:rFonts w:hint="default"/>
+          <w:lang w:val="en-US" w:eastAsia="zh-CN"/>
+        </w:rPr>
+      </w:pPr>
+      <w:r>
+        <w:rPr>
+          <w:rFonts w:hint="default"/>
+          <w:lang w:val="en-US" w:eastAsia="zh-CN"/>
+        </w:rPr>
+        <w:t>{"edMobile":"19927424024","edPWD":"12345678q","edPWD2":"12345678q","edCheckCode":"327979","accountType":"子女端账号"}</w:t>
+      </w:r>
+    </w:p>
+    <w:p>
+      <w:pPr>
+        <w:rPr>
+          <w:rFonts w:hint="default"/>
+          <w:b/>
+          <w:bCs/>
+          <w:lang w:val="en-US" w:eastAsia="zh-CN"/>
+        </w:rPr>
+      </w:pPr>
+      <w:r>
+        <w:rPr>
+          <w:rFonts w:hint="default"/>
+          <w:b/>
+          <w:bCs/>
+          <w:lang w:val="en-US" w:eastAsia="zh-CN"/>
+        </w:rPr>
+        <w:t>登录-手机号，密码上传服务器url：</w:t>
+      </w:r>
+    </w:p>
+    <w:p>
+      <w:pPr>
+        <w:pBdr>
+          <w:top w:val="single" w:color="auto" w:sz="4" w:space="0"/>
+          <w:left w:val="single" w:color="auto" w:sz="4" w:space="0"/>
+          <w:bottom w:val="single" w:color="auto" w:sz="4" w:space="0"/>
+          <w:right w:val="single" w:color="auto" w:sz="4" w:space="0"/>
+        </w:pBdr>
+        <w:rPr>
+          <w:rFonts w:hint="default"/>
+          <w:lang w:val="en-US" w:eastAsia="zh-CN"/>
+        </w:rPr>
+      </w:pPr>
+      <w:r>
+        <w:rPr>
+          <w:rFonts w:hint="eastAsia"/>
+          <w:lang w:val="en-US" w:eastAsia="zh-CN"/>
+        </w:rPr>
+        <w:t>Url：</w:t>
+      </w:r>
+      <w:r>
+        <w:rPr>
+          <w:rFonts w:hint="default"/>
+          <w:lang w:val="en-US" w:eastAsia="zh-CN"/>
+        </w:rPr>
+        <w:t>https://www.</w:t>
+      </w:r>
+      <w:r>
+        <w:rPr>
+          <w:rFonts w:hint="eastAsia"/>
+          <w:lang w:val="en-US" w:eastAsia="zh-CN"/>
+        </w:rPr>
+        <w:t>ruanzi.net</w:t>
+      </w:r>
+      <w:r>
+        <w:rPr>
+          <w:rFonts w:hint="default"/>
+          <w:lang w:val="en-US" w:eastAsia="zh-CN"/>
+        </w:rPr>
+        <w:t>/jy/go/phone.aspx?ituid=11</w:t>
+      </w:r>
+      <w:r>
+        <w:rPr>
+          <w:rFonts w:hint="eastAsia"/>
+          <w:lang w:val="en-US" w:eastAsia="zh-CN"/>
+        </w:rPr>
+        <w:t>8</w:t>
+      </w:r>
+      <w:r>
+        <w:rPr>
+          <w:rFonts w:hint="default"/>
+          <w:lang w:val="en-US" w:eastAsia="zh-CN"/>
+        </w:rPr>
+        <w:t>&amp;mbid=10300</w:t>
+      </w:r>
+    </w:p>
+    <w:p>
+      <w:pPr>
+        <w:pBdr>
+          <w:top w:val="single" w:color="auto" w:sz="4" w:space="0"/>
+          <w:left w:val="single" w:color="auto" w:sz="4" w:space="0"/>
+          <w:bottom w:val="single" w:color="auto" w:sz="4" w:space="0"/>
+          <w:right w:val="single" w:color="auto" w:sz="4" w:space="0"/>
+        </w:pBdr>
+        <w:rPr>
+          <w:rFonts w:hint="default"/>
+          <w:lang w:val="en-US" w:eastAsia="zh-CN"/>
+        </w:rPr>
+      </w:pPr>
+      <w:r>
+        <w:rPr>
+          <w:rFonts w:hint="eastAsia"/>
+          <w:lang w:val="en-US" w:eastAsia="zh-CN"/>
+        </w:rPr>
+        <w:t>格式：</w:t>
+      </w:r>
+    </w:p>
+    <w:p>
+      <w:pPr>
+        <w:pBdr>
+          <w:top w:val="single" w:color="auto" w:sz="4" w:space="0"/>
+          <w:left w:val="single" w:color="auto" w:sz="4" w:space="0"/>
+          <w:bottom w:val="single" w:color="auto" w:sz="4" w:space="0"/>
+          <w:right w:val="single" w:color="auto" w:sz="4" w:space="0"/>
+        </w:pBdr>
+        <w:rPr>
+          <w:rFonts w:hint="default"/>
+          <w:lang w:val="en-US" w:eastAsia="zh-CN"/>
+        </w:rPr>
+      </w:pPr>
+      <w:r>
+        <w:rPr>
+          <w:rFonts w:hint="default"/>
+          <w:lang w:val="en-US" w:eastAsia="zh-CN"/>
+        </w:rPr>
+        <w:t>{"name":"19927424024", "pwd":"12345678q"}</w:t>
+      </w:r>
+    </w:p>
+    <w:p>
+      <w:pPr>
+        <w:rPr>
+          <w:rFonts w:hint="default"/>
+          <w:b/>
+          <w:bCs/>
+          <w:lang w:val="en-US" w:eastAsia="zh-CN"/>
+        </w:rPr>
+      </w:pPr>
+      <w:r>
+        <w:rPr>
+          <w:rFonts w:hint="default"/>
+          <w:b/>
+          <w:bCs/>
+          <w:lang w:val="en-US" w:eastAsia="zh-CN"/>
+        </w:rPr>
+        <w:t>修改密码-手机号上传服务器url：</w:t>
+      </w:r>
+    </w:p>
+    <w:p>
+      <w:pPr>
+        <w:pBdr>
+          <w:top w:val="single" w:color="auto" w:sz="4" w:space="0"/>
+          <w:left w:val="single" w:color="auto" w:sz="4" w:space="0"/>
+          <w:bottom w:val="single" w:color="auto" w:sz="4" w:space="0"/>
+          <w:right w:val="single" w:color="auto" w:sz="4" w:space="0"/>
+        </w:pBdr>
+        <w:rPr>
+          <w:rFonts w:hint="default"/>
+          <w:lang w:val="en-US" w:eastAsia="zh-CN"/>
+        </w:rPr>
+      </w:pPr>
+      <w:r>
+        <w:rPr>
+          <w:rFonts w:hint="default"/>
+          <w:lang w:val="en-US" w:eastAsia="zh-CN"/>
+        </w:rPr>
+        <w:t xml:space="preserve"> Url=https://www.</w:t>
+      </w:r>
+      <w:r>
+        <w:rPr>
+          <w:rFonts w:hint="eastAsia"/>
+          <w:lang w:val="en-US" w:eastAsia="zh-CN"/>
+        </w:rPr>
+        <w:t>ruanzi.net</w:t>
+      </w:r>
+      <w:r>
+        <w:rPr>
+          <w:rFonts w:hint="default"/>
+          <w:lang w:val="en-US" w:eastAsia="zh-CN"/>
+        </w:rPr>
+        <w:t>/jy/go/phone.aspx?ituid=11</w:t>
+      </w:r>
+      <w:r>
+        <w:rPr>
+          <w:rFonts w:hint="eastAsia"/>
+          <w:lang w:val="en-US" w:eastAsia="zh-CN"/>
+        </w:rPr>
+        <w:t>8</w:t>
+      </w:r>
+      <w:r>
+        <w:rPr>
+          <w:rFonts w:hint="default"/>
+          <w:lang w:val="en-US" w:eastAsia="zh-CN"/>
+        </w:rPr>
+        <w:t>&amp;mbid=1236</w:t>
+      </w:r>
+    </w:p>
+    <w:p>
+      <w:pPr>
+        <w:pBdr>
+          <w:top w:val="single" w:color="auto" w:sz="4" w:space="0"/>
+          <w:left w:val="single" w:color="auto" w:sz="4" w:space="0"/>
+          <w:bottom w:val="single" w:color="auto" w:sz="4" w:space="0"/>
+          <w:right w:val="single" w:color="auto" w:sz="4" w:space="0"/>
+        </w:pBdr>
+        <w:rPr>
+          <w:rFonts w:hint="default"/>
+          <w:lang w:val="en-US" w:eastAsia="zh-CN"/>
+        </w:rPr>
+      </w:pPr>
+      <w:r>
+        <w:rPr>
+          <w:rFonts w:hint="eastAsia"/>
+          <w:lang w:val="en-US" w:eastAsia="zh-CN"/>
+        </w:rPr>
+        <w:t>格式：</w:t>
+      </w:r>
+    </w:p>
+    <w:p>
+      <w:pPr>
+        <w:pBdr>
+          <w:top w:val="single" w:color="auto" w:sz="4" w:space="0"/>
+          <w:left w:val="single" w:color="auto" w:sz="4" w:space="0"/>
+          <w:bottom w:val="single" w:color="auto" w:sz="4" w:space="0"/>
+          <w:right w:val="single" w:color="auto" w:sz="4" w:space="0"/>
+        </w:pBdr>
+        <w:rPr>
+          <w:rFonts w:hint="default"/>
+          <w:lang w:val="en-US" w:eastAsia="zh-CN"/>
+        </w:rPr>
+      </w:pPr>
+      <w:r>
+        <w:rPr>
+          <w:rFonts w:hint="default"/>
+          <w:lang w:val="en-US" w:eastAsia="zh-CN"/>
+        </w:rPr>
+        <w:t>{"name":"17138854108","time":"2026-05-08 15:09:03"}</w:t>
+      </w:r>
+    </w:p>
+    <w:p>
+      <w:pPr>
+        <w:rPr>
+          <w:rFonts w:hint="default"/>
+          <w:lang w:val="en-US" w:eastAsia="zh-CN"/>
+        </w:rPr>
+      </w:pPr>
+    </w:p>
+    <w:p>
+      <w:pPr>
+        <w:rPr>
+          <w:rFonts w:hint="default"/>
+          <w:lang w:val="en-US" w:eastAsia="zh-CN"/>
+        </w:rPr>
+      </w:pPr>
+    </w:p>
+    <w:p>
+      <w:pPr>
+        <w:rPr>
+          <w:rFonts w:hint="default"/>
+          <w:lang w:val="en-US" w:eastAsia="zh-CN"/>
+        </w:rPr>
+      </w:pPr>
+    </w:p>
+    <w:p>
+      <w:pPr>
+        <w:rPr>
+          <w:rFonts w:hint="default"/>
+          <w:lang w:val="en-US" w:eastAsia="zh-CN"/>
+        </w:rPr>
+      </w:pPr>
     </w:p>
     <w:p>
       <w:pPr>
@@ -16048,23 +15872,922 @@
           <w:right w:val="none" w:color="auto" w:sz="0" w:space="0"/>
         </w:pBdr>
         <w:rPr>
-          <w:rFonts w:hint="eastAsia"/>
-          <w:lang w:val="en-US" w:eastAsia="zh-CN"/>
-        </w:rPr>
-      </w:pPr>
+          <w:rFonts w:hint="default"/>
+          <w:lang w:val="en-US" w:eastAsia="zh-CN"/>
+        </w:rPr>
+      </w:pPr>
+    </w:p>
+    <w:p>
+      <w:pPr>
+        <w:pBdr>
+          <w:top w:val="none" w:color="auto" w:sz="0" w:space="0"/>
+          <w:left w:val="none" w:color="auto" w:sz="0" w:space="0"/>
+          <w:bottom w:val="none" w:color="auto" w:sz="0" w:space="0"/>
+          <w:right w:val="none" w:color="auto" w:sz="0" w:space="0"/>
+        </w:pBdr>
+      </w:pPr>
+    </w:p>
+    <w:p>
+      <w:pPr>
+        <w:pBdr>
+          <w:top w:val="none" w:color="auto" w:sz="0" w:space="0"/>
+          <w:left w:val="none" w:color="auto" w:sz="0" w:space="0"/>
+          <w:bottom w:val="none" w:color="auto" w:sz="0" w:space="0"/>
+          <w:right w:val="none" w:color="auto" w:sz="0" w:space="0"/>
+        </w:pBdr>
+        <w:rPr>
+          <w:rFonts w:hint="default"/>
+          <w:lang w:val="en-US" w:eastAsia="zh-CN"/>
+        </w:rPr>
+      </w:pPr>
+    </w:p>
+    <w:p>
+      <w:pPr>
+        <w:pBdr>
+          <w:top w:val="none" w:color="auto" w:sz="0" w:space="0"/>
+          <w:left w:val="none" w:color="auto" w:sz="0" w:space="0"/>
+          <w:bottom w:val="none" w:color="auto" w:sz="0" w:space="0"/>
+          <w:right w:val="none" w:color="auto" w:sz="0" w:space="0"/>
+        </w:pBdr>
+        <w:rPr>
+          <w:rFonts w:hint="default"/>
+          <w:lang w:val="en-US" w:eastAsia="zh-CN"/>
+        </w:rPr>
+      </w:pPr>
+    </w:p>
+    <w:p>
+      <w:pPr>
+        <w:rPr>
+          <w:rFonts w:hint="default"/>
+          <w:lang w:val="en-US" w:eastAsia="zh-CN"/>
+        </w:rPr>
+      </w:pPr>
+    </w:p>
+    <w:p>
+      <w:pPr>
+        <w:pStyle w:val="2"/>
+        <w:bidi w:val="0"/>
+        <w:rPr>
+          <w:rFonts w:hint="eastAsia"/>
+          <w:lang w:val="en-US" w:eastAsia="zh-CN"/>
+        </w:rPr>
+      </w:pPr>
+      <w:bookmarkStart w:id="35" w:name="_Toc24920"/>
+      <w:r>
+        <w:rPr>
+          <w:rFonts w:hint="eastAsia"/>
+          <w:lang w:val="en-US" w:eastAsia="zh-CN"/>
+        </w:rPr>
+        <w:t>3 数据库说明</w:t>
+      </w:r>
+      <w:bookmarkEnd w:id="35"/>
+    </w:p>
+    <w:p>
+      <w:pPr>
+        <w:pStyle w:val="3"/>
+        <w:bidi w:val="0"/>
+        <w:rPr>
+          <w:rFonts w:hint="default"/>
+          <w:lang w:val="en-US" w:eastAsia="zh-CN"/>
+        </w:rPr>
+      </w:pPr>
+      <w:bookmarkStart w:id="36" w:name="_Toc9858"/>
+      <w:r>
+        <w:rPr>
+          <w:rFonts w:hint="eastAsia"/>
+          <w:lang w:val="en-US" w:eastAsia="zh-CN"/>
+        </w:rPr>
+        <w:t>3.1 数据库表信息处理</w:t>
+      </w:r>
+      <w:bookmarkEnd w:id="36"/>
     </w:p>
     <w:p>
       <w:pPr>
         <w:pStyle w:val="4"/>
         <w:bidi w:val="0"/>
         <w:rPr>
+          <w:rFonts w:hint="default"/>
+          <w:lang w:val="en-US" w:eastAsia="zh-CN"/>
+        </w:rPr>
+      </w:pPr>
+      <w:bookmarkStart w:id="37" w:name="_Toc5492"/>
+      <w:bookmarkStart w:id="38" w:name="_Toc343"/>
+      <w:r>
+        <w:rPr>
+          <w:rFonts w:hint="eastAsia"/>
+          <w:lang w:val="en-US" w:eastAsia="zh-CN"/>
+        </w:rPr>
+        <w:t>3.1.1  ITET（文章正文）</w:t>
+      </w:r>
+      <w:bookmarkEnd w:id="37"/>
+      <w:bookmarkEnd w:id="38"/>
+    </w:p>
+    <w:p>
+      <w:pPr>
+        <w:pBdr>
+          <w:top w:val="single" w:color="auto" w:sz="4" w:space="0"/>
+          <w:left w:val="single" w:color="auto" w:sz="4" w:space="0"/>
+          <w:bottom w:val="single" w:color="auto" w:sz="4" w:space="0"/>
+          <w:right w:val="single" w:color="auto" w:sz="4" w:space="0"/>
+        </w:pBdr>
+        <w:rPr>
+          <w:rFonts w:hint="eastAsia"/>
+          <w:lang w:val="en-US" w:eastAsia="zh-CN"/>
+        </w:rPr>
+      </w:pPr>
+      <w:r>
+        <w:rPr>
+          <w:rFonts w:hint="eastAsia"/>
+          <w:lang w:val="en-US" w:eastAsia="zh-CN"/>
+        </w:rPr>
+        <w:t>drop table ItET</w:t>
+      </w:r>
+    </w:p>
+    <w:p>
+      <w:pPr>
+        <w:pBdr>
+          <w:top w:val="single" w:color="auto" w:sz="4" w:space="0"/>
+          <w:left w:val="single" w:color="auto" w:sz="4" w:space="0"/>
+          <w:bottom w:val="single" w:color="auto" w:sz="4" w:space="0"/>
+          <w:right w:val="single" w:color="auto" w:sz="4" w:space="0"/>
+        </w:pBdr>
+        <w:rPr>
+          <w:rFonts w:hint="eastAsia"/>
+          <w:lang w:val="en-US" w:eastAsia="zh-CN"/>
+        </w:rPr>
+      </w:pPr>
+      <w:r>
+        <w:rPr>
+          <w:rFonts w:hint="eastAsia"/>
+          <w:lang w:val="en-US" w:eastAsia="zh-CN"/>
+        </w:rPr>
+        <w:t>Create Table ItET</w:t>
+      </w:r>
+    </w:p>
+    <w:p>
+      <w:pPr>
+        <w:pBdr>
+          <w:top w:val="single" w:color="auto" w:sz="4" w:space="0"/>
+          <w:left w:val="single" w:color="auto" w:sz="4" w:space="0"/>
+          <w:bottom w:val="single" w:color="auto" w:sz="4" w:space="0"/>
+          <w:right w:val="single" w:color="auto" w:sz="4" w:space="0"/>
+        </w:pBdr>
+        <w:rPr>
+          <w:rFonts w:hint="eastAsia"/>
+          <w:lang w:val="en-US" w:eastAsia="zh-CN"/>
+        </w:rPr>
+      </w:pPr>
+      <w:r>
+        <w:rPr>
+          <w:rFonts w:hint="eastAsia"/>
+          <w:lang w:val="en-US" w:eastAsia="zh-CN"/>
+        </w:rPr>
+        <w:t>(</w:t>
+      </w:r>
+    </w:p>
+    <w:p>
+      <w:pPr>
+        <w:pBdr>
+          <w:top w:val="single" w:color="auto" w:sz="4" w:space="0"/>
+          <w:left w:val="single" w:color="auto" w:sz="4" w:space="0"/>
+          <w:bottom w:val="single" w:color="auto" w:sz="4" w:space="0"/>
+          <w:right w:val="single" w:color="auto" w:sz="4" w:space="0"/>
+        </w:pBdr>
+        <w:rPr>
+          <w:rFonts w:hint="eastAsia"/>
+          <w:lang w:val="en-US" w:eastAsia="zh-CN"/>
+        </w:rPr>
+      </w:pPr>
+      <w:r>
+        <w:rPr>
+          <w:rFonts w:hint="eastAsia"/>
+          <w:lang w:val="en-US" w:eastAsia="zh-CN"/>
+        </w:rPr>
+        <w:t xml:space="preserve">  T01 int identity(1,1),</w:t>
+      </w:r>
+    </w:p>
+    <w:p>
+      <w:pPr>
+        <w:pBdr>
+          <w:top w:val="single" w:color="auto" w:sz="4" w:space="0"/>
+          <w:left w:val="single" w:color="auto" w:sz="4" w:space="0"/>
+          <w:bottom w:val="single" w:color="auto" w:sz="4" w:space="0"/>
+          <w:right w:val="single" w:color="auto" w:sz="4" w:space="0"/>
+        </w:pBdr>
+        <w:rPr>
           <w:rFonts w:hint="eastAsia"/>
           <w:highlight w:val="yellow"/>
           <w:lang w:val="en-US" w:eastAsia="zh-CN"/>
         </w:rPr>
       </w:pPr>
-      <w:bookmarkStart w:id="41" w:name="_Toc1405"/>
-      <w:bookmarkStart w:id="42" w:name="_Toc30773"/>
+      <w:r>
+        <w:rPr>
+          <w:rFonts w:hint="eastAsia"/>
+          <w:highlight w:val="yellow"/>
+          <w:lang w:val="en-US" w:eastAsia="zh-CN"/>
+        </w:rPr>
+        <w:t xml:space="preserve">         T02 int, --   帖子id</w:t>
+      </w:r>
+    </w:p>
+    <w:p>
+      <w:pPr>
+        <w:pBdr>
+          <w:top w:val="single" w:color="auto" w:sz="4" w:space="0"/>
+          <w:left w:val="single" w:color="auto" w:sz="4" w:space="0"/>
+          <w:bottom w:val="single" w:color="auto" w:sz="4" w:space="0"/>
+          <w:right w:val="single" w:color="auto" w:sz="4" w:space="0"/>
+        </w:pBdr>
+        <w:rPr>
+          <w:rFonts w:hint="default"/>
+          <w:highlight w:val="yellow"/>
+          <w:lang w:val="en-US" w:eastAsia="zh-CN"/>
+        </w:rPr>
+      </w:pPr>
+      <w:r>
+        <w:rPr>
+          <w:rFonts w:hint="eastAsia"/>
+          <w:highlight w:val="yellow"/>
+          <w:lang w:val="en-US" w:eastAsia="zh-CN"/>
+        </w:rPr>
+        <w:t xml:space="preserve">         T03 int, --   操作人id</w:t>
+      </w:r>
+    </w:p>
+    <w:p>
+      <w:pPr>
+        <w:pBdr>
+          <w:top w:val="single" w:color="auto" w:sz="4" w:space="0"/>
+          <w:left w:val="single" w:color="auto" w:sz="4" w:space="0"/>
+          <w:bottom w:val="single" w:color="auto" w:sz="4" w:space="0"/>
+          <w:right w:val="single" w:color="auto" w:sz="4" w:space="0"/>
+        </w:pBdr>
+        <w:rPr>
+          <w:rFonts w:hint="default"/>
+          <w:highlight w:val="yellow"/>
+          <w:lang w:val="en-US" w:eastAsia="zh-CN"/>
+        </w:rPr>
+      </w:pPr>
+      <w:r>
+        <w:rPr>
+          <w:rFonts w:hint="eastAsia"/>
+          <w:highlight w:val="yellow"/>
+          <w:lang w:val="en-US" w:eastAsia="zh-CN"/>
+        </w:rPr>
+        <w:t xml:space="preserve">         T04 int, --   type，帖子=0，评论=1</w:t>
+      </w:r>
+    </w:p>
+    <w:p>
+      <w:pPr>
+        <w:pBdr>
+          <w:top w:val="single" w:color="auto" w:sz="4" w:space="0"/>
+          <w:left w:val="single" w:color="auto" w:sz="4" w:space="0"/>
+          <w:bottom w:val="single" w:color="auto" w:sz="4" w:space="0"/>
+          <w:right w:val="single" w:color="auto" w:sz="4" w:space="0"/>
+        </w:pBdr>
+        <w:rPr>
+          <w:rFonts w:hint="default"/>
+          <w:highlight w:val="yellow"/>
+          <w:lang w:val="en-US" w:eastAsia="zh-CN"/>
+        </w:rPr>
+      </w:pPr>
+      <w:r>
+        <w:rPr>
+          <w:rFonts w:hint="eastAsia"/>
+          <w:highlight w:val="yellow"/>
+          <w:lang w:val="en-US" w:eastAsia="zh-CN"/>
+        </w:rPr>
+        <w:t xml:space="preserve">         T05 text, --  文本</w:t>
+      </w:r>
+    </w:p>
+    <w:p>
+      <w:pPr>
+        <w:pBdr>
+          <w:top w:val="single" w:color="auto" w:sz="4" w:space="0"/>
+          <w:left w:val="single" w:color="auto" w:sz="4" w:space="0"/>
+          <w:bottom w:val="single" w:color="auto" w:sz="4" w:space="0"/>
+          <w:right w:val="single" w:color="auto" w:sz="4" w:space="0"/>
+        </w:pBdr>
+        <w:rPr>
+          <w:rFonts w:hint="eastAsia"/>
+          <w:highlight w:val="yellow"/>
+          <w:lang w:val="en-US" w:eastAsia="zh-CN"/>
+        </w:rPr>
+      </w:pPr>
+      <w:r>
+        <w:rPr>
+          <w:rFonts w:hint="eastAsia"/>
+          <w:highlight w:val="yellow"/>
+          <w:lang w:val="en-US" w:eastAsia="zh-CN"/>
+        </w:rPr>
+        <w:t xml:space="preserve">         T06 datetime, --发布时间</w:t>
+      </w:r>
+    </w:p>
+    <w:p>
+      <w:pPr>
+        <w:pBdr>
+          <w:top w:val="single" w:color="auto" w:sz="4" w:space="0"/>
+          <w:left w:val="single" w:color="auto" w:sz="4" w:space="0"/>
+          <w:bottom w:val="single" w:color="auto" w:sz="4" w:space="0"/>
+          <w:right w:val="single" w:color="auto" w:sz="4" w:space="0"/>
+        </w:pBdr>
+        <w:rPr>
+          <w:rFonts w:hint="eastAsia"/>
+          <w:lang w:val="en-US" w:eastAsia="zh-CN"/>
+        </w:rPr>
+      </w:pPr>
+      <w:r>
+        <w:rPr>
+          <w:rFonts w:hint="eastAsia"/>
+          <w:lang w:val="en-US" w:eastAsia="zh-CN"/>
+        </w:rPr>
+        <w:t xml:space="preserve">         T07 datetime, --修改日期</w:t>
+      </w:r>
+    </w:p>
+    <w:p>
+      <w:pPr>
+        <w:pBdr>
+          <w:top w:val="single" w:color="auto" w:sz="4" w:space="0"/>
+          <w:left w:val="single" w:color="auto" w:sz="4" w:space="0"/>
+          <w:bottom w:val="single" w:color="auto" w:sz="4" w:space="0"/>
+          <w:right w:val="single" w:color="auto" w:sz="4" w:space="0"/>
+        </w:pBdr>
+        <w:rPr>
+          <w:rFonts w:hint="eastAsia"/>
+          <w:lang w:val="en-US" w:eastAsia="zh-CN"/>
+        </w:rPr>
+      </w:pPr>
+      <w:r>
+        <w:rPr>
+          <w:rFonts w:hint="eastAsia"/>
+          <w:lang w:val="en-US" w:eastAsia="zh-CN"/>
+        </w:rPr>
+        <w:t xml:space="preserve">         T08 int, --   类别  一般为0.-- 对于会议：  =1 为会议记要</w:t>
+      </w:r>
+    </w:p>
+    <w:p>
+      <w:pPr>
+        <w:pBdr>
+          <w:top w:val="single" w:color="auto" w:sz="4" w:space="0"/>
+          <w:left w:val="single" w:color="auto" w:sz="4" w:space="0"/>
+          <w:bottom w:val="single" w:color="auto" w:sz="4" w:space="0"/>
+          <w:right w:val="single" w:color="auto" w:sz="4" w:space="0"/>
+        </w:pBdr>
+        <w:rPr>
+          <w:rFonts w:hint="eastAsia"/>
+          <w:lang w:val="en-US" w:eastAsia="zh-CN"/>
+        </w:rPr>
+      </w:pPr>
+      <w:r>
+        <w:rPr>
+          <w:rFonts w:hint="eastAsia"/>
+          <w:lang w:val="en-US" w:eastAsia="zh-CN"/>
+        </w:rPr>
+        <w:t xml:space="preserve">         T09 int, --</w:t>
+      </w:r>
+    </w:p>
+    <w:p>
+      <w:pPr>
+        <w:pBdr>
+          <w:top w:val="single" w:color="auto" w:sz="4" w:space="0"/>
+          <w:left w:val="single" w:color="auto" w:sz="4" w:space="0"/>
+          <w:bottom w:val="single" w:color="auto" w:sz="4" w:space="0"/>
+          <w:right w:val="single" w:color="auto" w:sz="4" w:space="0"/>
+        </w:pBdr>
+        <w:rPr>
+          <w:rFonts w:hint="eastAsia"/>
+          <w:lang w:val="en-US" w:eastAsia="zh-CN"/>
+        </w:rPr>
+      </w:pPr>
+      <w:r>
+        <w:rPr>
+          <w:rFonts w:hint="eastAsia"/>
+          <w:lang w:val="en-US" w:eastAsia="zh-CN"/>
+        </w:rPr>
+        <w:t xml:space="preserve">         T10 nvarchar(20) --备注</w:t>
+      </w:r>
+    </w:p>
+    <w:p>
+      <w:pPr>
+        <w:pBdr>
+          <w:top w:val="single" w:color="auto" w:sz="4" w:space="0"/>
+          <w:left w:val="single" w:color="auto" w:sz="4" w:space="0"/>
+          <w:bottom w:val="single" w:color="auto" w:sz="4" w:space="0"/>
+          <w:right w:val="single" w:color="auto" w:sz="4" w:space="0"/>
+        </w:pBdr>
+        <w:rPr>
+          <w:rFonts w:hint="eastAsia"/>
+          <w:lang w:val="en-US" w:eastAsia="zh-CN"/>
+        </w:rPr>
+      </w:pPr>
+      <w:r>
+        <w:rPr>
+          <w:rFonts w:hint="eastAsia"/>
+          <w:lang w:val="en-US" w:eastAsia="zh-CN"/>
+        </w:rPr>
+        <w:t xml:space="preserve">       )</w:t>
+      </w:r>
+    </w:p>
+    <w:p>
+      <w:pPr>
+        <w:pBdr>
+          <w:top w:val="single" w:color="auto" w:sz="4" w:space="0"/>
+          <w:left w:val="single" w:color="auto" w:sz="4" w:space="0"/>
+          <w:bottom w:val="single" w:color="auto" w:sz="4" w:space="0"/>
+          <w:right w:val="single" w:color="auto" w:sz="4" w:space="0"/>
+        </w:pBdr>
+        <w:rPr>
+          <w:rFonts w:hint="eastAsia"/>
+          <w:lang w:val="en-US" w:eastAsia="zh-CN"/>
+        </w:rPr>
+      </w:pPr>
+      <w:r>
+        <w:rPr>
+          <w:rFonts w:hint="eastAsia"/>
+          <w:lang w:val="en-US" w:eastAsia="zh-CN"/>
+        </w:rPr>
+        <w:t>Create Index ItET_idx on ItET(T01,T02)</w:t>
+      </w:r>
+    </w:p>
+    <w:p>
+      <w:pPr>
+        <w:pBdr>
+          <w:top w:val="none" w:color="auto" w:sz="0" w:space="0"/>
+          <w:left w:val="none" w:color="auto" w:sz="0" w:space="0"/>
+          <w:bottom w:val="none" w:color="auto" w:sz="0" w:space="0"/>
+          <w:right w:val="none" w:color="auto" w:sz="0" w:space="0"/>
+        </w:pBdr>
+        <w:rPr>
+          <w:rFonts w:hint="eastAsia"/>
+          <w:lang w:val="en-US" w:eastAsia="zh-CN"/>
+        </w:rPr>
+      </w:pPr>
+    </w:p>
+    <w:p>
+      <w:pPr>
+        <w:pStyle w:val="4"/>
+        <w:bidi w:val="0"/>
+        <w:rPr>
+          <w:rFonts w:hint="default"/>
+          <w:lang w:val="en-US" w:eastAsia="zh-CN"/>
+        </w:rPr>
+      </w:pPr>
+      <w:bookmarkStart w:id="39" w:name="_Toc23560"/>
+      <w:bookmarkStart w:id="40" w:name="_Toc4413"/>
+      <w:r>
+        <w:rPr>
+          <w:rFonts w:hint="eastAsia"/>
+          <w:lang w:val="en-US" w:eastAsia="zh-CN"/>
+        </w:rPr>
+        <w:t>3.1.2 ITFE（文件）</w:t>
+      </w:r>
+      <w:bookmarkEnd w:id="39"/>
+      <w:bookmarkEnd w:id="40"/>
+    </w:p>
+    <w:p>
+      <w:pPr>
+        <w:pBdr>
+          <w:top w:val="single" w:color="auto" w:sz="4" w:space="0"/>
+          <w:left w:val="single" w:color="auto" w:sz="4" w:space="0"/>
+          <w:bottom w:val="single" w:color="auto" w:sz="4" w:space="0"/>
+          <w:right w:val="single" w:color="auto" w:sz="4" w:space="0"/>
+        </w:pBdr>
+        <w:rPr>
+          <w:rFonts w:hint="eastAsia"/>
+          <w:lang w:val="en-US" w:eastAsia="zh-CN"/>
+        </w:rPr>
+      </w:pPr>
+      <w:r>
+        <w:rPr>
+          <w:rFonts w:hint="eastAsia"/>
+          <w:lang w:val="en-US" w:eastAsia="zh-CN"/>
+        </w:rPr>
+        <w:t>drop table itFE</w:t>
+      </w:r>
+    </w:p>
+    <w:p>
+      <w:pPr>
+        <w:pBdr>
+          <w:top w:val="single" w:color="auto" w:sz="4" w:space="0"/>
+          <w:left w:val="single" w:color="auto" w:sz="4" w:space="0"/>
+          <w:bottom w:val="single" w:color="auto" w:sz="4" w:space="0"/>
+          <w:right w:val="single" w:color="auto" w:sz="4" w:space="0"/>
+        </w:pBdr>
+        <w:rPr>
+          <w:rFonts w:hint="eastAsia"/>
+          <w:lang w:val="en-US" w:eastAsia="zh-CN"/>
+        </w:rPr>
+      </w:pPr>
+      <w:r>
+        <w:rPr>
+          <w:rFonts w:hint="eastAsia"/>
+          <w:lang w:val="en-US" w:eastAsia="zh-CN"/>
+        </w:rPr>
+        <w:t>Create Table ItFE</w:t>
+      </w:r>
+    </w:p>
+    <w:p>
+      <w:pPr>
+        <w:pBdr>
+          <w:top w:val="single" w:color="auto" w:sz="4" w:space="0"/>
+          <w:left w:val="single" w:color="auto" w:sz="4" w:space="0"/>
+          <w:bottom w:val="single" w:color="auto" w:sz="4" w:space="0"/>
+          <w:right w:val="single" w:color="auto" w:sz="4" w:space="0"/>
+        </w:pBdr>
+        <w:rPr>
+          <w:rFonts w:hint="eastAsia"/>
+          <w:lang w:val="en-US" w:eastAsia="zh-CN"/>
+        </w:rPr>
+      </w:pPr>
+      <w:r>
+        <w:rPr>
+          <w:rFonts w:hint="eastAsia"/>
+          <w:lang w:val="en-US" w:eastAsia="zh-CN"/>
+        </w:rPr>
+        <w:t>(</w:t>
+      </w:r>
+    </w:p>
+    <w:p>
+      <w:pPr>
+        <w:pBdr>
+          <w:top w:val="single" w:color="auto" w:sz="4" w:space="0"/>
+          <w:left w:val="single" w:color="auto" w:sz="4" w:space="0"/>
+          <w:bottom w:val="single" w:color="auto" w:sz="4" w:space="0"/>
+          <w:right w:val="single" w:color="auto" w:sz="4" w:space="0"/>
+        </w:pBdr>
+        <w:rPr>
+          <w:rFonts w:hint="eastAsia"/>
+          <w:lang w:val="en-US" w:eastAsia="zh-CN"/>
+        </w:rPr>
+      </w:pPr>
+      <w:r>
+        <w:rPr>
+          <w:rFonts w:hint="eastAsia"/>
+          <w:lang w:val="en-US" w:eastAsia="zh-CN"/>
+        </w:rPr>
+        <w:t xml:space="preserve">  F01 int identity(1,1),</w:t>
+      </w:r>
+    </w:p>
+    <w:p>
+      <w:pPr>
+        <w:pBdr>
+          <w:top w:val="single" w:color="auto" w:sz="4" w:space="0"/>
+          <w:left w:val="single" w:color="auto" w:sz="4" w:space="0"/>
+          <w:bottom w:val="single" w:color="auto" w:sz="4" w:space="0"/>
+          <w:right w:val="single" w:color="auto" w:sz="4" w:space="0"/>
+        </w:pBdr>
+        <w:rPr>
+          <w:rFonts w:hint="eastAsia"/>
+          <w:lang w:val="en-US" w:eastAsia="zh-CN"/>
+        </w:rPr>
+      </w:pPr>
+      <w:r>
+        <w:rPr>
+          <w:rFonts w:hint="eastAsia"/>
+          <w:lang w:val="en-US" w:eastAsia="zh-CN"/>
+        </w:rPr>
+        <w:t xml:space="preserve">  F02 int ,-- 信息ID</w:t>
+      </w:r>
+    </w:p>
+    <w:p>
+      <w:pPr>
+        <w:pBdr>
+          <w:top w:val="single" w:color="auto" w:sz="4" w:space="0"/>
+          <w:left w:val="single" w:color="auto" w:sz="4" w:space="0"/>
+          <w:bottom w:val="single" w:color="auto" w:sz="4" w:space="0"/>
+          <w:right w:val="single" w:color="auto" w:sz="4" w:space="0"/>
+        </w:pBdr>
+        <w:rPr>
+          <w:rFonts w:hint="eastAsia"/>
+          <w:lang w:val="en-US" w:eastAsia="zh-CN"/>
+        </w:rPr>
+      </w:pPr>
+      <w:r>
+        <w:rPr>
+          <w:rFonts w:hint="eastAsia"/>
+          <w:lang w:val="en-US" w:eastAsia="zh-CN"/>
+        </w:rPr>
+        <w:t xml:space="preserve">  F03 int, --   类别  一般为0. 对于会议：  =1 为会议记要</w:t>
+      </w:r>
+    </w:p>
+    <w:p>
+      <w:pPr>
+        <w:pBdr>
+          <w:top w:val="single" w:color="auto" w:sz="4" w:space="0"/>
+          <w:left w:val="single" w:color="auto" w:sz="4" w:space="0"/>
+          <w:bottom w:val="single" w:color="auto" w:sz="4" w:space="0"/>
+          <w:right w:val="single" w:color="auto" w:sz="4" w:space="0"/>
+        </w:pBdr>
+        <w:rPr>
+          <w:rFonts w:hint="eastAsia"/>
+          <w:lang w:val="en-US" w:eastAsia="zh-CN"/>
+        </w:rPr>
+      </w:pPr>
+      <w:r>
+        <w:rPr>
+          <w:rFonts w:hint="eastAsia"/>
+          <w:lang w:val="en-US" w:eastAsia="zh-CN"/>
+        </w:rPr>
+        <w:t xml:space="preserve">  F04 int, -- 序号</w:t>
+      </w:r>
+    </w:p>
+    <w:p>
+      <w:pPr>
+        <w:pBdr>
+          <w:top w:val="single" w:color="auto" w:sz="4" w:space="0"/>
+          <w:left w:val="single" w:color="auto" w:sz="4" w:space="0"/>
+          <w:bottom w:val="single" w:color="auto" w:sz="4" w:space="0"/>
+          <w:right w:val="single" w:color="auto" w:sz="4" w:space="0"/>
+        </w:pBdr>
+        <w:rPr>
+          <w:rFonts w:hint="eastAsia"/>
+          <w:lang w:val="en-US" w:eastAsia="zh-CN"/>
+        </w:rPr>
+      </w:pPr>
+      <w:r>
+        <w:rPr>
+          <w:rFonts w:hint="eastAsia"/>
+          <w:lang w:val="en-US" w:eastAsia="zh-CN"/>
+        </w:rPr>
+        <w:t xml:space="preserve">  F05 nvarchar(60), --文件名</w:t>
+      </w:r>
+    </w:p>
+    <w:p>
+      <w:pPr>
+        <w:pBdr>
+          <w:top w:val="single" w:color="auto" w:sz="4" w:space="0"/>
+          <w:left w:val="single" w:color="auto" w:sz="4" w:space="0"/>
+          <w:bottom w:val="single" w:color="auto" w:sz="4" w:space="0"/>
+          <w:right w:val="single" w:color="auto" w:sz="4" w:space="0"/>
+        </w:pBdr>
+        <w:rPr>
+          <w:rFonts w:hint="eastAsia"/>
+          <w:lang w:val="en-US" w:eastAsia="zh-CN"/>
+        </w:rPr>
+      </w:pPr>
+      <w:r>
+        <w:rPr>
+          <w:rFonts w:hint="eastAsia"/>
+          <w:lang w:val="en-US" w:eastAsia="zh-CN"/>
+        </w:rPr>
+        <w:t xml:space="preserve">  F06 nvarchar(30), --文件类型</w:t>
+      </w:r>
+    </w:p>
+    <w:p>
+      <w:pPr>
+        <w:pBdr>
+          <w:top w:val="single" w:color="auto" w:sz="4" w:space="0"/>
+          <w:left w:val="single" w:color="auto" w:sz="4" w:space="0"/>
+          <w:bottom w:val="single" w:color="auto" w:sz="4" w:space="0"/>
+          <w:right w:val="single" w:color="auto" w:sz="4" w:space="0"/>
+        </w:pBdr>
+        <w:rPr>
+          <w:rFonts w:hint="eastAsia"/>
+          <w:lang w:val="en-US" w:eastAsia="zh-CN"/>
+        </w:rPr>
+      </w:pPr>
+      <w:r>
+        <w:rPr>
+          <w:rFonts w:hint="eastAsia"/>
+          <w:lang w:val="en-US" w:eastAsia="zh-CN"/>
+        </w:rPr>
+        <w:t xml:space="preserve">  F07 image, --文件内容</w:t>
+      </w:r>
+    </w:p>
+    <w:p>
+      <w:pPr>
+        <w:pBdr>
+          <w:top w:val="single" w:color="auto" w:sz="4" w:space="0"/>
+          <w:left w:val="single" w:color="auto" w:sz="4" w:space="0"/>
+          <w:bottom w:val="single" w:color="auto" w:sz="4" w:space="0"/>
+          <w:right w:val="single" w:color="auto" w:sz="4" w:space="0"/>
+        </w:pBdr>
+        <w:rPr>
+          <w:rFonts w:hint="eastAsia"/>
+          <w:lang w:val="en-US" w:eastAsia="zh-CN"/>
+        </w:rPr>
+      </w:pPr>
+      <w:r>
+        <w:rPr>
+          <w:rFonts w:hint="eastAsia"/>
+          <w:lang w:val="en-US" w:eastAsia="zh-CN"/>
+        </w:rPr>
+        <w:t xml:space="preserve">  F08 int, --保存方式         0:硬盘  1:数据库</w:t>
+      </w:r>
+    </w:p>
+    <w:p>
+      <w:pPr>
+        <w:pBdr>
+          <w:top w:val="single" w:color="auto" w:sz="4" w:space="0"/>
+          <w:left w:val="single" w:color="auto" w:sz="4" w:space="0"/>
+          <w:bottom w:val="single" w:color="auto" w:sz="4" w:space="0"/>
+          <w:right w:val="single" w:color="auto" w:sz="4" w:space="0"/>
+        </w:pBdr>
+        <w:rPr>
+          <w:rFonts w:hint="eastAsia"/>
+          <w:lang w:val="en-US" w:eastAsia="zh-CN"/>
+        </w:rPr>
+      </w:pPr>
+      <w:r>
+        <w:rPr>
+          <w:rFonts w:hint="eastAsia"/>
+          <w:lang w:val="en-US" w:eastAsia="zh-CN"/>
+        </w:rPr>
+        <w:t xml:space="preserve">  F09 nvarchar(50), --保存路径</w:t>
+      </w:r>
+    </w:p>
+    <w:p>
+      <w:pPr>
+        <w:pBdr>
+          <w:top w:val="single" w:color="auto" w:sz="4" w:space="0"/>
+          <w:left w:val="single" w:color="auto" w:sz="4" w:space="0"/>
+          <w:bottom w:val="single" w:color="auto" w:sz="4" w:space="0"/>
+          <w:right w:val="single" w:color="auto" w:sz="4" w:space="0"/>
+        </w:pBdr>
+        <w:rPr>
+          <w:rFonts w:hint="eastAsia"/>
+          <w:lang w:val="en-US" w:eastAsia="zh-CN"/>
+        </w:rPr>
+      </w:pPr>
+      <w:r>
+        <w:rPr>
+          <w:rFonts w:hint="eastAsia"/>
+          <w:lang w:val="en-US" w:eastAsia="zh-CN"/>
+        </w:rPr>
+        <w:t xml:space="preserve">  F10 nvarchar(30),  --版本号</w:t>
+      </w:r>
+    </w:p>
+    <w:p>
+      <w:pPr>
+        <w:pBdr>
+          <w:top w:val="single" w:color="auto" w:sz="4" w:space="0"/>
+          <w:left w:val="single" w:color="auto" w:sz="4" w:space="0"/>
+          <w:bottom w:val="single" w:color="auto" w:sz="4" w:space="0"/>
+          <w:right w:val="single" w:color="auto" w:sz="4" w:space="0"/>
+        </w:pBdr>
+        <w:rPr>
+          <w:rFonts w:hint="eastAsia"/>
+          <w:lang w:val="en-US" w:eastAsia="zh-CN"/>
+        </w:rPr>
+      </w:pPr>
+      <w:r>
+        <w:rPr>
+          <w:rFonts w:hint="eastAsia"/>
+          <w:lang w:val="en-US" w:eastAsia="zh-CN"/>
+        </w:rPr>
+        <w:t xml:space="preserve">  F11 nvarchar(30), --备注</w:t>
+      </w:r>
+    </w:p>
+    <w:p>
+      <w:pPr>
+        <w:pBdr>
+          <w:top w:val="single" w:color="auto" w:sz="4" w:space="0"/>
+          <w:left w:val="single" w:color="auto" w:sz="4" w:space="0"/>
+          <w:bottom w:val="single" w:color="auto" w:sz="4" w:space="0"/>
+          <w:right w:val="single" w:color="auto" w:sz="4" w:space="0"/>
+        </w:pBdr>
+        <w:rPr>
+          <w:rFonts w:hint="eastAsia"/>
+          <w:lang w:val="en-US" w:eastAsia="zh-CN"/>
+        </w:rPr>
+      </w:pPr>
+      <w:r>
+        <w:rPr>
+          <w:rFonts w:hint="eastAsia"/>
+          <w:lang w:val="en-US" w:eastAsia="zh-CN"/>
+        </w:rPr>
+        <w:t xml:space="preserve">  F12 datetime, --创建日期</w:t>
+      </w:r>
+    </w:p>
+    <w:p>
+      <w:pPr>
+        <w:pBdr>
+          <w:top w:val="single" w:color="auto" w:sz="4" w:space="0"/>
+          <w:left w:val="single" w:color="auto" w:sz="4" w:space="0"/>
+          <w:bottom w:val="single" w:color="auto" w:sz="4" w:space="0"/>
+          <w:right w:val="single" w:color="auto" w:sz="4" w:space="0"/>
+        </w:pBdr>
+        <w:rPr>
+          <w:rFonts w:hint="eastAsia"/>
+          <w:lang w:val="en-US" w:eastAsia="zh-CN"/>
+        </w:rPr>
+      </w:pPr>
+      <w:r>
+        <w:rPr>
+          <w:rFonts w:hint="eastAsia"/>
+          <w:lang w:val="en-US" w:eastAsia="zh-CN"/>
+        </w:rPr>
+        <w:t xml:space="preserve">  F13 datetime, --创建日期</w:t>
+      </w:r>
+    </w:p>
+    <w:p>
+      <w:pPr>
+        <w:pBdr>
+          <w:top w:val="single" w:color="auto" w:sz="4" w:space="0"/>
+          <w:left w:val="single" w:color="auto" w:sz="4" w:space="0"/>
+          <w:bottom w:val="single" w:color="auto" w:sz="4" w:space="0"/>
+          <w:right w:val="single" w:color="auto" w:sz="4" w:space="0"/>
+        </w:pBdr>
+        <w:rPr>
+          <w:rFonts w:hint="eastAsia"/>
+          <w:lang w:val="en-US" w:eastAsia="zh-CN"/>
+        </w:rPr>
+      </w:pPr>
+      <w:r>
+        <w:rPr>
+          <w:rFonts w:hint="eastAsia"/>
+          <w:lang w:val="en-US" w:eastAsia="zh-CN"/>
+        </w:rPr>
+        <w:t xml:space="preserve">  F14 int,    --大小</w:t>
+      </w:r>
+    </w:p>
+    <w:p>
+      <w:pPr>
+        <w:pBdr>
+          <w:top w:val="single" w:color="auto" w:sz="4" w:space="0"/>
+          <w:left w:val="single" w:color="auto" w:sz="4" w:space="0"/>
+          <w:bottom w:val="single" w:color="auto" w:sz="4" w:space="0"/>
+          <w:right w:val="single" w:color="auto" w:sz="4" w:space="0"/>
+        </w:pBdr>
+        <w:rPr>
+          <w:rFonts w:hint="eastAsia"/>
+          <w:lang w:val="en-US" w:eastAsia="zh-CN"/>
+        </w:rPr>
+      </w:pPr>
+      <w:r>
+        <w:rPr>
+          <w:rFonts w:hint="eastAsia"/>
+          <w:lang w:val="en-US" w:eastAsia="zh-CN"/>
+        </w:rPr>
+        <w:t xml:space="preserve">  F15 int</w:t>
+      </w:r>
+    </w:p>
+    <w:p>
+      <w:pPr>
+        <w:pBdr>
+          <w:top w:val="single" w:color="auto" w:sz="4" w:space="0"/>
+          <w:left w:val="single" w:color="auto" w:sz="4" w:space="0"/>
+          <w:bottom w:val="single" w:color="auto" w:sz="4" w:space="0"/>
+          <w:right w:val="single" w:color="auto" w:sz="4" w:space="0"/>
+        </w:pBdr>
+        <w:rPr>
+          <w:rFonts w:hint="eastAsia"/>
+          <w:lang w:val="en-US" w:eastAsia="zh-CN"/>
+        </w:rPr>
+      </w:pPr>
+      <w:r>
+        <w:rPr>
+          <w:rFonts w:hint="eastAsia"/>
+          <w:lang w:val="en-US" w:eastAsia="zh-CN"/>
+        </w:rPr>
+        <w:t>)</w:t>
+      </w:r>
+    </w:p>
+    <w:p>
+      <w:pPr>
+        <w:pBdr>
+          <w:top w:val="single" w:color="auto" w:sz="4" w:space="0"/>
+          <w:left w:val="single" w:color="auto" w:sz="4" w:space="0"/>
+          <w:bottom w:val="single" w:color="auto" w:sz="4" w:space="0"/>
+          <w:right w:val="single" w:color="auto" w:sz="4" w:space="0"/>
+        </w:pBdr>
+        <w:rPr>
+          <w:rFonts w:hint="eastAsia"/>
+          <w:lang w:val="en-US" w:eastAsia="zh-CN"/>
+        </w:rPr>
+      </w:pPr>
+      <w:r>
+        <w:rPr>
+          <w:rFonts w:hint="eastAsia"/>
+          <w:lang w:val="en-US" w:eastAsia="zh-CN"/>
+        </w:rPr>
+        <w:t>Create index ItFE_Idx on itFE(F01,F02)</w:t>
+      </w:r>
+    </w:p>
+    <w:p>
+      <w:pPr>
+        <w:pBdr>
+          <w:top w:val="none" w:color="auto" w:sz="0" w:space="0"/>
+          <w:left w:val="none" w:color="auto" w:sz="0" w:space="0"/>
+          <w:bottom w:val="none" w:color="auto" w:sz="0" w:space="0"/>
+          <w:right w:val="none" w:color="auto" w:sz="0" w:space="0"/>
+        </w:pBdr>
+        <w:rPr>
+          <w:rFonts w:hint="eastAsia"/>
+          <w:lang w:val="en-US" w:eastAsia="zh-CN"/>
+        </w:rPr>
+      </w:pPr>
+    </w:p>
+    <w:p>
+      <w:pPr>
+        <w:pStyle w:val="4"/>
+        <w:bidi w:val="0"/>
+        <w:rPr>
+          <w:rFonts w:hint="eastAsia"/>
+          <w:highlight w:val="yellow"/>
+          <w:lang w:val="en-US" w:eastAsia="zh-CN"/>
+        </w:rPr>
+      </w:pPr>
+      <w:bookmarkStart w:id="41" w:name="_Toc30773"/>
+      <w:bookmarkStart w:id="42" w:name="_Toc1405"/>
       <w:r>
         <w:rPr>
           <w:rFonts w:hint="eastAsia"/>
@@ -16805,27 +17528,6 @@
           <w:right w:val="single" w:color="auto" w:sz="4" w:space="0"/>
         </w:pBdr>
         <w:rPr>
-          <w:rFonts w:hint="eastAsia"/>
-          <w:lang w:val="en-US" w:eastAsia="zh-CN"/>
-        </w:rPr>
-      </w:pPr>
-      <w:r>
-        <w:rPr>
-          <w:rFonts w:hint="eastAsia"/>
-          <w:lang w:val="en-US" w:eastAsia="zh-CN"/>
-        </w:rPr>
-        <w:t xml:space="preserve">  I21 int, --删除标志  , 默认为0</w:t>
-      </w:r>
-    </w:p>
-    <w:p>
-      <w:pPr>
-        <w:pBdr>
-          <w:top w:val="single" w:color="auto" w:sz="4" w:space="0"/>
-          <w:left w:val="single" w:color="auto" w:sz="4" w:space="0"/>
-          <w:bottom w:val="single" w:color="auto" w:sz="4" w:space="0"/>
-          <w:right w:val="single" w:color="auto" w:sz="4" w:space="0"/>
-        </w:pBdr>
-        <w:rPr>
           <w:rFonts w:hint="default"/>
           <w:highlight w:val="yellow"/>
           <w:lang w:val="en-US" w:eastAsia="zh-CN"/>
@@ -16837,6 +17539,53 @@
           <w:highlight w:val="yellow"/>
           <w:lang w:val="en-US" w:eastAsia="zh-CN"/>
         </w:rPr>
+        <w:t xml:space="preserve">  I21 int, -</w:t>
+      </w:r>
+      <w:r>
+        <w:rPr>
+          <w:rFonts w:hint="eastAsia"/>
+          <w:highlight w:val="yellow"/>
+          <w:lang w:val="en-US" w:eastAsia="zh-CN"/>
+        </w:rPr>
+        <w:tab/>
+      </w:r>
+      <w:r>
+        <w:rPr>
+          <w:rFonts w:hint="eastAsia"/>
+          <w:highlight w:val="yellow"/>
+          <w:lang w:val="en-US" w:eastAsia="zh-CN"/>
+        </w:rPr>
+        <w:tab/>
+      </w:r>
+      <w:r>
+        <w:rPr>
+          <w:rFonts w:hint="eastAsia"/>
+          <w:highlight w:val="yellow"/>
+          <w:lang w:val="en-US" w:eastAsia="zh-CN"/>
+        </w:rPr>
+        <w:t>收藏数</w:t>
+      </w:r>
+    </w:p>
+    <w:p>
+      <w:pPr>
+        <w:pBdr>
+          <w:top w:val="single" w:color="auto" w:sz="4" w:space="0"/>
+          <w:left w:val="single" w:color="auto" w:sz="4" w:space="0"/>
+          <w:bottom w:val="single" w:color="auto" w:sz="4" w:space="0"/>
+          <w:right w:val="single" w:color="auto" w:sz="4" w:space="0"/>
+        </w:pBdr>
+        <w:rPr>
+          <w:rFonts w:hint="default"/>
+          <w:highlight w:val="yellow"/>
+          <w:lang w:val="en-US" w:eastAsia="zh-CN"/>
+        </w:rPr>
+      </w:pPr>
+      <w:r>
+        <w:rPr>
+          <w:rFonts w:hint="eastAsia"/>
+          <w:highlight w:val="yellow"/>
+          <w:lang w:val="en-US" w:eastAsia="zh-CN"/>
+        </w:rPr>
         <w:t xml:space="preserve">  I22 datetime, -- time 发布时间[#5]</w:t>
       </w:r>
     </w:p>
@@ -16937,16 +17686,18 @@
           <w:right w:val="single" w:color="auto" w:sz="4" w:space="0"/>
         </w:pBdr>
         <w:rPr>
-          <w:rFonts w:hint="eastAsia"/>
-          <w:lang w:val="en-US" w:eastAsia="zh-CN"/>
-        </w:rPr>
-      </w:pPr>
-      <w:r>
-        <w:rPr>
-          <w:rFonts w:hint="eastAsia"/>
-          <w:lang w:val="en-US" w:eastAsia="zh-CN"/>
-        </w:rPr>
-        <w:t xml:space="preserve">  I27 int, --文件数量</w:t>
+          <w:rFonts w:hint="default"/>
+          <w:highlight w:val="yellow"/>
+          <w:lang w:val="en-US" w:eastAsia="zh-CN"/>
+        </w:rPr>
+      </w:pPr>
+      <w:r>
+        <w:rPr>
+          <w:rFonts w:hint="eastAsia"/>
+          <w:highlight w:val="yellow"/>
+          <w:lang w:val="en-US" w:eastAsia="zh-CN"/>
+        </w:rPr>
+        <w:t xml:space="preserve">  I27 int, --点赞量like</w:t>
       </w:r>
     </w:p>
     <w:p>
@@ -16979,28 +17730,7 @@
           <w:right w:val="single" w:color="auto" w:sz="4" w:space="0"/>
         </w:pBdr>
         <w:rPr>
-          <w:rFonts w:hint="eastAsia"/>
-          <w:lang w:val="en-US" w:eastAsia="zh-CN"/>
-        </w:rPr>
-      </w:pPr>
-      <w:r>
-        <w:rPr>
-          <w:rFonts w:hint="eastAsia"/>
-          <w:lang w:val="en-US" w:eastAsia="zh-CN"/>
-        </w:rPr>
-        <w:t xml:space="preserve">  I29 int, --点击数量</w:t>
-      </w:r>
-    </w:p>
-    <w:p>
-      <w:pPr>
-        <w:pBdr>
-          <w:top w:val="single" w:color="auto" w:sz="4" w:space="0"/>
-          <w:left w:val="single" w:color="auto" w:sz="4" w:space="0"/>
-          <w:bottom w:val="single" w:color="auto" w:sz="4" w:space="0"/>
-          <w:right w:val="single" w:color="auto" w:sz="4" w:space="0"/>
-        </w:pBdr>
-        <w:rPr>
-          <w:rFonts w:hint="eastAsia"/>
+          <w:rFonts w:hint="default"/>
           <w:highlight w:val="yellow"/>
           <w:lang w:val="en-US" w:eastAsia="zh-CN"/>
         </w:rPr>
@@ -17011,6 +17741,29 @@
           <w:highlight w:val="yellow"/>
           <w:lang w:val="en-US" w:eastAsia="zh-CN"/>
         </w:rPr>
+        <w:t xml:space="preserve">  I29 int, --评论量comment</w:t>
+      </w:r>
+    </w:p>
+    <w:p>
+      <w:pPr>
+        <w:pBdr>
+          <w:top w:val="single" w:color="auto" w:sz="4" w:space="0"/>
+          <w:left w:val="single" w:color="auto" w:sz="4" w:space="0"/>
+          <w:bottom w:val="single" w:color="auto" w:sz="4" w:space="0"/>
+          <w:right w:val="single" w:color="auto" w:sz="4" w:space="0"/>
+        </w:pBdr>
+        <w:rPr>
+          <w:rFonts w:hint="eastAsia"/>
+          <w:highlight w:val="yellow"/>
+          <w:lang w:val="en-US" w:eastAsia="zh-CN"/>
+        </w:rPr>
+      </w:pPr>
+      <w:r>
+        <w:rPr>
+          <w:rFonts w:hint="eastAsia"/>
+          <w:highlight w:val="yellow"/>
+          <w:lang w:val="en-US" w:eastAsia="zh-CN"/>
+        </w:rPr>
         <w:t xml:space="preserve">  I30 int, --participantcount参与人数   </w:t>
       </w:r>
     </w:p>
@@ -17093,12 +17846,14 @@
         </w:pBdr>
         <w:rPr>
           <w:rFonts w:hint="default"/>
-          <w:lang w:val="en-US" w:eastAsia="zh-CN"/>
-        </w:rPr>
-      </w:pPr>
-      <w:r>
-        <w:rPr>
-          <w:rFonts w:hint="eastAsia"/>
+          <w:highlight w:val="yellow"/>
+          <w:lang w:val="en-US" w:eastAsia="zh-CN"/>
+        </w:rPr>
+      </w:pPr>
+      <w:r>
+        <w:rPr>
+          <w:rFonts w:hint="eastAsia"/>
+          <w:highlight w:val="yellow"/>
           <w:lang w:val="en-US" w:eastAsia="zh-CN"/>
         </w:rPr>
         <w:t xml:space="preserve">  I34 int,inviteid/postid/competeid</w:t>
@@ -17440,8 +18195,8 @@
           <w:lang w:val="en-US" w:eastAsia="zh-CN"/>
         </w:rPr>
       </w:pPr>
-      <w:bookmarkStart w:id="45" w:name="_Toc8647"/>
-      <w:bookmarkStart w:id="46" w:name="_Toc20818"/>
+      <w:bookmarkStart w:id="45" w:name="_Toc20818"/>
+      <w:bookmarkStart w:id="46" w:name="_Toc8647"/>
       <w:r>
         <w:rPr>
           <w:rFonts w:hint="eastAsia"/>
@@ -17671,8 +18426,8 @@
           <w:lang w:val="en-US" w:eastAsia="zh-CN"/>
         </w:rPr>
       </w:pPr>
-      <w:bookmarkStart w:id="47" w:name="_Toc28577"/>
-      <w:bookmarkStart w:id="48" w:name="_Toc23258"/>
+      <w:bookmarkStart w:id="47" w:name="_Toc23258"/>
+      <w:bookmarkStart w:id="48" w:name="_Toc28577"/>
       <w:r>
         <w:rPr>
           <w:rFonts w:hint="eastAsia"/>
@@ -17682,6 +18437,13 @@
       </w:r>
       <w:bookmarkEnd w:id="47"/>
       <w:bookmarkEnd w:id="48"/>
+      <w:r>
+        <w:rPr>
+          <w:rFonts w:hint="eastAsia"/>
+          <w:lang w:val="en-US" w:eastAsia="zh-CN"/>
+        </w:rPr>
+        <w:t>/点赞表</w:t>
+      </w:r>
     </w:p>
     <w:p>
       <w:pPr>
@@ -17873,7 +18635,7 @@
           <w:highlight w:val="yellow"/>
           <w:lang w:val="en-US" w:eastAsia="zh-CN"/>
         </w:rPr>
-        <w:t xml:space="preserve">          P06  int ,  -- publisher=0；participator=1</w:t>
+        <w:t xml:space="preserve">          P06  int ,  -- publisher=0；participator=1，like=3</w:t>
       </w:r>
     </w:p>
     <w:p>
@@ -19408,8 +20170,8 @@
           <w:lang w:val="en-US" w:eastAsia="zh-CN"/>
         </w:rPr>
       </w:pPr>
-      <w:bookmarkStart w:id="53" w:name="_Toc29208"/>
-      <w:bookmarkStart w:id="54" w:name="_Toc28484"/>
+      <w:bookmarkStart w:id="53" w:name="_Toc28484"/>
+      <w:bookmarkStart w:id="54" w:name="_Toc29208"/>
       <w:r>
         <w:rPr>
           <w:rFonts w:hint="eastAsia"/>
@@ -23327,7 +24089,6 @@
           <w:lang w:val="en-US" w:eastAsia="zh-CN"/>
         </w:rPr>
         <w:tab/>
-        <w:t/>
       </w:r>
       <w:r>
         <w:rPr>
@@ -23335,7 +24096,6 @@
           <w:lang w:val="en-US" w:eastAsia="zh-CN"/>
         </w:rPr>
         <w:tab/>
-        <w:t/>
       </w:r>
       <w:r>
         <w:rPr>
@@ -23343,6 +24103,12 @@
           <w:lang w:val="en-US" w:eastAsia="zh-CN"/>
         </w:rPr>
         <w:tab/>
+      </w:r>
+      <w:r>
+        <w:rPr>
+          <w:rFonts w:hint="eastAsia"/>
+          <w:lang w:val="en-US" w:eastAsia="zh-CN"/>
+        </w:rPr>
         <w:t>生日</w:t>
       </w:r>
     </w:p>
@@ -24459,8 +25225,8 @@
           <w:lang w:val="en-US" w:eastAsia="zh-CN"/>
         </w:rPr>
       </w:pPr>
-      <w:bookmarkStart w:id="64" w:name="_Toc1997"/>
-      <w:bookmarkStart w:id="65" w:name="_Toc25815"/>
+      <w:bookmarkStart w:id="64" w:name="_Toc25815"/>
+      <w:bookmarkStart w:id="65" w:name="_Toc1997"/>
       <w:r>
         <w:rPr>
           <w:rFonts w:hint="eastAsia"/>
@@ -24480,8 +25246,8 @@
           <w:lang w:val="en-US" w:eastAsia="zh-CN"/>
         </w:rPr>
       </w:pPr>
-      <w:bookmarkStart w:id="66" w:name="_Toc9385"/>
-      <w:bookmarkStart w:id="67" w:name="_Toc22731"/>
+      <w:bookmarkStart w:id="66" w:name="_Toc22731"/>
+      <w:bookmarkStart w:id="67" w:name="_Toc9385"/>
       <w:r>
         <w:rPr>
           <w:rFonts w:hint="eastAsia"/>
@@ -25567,8 +26333,8 @@
           <w:lang w:val="en-US" w:eastAsia="zh-CN"/>
         </w:rPr>
       </w:pPr>
-      <w:bookmarkStart w:id="68" w:name="_Toc93"/>
-      <w:bookmarkStart w:id="69" w:name="_Toc30006"/>
+      <w:bookmarkStart w:id="68" w:name="_Toc30006"/>
+      <w:bookmarkStart w:id="69" w:name="_Toc93"/>
       <w:r>
         <w:rPr>
           <w:rFonts w:hint="eastAsia"/>
@@ -25691,8 +26457,8 @@
           <w:lang w:val="en-US" w:eastAsia="zh-CN"/>
         </w:rPr>
       </w:pPr>
-      <w:bookmarkStart w:id="72" w:name="_Toc16984"/>
-      <w:bookmarkStart w:id="73" w:name="_Toc27220"/>
+      <w:bookmarkStart w:id="72" w:name="_Toc27220"/>
+      <w:bookmarkStart w:id="73" w:name="_Toc16984"/>
       <w:r>
         <w:rPr>
           <w:rFonts w:hint="eastAsia"/>

--- a/约球说明.docx
+++ b/约球说明.docx
@@ -9394,12 +9394,6 @@
       </w:pPr>
     </w:p>
     <w:p>
-      <w:pPr>
-        <w:rPr>
-          <w:rFonts w:hint="default"/>
-          <w:lang w:val="en-US" w:eastAsia="zh-CN"/>
-        </w:rPr>
-      </w:pPr>
       <w:r>
         <w:drawing>
           <wp:inline distT="0" distB="0" distL="114300" distR="114300">
@@ -9443,8 +9437,251 @@
           </wp:inline>
         </w:drawing>
       </w:r>
-      <w:bookmarkStart w:id="74" w:name="_GoBack"/>
-      <w:bookmarkEnd w:id="74"/>
+    </w:p>
+    <w:p>
+      <w:pPr>
+        <w:pStyle w:val="4"/>
+        <w:bidi w:val="0"/>
+        <w:rPr>
+          <w:rFonts w:hint="eastAsia"/>
+          <w:lang w:val="en-US" w:eastAsia="zh-CN"/>
+        </w:rPr>
+      </w:pPr>
+      <w:r>
+        <w:rPr>
+          <w:rFonts w:hint="eastAsia"/>
+          <w:lang w:val="en-US" w:eastAsia="zh-CN"/>
+        </w:rPr>
+        <w:t>2.1.13 写 11813 会员修改</w:t>
+      </w:r>
+    </w:p>
+    <w:p>
+      <w:pPr>
+        <w:pBdr>
+          <w:top w:val="single" w:color="auto" w:sz="4" w:space="0"/>
+          <w:left w:val="single" w:color="auto" w:sz="4" w:space="0"/>
+          <w:bottom w:val="single" w:color="auto" w:sz="4" w:space="0"/>
+          <w:right w:val="single" w:color="auto" w:sz="4" w:space="0"/>
+        </w:pBdr>
+        <w:rPr>
+          <w:rFonts w:hint="default"/>
+          <w:lang w:val="en-US" w:eastAsia="zh-CN"/>
+        </w:rPr>
+      </w:pPr>
+      <w:r>
+        <w:rPr>
+          <w:rFonts w:hint="default"/>
+          <w:lang w:val="en-US" w:eastAsia="zh-CN"/>
+        </w:rPr>
+        <w:t>https://www.</w:t>
+      </w:r>
+      <w:r>
+        <w:rPr>
+          <w:rFonts w:hint="eastAsia"/>
+          <w:lang w:val="en-US" w:eastAsia="zh-CN"/>
+        </w:rPr>
+        <w:t>ruanzi.net</w:t>
+      </w:r>
+      <w:r>
+        <w:rPr>
+          <w:rFonts w:hint="default"/>
+          <w:lang w:val="en-US" w:eastAsia="zh-CN"/>
+        </w:rPr>
+        <w:t>/jy/go/phone.aspx?ituid=11</w:t>
+      </w:r>
+      <w:r>
+        <w:rPr>
+          <w:rFonts w:hint="eastAsia"/>
+          <w:lang w:val="en-US" w:eastAsia="zh-CN"/>
+        </w:rPr>
+        <w:t>8</w:t>
+      </w:r>
+      <w:r>
+        <w:rPr>
+          <w:rFonts w:hint="default"/>
+          <w:lang w:val="en-US" w:eastAsia="zh-CN"/>
+        </w:rPr>
+        <w:t>&amp;mbid=</w:t>
+      </w:r>
+      <w:r>
+        <w:rPr>
+          <w:rFonts w:hint="eastAsia"/>
+          <w:lang w:val="en-US" w:eastAsia="zh-CN"/>
+        </w:rPr>
+        <w:t>11813&amp;itsid=</w:t>
+      </w:r>
+    </w:p>
+    <w:p>
+      <w:r>
+        <w:drawing>
+          <wp:inline distT="0" distB="0" distL="114300" distR="114300">
+            <wp:extent cx="5270500" cy="584200"/>
+            <wp:effectExtent l="0" t="0" r="6350" b="6350"/>
+            <wp:docPr id="16" name="图片 2"/>
+            <wp:cNvGraphicFramePr>
+              <a:graphicFrameLocks xmlns:a="http://schemas.openxmlformats.org/drawingml/2006/main" noChangeAspect="1"/>
+            </wp:cNvGraphicFramePr>
+            <a:graphic xmlns:a="http://schemas.openxmlformats.org/drawingml/2006/main">
+              <a:graphicData uri="http://schemas.openxmlformats.org/drawingml/2006/picture">
+                <pic:pic xmlns:pic="http://schemas.openxmlformats.org/drawingml/2006/picture">
+                  <pic:nvPicPr>
+                    <pic:cNvPr id="16" name="图片 2"/>
+                    <pic:cNvPicPr>
+                      <a:picLocks noChangeAspect="1"/>
+                    </pic:cNvPicPr>
+                  </pic:nvPicPr>
+                  <pic:blipFill>
+                    <a:blip r:embed="rId19"/>
+                    <a:stretch>
+                      <a:fillRect/>
+                    </a:stretch>
+                  </pic:blipFill>
+                  <pic:spPr>
+                    <a:xfrm>
+                      <a:off x="0" y="0"/>
+                      <a:ext cx="5270500" cy="584200"/>
+                    </a:xfrm>
+                    <a:prstGeom prst="rect">
+                      <a:avLst/>
+                    </a:prstGeom>
+                    <a:noFill/>
+                    <a:ln>
+                      <a:noFill/>
+                    </a:ln>
+                  </pic:spPr>
+                </pic:pic>
+              </a:graphicData>
+            </a:graphic>
+          </wp:inline>
+        </w:drawing>
+      </w:r>
+    </w:p>
+    <w:p>
+      <w:pPr>
+        <w:pStyle w:val="4"/>
+        <w:bidi w:val="0"/>
+        <w:rPr>
+          <w:rFonts w:hint="default"/>
+          <w:lang w:val="en-US" w:eastAsia="zh-CN"/>
+        </w:rPr>
+      </w:pPr>
+      <w:r>
+        <w:rPr>
+          <w:rFonts w:hint="eastAsia"/>
+          <w:lang w:val="en-US" w:eastAsia="zh-CN"/>
+        </w:rPr>
+        <w:t>2.1.14 写 11814 会员过期</w:t>
+      </w:r>
+    </w:p>
+    <w:p>
+      <w:pPr>
+        <w:pBdr>
+          <w:top w:val="single" w:color="auto" w:sz="4" w:space="0"/>
+          <w:left w:val="single" w:color="auto" w:sz="4" w:space="0"/>
+          <w:bottom w:val="single" w:color="auto" w:sz="4" w:space="0"/>
+          <w:right w:val="single" w:color="auto" w:sz="4" w:space="0"/>
+        </w:pBdr>
+        <w:rPr>
+          <w:rFonts w:hint="default"/>
+          <w:lang w:val="en-US" w:eastAsia="zh-CN"/>
+        </w:rPr>
+      </w:pPr>
+      <w:r>
+        <w:rPr>
+          <w:rFonts w:hint="default"/>
+          <w:lang w:val="en-US" w:eastAsia="zh-CN"/>
+        </w:rPr>
+        <w:t>https://www.</w:t>
+      </w:r>
+      <w:r>
+        <w:rPr>
+          <w:rFonts w:hint="eastAsia"/>
+          <w:lang w:val="en-US" w:eastAsia="zh-CN"/>
+        </w:rPr>
+        <w:t>ruanzi.net</w:t>
+      </w:r>
+      <w:r>
+        <w:rPr>
+          <w:rFonts w:hint="default"/>
+          <w:lang w:val="en-US" w:eastAsia="zh-CN"/>
+        </w:rPr>
+        <w:t>/jy/go/phone.aspx?ituid=11</w:t>
+      </w:r>
+      <w:r>
+        <w:rPr>
+          <w:rFonts w:hint="eastAsia"/>
+          <w:lang w:val="en-US" w:eastAsia="zh-CN"/>
+        </w:rPr>
+        <w:t>8</w:t>
+      </w:r>
+      <w:r>
+        <w:rPr>
+          <w:rFonts w:hint="default"/>
+          <w:lang w:val="en-US" w:eastAsia="zh-CN"/>
+        </w:rPr>
+        <w:t>&amp;mbid=</w:t>
+      </w:r>
+      <w:r>
+        <w:rPr>
+          <w:rFonts w:hint="eastAsia"/>
+          <w:lang w:val="en-US" w:eastAsia="zh-CN"/>
+        </w:rPr>
+        <w:t>11814&amp;itsid=</w:t>
+      </w:r>
+    </w:p>
+    <w:p>
+      <w:r>
+        <w:drawing>
+          <wp:inline distT="0" distB="0" distL="114300" distR="114300">
+            <wp:extent cx="5271135" cy="580390"/>
+            <wp:effectExtent l="0" t="0" r="5715" b="10160"/>
+            <wp:docPr id="19" name="图片 5"/>
+            <wp:cNvGraphicFramePr>
+              <a:graphicFrameLocks xmlns:a="http://schemas.openxmlformats.org/drawingml/2006/main" noChangeAspect="1"/>
+            </wp:cNvGraphicFramePr>
+            <a:graphic xmlns:a="http://schemas.openxmlformats.org/drawingml/2006/main">
+              <a:graphicData uri="http://schemas.openxmlformats.org/drawingml/2006/picture">
+                <pic:pic xmlns:pic="http://schemas.openxmlformats.org/drawingml/2006/picture">
+                  <pic:nvPicPr>
+                    <pic:cNvPr id="19" name="图片 5"/>
+                    <pic:cNvPicPr>
+                      <a:picLocks noChangeAspect="1"/>
+                    </pic:cNvPicPr>
+                  </pic:nvPicPr>
+                  <pic:blipFill>
+                    <a:blip r:embed="rId20"/>
+                    <a:stretch>
+                      <a:fillRect/>
+                    </a:stretch>
+                  </pic:blipFill>
+                  <pic:spPr>
+                    <a:xfrm>
+                      <a:off x="0" y="0"/>
+                      <a:ext cx="5271135" cy="580390"/>
+                    </a:xfrm>
+                    <a:prstGeom prst="rect">
+                      <a:avLst/>
+                    </a:prstGeom>
+                    <a:noFill/>
+                    <a:ln>
+                      <a:noFill/>
+                    </a:ln>
+                  </pic:spPr>
+                </pic:pic>
+              </a:graphicData>
+            </a:graphic>
+          </wp:inline>
+        </w:drawing>
+      </w:r>
+    </w:p>
+    <w:p/>
+    <w:p>
+      <w:pPr>
+        <w:rPr>
+          <w:rFonts w:hint="default"/>
+          <w:lang w:val="en-US" w:eastAsia="zh-CN"/>
+        </w:rPr>
+      </w:pPr>
     </w:p>
     <w:p>
       <w:pPr>
@@ -14888,7 +15125,7 @@
                     </pic:cNvPicPr>
                   </pic:nvPicPr>
                   <pic:blipFill>
-                    <a:blip r:embed="rId19"/>
+                    <a:blip r:embed="rId21"/>
                     <a:stretch>
                       <a:fillRect/>
                     </a:stretch>
@@ -15007,7 +15244,7 @@
                     </pic:cNvPicPr>
                   </pic:nvPicPr>
                   <pic:blipFill>
-                    <a:blip r:embed="rId20"/>
+                    <a:blip r:embed="rId22"/>
                     <a:stretch>
                       <a:fillRect/>
                     </a:stretch>
@@ -15224,644 +15461,115 @@
     </w:p>
     <w:p>
       <w:pPr>
-        <w:pStyle w:val="3"/>
-        <w:bidi w:val="0"/>
-        <w:rPr>
-          <w:rFonts w:hint="eastAsia"/>
-          <w:lang w:val="en-US" w:eastAsia="zh-CN"/>
-        </w:rPr>
-      </w:pPr>
-      <w:bookmarkStart w:id="33" w:name="_Toc5781"/>
-      <w:r>
-        <w:rPr>
-          <w:rFonts w:hint="eastAsia"/>
-          <w:lang w:val="en-US" w:eastAsia="zh-CN"/>
-        </w:rPr>
-        <w:t>2.3 其他接口</w:t>
-      </w:r>
-      <w:bookmarkEnd w:id="33"/>
-    </w:p>
-    <w:p>
-      <w:pPr>
         <w:pStyle w:val="4"/>
         <w:bidi w:val="0"/>
         <w:rPr>
-          <w:rFonts w:hint="default"/>
-          <w:lang w:val="en-US" w:eastAsia="zh-CN"/>
-        </w:rPr>
-      </w:pPr>
-      <w:bookmarkStart w:id="34" w:name="_Toc27174"/>
-      <w:r>
-        <w:rPr>
-          <w:rFonts w:hint="eastAsia"/>
-          <w:lang w:val="en-US" w:eastAsia="zh-CN"/>
-        </w:rPr>
-        <w:t>2.3.1 写 10326，11608，10311，10300，1236注册登录部分</w:t>
-      </w:r>
-      <w:bookmarkEnd w:id="34"/>
-    </w:p>
-    <w:p>
-      <w:pPr>
-        <w:rPr>
-          <w:rFonts w:hint="default"/>
-          <w:b/>
-          <w:bCs/>
-          <w:lang w:val="en-US" w:eastAsia="zh-CN"/>
-        </w:rPr>
-      </w:pPr>
-      <w:r>
-        <w:rPr>
-          <w:rFonts w:hint="default"/>
-          <w:b/>
-          <w:bCs/>
-          <w:lang w:val="en-US" w:eastAsia="zh-CN"/>
-        </w:rPr>
-        <w:t>注册-上传手机号，发送验证码的上传请求url：</w:t>
-      </w:r>
-    </w:p>
-    <w:p>
-      <w:pPr>
-        <w:pBdr>
-          <w:top w:val="single" w:color="auto" w:sz="4" w:space="0"/>
-          <w:left w:val="single" w:color="auto" w:sz="4" w:space="0"/>
-          <w:bottom w:val="single" w:color="auto" w:sz="4" w:space="0"/>
-          <w:right w:val="single" w:color="auto" w:sz="4" w:space="0"/>
-        </w:pBdr>
-        <w:rPr>
-          <w:rFonts w:hint="default"/>
-          <w:lang w:val="en-US" w:eastAsia="zh-CN"/>
-        </w:rPr>
-      </w:pPr>
-      <w:r>
-        <w:rPr>
-          <w:rFonts w:hint="eastAsia"/>
-          <w:lang w:val="en-US" w:eastAsia="zh-CN"/>
-        </w:rPr>
-        <w:t>Url:</w:t>
-      </w:r>
-      <w:r>
-        <w:rPr>
-          <w:rFonts w:hint="eastAsia"/>
-          <w:lang w:val="en-US" w:eastAsia="zh-CN"/>
-        </w:rPr>
-        <w:tab/>
-      </w:r>
-      <w:r>
-        <w:rPr>
-          <w:rFonts w:hint="default"/>
-          <w:lang w:val="en-US" w:eastAsia="zh-CN"/>
-        </w:rPr>
-        <w:t>https://www.</w:t>
-      </w:r>
-      <w:r>
-        <w:rPr>
-          <w:rFonts w:hint="eastAsia"/>
-          <w:lang w:val="en-US" w:eastAsia="zh-CN"/>
-        </w:rPr>
-        <w:t>ruanzi.net</w:t>
-      </w:r>
-      <w:r>
-        <w:rPr>
-          <w:rFonts w:hint="default"/>
-          <w:lang w:val="en-US" w:eastAsia="zh-CN"/>
-        </w:rPr>
-        <w:t>/jy/go/phone.aspx?ituid=11</w:t>
-      </w:r>
-      <w:r>
-        <w:rPr>
-          <w:rFonts w:hint="eastAsia"/>
-          <w:lang w:val="en-US" w:eastAsia="zh-CN"/>
-        </w:rPr>
-        <w:t>8</w:t>
-      </w:r>
-      <w:r>
-        <w:rPr>
-          <w:rFonts w:hint="default"/>
-          <w:lang w:val="en-US" w:eastAsia="zh-CN"/>
-        </w:rPr>
-        <w:t>&amp;mbid=10326</w:t>
-      </w:r>
-    </w:p>
-    <w:p>
-      <w:pPr>
-        <w:pBdr>
-          <w:top w:val="single" w:color="auto" w:sz="4" w:space="0"/>
-          <w:left w:val="single" w:color="auto" w:sz="4" w:space="0"/>
-          <w:bottom w:val="single" w:color="auto" w:sz="4" w:space="0"/>
-          <w:right w:val="single" w:color="auto" w:sz="4" w:space="0"/>
-        </w:pBdr>
-        <w:rPr>
-          <w:rFonts w:hint="default"/>
-          <w:lang w:val="en-US" w:eastAsia="zh-CN"/>
-        </w:rPr>
-      </w:pPr>
-      <w:r>
-        <w:rPr>
-          <w:rFonts w:hint="eastAsia"/>
-          <w:lang w:val="en-US" w:eastAsia="zh-CN"/>
-        </w:rPr>
-        <w:t>格式：</w:t>
-      </w:r>
-      <w:r>
-        <w:rPr>
-          <w:rFonts w:hint="default"/>
-          <w:lang w:val="en-US" w:eastAsia="zh-CN"/>
-        </w:rPr>
-        <w:t>{"name":"19927424024","time":"2026-05-08 11:38:36"}</w:t>
-      </w:r>
-    </w:p>
-    <w:p>
-      <w:pPr>
-        <w:rPr>
-          <w:rFonts w:hint="default"/>
-          <w:b/>
-          <w:bCs/>
-          <w:lang w:val="en-US" w:eastAsia="zh-CN"/>
-        </w:rPr>
-      </w:pPr>
-      <w:r>
-        <w:rPr>
-          <w:rFonts w:hint="default"/>
-          <w:b/>
-          <w:bCs/>
-          <w:lang w:val="en-US" w:eastAsia="zh-CN"/>
-        </w:rPr>
-        <w:t>注册-手机号，密码，验证码上传服务器请求接口：</w:t>
-      </w:r>
-    </w:p>
-    <w:p>
-      <w:pPr>
-        <w:pBdr>
-          <w:top w:val="single" w:color="auto" w:sz="4" w:space="0"/>
-          <w:left w:val="single" w:color="auto" w:sz="4" w:space="0"/>
-          <w:bottom w:val="single" w:color="auto" w:sz="4" w:space="0"/>
-          <w:right w:val="single" w:color="auto" w:sz="4" w:space="0"/>
-        </w:pBdr>
-        <w:rPr>
-          <w:rFonts w:hint="default"/>
-          <w:lang w:val="en-US" w:eastAsia="zh-CN"/>
-        </w:rPr>
-      </w:pPr>
-      <w:r>
-        <w:rPr>
-          <w:rFonts w:hint="eastAsia"/>
-          <w:lang w:val="en-US" w:eastAsia="zh-CN"/>
-        </w:rPr>
-        <w:t>Url：</w:t>
-      </w:r>
-      <w:r>
-        <w:rPr>
-          <w:rFonts w:hint="default"/>
-          <w:lang w:val="en-US" w:eastAsia="zh-CN"/>
-        </w:rPr>
-        <w:t>https://www.</w:t>
-      </w:r>
-      <w:r>
-        <w:rPr>
-          <w:rFonts w:hint="eastAsia"/>
-          <w:lang w:val="en-US" w:eastAsia="zh-CN"/>
-        </w:rPr>
-        <w:t>ruanzi.net</w:t>
-      </w:r>
-      <w:r>
-        <w:rPr>
-          <w:rFonts w:hint="default"/>
-          <w:lang w:val="en-US" w:eastAsia="zh-CN"/>
-        </w:rPr>
-        <w:t>/jy/go/phone.aspx?ituid=11</w:t>
-      </w:r>
-      <w:r>
-        <w:rPr>
-          <w:rFonts w:hint="eastAsia"/>
-          <w:lang w:val="en-US" w:eastAsia="zh-CN"/>
-        </w:rPr>
-        <w:t>8</w:t>
-      </w:r>
-      <w:r>
-        <w:rPr>
-          <w:rFonts w:hint="default"/>
-          <w:lang w:val="en-US" w:eastAsia="zh-CN"/>
-        </w:rPr>
-        <w:t>&amp;mbid=10311</w:t>
-      </w:r>
-    </w:p>
-    <w:p>
-      <w:pPr>
-        <w:pBdr>
-          <w:top w:val="single" w:color="auto" w:sz="4" w:space="0"/>
-          <w:left w:val="single" w:color="auto" w:sz="4" w:space="0"/>
-          <w:bottom w:val="single" w:color="auto" w:sz="4" w:space="0"/>
-          <w:right w:val="single" w:color="auto" w:sz="4" w:space="0"/>
-        </w:pBdr>
-        <w:rPr>
-          <w:rFonts w:hint="default"/>
-          <w:lang w:val="en-US" w:eastAsia="zh-CN"/>
-        </w:rPr>
-      </w:pPr>
-      <w:r>
-        <w:rPr>
-          <w:rFonts w:hint="eastAsia"/>
-          <w:lang w:val="en-US" w:eastAsia="zh-CN"/>
-        </w:rPr>
-        <w:t>格式：</w:t>
-      </w:r>
-    </w:p>
-    <w:p>
-      <w:pPr>
-        <w:pBdr>
-          <w:top w:val="single" w:color="auto" w:sz="4" w:space="0"/>
-          <w:left w:val="single" w:color="auto" w:sz="4" w:space="0"/>
-          <w:bottom w:val="single" w:color="auto" w:sz="4" w:space="0"/>
-          <w:right w:val="single" w:color="auto" w:sz="4" w:space="0"/>
-        </w:pBdr>
-        <w:rPr>
-          <w:rFonts w:hint="default"/>
-          <w:lang w:val="en-US" w:eastAsia="zh-CN"/>
-        </w:rPr>
-      </w:pPr>
-      <w:r>
-        <w:rPr>
-          <w:rFonts w:hint="default"/>
-          <w:lang w:val="en-US" w:eastAsia="zh-CN"/>
-        </w:rPr>
-        <w:t>{"edMobile":"19927424024","edPWD":"12345678q","edPWD2":"12345678q","edCheckCode":"358031","accountType":"子女端账号"}</w:t>
-      </w:r>
-    </w:p>
-    <w:p>
-      <w:pPr>
-        <w:rPr>
-          <w:rFonts w:hint="default"/>
-          <w:b/>
-          <w:bCs/>
-          <w:lang w:val="en-US" w:eastAsia="zh-CN"/>
-        </w:rPr>
-      </w:pPr>
-      <w:r>
-        <w:rPr>
-          <w:rFonts w:hint="default"/>
-          <w:b/>
-          <w:bCs/>
-          <w:lang w:val="en-US" w:eastAsia="zh-CN"/>
-        </w:rPr>
-        <w:t>修改密码-手机号，验证码，新密码上传服务器url：</w:t>
-      </w:r>
-    </w:p>
-    <w:p>
-      <w:pPr>
-        <w:pBdr>
-          <w:top w:val="single" w:color="auto" w:sz="4" w:space="0"/>
-          <w:left w:val="single" w:color="auto" w:sz="4" w:space="0"/>
-          <w:bottom w:val="single" w:color="auto" w:sz="4" w:space="0"/>
-          <w:right w:val="single" w:color="auto" w:sz="4" w:space="0"/>
-        </w:pBdr>
-        <w:rPr>
-          <w:rFonts w:hint="default"/>
-          <w:lang w:val="en-US" w:eastAsia="zh-CN"/>
-        </w:rPr>
-      </w:pPr>
-      <w:r>
-        <w:rPr>
-          <w:rFonts w:hint="eastAsia"/>
-          <w:lang w:val="en-US" w:eastAsia="zh-CN"/>
-        </w:rPr>
-        <w:t>Url：</w:t>
-      </w:r>
-      <w:r>
-        <w:rPr>
-          <w:rFonts w:hint="default"/>
-          <w:lang w:val="en-US" w:eastAsia="zh-CN"/>
-        </w:rPr>
-        <w:t>https://www.</w:t>
-      </w:r>
-      <w:r>
-        <w:rPr>
-          <w:rFonts w:hint="eastAsia"/>
-          <w:lang w:val="en-US" w:eastAsia="zh-CN"/>
-        </w:rPr>
-        <w:t>ruanzi.net</w:t>
-      </w:r>
-      <w:r>
-        <w:rPr>
-          <w:rFonts w:hint="default"/>
-          <w:lang w:val="en-US" w:eastAsia="zh-CN"/>
-        </w:rPr>
-        <w:t>/jy/go/phone.aspx?ituid=11</w:t>
-      </w:r>
-      <w:r>
-        <w:rPr>
-          <w:rFonts w:hint="eastAsia"/>
-          <w:lang w:val="en-US" w:eastAsia="zh-CN"/>
-        </w:rPr>
-        <w:t>8</w:t>
-      </w:r>
-      <w:r>
-        <w:rPr>
-          <w:rFonts w:hint="default"/>
-          <w:lang w:val="en-US" w:eastAsia="zh-CN"/>
-        </w:rPr>
-        <w:t>&amp;mbid=11608</w:t>
-      </w:r>
-    </w:p>
-    <w:p>
-      <w:pPr>
-        <w:pBdr>
-          <w:top w:val="single" w:color="auto" w:sz="4" w:space="0"/>
-          <w:left w:val="single" w:color="auto" w:sz="4" w:space="0"/>
-          <w:bottom w:val="single" w:color="auto" w:sz="4" w:space="0"/>
-          <w:right w:val="single" w:color="auto" w:sz="4" w:space="0"/>
-        </w:pBdr>
-        <w:rPr>
-          <w:rFonts w:hint="default"/>
-          <w:lang w:val="en-US" w:eastAsia="zh-CN"/>
-        </w:rPr>
-      </w:pPr>
-      <w:r>
-        <w:rPr>
-          <w:rFonts w:hint="eastAsia"/>
-          <w:lang w:val="en-US" w:eastAsia="zh-CN"/>
-        </w:rPr>
-        <w:t>格式：</w:t>
-      </w:r>
-    </w:p>
-    <w:p>
-      <w:pPr>
-        <w:pBdr>
-          <w:top w:val="single" w:color="auto" w:sz="4" w:space="0"/>
-          <w:left w:val="single" w:color="auto" w:sz="4" w:space="0"/>
-          <w:bottom w:val="single" w:color="auto" w:sz="4" w:space="0"/>
-          <w:right w:val="single" w:color="auto" w:sz="4" w:space="0"/>
-        </w:pBdr>
-        <w:rPr>
-          <w:rFonts w:hint="default"/>
-          <w:lang w:val="en-US" w:eastAsia="zh-CN"/>
-        </w:rPr>
-      </w:pPr>
-      <w:r>
-        <w:rPr>
-          <w:rFonts w:hint="default"/>
-          <w:lang w:val="en-US" w:eastAsia="zh-CN"/>
-        </w:rPr>
-        <w:t>{"edMobile":"19927424024","edPWD":"12345678q","edPWD2":"12345678q","edCheckCode":"327979","accountType":"子女端账号"}</w:t>
-      </w:r>
-    </w:p>
-    <w:p>
-      <w:pPr>
-        <w:rPr>
-          <w:rFonts w:hint="default"/>
-          <w:b/>
-          <w:bCs/>
-          <w:lang w:val="en-US" w:eastAsia="zh-CN"/>
-        </w:rPr>
-      </w:pPr>
-      <w:r>
-        <w:rPr>
-          <w:rFonts w:hint="default"/>
-          <w:b/>
-          <w:bCs/>
-          <w:lang w:val="en-US" w:eastAsia="zh-CN"/>
-        </w:rPr>
-        <w:t>登录-手机号，密码上传服务器url：</w:t>
-      </w:r>
-    </w:p>
-    <w:p>
-      <w:pPr>
-        <w:pBdr>
-          <w:top w:val="single" w:color="auto" w:sz="4" w:space="0"/>
-          <w:left w:val="single" w:color="auto" w:sz="4" w:space="0"/>
-          <w:bottom w:val="single" w:color="auto" w:sz="4" w:space="0"/>
-          <w:right w:val="single" w:color="auto" w:sz="4" w:space="0"/>
-        </w:pBdr>
-        <w:rPr>
-          <w:rFonts w:hint="default"/>
-          <w:lang w:val="en-US" w:eastAsia="zh-CN"/>
-        </w:rPr>
-      </w:pPr>
-      <w:r>
-        <w:rPr>
-          <w:rFonts w:hint="eastAsia"/>
-          <w:lang w:val="en-US" w:eastAsia="zh-CN"/>
-        </w:rPr>
-        <w:t>Url：</w:t>
-      </w:r>
-      <w:r>
-        <w:rPr>
-          <w:rFonts w:hint="default"/>
-          <w:lang w:val="en-US" w:eastAsia="zh-CN"/>
-        </w:rPr>
-        <w:t>https://www.</w:t>
-      </w:r>
-      <w:r>
-        <w:rPr>
-          <w:rFonts w:hint="eastAsia"/>
-          <w:lang w:val="en-US" w:eastAsia="zh-CN"/>
-        </w:rPr>
-        <w:t>ruanzi.net</w:t>
-      </w:r>
-      <w:r>
-        <w:rPr>
-          <w:rFonts w:hint="default"/>
-          <w:lang w:val="en-US" w:eastAsia="zh-CN"/>
-        </w:rPr>
-        <w:t>/jy/go/phone.aspx?ituid=11</w:t>
-      </w:r>
-      <w:r>
-        <w:rPr>
-          <w:rFonts w:hint="eastAsia"/>
-          <w:lang w:val="en-US" w:eastAsia="zh-CN"/>
-        </w:rPr>
-        <w:t>8</w:t>
-      </w:r>
-      <w:r>
-        <w:rPr>
-          <w:rFonts w:hint="default"/>
-          <w:lang w:val="en-US" w:eastAsia="zh-CN"/>
-        </w:rPr>
-        <w:t>&amp;mbid=10300</w:t>
-      </w:r>
-    </w:p>
-    <w:p>
-      <w:pPr>
-        <w:pBdr>
-          <w:top w:val="single" w:color="auto" w:sz="4" w:space="0"/>
-          <w:left w:val="single" w:color="auto" w:sz="4" w:space="0"/>
-          <w:bottom w:val="single" w:color="auto" w:sz="4" w:space="0"/>
-          <w:right w:val="single" w:color="auto" w:sz="4" w:space="0"/>
-        </w:pBdr>
-        <w:rPr>
-          <w:rFonts w:hint="default"/>
-          <w:lang w:val="en-US" w:eastAsia="zh-CN"/>
-        </w:rPr>
-      </w:pPr>
-      <w:r>
-        <w:rPr>
-          <w:rFonts w:hint="eastAsia"/>
-          <w:lang w:val="en-US" w:eastAsia="zh-CN"/>
-        </w:rPr>
-        <w:t>格式：</w:t>
-      </w:r>
-    </w:p>
-    <w:p>
-      <w:pPr>
-        <w:pBdr>
-          <w:top w:val="single" w:color="auto" w:sz="4" w:space="0"/>
-          <w:left w:val="single" w:color="auto" w:sz="4" w:space="0"/>
-          <w:bottom w:val="single" w:color="auto" w:sz="4" w:space="0"/>
-          <w:right w:val="single" w:color="auto" w:sz="4" w:space="0"/>
-        </w:pBdr>
-        <w:rPr>
-          <w:rFonts w:hint="default"/>
-          <w:lang w:val="en-US" w:eastAsia="zh-CN"/>
-        </w:rPr>
-      </w:pPr>
-      <w:r>
-        <w:rPr>
-          <w:rFonts w:hint="default"/>
-          <w:lang w:val="en-US" w:eastAsia="zh-CN"/>
-        </w:rPr>
-        <w:t>{"name":"19927424024", "pwd":"12345678q"}</w:t>
-      </w:r>
-    </w:p>
-    <w:p>
-      <w:pPr>
-        <w:rPr>
-          <w:rFonts w:hint="default"/>
-          <w:b/>
-          <w:bCs/>
-          <w:lang w:val="en-US" w:eastAsia="zh-CN"/>
-        </w:rPr>
-      </w:pPr>
-      <w:r>
-        <w:rPr>
-          <w:rFonts w:hint="default"/>
-          <w:b/>
-          <w:bCs/>
-          <w:lang w:val="en-US" w:eastAsia="zh-CN"/>
-        </w:rPr>
-        <w:t>修改密码-手机号上传服务器url：</w:t>
-      </w:r>
-    </w:p>
-    <w:p>
-      <w:pPr>
-        <w:pBdr>
-          <w:top w:val="single" w:color="auto" w:sz="4" w:space="0"/>
-          <w:left w:val="single" w:color="auto" w:sz="4" w:space="0"/>
-          <w:bottom w:val="single" w:color="auto" w:sz="4" w:space="0"/>
-          <w:right w:val="single" w:color="auto" w:sz="4" w:space="0"/>
-        </w:pBdr>
-        <w:rPr>
-          <w:rFonts w:hint="default"/>
-          <w:lang w:val="en-US" w:eastAsia="zh-CN"/>
-        </w:rPr>
-      </w:pPr>
-      <w:r>
-        <w:rPr>
-          <w:rFonts w:hint="default"/>
-          <w:lang w:val="en-US" w:eastAsia="zh-CN"/>
-        </w:rPr>
-        <w:t xml:space="preserve"> Url=https://www.</w:t>
-      </w:r>
-      <w:r>
-        <w:rPr>
-          <w:rFonts w:hint="eastAsia"/>
-          <w:lang w:val="en-US" w:eastAsia="zh-CN"/>
-        </w:rPr>
-        <w:t>ruanzi.net</w:t>
-      </w:r>
-      <w:r>
-        <w:rPr>
-          <w:rFonts w:hint="default"/>
-          <w:lang w:val="en-US" w:eastAsia="zh-CN"/>
-        </w:rPr>
-        <w:t>/jy/go/phone.aspx?ituid=11</w:t>
-      </w:r>
-      <w:r>
-        <w:rPr>
-          <w:rFonts w:hint="eastAsia"/>
-          <w:lang w:val="en-US" w:eastAsia="zh-CN"/>
-        </w:rPr>
-        <w:t>8</w:t>
-      </w:r>
-      <w:r>
-        <w:rPr>
-          <w:rFonts w:hint="default"/>
-          <w:lang w:val="en-US" w:eastAsia="zh-CN"/>
-        </w:rPr>
-        <w:t>&amp;mbid=1236</w:t>
-      </w:r>
-    </w:p>
-    <w:p>
-      <w:pPr>
-        <w:pBdr>
-          <w:top w:val="single" w:color="auto" w:sz="4" w:space="0"/>
-          <w:left w:val="single" w:color="auto" w:sz="4" w:space="0"/>
-          <w:bottom w:val="single" w:color="auto" w:sz="4" w:space="0"/>
-          <w:right w:val="single" w:color="auto" w:sz="4" w:space="0"/>
-        </w:pBdr>
-        <w:rPr>
-          <w:rFonts w:hint="default"/>
-          <w:lang w:val="en-US" w:eastAsia="zh-CN"/>
-        </w:rPr>
-      </w:pPr>
-      <w:r>
-        <w:rPr>
-          <w:rFonts w:hint="eastAsia"/>
-          <w:lang w:val="en-US" w:eastAsia="zh-CN"/>
-        </w:rPr>
-        <w:t>格式：</w:t>
-      </w:r>
-    </w:p>
-    <w:p>
-      <w:pPr>
-        <w:pBdr>
-          <w:top w:val="single" w:color="auto" w:sz="4" w:space="0"/>
-          <w:left w:val="single" w:color="auto" w:sz="4" w:space="0"/>
-          <w:bottom w:val="single" w:color="auto" w:sz="4" w:space="0"/>
-          <w:right w:val="single" w:color="auto" w:sz="4" w:space="0"/>
-        </w:pBdr>
-        <w:rPr>
-          <w:rFonts w:hint="default"/>
-          <w:lang w:val="en-US" w:eastAsia="zh-CN"/>
-        </w:rPr>
-      </w:pPr>
-      <w:r>
-        <w:rPr>
-          <w:rFonts w:hint="default"/>
-          <w:lang w:val="en-US" w:eastAsia="zh-CN"/>
-        </w:rPr>
-        <w:t>{"name":"17138854108","time":"2026-05-08 15:09:03"}</w:t>
-      </w:r>
-    </w:p>
-    <w:p>
-      <w:pPr>
-        <w:rPr>
-          <w:rFonts w:hint="default"/>
-          <w:lang w:val="en-US" w:eastAsia="zh-CN"/>
-        </w:rPr>
-      </w:pPr>
-    </w:p>
-    <w:p>
-      <w:pPr>
-        <w:rPr>
-          <w:rFonts w:hint="default"/>
-          <w:lang w:val="en-US" w:eastAsia="zh-CN"/>
-        </w:rPr>
-      </w:pPr>
-    </w:p>
-    <w:p>
-      <w:pPr>
-        <w:rPr>
-          <w:rFonts w:hint="default"/>
-          <w:lang w:val="en-US" w:eastAsia="zh-CN"/>
-        </w:rPr>
-      </w:pPr>
-    </w:p>
-    <w:p>
-      <w:pPr>
-        <w:rPr>
-          <w:rFonts w:hint="default"/>
-          <w:lang w:val="en-US" w:eastAsia="zh-CN"/>
-        </w:rPr>
-      </w:pPr>
+          <w:rFonts w:hint="eastAsia"/>
+          <w:lang w:val="en-US" w:eastAsia="zh-CN"/>
+        </w:rPr>
+      </w:pPr>
+      <w:r>
+        <w:rPr>
+          <w:rFonts w:hint="eastAsia"/>
+          <w:lang w:val="en-US" w:eastAsia="zh-CN"/>
+        </w:rPr>
+        <w:t>2.2.13 读 11815 获取会员情况</w:t>
+      </w:r>
+    </w:p>
+    <w:p>
+      <w:pPr>
+        <w:pBdr>
+          <w:top w:val="single" w:color="auto" w:sz="4" w:space="0"/>
+          <w:left w:val="single" w:color="auto" w:sz="4" w:space="0"/>
+          <w:bottom w:val="single" w:color="auto" w:sz="4" w:space="0"/>
+          <w:right w:val="single" w:color="auto" w:sz="4" w:space="0"/>
+        </w:pBdr>
+        <w:rPr>
+          <w:rFonts w:hint="default"/>
+          <w:lang w:val="en-US" w:eastAsia="zh-CN"/>
+        </w:rPr>
+      </w:pPr>
+      <w:r>
+        <w:rPr>
+          <w:rFonts w:hint="default"/>
+          <w:lang w:val="en-US" w:eastAsia="zh-CN"/>
+        </w:rPr>
+        <w:t>https://www.ruanzi.net/jy/go/we.aspx?ituid=118&amp;itjid=</w:t>
+      </w:r>
+      <w:bookmarkStart w:id="74" w:name="_GoBack"/>
+      <w:bookmarkEnd w:id="74"/>
+      <w:r>
+        <w:rPr>
+          <w:rFonts w:hint="eastAsia"/>
+          <w:lang w:val="en-US" w:eastAsia="zh-CN"/>
+        </w:rPr>
+        <w:t>15</w:t>
+      </w:r>
+      <w:r>
+        <w:rPr>
+          <w:rFonts w:hint="default"/>
+          <w:lang w:val="en-US" w:eastAsia="zh-CN"/>
+        </w:rPr>
+        <w:t>&amp;itcid=118</w:t>
+      </w:r>
+      <w:r>
+        <w:rPr>
+          <w:rFonts w:hint="eastAsia"/>
+          <w:lang w:val="en-US" w:eastAsia="zh-CN"/>
+        </w:rPr>
+        <w:t>15&amp;itsid=</w:t>
+      </w:r>
+    </w:p>
+    <w:p>
+      <w:pPr>
+        <w:rPr>
+          <w:rFonts w:hint="eastAsia"/>
+          <w:lang w:val="en-US" w:eastAsia="zh-CN"/>
+        </w:rPr>
+      </w:pPr>
+      <w:r>
+        <w:drawing>
+          <wp:inline distT="0" distB="0" distL="114300" distR="114300">
+            <wp:extent cx="4914900" cy="3248025"/>
+            <wp:effectExtent l="0" t="0" r="0" b="9525"/>
+            <wp:docPr id="18" name="图片 4"/>
+            <wp:cNvGraphicFramePr>
+              <a:graphicFrameLocks xmlns:a="http://schemas.openxmlformats.org/drawingml/2006/main" noChangeAspect="1"/>
+            </wp:cNvGraphicFramePr>
+            <a:graphic xmlns:a="http://schemas.openxmlformats.org/drawingml/2006/main">
+              <a:graphicData uri="http://schemas.openxmlformats.org/drawingml/2006/picture">
+                <pic:pic xmlns:pic="http://schemas.openxmlformats.org/drawingml/2006/picture">
+                  <pic:nvPicPr>
+                    <pic:cNvPr id="18" name="图片 4"/>
+                    <pic:cNvPicPr>
+                      <a:picLocks noChangeAspect="1"/>
+                    </pic:cNvPicPr>
+                  </pic:nvPicPr>
+                  <pic:blipFill>
+                    <a:blip r:embed="rId23"/>
+                    <a:stretch>
+                      <a:fillRect/>
+                    </a:stretch>
+                  </pic:blipFill>
+                  <pic:spPr>
+                    <a:xfrm>
+                      <a:off x="0" y="0"/>
+                      <a:ext cx="4914900" cy="3248025"/>
+                    </a:xfrm>
+                    <a:prstGeom prst="rect">
+                      <a:avLst/>
+                    </a:prstGeom>
+                    <a:noFill/>
+                    <a:ln>
+                      <a:noFill/>
+                    </a:ln>
+                  </pic:spPr>
+                </pic:pic>
+              </a:graphicData>
+            </a:graphic>
+          </wp:inline>
+        </w:drawing>
+      </w:r>
     </w:p>
     <w:p>
       <w:pPr>
@@ -15876,6 +15584,13 @@
           <w:lang w:val="en-US" w:eastAsia="zh-CN"/>
         </w:rPr>
       </w:pPr>
+      <w:r>
+        <w:rPr>
+          <w:rFonts w:hint="default"/>
+          <w:lang w:val="en-US" w:eastAsia="zh-CN"/>
+        </w:rPr>
+        <w:t>{</w:t>
+      </w:r>
     </w:p>
     <w:p>
       <w:pPr>
@@ -15885,7 +15600,18 @@
           <w:bottom w:val="none" w:color="auto" w:sz="0" w:space="0"/>
           <w:right w:val="none" w:color="auto" w:sz="0" w:space="0"/>
         </w:pBdr>
-      </w:pPr>
+        <w:rPr>
+          <w:rFonts w:hint="default"/>
+          <w:lang w:val="en-US" w:eastAsia="zh-CN"/>
+        </w:rPr>
+      </w:pPr>
+      <w:r>
+        <w:rPr>
+          <w:rFonts w:hint="default"/>
+          <w:lang w:val="en-US" w:eastAsia="zh-CN"/>
+        </w:rPr>
+        <w:t>"usertype":"[#usertype]",</w:t>
+      </w:r>
     </w:p>
     <w:p>
       <w:pPr>
@@ -15900,6 +15626,13 @@
           <w:lang w:val="en-US" w:eastAsia="zh-CN"/>
         </w:rPr>
       </w:pPr>
+      <w:r>
+        <w:rPr>
+          <w:rFonts w:hint="default"/>
+          <w:lang w:val="en-US" w:eastAsia="zh-CN"/>
+        </w:rPr>
+        <w:t>"enddate":"[#enddate]"</w:t>
+      </w:r>
     </w:p>
     <w:p>
       <w:pPr>
@@ -15914,52 +15647,32 @@
           <w:lang w:val="en-US" w:eastAsia="zh-CN"/>
         </w:rPr>
       </w:pPr>
-    </w:p>
-    <w:p>
-      <w:pPr>
-        <w:rPr>
-          <w:rFonts w:hint="default"/>
-          <w:lang w:val="en-US" w:eastAsia="zh-CN"/>
-        </w:rPr>
-      </w:pPr>
-    </w:p>
-    <w:p>
-      <w:pPr>
-        <w:pStyle w:val="2"/>
-        <w:bidi w:val="0"/>
-        <w:rPr>
-          <w:rFonts w:hint="eastAsia"/>
-          <w:lang w:val="en-US" w:eastAsia="zh-CN"/>
-        </w:rPr>
-      </w:pPr>
-      <w:bookmarkStart w:id="35" w:name="_Toc24920"/>
-      <w:r>
-        <w:rPr>
-          <w:rFonts w:hint="eastAsia"/>
-          <w:lang w:val="en-US" w:eastAsia="zh-CN"/>
-        </w:rPr>
-        <w:t>3 数据库说明</w:t>
-      </w:r>
-      <w:bookmarkEnd w:id="35"/>
+      <w:r>
+        <w:rPr>
+          <w:rFonts w:hint="default"/>
+          <w:lang w:val="en-US" w:eastAsia="zh-CN"/>
+        </w:rPr>
+        <w:t>}</w:t>
+      </w:r>
     </w:p>
     <w:p>
       <w:pPr>
         <w:pStyle w:val="3"/>
         <w:bidi w:val="0"/>
         <w:rPr>
-          <w:rFonts w:hint="default"/>
-          <w:lang w:val="en-US" w:eastAsia="zh-CN"/>
-        </w:rPr>
-      </w:pPr>
-      <w:bookmarkStart w:id="36" w:name="_Toc9858"/>
-      <w:r>
-        <w:rPr>
-          <w:rFonts w:hint="eastAsia"/>
-          <w:lang w:val="en-US" w:eastAsia="zh-CN"/>
-        </w:rPr>
-        <w:t>3.1 数据库表信息处理</w:t>
-      </w:r>
-      <w:bookmarkEnd w:id="36"/>
+          <w:rFonts w:hint="eastAsia"/>
+          <w:lang w:val="en-US" w:eastAsia="zh-CN"/>
+        </w:rPr>
+      </w:pPr>
+      <w:bookmarkStart w:id="33" w:name="_Toc5781"/>
+      <w:r>
+        <w:rPr>
+          <w:rFonts w:hint="eastAsia"/>
+          <w:lang w:val="en-US" w:eastAsia="zh-CN"/>
+        </w:rPr>
+        <w:t>2.3 其他接口</w:t>
+      </w:r>
+      <w:bookmarkEnd w:id="33"/>
     </w:p>
     <w:p>
       <w:pPr>
@@ -15970,342 +15683,618 @@
           <w:lang w:val="en-US" w:eastAsia="zh-CN"/>
         </w:rPr>
       </w:pPr>
-      <w:bookmarkStart w:id="37" w:name="_Toc5492"/>
-      <w:bookmarkStart w:id="38" w:name="_Toc343"/>
-      <w:r>
-        <w:rPr>
-          <w:rFonts w:hint="eastAsia"/>
-          <w:lang w:val="en-US" w:eastAsia="zh-CN"/>
-        </w:rPr>
-        <w:t>3.1.1  ITET（文章正文）</w:t>
-      </w:r>
-      <w:bookmarkEnd w:id="37"/>
-      <w:bookmarkEnd w:id="38"/>
-    </w:p>
-    <w:p>
-      <w:pPr>
-        <w:pBdr>
-          <w:top w:val="single" w:color="auto" w:sz="4" w:space="0"/>
-          <w:left w:val="single" w:color="auto" w:sz="4" w:space="0"/>
-          <w:bottom w:val="single" w:color="auto" w:sz="4" w:space="0"/>
-          <w:right w:val="single" w:color="auto" w:sz="4" w:space="0"/>
-        </w:pBdr>
-        <w:rPr>
-          <w:rFonts w:hint="eastAsia"/>
-          <w:lang w:val="en-US" w:eastAsia="zh-CN"/>
-        </w:rPr>
-      </w:pPr>
-      <w:r>
-        <w:rPr>
-          <w:rFonts w:hint="eastAsia"/>
-          <w:lang w:val="en-US" w:eastAsia="zh-CN"/>
-        </w:rPr>
-        <w:t>drop table ItET</w:t>
-      </w:r>
-    </w:p>
-    <w:p>
-      <w:pPr>
-        <w:pBdr>
-          <w:top w:val="single" w:color="auto" w:sz="4" w:space="0"/>
-          <w:left w:val="single" w:color="auto" w:sz="4" w:space="0"/>
-          <w:bottom w:val="single" w:color="auto" w:sz="4" w:space="0"/>
-          <w:right w:val="single" w:color="auto" w:sz="4" w:space="0"/>
-        </w:pBdr>
-        <w:rPr>
-          <w:rFonts w:hint="eastAsia"/>
-          <w:lang w:val="en-US" w:eastAsia="zh-CN"/>
-        </w:rPr>
-      </w:pPr>
-      <w:r>
-        <w:rPr>
-          <w:rFonts w:hint="eastAsia"/>
-          <w:lang w:val="en-US" w:eastAsia="zh-CN"/>
-        </w:rPr>
-        <w:t>Create Table ItET</w:t>
-      </w:r>
-    </w:p>
-    <w:p>
-      <w:pPr>
-        <w:pBdr>
-          <w:top w:val="single" w:color="auto" w:sz="4" w:space="0"/>
-          <w:left w:val="single" w:color="auto" w:sz="4" w:space="0"/>
-          <w:bottom w:val="single" w:color="auto" w:sz="4" w:space="0"/>
-          <w:right w:val="single" w:color="auto" w:sz="4" w:space="0"/>
-        </w:pBdr>
-        <w:rPr>
-          <w:rFonts w:hint="eastAsia"/>
-          <w:lang w:val="en-US" w:eastAsia="zh-CN"/>
-        </w:rPr>
-      </w:pPr>
-      <w:r>
-        <w:rPr>
-          <w:rFonts w:hint="eastAsia"/>
-          <w:lang w:val="en-US" w:eastAsia="zh-CN"/>
-        </w:rPr>
-        <w:t>(</w:t>
-      </w:r>
-    </w:p>
-    <w:p>
-      <w:pPr>
-        <w:pBdr>
-          <w:top w:val="single" w:color="auto" w:sz="4" w:space="0"/>
-          <w:left w:val="single" w:color="auto" w:sz="4" w:space="0"/>
-          <w:bottom w:val="single" w:color="auto" w:sz="4" w:space="0"/>
-          <w:right w:val="single" w:color="auto" w:sz="4" w:space="0"/>
-        </w:pBdr>
-        <w:rPr>
-          <w:rFonts w:hint="eastAsia"/>
-          <w:lang w:val="en-US" w:eastAsia="zh-CN"/>
-        </w:rPr>
-      </w:pPr>
-      <w:r>
-        <w:rPr>
-          <w:rFonts w:hint="eastAsia"/>
-          <w:lang w:val="en-US" w:eastAsia="zh-CN"/>
-        </w:rPr>
-        <w:t xml:space="preserve">  T01 int identity(1,1),</w:t>
-      </w:r>
-    </w:p>
-    <w:p>
-      <w:pPr>
-        <w:pBdr>
-          <w:top w:val="single" w:color="auto" w:sz="4" w:space="0"/>
-          <w:left w:val="single" w:color="auto" w:sz="4" w:space="0"/>
-          <w:bottom w:val="single" w:color="auto" w:sz="4" w:space="0"/>
-          <w:right w:val="single" w:color="auto" w:sz="4" w:space="0"/>
-        </w:pBdr>
-        <w:rPr>
-          <w:rFonts w:hint="eastAsia"/>
-          <w:highlight w:val="yellow"/>
-          <w:lang w:val="en-US" w:eastAsia="zh-CN"/>
-        </w:rPr>
-      </w:pPr>
-      <w:r>
-        <w:rPr>
-          <w:rFonts w:hint="eastAsia"/>
-          <w:highlight w:val="yellow"/>
-          <w:lang w:val="en-US" w:eastAsia="zh-CN"/>
-        </w:rPr>
-        <w:t xml:space="preserve">         T02 int, --   帖子id</w:t>
-      </w:r>
-    </w:p>
-    <w:p>
-      <w:pPr>
-        <w:pBdr>
-          <w:top w:val="single" w:color="auto" w:sz="4" w:space="0"/>
-          <w:left w:val="single" w:color="auto" w:sz="4" w:space="0"/>
-          <w:bottom w:val="single" w:color="auto" w:sz="4" w:space="0"/>
-          <w:right w:val="single" w:color="auto" w:sz="4" w:space="0"/>
-        </w:pBdr>
-        <w:rPr>
-          <w:rFonts w:hint="default"/>
-          <w:highlight w:val="yellow"/>
-          <w:lang w:val="en-US" w:eastAsia="zh-CN"/>
-        </w:rPr>
-      </w:pPr>
-      <w:r>
-        <w:rPr>
-          <w:rFonts w:hint="eastAsia"/>
-          <w:highlight w:val="yellow"/>
-          <w:lang w:val="en-US" w:eastAsia="zh-CN"/>
-        </w:rPr>
-        <w:t xml:space="preserve">         T03 int, --   操作人id</w:t>
-      </w:r>
-    </w:p>
-    <w:p>
-      <w:pPr>
-        <w:pBdr>
-          <w:top w:val="single" w:color="auto" w:sz="4" w:space="0"/>
-          <w:left w:val="single" w:color="auto" w:sz="4" w:space="0"/>
-          <w:bottom w:val="single" w:color="auto" w:sz="4" w:space="0"/>
-          <w:right w:val="single" w:color="auto" w:sz="4" w:space="0"/>
-        </w:pBdr>
-        <w:rPr>
-          <w:rFonts w:hint="default"/>
-          <w:highlight w:val="yellow"/>
-          <w:lang w:val="en-US" w:eastAsia="zh-CN"/>
-        </w:rPr>
-      </w:pPr>
-      <w:r>
-        <w:rPr>
-          <w:rFonts w:hint="eastAsia"/>
-          <w:highlight w:val="yellow"/>
-          <w:lang w:val="en-US" w:eastAsia="zh-CN"/>
-        </w:rPr>
-        <w:t xml:space="preserve">         T04 int, --   type，帖子=0，评论=1</w:t>
-      </w:r>
-    </w:p>
-    <w:p>
-      <w:pPr>
-        <w:pBdr>
-          <w:top w:val="single" w:color="auto" w:sz="4" w:space="0"/>
-          <w:left w:val="single" w:color="auto" w:sz="4" w:space="0"/>
-          <w:bottom w:val="single" w:color="auto" w:sz="4" w:space="0"/>
-          <w:right w:val="single" w:color="auto" w:sz="4" w:space="0"/>
-        </w:pBdr>
-        <w:rPr>
-          <w:rFonts w:hint="default"/>
-          <w:highlight w:val="yellow"/>
-          <w:lang w:val="en-US" w:eastAsia="zh-CN"/>
-        </w:rPr>
-      </w:pPr>
-      <w:r>
-        <w:rPr>
-          <w:rFonts w:hint="eastAsia"/>
-          <w:highlight w:val="yellow"/>
-          <w:lang w:val="en-US" w:eastAsia="zh-CN"/>
-        </w:rPr>
-        <w:t xml:space="preserve">         T05 text, --  文本</w:t>
-      </w:r>
-    </w:p>
-    <w:p>
-      <w:pPr>
-        <w:pBdr>
-          <w:top w:val="single" w:color="auto" w:sz="4" w:space="0"/>
-          <w:left w:val="single" w:color="auto" w:sz="4" w:space="0"/>
-          <w:bottom w:val="single" w:color="auto" w:sz="4" w:space="0"/>
-          <w:right w:val="single" w:color="auto" w:sz="4" w:space="0"/>
-        </w:pBdr>
-        <w:rPr>
-          <w:rFonts w:hint="eastAsia"/>
-          <w:highlight w:val="yellow"/>
-          <w:lang w:val="en-US" w:eastAsia="zh-CN"/>
-        </w:rPr>
-      </w:pPr>
-      <w:r>
-        <w:rPr>
-          <w:rFonts w:hint="eastAsia"/>
-          <w:highlight w:val="yellow"/>
-          <w:lang w:val="en-US" w:eastAsia="zh-CN"/>
-        </w:rPr>
-        <w:t xml:space="preserve">         T06 datetime, --发布时间</w:t>
-      </w:r>
-    </w:p>
-    <w:p>
-      <w:pPr>
-        <w:pBdr>
-          <w:top w:val="single" w:color="auto" w:sz="4" w:space="0"/>
-          <w:left w:val="single" w:color="auto" w:sz="4" w:space="0"/>
-          <w:bottom w:val="single" w:color="auto" w:sz="4" w:space="0"/>
-          <w:right w:val="single" w:color="auto" w:sz="4" w:space="0"/>
-        </w:pBdr>
-        <w:rPr>
-          <w:rFonts w:hint="eastAsia"/>
-          <w:lang w:val="en-US" w:eastAsia="zh-CN"/>
-        </w:rPr>
-      </w:pPr>
-      <w:r>
-        <w:rPr>
-          <w:rFonts w:hint="eastAsia"/>
-          <w:lang w:val="en-US" w:eastAsia="zh-CN"/>
-        </w:rPr>
-        <w:t xml:space="preserve">         T07 datetime, --修改日期</w:t>
-      </w:r>
-    </w:p>
-    <w:p>
-      <w:pPr>
-        <w:pBdr>
-          <w:top w:val="single" w:color="auto" w:sz="4" w:space="0"/>
-          <w:left w:val="single" w:color="auto" w:sz="4" w:space="0"/>
-          <w:bottom w:val="single" w:color="auto" w:sz="4" w:space="0"/>
-          <w:right w:val="single" w:color="auto" w:sz="4" w:space="0"/>
-        </w:pBdr>
-        <w:rPr>
-          <w:rFonts w:hint="eastAsia"/>
-          <w:lang w:val="en-US" w:eastAsia="zh-CN"/>
-        </w:rPr>
-      </w:pPr>
-      <w:r>
-        <w:rPr>
-          <w:rFonts w:hint="eastAsia"/>
-          <w:lang w:val="en-US" w:eastAsia="zh-CN"/>
-        </w:rPr>
-        <w:t xml:space="preserve">         T08 int, --   类别  一般为0.-- 对于会议：  =1 为会议记要</w:t>
-      </w:r>
-    </w:p>
-    <w:p>
-      <w:pPr>
-        <w:pBdr>
-          <w:top w:val="single" w:color="auto" w:sz="4" w:space="0"/>
-          <w:left w:val="single" w:color="auto" w:sz="4" w:space="0"/>
-          <w:bottom w:val="single" w:color="auto" w:sz="4" w:space="0"/>
-          <w:right w:val="single" w:color="auto" w:sz="4" w:space="0"/>
-        </w:pBdr>
-        <w:rPr>
-          <w:rFonts w:hint="eastAsia"/>
-          <w:lang w:val="en-US" w:eastAsia="zh-CN"/>
-        </w:rPr>
-      </w:pPr>
-      <w:r>
-        <w:rPr>
-          <w:rFonts w:hint="eastAsia"/>
-          <w:lang w:val="en-US" w:eastAsia="zh-CN"/>
-        </w:rPr>
-        <w:t xml:space="preserve">         T09 int, --</w:t>
-      </w:r>
-    </w:p>
-    <w:p>
-      <w:pPr>
-        <w:pBdr>
-          <w:top w:val="single" w:color="auto" w:sz="4" w:space="0"/>
-          <w:left w:val="single" w:color="auto" w:sz="4" w:space="0"/>
-          <w:bottom w:val="single" w:color="auto" w:sz="4" w:space="0"/>
-          <w:right w:val="single" w:color="auto" w:sz="4" w:space="0"/>
-        </w:pBdr>
-        <w:rPr>
-          <w:rFonts w:hint="eastAsia"/>
-          <w:lang w:val="en-US" w:eastAsia="zh-CN"/>
-        </w:rPr>
-      </w:pPr>
-      <w:r>
-        <w:rPr>
-          <w:rFonts w:hint="eastAsia"/>
-          <w:lang w:val="en-US" w:eastAsia="zh-CN"/>
-        </w:rPr>
-        <w:t xml:space="preserve">         T10 nvarchar(20) --备注</w:t>
-      </w:r>
-    </w:p>
-    <w:p>
-      <w:pPr>
-        <w:pBdr>
-          <w:top w:val="single" w:color="auto" w:sz="4" w:space="0"/>
-          <w:left w:val="single" w:color="auto" w:sz="4" w:space="0"/>
-          <w:bottom w:val="single" w:color="auto" w:sz="4" w:space="0"/>
-          <w:right w:val="single" w:color="auto" w:sz="4" w:space="0"/>
-        </w:pBdr>
-        <w:rPr>
-          <w:rFonts w:hint="eastAsia"/>
-          <w:lang w:val="en-US" w:eastAsia="zh-CN"/>
-        </w:rPr>
-      </w:pPr>
-      <w:r>
-        <w:rPr>
-          <w:rFonts w:hint="eastAsia"/>
-          <w:lang w:val="en-US" w:eastAsia="zh-CN"/>
-        </w:rPr>
-        <w:t xml:space="preserve">       )</w:t>
-      </w:r>
-    </w:p>
-    <w:p>
-      <w:pPr>
-        <w:pBdr>
-          <w:top w:val="single" w:color="auto" w:sz="4" w:space="0"/>
-          <w:left w:val="single" w:color="auto" w:sz="4" w:space="0"/>
-          <w:bottom w:val="single" w:color="auto" w:sz="4" w:space="0"/>
-          <w:right w:val="single" w:color="auto" w:sz="4" w:space="0"/>
-        </w:pBdr>
-        <w:rPr>
-          <w:rFonts w:hint="eastAsia"/>
-          <w:lang w:val="en-US" w:eastAsia="zh-CN"/>
-        </w:rPr>
-      </w:pPr>
-      <w:r>
-        <w:rPr>
-          <w:rFonts w:hint="eastAsia"/>
-          <w:lang w:val="en-US" w:eastAsia="zh-CN"/>
-        </w:rPr>
-        <w:t>Create Index ItET_idx on ItET(T01,T02)</w:t>
-      </w:r>
+      <w:bookmarkStart w:id="34" w:name="_Toc27174"/>
+      <w:r>
+        <w:rPr>
+          <w:rFonts w:hint="eastAsia"/>
+          <w:lang w:val="en-US" w:eastAsia="zh-CN"/>
+        </w:rPr>
+        <w:t>2.3.1 写 10326，11608，10311，10300，1236注册登录部分</w:t>
+      </w:r>
+      <w:bookmarkEnd w:id="34"/>
+    </w:p>
+    <w:p>
+      <w:pPr>
+        <w:rPr>
+          <w:rFonts w:hint="default"/>
+          <w:b/>
+          <w:bCs/>
+          <w:lang w:val="en-US" w:eastAsia="zh-CN"/>
+        </w:rPr>
+      </w:pPr>
+      <w:r>
+        <w:rPr>
+          <w:rFonts w:hint="default"/>
+          <w:b/>
+          <w:bCs/>
+          <w:lang w:val="en-US" w:eastAsia="zh-CN"/>
+        </w:rPr>
+        <w:t>注册-上传手机号，发送验证码的上传请求url：</w:t>
+      </w:r>
+    </w:p>
+    <w:p>
+      <w:pPr>
+        <w:pBdr>
+          <w:top w:val="single" w:color="auto" w:sz="4" w:space="0"/>
+          <w:left w:val="single" w:color="auto" w:sz="4" w:space="0"/>
+          <w:bottom w:val="single" w:color="auto" w:sz="4" w:space="0"/>
+          <w:right w:val="single" w:color="auto" w:sz="4" w:space="0"/>
+        </w:pBdr>
+        <w:rPr>
+          <w:rFonts w:hint="default"/>
+          <w:lang w:val="en-US" w:eastAsia="zh-CN"/>
+        </w:rPr>
+      </w:pPr>
+      <w:r>
+        <w:rPr>
+          <w:rFonts w:hint="eastAsia"/>
+          <w:lang w:val="en-US" w:eastAsia="zh-CN"/>
+        </w:rPr>
+        <w:t>Url:</w:t>
+      </w:r>
+      <w:r>
+        <w:rPr>
+          <w:rFonts w:hint="eastAsia"/>
+          <w:lang w:val="en-US" w:eastAsia="zh-CN"/>
+        </w:rPr>
+        <w:tab/>
+      </w:r>
+      <w:r>
+        <w:rPr>
+          <w:rFonts w:hint="default"/>
+          <w:lang w:val="en-US" w:eastAsia="zh-CN"/>
+        </w:rPr>
+        <w:t>https://www.</w:t>
+      </w:r>
+      <w:r>
+        <w:rPr>
+          <w:rFonts w:hint="eastAsia"/>
+          <w:lang w:val="en-US" w:eastAsia="zh-CN"/>
+        </w:rPr>
+        <w:t>ruanzi.net</w:t>
+      </w:r>
+      <w:r>
+        <w:rPr>
+          <w:rFonts w:hint="default"/>
+          <w:lang w:val="en-US" w:eastAsia="zh-CN"/>
+        </w:rPr>
+        <w:t>/jy/go/phone.aspx?ituid=11</w:t>
+      </w:r>
+      <w:r>
+        <w:rPr>
+          <w:rFonts w:hint="eastAsia"/>
+          <w:lang w:val="en-US" w:eastAsia="zh-CN"/>
+        </w:rPr>
+        <w:t>8</w:t>
+      </w:r>
+      <w:r>
+        <w:rPr>
+          <w:rFonts w:hint="default"/>
+          <w:lang w:val="en-US" w:eastAsia="zh-CN"/>
+        </w:rPr>
+        <w:t>&amp;mbid=10326</w:t>
+      </w:r>
+    </w:p>
+    <w:p>
+      <w:pPr>
+        <w:pBdr>
+          <w:top w:val="single" w:color="auto" w:sz="4" w:space="0"/>
+          <w:left w:val="single" w:color="auto" w:sz="4" w:space="0"/>
+          <w:bottom w:val="single" w:color="auto" w:sz="4" w:space="0"/>
+          <w:right w:val="single" w:color="auto" w:sz="4" w:space="0"/>
+        </w:pBdr>
+        <w:rPr>
+          <w:rFonts w:hint="default"/>
+          <w:lang w:val="en-US" w:eastAsia="zh-CN"/>
+        </w:rPr>
+      </w:pPr>
+      <w:r>
+        <w:rPr>
+          <w:rFonts w:hint="eastAsia"/>
+          <w:lang w:val="en-US" w:eastAsia="zh-CN"/>
+        </w:rPr>
+        <w:t>格式：</w:t>
+      </w:r>
+      <w:r>
+        <w:rPr>
+          <w:rFonts w:hint="default"/>
+          <w:lang w:val="en-US" w:eastAsia="zh-CN"/>
+        </w:rPr>
+        <w:t>{"name":"19927424024","time":"2026-05-08 11:38:36"}</w:t>
+      </w:r>
+    </w:p>
+    <w:p>
+      <w:pPr>
+        <w:rPr>
+          <w:rFonts w:hint="default"/>
+          <w:b/>
+          <w:bCs/>
+          <w:lang w:val="en-US" w:eastAsia="zh-CN"/>
+        </w:rPr>
+      </w:pPr>
+      <w:r>
+        <w:rPr>
+          <w:rFonts w:hint="default"/>
+          <w:b/>
+          <w:bCs/>
+          <w:lang w:val="en-US" w:eastAsia="zh-CN"/>
+        </w:rPr>
+        <w:t>注册-手机号，密码，验证码上传服务器请求接口：</w:t>
+      </w:r>
+    </w:p>
+    <w:p>
+      <w:pPr>
+        <w:pBdr>
+          <w:top w:val="single" w:color="auto" w:sz="4" w:space="0"/>
+          <w:left w:val="single" w:color="auto" w:sz="4" w:space="0"/>
+          <w:bottom w:val="single" w:color="auto" w:sz="4" w:space="0"/>
+          <w:right w:val="single" w:color="auto" w:sz="4" w:space="0"/>
+        </w:pBdr>
+        <w:rPr>
+          <w:rFonts w:hint="default"/>
+          <w:lang w:val="en-US" w:eastAsia="zh-CN"/>
+        </w:rPr>
+      </w:pPr>
+      <w:r>
+        <w:rPr>
+          <w:rFonts w:hint="eastAsia"/>
+          <w:lang w:val="en-US" w:eastAsia="zh-CN"/>
+        </w:rPr>
+        <w:t>Url：</w:t>
+      </w:r>
+      <w:r>
+        <w:rPr>
+          <w:rFonts w:hint="default"/>
+          <w:lang w:val="en-US" w:eastAsia="zh-CN"/>
+        </w:rPr>
+        <w:t>https://www.</w:t>
+      </w:r>
+      <w:r>
+        <w:rPr>
+          <w:rFonts w:hint="eastAsia"/>
+          <w:lang w:val="en-US" w:eastAsia="zh-CN"/>
+        </w:rPr>
+        <w:t>ruanzi.net</w:t>
+      </w:r>
+      <w:r>
+        <w:rPr>
+          <w:rFonts w:hint="default"/>
+          <w:lang w:val="en-US" w:eastAsia="zh-CN"/>
+        </w:rPr>
+        <w:t>/jy/go/phone.aspx?ituid=11</w:t>
+      </w:r>
+      <w:r>
+        <w:rPr>
+          <w:rFonts w:hint="eastAsia"/>
+          <w:lang w:val="en-US" w:eastAsia="zh-CN"/>
+        </w:rPr>
+        <w:t>8</w:t>
+      </w:r>
+      <w:r>
+        <w:rPr>
+          <w:rFonts w:hint="default"/>
+          <w:lang w:val="en-US" w:eastAsia="zh-CN"/>
+        </w:rPr>
+        <w:t>&amp;mbid=10311</w:t>
+      </w:r>
+    </w:p>
+    <w:p>
+      <w:pPr>
+        <w:pBdr>
+          <w:top w:val="single" w:color="auto" w:sz="4" w:space="0"/>
+          <w:left w:val="single" w:color="auto" w:sz="4" w:space="0"/>
+          <w:bottom w:val="single" w:color="auto" w:sz="4" w:space="0"/>
+          <w:right w:val="single" w:color="auto" w:sz="4" w:space="0"/>
+        </w:pBdr>
+        <w:rPr>
+          <w:rFonts w:hint="default"/>
+          <w:lang w:val="en-US" w:eastAsia="zh-CN"/>
+        </w:rPr>
+      </w:pPr>
+      <w:r>
+        <w:rPr>
+          <w:rFonts w:hint="eastAsia"/>
+          <w:lang w:val="en-US" w:eastAsia="zh-CN"/>
+        </w:rPr>
+        <w:t>格式：</w:t>
+      </w:r>
+    </w:p>
+    <w:p>
+      <w:pPr>
+        <w:pBdr>
+          <w:top w:val="single" w:color="auto" w:sz="4" w:space="0"/>
+          <w:left w:val="single" w:color="auto" w:sz="4" w:space="0"/>
+          <w:bottom w:val="single" w:color="auto" w:sz="4" w:space="0"/>
+          <w:right w:val="single" w:color="auto" w:sz="4" w:space="0"/>
+        </w:pBdr>
+        <w:rPr>
+          <w:rFonts w:hint="default"/>
+          <w:lang w:val="en-US" w:eastAsia="zh-CN"/>
+        </w:rPr>
+      </w:pPr>
+      <w:r>
+        <w:rPr>
+          <w:rFonts w:hint="default"/>
+          <w:lang w:val="en-US" w:eastAsia="zh-CN"/>
+        </w:rPr>
+        <w:t>{"edMobile":"19927424024","edPWD":"12345678q","edPWD2":"12345678q","edCheckCode":"358031","accountType":"子女端账号"}</w:t>
+      </w:r>
+    </w:p>
+    <w:p>
+      <w:pPr>
+        <w:rPr>
+          <w:rFonts w:hint="default"/>
+          <w:b/>
+          <w:bCs/>
+          <w:lang w:val="en-US" w:eastAsia="zh-CN"/>
+        </w:rPr>
+      </w:pPr>
+      <w:r>
+        <w:rPr>
+          <w:rFonts w:hint="default"/>
+          <w:b/>
+          <w:bCs/>
+          <w:lang w:val="en-US" w:eastAsia="zh-CN"/>
+        </w:rPr>
+        <w:t>修改密码-手机号，验证码，新密码上传服务器url：</w:t>
+      </w:r>
+    </w:p>
+    <w:p>
+      <w:pPr>
+        <w:pBdr>
+          <w:top w:val="single" w:color="auto" w:sz="4" w:space="0"/>
+          <w:left w:val="single" w:color="auto" w:sz="4" w:space="0"/>
+          <w:bottom w:val="single" w:color="auto" w:sz="4" w:space="0"/>
+          <w:right w:val="single" w:color="auto" w:sz="4" w:space="0"/>
+        </w:pBdr>
+        <w:rPr>
+          <w:rFonts w:hint="default"/>
+          <w:lang w:val="en-US" w:eastAsia="zh-CN"/>
+        </w:rPr>
+      </w:pPr>
+      <w:r>
+        <w:rPr>
+          <w:rFonts w:hint="eastAsia"/>
+          <w:lang w:val="en-US" w:eastAsia="zh-CN"/>
+        </w:rPr>
+        <w:t>Url：</w:t>
+      </w:r>
+      <w:r>
+        <w:rPr>
+          <w:rFonts w:hint="default"/>
+          <w:lang w:val="en-US" w:eastAsia="zh-CN"/>
+        </w:rPr>
+        <w:t>https://www.</w:t>
+      </w:r>
+      <w:r>
+        <w:rPr>
+          <w:rFonts w:hint="eastAsia"/>
+          <w:lang w:val="en-US" w:eastAsia="zh-CN"/>
+        </w:rPr>
+        <w:t>ruanzi.net</w:t>
+      </w:r>
+      <w:r>
+        <w:rPr>
+          <w:rFonts w:hint="default"/>
+          <w:lang w:val="en-US" w:eastAsia="zh-CN"/>
+        </w:rPr>
+        <w:t>/jy/go/phone.aspx?ituid=11</w:t>
+      </w:r>
+      <w:r>
+        <w:rPr>
+          <w:rFonts w:hint="eastAsia"/>
+          <w:lang w:val="en-US" w:eastAsia="zh-CN"/>
+        </w:rPr>
+        <w:t>8</w:t>
+      </w:r>
+      <w:r>
+        <w:rPr>
+          <w:rFonts w:hint="default"/>
+          <w:lang w:val="en-US" w:eastAsia="zh-CN"/>
+        </w:rPr>
+        <w:t>&amp;mbid=11608</w:t>
+      </w:r>
+    </w:p>
+    <w:p>
+      <w:pPr>
+        <w:pBdr>
+          <w:top w:val="single" w:color="auto" w:sz="4" w:space="0"/>
+          <w:left w:val="single" w:color="auto" w:sz="4" w:space="0"/>
+          <w:bottom w:val="single" w:color="auto" w:sz="4" w:space="0"/>
+          <w:right w:val="single" w:color="auto" w:sz="4" w:space="0"/>
+        </w:pBdr>
+        <w:rPr>
+          <w:rFonts w:hint="default"/>
+          <w:lang w:val="en-US" w:eastAsia="zh-CN"/>
+        </w:rPr>
+      </w:pPr>
+      <w:r>
+        <w:rPr>
+          <w:rFonts w:hint="eastAsia"/>
+          <w:lang w:val="en-US" w:eastAsia="zh-CN"/>
+        </w:rPr>
+        <w:t>格式：</w:t>
+      </w:r>
+    </w:p>
+    <w:p>
+      <w:pPr>
+        <w:pBdr>
+          <w:top w:val="single" w:color="auto" w:sz="4" w:space="0"/>
+          <w:left w:val="single" w:color="auto" w:sz="4" w:space="0"/>
+          <w:bottom w:val="single" w:color="auto" w:sz="4" w:space="0"/>
+          <w:right w:val="single" w:color="auto" w:sz="4" w:space="0"/>
+        </w:pBdr>
+        <w:rPr>
+          <w:rFonts w:hint="default"/>
+          <w:lang w:val="en-US" w:eastAsia="zh-CN"/>
+        </w:rPr>
+      </w:pPr>
+      <w:r>
+        <w:rPr>
+          <w:rFonts w:hint="default"/>
+          <w:lang w:val="en-US" w:eastAsia="zh-CN"/>
+        </w:rPr>
+        <w:t>{"edMobile":"19927424024","edPWD":"12345678q","edPWD2":"12345678q","edCheckCode":"327979","accountType":"子女端账号"}</w:t>
+      </w:r>
+    </w:p>
+    <w:p>
+      <w:pPr>
+        <w:rPr>
+          <w:rFonts w:hint="default"/>
+          <w:b/>
+          <w:bCs/>
+          <w:lang w:val="en-US" w:eastAsia="zh-CN"/>
+        </w:rPr>
+      </w:pPr>
+      <w:r>
+        <w:rPr>
+          <w:rFonts w:hint="default"/>
+          <w:b/>
+          <w:bCs/>
+          <w:lang w:val="en-US" w:eastAsia="zh-CN"/>
+        </w:rPr>
+        <w:t>登录-手机号，密码上传服务器url：</w:t>
+      </w:r>
+    </w:p>
+    <w:p>
+      <w:pPr>
+        <w:pBdr>
+          <w:top w:val="single" w:color="auto" w:sz="4" w:space="0"/>
+          <w:left w:val="single" w:color="auto" w:sz="4" w:space="0"/>
+          <w:bottom w:val="single" w:color="auto" w:sz="4" w:space="0"/>
+          <w:right w:val="single" w:color="auto" w:sz="4" w:space="0"/>
+        </w:pBdr>
+        <w:rPr>
+          <w:rFonts w:hint="default"/>
+          <w:lang w:val="en-US" w:eastAsia="zh-CN"/>
+        </w:rPr>
+      </w:pPr>
+      <w:r>
+        <w:rPr>
+          <w:rFonts w:hint="eastAsia"/>
+          <w:lang w:val="en-US" w:eastAsia="zh-CN"/>
+        </w:rPr>
+        <w:t>Url：</w:t>
+      </w:r>
+      <w:r>
+        <w:rPr>
+          <w:rFonts w:hint="default"/>
+          <w:lang w:val="en-US" w:eastAsia="zh-CN"/>
+        </w:rPr>
+        <w:t>https://www.</w:t>
+      </w:r>
+      <w:r>
+        <w:rPr>
+          <w:rFonts w:hint="eastAsia"/>
+          <w:lang w:val="en-US" w:eastAsia="zh-CN"/>
+        </w:rPr>
+        <w:t>ruanzi.net</w:t>
+      </w:r>
+      <w:r>
+        <w:rPr>
+          <w:rFonts w:hint="default"/>
+          <w:lang w:val="en-US" w:eastAsia="zh-CN"/>
+        </w:rPr>
+        <w:t>/jy/go/phone.aspx?ituid=11</w:t>
+      </w:r>
+      <w:r>
+        <w:rPr>
+          <w:rFonts w:hint="eastAsia"/>
+          <w:lang w:val="en-US" w:eastAsia="zh-CN"/>
+        </w:rPr>
+        <w:t>8</w:t>
+      </w:r>
+      <w:r>
+        <w:rPr>
+          <w:rFonts w:hint="default"/>
+          <w:lang w:val="en-US" w:eastAsia="zh-CN"/>
+        </w:rPr>
+        <w:t>&amp;mbid=10300</w:t>
+      </w:r>
+    </w:p>
+    <w:p>
+      <w:pPr>
+        <w:pBdr>
+          <w:top w:val="single" w:color="auto" w:sz="4" w:space="0"/>
+          <w:left w:val="single" w:color="auto" w:sz="4" w:space="0"/>
+          <w:bottom w:val="single" w:color="auto" w:sz="4" w:space="0"/>
+          <w:right w:val="single" w:color="auto" w:sz="4" w:space="0"/>
+        </w:pBdr>
+        <w:rPr>
+          <w:rFonts w:hint="default"/>
+          <w:lang w:val="en-US" w:eastAsia="zh-CN"/>
+        </w:rPr>
+      </w:pPr>
+      <w:r>
+        <w:rPr>
+          <w:rFonts w:hint="eastAsia"/>
+          <w:lang w:val="en-US" w:eastAsia="zh-CN"/>
+        </w:rPr>
+        <w:t>格式：</w:t>
+      </w:r>
+    </w:p>
+    <w:p>
+      <w:pPr>
+        <w:pBdr>
+          <w:top w:val="single" w:color="auto" w:sz="4" w:space="0"/>
+          <w:left w:val="single" w:color="auto" w:sz="4" w:space="0"/>
+          <w:bottom w:val="single" w:color="auto" w:sz="4" w:space="0"/>
+          <w:right w:val="single" w:color="auto" w:sz="4" w:space="0"/>
+        </w:pBdr>
+        <w:rPr>
+          <w:rFonts w:hint="default"/>
+          <w:lang w:val="en-US" w:eastAsia="zh-CN"/>
+        </w:rPr>
+      </w:pPr>
+      <w:r>
+        <w:rPr>
+          <w:rFonts w:hint="default"/>
+          <w:lang w:val="en-US" w:eastAsia="zh-CN"/>
+        </w:rPr>
+        <w:t>{"name":"19927424024", "pwd":"12345678q"}</w:t>
+      </w:r>
+    </w:p>
+    <w:p>
+      <w:pPr>
+        <w:rPr>
+          <w:rFonts w:hint="default"/>
+          <w:b/>
+          <w:bCs/>
+          <w:lang w:val="en-US" w:eastAsia="zh-CN"/>
+        </w:rPr>
+      </w:pPr>
+      <w:r>
+        <w:rPr>
+          <w:rFonts w:hint="default"/>
+          <w:b/>
+          <w:bCs/>
+          <w:lang w:val="en-US" w:eastAsia="zh-CN"/>
+        </w:rPr>
+        <w:t>修改密码-手机号上传服务器url：</w:t>
+      </w:r>
+    </w:p>
+    <w:p>
+      <w:pPr>
+        <w:pBdr>
+          <w:top w:val="single" w:color="auto" w:sz="4" w:space="0"/>
+          <w:left w:val="single" w:color="auto" w:sz="4" w:space="0"/>
+          <w:bottom w:val="single" w:color="auto" w:sz="4" w:space="0"/>
+          <w:right w:val="single" w:color="auto" w:sz="4" w:space="0"/>
+        </w:pBdr>
+        <w:rPr>
+          <w:rFonts w:hint="default"/>
+          <w:lang w:val="en-US" w:eastAsia="zh-CN"/>
+        </w:rPr>
+      </w:pPr>
+      <w:r>
+        <w:rPr>
+          <w:rFonts w:hint="default"/>
+          <w:lang w:val="en-US" w:eastAsia="zh-CN"/>
+        </w:rPr>
+        <w:t xml:space="preserve"> Url=https://www.</w:t>
+      </w:r>
+      <w:r>
+        <w:rPr>
+          <w:rFonts w:hint="eastAsia"/>
+          <w:lang w:val="en-US" w:eastAsia="zh-CN"/>
+        </w:rPr>
+        <w:t>ruanzi.net</w:t>
+      </w:r>
+      <w:r>
+        <w:rPr>
+          <w:rFonts w:hint="default"/>
+          <w:lang w:val="en-US" w:eastAsia="zh-CN"/>
+        </w:rPr>
+        <w:t>/jy/go/phone.aspx?ituid=11</w:t>
+      </w:r>
+      <w:r>
+        <w:rPr>
+          <w:rFonts w:hint="eastAsia"/>
+          <w:lang w:val="en-US" w:eastAsia="zh-CN"/>
+        </w:rPr>
+        <w:t>8</w:t>
+      </w:r>
+      <w:r>
+        <w:rPr>
+          <w:rFonts w:hint="default"/>
+          <w:lang w:val="en-US" w:eastAsia="zh-CN"/>
+        </w:rPr>
+        <w:t>&amp;mbid=1236</w:t>
+      </w:r>
+    </w:p>
+    <w:p>
+      <w:pPr>
+        <w:pBdr>
+          <w:top w:val="single" w:color="auto" w:sz="4" w:space="0"/>
+          <w:left w:val="single" w:color="auto" w:sz="4" w:space="0"/>
+          <w:bottom w:val="single" w:color="auto" w:sz="4" w:space="0"/>
+          <w:right w:val="single" w:color="auto" w:sz="4" w:space="0"/>
+        </w:pBdr>
+        <w:rPr>
+          <w:rFonts w:hint="default"/>
+          <w:lang w:val="en-US" w:eastAsia="zh-CN"/>
+        </w:rPr>
+      </w:pPr>
+      <w:r>
+        <w:rPr>
+          <w:rFonts w:hint="eastAsia"/>
+          <w:lang w:val="en-US" w:eastAsia="zh-CN"/>
+        </w:rPr>
+        <w:t>格式：</w:t>
+      </w:r>
+    </w:p>
+    <w:p>
+      <w:pPr>
+        <w:pBdr>
+          <w:top w:val="single" w:color="auto" w:sz="4" w:space="0"/>
+          <w:left w:val="single" w:color="auto" w:sz="4" w:space="0"/>
+          <w:bottom w:val="single" w:color="auto" w:sz="4" w:space="0"/>
+          <w:right w:val="single" w:color="auto" w:sz="4" w:space="0"/>
+        </w:pBdr>
+        <w:rPr>
+          <w:rFonts w:hint="default"/>
+          <w:lang w:val="en-US" w:eastAsia="zh-CN"/>
+        </w:rPr>
+      </w:pPr>
+      <w:r>
+        <w:rPr>
+          <w:rFonts w:hint="default"/>
+          <w:lang w:val="en-US" w:eastAsia="zh-CN"/>
+        </w:rPr>
+        <w:t>{"name":"17138854108","time":"2026-05-08 15:09:03"}</w:t>
+      </w:r>
+    </w:p>
+    <w:p>
+      <w:pPr>
+        <w:rPr>
+          <w:rFonts w:hint="default"/>
+          <w:lang w:val="en-US" w:eastAsia="zh-CN"/>
+        </w:rPr>
+      </w:pPr>
+    </w:p>
+    <w:p>
+      <w:pPr>
+        <w:rPr>
+          <w:rFonts w:hint="default"/>
+          <w:lang w:val="en-US" w:eastAsia="zh-CN"/>
+        </w:rPr>
+      </w:pPr>
+    </w:p>
+    <w:p>
+      <w:pPr>
+        <w:rPr>
+          <w:rFonts w:hint="default"/>
+          <w:lang w:val="en-US" w:eastAsia="zh-CN"/>
+        </w:rPr>
+      </w:pPr>
+    </w:p>
+    <w:p>
+      <w:pPr>
+        <w:rPr>
+          <w:rFonts w:hint="default"/>
+          <w:lang w:val="en-US" w:eastAsia="zh-CN"/>
+        </w:rPr>
+      </w:pPr>
     </w:p>
     <w:p>
       <w:pPr>
@@ -16316,451 +16305,10 @@
           <w:right w:val="none" w:color="auto" w:sz="0" w:space="0"/>
         </w:pBdr>
         <w:rPr>
-          <w:rFonts w:hint="eastAsia"/>
-          <w:lang w:val="en-US" w:eastAsia="zh-CN"/>
-        </w:rPr>
-      </w:pPr>
-    </w:p>
-    <w:p>
-      <w:pPr>
-        <w:pStyle w:val="4"/>
-        <w:bidi w:val="0"/>
-        <w:rPr>
-          <w:rFonts w:hint="default"/>
-          <w:lang w:val="en-US" w:eastAsia="zh-CN"/>
-        </w:rPr>
-      </w:pPr>
-      <w:bookmarkStart w:id="39" w:name="_Toc23560"/>
-      <w:bookmarkStart w:id="40" w:name="_Toc4413"/>
-      <w:r>
-        <w:rPr>
-          <w:rFonts w:hint="eastAsia"/>
-          <w:lang w:val="en-US" w:eastAsia="zh-CN"/>
-        </w:rPr>
-        <w:t>3.1.2 ITFE（文件）</w:t>
-      </w:r>
-      <w:bookmarkEnd w:id="39"/>
-      <w:bookmarkEnd w:id="40"/>
-    </w:p>
-    <w:p>
-      <w:pPr>
-        <w:pBdr>
-          <w:top w:val="single" w:color="auto" w:sz="4" w:space="0"/>
-          <w:left w:val="single" w:color="auto" w:sz="4" w:space="0"/>
-          <w:bottom w:val="single" w:color="auto" w:sz="4" w:space="0"/>
-          <w:right w:val="single" w:color="auto" w:sz="4" w:space="0"/>
-        </w:pBdr>
-        <w:rPr>
-          <w:rFonts w:hint="eastAsia"/>
-          <w:lang w:val="en-US" w:eastAsia="zh-CN"/>
-        </w:rPr>
-      </w:pPr>
-      <w:r>
-        <w:rPr>
-          <w:rFonts w:hint="eastAsia"/>
-          <w:lang w:val="en-US" w:eastAsia="zh-CN"/>
-        </w:rPr>
-        <w:t>drop table itFE</w:t>
-      </w:r>
-    </w:p>
-    <w:p>
-      <w:pPr>
-        <w:pBdr>
-          <w:top w:val="single" w:color="auto" w:sz="4" w:space="0"/>
-          <w:left w:val="single" w:color="auto" w:sz="4" w:space="0"/>
-          <w:bottom w:val="single" w:color="auto" w:sz="4" w:space="0"/>
-          <w:right w:val="single" w:color="auto" w:sz="4" w:space="0"/>
-        </w:pBdr>
-        <w:rPr>
-          <w:rFonts w:hint="eastAsia"/>
-          <w:lang w:val="en-US" w:eastAsia="zh-CN"/>
-        </w:rPr>
-      </w:pPr>
-      <w:r>
-        <w:rPr>
-          <w:rFonts w:hint="eastAsia"/>
-          <w:lang w:val="en-US" w:eastAsia="zh-CN"/>
-        </w:rPr>
-        <w:t>Create Table ItFE</w:t>
-      </w:r>
-    </w:p>
-    <w:p>
-      <w:pPr>
-        <w:pBdr>
-          <w:top w:val="single" w:color="auto" w:sz="4" w:space="0"/>
-          <w:left w:val="single" w:color="auto" w:sz="4" w:space="0"/>
-          <w:bottom w:val="single" w:color="auto" w:sz="4" w:space="0"/>
-          <w:right w:val="single" w:color="auto" w:sz="4" w:space="0"/>
-        </w:pBdr>
-        <w:rPr>
-          <w:rFonts w:hint="eastAsia"/>
-          <w:lang w:val="en-US" w:eastAsia="zh-CN"/>
-        </w:rPr>
-      </w:pPr>
-      <w:r>
-        <w:rPr>
-          <w:rFonts w:hint="eastAsia"/>
-          <w:lang w:val="en-US" w:eastAsia="zh-CN"/>
-        </w:rPr>
-        <w:t>(</w:t>
-      </w:r>
-    </w:p>
-    <w:p>
-      <w:pPr>
-        <w:pBdr>
-          <w:top w:val="single" w:color="auto" w:sz="4" w:space="0"/>
-          <w:left w:val="single" w:color="auto" w:sz="4" w:space="0"/>
-          <w:bottom w:val="single" w:color="auto" w:sz="4" w:space="0"/>
-          <w:right w:val="single" w:color="auto" w:sz="4" w:space="0"/>
-        </w:pBdr>
-        <w:rPr>
-          <w:rFonts w:hint="eastAsia"/>
-          <w:lang w:val="en-US" w:eastAsia="zh-CN"/>
-        </w:rPr>
-      </w:pPr>
-      <w:r>
-        <w:rPr>
-          <w:rFonts w:hint="eastAsia"/>
-          <w:lang w:val="en-US" w:eastAsia="zh-CN"/>
-        </w:rPr>
-        <w:t xml:space="preserve">  F01 int identity(1,1),</w:t>
-      </w:r>
-    </w:p>
-    <w:p>
-      <w:pPr>
-        <w:pBdr>
-          <w:top w:val="single" w:color="auto" w:sz="4" w:space="0"/>
-          <w:left w:val="single" w:color="auto" w:sz="4" w:space="0"/>
-          <w:bottom w:val="single" w:color="auto" w:sz="4" w:space="0"/>
-          <w:right w:val="single" w:color="auto" w:sz="4" w:space="0"/>
-        </w:pBdr>
-        <w:rPr>
-          <w:rFonts w:hint="eastAsia"/>
-          <w:lang w:val="en-US" w:eastAsia="zh-CN"/>
-        </w:rPr>
-      </w:pPr>
-      <w:r>
-        <w:rPr>
-          <w:rFonts w:hint="eastAsia"/>
-          <w:lang w:val="en-US" w:eastAsia="zh-CN"/>
-        </w:rPr>
-        <w:t xml:space="preserve">  F02 int ,-- 信息ID</w:t>
-      </w:r>
-    </w:p>
-    <w:p>
-      <w:pPr>
-        <w:pBdr>
-          <w:top w:val="single" w:color="auto" w:sz="4" w:space="0"/>
-          <w:left w:val="single" w:color="auto" w:sz="4" w:space="0"/>
-          <w:bottom w:val="single" w:color="auto" w:sz="4" w:space="0"/>
-          <w:right w:val="single" w:color="auto" w:sz="4" w:space="0"/>
-        </w:pBdr>
-        <w:rPr>
-          <w:rFonts w:hint="eastAsia"/>
-          <w:lang w:val="en-US" w:eastAsia="zh-CN"/>
-        </w:rPr>
-      </w:pPr>
-      <w:r>
-        <w:rPr>
-          <w:rFonts w:hint="eastAsia"/>
-          <w:lang w:val="en-US" w:eastAsia="zh-CN"/>
-        </w:rPr>
-        <w:t xml:space="preserve">  F03 int, --   类别  一般为0. 对于会议：  =1 为会议记要</w:t>
-      </w:r>
-    </w:p>
-    <w:p>
-      <w:pPr>
-        <w:pBdr>
-          <w:top w:val="single" w:color="auto" w:sz="4" w:space="0"/>
-          <w:left w:val="single" w:color="auto" w:sz="4" w:space="0"/>
-          <w:bottom w:val="single" w:color="auto" w:sz="4" w:space="0"/>
-          <w:right w:val="single" w:color="auto" w:sz="4" w:space="0"/>
-        </w:pBdr>
-        <w:rPr>
-          <w:rFonts w:hint="eastAsia"/>
-          <w:lang w:val="en-US" w:eastAsia="zh-CN"/>
-        </w:rPr>
-      </w:pPr>
-      <w:r>
-        <w:rPr>
-          <w:rFonts w:hint="eastAsia"/>
-          <w:lang w:val="en-US" w:eastAsia="zh-CN"/>
-        </w:rPr>
-        <w:t xml:space="preserve">  F04 int, -- 序号</w:t>
-      </w:r>
-    </w:p>
-    <w:p>
-      <w:pPr>
-        <w:pBdr>
-          <w:top w:val="single" w:color="auto" w:sz="4" w:space="0"/>
-          <w:left w:val="single" w:color="auto" w:sz="4" w:space="0"/>
-          <w:bottom w:val="single" w:color="auto" w:sz="4" w:space="0"/>
-          <w:right w:val="single" w:color="auto" w:sz="4" w:space="0"/>
-        </w:pBdr>
-        <w:rPr>
-          <w:rFonts w:hint="eastAsia"/>
-          <w:lang w:val="en-US" w:eastAsia="zh-CN"/>
-        </w:rPr>
-      </w:pPr>
-      <w:r>
-        <w:rPr>
-          <w:rFonts w:hint="eastAsia"/>
-          <w:lang w:val="en-US" w:eastAsia="zh-CN"/>
-        </w:rPr>
-        <w:t xml:space="preserve">  F05 nvarchar(60), --文件名</w:t>
-      </w:r>
-    </w:p>
-    <w:p>
-      <w:pPr>
-        <w:pBdr>
-          <w:top w:val="single" w:color="auto" w:sz="4" w:space="0"/>
-          <w:left w:val="single" w:color="auto" w:sz="4" w:space="0"/>
-          <w:bottom w:val="single" w:color="auto" w:sz="4" w:space="0"/>
-          <w:right w:val="single" w:color="auto" w:sz="4" w:space="0"/>
-        </w:pBdr>
-        <w:rPr>
-          <w:rFonts w:hint="eastAsia"/>
-          <w:lang w:val="en-US" w:eastAsia="zh-CN"/>
-        </w:rPr>
-      </w:pPr>
-      <w:r>
-        <w:rPr>
-          <w:rFonts w:hint="eastAsia"/>
-          <w:lang w:val="en-US" w:eastAsia="zh-CN"/>
-        </w:rPr>
-        <w:t xml:space="preserve">  F06 nvarchar(30), --文件类型</w:t>
-      </w:r>
-    </w:p>
-    <w:p>
-      <w:pPr>
-        <w:pBdr>
-          <w:top w:val="single" w:color="auto" w:sz="4" w:space="0"/>
-          <w:left w:val="single" w:color="auto" w:sz="4" w:space="0"/>
-          <w:bottom w:val="single" w:color="auto" w:sz="4" w:space="0"/>
-          <w:right w:val="single" w:color="auto" w:sz="4" w:space="0"/>
-        </w:pBdr>
-        <w:rPr>
-          <w:rFonts w:hint="eastAsia"/>
-          <w:lang w:val="en-US" w:eastAsia="zh-CN"/>
-        </w:rPr>
-      </w:pPr>
-      <w:r>
-        <w:rPr>
-          <w:rFonts w:hint="eastAsia"/>
-          <w:lang w:val="en-US" w:eastAsia="zh-CN"/>
-        </w:rPr>
-        <w:t xml:space="preserve">  F07 image, --文件内容</w:t>
-      </w:r>
-    </w:p>
-    <w:p>
-      <w:pPr>
-        <w:pBdr>
-          <w:top w:val="single" w:color="auto" w:sz="4" w:space="0"/>
-          <w:left w:val="single" w:color="auto" w:sz="4" w:space="0"/>
-          <w:bottom w:val="single" w:color="auto" w:sz="4" w:space="0"/>
-          <w:right w:val="single" w:color="auto" w:sz="4" w:space="0"/>
-        </w:pBdr>
-        <w:rPr>
-          <w:rFonts w:hint="eastAsia"/>
-          <w:lang w:val="en-US" w:eastAsia="zh-CN"/>
-        </w:rPr>
-      </w:pPr>
-      <w:r>
-        <w:rPr>
-          <w:rFonts w:hint="eastAsia"/>
-          <w:lang w:val="en-US" w:eastAsia="zh-CN"/>
-        </w:rPr>
-        <w:t xml:space="preserve">  F08 int, --保存方式         0:硬盘  1:数据库</w:t>
-      </w:r>
-    </w:p>
-    <w:p>
-      <w:pPr>
-        <w:pBdr>
-          <w:top w:val="single" w:color="auto" w:sz="4" w:space="0"/>
-          <w:left w:val="single" w:color="auto" w:sz="4" w:space="0"/>
-          <w:bottom w:val="single" w:color="auto" w:sz="4" w:space="0"/>
-          <w:right w:val="single" w:color="auto" w:sz="4" w:space="0"/>
-        </w:pBdr>
-        <w:rPr>
-          <w:rFonts w:hint="eastAsia"/>
-          <w:lang w:val="en-US" w:eastAsia="zh-CN"/>
-        </w:rPr>
-      </w:pPr>
-      <w:r>
-        <w:rPr>
-          <w:rFonts w:hint="eastAsia"/>
-          <w:lang w:val="en-US" w:eastAsia="zh-CN"/>
-        </w:rPr>
-        <w:t xml:space="preserve">  F09 nvarchar(50), --保存路径</w:t>
-      </w:r>
-    </w:p>
-    <w:p>
-      <w:pPr>
-        <w:pBdr>
-          <w:top w:val="single" w:color="auto" w:sz="4" w:space="0"/>
-          <w:left w:val="single" w:color="auto" w:sz="4" w:space="0"/>
-          <w:bottom w:val="single" w:color="auto" w:sz="4" w:space="0"/>
-          <w:right w:val="single" w:color="auto" w:sz="4" w:space="0"/>
-        </w:pBdr>
-        <w:rPr>
-          <w:rFonts w:hint="eastAsia"/>
-          <w:lang w:val="en-US" w:eastAsia="zh-CN"/>
-        </w:rPr>
-      </w:pPr>
-      <w:r>
-        <w:rPr>
-          <w:rFonts w:hint="eastAsia"/>
-          <w:lang w:val="en-US" w:eastAsia="zh-CN"/>
-        </w:rPr>
-        <w:t xml:space="preserve">  F10 nvarchar(30),  --版本号</w:t>
-      </w:r>
-    </w:p>
-    <w:p>
-      <w:pPr>
-        <w:pBdr>
-          <w:top w:val="single" w:color="auto" w:sz="4" w:space="0"/>
-          <w:left w:val="single" w:color="auto" w:sz="4" w:space="0"/>
-          <w:bottom w:val="single" w:color="auto" w:sz="4" w:space="0"/>
-          <w:right w:val="single" w:color="auto" w:sz="4" w:space="0"/>
-        </w:pBdr>
-        <w:rPr>
-          <w:rFonts w:hint="eastAsia"/>
-          <w:lang w:val="en-US" w:eastAsia="zh-CN"/>
-        </w:rPr>
-      </w:pPr>
-      <w:r>
-        <w:rPr>
-          <w:rFonts w:hint="eastAsia"/>
-          <w:lang w:val="en-US" w:eastAsia="zh-CN"/>
-        </w:rPr>
-        <w:t xml:space="preserve">  F11 nvarchar(30), --备注</w:t>
-      </w:r>
-    </w:p>
-    <w:p>
-      <w:pPr>
-        <w:pBdr>
-          <w:top w:val="single" w:color="auto" w:sz="4" w:space="0"/>
-          <w:left w:val="single" w:color="auto" w:sz="4" w:space="0"/>
-          <w:bottom w:val="single" w:color="auto" w:sz="4" w:space="0"/>
-          <w:right w:val="single" w:color="auto" w:sz="4" w:space="0"/>
-        </w:pBdr>
-        <w:rPr>
-          <w:rFonts w:hint="eastAsia"/>
-          <w:lang w:val="en-US" w:eastAsia="zh-CN"/>
-        </w:rPr>
-      </w:pPr>
-      <w:r>
-        <w:rPr>
-          <w:rFonts w:hint="eastAsia"/>
-          <w:lang w:val="en-US" w:eastAsia="zh-CN"/>
-        </w:rPr>
-        <w:t xml:space="preserve">  F12 datetime, --创建日期</w:t>
-      </w:r>
-    </w:p>
-    <w:p>
-      <w:pPr>
-        <w:pBdr>
-          <w:top w:val="single" w:color="auto" w:sz="4" w:space="0"/>
-          <w:left w:val="single" w:color="auto" w:sz="4" w:space="0"/>
-          <w:bottom w:val="single" w:color="auto" w:sz="4" w:space="0"/>
-          <w:right w:val="single" w:color="auto" w:sz="4" w:space="0"/>
-        </w:pBdr>
-        <w:rPr>
-          <w:rFonts w:hint="eastAsia"/>
-          <w:lang w:val="en-US" w:eastAsia="zh-CN"/>
-        </w:rPr>
-      </w:pPr>
-      <w:r>
-        <w:rPr>
-          <w:rFonts w:hint="eastAsia"/>
-          <w:lang w:val="en-US" w:eastAsia="zh-CN"/>
-        </w:rPr>
-        <w:t xml:space="preserve">  F13 datetime, --创建日期</w:t>
-      </w:r>
-    </w:p>
-    <w:p>
-      <w:pPr>
-        <w:pBdr>
-          <w:top w:val="single" w:color="auto" w:sz="4" w:space="0"/>
-          <w:left w:val="single" w:color="auto" w:sz="4" w:space="0"/>
-          <w:bottom w:val="single" w:color="auto" w:sz="4" w:space="0"/>
-          <w:right w:val="single" w:color="auto" w:sz="4" w:space="0"/>
-        </w:pBdr>
-        <w:rPr>
-          <w:rFonts w:hint="eastAsia"/>
-          <w:lang w:val="en-US" w:eastAsia="zh-CN"/>
-        </w:rPr>
-      </w:pPr>
-      <w:r>
-        <w:rPr>
-          <w:rFonts w:hint="eastAsia"/>
-          <w:lang w:val="en-US" w:eastAsia="zh-CN"/>
-        </w:rPr>
-        <w:t xml:space="preserve">  F14 int,    --大小</w:t>
-      </w:r>
-    </w:p>
-    <w:p>
-      <w:pPr>
-        <w:pBdr>
-          <w:top w:val="single" w:color="auto" w:sz="4" w:space="0"/>
-          <w:left w:val="single" w:color="auto" w:sz="4" w:space="0"/>
-          <w:bottom w:val="single" w:color="auto" w:sz="4" w:space="0"/>
-          <w:right w:val="single" w:color="auto" w:sz="4" w:space="0"/>
-        </w:pBdr>
-        <w:rPr>
-          <w:rFonts w:hint="eastAsia"/>
-          <w:lang w:val="en-US" w:eastAsia="zh-CN"/>
-        </w:rPr>
-      </w:pPr>
-      <w:r>
-        <w:rPr>
-          <w:rFonts w:hint="eastAsia"/>
-          <w:lang w:val="en-US" w:eastAsia="zh-CN"/>
-        </w:rPr>
-        <w:t xml:space="preserve">  F15 int</w:t>
-      </w:r>
-    </w:p>
-    <w:p>
-      <w:pPr>
-        <w:pBdr>
-          <w:top w:val="single" w:color="auto" w:sz="4" w:space="0"/>
-          <w:left w:val="single" w:color="auto" w:sz="4" w:space="0"/>
-          <w:bottom w:val="single" w:color="auto" w:sz="4" w:space="0"/>
-          <w:right w:val="single" w:color="auto" w:sz="4" w:space="0"/>
-        </w:pBdr>
-        <w:rPr>
-          <w:rFonts w:hint="eastAsia"/>
-          <w:lang w:val="en-US" w:eastAsia="zh-CN"/>
-        </w:rPr>
-      </w:pPr>
-      <w:r>
-        <w:rPr>
-          <w:rFonts w:hint="eastAsia"/>
-          <w:lang w:val="en-US" w:eastAsia="zh-CN"/>
-        </w:rPr>
-        <w:t>)</w:t>
-      </w:r>
-    </w:p>
-    <w:p>
-      <w:pPr>
-        <w:pBdr>
-          <w:top w:val="single" w:color="auto" w:sz="4" w:space="0"/>
-          <w:left w:val="single" w:color="auto" w:sz="4" w:space="0"/>
-          <w:bottom w:val="single" w:color="auto" w:sz="4" w:space="0"/>
-          <w:right w:val="single" w:color="auto" w:sz="4" w:space="0"/>
-        </w:pBdr>
-        <w:rPr>
-          <w:rFonts w:hint="eastAsia"/>
-          <w:lang w:val="en-US" w:eastAsia="zh-CN"/>
-        </w:rPr>
-      </w:pPr>
-      <w:r>
-        <w:rPr>
-          <w:rFonts w:hint="eastAsia"/>
-          <w:lang w:val="en-US" w:eastAsia="zh-CN"/>
-        </w:rPr>
-        <w:t>Create index ItFE_Idx on itFE(F01,F02)</w:t>
-      </w:r>
+          <w:rFonts w:hint="default"/>
+          <w:lang w:val="en-US" w:eastAsia="zh-CN"/>
+        </w:rPr>
+      </w:pPr>
     </w:p>
     <w:p>
       <w:pPr>
@@ -16770,6 +16318,891 @@
           <w:bottom w:val="none" w:color="auto" w:sz="0" w:space="0"/>
           <w:right w:val="none" w:color="auto" w:sz="0" w:space="0"/>
         </w:pBdr>
+      </w:pPr>
+    </w:p>
+    <w:p>
+      <w:pPr>
+        <w:pBdr>
+          <w:top w:val="none" w:color="auto" w:sz="0" w:space="0"/>
+          <w:left w:val="none" w:color="auto" w:sz="0" w:space="0"/>
+          <w:bottom w:val="none" w:color="auto" w:sz="0" w:space="0"/>
+          <w:right w:val="none" w:color="auto" w:sz="0" w:space="0"/>
+        </w:pBdr>
+        <w:rPr>
+          <w:rFonts w:hint="default"/>
+          <w:lang w:val="en-US" w:eastAsia="zh-CN"/>
+        </w:rPr>
+      </w:pPr>
+    </w:p>
+    <w:p>
+      <w:pPr>
+        <w:pBdr>
+          <w:top w:val="none" w:color="auto" w:sz="0" w:space="0"/>
+          <w:left w:val="none" w:color="auto" w:sz="0" w:space="0"/>
+          <w:bottom w:val="none" w:color="auto" w:sz="0" w:space="0"/>
+          <w:right w:val="none" w:color="auto" w:sz="0" w:space="0"/>
+        </w:pBdr>
+        <w:rPr>
+          <w:rFonts w:hint="default"/>
+          <w:lang w:val="en-US" w:eastAsia="zh-CN"/>
+        </w:rPr>
+      </w:pPr>
+    </w:p>
+    <w:p>
+      <w:pPr>
+        <w:rPr>
+          <w:rFonts w:hint="default"/>
+          <w:lang w:val="en-US" w:eastAsia="zh-CN"/>
+        </w:rPr>
+      </w:pPr>
+    </w:p>
+    <w:p>
+      <w:pPr>
+        <w:pStyle w:val="2"/>
+        <w:bidi w:val="0"/>
+        <w:rPr>
+          <w:rFonts w:hint="eastAsia"/>
+          <w:lang w:val="en-US" w:eastAsia="zh-CN"/>
+        </w:rPr>
+      </w:pPr>
+      <w:bookmarkStart w:id="35" w:name="_Toc24920"/>
+      <w:r>
+        <w:rPr>
+          <w:rFonts w:hint="eastAsia"/>
+          <w:lang w:val="en-US" w:eastAsia="zh-CN"/>
+        </w:rPr>
+        <w:t>3 数据库说明</w:t>
+      </w:r>
+      <w:bookmarkEnd w:id="35"/>
+    </w:p>
+    <w:p>
+      <w:pPr>
+        <w:pStyle w:val="3"/>
+        <w:bidi w:val="0"/>
+        <w:rPr>
+          <w:rFonts w:hint="default"/>
+          <w:lang w:val="en-US" w:eastAsia="zh-CN"/>
+        </w:rPr>
+      </w:pPr>
+      <w:bookmarkStart w:id="36" w:name="_Toc9858"/>
+      <w:r>
+        <w:rPr>
+          <w:rFonts w:hint="eastAsia"/>
+          <w:lang w:val="en-US" w:eastAsia="zh-CN"/>
+        </w:rPr>
+        <w:t>3.1 数据库表信息处理</w:t>
+      </w:r>
+      <w:bookmarkEnd w:id="36"/>
+    </w:p>
+    <w:p>
+      <w:pPr>
+        <w:pStyle w:val="4"/>
+        <w:bidi w:val="0"/>
+        <w:rPr>
+          <w:rFonts w:hint="default"/>
+          <w:lang w:val="en-US" w:eastAsia="zh-CN"/>
+        </w:rPr>
+      </w:pPr>
+      <w:bookmarkStart w:id="37" w:name="_Toc5492"/>
+      <w:bookmarkStart w:id="38" w:name="_Toc343"/>
+      <w:r>
+        <w:rPr>
+          <w:rFonts w:hint="eastAsia"/>
+          <w:lang w:val="en-US" w:eastAsia="zh-CN"/>
+        </w:rPr>
+        <w:t>3.1.1  ITET（文章正文）</w:t>
+      </w:r>
+      <w:bookmarkEnd w:id="37"/>
+      <w:bookmarkEnd w:id="38"/>
+    </w:p>
+    <w:p>
+      <w:pPr>
+        <w:pBdr>
+          <w:top w:val="single" w:color="auto" w:sz="4" w:space="0"/>
+          <w:left w:val="single" w:color="auto" w:sz="4" w:space="0"/>
+          <w:bottom w:val="single" w:color="auto" w:sz="4" w:space="0"/>
+          <w:right w:val="single" w:color="auto" w:sz="4" w:space="0"/>
+        </w:pBdr>
+        <w:rPr>
+          <w:rFonts w:hint="eastAsia"/>
+          <w:lang w:val="en-US" w:eastAsia="zh-CN"/>
+        </w:rPr>
+      </w:pPr>
+      <w:r>
+        <w:rPr>
+          <w:rFonts w:hint="eastAsia"/>
+          <w:lang w:val="en-US" w:eastAsia="zh-CN"/>
+        </w:rPr>
+        <w:t>drop table ItET</w:t>
+      </w:r>
+    </w:p>
+    <w:p>
+      <w:pPr>
+        <w:pBdr>
+          <w:top w:val="single" w:color="auto" w:sz="4" w:space="0"/>
+          <w:left w:val="single" w:color="auto" w:sz="4" w:space="0"/>
+          <w:bottom w:val="single" w:color="auto" w:sz="4" w:space="0"/>
+          <w:right w:val="single" w:color="auto" w:sz="4" w:space="0"/>
+        </w:pBdr>
+        <w:rPr>
+          <w:rFonts w:hint="eastAsia"/>
+          <w:lang w:val="en-US" w:eastAsia="zh-CN"/>
+        </w:rPr>
+      </w:pPr>
+      <w:r>
+        <w:rPr>
+          <w:rFonts w:hint="eastAsia"/>
+          <w:lang w:val="en-US" w:eastAsia="zh-CN"/>
+        </w:rPr>
+        <w:t>Create Table ItET</w:t>
+      </w:r>
+    </w:p>
+    <w:p>
+      <w:pPr>
+        <w:pBdr>
+          <w:top w:val="single" w:color="auto" w:sz="4" w:space="0"/>
+          <w:left w:val="single" w:color="auto" w:sz="4" w:space="0"/>
+          <w:bottom w:val="single" w:color="auto" w:sz="4" w:space="0"/>
+          <w:right w:val="single" w:color="auto" w:sz="4" w:space="0"/>
+        </w:pBdr>
+        <w:rPr>
+          <w:rFonts w:hint="eastAsia"/>
+          <w:lang w:val="en-US" w:eastAsia="zh-CN"/>
+        </w:rPr>
+      </w:pPr>
+      <w:r>
+        <w:rPr>
+          <w:rFonts w:hint="eastAsia"/>
+          <w:lang w:val="en-US" w:eastAsia="zh-CN"/>
+        </w:rPr>
+        <w:t>(</w:t>
+      </w:r>
+    </w:p>
+    <w:p>
+      <w:pPr>
+        <w:pBdr>
+          <w:top w:val="single" w:color="auto" w:sz="4" w:space="0"/>
+          <w:left w:val="single" w:color="auto" w:sz="4" w:space="0"/>
+          <w:bottom w:val="single" w:color="auto" w:sz="4" w:space="0"/>
+          <w:right w:val="single" w:color="auto" w:sz="4" w:space="0"/>
+        </w:pBdr>
+        <w:rPr>
+          <w:rFonts w:hint="eastAsia"/>
+          <w:lang w:val="en-US" w:eastAsia="zh-CN"/>
+        </w:rPr>
+      </w:pPr>
+      <w:r>
+        <w:rPr>
+          <w:rFonts w:hint="eastAsia"/>
+          <w:lang w:val="en-US" w:eastAsia="zh-CN"/>
+        </w:rPr>
+        <w:t xml:space="preserve">  T01 int identity(1,1),</w:t>
+      </w:r>
+    </w:p>
+    <w:p>
+      <w:pPr>
+        <w:pBdr>
+          <w:top w:val="single" w:color="auto" w:sz="4" w:space="0"/>
+          <w:left w:val="single" w:color="auto" w:sz="4" w:space="0"/>
+          <w:bottom w:val="single" w:color="auto" w:sz="4" w:space="0"/>
+          <w:right w:val="single" w:color="auto" w:sz="4" w:space="0"/>
+        </w:pBdr>
+        <w:rPr>
+          <w:rFonts w:hint="eastAsia"/>
+          <w:highlight w:val="yellow"/>
+          <w:lang w:val="en-US" w:eastAsia="zh-CN"/>
+        </w:rPr>
+      </w:pPr>
+      <w:r>
+        <w:rPr>
+          <w:rFonts w:hint="eastAsia"/>
+          <w:highlight w:val="yellow"/>
+          <w:lang w:val="en-US" w:eastAsia="zh-CN"/>
+        </w:rPr>
+        <w:t xml:space="preserve">         T02 int, --   帖子id</w:t>
+      </w:r>
+    </w:p>
+    <w:p>
+      <w:pPr>
+        <w:pBdr>
+          <w:top w:val="single" w:color="auto" w:sz="4" w:space="0"/>
+          <w:left w:val="single" w:color="auto" w:sz="4" w:space="0"/>
+          <w:bottom w:val="single" w:color="auto" w:sz="4" w:space="0"/>
+          <w:right w:val="single" w:color="auto" w:sz="4" w:space="0"/>
+        </w:pBdr>
+        <w:rPr>
+          <w:rFonts w:hint="default"/>
+          <w:highlight w:val="yellow"/>
+          <w:lang w:val="en-US" w:eastAsia="zh-CN"/>
+        </w:rPr>
+      </w:pPr>
+      <w:r>
+        <w:rPr>
+          <w:rFonts w:hint="eastAsia"/>
+          <w:highlight w:val="yellow"/>
+          <w:lang w:val="en-US" w:eastAsia="zh-CN"/>
+        </w:rPr>
+        <w:t xml:space="preserve">         T03 int, --   操作人id</w:t>
+      </w:r>
+    </w:p>
+    <w:p>
+      <w:pPr>
+        <w:pBdr>
+          <w:top w:val="single" w:color="auto" w:sz="4" w:space="0"/>
+          <w:left w:val="single" w:color="auto" w:sz="4" w:space="0"/>
+          <w:bottom w:val="single" w:color="auto" w:sz="4" w:space="0"/>
+          <w:right w:val="single" w:color="auto" w:sz="4" w:space="0"/>
+        </w:pBdr>
+        <w:rPr>
+          <w:rFonts w:hint="default"/>
+          <w:highlight w:val="yellow"/>
+          <w:lang w:val="en-US" w:eastAsia="zh-CN"/>
+        </w:rPr>
+      </w:pPr>
+      <w:r>
+        <w:rPr>
+          <w:rFonts w:hint="eastAsia"/>
+          <w:highlight w:val="yellow"/>
+          <w:lang w:val="en-US" w:eastAsia="zh-CN"/>
+        </w:rPr>
+        <w:t xml:space="preserve">         T04 int, --   type，帖子=0，评论=1</w:t>
+      </w:r>
+    </w:p>
+    <w:p>
+      <w:pPr>
+        <w:pBdr>
+          <w:top w:val="single" w:color="auto" w:sz="4" w:space="0"/>
+          <w:left w:val="single" w:color="auto" w:sz="4" w:space="0"/>
+          <w:bottom w:val="single" w:color="auto" w:sz="4" w:space="0"/>
+          <w:right w:val="single" w:color="auto" w:sz="4" w:space="0"/>
+        </w:pBdr>
+        <w:rPr>
+          <w:rFonts w:hint="default"/>
+          <w:highlight w:val="yellow"/>
+          <w:lang w:val="en-US" w:eastAsia="zh-CN"/>
+        </w:rPr>
+      </w:pPr>
+      <w:r>
+        <w:rPr>
+          <w:rFonts w:hint="eastAsia"/>
+          <w:highlight w:val="yellow"/>
+          <w:lang w:val="en-US" w:eastAsia="zh-CN"/>
+        </w:rPr>
+        <w:t xml:space="preserve">         T05 text, --  文本</w:t>
+      </w:r>
+    </w:p>
+    <w:p>
+      <w:pPr>
+        <w:pBdr>
+          <w:top w:val="single" w:color="auto" w:sz="4" w:space="0"/>
+          <w:left w:val="single" w:color="auto" w:sz="4" w:space="0"/>
+          <w:bottom w:val="single" w:color="auto" w:sz="4" w:space="0"/>
+          <w:right w:val="single" w:color="auto" w:sz="4" w:space="0"/>
+        </w:pBdr>
+        <w:rPr>
+          <w:rFonts w:hint="eastAsia"/>
+          <w:highlight w:val="yellow"/>
+          <w:lang w:val="en-US" w:eastAsia="zh-CN"/>
+        </w:rPr>
+      </w:pPr>
+      <w:r>
+        <w:rPr>
+          <w:rFonts w:hint="eastAsia"/>
+          <w:highlight w:val="yellow"/>
+          <w:lang w:val="en-US" w:eastAsia="zh-CN"/>
+        </w:rPr>
+        <w:t xml:space="preserve">         T06 datetime, --发布时间</w:t>
+      </w:r>
+    </w:p>
+    <w:p>
+      <w:pPr>
+        <w:pBdr>
+          <w:top w:val="single" w:color="auto" w:sz="4" w:space="0"/>
+          <w:left w:val="single" w:color="auto" w:sz="4" w:space="0"/>
+          <w:bottom w:val="single" w:color="auto" w:sz="4" w:space="0"/>
+          <w:right w:val="single" w:color="auto" w:sz="4" w:space="0"/>
+        </w:pBdr>
+        <w:rPr>
+          <w:rFonts w:hint="eastAsia"/>
+          <w:lang w:val="en-US" w:eastAsia="zh-CN"/>
+        </w:rPr>
+      </w:pPr>
+      <w:r>
+        <w:rPr>
+          <w:rFonts w:hint="eastAsia"/>
+          <w:lang w:val="en-US" w:eastAsia="zh-CN"/>
+        </w:rPr>
+        <w:t xml:space="preserve">         T07 datetime, --修改日期</w:t>
+      </w:r>
+    </w:p>
+    <w:p>
+      <w:pPr>
+        <w:pBdr>
+          <w:top w:val="single" w:color="auto" w:sz="4" w:space="0"/>
+          <w:left w:val="single" w:color="auto" w:sz="4" w:space="0"/>
+          <w:bottom w:val="single" w:color="auto" w:sz="4" w:space="0"/>
+          <w:right w:val="single" w:color="auto" w:sz="4" w:space="0"/>
+        </w:pBdr>
+        <w:rPr>
+          <w:rFonts w:hint="eastAsia"/>
+          <w:lang w:val="en-US" w:eastAsia="zh-CN"/>
+        </w:rPr>
+      </w:pPr>
+      <w:r>
+        <w:rPr>
+          <w:rFonts w:hint="eastAsia"/>
+          <w:lang w:val="en-US" w:eastAsia="zh-CN"/>
+        </w:rPr>
+        <w:t xml:space="preserve">         T08 int, --   类别  一般为0.-- 对于会议：  =1 为会议记要</w:t>
+      </w:r>
+    </w:p>
+    <w:p>
+      <w:pPr>
+        <w:pBdr>
+          <w:top w:val="single" w:color="auto" w:sz="4" w:space="0"/>
+          <w:left w:val="single" w:color="auto" w:sz="4" w:space="0"/>
+          <w:bottom w:val="single" w:color="auto" w:sz="4" w:space="0"/>
+          <w:right w:val="single" w:color="auto" w:sz="4" w:space="0"/>
+        </w:pBdr>
+        <w:rPr>
+          <w:rFonts w:hint="eastAsia"/>
+          <w:lang w:val="en-US" w:eastAsia="zh-CN"/>
+        </w:rPr>
+      </w:pPr>
+      <w:r>
+        <w:rPr>
+          <w:rFonts w:hint="eastAsia"/>
+          <w:lang w:val="en-US" w:eastAsia="zh-CN"/>
+        </w:rPr>
+        <w:t xml:space="preserve">         T09 int, --</w:t>
+      </w:r>
+    </w:p>
+    <w:p>
+      <w:pPr>
+        <w:pBdr>
+          <w:top w:val="single" w:color="auto" w:sz="4" w:space="0"/>
+          <w:left w:val="single" w:color="auto" w:sz="4" w:space="0"/>
+          <w:bottom w:val="single" w:color="auto" w:sz="4" w:space="0"/>
+          <w:right w:val="single" w:color="auto" w:sz="4" w:space="0"/>
+        </w:pBdr>
+        <w:rPr>
+          <w:rFonts w:hint="eastAsia"/>
+          <w:lang w:val="en-US" w:eastAsia="zh-CN"/>
+        </w:rPr>
+      </w:pPr>
+      <w:r>
+        <w:rPr>
+          <w:rFonts w:hint="eastAsia"/>
+          <w:lang w:val="en-US" w:eastAsia="zh-CN"/>
+        </w:rPr>
+        <w:t xml:space="preserve">         T10 nvarchar(20) --备注</w:t>
+      </w:r>
+    </w:p>
+    <w:p>
+      <w:pPr>
+        <w:pBdr>
+          <w:top w:val="single" w:color="auto" w:sz="4" w:space="0"/>
+          <w:left w:val="single" w:color="auto" w:sz="4" w:space="0"/>
+          <w:bottom w:val="single" w:color="auto" w:sz="4" w:space="0"/>
+          <w:right w:val="single" w:color="auto" w:sz="4" w:space="0"/>
+        </w:pBdr>
+        <w:rPr>
+          <w:rFonts w:hint="eastAsia"/>
+          <w:lang w:val="en-US" w:eastAsia="zh-CN"/>
+        </w:rPr>
+      </w:pPr>
+      <w:r>
+        <w:rPr>
+          <w:rFonts w:hint="eastAsia"/>
+          <w:lang w:val="en-US" w:eastAsia="zh-CN"/>
+        </w:rPr>
+        <w:t xml:space="preserve">       )</w:t>
+      </w:r>
+    </w:p>
+    <w:p>
+      <w:pPr>
+        <w:pBdr>
+          <w:top w:val="single" w:color="auto" w:sz="4" w:space="0"/>
+          <w:left w:val="single" w:color="auto" w:sz="4" w:space="0"/>
+          <w:bottom w:val="single" w:color="auto" w:sz="4" w:space="0"/>
+          <w:right w:val="single" w:color="auto" w:sz="4" w:space="0"/>
+        </w:pBdr>
+        <w:rPr>
+          <w:rFonts w:hint="eastAsia"/>
+          <w:lang w:val="en-US" w:eastAsia="zh-CN"/>
+        </w:rPr>
+      </w:pPr>
+      <w:r>
+        <w:rPr>
+          <w:rFonts w:hint="eastAsia"/>
+          <w:lang w:val="en-US" w:eastAsia="zh-CN"/>
+        </w:rPr>
+        <w:t>Create Index ItET_idx on ItET(T01,T02)</w:t>
+      </w:r>
+    </w:p>
+    <w:p>
+      <w:pPr>
+        <w:pBdr>
+          <w:top w:val="none" w:color="auto" w:sz="0" w:space="0"/>
+          <w:left w:val="none" w:color="auto" w:sz="0" w:space="0"/>
+          <w:bottom w:val="none" w:color="auto" w:sz="0" w:space="0"/>
+          <w:right w:val="none" w:color="auto" w:sz="0" w:space="0"/>
+        </w:pBdr>
+        <w:rPr>
+          <w:rFonts w:hint="eastAsia"/>
+          <w:lang w:val="en-US" w:eastAsia="zh-CN"/>
+        </w:rPr>
+      </w:pPr>
+    </w:p>
+    <w:p>
+      <w:pPr>
+        <w:pStyle w:val="4"/>
+        <w:bidi w:val="0"/>
+        <w:rPr>
+          <w:rFonts w:hint="default"/>
+          <w:lang w:val="en-US" w:eastAsia="zh-CN"/>
+        </w:rPr>
+      </w:pPr>
+      <w:bookmarkStart w:id="39" w:name="_Toc23560"/>
+      <w:bookmarkStart w:id="40" w:name="_Toc4413"/>
+      <w:r>
+        <w:rPr>
+          <w:rFonts w:hint="eastAsia"/>
+          <w:lang w:val="en-US" w:eastAsia="zh-CN"/>
+        </w:rPr>
+        <w:t>3.1.2 ITFE（文件）</w:t>
+      </w:r>
+      <w:bookmarkEnd w:id="39"/>
+      <w:bookmarkEnd w:id="40"/>
+    </w:p>
+    <w:p>
+      <w:pPr>
+        <w:pBdr>
+          <w:top w:val="single" w:color="auto" w:sz="4" w:space="0"/>
+          <w:left w:val="single" w:color="auto" w:sz="4" w:space="0"/>
+          <w:bottom w:val="single" w:color="auto" w:sz="4" w:space="0"/>
+          <w:right w:val="single" w:color="auto" w:sz="4" w:space="0"/>
+        </w:pBdr>
+        <w:rPr>
+          <w:rFonts w:hint="eastAsia"/>
+          <w:lang w:val="en-US" w:eastAsia="zh-CN"/>
+        </w:rPr>
+      </w:pPr>
+      <w:r>
+        <w:rPr>
+          <w:rFonts w:hint="eastAsia"/>
+          <w:lang w:val="en-US" w:eastAsia="zh-CN"/>
+        </w:rPr>
+        <w:t>drop table itFE</w:t>
+      </w:r>
+    </w:p>
+    <w:p>
+      <w:pPr>
+        <w:pBdr>
+          <w:top w:val="single" w:color="auto" w:sz="4" w:space="0"/>
+          <w:left w:val="single" w:color="auto" w:sz="4" w:space="0"/>
+          <w:bottom w:val="single" w:color="auto" w:sz="4" w:space="0"/>
+          <w:right w:val="single" w:color="auto" w:sz="4" w:space="0"/>
+        </w:pBdr>
+        <w:rPr>
+          <w:rFonts w:hint="eastAsia"/>
+          <w:lang w:val="en-US" w:eastAsia="zh-CN"/>
+        </w:rPr>
+      </w:pPr>
+      <w:r>
+        <w:rPr>
+          <w:rFonts w:hint="eastAsia"/>
+          <w:lang w:val="en-US" w:eastAsia="zh-CN"/>
+        </w:rPr>
+        <w:t>Create Table ItFE</w:t>
+      </w:r>
+    </w:p>
+    <w:p>
+      <w:pPr>
+        <w:pBdr>
+          <w:top w:val="single" w:color="auto" w:sz="4" w:space="0"/>
+          <w:left w:val="single" w:color="auto" w:sz="4" w:space="0"/>
+          <w:bottom w:val="single" w:color="auto" w:sz="4" w:space="0"/>
+          <w:right w:val="single" w:color="auto" w:sz="4" w:space="0"/>
+        </w:pBdr>
+        <w:rPr>
+          <w:rFonts w:hint="eastAsia"/>
+          <w:lang w:val="en-US" w:eastAsia="zh-CN"/>
+        </w:rPr>
+      </w:pPr>
+      <w:r>
+        <w:rPr>
+          <w:rFonts w:hint="eastAsia"/>
+          <w:lang w:val="en-US" w:eastAsia="zh-CN"/>
+        </w:rPr>
+        <w:t>(</w:t>
+      </w:r>
+    </w:p>
+    <w:p>
+      <w:pPr>
+        <w:pBdr>
+          <w:top w:val="single" w:color="auto" w:sz="4" w:space="0"/>
+          <w:left w:val="single" w:color="auto" w:sz="4" w:space="0"/>
+          <w:bottom w:val="single" w:color="auto" w:sz="4" w:space="0"/>
+          <w:right w:val="single" w:color="auto" w:sz="4" w:space="0"/>
+        </w:pBdr>
+        <w:rPr>
+          <w:rFonts w:hint="eastAsia"/>
+          <w:lang w:val="en-US" w:eastAsia="zh-CN"/>
+        </w:rPr>
+      </w:pPr>
+      <w:r>
+        <w:rPr>
+          <w:rFonts w:hint="eastAsia"/>
+          <w:lang w:val="en-US" w:eastAsia="zh-CN"/>
+        </w:rPr>
+        <w:t xml:space="preserve">  F01 int identity(1,1),</w:t>
+      </w:r>
+    </w:p>
+    <w:p>
+      <w:pPr>
+        <w:pBdr>
+          <w:top w:val="single" w:color="auto" w:sz="4" w:space="0"/>
+          <w:left w:val="single" w:color="auto" w:sz="4" w:space="0"/>
+          <w:bottom w:val="single" w:color="auto" w:sz="4" w:space="0"/>
+          <w:right w:val="single" w:color="auto" w:sz="4" w:space="0"/>
+        </w:pBdr>
+        <w:rPr>
+          <w:rFonts w:hint="eastAsia"/>
+          <w:lang w:val="en-US" w:eastAsia="zh-CN"/>
+        </w:rPr>
+      </w:pPr>
+      <w:r>
+        <w:rPr>
+          <w:rFonts w:hint="eastAsia"/>
+          <w:lang w:val="en-US" w:eastAsia="zh-CN"/>
+        </w:rPr>
+        <w:t xml:space="preserve">  F02 int ,-- 信息ID</w:t>
+      </w:r>
+    </w:p>
+    <w:p>
+      <w:pPr>
+        <w:pBdr>
+          <w:top w:val="single" w:color="auto" w:sz="4" w:space="0"/>
+          <w:left w:val="single" w:color="auto" w:sz="4" w:space="0"/>
+          <w:bottom w:val="single" w:color="auto" w:sz="4" w:space="0"/>
+          <w:right w:val="single" w:color="auto" w:sz="4" w:space="0"/>
+        </w:pBdr>
+        <w:rPr>
+          <w:rFonts w:hint="eastAsia"/>
+          <w:lang w:val="en-US" w:eastAsia="zh-CN"/>
+        </w:rPr>
+      </w:pPr>
+      <w:r>
+        <w:rPr>
+          <w:rFonts w:hint="eastAsia"/>
+          <w:lang w:val="en-US" w:eastAsia="zh-CN"/>
+        </w:rPr>
+        <w:t xml:space="preserve">  F03 int, --   类别  一般为0. 对于会议：  =1 为会议记要</w:t>
+      </w:r>
+    </w:p>
+    <w:p>
+      <w:pPr>
+        <w:pBdr>
+          <w:top w:val="single" w:color="auto" w:sz="4" w:space="0"/>
+          <w:left w:val="single" w:color="auto" w:sz="4" w:space="0"/>
+          <w:bottom w:val="single" w:color="auto" w:sz="4" w:space="0"/>
+          <w:right w:val="single" w:color="auto" w:sz="4" w:space="0"/>
+        </w:pBdr>
+        <w:rPr>
+          <w:rFonts w:hint="eastAsia"/>
+          <w:lang w:val="en-US" w:eastAsia="zh-CN"/>
+        </w:rPr>
+      </w:pPr>
+      <w:r>
+        <w:rPr>
+          <w:rFonts w:hint="eastAsia"/>
+          <w:lang w:val="en-US" w:eastAsia="zh-CN"/>
+        </w:rPr>
+        <w:t xml:space="preserve">  F04 int, -- 序号</w:t>
+      </w:r>
+    </w:p>
+    <w:p>
+      <w:pPr>
+        <w:pBdr>
+          <w:top w:val="single" w:color="auto" w:sz="4" w:space="0"/>
+          <w:left w:val="single" w:color="auto" w:sz="4" w:space="0"/>
+          <w:bottom w:val="single" w:color="auto" w:sz="4" w:space="0"/>
+          <w:right w:val="single" w:color="auto" w:sz="4" w:space="0"/>
+        </w:pBdr>
+        <w:rPr>
+          <w:rFonts w:hint="eastAsia"/>
+          <w:lang w:val="en-US" w:eastAsia="zh-CN"/>
+        </w:rPr>
+      </w:pPr>
+      <w:r>
+        <w:rPr>
+          <w:rFonts w:hint="eastAsia"/>
+          <w:lang w:val="en-US" w:eastAsia="zh-CN"/>
+        </w:rPr>
+        <w:t xml:space="preserve">  F05 nvarchar(60), --文件名</w:t>
+      </w:r>
+    </w:p>
+    <w:p>
+      <w:pPr>
+        <w:pBdr>
+          <w:top w:val="single" w:color="auto" w:sz="4" w:space="0"/>
+          <w:left w:val="single" w:color="auto" w:sz="4" w:space="0"/>
+          <w:bottom w:val="single" w:color="auto" w:sz="4" w:space="0"/>
+          <w:right w:val="single" w:color="auto" w:sz="4" w:space="0"/>
+        </w:pBdr>
+        <w:rPr>
+          <w:rFonts w:hint="eastAsia"/>
+          <w:lang w:val="en-US" w:eastAsia="zh-CN"/>
+        </w:rPr>
+      </w:pPr>
+      <w:r>
+        <w:rPr>
+          <w:rFonts w:hint="eastAsia"/>
+          <w:lang w:val="en-US" w:eastAsia="zh-CN"/>
+        </w:rPr>
+        <w:t xml:space="preserve">  F06 nvarchar(30), --文件类型</w:t>
+      </w:r>
+    </w:p>
+    <w:p>
+      <w:pPr>
+        <w:pBdr>
+          <w:top w:val="single" w:color="auto" w:sz="4" w:space="0"/>
+          <w:left w:val="single" w:color="auto" w:sz="4" w:space="0"/>
+          <w:bottom w:val="single" w:color="auto" w:sz="4" w:space="0"/>
+          <w:right w:val="single" w:color="auto" w:sz="4" w:space="0"/>
+        </w:pBdr>
+        <w:rPr>
+          <w:rFonts w:hint="eastAsia"/>
+          <w:lang w:val="en-US" w:eastAsia="zh-CN"/>
+        </w:rPr>
+      </w:pPr>
+      <w:r>
+        <w:rPr>
+          <w:rFonts w:hint="eastAsia"/>
+          <w:lang w:val="en-US" w:eastAsia="zh-CN"/>
+        </w:rPr>
+        <w:t xml:space="preserve">  F07 image, --文件内容</w:t>
+      </w:r>
+    </w:p>
+    <w:p>
+      <w:pPr>
+        <w:pBdr>
+          <w:top w:val="single" w:color="auto" w:sz="4" w:space="0"/>
+          <w:left w:val="single" w:color="auto" w:sz="4" w:space="0"/>
+          <w:bottom w:val="single" w:color="auto" w:sz="4" w:space="0"/>
+          <w:right w:val="single" w:color="auto" w:sz="4" w:space="0"/>
+        </w:pBdr>
+        <w:rPr>
+          <w:rFonts w:hint="eastAsia"/>
+          <w:lang w:val="en-US" w:eastAsia="zh-CN"/>
+        </w:rPr>
+      </w:pPr>
+      <w:r>
+        <w:rPr>
+          <w:rFonts w:hint="eastAsia"/>
+          <w:lang w:val="en-US" w:eastAsia="zh-CN"/>
+        </w:rPr>
+        <w:t xml:space="preserve">  F08 int, --保存方式         0:硬盘  1:数据库</w:t>
+      </w:r>
+    </w:p>
+    <w:p>
+      <w:pPr>
+        <w:pBdr>
+          <w:top w:val="single" w:color="auto" w:sz="4" w:space="0"/>
+          <w:left w:val="single" w:color="auto" w:sz="4" w:space="0"/>
+          <w:bottom w:val="single" w:color="auto" w:sz="4" w:space="0"/>
+          <w:right w:val="single" w:color="auto" w:sz="4" w:space="0"/>
+        </w:pBdr>
+        <w:rPr>
+          <w:rFonts w:hint="eastAsia"/>
+          <w:lang w:val="en-US" w:eastAsia="zh-CN"/>
+        </w:rPr>
+      </w:pPr>
+      <w:r>
+        <w:rPr>
+          <w:rFonts w:hint="eastAsia"/>
+          <w:lang w:val="en-US" w:eastAsia="zh-CN"/>
+        </w:rPr>
+        <w:t xml:space="preserve">  F09 nvarchar(50), --保存路径</w:t>
+      </w:r>
+    </w:p>
+    <w:p>
+      <w:pPr>
+        <w:pBdr>
+          <w:top w:val="single" w:color="auto" w:sz="4" w:space="0"/>
+          <w:left w:val="single" w:color="auto" w:sz="4" w:space="0"/>
+          <w:bottom w:val="single" w:color="auto" w:sz="4" w:space="0"/>
+          <w:right w:val="single" w:color="auto" w:sz="4" w:space="0"/>
+        </w:pBdr>
+        <w:rPr>
+          <w:rFonts w:hint="eastAsia"/>
+          <w:lang w:val="en-US" w:eastAsia="zh-CN"/>
+        </w:rPr>
+      </w:pPr>
+      <w:r>
+        <w:rPr>
+          <w:rFonts w:hint="eastAsia"/>
+          <w:lang w:val="en-US" w:eastAsia="zh-CN"/>
+        </w:rPr>
+        <w:t xml:space="preserve">  F10 nvarchar(30),  --版本号</w:t>
+      </w:r>
+    </w:p>
+    <w:p>
+      <w:pPr>
+        <w:pBdr>
+          <w:top w:val="single" w:color="auto" w:sz="4" w:space="0"/>
+          <w:left w:val="single" w:color="auto" w:sz="4" w:space="0"/>
+          <w:bottom w:val="single" w:color="auto" w:sz="4" w:space="0"/>
+          <w:right w:val="single" w:color="auto" w:sz="4" w:space="0"/>
+        </w:pBdr>
+        <w:rPr>
+          <w:rFonts w:hint="eastAsia"/>
+          <w:lang w:val="en-US" w:eastAsia="zh-CN"/>
+        </w:rPr>
+      </w:pPr>
+      <w:r>
+        <w:rPr>
+          <w:rFonts w:hint="eastAsia"/>
+          <w:lang w:val="en-US" w:eastAsia="zh-CN"/>
+        </w:rPr>
+        <w:t xml:space="preserve">  F11 nvarchar(30), --备注</w:t>
+      </w:r>
+    </w:p>
+    <w:p>
+      <w:pPr>
+        <w:pBdr>
+          <w:top w:val="single" w:color="auto" w:sz="4" w:space="0"/>
+          <w:left w:val="single" w:color="auto" w:sz="4" w:space="0"/>
+          <w:bottom w:val="single" w:color="auto" w:sz="4" w:space="0"/>
+          <w:right w:val="single" w:color="auto" w:sz="4" w:space="0"/>
+        </w:pBdr>
+        <w:rPr>
+          <w:rFonts w:hint="eastAsia"/>
+          <w:lang w:val="en-US" w:eastAsia="zh-CN"/>
+        </w:rPr>
+      </w:pPr>
+      <w:r>
+        <w:rPr>
+          <w:rFonts w:hint="eastAsia"/>
+          <w:lang w:val="en-US" w:eastAsia="zh-CN"/>
+        </w:rPr>
+        <w:t xml:space="preserve">  F12 datetime, --创建日期</w:t>
+      </w:r>
+    </w:p>
+    <w:p>
+      <w:pPr>
+        <w:pBdr>
+          <w:top w:val="single" w:color="auto" w:sz="4" w:space="0"/>
+          <w:left w:val="single" w:color="auto" w:sz="4" w:space="0"/>
+          <w:bottom w:val="single" w:color="auto" w:sz="4" w:space="0"/>
+          <w:right w:val="single" w:color="auto" w:sz="4" w:space="0"/>
+        </w:pBdr>
+        <w:rPr>
+          <w:rFonts w:hint="eastAsia"/>
+          <w:lang w:val="en-US" w:eastAsia="zh-CN"/>
+        </w:rPr>
+      </w:pPr>
+      <w:r>
+        <w:rPr>
+          <w:rFonts w:hint="eastAsia"/>
+          <w:lang w:val="en-US" w:eastAsia="zh-CN"/>
+        </w:rPr>
+        <w:t xml:space="preserve">  F13 datetime, --创建日期</w:t>
+      </w:r>
+    </w:p>
+    <w:p>
+      <w:pPr>
+        <w:pBdr>
+          <w:top w:val="single" w:color="auto" w:sz="4" w:space="0"/>
+          <w:left w:val="single" w:color="auto" w:sz="4" w:space="0"/>
+          <w:bottom w:val="single" w:color="auto" w:sz="4" w:space="0"/>
+          <w:right w:val="single" w:color="auto" w:sz="4" w:space="0"/>
+        </w:pBdr>
+        <w:rPr>
+          <w:rFonts w:hint="eastAsia"/>
+          <w:lang w:val="en-US" w:eastAsia="zh-CN"/>
+        </w:rPr>
+      </w:pPr>
+      <w:r>
+        <w:rPr>
+          <w:rFonts w:hint="eastAsia"/>
+          <w:lang w:val="en-US" w:eastAsia="zh-CN"/>
+        </w:rPr>
+        <w:t xml:space="preserve">  F14 int,    --大小</w:t>
+      </w:r>
+    </w:p>
+    <w:p>
+      <w:pPr>
+        <w:pBdr>
+          <w:top w:val="single" w:color="auto" w:sz="4" w:space="0"/>
+          <w:left w:val="single" w:color="auto" w:sz="4" w:space="0"/>
+          <w:bottom w:val="single" w:color="auto" w:sz="4" w:space="0"/>
+          <w:right w:val="single" w:color="auto" w:sz="4" w:space="0"/>
+        </w:pBdr>
+        <w:rPr>
+          <w:rFonts w:hint="eastAsia"/>
+          <w:lang w:val="en-US" w:eastAsia="zh-CN"/>
+        </w:rPr>
+      </w:pPr>
+      <w:r>
+        <w:rPr>
+          <w:rFonts w:hint="eastAsia"/>
+          <w:lang w:val="en-US" w:eastAsia="zh-CN"/>
+        </w:rPr>
+        <w:t xml:space="preserve">  F15 int</w:t>
+      </w:r>
+    </w:p>
+    <w:p>
+      <w:pPr>
+        <w:pBdr>
+          <w:top w:val="single" w:color="auto" w:sz="4" w:space="0"/>
+          <w:left w:val="single" w:color="auto" w:sz="4" w:space="0"/>
+          <w:bottom w:val="single" w:color="auto" w:sz="4" w:space="0"/>
+          <w:right w:val="single" w:color="auto" w:sz="4" w:space="0"/>
+        </w:pBdr>
+        <w:rPr>
+          <w:rFonts w:hint="eastAsia"/>
+          <w:lang w:val="en-US" w:eastAsia="zh-CN"/>
+        </w:rPr>
+      </w:pPr>
+      <w:r>
+        <w:rPr>
+          <w:rFonts w:hint="eastAsia"/>
+          <w:lang w:val="en-US" w:eastAsia="zh-CN"/>
+        </w:rPr>
+        <w:t>)</w:t>
+      </w:r>
+    </w:p>
+    <w:p>
+      <w:pPr>
+        <w:pBdr>
+          <w:top w:val="single" w:color="auto" w:sz="4" w:space="0"/>
+          <w:left w:val="single" w:color="auto" w:sz="4" w:space="0"/>
+          <w:bottom w:val="single" w:color="auto" w:sz="4" w:space="0"/>
+          <w:right w:val="single" w:color="auto" w:sz="4" w:space="0"/>
+        </w:pBdr>
+        <w:rPr>
+          <w:rFonts w:hint="eastAsia"/>
+          <w:lang w:val="en-US" w:eastAsia="zh-CN"/>
+        </w:rPr>
+      </w:pPr>
+      <w:r>
+        <w:rPr>
+          <w:rFonts w:hint="eastAsia"/>
+          <w:lang w:val="en-US" w:eastAsia="zh-CN"/>
+        </w:rPr>
+        <w:t>Create index ItFE_Idx on itFE(F01,F02)</w:t>
+      </w:r>
+    </w:p>
+    <w:p>
+      <w:pPr>
+        <w:pBdr>
+          <w:top w:val="none" w:color="auto" w:sz="0" w:space="0"/>
+          <w:left w:val="none" w:color="auto" w:sz="0" w:space="0"/>
+          <w:bottom w:val="none" w:color="auto" w:sz="0" w:space="0"/>
+          <w:right w:val="none" w:color="auto" w:sz="0" w:space="0"/>
+        </w:pBdr>
         <w:rPr>
           <w:rFonts w:hint="eastAsia"/>
           <w:lang w:val="en-US" w:eastAsia="zh-CN"/>
@@ -23317,14 +23750,6 @@
           <w:lang w:val="en-US" w:eastAsia="zh-CN"/>
         </w:rPr>
         <w:tab/>
-      </w:r>
-      <w:r>
-        <w:rPr>
-          <w:rFonts w:hint="eastAsia"/>
-          <w:highlight w:val="none"/>
-          <w:lang w:val="en-US" w:eastAsia="zh-CN"/>
-        </w:rPr>
-        <w:t>生日</w:t>
       </w:r>
     </w:p>
     <w:p>
@@ -24073,12 +24498,14 @@
         </w:pBdr>
         <w:rPr>
           <w:rFonts w:hint="default"/>
-          <w:lang w:val="en-US" w:eastAsia="zh-CN"/>
-        </w:rPr>
-      </w:pPr>
-      <w:r>
-        <w:rPr>
-          <w:rFonts w:hint="default"/>
+          <w:highlight w:val="yellow"/>
+          <w:lang w:val="en-US" w:eastAsia="zh-CN"/>
+        </w:rPr>
+      </w:pPr>
+      <w:r>
+        <w:rPr>
+          <w:rFonts w:hint="default"/>
+          <w:highlight w:val="yellow"/>
           <w:lang w:val="en-US" w:eastAsia="zh-CN"/>
         </w:rPr>
         <w:t>cdate (datetime, null)</w:t>
@@ -24086,6 +24513,7 @@
       <w:r>
         <w:rPr>
           <w:rFonts w:hint="eastAsia"/>
+          <w:highlight w:val="yellow"/>
           <w:lang w:val="en-US" w:eastAsia="zh-CN"/>
         </w:rPr>
         <w:tab/>
@@ -24093,6 +24521,7 @@
       <w:r>
         <w:rPr>
           <w:rFonts w:hint="eastAsia"/>
+          <w:highlight w:val="yellow"/>
           <w:lang w:val="en-US" w:eastAsia="zh-CN"/>
         </w:rPr>
         <w:tab/>
@@ -24100,6 +24529,7 @@
       <w:r>
         <w:rPr>
           <w:rFonts w:hint="eastAsia"/>
+          <w:highlight w:val="yellow"/>
           <w:lang w:val="en-US" w:eastAsia="zh-CN"/>
         </w:rPr>
         <w:tab/>
@@ -24107,9 +24537,10 @@
       <w:r>
         <w:rPr>
           <w:rFonts w:hint="eastAsia"/>
-          <w:lang w:val="en-US" w:eastAsia="zh-CN"/>
-        </w:rPr>
-        <w:t>生日</w:t>
+          <w:highlight w:val="yellow"/>
+          <w:lang w:val="en-US" w:eastAsia="zh-CN"/>
+        </w:rPr>
+        <w:t>会员过期时间</w:t>
       </w:r>
     </w:p>
     <w:p>

--- a/约球说明.docx
+++ b/约球说明.docx
@@ -95,7 +95,7 @@
               <w:szCs w:val="24"/>
               <w:lang w:val="en-US" w:eastAsia="zh-CN" w:bidi="ar-SA"/>
             </w:rPr>
-            <w:instrText xml:space="preserve"> HYPERLINK \l _Toc13651 </w:instrText>
+            <w:instrText xml:space="preserve"> HYPERLINK \l _Toc4316 </w:instrText>
           </w:r>
           <w:r>
             <w:rPr>
@@ -120,7 +120,7 @@
             <w:fldChar w:fldCharType="begin"/>
           </w:r>
           <w:r>
-            <w:instrText xml:space="preserve"> PAGEREF _Toc13651 \h </w:instrText>
+            <w:instrText xml:space="preserve"> PAGEREF _Toc4316 \h </w:instrText>
           </w:r>
           <w:r>
             <w:fldChar w:fldCharType="separate"/>
@@ -164,7 +164,7 @@
               <w:szCs w:val="24"/>
               <w:lang w:val="en-US" w:eastAsia="zh-CN" w:bidi="ar-SA"/>
             </w:rPr>
-            <w:instrText xml:space="preserve"> HYPERLINK \l _Toc23621 </w:instrText>
+            <w:instrText xml:space="preserve"> HYPERLINK \l _Toc7489 </w:instrText>
           </w:r>
           <w:r>
             <w:rPr>
@@ -185,7 +185,7 @@
             <w:fldChar w:fldCharType="begin"/>
           </w:r>
           <w:r>
-            <w:instrText xml:space="preserve"> PAGEREF _Toc23621 \h </w:instrText>
+            <w:instrText xml:space="preserve"> PAGEREF _Toc7489 \h </w:instrText>
           </w:r>
           <w:r>
             <w:fldChar w:fldCharType="separate"/>
@@ -229,7 +229,7 @@
               <w:szCs w:val="24"/>
               <w:lang w:val="en-US" w:eastAsia="zh-CN" w:bidi="ar-SA"/>
             </w:rPr>
-            <w:instrText xml:space="preserve"> HYPERLINK \l _Toc20737 </w:instrText>
+            <w:instrText xml:space="preserve"> HYPERLINK \l _Toc28165 </w:instrText>
           </w:r>
           <w:r>
             <w:rPr>
@@ -254,7 +254,7 @@
             <w:fldChar w:fldCharType="begin"/>
           </w:r>
           <w:r>
-            <w:instrText xml:space="preserve"> PAGEREF _Toc20737 \h </w:instrText>
+            <w:instrText xml:space="preserve"> PAGEREF _Toc28165 \h </w:instrText>
           </w:r>
           <w:r>
             <w:fldChar w:fldCharType="separate"/>
@@ -298,7 +298,7 @@
               <w:szCs w:val="24"/>
               <w:lang w:val="en-US" w:eastAsia="zh-CN" w:bidi="ar-SA"/>
             </w:rPr>
-            <w:instrText xml:space="preserve"> HYPERLINK \l _Toc12873 </w:instrText>
+            <w:instrText xml:space="preserve"> HYPERLINK \l _Toc11026 </w:instrText>
           </w:r>
           <w:r>
             <w:rPr>
@@ -337,7 +337,7 @@
             <w:fldChar w:fldCharType="begin"/>
           </w:r>
           <w:r>
-            <w:instrText xml:space="preserve"> PAGEREF _Toc12873 \h </w:instrText>
+            <w:instrText xml:space="preserve"> PAGEREF _Toc11026 \h </w:instrText>
           </w:r>
           <w:r>
             <w:fldChar w:fldCharType="separate"/>
@@ -381,7 +381,7 @@
               <w:szCs w:val="24"/>
               <w:lang w:val="en-US" w:eastAsia="zh-CN" w:bidi="ar-SA"/>
             </w:rPr>
-            <w:instrText xml:space="preserve"> HYPERLINK \l _Toc7021 </w:instrText>
+            <w:instrText xml:space="preserve"> HYPERLINK \l _Toc29266 </w:instrText>
           </w:r>
           <w:r>
             <w:rPr>
@@ -413,7 +413,7 @@
             <w:fldChar w:fldCharType="begin"/>
           </w:r>
           <w:r>
-            <w:instrText xml:space="preserve"> PAGEREF _Toc7021 \h </w:instrText>
+            <w:instrText xml:space="preserve"> PAGEREF _Toc29266 \h </w:instrText>
           </w:r>
           <w:r>
             <w:fldChar w:fldCharType="separate"/>
@@ -457,7 +457,7 @@
               <w:szCs w:val="24"/>
               <w:lang w:val="en-US" w:eastAsia="zh-CN" w:bidi="ar-SA"/>
             </w:rPr>
-            <w:instrText xml:space="preserve"> HYPERLINK \l _Toc5821 </w:instrText>
+            <w:instrText xml:space="preserve"> HYPERLINK \l _Toc15371 </w:instrText>
           </w:r>
           <w:r>
             <w:rPr>
@@ -482,7 +482,7 @@
             <w:fldChar w:fldCharType="begin"/>
           </w:r>
           <w:r>
-            <w:instrText xml:space="preserve"> PAGEREF _Toc5821 \h </w:instrText>
+            <w:instrText xml:space="preserve"> PAGEREF _Toc15371 \h </w:instrText>
           </w:r>
           <w:r>
             <w:fldChar w:fldCharType="separate"/>
@@ -526,7 +526,7 @@
               <w:szCs w:val="24"/>
               <w:lang w:val="en-US" w:eastAsia="zh-CN" w:bidi="ar-SA"/>
             </w:rPr>
-            <w:instrText xml:space="preserve"> HYPERLINK \l _Toc10117 </w:instrText>
+            <w:instrText xml:space="preserve"> HYPERLINK \l _Toc28767 </w:instrText>
           </w:r>
           <w:r>
             <w:rPr>
@@ -551,7 +551,7 @@
             <w:fldChar w:fldCharType="begin"/>
           </w:r>
           <w:r>
-            <w:instrText xml:space="preserve"> PAGEREF _Toc10117 \h </w:instrText>
+            <w:instrText xml:space="preserve"> PAGEREF _Toc28767 \h </w:instrText>
           </w:r>
           <w:r>
             <w:fldChar w:fldCharType="separate"/>
@@ -595,7 +595,7 @@
               <w:szCs w:val="24"/>
               <w:lang w:val="en-US" w:eastAsia="zh-CN" w:bidi="ar-SA"/>
             </w:rPr>
-            <w:instrText xml:space="preserve"> HYPERLINK \l _Toc14386 </w:instrText>
+            <w:instrText xml:space="preserve"> HYPERLINK \l _Toc3865 </w:instrText>
           </w:r>
           <w:r>
             <w:rPr>
@@ -620,7 +620,7 @@
             <w:fldChar w:fldCharType="begin"/>
           </w:r>
           <w:r>
-            <w:instrText xml:space="preserve"> PAGEREF _Toc14386 \h </w:instrText>
+            <w:instrText xml:space="preserve"> PAGEREF _Toc3865 \h </w:instrText>
           </w:r>
           <w:r>
             <w:fldChar w:fldCharType="separate"/>
@@ -664,7 +664,7 @@
               <w:szCs w:val="24"/>
               <w:lang w:val="en-US" w:eastAsia="zh-CN" w:bidi="ar-SA"/>
             </w:rPr>
-            <w:instrText xml:space="preserve"> HYPERLINK \l _Toc7052 </w:instrText>
+            <w:instrText xml:space="preserve"> HYPERLINK \l _Toc28476 </w:instrText>
           </w:r>
           <w:r>
             <w:rPr>
@@ -689,7 +689,7 @@
             <w:fldChar w:fldCharType="begin"/>
           </w:r>
           <w:r>
-            <w:instrText xml:space="preserve"> PAGEREF _Toc7052 \h </w:instrText>
+            <w:instrText xml:space="preserve"> PAGEREF _Toc28476 \h </w:instrText>
           </w:r>
           <w:r>
             <w:fldChar w:fldCharType="separate"/>
@@ -733,7 +733,7 @@
               <w:szCs w:val="24"/>
               <w:lang w:val="en-US" w:eastAsia="zh-CN" w:bidi="ar-SA"/>
             </w:rPr>
-            <w:instrText xml:space="preserve"> HYPERLINK \l _Toc22026 </w:instrText>
+            <w:instrText xml:space="preserve"> HYPERLINK \l _Toc2959 </w:instrText>
           </w:r>
           <w:r>
             <w:rPr>
@@ -758,7 +758,7 @@
             <w:fldChar w:fldCharType="begin"/>
           </w:r>
           <w:r>
-            <w:instrText xml:space="preserve"> PAGEREF _Toc22026 \h </w:instrText>
+            <w:instrText xml:space="preserve"> PAGEREF _Toc2959 \h </w:instrText>
           </w:r>
           <w:r>
             <w:fldChar w:fldCharType="separate"/>
@@ -802,7 +802,7 @@
               <w:szCs w:val="24"/>
               <w:lang w:val="en-US" w:eastAsia="zh-CN" w:bidi="ar-SA"/>
             </w:rPr>
-            <w:instrText xml:space="preserve"> HYPERLINK \l _Toc19164 </w:instrText>
+            <w:instrText xml:space="preserve"> HYPERLINK \l _Toc27469 </w:instrText>
           </w:r>
           <w:r>
             <w:rPr>
@@ -827,7 +827,7 @@
             <w:fldChar w:fldCharType="begin"/>
           </w:r>
           <w:r>
-            <w:instrText xml:space="preserve"> PAGEREF _Toc19164 \h </w:instrText>
+            <w:instrText xml:space="preserve"> PAGEREF _Toc27469 \h </w:instrText>
           </w:r>
           <w:r>
             <w:fldChar w:fldCharType="separate"/>
@@ -871,7 +871,7 @@
               <w:szCs w:val="24"/>
               <w:lang w:val="en-US" w:eastAsia="zh-CN" w:bidi="ar-SA"/>
             </w:rPr>
-            <w:instrText xml:space="preserve"> HYPERLINK \l _Toc18864 </w:instrText>
+            <w:instrText xml:space="preserve"> HYPERLINK \l _Toc11553 </w:instrText>
           </w:r>
           <w:r>
             <w:rPr>
@@ -896,7 +896,7 @@
             <w:fldChar w:fldCharType="begin"/>
           </w:r>
           <w:r>
-            <w:instrText xml:space="preserve"> PAGEREF _Toc18864 \h </w:instrText>
+            <w:instrText xml:space="preserve"> PAGEREF _Toc11553 \h </w:instrText>
           </w:r>
           <w:r>
             <w:fldChar w:fldCharType="separate"/>
@@ -940,7 +940,7 @@
               <w:szCs w:val="24"/>
               <w:lang w:val="en-US" w:eastAsia="zh-CN" w:bidi="ar-SA"/>
             </w:rPr>
-            <w:instrText xml:space="preserve"> HYPERLINK \l _Toc5834 </w:instrText>
+            <w:instrText xml:space="preserve"> HYPERLINK \l _Toc1771 </w:instrText>
           </w:r>
           <w:r>
             <w:rPr>
@@ -965,7 +965,7 @@
             <w:fldChar w:fldCharType="begin"/>
           </w:r>
           <w:r>
-            <w:instrText xml:space="preserve"> PAGEREF _Toc5834 \h </w:instrText>
+            <w:instrText xml:space="preserve"> PAGEREF _Toc1771 \h </w:instrText>
           </w:r>
           <w:r>
             <w:fldChar w:fldCharType="separate"/>
@@ -1009,7 +1009,7 @@
               <w:szCs w:val="24"/>
               <w:lang w:val="en-US" w:eastAsia="zh-CN" w:bidi="ar-SA"/>
             </w:rPr>
-            <w:instrText xml:space="preserve"> HYPERLINK \l _Toc28274 </w:instrText>
+            <w:instrText xml:space="preserve"> HYPERLINK \l _Toc5228 </w:instrText>
           </w:r>
           <w:r>
             <w:rPr>
@@ -1034,7 +1034,7 @@
             <w:fldChar w:fldCharType="begin"/>
           </w:r>
           <w:r>
-            <w:instrText xml:space="preserve"> PAGEREF _Toc28274 \h </w:instrText>
+            <w:instrText xml:space="preserve"> PAGEREF _Toc5228 \h </w:instrText>
           </w:r>
           <w:r>
             <w:fldChar w:fldCharType="separate"/>
@@ -1078,7 +1078,7 @@
               <w:szCs w:val="24"/>
               <w:lang w:val="en-US" w:eastAsia="zh-CN" w:bidi="ar-SA"/>
             </w:rPr>
-            <w:instrText xml:space="preserve"> HYPERLINK \l _Toc6021 </w:instrText>
+            <w:instrText xml:space="preserve"> HYPERLINK \l _Toc28994 </w:instrText>
           </w:r>
           <w:r>
             <w:rPr>
@@ -1103,7 +1103,7 @@
             <w:fldChar w:fldCharType="begin"/>
           </w:r>
           <w:r>
-            <w:instrText xml:space="preserve"> PAGEREF _Toc6021 \h </w:instrText>
+            <w:instrText xml:space="preserve"> PAGEREF _Toc28994 \h </w:instrText>
           </w:r>
           <w:r>
             <w:fldChar w:fldCharType="separate"/>
@@ -1147,7 +1147,7 @@
               <w:szCs w:val="24"/>
               <w:lang w:val="en-US" w:eastAsia="zh-CN" w:bidi="ar-SA"/>
             </w:rPr>
-            <w:instrText xml:space="preserve"> HYPERLINK \l _Toc1367 </w:instrText>
+            <w:instrText xml:space="preserve"> HYPERLINK \l _Toc2273 </w:instrText>
           </w:r>
           <w:r>
             <w:rPr>
@@ -1172,7 +1172,7 @@
             <w:fldChar w:fldCharType="begin"/>
           </w:r>
           <w:r>
-            <w:instrText xml:space="preserve"> PAGEREF _Toc1367 \h </w:instrText>
+            <w:instrText xml:space="preserve"> PAGEREF _Toc2273 \h </w:instrText>
           </w:r>
           <w:r>
             <w:fldChar w:fldCharType="separate"/>
@@ -1216,7 +1216,7 @@
               <w:szCs w:val="24"/>
               <w:lang w:val="en-US" w:eastAsia="zh-CN" w:bidi="ar-SA"/>
             </w:rPr>
-            <w:instrText xml:space="preserve"> HYPERLINK \l _Toc21809 </w:instrText>
+            <w:instrText xml:space="preserve"> HYPERLINK \l _Toc15629 </w:instrText>
           </w:r>
           <w:r>
             <w:rPr>
@@ -1241,7 +1241,7 @@
             <w:fldChar w:fldCharType="begin"/>
           </w:r>
           <w:r>
-            <w:instrText xml:space="preserve"> PAGEREF _Toc21809 \h </w:instrText>
+            <w:instrText xml:space="preserve"> PAGEREF _Toc15629 \h </w:instrText>
           </w:r>
           <w:r>
             <w:fldChar w:fldCharType="separate"/>
@@ -1285,7 +1285,7 @@
               <w:szCs w:val="24"/>
               <w:lang w:val="en-US" w:eastAsia="zh-CN" w:bidi="ar-SA"/>
             </w:rPr>
-            <w:instrText xml:space="preserve"> HYPERLINK \l _Toc23649 </w:instrText>
+            <w:instrText xml:space="preserve"> HYPERLINK \l _Toc24354 </w:instrText>
           </w:r>
           <w:r>
             <w:rPr>
@@ -1310,13 +1310,358 @@
             <w:fldChar w:fldCharType="begin"/>
           </w:r>
           <w:r>
-            <w:instrText xml:space="preserve"> PAGEREF _Toc23649 \h </w:instrText>
+            <w:instrText xml:space="preserve"> PAGEREF _Toc24354 \h </w:instrText>
           </w:r>
           <w:r>
             <w:fldChar w:fldCharType="separate"/>
           </w:r>
           <w:r>
             <w:t>13</w:t>
+          </w:r>
+          <w:r>
+            <w:fldChar w:fldCharType="end"/>
+          </w:r>
+          <w:r>
+            <w:rPr>
+              <w:rFonts w:hint="eastAsia" w:asciiTheme="minorHAnsi" w:hAnsiTheme="minorHAnsi" w:eastAsiaTheme="minorEastAsia" w:cstheme="minorBidi"/>
+              <w:kern w:val="2"/>
+              <w:szCs w:val="24"/>
+              <w:lang w:val="en-US" w:eastAsia="zh-CN" w:bidi="ar-SA"/>
+            </w:rPr>
+            <w:fldChar w:fldCharType="end"/>
+          </w:r>
+        </w:p>
+        <w:p>
+          <w:pPr>
+            <w:pStyle w:val="7"/>
+            <w:tabs>
+              <w:tab w:val="right" w:leader="dot" w:pos="8306"/>
+            </w:tabs>
+          </w:pPr>
+          <w:r>
+            <w:rPr>
+              <w:rFonts w:hint="eastAsia" w:asciiTheme="minorHAnsi" w:hAnsiTheme="minorHAnsi" w:eastAsiaTheme="minorEastAsia" w:cstheme="minorBidi"/>
+              <w:kern w:val="2"/>
+              <w:szCs w:val="24"/>
+              <w:lang w:val="en-US" w:eastAsia="zh-CN" w:bidi="ar-SA"/>
+            </w:rPr>
+            <w:fldChar w:fldCharType="begin"/>
+          </w:r>
+          <w:r>
+            <w:rPr>
+              <w:rFonts w:hint="eastAsia" w:asciiTheme="minorHAnsi" w:hAnsiTheme="minorHAnsi" w:eastAsiaTheme="minorEastAsia" w:cstheme="minorBidi"/>
+              <w:kern w:val="2"/>
+              <w:szCs w:val="24"/>
+              <w:lang w:val="en-US" w:eastAsia="zh-CN" w:bidi="ar-SA"/>
+            </w:rPr>
+            <w:instrText xml:space="preserve"> HYPERLINK \l _Toc28172 </w:instrText>
+          </w:r>
+          <w:r>
+            <w:rPr>
+              <w:rFonts w:hint="eastAsia" w:asciiTheme="minorHAnsi" w:hAnsiTheme="minorHAnsi" w:eastAsiaTheme="minorEastAsia" w:cstheme="minorBidi"/>
+              <w:kern w:val="2"/>
+              <w:szCs w:val="24"/>
+              <w:lang w:val="en-US" w:eastAsia="zh-CN" w:bidi="ar-SA"/>
+            </w:rPr>
+            <w:fldChar w:fldCharType="separate"/>
+          </w:r>
+          <w:r>
+            <w:rPr>
+              <w:rFonts w:hint="eastAsia"/>
+              <w:lang w:val="en-US" w:eastAsia="zh-CN"/>
+            </w:rPr>
+            <w:t>2.1.10 写 11810 点赞</w:t>
+          </w:r>
+          <w:r>
+            <w:tab/>
+          </w:r>
+          <w:r>
+            <w:fldChar w:fldCharType="begin"/>
+          </w:r>
+          <w:r>
+            <w:instrText xml:space="preserve"> PAGEREF _Toc28172 \h </w:instrText>
+          </w:r>
+          <w:r>
+            <w:fldChar w:fldCharType="separate"/>
+          </w:r>
+          <w:r>
+            <w:t>14</w:t>
+          </w:r>
+          <w:r>
+            <w:fldChar w:fldCharType="end"/>
+          </w:r>
+          <w:r>
+            <w:rPr>
+              <w:rFonts w:hint="eastAsia" w:asciiTheme="minorHAnsi" w:hAnsiTheme="minorHAnsi" w:eastAsiaTheme="minorEastAsia" w:cstheme="minorBidi"/>
+              <w:kern w:val="2"/>
+              <w:szCs w:val="24"/>
+              <w:lang w:val="en-US" w:eastAsia="zh-CN" w:bidi="ar-SA"/>
+            </w:rPr>
+            <w:fldChar w:fldCharType="end"/>
+          </w:r>
+        </w:p>
+        <w:p>
+          <w:pPr>
+            <w:pStyle w:val="7"/>
+            <w:tabs>
+              <w:tab w:val="right" w:leader="dot" w:pos="8306"/>
+            </w:tabs>
+          </w:pPr>
+          <w:r>
+            <w:rPr>
+              <w:rFonts w:hint="eastAsia" w:asciiTheme="minorHAnsi" w:hAnsiTheme="minorHAnsi" w:eastAsiaTheme="minorEastAsia" w:cstheme="minorBidi"/>
+              <w:kern w:val="2"/>
+              <w:szCs w:val="24"/>
+              <w:lang w:val="en-US" w:eastAsia="zh-CN" w:bidi="ar-SA"/>
+            </w:rPr>
+            <w:fldChar w:fldCharType="begin"/>
+          </w:r>
+          <w:r>
+            <w:rPr>
+              <w:rFonts w:hint="eastAsia" w:asciiTheme="minorHAnsi" w:hAnsiTheme="minorHAnsi" w:eastAsiaTheme="minorEastAsia" w:cstheme="minorBidi"/>
+              <w:kern w:val="2"/>
+              <w:szCs w:val="24"/>
+              <w:lang w:val="en-US" w:eastAsia="zh-CN" w:bidi="ar-SA"/>
+            </w:rPr>
+            <w:instrText xml:space="preserve"> HYPERLINK \l _Toc3842 </w:instrText>
+          </w:r>
+          <w:r>
+            <w:rPr>
+              <w:rFonts w:hint="eastAsia" w:asciiTheme="minorHAnsi" w:hAnsiTheme="minorHAnsi" w:eastAsiaTheme="minorEastAsia" w:cstheme="minorBidi"/>
+              <w:kern w:val="2"/>
+              <w:szCs w:val="24"/>
+              <w:lang w:val="en-US" w:eastAsia="zh-CN" w:bidi="ar-SA"/>
+            </w:rPr>
+            <w:fldChar w:fldCharType="separate"/>
+          </w:r>
+          <w:r>
+            <w:rPr>
+              <w:rFonts w:hint="eastAsia"/>
+              <w:lang w:val="en-US" w:eastAsia="zh-CN"/>
+            </w:rPr>
+            <w:t>2.1.11 写 11811 评论</w:t>
+          </w:r>
+          <w:r>
+            <w:tab/>
+          </w:r>
+          <w:r>
+            <w:fldChar w:fldCharType="begin"/>
+          </w:r>
+          <w:r>
+            <w:instrText xml:space="preserve"> PAGEREF _Toc3842 \h </w:instrText>
+          </w:r>
+          <w:r>
+            <w:fldChar w:fldCharType="separate"/>
+          </w:r>
+          <w:r>
+            <w:t>14</w:t>
+          </w:r>
+          <w:r>
+            <w:fldChar w:fldCharType="end"/>
+          </w:r>
+          <w:r>
+            <w:rPr>
+              <w:rFonts w:hint="eastAsia" w:asciiTheme="minorHAnsi" w:hAnsiTheme="minorHAnsi" w:eastAsiaTheme="minorEastAsia" w:cstheme="minorBidi"/>
+              <w:kern w:val="2"/>
+              <w:szCs w:val="24"/>
+              <w:lang w:val="en-US" w:eastAsia="zh-CN" w:bidi="ar-SA"/>
+            </w:rPr>
+            <w:fldChar w:fldCharType="end"/>
+          </w:r>
+        </w:p>
+        <w:p>
+          <w:pPr>
+            <w:pStyle w:val="7"/>
+            <w:tabs>
+              <w:tab w:val="right" w:leader="dot" w:pos="8306"/>
+            </w:tabs>
+          </w:pPr>
+          <w:r>
+            <w:rPr>
+              <w:rFonts w:hint="eastAsia" w:asciiTheme="minorHAnsi" w:hAnsiTheme="minorHAnsi" w:eastAsiaTheme="minorEastAsia" w:cstheme="minorBidi"/>
+              <w:kern w:val="2"/>
+              <w:szCs w:val="24"/>
+              <w:lang w:val="en-US" w:eastAsia="zh-CN" w:bidi="ar-SA"/>
+            </w:rPr>
+            <w:fldChar w:fldCharType="begin"/>
+          </w:r>
+          <w:r>
+            <w:rPr>
+              <w:rFonts w:hint="eastAsia" w:asciiTheme="minorHAnsi" w:hAnsiTheme="minorHAnsi" w:eastAsiaTheme="minorEastAsia" w:cstheme="minorBidi"/>
+              <w:kern w:val="2"/>
+              <w:szCs w:val="24"/>
+              <w:lang w:val="en-US" w:eastAsia="zh-CN" w:bidi="ar-SA"/>
+            </w:rPr>
+            <w:instrText xml:space="preserve"> HYPERLINK \l _Toc31605 </w:instrText>
+          </w:r>
+          <w:r>
+            <w:rPr>
+              <w:rFonts w:hint="eastAsia" w:asciiTheme="minorHAnsi" w:hAnsiTheme="minorHAnsi" w:eastAsiaTheme="minorEastAsia" w:cstheme="minorBidi"/>
+              <w:kern w:val="2"/>
+              <w:szCs w:val="24"/>
+              <w:lang w:val="en-US" w:eastAsia="zh-CN" w:bidi="ar-SA"/>
+            </w:rPr>
+            <w:fldChar w:fldCharType="separate"/>
+          </w:r>
+          <w:r>
+            <w:rPr>
+              <w:rFonts w:hint="eastAsia"/>
+              <w:lang w:val="en-US" w:eastAsia="zh-CN"/>
+            </w:rPr>
+            <w:t>2.1.12  写 11812收藏</w:t>
+          </w:r>
+          <w:r>
+            <w:tab/>
+          </w:r>
+          <w:r>
+            <w:fldChar w:fldCharType="begin"/>
+          </w:r>
+          <w:r>
+            <w:instrText xml:space="preserve"> PAGEREF _Toc31605 \h </w:instrText>
+          </w:r>
+          <w:r>
+            <w:fldChar w:fldCharType="separate"/>
+          </w:r>
+          <w:r>
+            <w:t>14</w:t>
+          </w:r>
+          <w:r>
+            <w:fldChar w:fldCharType="end"/>
+          </w:r>
+          <w:r>
+            <w:rPr>
+              <w:rFonts w:hint="eastAsia" w:asciiTheme="minorHAnsi" w:hAnsiTheme="minorHAnsi" w:eastAsiaTheme="minorEastAsia" w:cstheme="minorBidi"/>
+              <w:kern w:val="2"/>
+              <w:szCs w:val="24"/>
+              <w:lang w:val="en-US" w:eastAsia="zh-CN" w:bidi="ar-SA"/>
+            </w:rPr>
+            <w:fldChar w:fldCharType="end"/>
+          </w:r>
+        </w:p>
+        <w:p>
+          <w:pPr>
+            <w:pStyle w:val="7"/>
+            <w:tabs>
+              <w:tab w:val="right" w:leader="dot" w:pos="8306"/>
+            </w:tabs>
+          </w:pPr>
+          <w:r>
+            <w:rPr>
+              <w:rFonts w:hint="eastAsia" w:asciiTheme="minorHAnsi" w:hAnsiTheme="minorHAnsi" w:eastAsiaTheme="minorEastAsia" w:cstheme="minorBidi"/>
+              <w:kern w:val="2"/>
+              <w:szCs w:val="24"/>
+              <w:lang w:val="en-US" w:eastAsia="zh-CN" w:bidi="ar-SA"/>
+            </w:rPr>
+            <w:fldChar w:fldCharType="begin"/>
+          </w:r>
+          <w:r>
+            <w:rPr>
+              <w:rFonts w:hint="eastAsia" w:asciiTheme="minorHAnsi" w:hAnsiTheme="minorHAnsi" w:eastAsiaTheme="minorEastAsia" w:cstheme="minorBidi"/>
+              <w:kern w:val="2"/>
+              <w:szCs w:val="24"/>
+              <w:lang w:val="en-US" w:eastAsia="zh-CN" w:bidi="ar-SA"/>
+            </w:rPr>
+            <w:instrText xml:space="preserve"> HYPERLINK \l _Toc24265 </w:instrText>
+          </w:r>
+          <w:r>
+            <w:rPr>
+              <w:rFonts w:hint="eastAsia" w:asciiTheme="minorHAnsi" w:hAnsiTheme="minorHAnsi" w:eastAsiaTheme="minorEastAsia" w:cstheme="minorBidi"/>
+              <w:kern w:val="2"/>
+              <w:szCs w:val="24"/>
+              <w:lang w:val="en-US" w:eastAsia="zh-CN" w:bidi="ar-SA"/>
+            </w:rPr>
+            <w:fldChar w:fldCharType="separate"/>
+          </w:r>
+          <w:r>
+            <w:rPr>
+              <w:rFonts w:hint="eastAsia"/>
+              <w:lang w:val="en-US" w:eastAsia="zh-CN"/>
+            </w:rPr>
+            <w:t>2.1.13 写 11813 会员修改</w:t>
+          </w:r>
+          <w:r>
+            <w:tab/>
+          </w:r>
+          <w:r>
+            <w:fldChar w:fldCharType="begin"/>
+          </w:r>
+          <w:r>
+            <w:instrText xml:space="preserve"> PAGEREF _Toc24265 \h </w:instrText>
+          </w:r>
+          <w:r>
+            <w:fldChar w:fldCharType="separate"/>
+          </w:r>
+          <w:r>
+            <w:t>14</w:t>
+          </w:r>
+          <w:r>
+            <w:fldChar w:fldCharType="end"/>
+          </w:r>
+          <w:r>
+            <w:rPr>
+              <w:rFonts w:hint="eastAsia" w:asciiTheme="minorHAnsi" w:hAnsiTheme="minorHAnsi" w:eastAsiaTheme="minorEastAsia" w:cstheme="minorBidi"/>
+              <w:kern w:val="2"/>
+              <w:szCs w:val="24"/>
+              <w:lang w:val="en-US" w:eastAsia="zh-CN" w:bidi="ar-SA"/>
+            </w:rPr>
+            <w:fldChar w:fldCharType="end"/>
+          </w:r>
+        </w:p>
+        <w:p>
+          <w:pPr>
+            <w:pStyle w:val="7"/>
+            <w:tabs>
+              <w:tab w:val="right" w:leader="dot" w:pos="8306"/>
+            </w:tabs>
+          </w:pPr>
+          <w:r>
+            <w:rPr>
+              <w:rFonts w:hint="eastAsia" w:asciiTheme="minorHAnsi" w:hAnsiTheme="minorHAnsi" w:eastAsiaTheme="minorEastAsia" w:cstheme="minorBidi"/>
+              <w:kern w:val="2"/>
+              <w:szCs w:val="24"/>
+              <w:lang w:val="en-US" w:eastAsia="zh-CN" w:bidi="ar-SA"/>
+            </w:rPr>
+            <w:fldChar w:fldCharType="begin"/>
+          </w:r>
+          <w:r>
+            <w:rPr>
+              <w:rFonts w:hint="eastAsia" w:asciiTheme="minorHAnsi" w:hAnsiTheme="minorHAnsi" w:eastAsiaTheme="minorEastAsia" w:cstheme="minorBidi"/>
+              <w:kern w:val="2"/>
+              <w:szCs w:val="24"/>
+              <w:lang w:val="en-US" w:eastAsia="zh-CN" w:bidi="ar-SA"/>
+            </w:rPr>
+            <w:instrText xml:space="preserve"> HYPERLINK \l _Toc14003 </w:instrText>
+          </w:r>
+          <w:r>
+            <w:rPr>
+              <w:rFonts w:hint="eastAsia" w:asciiTheme="minorHAnsi" w:hAnsiTheme="minorHAnsi" w:eastAsiaTheme="minorEastAsia" w:cstheme="minorBidi"/>
+              <w:kern w:val="2"/>
+              <w:szCs w:val="24"/>
+              <w:lang w:val="en-US" w:eastAsia="zh-CN" w:bidi="ar-SA"/>
+            </w:rPr>
+            <w:fldChar w:fldCharType="separate"/>
+          </w:r>
+          <w:r>
+            <w:rPr>
+              <w:rFonts w:hint="eastAsia"/>
+              <w:lang w:val="en-US" w:eastAsia="zh-CN"/>
+            </w:rPr>
+            <w:t>2.1.14 写 11814 会员过期</w:t>
+          </w:r>
+          <w:r>
+            <w:tab/>
+          </w:r>
+          <w:r>
+            <w:fldChar w:fldCharType="begin"/>
+          </w:r>
+          <w:r>
+            <w:instrText xml:space="preserve"> PAGEREF _Toc14003 \h </w:instrText>
+          </w:r>
+          <w:r>
+            <w:fldChar w:fldCharType="separate"/>
+          </w:r>
+          <w:r>
+            <w:t>15</w:t>
           </w:r>
           <w:r>
             <w:fldChar w:fldCharType="end"/>
@@ -1354,7 +1699,7 @@
               <w:szCs w:val="24"/>
               <w:lang w:val="en-US" w:eastAsia="zh-CN" w:bidi="ar-SA"/>
             </w:rPr>
-            <w:instrText xml:space="preserve"> HYPERLINK \l _Toc23177 </w:instrText>
+            <w:instrText xml:space="preserve"> HYPERLINK \l _Toc30069 </w:instrText>
           </w:r>
           <w:r>
             <w:rPr>
@@ -1379,13 +1724,13 @@
             <w:fldChar w:fldCharType="begin"/>
           </w:r>
           <w:r>
-            <w:instrText xml:space="preserve"> PAGEREF _Toc23177 \h </w:instrText>
+            <w:instrText xml:space="preserve"> PAGEREF _Toc30069 \h </w:instrText>
           </w:r>
           <w:r>
             <w:fldChar w:fldCharType="separate"/>
           </w:r>
           <w:r>
-            <w:t>14</w:t>
+            <w:t>15</w:t>
           </w:r>
           <w:r>
             <w:fldChar w:fldCharType="end"/>
@@ -1423,7 +1768,7 @@
               <w:szCs w:val="24"/>
               <w:lang w:val="en-US" w:eastAsia="zh-CN" w:bidi="ar-SA"/>
             </w:rPr>
-            <w:instrText xml:space="preserve"> HYPERLINK \l _Toc32024 </w:instrText>
+            <w:instrText xml:space="preserve"> HYPERLINK \l _Toc16671 </w:instrText>
           </w:r>
           <w:r>
             <w:rPr>
@@ -1448,13 +1793,13 @@
             <w:fldChar w:fldCharType="begin"/>
           </w:r>
           <w:r>
-            <w:instrText xml:space="preserve"> PAGEREF _Toc32024 \h </w:instrText>
+            <w:instrText xml:space="preserve"> PAGEREF _Toc16671 \h </w:instrText>
           </w:r>
           <w:r>
             <w:fldChar w:fldCharType="separate"/>
           </w:r>
           <w:r>
-            <w:t>14</w:t>
+            <w:t>15</w:t>
           </w:r>
           <w:r>
             <w:fldChar w:fldCharType="end"/>
@@ -1492,7 +1837,7 @@
               <w:szCs w:val="24"/>
               <w:lang w:val="en-US" w:eastAsia="zh-CN" w:bidi="ar-SA"/>
             </w:rPr>
-            <w:instrText xml:space="preserve"> HYPERLINK \l _Toc30149 </w:instrText>
+            <w:instrText xml:space="preserve"> HYPERLINK \l _Toc29699 </w:instrText>
           </w:r>
           <w:r>
             <w:rPr>
@@ -1517,13 +1862,13 @@
             <w:fldChar w:fldCharType="begin"/>
           </w:r>
           <w:r>
-            <w:instrText xml:space="preserve"> PAGEREF _Toc30149 \h </w:instrText>
+            <w:instrText xml:space="preserve"> PAGEREF _Toc29699 \h </w:instrText>
           </w:r>
           <w:r>
             <w:fldChar w:fldCharType="separate"/>
           </w:r>
           <w:r>
-            <w:t>14</w:t>
+            <w:t>15</w:t>
           </w:r>
           <w:r>
             <w:fldChar w:fldCharType="end"/>
@@ -1561,7 +1906,7 @@
               <w:szCs w:val="24"/>
               <w:lang w:val="en-US" w:eastAsia="zh-CN" w:bidi="ar-SA"/>
             </w:rPr>
-            <w:instrText xml:space="preserve"> HYPERLINK \l _Toc1117 </w:instrText>
+            <w:instrText xml:space="preserve"> HYPERLINK \l _Toc20644 </w:instrText>
           </w:r>
           <w:r>
             <w:rPr>
@@ -1586,13 +1931,13 @@
             <w:fldChar w:fldCharType="begin"/>
           </w:r>
           <w:r>
-            <w:instrText xml:space="preserve"> PAGEREF _Toc1117 \h </w:instrText>
+            <w:instrText xml:space="preserve"> PAGEREF _Toc20644 \h </w:instrText>
           </w:r>
           <w:r>
             <w:fldChar w:fldCharType="separate"/>
           </w:r>
           <w:r>
-            <w:t>15</w:t>
+            <w:t>16</w:t>
           </w:r>
           <w:r>
             <w:fldChar w:fldCharType="end"/>
@@ -1630,7 +1975,7 @@
               <w:szCs w:val="24"/>
               <w:lang w:val="en-US" w:eastAsia="zh-CN" w:bidi="ar-SA"/>
             </w:rPr>
-            <w:instrText xml:space="preserve"> HYPERLINK \l _Toc24997 </w:instrText>
+            <w:instrText xml:space="preserve"> HYPERLINK \l _Toc30217 </w:instrText>
           </w:r>
           <w:r>
             <w:rPr>
@@ -1655,13 +2000,13 @@
             <w:fldChar w:fldCharType="begin"/>
           </w:r>
           <w:r>
-            <w:instrText xml:space="preserve"> PAGEREF _Toc24997 \h </w:instrText>
+            <w:instrText xml:space="preserve"> PAGEREF _Toc30217 \h </w:instrText>
           </w:r>
           <w:r>
             <w:fldChar w:fldCharType="separate"/>
           </w:r>
           <w:r>
-            <w:t>16</w:t>
+            <w:t>17</w:t>
           </w:r>
           <w:r>
             <w:fldChar w:fldCharType="end"/>
@@ -1699,7 +2044,7 @@
               <w:szCs w:val="24"/>
               <w:lang w:val="en-US" w:eastAsia="zh-CN" w:bidi="ar-SA"/>
             </w:rPr>
-            <w:instrText xml:space="preserve"> HYPERLINK \l _Toc5582 </w:instrText>
+            <w:instrText xml:space="preserve"> HYPERLINK \l _Toc17006 </w:instrText>
           </w:r>
           <w:r>
             <w:rPr>
@@ -1724,13 +2069,13 @@
             <w:fldChar w:fldCharType="begin"/>
           </w:r>
           <w:r>
-            <w:instrText xml:space="preserve"> PAGEREF _Toc5582 \h </w:instrText>
+            <w:instrText xml:space="preserve"> PAGEREF _Toc17006 \h </w:instrText>
           </w:r>
           <w:r>
             <w:fldChar w:fldCharType="separate"/>
           </w:r>
           <w:r>
-            <w:t>16</w:t>
+            <w:t>17</w:t>
           </w:r>
           <w:r>
             <w:fldChar w:fldCharType="end"/>
@@ -1768,7 +2113,7 @@
               <w:szCs w:val="24"/>
               <w:lang w:val="en-US" w:eastAsia="zh-CN" w:bidi="ar-SA"/>
             </w:rPr>
-            <w:instrText xml:space="preserve"> HYPERLINK \l _Toc8133 </w:instrText>
+            <w:instrText xml:space="preserve"> HYPERLINK \l _Toc7215 </w:instrText>
           </w:r>
           <w:r>
             <w:rPr>
@@ -1793,13 +2138,13 @@
             <w:fldChar w:fldCharType="begin"/>
           </w:r>
           <w:r>
-            <w:instrText xml:space="preserve"> PAGEREF _Toc8133 \h </w:instrText>
+            <w:instrText xml:space="preserve"> PAGEREF _Toc7215 \h </w:instrText>
           </w:r>
           <w:r>
             <w:fldChar w:fldCharType="separate"/>
           </w:r>
           <w:r>
-            <w:t>17</w:t>
+            <w:t>18</w:t>
           </w:r>
           <w:r>
             <w:fldChar w:fldCharType="end"/>
@@ -1837,7 +2182,7 @@
               <w:szCs w:val="24"/>
               <w:lang w:val="en-US" w:eastAsia="zh-CN" w:bidi="ar-SA"/>
             </w:rPr>
-            <w:instrText xml:space="preserve"> HYPERLINK \l _Toc12092 </w:instrText>
+            <w:instrText xml:space="preserve"> HYPERLINK \l _Toc13326 </w:instrText>
           </w:r>
           <w:r>
             <w:rPr>
@@ -1862,13 +2207,13 @@
             <w:fldChar w:fldCharType="begin"/>
           </w:r>
           <w:r>
-            <w:instrText xml:space="preserve"> PAGEREF _Toc12092 \h </w:instrText>
+            <w:instrText xml:space="preserve"> PAGEREF _Toc13326 \h </w:instrText>
           </w:r>
           <w:r>
             <w:fldChar w:fldCharType="separate"/>
           </w:r>
           <w:r>
-            <w:t>18</w:t>
+            <w:t>19</w:t>
           </w:r>
           <w:r>
             <w:fldChar w:fldCharType="end"/>
@@ -1906,7 +2251,7 @@
               <w:szCs w:val="24"/>
               <w:lang w:val="en-US" w:eastAsia="zh-CN" w:bidi="ar-SA"/>
             </w:rPr>
-            <w:instrText xml:space="preserve"> HYPERLINK \l _Toc22187 </w:instrText>
+            <w:instrText xml:space="preserve"> HYPERLINK \l _Toc5949 </w:instrText>
           </w:r>
           <w:r>
             <w:rPr>
@@ -1931,13 +2276,13 @@
             <w:fldChar w:fldCharType="begin"/>
           </w:r>
           <w:r>
-            <w:instrText xml:space="preserve"> PAGEREF _Toc22187 \h </w:instrText>
+            <w:instrText xml:space="preserve"> PAGEREF _Toc5949 \h </w:instrText>
           </w:r>
           <w:r>
             <w:fldChar w:fldCharType="separate"/>
           </w:r>
           <w:r>
-            <w:t>18</w:t>
+            <w:t>19</w:t>
           </w:r>
           <w:r>
             <w:fldChar w:fldCharType="end"/>
@@ -1975,7 +2320,7 @@
               <w:szCs w:val="24"/>
               <w:lang w:val="en-US" w:eastAsia="zh-CN" w:bidi="ar-SA"/>
             </w:rPr>
-            <w:instrText xml:space="preserve"> HYPERLINK \l _Toc1299 </w:instrText>
+            <w:instrText xml:space="preserve"> HYPERLINK \l _Toc24249 </w:instrText>
           </w:r>
           <w:r>
             <w:rPr>
@@ -2000,13 +2345,13 @@
             <w:fldChar w:fldCharType="begin"/>
           </w:r>
           <w:r>
-            <w:instrText xml:space="preserve"> PAGEREF _Toc1299 \h </w:instrText>
+            <w:instrText xml:space="preserve"> PAGEREF _Toc24249 \h </w:instrText>
           </w:r>
           <w:r>
             <w:fldChar w:fldCharType="separate"/>
           </w:r>
           <w:r>
-            <w:t>19</w:t>
+            <w:t>20</w:t>
           </w:r>
           <w:r>
             <w:fldChar w:fldCharType="end"/>
@@ -2044,7 +2389,7 @@
               <w:szCs w:val="24"/>
               <w:lang w:val="en-US" w:eastAsia="zh-CN" w:bidi="ar-SA"/>
             </w:rPr>
-            <w:instrText xml:space="preserve"> HYPERLINK \l _Toc22831 </w:instrText>
+            <w:instrText xml:space="preserve"> HYPERLINK \l _Toc8415 </w:instrText>
           </w:r>
           <w:r>
             <w:rPr>
@@ -2069,13 +2414,220 @@
             <w:fldChar w:fldCharType="begin"/>
           </w:r>
           <w:r>
-            <w:instrText xml:space="preserve"> PAGEREF _Toc22831 \h </w:instrText>
+            <w:instrText xml:space="preserve"> PAGEREF _Toc8415 \h </w:instrText>
           </w:r>
           <w:r>
             <w:fldChar w:fldCharType="separate"/>
           </w:r>
           <w:r>
-            <w:t>20</w:t>
+            <w:t>21</w:t>
+          </w:r>
+          <w:r>
+            <w:fldChar w:fldCharType="end"/>
+          </w:r>
+          <w:r>
+            <w:rPr>
+              <w:rFonts w:hint="eastAsia" w:asciiTheme="minorHAnsi" w:hAnsiTheme="minorHAnsi" w:eastAsiaTheme="minorEastAsia" w:cstheme="minorBidi"/>
+              <w:kern w:val="2"/>
+              <w:szCs w:val="24"/>
+              <w:lang w:val="en-US" w:eastAsia="zh-CN" w:bidi="ar-SA"/>
+            </w:rPr>
+            <w:fldChar w:fldCharType="end"/>
+          </w:r>
+        </w:p>
+        <w:p>
+          <w:pPr>
+            <w:pStyle w:val="7"/>
+            <w:tabs>
+              <w:tab w:val="right" w:leader="dot" w:pos="8306"/>
+            </w:tabs>
+          </w:pPr>
+          <w:r>
+            <w:rPr>
+              <w:rFonts w:hint="eastAsia" w:asciiTheme="minorHAnsi" w:hAnsiTheme="minorHAnsi" w:eastAsiaTheme="minorEastAsia" w:cstheme="minorBidi"/>
+              <w:kern w:val="2"/>
+              <w:szCs w:val="24"/>
+              <w:lang w:val="en-US" w:eastAsia="zh-CN" w:bidi="ar-SA"/>
+            </w:rPr>
+            <w:fldChar w:fldCharType="begin"/>
+          </w:r>
+          <w:r>
+            <w:rPr>
+              <w:rFonts w:hint="eastAsia" w:asciiTheme="minorHAnsi" w:hAnsiTheme="minorHAnsi" w:eastAsiaTheme="minorEastAsia" w:cstheme="minorBidi"/>
+              <w:kern w:val="2"/>
+              <w:szCs w:val="24"/>
+              <w:lang w:val="en-US" w:eastAsia="zh-CN" w:bidi="ar-SA"/>
+            </w:rPr>
+            <w:instrText xml:space="preserve"> HYPERLINK \l _Toc3469 </w:instrText>
+          </w:r>
+          <w:r>
+            <w:rPr>
+              <w:rFonts w:hint="eastAsia" w:asciiTheme="minorHAnsi" w:hAnsiTheme="minorHAnsi" w:eastAsiaTheme="minorEastAsia" w:cstheme="minorBidi"/>
+              <w:kern w:val="2"/>
+              <w:szCs w:val="24"/>
+              <w:lang w:val="en-US" w:eastAsia="zh-CN" w:bidi="ar-SA"/>
+            </w:rPr>
+            <w:fldChar w:fldCharType="separate"/>
+          </w:r>
+          <w:r>
+            <w:rPr>
+              <w:rFonts w:hint="eastAsia"/>
+              <w:lang w:val="en-US" w:eastAsia="zh-CN"/>
+            </w:rPr>
+            <w:t>2.2.11 读11813  我的动态</w:t>
+          </w:r>
+          <w:r>
+            <w:tab/>
+          </w:r>
+          <w:r>
+            <w:fldChar w:fldCharType="begin"/>
+          </w:r>
+          <w:r>
+            <w:instrText xml:space="preserve"> PAGEREF _Toc3469 \h </w:instrText>
+          </w:r>
+          <w:r>
+            <w:fldChar w:fldCharType="separate"/>
+          </w:r>
+          <w:r>
+            <w:t>22</w:t>
+          </w:r>
+          <w:r>
+            <w:fldChar w:fldCharType="end"/>
+          </w:r>
+          <w:r>
+            <w:rPr>
+              <w:rFonts w:hint="eastAsia" w:asciiTheme="minorHAnsi" w:hAnsiTheme="minorHAnsi" w:eastAsiaTheme="minorEastAsia" w:cstheme="minorBidi"/>
+              <w:kern w:val="2"/>
+              <w:szCs w:val="24"/>
+              <w:lang w:val="en-US" w:eastAsia="zh-CN" w:bidi="ar-SA"/>
+            </w:rPr>
+            <w:fldChar w:fldCharType="end"/>
+          </w:r>
+        </w:p>
+        <w:p>
+          <w:pPr>
+            <w:pStyle w:val="7"/>
+            <w:tabs>
+              <w:tab w:val="right" w:leader="dot" w:pos="8306"/>
+            </w:tabs>
+          </w:pPr>
+          <w:r>
+            <w:rPr>
+              <w:rFonts w:hint="eastAsia" w:asciiTheme="minorHAnsi" w:hAnsiTheme="minorHAnsi" w:eastAsiaTheme="minorEastAsia" w:cstheme="minorBidi"/>
+              <w:kern w:val="2"/>
+              <w:szCs w:val="24"/>
+              <w:lang w:val="en-US" w:eastAsia="zh-CN" w:bidi="ar-SA"/>
+            </w:rPr>
+            <w:fldChar w:fldCharType="begin"/>
+          </w:r>
+          <w:r>
+            <w:rPr>
+              <w:rFonts w:hint="eastAsia" w:asciiTheme="minorHAnsi" w:hAnsiTheme="minorHAnsi" w:eastAsiaTheme="minorEastAsia" w:cstheme="minorBidi"/>
+              <w:kern w:val="2"/>
+              <w:szCs w:val="24"/>
+              <w:lang w:val="en-US" w:eastAsia="zh-CN" w:bidi="ar-SA"/>
+            </w:rPr>
+            <w:instrText xml:space="preserve"> HYPERLINK \l _Toc30546 </w:instrText>
+          </w:r>
+          <w:r>
+            <w:rPr>
+              <w:rFonts w:hint="eastAsia" w:asciiTheme="minorHAnsi" w:hAnsiTheme="minorHAnsi" w:eastAsiaTheme="minorEastAsia" w:cstheme="minorBidi"/>
+              <w:kern w:val="2"/>
+              <w:szCs w:val="24"/>
+              <w:lang w:val="en-US" w:eastAsia="zh-CN" w:bidi="ar-SA"/>
+            </w:rPr>
+            <w:fldChar w:fldCharType="separate"/>
+          </w:r>
+          <w:r>
+            <w:rPr>
+              <w:rFonts w:hint="eastAsia"/>
+              <w:lang w:val="en-US" w:eastAsia="zh-CN"/>
+            </w:rPr>
+            <w:t>2.2.12 读 11814 获取帖子评论</w:t>
+          </w:r>
+          <w:r>
+            <w:tab/>
+          </w:r>
+          <w:r>
+            <w:fldChar w:fldCharType="begin"/>
+          </w:r>
+          <w:r>
+            <w:instrText xml:space="preserve"> PAGEREF _Toc30546 \h </w:instrText>
+          </w:r>
+          <w:r>
+            <w:fldChar w:fldCharType="separate"/>
+          </w:r>
+          <w:r>
+            <w:t>23</w:t>
+          </w:r>
+          <w:r>
+            <w:fldChar w:fldCharType="end"/>
+          </w:r>
+          <w:r>
+            <w:rPr>
+              <w:rFonts w:hint="eastAsia" w:asciiTheme="minorHAnsi" w:hAnsiTheme="minorHAnsi" w:eastAsiaTheme="minorEastAsia" w:cstheme="minorBidi"/>
+              <w:kern w:val="2"/>
+              <w:szCs w:val="24"/>
+              <w:lang w:val="en-US" w:eastAsia="zh-CN" w:bidi="ar-SA"/>
+            </w:rPr>
+            <w:fldChar w:fldCharType="end"/>
+          </w:r>
+        </w:p>
+        <w:p>
+          <w:pPr>
+            <w:pStyle w:val="7"/>
+            <w:tabs>
+              <w:tab w:val="right" w:leader="dot" w:pos="8306"/>
+            </w:tabs>
+          </w:pPr>
+          <w:r>
+            <w:rPr>
+              <w:rFonts w:hint="eastAsia" w:asciiTheme="minorHAnsi" w:hAnsiTheme="minorHAnsi" w:eastAsiaTheme="minorEastAsia" w:cstheme="minorBidi"/>
+              <w:kern w:val="2"/>
+              <w:szCs w:val="24"/>
+              <w:lang w:val="en-US" w:eastAsia="zh-CN" w:bidi="ar-SA"/>
+            </w:rPr>
+            <w:fldChar w:fldCharType="begin"/>
+          </w:r>
+          <w:r>
+            <w:rPr>
+              <w:rFonts w:hint="eastAsia" w:asciiTheme="minorHAnsi" w:hAnsiTheme="minorHAnsi" w:eastAsiaTheme="minorEastAsia" w:cstheme="minorBidi"/>
+              <w:kern w:val="2"/>
+              <w:szCs w:val="24"/>
+              <w:lang w:val="en-US" w:eastAsia="zh-CN" w:bidi="ar-SA"/>
+            </w:rPr>
+            <w:instrText xml:space="preserve"> HYPERLINK \l _Toc3846 </w:instrText>
+          </w:r>
+          <w:r>
+            <w:rPr>
+              <w:rFonts w:hint="eastAsia" w:asciiTheme="minorHAnsi" w:hAnsiTheme="minorHAnsi" w:eastAsiaTheme="minorEastAsia" w:cstheme="minorBidi"/>
+              <w:kern w:val="2"/>
+              <w:szCs w:val="24"/>
+              <w:lang w:val="en-US" w:eastAsia="zh-CN" w:bidi="ar-SA"/>
+            </w:rPr>
+            <w:fldChar w:fldCharType="separate"/>
+          </w:r>
+          <w:r>
+            <w:rPr>
+              <w:rFonts w:hint="eastAsia"/>
+              <w:lang w:val="en-US" w:eastAsia="zh-CN"/>
+            </w:rPr>
+            <w:t>2.2.13 读 11815 获取会员情况</w:t>
+          </w:r>
+          <w:r>
+            <w:tab/>
+          </w:r>
+          <w:r>
+            <w:fldChar w:fldCharType="begin"/>
+          </w:r>
+          <w:r>
+            <w:instrText xml:space="preserve"> PAGEREF _Toc3846 \h </w:instrText>
+          </w:r>
+          <w:r>
+            <w:fldChar w:fldCharType="separate"/>
+          </w:r>
+          <w:r>
+            <w:t>23</w:t>
           </w:r>
           <w:r>
             <w:fldChar w:fldCharType="end"/>
@@ -2113,7 +2665,7 @@
               <w:szCs w:val="24"/>
               <w:lang w:val="en-US" w:eastAsia="zh-CN" w:bidi="ar-SA"/>
             </w:rPr>
-            <w:instrText xml:space="preserve"> HYPERLINK \l _Toc5781 </w:instrText>
+            <w:instrText xml:space="preserve"> HYPERLINK \l _Toc23436 </w:instrText>
           </w:r>
           <w:r>
             <w:rPr>
@@ -2138,13 +2690,13 @@
             <w:fldChar w:fldCharType="begin"/>
           </w:r>
           <w:r>
-            <w:instrText xml:space="preserve"> PAGEREF _Toc5781 \h </w:instrText>
+            <w:instrText xml:space="preserve"> PAGEREF _Toc23436 \h </w:instrText>
           </w:r>
           <w:r>
             <w:fldChar w:fldCharType="separate"/>
           </w:r>
           <w:r>
-            <w:t>21</w:t>
+            <w:t>24</w:t>
           </w:r>
           <w:r>
             <w:fldChar w:fldCharType="end"/>
@@ -2182,7 +2734,7 @@
               <w:szCs w:val="24"/>
               <w:lang w:val="en-US" w:eastAsia="zh-CN" w:bidi="ar-SA"/>
             </w:rPr>
-            <w:instrText xml:space="preserve"> HYPERLINK \l _Toc27174 </w:instrText>
+            <w:instrText xml:space="preserve"> HYPERLINK \l _Toc17158 </w:instrText>
           </w:r>
           <w:r>
             <w:rPr>
@@ -2207,13 +2759,13 @@
             <w:fldChar w:fldCharType="begin"/>
           </w:r>
           <w:r>
-            <w:instrText xml:space="preserve"> PAGEREF _Toc27174 \h </w:instrText>
+            <w:instrText xml:space="preserve"> PAGEREF _Toc17158 \h </w:instrText>
           </w:r>
           <w:r>
             <w:fldChar w:fldCharType="separate"/>
           </w:r>
           <w:r>
-            <w:t>21</w:t>
+            <w:t>24</w:t>
           </w:r>
           <w:r>
             <w:fldChar w:fldCharType="end"/>
@@ -2251,7 +2803,7 @@
               <w:szCs w:val="24"/>
               <w:lang w:val="en-US" w:eastAsia="zh-CN" w:bidi="ar-SA"/>
             </w:rPr>
-            <w:instrText xml:space="preserve"> HYPERLINK \l _Toc24920 </w:instrText>
+            <w:instrText xml:space="preserve"> HYPERLINK \l _Toc19877 </w:instrText>
           </w:r>
           <w:r>
             <w:rPr>
@@ -2276,13 +2828,13 @@
             <w:fldChar w:fldCharType="begin"/>
           </w:r>
           <w:r>
-            <w:instrText xml:space="preserve"> PAGEREF _Toc24920 \h </w:instrText>
+            <w:instrText xml:space="preserve"> PAGEREF _Toc19877 \h </w:instrText>
           </w:r>
           <w:r>
             <w:fldChar w:fldCharType="separate"/>
           </w:r>
           <w:r>
-            <w:t>22</w:t>
+            <w:t>25</w:t>
           </w:r>
           <w:r>
             <w:fldChar w:fldCharType="end"/>
@@ -2320,7 +2872,7 @@
               <w:szCs w:val="24"/>
               <w:lang w:val="en-US" w:eastAsia="zh-CN" w:bidi="ar-SA"/>
             </w:rPr>
-            <w:instrText xml:space="preserve"> HYPERLINK \l _Toc9858 </w:instrText>
+            <w:instrText xml:space="preserve"> HYPERLINK \l _Toc12821 </w:instrText>
           </w:r>
           <w:r>
             <w:rPr>
@@ -2345,13 +2897,13 @@
             <w:fldChar w:fldCharType="begin"/>
           </w:r>
           <w:r>
-            <w:instrText xml:space="preserve"> PAGEREF _Toc9858 \h </w:instrText>
+            <w:instrText xml:space="preserve"> PAGEREF _Toc12821 \h </w:instrText>
           </w:r>
           <w:r>
             <w:fldChar w:fldCharType="separate"/>
           </w:r>
           <w:r>
-            <w:t>22</w:t>
+            <w:t>25</w:t>
           </w:r>
           <w:r>
             <w:fldChar w:fldCharType="end"/>
@@ -2389,7 +2941,7 @@
               <w:szCs w:val="24"/>
               <w:lang w:val="en-US" w:eastAsia="zh-CN" w:bidi="ar-SA"/>
             </w:rPr>
-            <w:instrText xml:space="preserve"> HYPERLINK \l _Toc5492 </w:instrText>
+            <w:instrText xml:space="preserve"> HYPERLINK \l _Toc24969 </w:instrText>
           </w:r>
           <w:r>
             <w:rPr>
@@ -2414,13 +2966,13 @@
             <w:fldChar w:fldCharType="begin"/>
           </w:r>
           <w:r>
-            <w:instrText xml:space="preserve"> PAGEREF _Toc5492 \h </w:instrText>
+            <w:instrText xml:space="preserve"> PAGEREF _Toc24969 \h </w:instrText>
           </w:r>
           <w:r>
             <w:fldChar w:fldCharType="separate"/>
           </w:r>
           <w:r>
-            <w:t>22</w:t>
+            <w:t>25</w:t>
           </w:r>
           <w:r>
             <w:fldChar w:fldCharType="end"/>
@@ -2458,7 +3010,7 @@
               <w:szCs w:val="24"/>
               <w:lang w:val="en-US" w:eastAsia="zh-CN" w:bidi="ar-SA"/>
             </w:rPr>
-            <w:instrText xml:space="preserve"> HYPERLINK \l _Toc4413 </w:instrText>
+            <w:instrText xml:space="preserve"> HYPERLINK \l _Toc16338 </w:instrText>
           </w:r>
           <w:r>
             <w:rPr>
@@ -2483,13 +3035,13 @@
             <w:fldChar w:fldCharType="begin"/>
           </w:r>
           <w:r>
-            <w:instrText xml:space="preserve"> PAGEREF _Toc4413 \h </w:instrText>
+            <w:instrText xml:space="preserve"> PAGEREF _Toc16338 \h </w:instrText>
           </w:r>
           <w:r>
             <w:fldChar w:fldCharType="separate"/>
           </w:r>
           <w:r>
-            <w:t>22</w:t>
+            <w:t>26</w:t>
           </w:r>
           <w:r>
             <w:fldChar w:fldCharType="end"/>
@@ -2527,7 +3079,7 @@
               <w:szCs w:val="24"/>
               <w:lang w:val="en-US" w:eastAsia="zh-CN" w:bidi="ar-SA"/>
             </w:rPr>
-            <w:instrText xml:space="preserve"> HYPERLINK \l _Toc30773 </w:instrText>
+            <w:instrText xml:space="preserve"> HYPERLINK \l _Toc5692 </w:instrText>
           </w:r>
           <w:r>
             <w:rPr>
@@ -2553,13 +3105,13 @@
             <w:fldChar w:fldCharType="begin"/>
           </w:r>
           <w:r>
-            <w:instrText xml:space="preserve"> PAGEREF _Toc30773 \h </w:instrText>
+            <w:instrText xml:space="preserve"> PAGEREF _Toc5692 \h </w:instrText>
           </w:r>
           <w:r>
             <w:fldChar w:fldCharType="separate"/>
           </w:r>
           <w:r>
-            <w:t>23</w:t>
+            <w:t>26</w:t>
           </w:r>
           <w:r>
             <w:fldChar w:fldCharType="end"/>
@@ -2597,7 +3149,7 @@
               <w:szCs w:val="24"/>
               <w:lang w:val="en-US" w:eastAsia="zh-CN" w:bidi="ar-SA"/>
             </w:rPr>
-            <w:instrText xml:space="preserve"> HYPERLINK \l _Toc22471 </w:instrText>
+            <w:instrText xml:space="preserve"> HYPERLINK \l _Toc22945 </w:instrText>
           </w:r>
           <w:r>
             <w:rPr>
@@ -2622,13 +3174,13 @@
             <w:fldChar w:fldCharType="begin"/>
           </w:r>
           <w:r>
-            <w:instrText xml:space="preserve"> PAGEREF _Toc22471 \h </w:instrText>
+            <w:instrText xml:space="preserve"> PAGEREF _Toc22945 \h </w:instrText>
           </w:r>
           <w:r>
             <w:fldChar w:fldCharType="separate"/>
           </w:r>
           <w:r>
-            <w:t>24</w:t>
+            <w:t>27</w:t>
           </w:r>
           <w:r>
             <w:fldChar w:fldCharType="end"/>
@@ -2666,7 +3218,7 @@
               <w:szCs w:val="24"/>
               <w:lang w:val="en-US" w:eastAsia="zh-CN" w:bidi="ar-SA"/>
             </w:rPr>
-            <w:instrText xml:space="preserve"> HYPERLINK \l _Toc20818 </w:instrText>
+            <w:instrText xml:space="preserve"> HYPERLINK \l _Toc11318 </w:instrText>
           </w:r>
           <w:r>
             <w:rPr>
@@ -2691,13 +3243,13 @@
             <w:fldChar w:fldCharType="begin"/>
           </w:r>
           <w:r>
-            <w:instrText xml:space="preserve"> PAGEREF _Toc20818 \h </w:instrText>
+            <w:instrText xml:space="preserve"> PAGEREF _Toc11318 \h </w:instrText>
           </w:r>
           <w:r>
             <w:fldChar w:fldCharType="separate"/>
           </w:r>
           <w:r>
-            <w:t>24</w:t>
+            <w:t>28</w:t>
           </w:r>
           <w:r>
             <w:fldChar w:fldCharType="end"/>
@@ -2735,7 +3287,7 @@
               <w:szCs w:val="24"/>
               <w:lang w:val="en-US" w:eastAsia="zh-CN" w:bidi="ar-SA"/>
             </w:rPr>
-            <w:instrText xml:space="preserve"> HYPERLINK \l _Toc23258 </w:instrText>
+            <w:instrText xml:space="preserve"> HYPERLINK \l _Toc19486 </w:instrText>
           </w:r>
           <w:r>
             <w:rPr>
@@ -2751,7 +3303,7 @@
               <w:rFonts w:hint="eastAsia"/>
               <w:lang w:val="en-US" w:eastAsia="zh-CN"/>
             </w:rPr>
-            <w:t>3.1.4 .信息处理人ITEP（报名活动）</w:t>
+            <w:t>3.1.4 .信息处理人ITEP（报名活动）/点赞表</w:t>
           </w:r>
           <w:r>
             <w:tab/>
@@ -2760,13 +3312,13 @@
             <w:fldChar w:fldCharType="begin"/>
           </w:r>
           <w:r>
-            <w:instrText xml:space="preserve"> PAGEREF _Toc23258 \h </w:instrText>
+            <w:instrText xml:space="preserve"> PAGEREF _Toc19486 \h </w:instrText>
           </w:r>
           <w:r>
             <w:fldChar w:fldCharType="separate"/>
           </w:r>
           <w:r>
-            <w:t>25</w:t>
+            <w:t>28</w:t>
           </w:r>
           <w:r>
             <w:fldChar w:fldCharType="end"/>
@@ -2804,7 +3356,7 @@
               <w:szCs w:val="24"/>
               <w:lang w:val="en-US" w:eastAsia="zh-CN" w:bidi="ar-SA"/>
             </w:rPr>
-            <w:instrText xml:space="preserve"> HYPERLINK \l _Toc24317 </w:instrText>
+            <w:instrText xml:space="preserve"> HYPERLINK \l _Toc7071 </w:instrText>
           </w:r>
           <w:r>
             <w:rPr>
@@ -2829,13 +3381,13 @@
             <w:fldChar w:fldCharType="begin"/>
           </w:r>
           <w:r>
-            <w:instrText xml:space="preserve"> PAGEREF _Toc24317 \h </w:instrText>
+            <w:instrText xml:space="preserve"> PAGEREF _Toc7071 \h </w:instrText>
           </w:r>
           <w:r>
             <w:fldChar w:fldCharType="separate"/>
           </w:r>
           <w:r>
-            <w:t>25</w:t>
+            <w:t>29</w:t>
           </w:r>
           <w:r>
             <w:fldChar w:fldCharType="end"/>
@@ -2873,7 +3425,7 @@
               <w:szCs w:val="24"/>
               <w:lang w:val="en-US" w:eastAsia="zh-CN" w:bidi="ar-SA"/>
             </w:rPr>
-            <w:instrText xml:space="preserve"> HYPERLINK \l _Toc9938 </w:instrText>
+            <w:instrText xml:space="preserve"> HYPERLINK \l _Toc31970 </w:instrText>
           </w:r>
           <w:r>
             <w:rPr>
@@ -2898,13 +3450,13 @@
             <w:fldChar w:fldCharType="begin"/>
           </w:r>
           <w:r>
-            <w:instrText xml:space="preserve"> PAGEREF _Toc9938 \h </w:instrText>
+            <w:instrText xml:space="preserve"> PAGEREF _Toc31970 \h </w:instrText>
           </w:r>
           <w:r>
             <w:fldChar w:fldCharType="separate"/>
           </w:r>
           <w:r>
-            <w:t>26</w:t>
+            <w:t>29</w:t>
           </w:r>
           <w:r>
             <w:fldChar w:fldCharType="end"/>
@@ -2942,7 +3494,7 @@
               <w:szCs w:val="24"/>
               <w:lang w:val="en-US" w:eastAsia="zh-CN" w:bidi="ar-SA"/>
             </w:rPr>
-            <w:instrText xml:space="preserve"> HYPERLINK \l _Toc28484 </w:instrText>
+            <w:instrText xml:space="preserve"> HYPERLINK \l _Toc4470 </w:instrText>
           </w:r>
           <w:r>
             <w:rPr>
@@ -2967,13 +3519,13 @@
             <w:fldChar w:fldCharType="begin"/>
           </w:r>
           <w:r>
-            <w:instrText xml:space="preserve"> PAGEREF _Toc28484 \h </w:instrText>
+            <w:instrText xml:space="preserve"> PAGEREF _Toc4470 \h </w:instrText>
           </w:r>
           <w:r>
             <w:fldChar w:fldCharType="separate"/>
           </w:r>
           <w:r>
-            <w:t>27</w:t>
+            <w:t>30</w:t>
           </w:r>
           <w:r>
             <w:fldChar w:fldCharType="end"/>
@@ -3011,7 +3563,7 @@
               <w:szCs w:val="24"/>
               <w:lang w:val="en-US" w:eastAsia="zh-CN" w:bidi="ar-SA"/>
             </w:rPr>
-            <w:instrText xml:space="preserve"> HYPERLINK \l _Toc8203 </w:instrText>
+            <w:instrText xml:space="preserve"> HYPERLINK \l _Toc29585 </w:instrText>
           </w:r>
           <w:r>
             <w:rPr>
@@ -3036,13 +3588,13 @@
             <w:fldChar w:fldCharType="begin"/>
           </w:r>
           <w:r>
-            <w:instrText xml:space="preserve"> PAGEREF _Toc8203 \h </w:instrText>
+            <w:instrText xml:space="preserve"> PAGEREF _Toc29585 \h </w:instrText>
           </w:r>
           <w:r>
             <w:fldChar w:fldCharType="separate"/>
           </w:r>
           <w:r>
-            <w:t>28</w:t>
+            <w:t>31</w:t>
           </w:r>
           <w:r>
             <w:fldChar w:fldCharType="end"/>
@@ -3080,7 +3632,7 @@
               <w:szCs w:val="24"/>
               <w:lang w:val="en-US" w:eastAsia="zh-CN" w:bidi="ar-SA"/>
             </w:rPr>
-            <w:instrText xml:space="preserve"> HYPERLINK \l _Toc29078 </w:instrText>
+            <w:instrText xml:space="preserve"> HYPERLINK \l _Toc21225 </w:instrText>
           </w:r>
           <w:r>
             <w:rPr>
@@ -3105,13 +3657,13 @@
             <w:fldChar w:fldCharType="begin"/>
           </w:r>
           <w:r>
-            <w:instrText xml:space="preserve"> PAGEREF _Toc29078 \h </w:instrText>
+            <w:instrText xml:space="preserve"> PAGEREF _Toc21225 \h </w:instrText>
           </w:r>
           <w:r>
             <w:fldChar w:fldCharType="separate"/>
           </w:r>
           <w:r>
-            <w:t>29</w:t>
+            <w:t>32</w:t>
           </w:r>
           <w:r>
             <w:fldChar w:fldCharType="end"/>
@@ -3149,7 +3701,7 @@
               <w:szCs w:val="24"/>
               <w:lang w:val="en-US" w:eastAsia="zh-CN" w:bidi="ar-SA"/>
             </w:rPr>
-            <w:instrText xml:space="preserve"> HYPERLINK \l _Toc2758 </w:instrText>
+            <w:instrText xml:space="preserve"> HYPERLINK \l _Toc13398 </w:instrText>
           </w:r>
           <w:r>
             <w:rPr>
@@ -3174,13 +3726,13 @@
             <w:fldChar w:fldCharType="begin"/>
           </w:r>
           <w:r>
-            <w:instrText xml:space="preserve"> PAGEREF _Toc2758 \h </w:instrText>
+            <w:instrText xml:space="preserve"> PAGEREF _Toc13398 \h </w:instrText>
           </w:r>
           <w:r>
             <w:fldChar w:fldCharType="separate"/>
           </w:r>
           <w:r>
-            <w:t>30</w:t>
+            <w:t>34</w:t>
           </w:r>
           <w:r>
             <w:fldChar w:fldCharType="end"/>
@@ -3218,7 +3770,7 @@
               <w:szCs w:val="24"/>
               <w:lang w:val="en-US" w:eastAsia="zh-CN" w:bidi="ar-SA"/>
             </w:rPr>
-            <w:instrText xml:space="preserve"> HYPERLINK \l _Toc10610 </w:instrText>
+            <w:instrText xml:space="preserve"> HYPERLINK \l _Toc8291 </w:instrText>
           </w:r>
           <w:r>
             <w:rPr>
@@ -3243,13 +3795,13 @@
             <w:fldChar w:fldCharType="begin"/>
           </w:r>
           <w:r>
-            <w:instrText xml:space="preserve"> PAGEREF _Toc10610 \h </w:instrText>
+            <w:instrText xml:space="preserve"> PAGEREF _Toc8291 \h </w:instrText>
           </w:r>
           <w:r>
             <w:fldChar w:fldCharType="separate"/>
           </w:r>
           <w:r>
-            <w:t>30</w:t>
+            <w:t>34</w:t>
           </w:r>
           <w:r>
             <w:fldChar w:fldCharType="end"/>
@@ -3287,7 +3839,7 @@
               <w:szCs w:val="24"/>
               <w:lang w:val="en-US" w:eastAsia="zh-CN" w:bidi="ar-SA"/>
             </w:rPr>
-            <w:instrText xml:space="preserve"> HYPERLINK \l _Toc5032 </w:instrText>
+            <w:instrText xml:space="preserve"> HYPERLINK \l _Toc16176 </w:instrText>
           </w:r>
           <w:r>
             <w:rPr>
@@ -3312,13 +3864,13 @@
             <w:fldChar w:fldCharType="begin"/>
           </w:r>
           <w:r>
-            <w:instrText xml:space="preserve"> PAGEREF _Toc5032 \h </w:instrText>
+            <w:instrText xml:space="preserve"> PAGEREF _Toc16176 \h </w:instrText>
           </w:r>
           <w:r>
             <w:fldChar w:fldCharType="separate"/>
           </w:r>
           <w:r>
-            <w:t>31</w:t>
+            <w:t>34</w:t>
           </w:r>
           <w:r>
             <w:fldChar w:fldCharType="end"/>
@@ -3356,7 +3908,7 @@
               <w:szCs w:val="24"/>
               <w:lang w:val="en-US" w:eastAsia="zh-CN" w:bidi="ar-SA"/>
             </w:rPr>
-            <w:instrText xml:space="preserve"> HYPERLINK \l _Toc13191 </w:instrText>
+            <w:instrText xml:space="preserve"> HYPERLINK \l _Toc15902 </w:instrText>
           </w:r>
           <w:r>
             <w:rPr>
@@ -3381,13 +3933,13 @@
             <w:fldChar w:fldCharType="begin"/>
           </w:r>
           <w:r>
-            <w:instrText xml:space="preserve"> PAGEREF _Toc13191 \h </w:instrText>
+            <w:instrText xml:space="preserve"> PAGEREF _Toc15902 \h </w:instrText>
           </w:r>
           <w:r>
             <w:fldChar w:fldCharType="separate"/>
           </w:r>
           <w:r>
-            <w:t>31</w:t>
+            <w:t>35</w:t>
           </w:r>
           <w:r>
             <w:fldChar w:fldCharType="end"/>
@@ -3425,7 +3977,7 @@
               <w:szCs w:val="24"/>
               <w:lang w:val="en-US" w:eastAsia="zh-CN" w:bidi="ar-SA"/>
             </w:rPr>
-            <w:instrText xml:space="preserve"> HYPERLINK \l _Toc25815 </w:instrText>
+            <w:instrText xml:space="preserve"> HYPERLINK \l _Toc25281 </w:instrText>
           </w:r>
           <w:r>
             <w:rPr>
@@ -3450,13 +4002,13 @@
             <w:fldChar w:fldCharType="begin"/>
           </w:r>
           <w:r>
-            <w:instrText xml:space="preserve"> PAGEREF _Toc25815 \h </w:instrText>
+            <w:instrText xml:space="preserve"> PAGEREF _Toc25281 \h </w:instrText>
           </w:r>
           <w:r>
             <w:fldChar w:fldCharType="separate"/>
           </w:r>
           <w:r>
-            <w:t>32</w:t>
+            <w:t>35</w:t>
           </w:r>
           <w:r>
             <w:fldChar w:fldCharType="end"/>
@@ -3494,7 +4046,7 @@
               <w:szCs w:val="24"/>
               <w:lang w:val="en-US" w:eastAsia="zh-CN" w:bidi="ar-SA"/>
             </w:rPr>
-            <w:instrText xml:space="preserve"> HYPERLINK \l _Toc22731 </w:instrText>
+            <w:instrText xml:space="preserve"> HYPERLINK \l _Toc13888 </w:instrText>
           </w:r>
           <w:r>
             <w:rPr>
@@ -3519,13 +4071,13 @@
             <w:fldChar w:fldCharType="begin"/>
           </w:r>
           <w:r>
-            <w:instrText xml:space="preserve"> PAGEREF _Toc22731 \h </w:instrText>
+            <w:instrText xml:space="preserve"> PAGEREF _Toc13888 \h </w:instrText>
           </w:r>
           <w:r>
             <w:fldChar w:fldCharType="separate"/>
           </w:r>
           <w:r>
-            <w:t>32</w:t>
+            <w:t>35</w:t>
           </w:r>
           <w:r>
             <w:fldChar w:fldCharType="end"/>
@@ -3563,7 +4115,7 @@
               <w:szCs w:val="24"/>
               <w:lang w:val="en-US" w:eastAsia="zh-CN" w:bidi="ar-SA"/>
             </w:rPr>
-            <w:instrText xml:space="preserve"> HYPERLINK \l _Toc30006 </w:instrText>
+            <w:instrText xml:space="preserve"> HYPERLINK \l _Toc18047 </w:instrText>
           </w:r>
           <w:r>
             <w:rPr>
@@ -3588,13 +4140,13 @@
             <w:fldChar w:fldCharType="begin"/>
           </w:r>
           <w:r>
-            <w:instrText xml:space="preserve"> PAGEREF _Toc30006 \h </w:instrText>
+            <w:instrText xml:space="preserve"> PAGEREF _Toc18047 \h </w:instrText>
           </w:r>
           <w:r>
             <w:fldChar w:fldCharType="separate"/>
           </w:r>
           <w:r>
-            <w:t>33</w:t>
+            <w:t>36</w:t>
           </w:r>
           <w:r>
             <w:fldChar w:fldCharType="end"/>
@@ -3632,7 +4184,7 @@
               <w:szCs w:val="24"/>
               <w:lang w:val="en-US" w:eastAsia="zh-CN" w:bidi="ar-SA"/>
             </w:rPr>
-            <w:instrText xml:space="preserve"> HYPERLINK \l _Toc18259 </w:instrText>
+            <w:instrText xml:space="preserve"> HYPERLINK \l _Toc18623 </w:instrText>
           </w:r>
           <w:r>
             <w:rPr>
@@ -3657,13 +4209,13 @@
             <w:fldChar w:fldCharType="begin"/>
           </w:r>
           <w:r>
-            <w:instrText xml:space="preserve"> PAGEREF _Toc18259 \h </w:instrText>
+            <w:instrText xml:space="preserve"> PAGEREF _Toc18623 \h </w:instrText>
           </w:r>
           <w:r>
             <w:fldChar w:fldCharType="separate"/>
           </w:r>
           <w:r>
-            <w:t>33</w:t>
+            <w:t>37</w:t>
           </w:r>
           <w:r>
             <w:fldChar w:fldCharType="end"/>
@@ -3701,7 +4253,7 @@
               <w:szCs w:val="24"/>
               <w:lang w:val="en-US" w:eastAsia="zh-CN" w:bidi="ar-SA"/>
             </w:rPr>
-            <w:instrText xml:space="preserve"> HYPERLINK \l _Toc27220 </w:instrText>
+            <w:instrText xml:space="preserve"> HYPERLINK \l _Toc28531 </w:instrText>
           </w:r>
           <w:r>
             <w:rPr>
@@ -3726,13 +4278,13 @@
             <w:fldChar w:fldCharType="begin"/>
           </w:r>
           <w:r>
-            <w:instrText xml:space="preserve"> PAGEREF _Toc27220 \h </w:instrText>
+            <w:instrText xml:space="preserve"> PAGEREF _Toc28531 \h </w:instrText>
           </w:r>
           <w:r>
             <w:fldChar w:fldCharType="separate"/>
           </w:r>
           <w:r>
-            <w:t>33</w:t>
+            <w:t>37</w:t>
           </w:r>
           <w:r>
             <w:fldChar w:fldCharType="end"/>
@@ -3795,7 +4347,7 @@
           <w:lang w:val="en-US" w:eastAsia="zh-CN"/>
         </w:rPr>
       </w:pPr>
-      <w:bookmarkStart w:id="0" w:name="_Toc13651"/>
+      <w:bookmarkStart w:id="0" w:name="_Toc4316"/>
       <w:r>
         <w:rPr>
           <w:rFonts w:hint="eastAsia"/>
@@ -3810,7 +4362,7 @@
         <w:pStyle w:val="2"/>
         <w:bidi w:val="0"/>
       </w:pPr>
-      <w:bookmarkStart w:id="1" w:name="_Toc23621"/>
+      <w:bookmarkStart w:id="1" w:name="_Toc7489"/>
       <w:r>
         <w:t>APK signature verification result:</w:t>
       </w:r>
@@ -4119,7 +4671,7 @@
           <w:lang w:val="en-US" w:eastAsia="zh-CN"/>
         </w:rPr>
       </w:pPr>
-      <w:bookmarkStart w:id="2" w:name="_Toc20737"/>
+      <w:bookmarkStart w:id="2" w:name="_Toc28165"/>
       <w:r>
         <w:rPr>
           <w:rFonts w:hint="default"/>
@@ -4313,7 +4865,7 @@
           <w:lang w:val="en-US" w:eastAsia="zh-CN"/>
         </w:rPr>
       </w:pPr>
-      <w:bookmarkStart w:id="3" w:name="_Toc12873"/>
+      <w:bookmarkStart w:id="3" w:name="_Toc11026"/>
       <w:r>
         <w:rPr>
           <w:rFonts w:hint="eastAsia"/>
@@ -4426,7 +4978,7 @@
           <w:lang w:val="en-US" w:eastAsia="zh-CN"/>
         </w:rPr>
       </w:pPr>
-      <w:bookmarkStart w:id="4" w:name="_Toc7021"/>
+      <w:bookmarkStart w:id="4" w:name="_Toc29266"/>
       <w:r>
         <w:rPr>
           <w:rFonts w:hint="eastAsia"/>
@@ -4517,7 +5069,7 @@
           <w:lang w:val="en-US" w:eastAsia="zh-CN"/>
         </w:rPr>
       </w:pPr>
-      <w:bookmarkStart w:id="5" w:name="_Toc5821"/>
+      <w:bookmarkStart w:id="5" w:name="_Toc15371"/>
       <w:r>
         <w:rPr>
           <w:rFonts w:hint="eastAsia"/>
@@ -4558,7 +5110,7 @@
           <w:lang w:val="en-US" w:eastAsia="zh-CN"/>
         </w:rPr>
       </w:pPr>
-      <w:bookmarkStart w:id="6" w:name="_Toc10117"/>
+      <w:bookmarkStart w:id="6" w:name="_Toc28767"/>
       <w:r>
         <w:rPr>
           <w:rFonts w:hint="eastAsia"/>
@@ -4735,7 +5287,7 @@
           <w:lang w:val="en-US" w:eastAsia="zh-CN"/>
         </w:rPr>
       </w:pPr>
-      <w:bookmarkStart w:id="7" w:name="_Toc14386"/>
+      <w:bookmarkStart w:id="7" w:name="_Toc3865"/>
       <w:r>
         <w:rPr>
           <w:rFonts w:hint="eastAsia"/>
@@ -4754,7 +5306,7 @@
           <w:lang w:val="en-US" w:eastAsia="zh-CN"/>
         </w:rPr>
       </w:pPr>
-      <w:bookmarkStart w:id="8" w:name="_Toc7052"/>
+      <w:bookmarkStart w:id="8" w:name="_Toc28476"/>
       <w:r>
         <w:rPr>
           <w:rFonts w:hint="eastAsia"/>
@@ -4773,7 +5325,7 @@
           <w:lang w:val="en-US" w:eastAsia="zh-CN"/>
         </w:rPr>
       </w:pPr>
-      <w:bookmarkStart w:id="9" w:name="_Toc22026"/>
+      <w:bookmarkStart w:id="9" w:name="_Toc2959"/>
       <w:r>
         <w:rPr>
           <w:rFonts w:hint="eastAsia"/>
@@ -5412,7 +5964,7 @@
           <w:lang w:val="en-US" w:eastAsia="zh-CN"/>
         </w:rPr>
       </w:pPr>
-      <w:bookmarkStart w:id="10" w:name="_Toc19164"/>
+      <w:bookmarkStart w:id="10" w:name="_Toc27469"/>
       <w:r>
         <w:rPr>
           <w:rFonts w:hint="eastAsia"/>
@@ -6955,7 +7507,7 @@
           <w:lang w:val="en-US" w:eastAsia="zh-CN"/>
         </w:rPr>
       </w:pPr>
-      <w:bookmarkStart w:id="11" w:name="_Toc18864"/>
+      <w:bookmarkStart w:id="11" w:name="_Toc11553"/>
       <w:r>
         <w:rPr>
           <w:rFonts w:hint="eastAsia"/>
@@ -8017,7 +8569,7 @@
           <w:lang w:val="en-US" w:eastAsia="zh-CN"/>
         </w:rPr>
       </w:pPr>
-      <w:bookmarkStart w:id="12" w:name="_Toc5834"/>
+      <w:bookmarkStart w:id="12" w:name="_Toc1771"/>
       <w:r>
         <w:rPr>
           <w:rFonts w:hint="eastAsia"/>
@@ -8163,7 +8715,7 @@
           <w:lang w:val="en-US" w:eastAsia="zh-CN"/>
         </w:rPr>
       </w:pPr>
-      <w:bookmarkStart w:id="13" w:name="_Toc28274"/>
+      <w:bookmarkStart w:id="13" w:name="_Toc5228"/>
       <w:bookmarkStart w:id="14" w:name="_Toc16126"/>
       <w:r>
         <w:rPr>
@@ -8344,7 +8896,7 @@
         </w:rPr>
       </w:pPr>
       <w:bookmarkStart w:id="15" w:name="_Toc16429"/>
-      <w:bookmarkStart w:id="16" w:name="_Toc6021"/>
+      <w:bookmarkStart w:id="16" w:name="_Toc28994"/>
       <w:r>
         <w:rPr>
           <w:rFonts w:hint="eastAsia"/>
@@ -8515,7 +9067,7 @@
         </w:rPr>
       </w:pPr>
       <w:bookmarkStart w:id="17" w:name="_Toc22620"/>
-      <w:bookmarkStart w:id="18" w:name="_Toc1367"/>
+      <w:bookmarkStart w:id="18" w:name="_Toc2273"/>
       <w:r>
         <w:rPr>
           <w:rFonts w:hint="eastAsia"/>
@@ -8676,7 +9228,7 @@
           <w:lang w:val="en-US" w:eastAsia="zh-CN"/>
         </w:rPr>
       </w:pPr>
-      <w:bookmarkStart w:id="19" w:name="_Toc21809"/>
+      <w:bookmarkStart w:id="19" w:name="_Toc15629"/>
       <w:r>
         <w:rPr>
           <w:rFonts w:hint="eastAsia"/>
@@ -8919,7 +9471,7 @@
           <w:lang w:val="en-US" w:eastAsia="zh-CN"/>
         </w:rPr>
       </w:pPr>
-      <w:bookmarkStart w:id="20" w:name="_Toc23649"/>
+      <w:bookmarkStart w:id="20" w:name="_Toc24354"/>
       <w:r>
         <w:rPr>
           <w:rFonts w:hint="eastAsia"/>
@@ -9065,6 +9617,7 @@
           <w:lang w:val="en-US" w:eastAsia="zh-CN"/>
         </w:rPr>
       </w:pPr>
+      <w:bookmarkStart w:id="21" w:name="_Toc28172"/>
       <w:r>
         <w:rPr>
           <w:rFonts w:hint="eastAsia"/>
@@ -9072,6 +9625,7 @@
         </w:rPr>
         <w:t>2.1.10 写 11810 点赞</w:t>
       </w:r>
+      <w:bookmarkEnd w:id="21"/>
     </w:p>
     <w:p>
       <w:pPr>
@@ -9195,6 +9749,7 @@
           <w:lang w:val="en-US" w:eastAsia="zh-CN"/>
         </w:rPr>
       </w:pPr>
+      <w:bookmarkStart w:id="22" w:name="_Toc3842"/>
       <w:r>
         <w:rPr>
           <w:rFonts w:hint="eastAsia"/>
@@ -9202,6 +9757,7 @@
         </w:rPr>
         <w:t>2.1.11 写 11811 评论</w:t>
       </w:r>
+      <w:bookmarkEnd w:id="22"/>
     </w:p>
     <w:p>
       <w:r>
@@ -9321,6 +9877,7 @@
           <w:lang w:val="en-US" w:eastAsia="zh-CN"/>
         </w:rPr>
       </w:pPr>
+      <w:bookmarkStart w:id="23" w:name="_Toc31605"/>
       <w:r>
         <w:rPr>
           <w:rFonts w:hint="eastAsia"/>
@@ -9328,6 +9885,7 @@
         </w:rPr>
         <w:t>2.1.12  写 11812收藏</w:t>
       </w:r>
+      <w:bookmarkEnd w:id="23"/>
     </w:p>
     <w:p>
       <w:pPr>
@@ -9447,6 +10005,7 @@
           <w:lang w:val="en-US" w:eastAsia="zh-CN"/>
         </w:rPr>
       </w:pPr>
+      <w:bookmarkStart w:id="24" w:name="_Toc24265"/>
       <w:r>
         <w:rPr>
           <w:rFonts w:hint="eastAsia"/>
@@ -9454,6 +10013,7 @@
         </w:rPr>
         <w:t>2.1.13 写 11813 会员修改</w:t>
       </w:r>
+      <w:bookmarkEnd w:id="24"/>
     </w:p>
     <w:p>
       <w:pPr>
@@ -9565,6 +10125,7 @@
           <w:lang w:val="en-US" w:eastAsia="zh-CN"/>
         </w:rPr>
       </w:pPr>
+      <w:bookmarkStart w:id="25" w:name="_Toc14003"/>
       <w:r>
         <w:rPr>
           <w:rFonts w:hint="eastAsia"/>
@@ -9572,6 +10133,7 @@
         </w:rPr>
         <w:t>2.1.14 写 11814 会员过期</w:t>
       </w:r>
+      <w:bookmarkEnd w:id="25"/>
     </w:p>
     <w:p>
       <w:pPr>
@@ -9692,7 +10254,7 @@
           <w:lang w:val="en-US" w:eastAsia="zh-CN"/>
         </w:rPr>
       </w:pPr>
-      <w:bookmarkStart w:id="21" w:name="_Toc23177"/>
+      <w:bookmarkStart w:id="26" w:name="_Toc30069"/>
       <w:r>
         <w:rPr>
           <w:rFonts w:hint="eastAsia"/>
@@ -9700,7 +10262,7 @@
         </w:rPr>
         <w:t>2.2 读接口</w:t>
       </w:r>
-      <w:bookmarkEnd w:id="21"/>
+      <w:bookmarkEnd w:id="26"/>
     </w:p>
     <w:p>
       <w:pPr>
@@ -9711,7 +10273,7 @@
           <w:lang w:val="en-US" w:eastAsia="zh-CN"/>
         </w:rPr>
       </w:pPr>
-      <w:bookmarkStart w:id="22" w:name="_Toc32024"/>
+      <w:bookmarkStart w:id="27" w:name="_Toc16671"/>
       <w:r>
         <w:rPr>
           <w:rFonts w:hint="eastAsia"/>
@@ -9719,7 +10281,7 @@
         </w:rPr>
         <w:t>2.2.1 读 11803 我的发布</w:t>
       </w:r>
-      <w:bookmarkEnd w:id="22"/>
+      <w:bookmarkEnd w:id="27"/>
     </w:p>
     <w:p>
       <w:pPr>
@@ -10059,7 +10621,7 @@
           <w:lang w:val="en-US" w:eastAsia="zh-CN"/>
         </w:rPr>
       </w:pPr>
-      <w:bookmarkStart w:id="23" w:name="_Toc30149"/>
+      <w:bookmarkStart w:id="28" w:name="_Toc29699"/>
       <w:r>
         <w:rPr>
           <w:rFonts w:hint="eastAsia"/>
@@ -10067,7 +10629,7 @@
         </w:rPr>
         <w:t>2.2.2 读 11805 首页-动态</w:t>
       </w:r>
-      <w:bookmarkEnd w:id="23"/>
+      <w:bookmarkEnd w:id="28"/>
     </w:p>
     <w:p>
       <w:pPr>
@@ -10466,7 +11028,7 @@
           <w:lang w:val="en-US" w:eastAsia="zh-CN"/>
         </w:rPr>
       </w:pPr>
-      <w:bookmarkStart w:id="24" w:name="_Toc1117"/>
+      <w:bookmarkStart w:id="29" w:name="_Toc20644"/>
       <w:r>
         <w:rPr>
           <w:rFonts w:hint="eastAsia"/>
@@ -10474,7 +11036,7 @@
         </w:rPr>
         <w:t>2.2.3 读 11808 调用其他用户信息</w:t>
       </w:r>
-      <w:bookmarkEnd w:id="24"/>
+      <w:bookmarkEnd w:id="29"/>
     </w:p>
     <w:p>
       <w:pPr>
@@ -10963,7 +11525,7 @@
           <w:lang w:val="en-US" w:eastAsia="zh-CN"/>
         </w:rPr>
       </w:pPr>
-      <w:bookmarkStart w:id="25" w:name="_Toc24997"/>
+      <w:bookmarkStart w:id="30" w:name="_Toc30217"/>
       <w:r>
         <w:rPr>
           <w:rFonts w:hint="eastAsia"/>
@@ -10971,7 +11533,7 @@
         </w:rPr>
         <w:t>2.2.4 读 11804 我的发布</w:t>
       </w:r>
-      <w:bookmarkEnd w:id="25"/>
+      <w:bookmarkEnd w:id="30"/>
     </w:p>
     <w:p>
       <w:pPr>
@@ -11288,7 +11850,7 @@
           <w:lang w:val="en-US" w:eastAsia="zh-CN"/>
         </w:rPr>
       </w:pPr>
-      <w:bookmarkStart w:id="26" w:name="_Toc5582"/>
+      <w:bookmarkStart w:id="31" w:name="_Toc17006"/>
       <w:r>
         <w:rPr>
           <w:rFonts w:hint="eastAsia"/>
@@ -11296,7 +11858,7 @@
         </w:rPr>
         <w:t>2.2.5 读11804加入约球-1 对局详情</w:t>
       </w:r>
-      <w:bookmarkEnd w:id="26"/>
+      <w:bookmarkEnd w:id="31"/>
     </w:p>
     <w:p>
       <w:pPr>
@@ -11717,7 +12279,7 @@
           <w:lang w:val="en-US" w:eastAsia="zh-CN"/>
         </w:rPr>
       </w:pPr>
-      <w:bookmarkStart w:id="27" w:name="_Toc8133"/>
+      <w:bookmarkStart w:id="32" w:name="_Toc7215"/>
       <w:r>
         <w:rPr>
           <w:rFonts w:hint="eastAsia"/>
@@ -11725,7 +12287,7 @@
         </w:rPr>
         <w:t>2.2.6 读 11807 调用自身用户信息</w:t>
       </w:r>
-      <w:bookmarkEnd w:id="27"/>
+      <w:bookmarkEnd w:id="32"/>
     </w:p>
     <w:p>
       <w:pPr>
@@ -12312,8 +12874,8 @@
           <w:lang w:val="en-US" w:eastAsia="zh-CN"/>
         </w:rPr>
       </w:pPr>
-      <w:bookmarkStart w:id="28" w:name="_Toc12092"/>
-      <w:bookmarkStart w:id="29" w:name="_Toc18909"/>
+      <w:bookmarkStart w:id="33" w:name="_Toc18909"/>
+      <w:bookmarkStart w:id="34" w:name="_Toc13326"/>
       <w:r>
         <w:rPr>
           <w:rFonts w:hint="eastAsia"/>
@@ -12321,8 +12883,8 @@
         </w:rPr>
         <w:t>2.2.7 读11804加入约球-1</w:t>
       </w:r>
-      <w:bookmarkEnd w:id="28"/>
-      <w:bookmarkEnd w:id="29"/>
+      <w:bookmarkEnd w:id="33"/>
+      <w:bookmarkEnd w:id="34"/>
     </w:p>
     <w:p>
       <w:pPr>
@@ -12771,7 +13333,7 @@
           <w:lang w:val="en-US" w:eastAsia="zh-CN"/>
         </w:rPr>
       </w:pPr>
-      <w:bookmarkStart w:id="30" w:name="_Toc22187"/>
+      <w:bookmarkStart w:id="35" w:name="_Toc5949"/>
       <w:r>
         <w:rPr>
           <w:rFonts w:hint="eastAsia"/>
@@ -12779,7 +13341,7 @@
         </w:rPr>
         <w:t>2.2.8 读 11809 指定约球数据</w:t>
       </w:r>
-      <w:bookmarkEnd w:id="30"/>
+      <w:bookmarkEnd w:id="35"/>
       <w:r>
         <w:rPr>
           <w:rFonts w:hint="eastAsia"/>
@@ -13856,7 +14418,7 @@
           <w:lang w:val="en-US" w:eastAsia="zh-CN"/>
         </w:rPr>
       </w:pPr>
-      <w:bookmarkStart w:id="31" w:name="_Toc1299"/>
+      <w:bookmarkStart w:id="36" w:name="_Toc24249"/>
       <w:r>
         <w:rPr>
           <w:rFonts w:hint="eastAsia"/>
@@ -13864,7 +14426,7 @@
         </w:rPr>
         <w:t>2.2.9 读 11810 约球参与者列表</w:t>
       </w:r>
-      <w:bookmarkEnd w:id="31"/>
+      <w:bookmarkEnd w:id="36"/>
     </w:p>
     <w:p>
       <w:pPr>
@@ -14624,7 +15186,7 @@
           <w:lang w:val="en-US" w:eastAsia="zh-CN"/>
         </w:rPr>
       </w:pPr>
-      <w:bookmarkStart w:id="32" w:name="_Toc22831"/>
+      <w:bookmarkStart w:id="37" w:name="_Toc8415"/>
       <w:r>
         <w:rPr>
           <w:rFonts w:hint="eastAsia"/>
@@ -14632,7 +15194,7 @@
         </w:rPr>
         <w:t>2.2.10 读11812  我的约玩</w:t>
       </w:r>
-      <w:bookmarkEnd w:id="32"/>
+      <w:bookmarkEnd w:id="37"/>
     </w:p>
     <w:p>
       <w:pPr>
@@ -15091,6 +15653,7 @@
           <w:lang w:val="en-US" w:eastAsia="zh-CN"/>
         </w:rPr>
       </w:pPr>
+      <w:bookmarkStart w:id="38" w:name="_Toc3469"/>
       <w:r>
         <w:rPr>
           <w:rFonts w:hint="eastAsia"/>
@@ -15098,6 +15661,7 @@
         </w:rPr>
         <w:t>2.2.11 读11813  我的动态</w:t>
       </w:r>
+      <w:bookmarkEnd w:id="38"/>
     </w:p>
     <w:p>
       <w:pPr>
@@ -15216,6 +15780,7 @@
           <w:lang w:val="en-US" w:eastAsia="zh-CN"/>
         </w:rPr>
       </w:pPr>
+      <w:bookmarkStart w:id="39" w:name="_Toc30546"/>
       <w:r>
         <w:rPr>
           <w:rFonts w:hint="eastAsia"/>
@@ -15223,6 +15788,7 @@
         </w:rPr>
         <w:t>2.2.12 读 11814 获取帖子评论</w:t>
       </w:r>
+      <w:bookmarkEnd w:id="39"/>
     </w:p>
     <w:p>
       <w:r>
@@ -15468,6 +16034,7 @@
           <w:lang w:val="en-US" w:eastAsia="zh-CN"/>
         </w:rPr>
       </w:pPr>
+      <w:bookmarkStart w:id="40" w:name="_Toc3846"/>
       <w:r>
         <w:rPr>
           <w:rFonts w:hint="eastAsia"/>
@@ -15475,6 +16042,7 @@
         </w:rPr>
         <w:t>2.2.13 读 11815 获取会员情况</w:t>
       </w:r>
+      <w:bookmarkEnd w:id="40"/>
     </w:p>
     <w:p>
       <w:pPr>
@@ -15496,8 +16064,6 @@
         </w:rPr>
         <w:t>https://www.ruanzi.net/jy/go/we.aspx?ituid=118&amp;itjid=</w:t>
       </w:r>
-      <w:bookmarkStart w:id="74" w:name="_GoBack"/>
-      <w:bookmarkEnd w:id="74"/>
       <w:r>
         <w:rPr>
           <w:rFonts w:hint="eastAsia"/>
@@ -15664,7 +16230,7 @@
           <w:lang w:val="en-US" w:eastAsia="zh-CN"/>
         </w:rPr>
       </w:pPr>
-      <w:bookmarkStart w:id="33" w:name="_Toc5781"/>
+      <w:bookmarkStart w:id="41" w:name="_Toc23436"/>
       <w:r>
         <w:rPr>
           <w:rFonts w:hint="eastAsia"/>
@@ -15672,7 +16238,7 @@
         </w:rPr>
         <w:t>2.3 其他接口</w:t>
       </w:r>
-      <w:bookmarkEnd w:id="33"/>
+      <w:bookmarkEnd w:id="41"/>
     </w:p>
     <w:p>
       <w:pPr>
@@ -15683,7 +16249,7 @@
           <w:lang w:val="en-US" w:eastAsia="zh-CN"/>
         </w:rPr>
       </w:pPr>
-      <w:bookmarkStart w:id="34" w:name="_Toc27174"/>
+      <w:bookmarkStart w:id="42" w:name="_Toc17158"/>
       <w:r>
         <w:rPr>
           <w:rFonts w:hint="eastAsia"/>
@@ -15691,7 +16257,7 @@
         </w:rPr>
         <w:t>2.3.1 写 10326，11608，10311，10300，1236注册登录部分</w:t>
       </w:r>
-      <w:bookmarkEnd w:id="34"/>
+      <w:bookmarkEnd w:id="42"/>
     </w:p>
     <w:p>
       <w:pPr>
@@ -16365,7 +16931,7 @@
           <w:lang w:val="en-US" w:eastAsia="zh-CN"/>
         </w:rPr>
       </w:pPr>
-      <w:bookmarkStart w:id="35" w:name="_Toc24920"/>
+      <w:bookmarkStart w:id="43" w:name="_Toc19877"/>
       <w:r>
         <w:rPr>
           <w:rFonts w:hint="eastAsia"/>
@@ -16373,7 +16939,7 @@
         </w:rPr>
         <w:t>3 数据库说明</w:t>
       </w:r>
-      <w:bookmarkEnd w:id="35"/>
+      <w:bookmarkEnd w:id="43"/>
     </w:p>
     <w:p>
       <w:pPr>
@@ -16384,7 +16950,7 @@
           <w:lang w:val="en-US" w:eastAsia="zh-CN"/>
         </w:rPr>
       </w:pPr>
-      <w:bookmarkStart w:id="36" w:name="_Toc9858"/>
+      <w:bookmarkStart w:id="44" w:name="_Toc12821"/>
       <w:r>
         <w:rPr>
           <w:rFonts w:hint="eastAsia"/>
@@ -16392,7 +16958,7 @@
         </w:rPr>
         <w:t>3.1 数据库表信息处理</w:t>
       </w:r>
-      <w:bookmarkEnd w:id="36"/>
+      <w:bookmarkEnd w:id="44"/>
     </w:p>
     <w:p>
       <w:pPr>
@@ -16403,8 +16969,8 @@
           <w:lang w:val="en-US" w:eastAsia="zh-CN"/>
         </w:rPr>
       </w:pPr>
-      <w:bookmarkStart w:id="37" w:name="_Toc5492"/>
-      <w:bookmarkStart w:id="38" w:name="_Toc343"/>
+      <w:bookmarkStart w:id="45" w:name="_Toc343"/>
+      <w:bookmarkStart w:id="46" w:name="_Toc24969"/>
       <w:r>
         <w:rPr>
           <w:rFonts w:hint="eastAsia"/>
@@ -16412,8 +16978,8 @@
         </w:rPr>
         <w:t>3.1.1  ITET（文章正文）</w:t>
       </w:r>
-      <w:bookmarkEnd w:id="37"/>
-      <w:bookmarkEnd w:id="38"/>
+      <w:bookmarkEnd w:id="45"/>
+      <w:bookmarkEnd w:id="46"/>
     </w:p>
     <w:p>
       <w:pPr>
@@ -16763,8 +17329,8 @@
           <w:lang w:val="en-US" w:eastAsia="zh-CN"/>
         </w:rPr>
       </w:pPr>
-      <w:bookmarkStart w:id="39" w:name="_Toc23560"/>
-      <w:bookmarkStart w:id="40" w:name="_Toc4413"/>
+      <w:bookmarkStart w:id="47" w:name="_Toc23560"/>
+      <w:bookmarkStart w:id="48" w:name="_Toc16338"/>
       <w:r>
         <w:rPr>
           <w:rFonts w:hint="eastAsia"/>
@@ -16772,8 +17338,8 @@
         </w:rPr>
         <w:t>3.1.2 ITFE（文件）</w:t>
       </w:r>
-      <w:bookmarkEnd w:id="39"/>
-      <w:bookmarkEnd w:id="40"/>
+      <w:bookmarkEnd w:id="47"/>
+      <w:bookmarkEnd w:id="48"/>
     </w:p>
     <w:p>
       <w:pPr>
@@ -17219,8 +17785,8 @@
           <w:lang w:val="en-US" w:eastAsia="zh-CN"/>
         </w:rPr>
       </w:pPr>
-      <w:bookmarkStart w:id="41" w:name="_Toc30773"/>
-      <w:bookmarkStart w:id="42" w:name="_Toc1405"/>
+      <w:bookmarkStart w:id="49" w:name="_Toc1405"/>
+      <w:bookmarkStart w:id="50" w:name="_Toc5692"/>
       <w:r>
         <w:rPr>
           <w:rFonts w:hint="eastAsia"/>
@@ -17229,8 +17795,8 @@
         </w:rPr>
         <w:t>2.1.3ITIE（发布任何记录）</w:t>
       </w:r>
-      <w:bookmarkEnd w:id="41"/>
-      <w:bookmarkEnd w:id="42"/>
+      <w:bookmarkEnd w:id="49"/>
+      <w:bookmarkEnd w:id="50"/>
     </w:p>
     <w:p>
       <w:pPr>
@@ -18339,8 +18905,8 @@
           <w:lang w:val="en-US" w:eastAsia="zh-CN"/>
         </w:rPr>
       </w:pPr>
-      <w:bookmarkStart w:id="43" w:name="_Toc7154"/>
-      <w:bookmarkStart w:id="44" w:name="_Toc22471"/>
+      <w:bookmarkStart w:id="51" w:name="_Toc7154"/>
+      <w:bookmarkStart w:id="52" w:name="_Toc22945"/>
       <w:r>
         <w:rPr>
           <w:rFonts w:hint="eastAsia"/>
@@ -18348,8 +18914,8 @@
         </w:rPr>
         <w:t>3.1.2 Create table ItIM</w:t>
       </w:r>
-      <w:bookmarkEnd w:id="43"/>
-      <w:bookmarkEnd w:id="44"/>
+      <w:bookmarkEnd w:id="51"/>
+      <w:bookmarkEnd w:id="52"/>
     </w:p>
     <w:p>
       <w:pPr>
@@ -18628,8 +19194,8 @@
           <w:lang w:val="en-US" w:eastAsia="zh-CN"/>
         </w:rPr>
       </w:pPr>
-      <w:bookmarkStart w:id="45" w:name="_Toc20818"/>
-      <w:bookmarkStart w:id="46" w:name="_Toc8647"/>
+      <w:bookmarkStart w:id="53" w:name="_Toc8647"/>
+      <w:bookmarkStart w:id="54" w:name="_Toc11318"/>
       <w:r>
         <w:rPr>
           <w:rFonts w:hint="eastAsia"/>
@@ -18637,8 +19203,8 @@
         </w:rPr>
         <w:t>3.1.3 Create table ItFI</w:t>
       </w:r>
-      <w:bookmarkEnd w:id="45"/>
-      <w:bookmarkEnd w:id="46"/>
+      <w:bookmarkEnd w:id="53"/>
+      <w:bookmarkEnd w:id="54"/>
     </w:p>
     <w:p>
       <w:pPr>
@@ -18859,8 +19425,8 @@
           <w:lang w:val="en-US" w:eastAsia="zh-CN"/>
         </w:rPr>
       </w:pPr>
-      <w:bookmarkStart w:id="47" w:name="_Toc23258"/>
-      <w:bookmarkStart w:id="48" w:name="_Toc28577"/>
+      <w:bookmarkStart w:id="55" w:name="_Toc28577"/>
+      <w:bookmarkStart w:id="56" w:name="_Toc19486"/>
       <w:r>
         <w:rPr>
           <w:rFonts w:hint="eastAsia"/>
@@ -18868,8 +19434,7 @@
         </w:rPr>
         <w:t>3.1.4 .信息处理人ITEP（报名活动）</w:t>
       </w:r>
-      <w:bookmarkEnd w:id="47"/>
-      <w:bookmarkEnd w:id="48"/>
+      <w:bookmarkEnd w:id="55"/>
       <w:r>
         <w:rPr>
           <w:rFonts w:hint="eastAsia"/>
@@ -18877,6 +19442,7 @@
         </w:rPr>
         <w:t>/点赞表</w:t>
       </w:r>
+      <w:bookmarkEnd w:id="56"/>
     </w:p>
     <w:p>
       <w:pPr>
@@ -19068,8 +19634,10 @@
           <w:highlight w:val="yellow"/>
           <w:lang w:val="en-US" w:eastAsia="zh-CN"/>
         </w:rPr>
-        <w:t xml:space="preserve">          P06  int ,  -- publisher=0；participator=1，like=3</w:t>
-      </w:r>
+        <w:t xml:space="preserve">          P06  int ,  -- publisher=0；participator=1，like=3,collect=4</w:t>
+      </w:r>
+      <w:bookmarkStart w:id="82" w:name="_GoBack"/>
+      <w:bookmarkEnd w:id="82"/>
     </w:p>
     <w:p>
       <w:pPr>
@@ -19497,8 +20065,8 @@
           <w:lang w:val="en-US" w:eastAsia="zh-CN"/>
         </w:rPr>
       </w:pPr>
-      <w:bookmarkStart w:id="49" w:name="_Toc30515"/>
-      <w:bookmarkStart w:id="50" w:name="_Toc24317"/>
+      <w:bookmarkStart w:id="57" w:name="_Toc30515"/>
+      <w:bookmarkStart w:id="58" w:name="_Toc7071"/>
       <w:r>
         <w:rPr>
           <w:rFonts w:hint="eastAsia"/>
@@ -19506,8 +20074,8 @@
         </w:rPr>
         <w:t>3.1.5 --信息历史(汇总)ITEH</w:t>
       </w:r>
-      <w:bookmarkEnd w:id="49"/>
-      <w:bookmarkEnd w:id="50"/>
+      <w:bookmarkEnd w:id="57"/>
+      <w:bookmarkEnd w:id="58"/>
     </w:p>
     <w:p>
       <w:pPr>
@@ -20015,8 +20583,8 @@
           <w:lang w:val="en-US" w:eastAsia="zh-CN"/>
         </w:rPr>
       </w:pPr>
-      <w:bookmarkStart w:id="51" w:name="_Toc8073"/>
-      <w:bookmarkStart w:id="52" w:name="_Toc9938"/>
+      <w:bookmarkStart w:id="59" w:name="_Toc8073"/>
+      <w:bookmarkStart w:id="60" w:name="_Toc31970"/>
       <w:r>
         <w:rPr>
           <w:rFonts w:hint="eastAsia"/>
@@ -20024,8 +20592,8 @@
         </w:rPr>
         <w:t>3.1.6 Create table ItEN</w:t>
       </w:r>
-      <w:bookmarkEnd w:id="51"/>
-      <w:bookmarkEnd w:id="52"/>
+      <w:bookmarkEnd w:id="59"/>
+      <w:bookmarkEnd w:id="60"/>
     </w:p>
     <w:p>
       <w:pPr>
@@ -20603,8 +21171,8 @@
           <w:lang w:val="en-US" w:eastAsia="zh-CN"/>
         </w:rPr>
       </w:pPr>
-      <w:bookmarkStart w:id="53" w:name="_Toc28484"/>
-      <w:bookmarkStart w:id="54" w:name="_Toc29208"/>
+      <w:bookmarkStart w:id="61" w:name="_Toc29208"/>
+      <w:bookmarkStart w:id="62" w:name="_Toc4470"/>
       <w:r>
         <w:rPr>
           <w:rFonts w:hint="eastAsia"/>
@@ -20612,8 +21180,8 @@
         </w:rPr>
         <w:t>3.1.7 信息流动ITEF</w:t>
       </w:r>
-      <w:bookmarkEnd w:id="53"/>
-      <w:bookmarkEnd w:id="54"/>
+      <w:bookmarkEnd w:id="61"/>
+      <w:bookmarkEnd w:id="62"/>
     </w:p>
     <w:p>
       <w:pPr>
@@ -21368,8 +21936,8 @@
           <w:lang w:val="en-US" w:eastAsia="zh-CN"/>
         </w:rPr>
       </w:pPr>
-      <w:bookmarkStart w:id="55" w:name="_Toc15784"/>
-      <w:bookmarkStart w:id="56" w:name="_Toc8203"/>
+      <w:bookmarkStart w:id="63" w:name="_Toc15784"/>
+      <w:bookmarkStart w:id="64" w:name="_Toc29585"/>
       <w:r>
         <w:rPr>
           <w:rFonts w:hint="eastAsia"/>
@@ -21377,8 +21945,8 @@
         </w:rPr>
         <w:t>3.1.8 简单信息包ITIEX</w:t>
       </w:r>
-      <w:bookmarkEnd w:id="55"/>
-      <w:bookmarkEnd w:id="56"/>
+      <w:bookmarkEnd w:id="63"/>
+      <w:bookmarkEnd w:id="64"/>
     </w:p>
     <w:p>
       <w:pPr>
@@ -22482,8 +23050,8 @@
           <w:lang w:val="en-US" w:eastAsia="zh-CN"/>
         </w:rPr>
       </w:pPr>
-      <w:bookmarkStart w:id="57" w:name="_Toc24430"/>
-      <w:bookmarkStart w:id="58" w:name="_Toc29078"/>
+      <w:bookmarkStart w:id="65" w:name="_Toc24430"/>
+      <w:bookmarkStart w:id="66" w:name="_Toc21225"/>
       <w:r>
         <w:rPr>
           <w:rFonts w:hint="eastAsia"/>
@@ -22491,8 +23059,8 @@
         </w:rPr>
         <w:t>3.1.9 ituser</w:t>
       </w:r>
-      <w:bookmarkEnd w:id="57"/>
-      <w:bookmarkEnd w:id="58"/>
+      <w:bookmarkEnd w:id="65"/>
+      <w:bookmarkEnd w:id="66"/>
     </w:p>
     <w:p>
       <w:pPr>
@@ -24885,7 +25453,7 @@
           <w:lang w:val="en-US" w:eastAsia="zh-CN"/>
         </w:rPr>
       </w:pPr>
-      <w:bookmarkStart w:id="59" w:name="_Toc2758"/>
+      <w:bookmarkStart w:id="67" w:name="_Toc13398"/>
       <w:r>
         <w:rPr>
           <w:rFonts w:hint="eastAsia"/>
@@ -24893,7 +25461,7 @@
         </w:rPr>
         <w:t>4 打包导出</w:t>
       </w:r>
-      <w:bookmarkEnd w:id="59"/>
+      <w:bookmarkEnd w:id="67"/>
     </w:p>
     <w:p>
       <w:pPr>
@@ -24904,7 +25472,7 @@
           <w:lang w:val="en-US" w:eastAsia="zh-CN"/>
         </w:rPr>
       </w:pPr>
-      <w:bookmarkStart w:id="60" w:name="_Toc10610"/>
+      <w:bookmarkStart w:id="68" w:name="_Toc8291"/>
       <w:r>
         <w:rPr>
           <w:rFonts w:hint="eastAsia"/>
@@ -24912,7 +25480,7 @@
         </w:rPr>
         <w:t>4.1首次打包</w:t>
       </w:r>
-      <w:bookmarkEnd w:id="60"/>
+      <w:bookmarkEnd w:id="68"/>
     </w:p>
     <w:p>
       <w:pPr>
@@ -25270,7 +25838,7 @@
           <w:lang w:val="en-US" w:eastAsia="zh-CN"/>
         </w:rPr>
       </w:pPr>
-      <w:bookmarkStart w:id="61" w:name="_Toc5032"/>
+      <w:bookmarkStart w:id="69" w:name="_Toc16176"/>
       <w:r>
         <w:rPr>
           <w:rFonts w:hint="eastAsia"/>
@@ -25278,7 +25846,7 @@
         </w:rPr>
         <w:t>4.2再次打包</w:t>
       </w:r>
-      <w:bookmarkEnd w:id="61"/>
+      <w:bookmarkEnd w:id="69"/>
     </w:p>
     <w:p>
       <w:pPr>
@@ -25383,8 +25951,8 @@
           <w:lang w:val="en-US" w:eastAsia="zh-CN"/>
         </w:rPr>
       </w:pPr>
-      <w:bookmarkStart w:id="62" w:name="_Toc18294"/>
-      <w:bookmarkStart w:id="63" w:name="_Toc13191"/>
+      <w:bookmarkStart w:id="70" w:name="_Toc18294"/>
+      <w:bookmarkStart w:id="71" w:name="_Toc15902"/>
       <w:r>
         <w:rPr>
           <w:rFonts w:hint="eastAsia"/>
@@ -25392,8 +25960,8 @@
         </w:rPr>
         <w:t>4.3 安卓打包生成带有密钥文件：</w:t>
       </w:r>
-      <w:bookmarkEnd w:id="62"/>
-      <w:bookmarkEnd w:id="63"/>
+      <w:bookmarkEnd w:id="70"/>
+      <w:bookmarkEnd w:id="71"/>
     </w:p>
     <w:p>
       <w:pPr>
@@ -25656,8 +26224,8 @@
           <w:lang w:val="en-US" w:eastAsia="zh-CN"/>
         </w:rPr>
       </w:pPr>
-      <w:bookmarkStart w:id="64" w:name="_Toc25815"/>
-      <w:bookmarkStart w:id="65" w:name="_Toc1997"/>
+      <w:bookmarkStart w:id="72" w:name="_Toc1997"/>
+      <w:bookmarkStart w:id="73" w:name="_Toc25281"/>
       <w:r>
         <w:rPr>
           <w:rFonts w:hint="eastAsia"/>
@@ -25665,8 +26233,8 @@
         </w:rPr>
         <w:t>5 甲方需求</w:t>
       </w:r>
-      <w:bookmarkEnd w:id="64"/>
-      <w:bookmarkEnd w:id="65"/>
+      <w:bookmarkEnd w:id="72"/>
+      <w:bookmarkEnd w:id="73"/>
     </w:p>
     <w:p>
       <w:pPr>
@@ -25677,8 +26245,8 @@
           <w:lang w:val="en-US" w:eastAsia="zh-CN"/>
         </w:rPr>
       </w:pPr>
-      <w:bookmarkStart w:id="66" w:name="_Toc22731"/>
-      <w:bookmarkStart w:id="67" w:name="_Toc9385"/>
+      <w:bookmarkStart w:id="74" w:name="_Toc9385"/>
+      <w:bookmarkStart w:id="75" w:name="_Toc13888"/>
       <w:r>
         <w:rPr>
           <w:rFonts w:hint="eastAsia"/>
@@ -25686,8 +26254,8 @@
         </w:rPr>
         <w:t>5.1 总体需求</w:t>
       </w:r>
-      <w:bookmarkEnd w:id="66"/>
-      <w:bookmarkEnd w:id="67"/>
+      <w:bookmarkEnd w:id="74"/>
+      <w:bookmarkEnd w:id="75"/>
     </w:p>
     <w:p>
       <w:pPr>
@@ -26764,8 +27332,8 @@
           <w:lang w:val="en-US" w:eastAsia="zh-CN"/>
         </w:rPr>
       </w:pPr>
-      <w:bookmarkStart w:id="68" w:name="_Toc30006"/>
-      <w:bookmarkStart w:id="69" w:name="_Toc93"/>
+      <w:bookmarkStart w:id="76" w:name="_Toc93"/>
+      <w:bookmarkStart w:id="77" w:name="_Toc18047"/>
       <w:r>
         <w:rPr>
           <w:rFonts w:hint="eastAsia"/>
@@ -26773,8 +27341,8 @@
         </w:rPr>
         <w:t>5.2 计划</w:t>
       </w:r>
-      <w:bookmarkEnd w:id="68"/>
-      <w:bookmarkEnd w:id="69"/>
+      <w:bookmarkEnd w:id="76"/>
+      <w:bookmarkEnd w:id="77"/>
     </w:p>
     <w:p>
       <w:pPr>
@@ -26860,8 +27428,8 @@
           <w:lang w:val="en-US" w:eastAsia="zh-CN"/>
         </w:rPr>
       </w:pPr>
-      <w:bookmarkStart w:id="70" w:name="_Toc21594"/>
-      <w:bookmarkStart w:id="71" w:name="_Toc18259"/>
+      <w:bookmarkStart w:id="78" w:name="_Toc21594"/>
+      <w:bookmarkStart w:id="79" w:name="_Toc18623"/>
       <w:r>
         <w:rPr>
           <w:rFonts w:hint="eastAsia"/>
@@ -26869,7 +27437,7 @@
         </w:rPr>
         <w:t xml:space="preserve">5.3 </w:t>
       </w:r>
-      <w:bookmarkEnd w:id="70"/>
+      <w:bookmarkEnd w:id="78"/>
       <w:r>
         <w:rPr>
           <w:rFonts w:hint="eastAsia"/>
@@ -26877,7 +27445,7 @@
         </w:rPr>
         <w:t>附录</w:t>
       </w:r>
-      <w:bookmarkEnd w:id="71"/>
+      <w:bookmarkEnd w:id="79"/>
     </w:p>
     <w:p>
       <w:pPr>
@@ -26888,8 +27456,8 @@
           <w:lang w:val="en-US" w:eastAsia="zh-CN"/>
         </w:rPr>
       </w:pPr>
-      <w:bookmarkStart w:id="72" w:name="_Toc27220"/>
-      <w:bookmarkStart w:id="73" w:name="_Toc16984"/>
+      <w:bookmarkStart w:id="80" w:name="_Toc16984"/>
+      <w:bookmarkStart w:id="81" w:name="_Toc28531"/>
       <w:r>
         <w:rPr>
           <w:rFonts w:hint="eastAsia"/>
@@ -26897,8 +27465,8 @@
         </w:rPr>
         <w:t>5.3.1用户相关</w:t>
       </w:r>
-      <w:bookmarkEnd w:id="72"/>
-      <w:bookmarkEnd w:id="73"/>
+      <w:bookmarkEnd w:id="80"/>
+      <w:bookmarkEnd w:id="81"/>
     </w:p>
     <w:p>
       <w:pPr>

--- a/约球说明.docx
+++ b/约球说明.docx
@@ -8657,10 +8657,6 @@
           <w:bottom w:val="none" w:color="auto" w:sz="0" w:space="0"/>
           <w:right w:val="none" w:color="auto" w:sz="0" w:space="0"/>
         </w:pBdr>
-        <w:rPr>
-          <w:rFonts w:hint="default"/>
-          <w:lang w:val="en-US" w:eastAsia="zh-CN"/>
-        </w:rPr>
       </w:pPr>
       <w:r>
         <w:drawing>
@@ -8708,172 +8704,6 @@
     </w:p>
     <w:p>
       <w:pPr>
-        <w:pStyle w:val="4"/>
-        <w:bidi w:val="0"/>
-        <w:rPr>
-          <w:rFonts w:hint="default"/>
-          <w:lang w:val="en-US" w:eastAsia="zh-CN"/>
-        </w:rPr>
-      </w:pPr>
-      <w:bookmarkStart w:id="13" w:name="_Toc5228"/>
-      <w:bookmarkStart w:id="14" w:name="_Toc16126"/>
-      <w:r>
-        <w:rPr>
-          <w:rFonts w:hint="eastAsia"/>
-          <w:lang w:val="en-US" w:eastAsia="zh-CN"/>
-        </w:rPr>
-        <w:t xml:space="preserve">2.1.5 </w:t>
-      </w:r>
-      <w:r>
-        <w:rPr>
-          <w:rFonts w:hint="eastAsia"/>
-          <w:color w:val="0000FF"/>
-          <w:lang w:val="en-US" w:eastAsia="zh-CN"/>
-        </w:rPr>
-        <w:t xml:space="preserve">写 </w:t>
-      </w:r>
-      <w:r>
-        <w:rPr>
-          <w:rFonts w:hint="eastAsia"/>
-          <w:lang w:val="en-US" w:eastAsia="zh-CN"/>
-        </w:rPr>
-        <w:t>11805修改用户名，头像</w:t>
-      </w:r>
-      <w:bookmarkEnd w:id="13"/>
-      <w:r>
-        <w:rPr>
-          <w:rFonts w:hint="eastAsia"/>
-          <w:lang w:val="en-US" w:eastAsia="zh-CN"/>
-        </w:rPr>
-        <w:t xml:space="preserve"> </w:t>
-      </w:r>
-      <w:bookmarkEnd w:id="14"/>
-    </w:p>
-    <w:p>
-      <w:pPr>
-        <w:rPr>
-          <w:rFonts w:hint="eastAsia"/>
-          <w:lang w:val="en-US" w:eastAsia="zh-CN"/>
-        </w:rPr>
-      </w:pPr>
-      <w:r>
-        <w:rPr>
-          <w:rFonts w:hint="eastAsia"/>
-          <w:lang w:val="en-US" w:eastAsia="zh-CN"/>
-        </w:rPr>
-        <w:t>Ituser表</w:t>
-      </w:r>
-    </w:p>
-    <w:p>
-      <w:pPr>
-        <w:rPr>
-          <w:rFonts w:hint="default"/>
-          <w:lang w:eastAsia="zh-CN"/>
-        </w:rPr>
-      </w:pPr>
-      <w:r>
-        <w:rPr>
-          <w:rFonts w:hint="eastAsia"/>
-          <w:lang w:val="en-US" w:eastAsia="zh-CN"/>
-        </w:rPr>
-        <w:t>Headimg</w:t>
-      </w:r>
-      <w:r>
-        <w:rPr>
-          <w:rFonts w:hint="default"/>
-          <w:lang w:eastAsia="zh-CN"/>
-        </w:rPr>
-        <w:t>头像文件名</w:t>
-      </w:r>
-    </w:p>
-    <w:p>
-      <w:pPr>
-        <w:rPr>
-          <w:rFonts w:hint="default"/>
-          <w:lang w:eastAsia="zh-CN"/>
-        </w:rPr>
-      </w:pPr>
-      <w:r>
-        <w:rPr>
-          <w:rFonts w:hint="default"/>
-          <w:lang w:eastAsia="zh-CN"/>
-        </w:rPr>
-        <w:t>Usernamecn用户名</w:t>
-      </w:r>
-    </w:p>
-    <w:p>
-      <w:pPr>
-        <w:rPr>
-          <w:rFonts w:hint="default"/>
-          <w:lang w:eastAsia="zh-CN"/>
-        </w:rPr>
-      </w:pPr>
-    </w:p>
-    <w:p>
-      <w:pPr>
-        <w:pBdr>
-          <w:top w:val="single" w:color="auto" w:sz="4" w:space="0"/>
-          <w:left w:val="single" w:color="auto" w:sz="4" w:space="0"/>
-          <w:bottom w:val="single" w:color="auto" w:sz="4" w:space="0"/>
-          <w:right w:val="single" w:color="auto" w:sz="4" w:space="0"/>
-        </w:pBdr>
-        <w:rPr>
-          <w:rFonts w:hint="default"/>
-          <w:lang w:val="en-US" w:eastAsia="zh-CN"/>
-        </w:rPr>
-      </w:pPr>
-      <w:r>
-        <w:rPr>
-          <w:rFonts w:hint="eastAsia"/>
-          <w:lang w:val="en-US" w:eastAsia="zh-CN"/>
-        </w:rPr>
-        <w:t>p</w:t>
-      </w:r>
-      <w:r>
-        <w:rPr>
-          <w:rFonts w:hint="default"/>
-          <w:lang w:val="en-US" w:eastAsia="zh-CN"/>
-        </w:rPr>
-        <w:t>https://www.</w:t>
-      </w:r>
-      <w:r>
-        <w:rPr>
-          <w:rFonts w:hint="eastAsia"/>
-          <w:lang w:val="en-US" w:eastAsia="zh-CN"/>
-        </w:rPr>
-        <w:t>ruanzi.net</w:t>
-      </w:r>
-      <w:r>
-        <w:rPr>
-          <w:rFonts w:hint="default"/>
-          <w:lang w:val="en-US" w:eastAsia="zh-CN"/>
-        </w:rPr>
-        <w:t>/jy/go/phone.aspx?ituid=11</w:t>
-      </w:r>
-      <w:r>
-        <w:rPr>
-          <w:rFonts w:hint="eastAsia"/>
-          <w:lang w:val="en-US" w:eastAsia="zh-CN"/>
-        </w:rPr>
-        <w:t>8</w:t>
-      </w:r>
-      <w:r>
-        <w:rPr>
-          <w:rFonts w:hint="default"/>
-          <w:lang w:val="en-US" w:eastAsia="zh-CN"/>
-        </w:rPr>
-        <w:t>&amp;mbid=</w:t>
-      </w:r>
-      <w:r>
-        <w:rPr>
-          <w:rFonts w:hint="eastAsia"/>
-          <w:lang w:val="en-US" w:eastAsia="zh-CN"/>
-        </w:rPr>
-        <w:t>11805&amp;inviteid=</w:t>
-      </w:r>
-    </w:p>
-    <w:p>
-      <w:pPr>
         <w:pBdr>
           <w:top w:val="none" w:color="auto" w:sz="0" w:space="0"/>
           <w:left w:val="none" w:color="auto" w:sz="0" w:space="0"/>
@@ -8885,18 +8715,241 @@
           <w:lang w:val="en-US" w:eastAsia="zh-CN"/>
         </w:rPr>
       </w:pPr>
+      <w:r>
+        <w:drawing>
+          <wp:inline distT="0" distB="0" distL="114300" distR="114300">
+            <wp:extent cx="5269230" cy="2187575"/>
+            <wp:effectExtent l="0" t="0" r="7620" b="3175"/>
+            <wp:docPr id="17" name="图片 1"/>
+            <wp:cNvGraphicFramePr>
+              <a:graphicFrameLocks xmlns:a="http://schemas.openxmlformats.org/drawingml/2006/main" noChangeAspect="1"/>
+            </wp:cNvGraphicFramePr>
+            <a:graphic xmlns:a="http://schemas.openxmlformats.org/drawingml/2006/main">
+              <a:graphicData uri="http://schemas.openxmlformats.org/drawingml/2006/picture">
+                <pic:pic xmlns:pic="http://schemas.openxmlformats.org/drawingml/2006/picture">
+                  <pic:nvPicPr>
+                    <pic:cNvPr id="17" name="图片 1"/>
+                    <pic:cNvPicPr>
+                      <a:picLocks noChangeAspect="1"/>
+                    </pic:cNvPicPr>
+                  </pic:nvPicPr>
+                  <pic:blipFill>
+                    <a:blip r:embed="rId12"/>
+                    <a:stretch>
+                      <a:fillRect/>
+                    </a:stretch>
+                  </pic:blipFill>
+                  <pic:spPr>
+                    <a:xfrm>
+                      <a:off x="0" y="0"/>
+                      <a:ext cx="5269230" cy="2187575"/>
+                    </a:xfrm>
+                    <a:prstGeom prst="rect">
+                      <a:avLst/>
+                    </a:prstGeom>
+                    <a:noFill/>
+                    <a:ln>
+                      <a:noFill/>
+                    </a:ln>
+                  </pic:spPr>
+                </pic:pic>
+              </a:graphicData>
+            </a:graphic>
+          </wp:inline>
+        </w:drawing>
+      </w:r>
     </w:p>
     <w:p>
       <w:pPr>
         <w:pStyle w:val="4"/>
         <w:bidi w:val="0"/>
         <w:rPr>
-          <w:rFonts w:hint="eastAsia"/>
-          <w:lang w:val="en-US" w:eastAsia="zh-CN"/>
-        </w:rPr>
-      </w:pPr>
-      <w:bookmarkStart w:id="15" w:name="_Toc16429"/>
-      <w:bookmarkStart w:id="16" w:name="_Toc28994"/>
+          <w:rFonts w:hint="default"/>
+          <w:lang w:val="en-US" w:eastAsia="zh-CN"/>
+        </w:rPr>
+      </w:pPr>
+      <w:bookmarkStart w:id="13" w:name="_Toc5228"/>
+      <w:bookmarkStart w:id="14" w:name="_Toc16126"/>
+      <w:r>
+        <w:rPr>
+          <w:rFonts w:hint="eastAsia"/>
+          <w:lang w:val="en-US" w:eastAsia="zh-CN"/>
+        </w:rPr>
+        <w:t xml:space="preserve">2.1.5 </w:t>
+      </w:r>
+      <w:r>
+        <w:rPr>
+          <w:rFonts w:hint="eastAsia"/>
+          <w:color w:val="0000FF"/>
+          <w:lang w:val="en-US" w:eastAsia="zh-CN"/>
+        </w:rPr>
+        <w:t xml:space="preserve">写 </w:t>
+      </w:r>
+      <w:r>
+        <w:rPr>
+          <w:rFonts w:hint="eastAsia"/>
+          <w:lang w:val="en-US" w:eastAsia="zh-CN"/>
+        </w:rPr>
+        <w:t>11805修改用户名，头像</w:t>
+      </w:r>
+      <w:bookmarkEnd w:id="13"/>
+      <w:r>
+        <w:rPr>
+          <w:rFonts w:hint="eastAsia"/>
+          <w:lang w:val="en-US" w:eastAsia="zh-CN"/>
+        </w:rPr>
+        <w:t xml:space="preserve"> </w:t>
+      </w:r>
+      <w:bookmarkEnd w:id="14"/>
+    </w:p>
+    <w:p>
+      <w:pPr>
+        <w:rPr>
+          <w:rFonts w:hint="eastAsia"/>
+          <w:lang w:val="en-US" w:eastAsia="zh-CN"/>
+        </w:rPr>
+      </w:pPr>
+      <w:r>
+        <w:rPr>
+          <w:rFonts w:hint="eastAsia"/>
+          <w:lang w:val="en-US" w:eastAsia="zh-CN"/>
+        </w:rPr>
+        <w:t>Ituser表</w:t>
+      </w:r>
+    </w:p>
+    <w:p>
+      <w:pPr>
+        <w:rPr>
+          <w:rFonts w:hint="default"/>
+          <w:lang w:eastAsia="zh-CN"/>
+        </w:rPr>
+      </w:pPr>
+      <w:r>
+        <w:rPr>
+          <w:rFonts w:hint="eastAsia"/>
+          <w:lang w:val="en-US" w:eastAsia="zh-CN"/>
+        </w:rPr>
+        <w:t>Headimg</w:t>
+      </w:r>
+      <w:r>
+        <w:rPr>
+          <w:rFonts w:hint="default"/>
+          <w:lang w:eastAsia="zh-CN"/>
+        </w:rPr>
+        <w:t>头像文件名</w:t>
+      </w:r>
+    </w:p>
+    <w:p>
+      <w:pPr>
+        <w:rPr>
+          <w:rFonts w:hint="default"/>
+          <w:lang w:eastAsia="zh-CN"/>
+        </w:rPr>
+      </w:pPr>
+      <w:r>
+        <w:rPr>
+          <w:rFonts w:hint="default"/>
+          <w:lang w:eastAsia="zh-CN"/>
+        </w:rPr>
+        <w:t>Usernamecn用户名</w:t>
+      </w:r>
+    </w:p>
+    <w:p>
+      <w:pPr>
+        <w:rPr>
+          <w:rFonts w:hint="default"/>
+          <w:lang w:eastAsia="zh-CN"/>
+        </w:rPr>
+      </w:pPr>
+    </w:p>
+    <w:p>
+      <w:pPr>
+        <w:pBdr>
+          <w:top w:val="single" w:color="auto" w:sz="4" w:space="0"/>
+          <w:left w:val="single" w:color="auto" w:sz="4" w:space="0"/>
+          <w:bottom w:val="single" w:color="auto" w:sz="4" w:space="0"/>
+          <w:right w:val="single" w:color="auto" w:sz="4" w:space="0"/>
+        </w:pBdr>
+        <w:rPr>
+          <w:rFonts w:hint="default"/>
+          <w:lang w:val="en-US" w:eastAsia="zh-CN"/>
+        </w:rPr>
+      </w:pPr>
+      <w:r>
+        <w:rPr>
+          <w:rFonts w:hint="eastAsia"/>
+          <w:lang w:val="en-US" w:eastAsia="zh-CN"/>
+        </w:rPr>
+        <w:t>p</w:t>
+      </w:r>
+      <w:r>
+        <w:rPr>
+          <w:rFonts w:hint="default"/>
+          <w:lang w:val="en-US" w:eastAsia="zh-CN"/>
+        </w:rPr>
+        <w:t>https://www.</w:t>
+      </w:r>
+      <w:r>
+        <w:rPr>
+          <w:rFonts w:hint="eastAsia"/>
+          <w:lang w:val="en-US" w:eastAsia="zh-CN"/>
+        </w:rPr>
+        <w:t>ruanzi.net</w:t>
+      </w:r>
+      <w:r>
+        <w:rPr>
+          <w:rFonts w:hint="default"/>
+          <w:lang w:val="en-US" w:eastAsia="zh-CN"/>
+        </w:rPr>
+        <w:t>/jy/go/phone.aspx?ituid=11</w:t>
+      </w:r>
+      <w:r>
+        <w:rPr>
+          <w:rFonts w:hint="eastAsia"/>
+          <w:lang w:val="en-US" w:eastAsia="zh-CN"/>
+        </w:rPr>
+        <w:t>8</w:t>
+      </w:r>
+      <w:r>
+        <w:rPr>
+          <w:rFonts w:hint="default"/>
+          <w:lang w:val="en-US" w:eastAsia="zh-CN"/>
+        </w:rPr>
+        <w:t>&amp;mbid=</w:t>
+      </w:r>
+      <w:r>
+        <w:rPr>
+          <w:rFonts w:hint="eastAsia"/>
+          <w:lang w:val="en-US" w:eastAsia="zh-CN"/>
+        </w:rPr>
+        <w:t>11805&amp;inviteid=</w:t>
+      </w:r>
+    </w:p>
+    <w:p>
+      <w:pPr>
+        <w:pBdr>
+          <w:top w:val="none" w:color="auto" w:sz="0" w:space="0"/>
+          <w:left w:val="none" w:color="auto" w:sz="0" w:space="0"/>
+          <w:bottom w:val="none" w:color="auto" w:sz="0" w:space="0"/>
+          <w:right w:val="none" w:color="auto" w:sz="0" w:space="0"/>
+        </w:pBdr>
+        <w:rPr>
+          <w:rFonts w:hint="default"/>
+          <w:lang w:val="en-US" w:eastAsia="zh-CN"/>
+        </w:rPr>
+      </w:pPr>
+    </w:p>
+    <w:p>
+      <w:pPr>
+        <w:pStyle w:val="4"/>
+        <w:bidi w:val="0"/>
+        <w:rPr>
+          <w:rFonts w:hint="eastAsia"/>
+          <w:lang w:val="en-US" w:eastAsia="zh-CN"/>
+        </w:rPr>
+      </w:pPr>
+      <w:bookmarkStart w:id="15" w:name="_Toc28994"/>
+      <w:bookmarkStart w:id="16" w:name="_Toc16429"/>
       <w:r>
         <w:rPr>
           <w:rFonts w:hint="eastAsia"/>
@@ -8927,7 +8980,7 @@
                     </pic:cNvPicPr>
                   </pic:nvPicPr>
                   <pic:blipFill>
-                    <a:blip r:embed="rId12"/>
+                    <a:blip r:embed="rId13"/>
                     <a:stretch>
                       <a:fillRect/>
                     </a:stretch>
@@ -9066,8 +9119,8 @@
           <w:lang w:val="en-US" w:eastAsia="zh-CN"/>
         </w:rPr>
       </w:pPr>
-      <w:bookmarkStart w:id="17" w:name="_Toc22620"/>
-      <w:bookmarkStart w:id="18" w:name="_Toc2273"/>
+      <w:bookmarkStart w:id="17" w:name="_Toc2273"/>
+      <w:bookmarkStart w:id="18" w:name="_Toc22620"/>
       <w:r>
         <w:rPr>
           <w:rFonts w:hint="eastAsia"/>
@@ -9180,7 +9233,7 @@
                     </pic:cNvPicPr>
                   </pic:nvPicPr>
                   <pic:blipFill>
-                    <a:blip r:embed="rId13"/>
+                    <a:blip r:embed="rId14"/>
                     <a:stretch>
                       <a:fillRect/>
                     </a:stretch>
@@ -9393,9 +9446,9 @@
       <w:r>
         <w:drawing>
           <wp:inline distT="0" distB="0" distL="114300" distR="114300">
-            <wp:extent cx="5267960" cy="1167130"/>
-            <wp:effectExtent l="0" t="0" r="8890" b="13970"/>
-            <wp:docPr id="12" name="图片 1"/>
+            <wp:extent cx="5268595" cy="1809750"/>
+            <wp:effectExtent l="0" t="0" r="8255" b="0"/>
+            <wp:docPr id="22" name="图片 1"/>
             <wp:cNvGraphicFramePr>
               <a:graphicFrameLocks xmlns:a="http://schemas.openxmlformats.org/drawingml/2006/main" noChangeAspect="1"/>
             </wp:cNvGraphicFramePr>
@@ -9403,13 +9456,13 @@
               <a:graphicData uri="http://schemas.openxmlformats.org/drawingml/2006/picture">
                 <pic:pic xmlns:pic="http://schemas.openxmlformats.org/drawingml/2006/picture">
                   <pic:nvPicPr>
-                    <pic:cNvPr id="12" name="图片 1"/>
+                    <pic:cNvPr id="22" name="图片 1"/>
                     <pic:cNvPicPr>
                       <a:picLocks noChangeAspect="1"/>
                     </pic:cNvPicPr>
                   </pic:nvPicPr>
                   <pic:blipFill>
-                    <a:blip r:embed="rId14"/>
+                    <a:blip r:embed="rId15"/>
                     <a:stretch>
                       <a:fillRect/>
                     </a:stretch>
@@ -9417,7 +9470,7 @@
                   <pic:spPr>
                     <a:xfrm>
                       <a:off x="0" y="0"/>
-                      <a:ext cx="5267960" cy="1167130"/>
+                      <a:ext cx="5268595" cy="1809750"/>
                     </a:xfrm>
                     <a:prstGeom prst="rect">
                       <a:avLst/>
@@ -9583,7 +9636,7 @@
                     </pic:cNvPicPr>
                   </pic:nvPicPr>
                   <pic:blipFill>
-                    <a:blip r:embed="rId15"/>
+                    <a:blip r:embed="rId16"/>
                     <a:stretch>
                       <a:fillRect/>
                     </a:stretch>
@@ -9659,7 +9712,7 @@
                     </pic:cNvPicPr>
                   </pic:nvPicPr>
                   <pic:blipFill>
-                    <a:blip r:embed="rId16"/>
+                    <a:blip r:embed="rId17"/>
                     <a:stretch>
                       <a:fillRect/>
                     </a:stretch>
@@ -9779,7 +9832,7 @@
                     </pic:cNvPicPr>
                   </pic:nvPicPr>
                   <pic:blipFill>
-                    <a:blip r:embed="rId17"/>
+                    <a:blip r:embed="rId18"/>
                     <a:stretch>
                       <a:fillRect/>
                     </a:stretch>
@@ -9971,7 +10024,7 @@
                     </pic:cNvPicPr>
                   </pic:nvPicPr>
                   <pic:blipFill>
-                    <a:blip r:embed="rId18"/>
+                    <a:blip r:embed="rId19"/>
                     <a:stretch>
                       <a:fillRect/>
                     </a:stretch>
@@ -10091,7 +10144,7 @@
                     </pic:cNvPicPr>
                   </pic:nvPicPr>
                   <pic:blipFill>
-                    <a:blip r:embed="rId19"/>
+                    <a:blip r:embed="rId20"/>
                     <a:stretch>
                       <a:fillRect/>
                     </a:stretch>
@@ -10211,7 +10264,7 @@
                     </pic:cNvPicPr>
                   </pic:nvPicPr>
                   <pic:blipFill>
-                    <a:blip r:embed="rId20"/>
+                    <a:blip r:embed="rId21"/>
                     <a:stretch>
                       <a:fillRect/>
                     </a:stretch>
@@ -12874,8 +12927,8 @@
           <w:lang w:val="en-US" w:eastAsia="zh-CN"/>
         </w:rPr>
       </w:pPr>
-      <w:bookmarkStart w:id="33" w:name="_Toc18909"/>
-      <w:bookmarkStart w:id="34" w:name="_Toc13326"/>
+      <w:bookmarkStart w:id="33" w:name="_Toc13326"/>
+      <w:bookmarkStart w:id="34" w:name="_Toc18909"/>
       <w:r>
         <w:rPr>
           <w:rFonts w:hint="eastAsia"/>
@@ -15689,7 +15742,7 @@
                     </pic:cNvPicPr>
                   </pic:nvPicPr>
                   <pic:blipFill>
-                    <a:blip r:embed="rId21"/>
+                    <a:blip r:embed="rId22"/>
                     <a:stretch>
                       <a:fillRect/>
                     </a:stretch>
@@ -15810,7 +15863,7 @@
                     </pic:cNvPicPr>
                   </pic:nvPicPr>
                   <pic:blipFill>
-                    <a:blip r:embed="rId22"/>
+                    <a:blip r:embed="rId23"/>
                     <a:stretch>
                       <a:fillRect/>
                     </a:stretch>
@@ -16112,7 +16165,7 @@
                     </pic:cNvPicPr>
                   </pic:nvPicPr>
                   <pic:blipFill>
-                    <a:blip r:embed="rId23"/>
+                    <a:blip r:embed="rId24"/>
                     <a:stretch>
                       <a:fillRect/>
                     </a:stretch>
@@ -16223,647 +16276,6 @@
     </w:p>
     <w:p>
       <w:pPr>
-        <w:pStyle w:val="3"/>
-        <w:bidi w:val="0"/>
-        <w:rPr>
-          <w:rFonts w:hint="eastAsia"/>
-          <w:lang w:val="en-US" w:eastAsia="zh-CN"/>
-        </w:rPr>
-      </w:pPr>
-      <w:bookmarkStart w:id="41" w:name="_Toc23436"/>
-      <w:r>
-        <w:rPr>
-          <w:rFonts w:hint="eastAsia"/>
-          <w:lang w:val="en-US" w:eastAsia="zh-CN"/>
-        </w:rPr>
-        <w:t>2.3 其他接口</w:t>
-      </w:r>
-      <w:bookmarkEnd w:id="41"/>
-    </w:p>
-    <w:p>
-      <w:pPr>
-        <w:pStyle w:val="4"/>
-        <w:bidi w:val="0"/>
-        <w:rPr>
-          <w:rFonts w:hint="default"/>
-          <w:lang w:val="en-US" w:eastAsia="zh-CN"/>
-        </w:rPr>
-      </w:pPr>
-      <w:bookmarkStart w:id="42" w:name="_Toc17158"/>
-      <w:r>
-        <w:rPr>
-          <w:rFonts w:hint="eastAsia"/>
-          <w:lang w:val="en-US" w:eastAsia="zh-CN"/>
-        </w:rPr>
-        <w:t>2.3.1 写 10326，11608，10311，10300，1236注册登录部分</w:t>
-      </w:r>
-      <w:bookmarkEnd w:id="42"/>
-    </w:p>
-    <w:p>
-      <w:pPr>
-        <w:rPr>
-          <w:rFonts w:hint="default"/>
-          <w:b/>
-          <w:bCs/>
-          <w:lang w:val="en-US" w:eastAsia="zh-CN"/>
-        </w:rPr>
-      </w:pPr>
-      <w:r>
-        <w:rPr>
-          <w:rFonts w:hint="default"/>
-          <w:b/>
-          <w:bCs/>
-          <w:lang w:val="en-US" w:eastAsia="zh-CN"/>
-        </w:rPr>
-        <w:t>注册-上传手机号，发送验证码的上传请求url：</w:t>
-      </w:r>
-    </w:p>
-    <w:p>
-      <w:pPr>
-        <w:pBdr>
-          <w:top w:val="single" w:color="auto" w:sz="4" w:space="0"/>
-          <w:left w:val="single" w:color="auto" w:sz="4" w:space="0"/>
-          <w:bottom w:val="single" w:color="auto" w:sz="4" w:space="0"/>
-          <w:right w:val="single" w:color="auto" w:sz="4" w:space="0"/>
-        </w:pBdr>
-        <w:rPr>
-          <w:rFonts w:hint="default"/>
-          <w:lang w:val="en-US" w:eastAsia="zh-CN"/>
-        </w:rPr>
-      </w:pPr>
-      <w:r>
-        <w:rPr>
-          <w:rFonts w:hint="eastAsia"/>
-          <w:lang w:val="en-US" w:eastAsia="zh-CN"/>
-        </w:rPr>
-        <w:t>Url:</w:t>
-      </w:r>
-      <w:r>
-        <w:rPr>
-          <w:rFonts w:hint="eastAsia"/>
-          <w:lang w:val="en-US" w:eastAsia="zh-CN"/>
-        </w:rPr>
-        <w:tab/>
-      </w:r>
-      <w:r>
-        <w:rPr>
-          <w:rFonts w:hint="default"/>
-          <w:lang w:val="en-US" w:eastAsia="zh-CN"/>
-        </w:rPr>
-        <w:t>https://www.</w:t>
-      </w:r>
-      <w:r>
-        <w:rPr>
-          <w:rFonts w:hint="eastAsia"/>
-          <w:lang w:val="en-US" w:eastAsia="zh-CN"/>
-        </w:rPr>
-        <w:t>ruanzi.net</w:t>
-      </w:r>
-      <w:r>
-        <w:rPr>
-          <w:rFonts w:hint="default"/>
-          <w:lang w:val="en-US" w:eastAsia="zh-CN"/>
-        </w:rPr>
-        <w:t>/jy/go/phone.aspx?ituid=11</w:t>
-      </w:r>
-      <w:r>
-        <w:rPr>
-          <w:rFonts w:hint="eastAsia"/>
-          <w:lang w:val="en-US" w:eastAsia="zh-CN"/>
-        </w:rPr>
-        <w:t>8</w:t>
-      </w:r>
-      <w:r>
-        <w:rPr>
-          <w:rFonts w:hint="default"/>
-          <w:lang w:val="en-US" w:eastAsia="zh-CN"/>
-        </w:rPr>
-        <w:t>&amp;mbid=10326</w:t>
-      </w:r>
-    </w:p>
-    <w:p>
-      <w:pPr>
-        <w:pBdr>
-          <w:top w:val="single" w:color="auto" w:sz="4" w:space="0"/>
-          <w:left w:val="single" w:color="auto" w:sz="4" w:space="0"/>
-          <w:bottom w:val="single" w:color="auto" w:sz="4" w:space="0"/>
-          <w:right w:val="single" w:color="auto" w:sz="4" w:space="0"/>
-        </w:pBdr>
-        <w:rPr>
-          <w:rFonts w:hint="default"/>
-          <w:lang w:val="en-US" w:eastAsia="zh-CN"/>
-        </w:rPr>
-      </w:pPr>
-      <w:r>
-        <w:rPr>
-          <w:rFonts w:hint="eastAsia"/>
-          <w:lang w:val="en-US" w:eastAsia="zh-CN"/>
-        </w:rPr>
-        <w:t>格式：</w:t>
-      </w:r>
-      <w:r>
-        <w:rPr>
-          <w:rFonts w:hint="default"/>
-          <w:lang w:val="en-US" w:eastAsia="zh-CN"/>
-        </w:rPr>
-        <w:t>{"name":"19927424024","time":"2026-05-08 11:38:36"}</w:t>
-      </w:r>
-    </w:p>
-    <w:p>
-      <w:pPr>
-        <w:rPr>
-          <w:rFonts w:hint="default"/>
-          <w:b/>
-          <w:bCs/>
-          <w:lang w:val="en-US" w:eastAsia="zh-CN"/>
-        </w:rPr>
-      </w:pPr>
-      <w:r>
-        <w:rPr>
-          <w:rFonts w:hint="default"/>
-          <w:b/>
-          <w:bCs/>
-          <w:lang w:val="en-US" w:eastAsia="zh-CN"/>
-        </w:rPr>
-        <w:t>注册-手机号，密码，验证码上传服务器请求接口：</w:t>
-      </w:r>
-    </w:p>
-    <w:p>
-      <w:pPr>
-        <w:pBdr>
-          <w:top w:val="single" w:color="auto" w:sz="4" w:space="0"/>
-          <w:left w:val="single" w:color="auto" w:sz="4" w:space="0"/>
-          <w:bottom w:val="single" w:color="auto" w:sz="4" w:space="0"/>
-          <w:right w:val="single" w:color="auto" w:sz="4" w:space="0"/>
-        </w:pBdr>
-        <w:rPr>
-          <w:rFonts w:hint="default"/>
-          <w:lang w:val="en-US" w:eastAsia="zh-CN"/>
-        </w:rPr>
-      </w:pPr>
-      <w:r>
-        <w:rPr>
-          <w:rFonts w:hint="eastAsia"/>
-          <w:lang w:val="en-US" w:eastAsia="zh-CN"/>
-        </w:rPr>
-        <w:t>Url：</w:t>
-      </w:r>
-      <w:r>
-        <w:rPr>
-          <w:rFonts w:hint="default"/>
-          <w:lang w:val="en-US" w:eastAsia="zh-CN"/>
-        </w:rPr>
-        <w:t>https://www.</w:t>
-      </w:r>
-      <w:r>
-        <w:rPr>
-          <w:rFonts w:hint="eastAsia"/>
-          <w:lang w:val="en-US" w:eastAsia="zh-CN"/>
-        </w:rPr>
-        <w:t>ruanzi.net</w:t>
-      </w:r>
-      <w:r>
-        <w:rPr>
-          <w:rFonts w:hint="default"/>
-          <w:lang w:val="en-US" w:eastAsia="zh-CN"/>
-        </w:rPr>
-        <w:t>/jy/go/phone.aspx?ituid=11</w:t>
-      </w:r>
-      <w:r>
-        <w:rPr>
-          <w:rFonts w:hint="eastAsia"/>
-          <w:lang w:val="en-US" w:eastAsia="zh-CN"/>
-        </w:rPr>
-        <w:t>8</w:t>
-      </w:r>
-      <w:r>
-        <w:rPr>
-          <w:rFonts w:hint="default"/>
-          <w:lang w:val="en-US" w:eastAsia="zh-CN"/>
-        </w:rPr>
-        <w:t>&amp;mbid=10311</w:t>
-      </w:r>
-    </w:p>
-    <w:p>
-      <w:pPr>
-        <w:pBdr>
-          <w:top w:val="single" w:color="auto" w:sz="4" w:space="0"/>
-          <w:left w:val="single" w:color="auto" w:sz="4" w:space="0"/>
-          <w:bottom w:val="single" w:color="auto" w:sz="4" w:space="0"/>
-          <w:right w:val="single" w:color="auto" w:sz="4" w:space="0"/>
-        </w:pBdr>
-        <w:rPr>
-          <w:rFonts w:hint="default"/>
-          <w:lang w:val="en-US" w:eastAsia="zh-CN"/>
-        </w:rPr>
-      </w:pPr>
-      <w:r>
-        <w:rPr>
-          <w:rFonts w:hint="eastAsia"/>
-          <w:lang w:val="en-US" w:eastAsia="zh-CN"/>
-        </w:rPr>
-        <w:t>格式：</w:t>
-      </w:r>
-    </w:p>
-    <w:p>
-      <w:pPr>
-        <w:pBdr>
-          <w:top w:val="single" w:color="auto" w:sz="4" w:space="0"/>
-          <w:left w:val="single" w:color="auto" w:sz="4" w:space="0"/>
-          <w:bottom w:val="single" w:color="auto" w:sz="4" w:space="0"/>
-          <w:right w:val="single" w:color="auto" w:sz="4" w:space="0"/>
-        </w:pBdr>
-        <w:rPr>
-          <w:rFonts w:hint="default"/>
-          <w:lang w:val="en-US" w:eastAsia="zh-CN"/>
-        </w:rPr>
-      </w:pPr>
-      <w:r>
-        <w:rPr>
-          <w:rFonts w:hint="default"/>
-          <w:lang w:val="en-US" w:eastAsia="zh-CN"/>
-        </w:rPr>
-        <w:t>{"edMobile":"19927424024","edPWD":"12345678q","edPWD2":"12345678q","edCheckCode":"358031","accountType":"子女端账号"}</w:t>
-      </w:r>
-    </w:p>
-    <w:p>
-      <w:pPr>
-        <w:rPr>
-          <w:rFonts w:hint="default"/>
-          <w:b/>
-          <w:bCs/>
-          <w:lang w:val="en-US" w:eastAsia="zh-CN"/>
-        </w:rPr>
-      </w:pPr>
-      <w:r>
-        <w:rPr>
-          <w:rFonts w:hint="default"/>
-          <w:b/>
-          <w:bCs/>
-          <w:lang w:val="en-US" w:eastAsia="zh-CN"/>
-        </w:rPr>
-        <w:t>修改密码-手机号，验证码，新密码上传服务器url：</w:t>
-      </w:r>
-    </w:p>
-    <w:p>
-      <w:pPr>
-        <w:pBdr>
-          <w:top w:val="single" w:color="auto" w:sz="4" w:space="0"/>
-          <w:left w:val="single" w:color="auto" w:sz="4" w:space="0"/>
-          <w:bottom w:val="single" w:color="auto" w:sz="4" w:space="0"/>
-          <w:right w:val="single" w:color="auto" w:sz="4" w:space="0"/>
-        </w:pBdr>
-        <w:rPr>
-          <w:rFonts w:hint="default"/>
-          <w:lang w:val="en-US" w:eastAsia="zh-CN"/>
-        </w:rPr>
-      </w:pPr>
-      <w:r>
-        <w:rPr>
-          <w:rFonts w:hint="eastAsia"/>
-          <w:lang w:val="en-US" w:eastAsia="zh-CN"/>
-        </w:rPr>
-        <w:t>Url：</w:t>
-      </w:r>
-      <w:r>
-        <w:rPr>
-          <w:rFonts w:hint="default"/>
-          <w:lang w:val="en-US" w:eastAsia="zh-CN"/>
-        </w:rPr>
-        <w:t>https://www.</w:t>
-      </w:r>
-      <w:r>
-        <w:rPr>
-          <w:rFonts w:hint="eastAsia"/>
-          <w:lang w:val="en-US" w:eastAsia="zh-CN"/>
-        </w:rPr>
-        <w:t>ruanzi.net</w:t>
-      </w:r>
-      <w:r>
-        <w:rPr>
-          <w:rFonts w:hint="default"/>
-          <w:lang w:val="en-US" w:eastAsia="zh-CN"/>
-        </w:rPr>
-        <w:t>/jy/go/phone.aspx?ituid=11</w:t>
-      </w:r>
-      <w:r>
-        <w:rPr>
-          <w:rFonts w:hint="eastAsia"/>
-          <w:lang w:val="en-US" w:eastAsia="zh-CN"/>
-        </w:rPr>
-        <w:t>8</w:t>
-      </w:r>
-      <w:r>
-        <w:rPr>
-          <w:rFonts w:hint="default"/>
-          <w:lang w:val="en-US" w:eastAsia="zh-CN"/>
-        </w:rPr>
-        <w:t>&amp;mbid=11608</w:t>
-      </w:r>
-    </w:p>
-    <w:p>
-      <w:pPr>
-        <w:pBdr>
-          <w:top w:val="single" w:color="auto" w:sz="4" w:space="0"/>
-          <w:left w:val="single" w:color="auto" w:sz="4" w:space="0"/>
-          <w:bottom w:val="single" w:color="auto" w:sz="4" w:space="0"/>
-          <w:right w:val="single" w:color="auto" w:sz="4" w:space="0"/>
-        </w:pBdr>
-        <w:rPr>
-          <w:rFonts w:hint="default"/>
-          <w:lang w:val="en-US" w:eastAsia="zh-CN"/>
-        </w:rPr>
-      </w:pPr>
-      <w:r>
-        <w:rPr>
-          <w:rFonts w:hint="eastAsia"/>
-          <w:lang w:val="en-US" w:eastAsia="zh-CN"/>
-        </w:rPr>
-        <w:t>格式：</w:t>
-      </w:r>
-    </w:p>
-    <w:p>
-      <w:pPr>
-        <w:pBdr>
-          <w:top w:val="single" w:color="auto" w:sz="4" w:space="0"/>
-          <w:left w:val="single" w:color="auto" w:sz="4" w:space="0"/>
-          <w:bottom w:val="single" w:color="auto" w:sz="4" w:space="0"/>
-          <w:right w:val="single" w:color="auto" w:sz="4" w:space="0"/>
-        </w:pBdr>
-        <w:rPr>
-          <w:rFonts w:hint="default"/>
-          <w:lang w:val="en-US" w:eastAsia="zh-CN"/>
-        </w:rPr>
-      </w:pPr>
-      <w:r>
-        <w:rPr>
-          <w:rFonts w:hint="default"/>
-          <w:lang w:val="en-US" w:eastAsia="zh-CN"/>
-        </w:rPr>
-        <w:t>{"edMobile":"19927424024","edPWD":"12345678q","edPWD2":"12345678q","edCheckCode":"327979","accountType":"子女端账号"}</w:t>
-      </w:r>
-    </w:p>
-    <w:p>
-      <w:pPr>
-        <w:rPr>
-          <w:rFonts w:hint="default"/>
-          <w:b/>
-          <w:bCs/>
-          <w:lang w:val="en-US" w:eastAsia="zh-CN"/>
-        </w:rPr>
-      </w:pPr>
-      <w:r>
-        <w:rPr>
-          <w:rFonts w:hint="default"/>
-          <w:b/>
-          <w:bCs/>
-          <w:lang w:val="en-US" w:eastAsia="zh-CN"/>
-        </w:rPr>
-        <w:t>登录-手机号，密码上传服务器url：</w:t>
-      </w:r>
-    </w:p>
-    <w:p>
-      <w:pPr>
-        <w:pBdr>
-          <w:top w:val="single" w:color="auto" w:sz="4" w:space="0"/>
-          <w:left w:val="single" w:color="auto" w:sz="4" w:space="0"/>
-          <w:bottom w:val="single" w:color="auto" w:sz="4" w:space="0"/>
-          <w:right w:val="single" w:color="auto" w:sz="4" w:space="0"/>
-        </w:pBdr>
-        <w:rPr>
-          <w:rFonts w:hint="default"/>
-          <w:lang w:val="en-US" w:eastAsia="zh-CN"/>
-        </w:rPr>
-      </w:pPr>
-      <w:r>
-        <w:rPr>
-          <w:rFonts w:hint="eastAsia"/>
-          <w:lang w:val="en-US" w:eastAsia="zh-CN"/>
-        </w:rPr>
-        <w:t>Url：</w:t>
-      </w:r>
-      <w:r>
-        <w:rPr>
-          <w:rFonts w:hint="default"/>
-          <w:lang w:val="en-US" w:eastAsia="zh-CN"/>
-        </w:rPr>
-        <w:t>https://www.</w:t>
-      </w:r>
-      <w:r>
-        <w:rPr>
-          <w:rFonts w:hint="eastAsia"/>
-          <w:lang w:val="en-US" w:eastAsia="zh-CN"/>
-        </w:rPr>
-        <w:t>ruanzi.net</w:t>
-      </w:r>
-      <w:r>
-        <w:rPr>
-          <w:rFonts w:hint="default"/>
-          <w:lang w:val="en-US" w:eastAsia="zh-CN"/>
-        </w:rPr>
-        <w:t>/jy/go/phone.aspx?ituid=11</w:t>
-      </w:r>
-      <w:r>
-        <w:rPr>
-          <w:rFonts w:hint="eastAsia"/>
-          <w:lang w:val="en-US" w:eastAsia="zh-CN"/>
-        </w:rPr>
-        <w:t>8</w:t>
-      </w:r>
-      <w:r>
-        <w:rPr>
-          <w:rFonts w:hint="default"/>
-          <w:lang w:val="en-US" w:eastAsia="zh-CN"/>
-        </w:rPr>
-        <w:t>&amp;mbid=10300</w:t>
-      </w:r>
-    </w:p>
-    <w:p>
-      <w:pPr>
-        <w:pBdr>
-          <w:top w:val="single" w:color="auto" w:sz="4" w:space="0"/>
-          <w:left w:val="single" w:color="auto" w:sz="4" w:space="0"/>
-          <w:bottom w:val="single" w:color="auto" w:sz="4" w:space="0"/>
-          <w:right w:val="single" w:color="auto" w:sz="4" w:space="0"/>
-        </w:pBdr>
-        <w:rPr>
-          <w:rFonts w:hint="default"/>
-          <w:lang w:val="en-US" w:eastAsia="zh-CN"/>
-        </w:rPr>
-      </w:pPr>
-      <w:r>
-        <w:rPr>
-          <w:rFonts w:hint="eastAsia"/>
-          <w:lang w:val="en-US" w:eastAsia="zh-CN"/>
-        </w:rPr>
-        <w:t>格式：</w:t>
-      </w:r>
-    </w:p>
-    <w:p>
-      <w:pPr>
-        <w:pBdr>
-          <w:top w:val="single" w:color="auto" w:sz="4" w:space="0"/>
-          <w:left w:val="single" w:color="auto" w:sz="4" w:space="0"/>
-          <w:bottom w:val="single" w:color="auto" w:sz="4" w:space="0"/>
-          <w:right w:val="single" w:color="auto" w:sz="4" w:space="0"/>
-        </w:pBdr>
-        <w:rPr>
-          <w:rFonts w:hint="default"/>
-          <w:lang w:val="en-US" w:eastAsia="zh-CN"/>
-        </w:rPr>
-      </w:pPr>
-      <w:r>
-        <w:rPr>
-          <w:rFonts w:hint="default"/>
-          <w:lang w:val="en-US" w:eastAsia="zh-CN"/>
-        </w:rPr>
-        <w:t>{"name":"19927424024", "pwd":"12345678q"}</w:t>
-      </w:r>
-    </w:p>
-    <w:p>
-      <w:pPr>
-        <w:rPr>
-          <w:rFonts w:hint="default"/>
-          <w:b/>
-          <w:bCs/>
-          <w:lang w:val="en-US" w:eastAsia="zh-CN"/>
-        </w:rPr>
-      </w:pPr>
-      <w:r>
-        <w:rPr>
-          <w:rFonts w:hint="default"/>
-          <w:b/>
-          <w:bCs/>
-          <w:lang w:val="en-US" w:eastAsia="zh-CN"/>
-        </w:rPr>
-        <w:t>修改密码-手机号上传服务器url：</w:t>
-      </w:r>
-    </w:p>
-    <w:p>
-      <w:pPr>
-        <w:pBdr>
-          <w:top w:val="single" w:color="auto" w:sz="4" w:space="0"/>
-          <w:left w:val="single" w:color="auto" w:sz="4" w:space="0"/>
-          <w:bottom w:val="single" w:color="auto" w:sz="4" w:space="0"/>
-          <w:right w:val="single" w:color="auto" w:sz="4" w:space="0"/>
-        </w:pBdr>
-        <w:rPr>
-          <w:rFonts w:hint="default"/>
-          <w:lang w:val="en-US" w:eastAsia="zh-CN"/>
-        </w:rPr>
-      </w:pPr>
-      <w:r>
-        <w:rPr>
-          <w:rFonts w:hint="default"/>
-          <w:lang w:val="en-US" w:eastAsia="zh-CN"/>
-        </w:rPr>
-        <w:t xml:space="preserve"> Url=https://www.</w:t>
-      </w:r>
-      <w:r>
-        <w:rPr>
-          <w:rFonts w:hint="eastAsia"/>
-          <w:lang w:val="en-US" w:eastAsia="zh-CN"/>
-        </w:rPr>
-        <w:t>ruanzi.net</w:t>
-      </w:r>
-      <w:r>
-        <w:rPr>
-          <w:rFonts w:hint="default"/>
-          <w:lang w:val="en-US" w:eastAsia="zh-CN"/>
-        </w:rPr>
-        <w:t>/jy/go/phone.aspx?ituid=11</w:t>
-      </w:r>
-      <w:r>
-        <w:rPr>
-          <w:rFonts w:hint="eastAsia"/>
-          <w:lang w:val="en-US" w:eastAsia="zh-CN"/>
-        </w:rPr>
-        <w:t>8</w:t>
-      </w:r>
-      <w:r>
-        <w:rPr>
-          <w:rFonts w:hint="default"/>
-          <w:lang w:val="en-US" w:eastAsia="zh-CN"/>
-        </w:rPr>
-        <w:t>&amp;mbid=1236</w:t>
-      </w:r>
-    </w:p>
-    <w:p>
-      <w:pPr>
-        <w:pBdr>
-          <w:top w:val="single" w:color="auto" w:sz="4" w:space="0"/>
-          <w:left w:val="single" w:color="auto" w:sz="4" w:space="0"/>
-          <w:bottom w:val="single" w:color="auto" w:sz="4" w:space="0"/>
-          <w:right w:val="single" w:color="auto" w:sz="4" w:space="0"/>
-        </w:pBdr>
-        <w:rPr>
-          <w:rFonts w:hint="default"/>
-          <w:lang w:val="en-US" w:eastAsia="zh-CN"/>
-        </w:rPr>
-      </w:pPr>
-      <w:r>
-        <w:rPr>
-          <w:rFonts w:hint="eastAsia"/>
-          <w:lang w:val="en-US" w:eastAsia="zh-CN"/>
-        </w:rPr>
-        <w:t>格式：</w:t>
-      </w:r>
-    </w:p>
-    <w:p>
-      <w:pPr>
-        <w:pBdr>
-          <w:top w:val="single" w:color="auto" w:sz="4" w:space="0"/>
-          <w:left w:val="single" w:color="auto" w:sz="4" w:space="0"/>
-          <w:bottom w:val="single" w:color="auto" w:sz="4" w:space="0"/>
-          <w:right w:val="single" w:color="auto" w:sz="4" w:space="0"/>
-        </w:pBdr>
-        <w:rPr>
-          <w:rFonts w:hint="default"/>
-          <w:lang w:val="en-US" w:eastAsia="zh-CN"/>
-        </w:rPr>
-      </w:pPr>
-      <w:r>
-        <w:rPr>
-          <w:rFonts w:hint="default"/>
-          <w:lang w:val="en-US" w:eastAsia="zh-CN"/>
-        </w:rPr>
-        <w:t>{"name":"17138854108","time":"2026-05-08 15:09:03"}</w:t>
-      </w:r>
-    </w:p>
-    <w:p>
-      <w:pPr>
-        <w:rPr>
-          <w:rFonts w:hint="default"/>
-          <w:lang w:val="en-US" w:eastAsia="zh-CN"/>
-        </w:rPr>
-      </w:pPr>
-    </w:p>
-    <w:p>
-      <w:pPr>
-        <w:rPr>
-          <w:rFonts w:hint="default"/>
-          <w:lang w:val="en-US" w:eastAsia="zh-CN"/>
-        </w:rPr>
-      </w:pPr>
-    </w:p>
-    <w:p>
-      <w:pPr>
-        <w:rPr>
-          <w:rFonts w:hint="default"/>
-          <w:lang w:val="en-US" w:eastAsia="zh-CN"/>
-        </w:rPr>
-      </w:pPr>
-    </w:p>
-    <w:p>
-      <w:pPr>
-        <w:rPr>
-          <w:rFonts w:hint="default"/>
-          <w:lang w:val="en-US" w:eastAsia="zh-CN"/>
-        </w:rPr>
-      </w:pPr>
-    </w:p>
-    <w:p>
-      <w:pPr>
         <w:pBdr>
           <w:top w:val="none" w:color="auto" w:sz="0" w:space="0"/>
           <w:left w:val="none" w:color="auto" w:sz="0" w:space="0"/>
@@ -16884,7 +16296,60 @@
           <w:bottom w:val="none" w:color="auto" w:sz="0" w:space="0"/>
           <w:right w:val="none" w:color="auto" w:sz="0" w:space="0"/>
         </w:pBdr>
-      </w:pPr>
+        <w:rPr>
+          <w:rFonts w:hint="eastAsia"/>
+          <w:lang w:val="en-US" w:eastAsia="zh-CN"/>
+        </w:rPr>
+      </w:pPr>
+      <w:r>
+        <w:rPr>
+          <w:rFonts w:hint="eastAsia"/>
+          <w:lang w:val="en-US" w:eastAsia="zh-CN"/>
+        </w:rPr>
+        <w:t>2.2.14 读 11816 获取id</w:t>
+      </w:r>
+    </w:p>
+    <w:p>
+      <w:pPr>
+        <w:pBdr>
+          <w:top w:val="single" w:color="auto" w:sz="4" w:space="0"/>
+          <w:left w:val="single" w:color="auto" w:sz="4" w:space="0"/>
+          <w:bottom w:val="single" w:color="auto" w:sz="4" w:space="0"/>
+          <w:right w:val="single" w:color="auto" w:sz="4" w:space="0"/>
+        </w:pBdr>
+        <w:rPr>
+          <w:rFonts w:hint="default"/>
+          <w:lang w:val="en-US" w:eastAsia="zh-CN"/>
+        </w:rPr>
+      </w:pPr>
+      <w:r>
+        <w:rPr>
+          <w:rFonts w:hint="default"/>
+          <w:lang w:val="en-US" w:eastAsia="zh-CN"/>
+        </w:rPr>
+        <w:t>https://www.ruanzi.net/jy/go/we.aspx?ituid=118&amp;itjid=</w:t>
+      </w:r>
+      <w:r>
+        <w:rPr>
+          <w:rFonts w:hint="eastAsia"/>
+          <w:lang w:val="en-US" w:eastAsia="zh-CN"/>
+        </w:rPr>
+        <w:t>16</w:t>
+      </w:r>
+      <w:r>
+        <w:rPr>
+          <w:rFonts w:hint="default"/>
+          <w:lang w:val="en-US" w:eastAsia="zh-CN"/>
+        </w:rPr>
+        <w:t>&amp;itcid=118</w:t>
+      </w:r>
+      <w:r>
+        <w:rPr>
+          <w:rFonts w:hint="eastAsia"/>
+          <w:lang w:val="en-US" w:eastAsia="zh-CN"/>
+        </w:rPr>
+        <w:t>16&amp;itsid=</w:t>
+      </w:r>
     </w:p>
     <w:p>
       <w:pPr>
@@ -16899,6 +16364,690 @@
           <w:lang w:val="en-US" w:eastAsia="zh-CN"/>
         </w:rPr>
       </w:pPr>
+      <w:r>
+        <w:drawing>
+          <wp:inline distT="0" distB="0" distL="114300" distR="114300">
+            <wp:extent cx="5124450" cy="2066925"/>
+            <wp:effectExtent l="0" t="0" r="0" b="9525"/>
+            <wp:docPr id="20" name="图片 2"/>
+            <wp:cNvGraphicFramePr>
+              <a:graphicFrameLocks xmlns:a="http://schemas.openxmlformats.org/drawingml/2006/main" noChangeAspect="1"/>
+            </wp:cNvGraphicFramePr>
+            <a:graphic xmlns:a="http://schemas.openxmlformats.org/drawingml/2006/main">
+              <a:graphicData uri="http://schemas.openxmlformats.org/drawingml/2006/picture">
+                <pic:pic xmlns:pic="http://schemas.openxmlformats.org/drawingml/2006/picture">
+                  <pic:nvPicPr>
+                    <pic:cNvPr id="20" name="图片 2"/>
+                    <pic:cNvPicPr>
+                      <a:picLocks noChangeAspect="1"/>
+                    </pic:cNvPicPr>
+                  </pic:nvPicPr>
+                  <pic:blipFill>
+                    <a:blip r:embed="rId25"/>
+                    <a:stretch>
+                      <a:fillRect/>
+                    </a:stretch>
+                  </pic:blipFill>
+                  <pic:spPr>
+                    <a:xfrm>
+                      <a:off x="0" y="0"/>
+                      <a:ext cx="5124450" cy="2066925"/>
+                    </a:xfrm>
+                    <a:prstGeom prst="rect">
+                      <a:avLst/>
+                    </a:prstGeom>
+                    <a:noFill/>
+                    <a:ln>
+                      <a:noFill/>
+                    </a:ln>
+                  </pic:spPr>
+                </pic:pic>
+              </a:graphicData>
+            </a:graphic>
+          </wp:inline>
+        </w:drawing>
+      </w:r>
+    </w:p>
+    <w:p>
+      <w:pPr>
+        <w:pStyle w:val="3"/>
+        <w:bidi w:val="0"/>
+        <w:rPr>
+          <w:rFonts w:hint="eastAsia"/>
+          <w:lang w:val="en-US" w:eastAsia="zh-CN"/>
+        </w:rPr>
+      </w:pPr>
+      <w:bookmarkStart w:id="41" w:name="_Toc23436"/>
+      <w:r>
+        <w:rPr>
+          <w:rFonts w:hint="eastAsia"/>
+          <w:lang w:val="en-US" w:eastAsia="zh-CN"/>
+        </w:rPr>
+        <w:t>2.3 其他接口</w:t>
+      </w:r>
+      <w:bookmarkEnd w:id="41"/>
+    </w:p>
+    <w:p>
+      <w:pPr>
+        <w:pStyle w:val="4"/>
+        <w:bidi w:val="0"/>
+        <w:rPr>
+          <w:rFonts w:hint="default"/>
+          <w:lang w:val="en-US" w:eastAsia="zh-CN"/>
+        </w:rPr>
+      </w:pPr>
+      <w:bookmarkStart w:id="42" w:name="_Toc17158"/>
+      <w:r>
+        <w:rPr>
+          <w:rFonts w:hint="eastAsia"/>
+          <w:lang w:val="en-US" w:eastAsia="zh-CN"/>
+        </w:rPr>
+        <w:t>2.3.1 写 10326，11608，10311，10300，1236注册登录部分</w:t>
+      </w:r>
+      <w:bookmarkEnd w:id="42"/>
+    </w:p>
+    <w:p>
+      <w:pPr>
+        <w:rPr>
+          <w:rFonts w:hint="default"/>
+          <w:b/>
+          <w:bCs/>
+          <w:lang w:val="en-US" w:eastAsia="zh-CN"/>
+        </w:rPr>
+      </w:pPr>
+      <w:r>
+        <w:rPr>
+          <w:rFonts w:hint="default"/>
+          <w:b/>
+          <w:bCs/>
+          <w:lang w:val="en-US" w:eastAsia="zh-CN"/>
+        </w:rPr>
+        <w:t>注册-上传手机号，发送验证码的上传请求url：</w:t>
+      </w:r>
+    </w:p>
+    <w:p>
+      <w:pPr>
+        <w:pBdr>
+          <w:top w:val="single" w:color="auto" w:sz="4" w:space="0"/>
+          <w:left w:val="single" w:color="auto" w:sz="4" w:space="0"/>
+          <w:bottom w:val="single" w:color="auto" w:sz="4" w:space="0"/>
+          <w:right w:val="single" w:color="auto" w:sz="4" w:space="0"/>
+        </w:pBdr>
+        <w:rPr>
+          <w:rFonts w:hint="default"/>
+          <w:lang w:val="en-US" w:eastAsia="zh-CN"/>
+        </w:rPr>
+      </w:pPr>
+      <w:r>
+        <w:rPr>
+          <w:rFonts w:hint="eastAsia"/>
+          <w:lang w:val="en-US" w:eastAsia="zh-CN"/>
+        </w:rPr>
+        <w:t>Url:</w:t>
+      </w:r>
+      <w:r>
+        <w:rPr>
+          <w:rFonts w:hint="eastAsia"/>
+          <w:lang w:val="en-US" w:eastAsia="zh-CN"/>
+        </w:rPr>
+        <w:tab/>
+      </w:r>
+      <w:r>
+        <w:rPr>
+          <w:rFonts w:hint="default"/>
+          <w:lang w:val="en-US" w:eastAsia="zh-CN"/>
+        </w:rPr>
+        <w:t>https://www.</w:t>
+      </w:r>
+      <w:r>
+        <w:rPr>
+          <w:rFonts w:hint="eastAsia"/>
+          <w:lang w:val="en-US" w:eastAsia="zh-CN"/>
+        </w:rPr>
+        <w:t>ruanzi.net</w:t>
+      </w:r>
+      <w:r>
+        <w:rPr>
+          <w:rFonts w:hint="default"/>
+          <w:lang w:val="en-US" w:eastAsia="zh-CN"/>
+        </w:rPr>
+        <w:t>/jy/go/phone.aspx?ituid=11</w:t>
+      </w:r>
+      <w:r>
+        <w:rPr>
+          <w:rFonts w:hint="eastAsia"/>
+          <w:lang w:val="en-US" w:eastAsia="zh-CN"/>
+        </w:rPr>
+        <w:t>8</w:t>
+      </w:r>
+      <w:r>
+        <w:rPr>
+          <w:rFonts w:hint="default"/>
+          <w:lang w:val="en-US" w:eastAsia="zh-CN"/>
+        </w:rPr>
+        <w:t>&amp;mbid=10326</w:t>
+      </w:r>
+    </w:p>
+    <w:p>
+      <w:pPr>
+        <w:pBdr>
+          <w:top w:val="single" w:color="auto" w:sz="4" w:space="0"/>
+          <w:left w:val="single" w:color="auto" w:sz="4" w:space="0"/>
+          <w:bottom w:val="single" w:color="auto" w:sz="4" w:space="0"/>
+          <w:right w:val="single" w:color="auto" w:sz="4" w:space="0"/>
+        </w:pBdr>
+        <w:rPr>
+          <w:rFonts w:hint="default"/>
+          <w:lang w:val="en-US" w:eastAsia="zh-CN"/>
+        </w:rPr>
+      </w:pPr>
+      <w:r>
+        <w:rPr>
+          <w:rFonts w:hint="eastAsia"/>
+          <w:lang w:val="en-US" w:eastAsia="zh-CN"/>
+        </w:rPr>
+        <w:t>格式：</w:t>
+      </w:r>
+      <w:r>
+        <w:rPr>
+          <w:rFonts w:hint="default"/>
+          <w:lang w:val="en-US" w:eastAsia="zh-CN"/>
+        </w:rPr>
+        <w:t>{"name":"19927424024","time":"2026-05-08 11:38:36"}</w:t>
+      </w:r>
+    </w:p>
+    <w:p>
+      <w:pPr>
+        <w:rPr>
+          <w:rFonts w:hint="default"/>
+          <w:b/>
+          <w:bCs/>
+          <w:lang w:val="en-US" w:eastAsia="zh-CN"/>
+        </w:rPr>
+      </w:pPr>
+      <w:r>
+        <w:rPr>
+          <w:rFonts w:hint="default"/>
+          <w:b/>
+          <w:bCs/>
+          <w:lang w:val="en-US" w:eastAsia="zh-CN"/>
+        </w:rPr>
+        <w:t>注册-手机号，密码，验证码上传服务器请求接口：</w:t>
+      </w:r>
+    </w:p>
+    <w:p>
+      <w:pPr>
+        <w:pBdr>
+          <w:top w:val="single" w:color="auto" w:sz="4" w:space="0"/>
+          <w:left w:val="single" w:color="auto" w:sz="4" w:space="0"/>
+          <w:bottom w:val="single" w:color="auto" w:sz="4" w:space="0"/>
+          <w:right w:val="single" w:color="auto" w:sz="4" w:space="0"/>
+        </w:pBdr>
+        <w:rPr>
+          <w:rFonts w:hint="default"/>
+          <w:lang w:val="en-US" w:eastAsia="zh-CN"/>
+        </w:rPr>
+      </w:pPr>
+      <w:r>
+        <w:rPr>
+          <w:rFonts w:hint="eastAsia"/>
+          <w:lang w:val="en-US" w:eastAsia="zh-CN"/>
+        </w:rPr>
+        <w:t>Url：</w:t>
+      </w:r>
+      <w:r>
+        <w:rPr>
+          <w:rFonts w:hint="default"/>
+          <w:lang w:val="en-US" w:eastAsia="zh-CN"/>
+        </w:rPr>
+        <w:t>https://www.</w:t>
+      </w:r>
+      <w:r>
+        <w:rPr>
+          <w:rFonts w:hint="eastAsia"/>
+          <w:lang w:val="en-US" w:eastAsia="zh-CN"/>
+        </w:rPr>
+        <w:t>ruanzi.net</w:t>
+      </w:r>
+      <w:r>
+        <w:rPr>
+          <w:rFonts w:hint="default"/>
+          <w:lang w:val="en-US" w:eastAsia="zh-CN"/>
+        </w:rPr>
+        <w:t>/jy/go/phone.aspx?ituid=11</w:t>
+      </w:r>
+      <w:r>
+        <w:rPr>
+          <w:rFonts w:hint="eastAsia"/>
+          <w:lang w:val="en-US" w:eastAsia="zh-CN"/>
+        </w:rPr>
+        <w:t>8</w:t>
+      </w:r>
+      <w:r>
+        <w:rPr>
+          <w:rFonts w:hint="default"/>
+          <w:lang w:val="en-US" w:eastAsia="zh-CN"/>
+        </w:rPr>
+        <w:t>&amp;mbid=10311</w:t>
+      </w:r>
+    </w:p>
+    <w:p>
+      <w:pPr>
+        <w:pBdr>
+          <w:top w:val="single" w:color="auto" w:sz="4" w:space="0"/>
+          <w:left w:val="single" w:color="auto" w:sz="4" w:space="0"/>
+          <w:bottom w:val="single" w:color="auto" w:sz="4" w:space="0"/>
+          <w:right w:val="single" w:color="auto" w:sz="4" w:space="0"/>
+        </w:pBdr>
+        <w:rPr>
+          <w:rFonts w:hint="default"/>
+          <w:lang w:val="en-US" w:eastAsia="zh-CN"/>
+        </w:rPr>
+      </w:pPr>
+      <w:r>
+        <w:rPr>
+          <w:rFonts w:hint="eastAsia"/>
+          <w:lang w:val="en-US" w:eastAsia="zh-CN"/>
+        </w:rPr>
+        <w:t>格式：</w:t>
+      </w:r>
+    </w:p>
+    <w:p>
+      <w:pPr>
+        <w:pBdr>
+          <w:top w:val="single" w:color="auto" w:sz="4" w:space="0"/>
+          <w:left w:val="single" w:color="auto" w:sz="4" w:space="0"/>
+          <w:bottom w:val="single" w:color="auto" w:sz="4" w:space="0"/>
+          <w:right w:val="single" w:color="auto" w:sz="4" w:space="0"/>
+        </w:pBdr>
+        <w:rPr>
+          <w:rFonts w:hint="default"/>
+          <w:lang w:val="en-US" w:eastAsia="zh-CN"/>
+        </w:rPr>
+      </w:pPr>
+      <w:r>
+        <w:rPr>
+          <w:rFonts w:hint="default"/>
+          <w:lang w:val="en-US" w:eastAsia="zh-CN"/>
+        </w:rPr>
+        <w:t>{"edMobile":"19927424024","edPWD":"12345678q","edPWD2":"12345678q","edCheckCode":"358031","accountType":"子女端账号"}</w:t>
+      </w:r>
+    </w:p>
+    <w:p>
+      <w:pPr>
+        <w:rPr>
+          <w:rFonts w:hint="default"/>
+          <w:b/>
+          <w:bCs/>
+          <w:lang w:val="en-US" w:eastAsia="zh-CN"/>
+        </w:rPr>
+      </w:pPr>
+      <w:r>
+        <w:rPr>
+          <w:rFonts w:hint="default"/>
+          <w:b/>
+          <w:bCs/>
+          <w:lang w:val="en-US" w:eastAsia="zh-CN"/>
+        </w:rPr>
+        <w:t>修改密码-手机号，验证码，新密码上传服务器url：</w:t>
+      </w:r>
+    </w:p>
+    <w:p>
+      <w:pPr>
+        <w:pBdr>
+          <w:top w:val="single" w:color="auto" w:sz="4" w:space="0"/>
+          <w:left w:val="single" w:color="auto" w:sz="4" w:space="0"/>
+          <w:bottom w:val="single" w:color="auto" w:sz="4" w:space="0"/>
+          <w:right w:val="single" w:color="auto" w:sz="4" w:space="0"/>
+        </w:pBdr>
+        <w:rPr>
+          <w:rFonts w:hint="default"/>
+          <w:lang w:val="en-US" w:eastAsia="zh-CN"/>
+        </w:rPr>
+      </w:pPr>
+      <w:r>
+        <w:rPr>
+          <w:rFonts w:hint="eastAsia"/>
+          <w:lang w:val="en-US" w:eastAsia="zh-CN"/>
+        </w:rPr>
+        <w:t>Url：</w:t>
+      </w:r>
+      <w:r>
+        <w:rPr>
+          <w:rFonts w:hint="default"/>
+          <w:lang w:val="en-US" w:eastAsia="zh-CN"/>
+        </w:rPr>
+        <w:t>https://www.</w:t>
+      </w:r>
+      <w:r>
+        <w:rPr>
+          <w:rFonts w:hint="eastAsia"/>
+          <w:lang w:val="en-US" w:eastAsia="zh-CN"/>
+        </w:rPr>
+        <w:t>ruanzi.net</w:t>
+      </w:r>
+      <w:r>
+        <w:rPr>
+          <w:rFonts w:hint="default"/>
+          <w:lang w:val="en-US" w:eastAsia="zh-CN"/>
+        </w:rPr>
+        <w:t>/jy/go/phone.aspx?ituid=11</w:t>
+      </w:r>
+      <w:r>
+        <w:rPr>
+          <w:rFonts w:hint="eastAsia"/>
+          <w:lang w:val="en-US" w:eastAsia="zh-CN"/>
+        </w:rPr>
+        <w:t>8</w:t>
+      </w:r>
+      <w:r>
+        <w:rPr>
+          <w:rFonts w:hint="default"/>
+          <w:lang w:val="en-US" w:eastAsia="zh-CN"/>
+        </w:rPr>
+        <w:t>&amp;mbid=11608</w:t>
+      </w:r>
+    </w:p>
+    <w:p>
+      <w:pPr>
+        <w:pBdr>
+          <w:top w:val="single" w:color="auto" w:sz="4" w:space="0"/>
+          <w:left w:val="single" w:color="auto" w:sz="4" w:space="0"/>
+          <w:bottom w:val="single" w:color="auto" w:sz="4" w:space="0"/>
+          <w:right w:val="single" w:color="auto" w:sz="4" w:space="0"/>
+        </w:pBdr>
+        <w:rPr>
+          <w:rFonts w:hint="default"/>
+          <w:lang w:val="en-US" w:eastAsia="zh-CN"/>
+        </w:rPr>
+      </w:pPr>
+      <w:r>
+        <w:rPr>
+          <w:rFonts w:hint="eastAsia"/>
+          <w:lang w:val="en-US" w:eastAsia="zh-CN"/>
+        </w:rPr>
+        <w:t>格式：</w:t>
+      </w:r>
+    </w:p>
+    <w:p>
+      <w:pPr>
+        <w:pBdr>
+          <w:top w:val="single" w:color="auto" w:sz="4" w:space="0"/>
+          <w:left w:val="single" w:color="auto" w:sz="4" w:space="0"/>
+          <w:bottom w:val="single" w:color="auto" w:sz="4" w:space="0"/>
+          <w:right w:val="single" w:color="auto" w:sz="4" w:space="0"/>
+        </w:pBdr>
+        <w:rPr>
+          <w:rFonts w:hint="default"/>
+          <w:lang w:val="en-US" w:eastAsia="zh-CN"/>
+        </w:rPr>
+      </w:pPr>
+      <w:r>
+        <w:rPr>
+          <w:rFonts w:hint="default"/>
+          <w:lang w:val="en-US" w:eastAsia="zh-CN"/>
+        </w:rPr>
+        <w:t>{"edMobile":"19927424024","edPWD":"12345678q","edPWD2":"12345678q","edCheckCode":"327979","accountType":"子女端账号"}</w:t>
+      </w:r>
+    </w:p>
+    <w:p>
+      <w:pPr>
+        <w:rPr>
+          <w:rFonts w:hint="default"/>
+          <w:b/>
+          <w:bCs/>
+          <w:lang w:val="en-US" w:eastAsia="zh-CN"/>
+        </w:rPr>
+      </w:pPr>
+      <w:r>
+        <w:rPr>
+          <w:rFonts w:hint="default"/>
+          <w:b/>
+          <w:bCs/>
+          <w:lang w:val="en-US" w:eastAsia="zh-CN"/>
+        </w:rPr>
+        <w:t>登录-手机号，密码上传服务器url：</w:t>
+      </w:r>
+    </w:p>
+    <w:p>
+      <w:pPr>
+        <w:pBdr>
+          <w:top w:val="single" w:color="auto" w:sz="4" w:space="0"/>
+          <w:left w:val="single" w:color="auto" w:sz="4" w:space="0"/>
+          <w:bottom w:val="single" w:color="auto" w:sz="4" w:space="0"/>
+          <w:right w:val="single" w:color="auto" w:sz="4" w:space="0"/>
+        </w:pBdr>
+        <w:rPr>
+          <w:rFonts w:hint="default"/>
+          <w:lang w:val="en-US" w:eastAsia="zh-CN"/>
+        </w:rPr>
+      </w:pPr>
+      <w:r>
+        <w:rPr>
+          <w:rFonts w:hint="eastAsia"/>
+          <w:lang w:val="en-US" w:eastAsia="zh-CN"/>
+        </w:rPr>
+        <w:t>Url：</w:t>
+      </w:r>
+      <w:r>
+        <w:rPr>
+          <w:rFonts w:hint="default"/>
+          <w:lang w:val="en-US" w:eastAsia="zh-CN"/>
+        </w:rPr>
+        <w:t>https://www.</w:t>
+      </w:r>
+      <w:r>
+        <w:rPr>
+          <w:rFonts w:hint="eastAsia"/>
+          <w:lang w:val="en-US" w:eastAsia="zh-CN"/>
+        </w:rPr>
+        <w:t>ruanzi.net</w:t>
+      </w:r>
+      <w:r>
+        <w:rPr>
+          <w:rFonts w:hint="default"/>
+          <w:lang w:val="en-US" w:eastAsia="zh-CN"/>
+        </w:rPr>
+        <w:t>/jy/go/phone.aspx?ituid=11</w:t>
+      </w:r>
+      <w:r>
+        <w:rPr>
+          <w:rFonts w:hint="eastAsia"/>
+          <w:lang w:val="en-US" w:eastAsia="zh-CN"/>
+        </w:rPr>
+        <w:t>8</w:t>
+      </w:r>
+      <w:r>
+        <w:rPr>
+          <w:rFonts w:hint="default"/>
+          <w:lang w:val="en-US" w:eastAsia="zh-CN"/>
+        </w:rPr>
+        <w:t>&amp;mbid=10300</w:t>
+      </w:r>
+    </w:p>
+    <w:p>
+      <w:pPr>
+        <w:pBdr>
+          <w:top w:val="single" w:color="auto" w:sz="4" w:space="0"/>
+          <w:left w:val="single" w:color="auto" w:sz="4" w:space="0"/>
+          <w:bottom w:val="single" w:color="auto" w:sz="4" w:space="0"/>
+          <w:right w:val="single" w:color="auto" w:sz="4" w:space="0"/>
+        </w:pBdr>
+        <w:rPr>
+          <w:rFonts w:hint="default"/>
+          <w:lang w:val="en-US" w:eastAsia="zh-CN"/>
+        </w:rPr>
+      </w:pPr>
+      <w:r>
+        <w:rPr>
+          <w:rFonts w:hint="eastAsia"/>
+          <w:lang w:val="en-US" w:eastAsia="zh-CN"/>
+        </w:rPr>
+        <w:t>格式：</w:t>
+      </w:r>
+    </w:p>
+    <w:p>
+      <w:pPr>
+        <w:pBdr>
+          <w:top w:val="single" w:color="auto" w:sz="4" w:space="0"/>
+          <w:left w:val="single" w:color="auto" w:sz="4" w:space="0"/>
+          <w:bottom w:val="single" w:color="auto" w:sz="4" w:space="0"/>
+          <w:right w:val="single" w:color="auto" w:sz="4" w:space="0"/>
+        </w:pBdr>
+        <w:rPr>
+          <w:rFonts w:hint="default"/>
+          <w:lang w:val="en-US" w:eastAsia="zh-CN"/>
+        </w:rPr>
+      </w:pPr>
+      <w:r>
+        <w:rPr>
+          <w:rFonts w:hint="default"/>
+          <w:lang w:val="en-US" w:eastAsia="zh-CN"/>
+        </w:rPr>
+        <w:t>{"name":"19927424024", "pwd":"12345678q"}</w:t>
+      </w:r>
+    </w:p>
+    <w:p>
+      <w:pPr>
+        <w:rPr>
+          <w:rFonts w:hint="default"/>
+          <w:b/>
+          <w:bCs/>
+          <w:lang w:val="en-US" w:eastAsia="zh-CN"/>
+        </w:rPr>
+      </w:pPr>
+      <w:r>
+        <w:rPr>
+          <w:rFonts w:hint="default"/>
+          <w:b/>
+          <w:bCs/>
+          <w:lang w:val="en-US" w:eastAsia="zh-CN"/>
+        </w:rPr>
+        <w:t>修改密码-手机号上传服务器url：</w:t>
+      </w:r>
+    </w:p>
+    <w:p>
+      <w:pPr>
+        <w:pBdr>
+          <w:top w:val="single" w:color="auto" w:sz="4" w:space="0"/>
+          <w:left w:val="single" w:color="auto" w:sz="4" w:space="0"/>
+          <w:bottom w:val="single" w:color="auto" w:sz="4" w:space="0"/>
+          <w:right w:val="single" w:color="auto" w:sz="4" w:space="0"/>
+        </w:pBdr>
+        <w:rPr>
+          <w:rFonts w:hint="default"/>
+          <w:lang w:val="en-US" w:eastAsia="zh-CN"/>
+        </w:rPr>
+      </w:pPr>
+      <w:r>
+        <w:rPr>
+          <w:rFonts w:hint="default"/>
+          <w:lang w:val="en-US" w:eastAsia="zh-CN"/>
+        </w:rPr>
+        <w:t xml:space="preserve"> Url=https://www.</w:t>
+      </w:r>
+      <w:r>
+        <w:rPr>
+          <w:rFonts w:hint="eastAsia"/>
+          <w:lang w:val="en-US" w:eastAsia="zh-CN"/>
+        </w:rPr>
+        <w:t>ruanzi.net</w:t>
+      </w:r>
+      <w:r>
+        <w:rPr>
+          <w:rFonts w:hint="default"/>
+          <w:lang w:val="en-US" w:eastAsia="zh-CN"/>
+        </w:rPr>
+        <w:t>/jy/go/phone.aspx?ituid=11</w:t>
+      </w:r>
+      <w:r>
+        <w:rPr>
+          <w:rFonts w:hint="eastAsia"/>
+          <w:lang w:val="en-US" w:eastAsia="zh-CN"/>
+        </w:rPr>
+        <w:t>8</w:t>
+      </w:r>
+      <w:r>
+        <w:rPr>
+          <w:rFonts w:hint="default"/>
+          <w:lang w:val="en-US" w:eastAsia="zh-CN"/>
+        </w:rPr>
+        <w:t>&amp;mbid=1236</w:t>
+      </w:r>
+    </w:p>
+    <w:p>
+      <w:pPr>
+        <w:pBdr>
+          <w:top w:val="single" w:color="auto" w:sz="4" w:space="0"/>
+          <w:left w:val="single" w:color="auto" w:sz="4" w:space="0"/>
+          <w:bottom w:val="single" w:color="auto" w:sz="4" w:space="0"/>
+          <w:right w:val="single" w:color="auto" w:sz="4" w:space="0"/>
+        </w:pBdr>
+        <w:rPr>
+          <w:rFonts w:hint="default"/>
+          <w:lang w:val="en-US" w:eastAsia="zh-CN"/>
+        </w:rPr>
+      </w:pPr>
+      <w:r>
+        <w:rPr>
+          <w:rFonts w:hint="eastAsia"/>
+          <w:lang w:val="en-US" w:eastAsia="zh-CN"/>
+        </w:rPr>
+        <w:t>格式：</w:t>
+      </w:r>
+    </w:p>
+    <w:p>
+      <w:pPr>
+        <w:pBdr>
+          <w:top w:val="single" w:color="auto" w:sz="4" w:space="0"/>
+          <w:left w:val="single" w:color="auto" w:sz="4" w:space="0"/>
+          <w:bottom w:val="single" w:color="auto" w:sz="4" w:space="0"/>
+          <w:right w:val="single" w:color="auto" w:sz="4" w:space="0"/>
+        </w:pBdr>
+        <w:rPr>
+          <w:rFonts w:hint="default"/>
+          <w:lang w:val="en-US" w:eastAsia="zh-CN"/>
+        </w:rPr>
+      </w:pPr>
+      <w:r>
+        <w:rPr>
+          <w:rFonts w:hint="default"/>
+          <w:lang w:val="en-US" w:eastAsia="zh-CN"/>
+        </w:rPr>
+        <w:t>{"name":"17138854108","time":"2026-05-08 15:09:03"}</w:t>
+      </w:r>
+    </w:p>
+    <w:p>
+      <w:pPr>
+        <w:rPr>
+          <w:rFonts w:hint="default"/>
+          <w:lang w:val="en-US" w:eastAsia="zh-CN"/>
+        </w:rPr>
+      </w:pPr>
+    </w:p>
+    <w:p>
+      <w:pPr>
+        <w:rPr>
+          <w:rFonts w:hint="default"/>
+          <w:lang w:val="en-US" w:eastAsia="zh-CN"/>
+        </w:rPr>
+      </w:pPr>
+    </w:p>
+    <w:p>
+      <w:pPr>
+        <w:rPr>
+          <w:rFonts w:hint="default"/>
+          <w:lang w:val="en-US" w:eastAsia="zh-CN"/>
+        </w:rPr>
+      </w:pPr>
+    </w:p>
+    <w:p>
+      <w:pPr>
+        <w:rPr>
+          <w:rFonts w:hint="default"/>
+          <w:lang w:val="en-US" w:eastAsia="zh-CN"/>
+        </w:rPr>
+      </w:pPr>
     </w:p>
     <w:p>
       <w:pPr>
@@ -16916,850 +17065,13 @@
     </w:p>
     <w:p>
       <w:pPr>
-        <w:rPr>
-          <w:rFonts w:hint="default"/>
-          <w:lang w:val="en-US" w:eastAsia="zh-CN"/>
-        </w:rPr>
-      </w:pPr>
-    </w:p>
-    <w:p>
-      <w:pPr>
-        <w:pStyle w:val="2"/>
-        <w:bidi w:val="0"/>
-        <w:rPr>
-          <w:rFonts w:hint="eastAsia"/>
-          <w:lang w:val="en-US" w:eastAsia="zh-CN"/>
-        </w:rPr>
-      </w:pPr>
-      <w:bookmarkStart w:id="43" w:name="_Toc19877"/>
-      <w:r>
-        <w:rPr>
-          <w:rFonts w:hint="eastAsia"/>
-          <w:lang w:val="en-US" w:eastAsia="zh-CN"/>
-        </w:rPr>
-        <w:t>3 数据库说明</w:t>
-      </w:r>
-      <w:bookmarkEnd w:id="43"/>
-    </w:p>
-    <w:p>
-      <w:pPr>
-        <w:pStyle w:val="3"/>
-        <w:bidi w:val="0"/>
-        <w:rPr>
-          <w:rFonts w:hint="default"/>
-          <w:lang w:val="en-US" w:eastAsia="zh-CN"/>
-        </w:rPr>
-      </w:pPr>
-      <w:bookmarkStart w:id="44" w:name="_Toc12821"/>
-      <w:r>
-        <w:rPr>
-          <w:rFonts w:hint="eastAsia"/>
-          <w:lang w:val="en-US" w:eastAsia="zh-CN"/>
-        </w:rPr>
-        <w:t>3.1 数据库表信息处理</w:t>
-      </w:r>
-      <w:bookmarkEnd w:id="44"/>
-    </w:p>
-    <w:p>
-      <w:pPr>
-        <w:pStyle w:val="4"/>
-        <w:bidi w:val="0"/>
-        <w:rPr>
-          <w:rFonts w:hint="default"/>
-          <w:lang w:val="en-US" w:eastAsia="zh-CN"/>
-        </w:rPr>
-      </w:pPr>
-      <w:bookmarkStart w:id="45" w:name="_Toc343"/>
-      <w:bookmarkStart w:id="46" w:name="_Toc24969"/>
-      <w:r>
-        <w:rPr>
-          <w:rFonts w:hint="eastAsia"/>
-          <w:lang w:val="en-US" w:eastAsia="zh-CN"/>
-        </w:rPr>
-        <w:t>3.1.1  ITET（文章正文）</w:t>
-      </w:r>
-      <w:bookmarkEnd w:id="45"/>
-      <w:bookmarkEnd w:id="46"/>
-    </w:p>
-    <w:p>
-      <w:pPr>
-        <w:pBdr>
-          <w:top w:val="single" w:color="auto" w:sz="4" w:space="0"/>
-          <w:left w:val="single" w:color="auto" w:sz="4" w:space="0"/>
-          <w:bottom w:val="single" w:color="auto" w:sz="4" w:space="0"/>
-          <w:right w:val="single" w:color="auto" w:sz="4" w:space="0"/>
-        </w:pBdr>
-        <w:rPr>
-          <w:rFonts w:hint="eastAsia"/>
-          <w:lang w:val="en-US" w:eastAsia="zh-CN"/>
-        </w:rPr>
-      </w:pPr>
-      <w:r>
-        <w:rPr>
-          <w:rFonts w:hint="eastAsia"/>
-          <w:lang w:val="en-US" w:eastAsia="zh-CN"/>
-        </w:rPr>
-        <w:t>drop table ItET</w:t>
-      </w:r>
-    </w:p>
-    <w:p>
-      <w:pPr>
-        <w:pBdr>
-          <w:top w:val="single" w:color="auto" w:sz="4" w:space="0"/>
-          <w:left w:val="single" w:color="auto" w:sz="4" w:space="0"/>
-          <w:bottom w:val="single" w:color="auto" w:sz="4" w:space="0"/>
-          <w:right w:val="single" w:color="auto" w:sz="4" w:space="0"/>
-        </w:pBdr>
-        <w:rPr>
-          <w:rFonts w:hint="eastAsia"/>
-          <w:lang w:val="en-US" w:eastAsia="zh-CN"/>
-        </w:rPr>
-      </w:pPr>
-      <w:r>
-        <w:rPr>
-          <w:rFonts w:hint="eastAsia"/>
-          <w:lang w:val="en-US" w:eastAsia="zh-CN"/>
-        </w:rPr>
-        <w:t>Create Table ItET</w:t>
-      </w:r>
-    </w:p>
-    <w:p>
-      <w:pPr>
-        <w:pBdr>
-          <w:top w:val="single" w:color="auto" w:sz="4" w:space="0"/>
-          <w:left w:val="single" w:color="auto" w:sz="4" w:space="0"/>
-          <w:bottom w:val="single" w:color="auto" w:sz="4" w:space="0"/>
-          <w:right w:val="single" w:color="auto" w:sz="4" w:space="0"/>
-        </w:pBdr>
-        <w:rPr>
-          <w:rFonts w:hint="eastAsia"/>
-          <w:lang w:val="en-US" w:eastAsia="zh-CN"/>
-        </w:rPr>
-      </w:pPr>
-      <w:r>
-        <w:rPr>
-          <w:rFonts w:hint="eastAsia"/>
-          <w:lang w:val="en-US" w:eastAsia="zh-CN"/>
-        </w:rPr>
-        <w:t>(</w:t>
-      </w:r>
-    </w:p>
-    <w:p>
-      <w:pPr>
-        <w:pBdr>
-          <w:top w:val="single" w:color="auto" w:sz="4" w:space="0"/>
-          <w:left w:val="single" w:color="auto" w:sz="4" w:space="0"/>
-          <w:bottom w:val="single" w:color="auto" w:sz="4" w:space="0"/>
-          <w:right w:val="single" w:color="auto" w:sz="4" w:space="0"/>
-        </w:pBdr>
-        <w:rPr>
-          <w:rFonts w:hint="eastAsia"/>
-          <w:lang w:val="en-US" w:eastAsia="zh-CN"/>
-        </w:rPr>
-      </w:pPr>
-      <w:r>
-        <w:rPr>
-          <w:rFonts w:hint="eastAsia"/>
-          <w:lang w:val="en-US" w:eastAsia="zh-CN"/>
-        </w:rPr>
-        <w:t xml:space="preserve">  T01 int identity(1,1),</w:t>
-      </w:r>
-    </w:p>
-    <w:p>
-      <w:pPr>
-        <w:pBdr>
-          <w:top w:val="single" w:color="auto" w:sz="4" w:space="0"/>
-          <w:left w:val="single" w:color="auto" w:sz="4" w:space="0"/>
-          <w:bottom w:val="single" w:color="auto" w:sz="4" w:space="0"/>
-          <w:right w:val="single" w:color="auto" w:sz="4" w:space="0"/>
-        </w:pBdr>
-        <w:rPr>
-          <w:rFonts w:hint="eastAsia"/>
-          <w:highlight w:val="yellow"/>
-          <w:lang w:val="en-US" w:eastAsia="zh-CN"/>
-        </w:rPr>
-      </w:pPr>
-      <w:r>
-        <w:rPr>
-          <w:rFonts w:hint="eastAsia"/>
-          <w:highlight w:val="yellow"/>
-          <w:lang w:val="en-US" w:eastAsia="zh-CN"/>
-        </w:rPr>
-        <w:t xml:space="preserve">         T02 int, --   帖子id</w:t>
-      </w:r>
-    </w:p>
-    <w:p>
-      <w:pPr>
-        <w:pBdr>
-          <w:top w:val="single" w:color="auto" w:sz="4" w:space="0"/>
-          <w:left w:val="single" w:color="auto" w:sz="4" w:space="0"/>
-          <w:bottom w:val="single" w:color="auto" w:sz="4" w:space="0"/>
-          <w:right w:val="single" w:color="auto" w:sz="4" w:space="0"/>
-        </w:pBdr>
-        <w:rPr>
-          <w:rFonts w:hint="default"/>
-          <w:highlight w:val="yellow"/>
-          <w:lang w:val="en-US" w:eastAsia="zh-CN"/>
-        </w:rPr>
-      </w:pPr>
-      <w:r>
-        <w:rPr>
-          <w:rFonts w:hint="eastAsia"/>
-          <w:highlight w:val="yellow"/>
-          <w:lang w:val="en-US" w:eastAsia="zh-CN"/>
-        </w:rPr>
-        <w:t xml:space="preserve">         T03 int, --   操作人id</w:t>
-      </w:r>
-    </w:p>
-    <w:p>
-      <w:pPr>
-        <w:pBdr>
-          <w:top w:val="single" w:color="auto" w:sz="4" w:space="0"/>
-          <w:left w:val="single" w:color="auto" w:sz="4" w:space="0"/>
-          <w:bottom w:val="single" w:color="auto" w:sz="4" w:space="0"/>
-          <w:right w:val="single" w:color="auto" w:sz="4" w:space="0"/>
-        </w:pBdr>
-        <w:rPr>
-          <w:rFonts w:hint="default"/>
-          <w:highlight w:val="yellow"/>
-          <w:lang w:val="en-US" w:eastAsia="zh-CN"/>
-        </w:rPr>
-      </w:pPr>
-      <w:r>
-        <w:rPr>
-          <w:rFonts w:hint="eastAsia"/>
-          <w:highlight w:val="yellow"/>
-          <w:lang w:val="en-US" w:eastAsia="zh-CN"/>
-        </w:rPr>
-        <w:t xml:space="preserve">         T04 int, --   type，帖子=0，评论=1</w:t>
-      </w:r>
-    </w:p>
-    <w:p>
-      <w:pPr>
-        <w:pBdr>
-          <w:top w:val="single" w:color="auto" w:sz="4" w:space="0"/>
-          <w:left w:val="single" w:color="auto" w:sz="4" w:space="0"/>
-          <w:bottom w:val="single" w:color="auto" w:sz="4" w:space="0"/>
-          <w:right w:val="single" w:color="auto" w:sz="4" w:space="0"/>
-        </w:pBdr>
-        <w:rPr>
-          <w:rFonts w:hint="default"/>
-          <w:highlight w:val="yellow"/>
-          <w:lang w:val="en-US" w:eastAsia="zh-CN"/>
-        </w:rPr>
-      </w:pPr>
-      <w:r>
-        <w:rPr>
-          <w:rFonts w:hint="eastAsia"/>
-          <w:highlight w:val="yellow"/>
-          <w:lang w:val="en-US" w:eastAsia="zh-CN"/>
-        </w:rPr>
-        <w:t xml:space="preserve">         T05 text, --  文本</w:t>
-      </w:r>
-    </w:p>
-    <w:p>
-      <w:pPr>
-        <w:pBdr>
-          <w:top w:val="single" w:color="auto" w:sz="4" w:space="0"/>
-          <w:left w:val="single" w:color="auto" w:sz="4" w:space="0"/>
-          <w:bottom w:val="single" w:color="auto" w:sz="4" w:space="0"/>
-          <w:right w:val="single" w:color="auto" w:sz="4" w:space="0"/>
-        </w:pBdr>
-        <w:rPr>
-          <w:rFonts w:hint="eastAsia"/>
-          <w:highlight w:val="yellow"/>
-          <w:lang w:val="en-US" w:eastAsia="zh-CN"/>
-        </w:rPr>
-      </w:pPr>
-      <w:r>
-        <w:rPr>
-          <w:rFonts w:hint="eastAsia"/>
-          <w:highlight w:val="yellow"/>
-          <w:lang w:val="en-US" w:eastAsia="zh-CN"/>
-        </w:rPr>
-        <w:t xml:space="preserve">         T06 datetime, --发布时间</w:t>
-      </w:r>
-    </w:p>
-    <w:p>
-      <w:pPr>
-        <w:pBdr>
-          <w:top w:val="single" w:color="auto" w:sz="4" w:space="0"/>
-          <w:left w:val="single" w:color="auto" w:sz="4" w:space="0"/>
-          <w:bottom w:val="single" w:color="auto" w:sz="4" w:space="0"/>
-          <w:right w:val="single" w:color="auto" w:sz="4" w:space="0"/>
-        </w:pBdr>
-        <w:rPr>
-          <w:rFonts w:hint="eastAsia"/>
-          <w:lang w:val="en-US" w:eastAsia="zh-CN"/>
-        </w:rPr>
-      </w:pPr>
-      <w:r>
-        <w:rPr>
-          <w:rFonts w:hint="eastAsia"/>
-          <w:lang w:val="en-US" w:eastAsia="zh-CN"/>
-        </w:rPr>
-        <w:t xml:space="preserve">         T07 datetime, --修改日期</w:t>
-      </w:r>
-    </w:p>
-    <w:p>
-      <w:pPr>
-        <w:pBdr>
-          <w:top w:val="single" w:color="auto" w:sz="4" w:space="0"/>
-          <w:left w:val="single" w:color="auto" w:sz="4" w:space="0"/>
-          <w:bottom w:val="single" w:color="auto" w:sz="4" w:space="0"/>
-          <w:right w:val="single" w:color="auto" w:sz="4" w:space="0"/>
-        </w:pBdr>
-        <w:rPr>
-          <w:rFonts w:hint="eastAsia"/>
-          <w:lang w:val="en-US" w:eastAsia="zh-CN"/>
-        </w:rPr>
-      </w:pPr>
-      <w:r>
-        <w:rPr>
-          <w:rFonts w:hint="eastAsia"/>
-          <w:lang w:val="en-US" w:eastAsia="zh-CN"/>
-        </w:rPr>
-        <w:t xml:space="preserve">         T08 int, --   类别  一般为0.-- 对于会议：  =1 为会议记要</w:t>
-      </w:r>
-    </w:p>
-    <w:p>
-      <w:pPr>
-        <w:pBdr>
-          <w:top w:val="single" w:color="auto" w:sz="4" w:space="0"/>
-          <w:left w:val="single" w:color="auto" w:sz="4" w:space="0"/>
-          <w:bottom w:val="single" w:color="auto" w:sz="4" w:space="0"/>
-          <w:right w:val="single" w:color="auto" w:sz="4" w:space="0"/>
-        </w:pBdr>
-        <w:rPr>
-          <w:rFonts w:hint="eastAsia"/>
-          <w:lang w:val="en-US" w:eastAsia="zh-CN"/>
-        </w:rPr>
-      </w:pPr>
-      <w:r>
-        <w:rPr>
-          <w:rFonts w:hint="eastAsia"/>
-          <w:lang w:val="en-US" w:eastAsia="zh-CN"/>
-        </w:rPr>
-        <w:t xml:space="preserve">         T09 int, --</w:t>
-      </w:r>
-    </w:p>
-    <w:p>
-      <w:pPr>
-        <w:pBdr>
-          <w:top w:val="single" w:color="auto" w:sz="4" w:space="0"/>
-          <w:left w:val="single" w:color="auto" w:sz="4" w:space="0"/>
-          <w:bottom w:val="single" w:color="auto" w:sz="4" w:space="0"/>
-          <w:right w:val="single" w:color="auto" w:sz="4" w:space="0"/>
-        </w:pBdr>
-        <w:rPr>
-          <w:rFonts w:hint="eastAsia"/>
-          <w:lang w:val="en-US" w:eastAsia="zh-CN"/>
-        </w:rPr>
-      </w:pPr>
-      <w:r>
-        <w:rPr>
-          <w:rFonts w:hint="eastAsia"/>
-          <w:lang w:val="en-US" w:eastAsia="zh-CN"/>
-        </w:rPr>
-        <w:t xml:space="preserve">         T10 nvarchar(20) --备注</w:t>
-      </w:r>
-    </w:p>
-    <w:p>
-      <w:pPr>
-        <w:pBdr>
-          <w:top w:val="single" w:color="auto" w:sz="4" w:space="0"/>
-          <w:left w:val="single" w:color="auto" w:sz="4" w:space="0"/>
-          <w:bottom w:val="single" w:color="auto" w:sz="4" w:space="0"/>
-          <w:right w:val="single" w:color="auto" w:sz="4" w:space="0"/>
-        </w:pBdr>
-        <w:rPr>
-          <w:rFonts w:hint="eastAsia"/>
-          <w:lang w:val="en-US" w:eastAsia="zh-CN"/>
-        </w:rPr>
-      </w:pPr>
-      <w:r>
-        <w:rPr>
-          <w:rFonts w:hint="eastAsia"/>
-          <w:lang w:val="en-US" w:eastAsia="zh-CN"/>
-        </w:rPr>
-        <w:t xml:space="preserve">       )</w:t>
-      </w:r>
-    </w:p>
-    <w:p>
-      <w:pPr>
-        <w:pBdr>
-          <w:top w:val="single" w:color="auto" w:sz="4" w:space="0"/>
-          <w:left w:val="single" w:color="auto" w:sz="4" w:space="0"/>
-          <w:bottom w:val="single" w:color="auto" w:sz="4" w:space="0"/>
-          <w:right w:val="single" w:color="auto" w:sz="4" w:space="0"/>
-        </w:pBdr>
-        <w:rPr>
-          <w:rFonts w:hint="eastAsia"/>
-          <w:lang w:val="en-US" w:eastAsia="zh-CN"/>
-        </w:rPr>
-      </w:pPr>
-      <w:r>
-        <w:rPr>
-          <w:rFonts w:hint="eastAsia"/>
-          <w:lang w:val="en-US" w:eastAsia="zh-CN"/>
-        </w:rPr>
-        <w:t>Create Index ItET_idx on ItET(T01,T02)</w:t>
-      </w:r>
-    </w:p>
-    <w:p>
-      <w:pPr>
         <w:pBdr>
           <w:top w:val="none" w:color="auto" w:sz="0" w:space="0"/>
           <w:left w:val="none" w:color="auto" w:sz="0" w:space="0"/>
           <w:bottom w:val="none" w:color="auto" w:sz="0" w:space="0"/>
           <w:right w:val="none" w:color="auto" w:sz="0" w:space="0"/>
         </w:pBdr>
-        <w:rPr>
-          <w:rFonts w:hint="eastAsia"/>
-          <w:lang w:val="en-US" w:eastAsia="zh-CN"/>
-        </w:rPr>
-      </w:pPr>
-    </w:p>
-    <w:p>
-      <w:pPr>
-        <w:pStyle w:val="4"/>
-        <w:bidi w:val="0"/>
-        <w:rPr>
-          <w:rFonts w:hint="default"/>
-          <w:lang w:val="en-US" w:eastAsia="zh-CN"/>
-        </w:rPr>
-      </w:pPr>
-      <w:bookmarkStart w:id="47" w:name="_Toc23560"/>
-      <w:bookmarkStart w:id="48" w:name="_Toc16338"/>
-      <w:r>
-        <w:rPr>
-          <w:rFonts w:hint="eastAsia"/>
-          <w:lang w:val="en-US" w:eastAsia="zh-CN"/>
-        </w:rPr>
-        <w:t>3.1.2 ITFE（文件）</w:t>
-      </w:r>
-      <w:bookmarkEnd w:id="47"/>
-      <w:bookmarkEnd w:id="48"/>
-    </w:p>
-    <w:p>
-      <w:pPr>
-        <w:pBdr>
-          <w:top w:val="single" w:color="auto" w:sz="4" w:space="0"/>
-          <w:left w:val="single" w:color="auto" w:sz="4" w:space="0"/>
-          <w:bottom w:val="single" w:color="auto" w:sz="4" w:space="0"/>
-          <w:right w:val="single" w:color="auto" w:sz="4" w:space="0"/>
-        </w:pBdr>
-        <w:rPr>
-          <w:rFonts w:hint="eastAsia"/>
-          <w:lang w:val="en-US" w:eastAsia="zh-CN"/>
-        </w:rPr>
-      </w:pPr>
-      <w:r>
-        <w:rPr>
-          <w:rFonts w:hint="eastAsia"/>
-          <w:lang w:val="en-US" w:eastAsia="zh-CN"/>
-        </w:rPr>
-        <w:t>drop table itFE</w:t>
-      </w:r>
-    </w:p>
-    <w:p>
-      <w:pPr>
-        <w:pBdr>
-          <w:top w:val="single" w:color="auto" w:sz="4" w:space="0"/>
-          <w:left w:val="single" w:color="auto" w:sz="4" w:space="0"/>
-          <w:bottom w:val="single" w:color="auto" w:sz="4" w:space="0"/>
-          <w:right w:val="single" w:color="auto" w:sz="4" w:space="0"/>
-        </w:pBdr>
-        <w:rPr>
-          <w:rFonts w:hint="eastAsia"/>
-          <w:lang w:val="en-US" w:eastAsia="zh-CN"/>
-        </w:rPr>
-      </w:pPr>
-      <w:r>
-        <w:rPr>
-          <w:rFonts w:hint="eastAsia"/>
-          <w:lang w:val="en-US" w:eastAsia="zh-CN"/>
-        </w:rPr>
-        <w:t>Create Table ItFE</w:t>
-      </w:r>
-    </w:p>
-    <w:p>
-      <w:pPr>
-        <w:pBdr>
-          <w:top w:val="single" w:color="auto" w:sz="4" w:space="0"/>
-          <w:left w:val="single" w:color="auto" w:sz="4" w:space="0"/>
-          <w:bottom w:val="single" w:color="auto" w:sz="4" w:space="0"/>
-          <w:right w:val="single" w:color="auto" w:sz="4" w:space="0"/>
-        </w:pBdr>
-        <w:rPr>
-          <w:rFonts w:hint="eastAsia"/>
-          <w:lang w:val="en-US" w:eastAsia="zh-CN"/>
-        </w:rPr>
-      </w:pPr>
-      <w:r>
-        <w:rPr>
-          <w:rFonts w:hint="eastAsia"/>
-          <w:lang w:val="en-US" w:eastAsia="zh-CN"/>
-        </w:rPr>
-        <w:t>(</w:t>
-      </w:r>
-    </w:p>
-    <w:p>
-      <w:pPr>
-        <w:pBdr>
-          <w:top w:val="single" w:color="auto" w:sz="4" w:space="0"/>
-          <w:left w:val="single" w:color="auto" w:sz="4" w:space="0"/>
-          <w:bottom w:val="single" w:color="auto" w:sz="4" w:space="0"/>
-          <w:right w:val="single" w:color="auto" w:sz="4" w:space="0"/>
-        </w:pBdr>
-        <w:rPr>
-          <w:rFonts w:hint="eastAsia"/>
-          <w:lang w:val="en-US" w:eastAsia="zh-CN"/>
-        </w:rPr>
-      </w:pPr>
-      <w:r>
-        <w:rPr>
-          <w:rFonts w:hint="eastAsia"/>
-          <w:lang w:val="en-US" w:eastAsia="zh-CN"/>
-        </w:rPr>
-        <w:t xml:space="preserve">  F01 int identity(1,1),</w:t>
-      </w:r>
-    </w:p>
-    <w:p>
-      <w:pPr>
-        <w:pBdr>
-          <w:top w:val="single" w:color="auto" w:sz="4" w:space="0"/>
-          <w:left w:val="single" w:color="auto" w:sz="4" w:space="0"/>
-          <w:bottom w:val="single" w:color="auto" w:sz="4" w:space="0"/>
-          <w:right w:val="single" w:color="auto" w:sz="4" w:space="0"/>
-        </w:pBdr>
-        <w:rPr>
-          <w:rFonts w:hint="eastAsia"/>
-          <w:lang w:val="en-US" w:eastAsia="zh-CN"/>
-        </w:rPr>
-      </w:pPr>
-      <w:r>
-        <w:rPr>
-          <w:rFonts w:hint="eastAsia"/>
-          <w:lang w:val="en-US" w:eastAsia="zh-CN"/>
-        </w:rPr>
-        <w:t xml:space="preserve">  F02 int ,-- 信息ID</w:t>
-      </w:r>
-    </w:p>
-    <w:p>
-      <w:pPr>
-        <w:pBdr>
-          <w:top w:val="single" w:color="auto" w:sz="4" w:space="0"/>
-          <w:left w:val="single" w:color="auto" w:sz="4" w:space="0"/>
-          <w:bottom w:val="single" w:color="auto" w:sz="4" w:space="0"/>
-          <w:right w:val="single" w:color="auto" w:sz="4" w:space="0"/>
-        </w:pBdr>
-        <w:rPr>
-          <w:rFonts w:hint="eastAsia"/>
-          <w:lang w:val="en-US" w:eastAsia="zh-CN"/>
-        </w:rPr>
-      </w:pPr>
-      <w:r>
-        <w:rPr>
-          <w:rFonts w:hint="eastAsia"/>
-          <w:lang w:val="en-US" w:eastAsia="zh-CN"/>
-        </w:rPr>
-        <w:t xml:space="preserve">  F03 int, --   类别  一般为0. 对于会议：  =1 为会议记要</w:t>
-      </w:r>
-    </w:p>
-    <w:p>
-      <w:pPr>
-        <w:pBdr>
-          <w:top w:val="single" w:color="auto" w:sz="4" w:space="0"/>
-          <w:left w:val="single" w:color="auto" w:sz="4" w:space="0"/>
-          <w:bottom w:val="single" w:color="auto" w:sz="4" w:space="0"/>
-          <w:right w:val="single" w:color="auto" w:sz="4" w:space="0"/>
-        </w:pBdr>
-        <w:rPr>
-          <w:rFonts w:hint="eastAsia"/>
-          <w:lang w:val="en-US" w:eastAsia="zh-CN"/>
-        </w:rPr>
-      </w:pPr>
-      <w:r>
-        <w:rPr>
-          <w:rFonts w:hint="eastAsia"/>
-          <w:lang w:val="en-US" w:eastAsia="zh-CN"/>
-        </w:rPr>
-        <w:t xml:space="preserve">  F04 int, -- 序号</w:t>
-      </w:r>
-    </w:p>
-    <w:p>
-      <w:pPr>
-        <w:pBdr>
-          <w:top w:val="single" w:color="auto" w:sz="4" w:space="0"/>
-          <w:left w:val="single" w:color="auto" w:sz="4" w:space="0"/>
-          <w:bottom w:val="single" w:color="auto" w:sz="4" w:space="0"/>
-          <w:right w:val="single" w:color="auto" w:sz="4" w:space="0"/>
-        </w:pBdr>
-        <w:rPr>
-          <w:rFonts w:hint="eastAsia"/>
-          <w:lang w:val="en-US" w:eastAsia="zh-CN"/>
-        </w:rPr>
-      </w:pPr>
-      <w:r>
-        <w:rPr>
-          <w:rFonts w:hint="eastAsia"/>
-          <w:lang w:val="en-US" w:eastAsia="zh-CN"/>
-        </w:rPr>
-        <w:t xml:space="preserve">  F05 nvarchar(60), --文件名</w:t>
-      </w:r>
-    </w:p>
-    <w:p>
-      <w:pPr>
-        <w:pBdr>
-          <w:top w:val="single" w:color="auto" w:sz="4" w:space="0"/>
-          <w:left w:val="single" w:color="auto" w:sz="4" w:space="0"/>
-          <w:bottom w:val="single" w:color="auto" w:sz="4" w:space="0"/>
-          <w:right w:val="single" w:color="auto" w:sz="4" w:space="0"/>
-        </w:pBdr>
-        <w:rPr>
-          <w:rFonts w:hint="eastAsia"/>
-          <w:lang w:val="en-US" w:eastAsia="zh-CN"/>
-        </w:rPr>
-      </w:pPr>
-      <w:r>
-        <w:rPr>
-          <w:rFonts w:hint="eastAsia"/>
-          <w:lang w:val="en-US" w:eastAsia="zh-CN"/>
-        </w:rPr>
-        <w:t xml:space="preserve">  F06 nvarchar(30), --文件类型</w:t>
-      </w:r>
-    </w:p>
-    <w:p>
-      <w:pPr>
-        <w:pBdr>
-          <w:top w:val="single" w:color="auto" w:sz="4" w:space="0"/>
-          <w:left w:val="single" w:color="auto" w:sz="4" w:space="0"/>
-          <w:bottom w:val="single" w:color="auto" w:sz="4" w:space="0"/>
-          <w:right w:val="single" w:color="auto" w:sz="4" w:space="0"/>
-        </w:pBdr>
-        <w:rPr>
-          <w:rFonts w:hint="eastAsia"/>
-          <w:lang w:val="en-US" w:eastAsia="zh-CN"/>
-        </w:rPr>
-      </w:pPr>
-      <w:r>
-        <w:rPr>
-          <w:rFonts w:hint="eastAsia"/>
-          <w:lang w:val="en-US" w:eastAsia="zh-CN"/>
-        </w:rPr>
-        <w:t xml:space="preserve">  F07 image, --文件内容</w:t>
-      </w:r>
-    </w:p>
-    <w:p>
-      <w:pPr>
-        <w:pBdr>
-          <w:top w:val="single" w:color="auto" w:sz="4" w:space="0"/>
-          <w:left w:val="single" w:color="auto" w:sz="4" w:space="0"/>
-          <w:bottom w:val="single" w:color="auto" w:sz="4" w:space="0"/>
-          <w:right w:val="single" w:color="auto" w:sz="4" w:space="0"/>
-        </w:pBdr>
-        <w:rPr>
-          <w:rFonts w:hint="eastAsia"/>
-          <w:lang w:val="en-US" w:eastAsia="zh-CN"/>
-        </w:rPr>
-      </w:pPr>
-      <w:r>
-        <w:rPr>
-          <w:rFonts w:hint="eastAsia"/>
-          <w:lang w:val="en-US" w:eastAsia="zh-CN"/>
-        </w:rPr>
-        <w:t xml:space="preserve">  F08 int, --保存方式         0:硬盘  1:数据库</w:t>
-      </w:r>
-    </w:p>
-    <w:p>
-      <w:pPr>
-        <w:pBdr>
-          <w:top w:val="single" w:color="auto" w:sz="4" w:space="0"/>
-          <w:left w:val="single" w:color="auto" w:sz="4" w:space="0"/>
-          <w:bottom w:val="single" w:color="auto" w:sz="4" w:space="0"/>
-          <w:right w:val="single" w:color="auto" w:sz="4" w:space="0"/>
-        </w:pBdr>
-        <w:rPr>
-          <w:rFonts w:hint="eastAsia"/>
-          <w:lang w:val="en-US" w:eastAsia="zh-CN"/>
-        </w:rPr>
-      </w:pPr>
-      <w:r>
-        <w:rPr>
-          <w:rFonts w:hint="eastAsia"/>
-          <w:lang w:val="en-US" w:eastAsia="zh-CN"/>
-        </w:rPr>
-        <w:t xml:space="preserve">  F09 nvarchar(50), --保存路径</w:t>
-      </w:r>
-    </w:p>
-    <w:p>
-      <w:pPr>
-        <w:pBdr>
-          <w:top w:val="single" w:color="auto" w:sz="4" w:space="0"/>
-          <w:left w:val="single" w:color="auto" w:sz="4" w:space="0"/>
-          <w:bottom w:val="single" w:color="auto" w:sz="4" w:space="0"/>
-          <w:right w:val="single" w:color="auto" w:sz="4" w:space="0"/>
-        </w:pBdr>
-        <w:rPr>
-          <w:rFonts w:hint="eastAsia"/>
-          <w:lang w:val="en-US" w:eastAsia="zh-CN"/>
-        </w:rPr>
-      </w:pPr>
-      <w:r>
-        <w:rPr>
-          <w:rFonts w:hint="eastAsia"/>
-          <w:lang w:val="en-US" w:eastAsia="zh-CN"/>
-        </w:rPr>
-        <w:t xml:space="preserve">  F10 nvarchar(30),  --版本号</w:t>
-      </w:r>
-    </w:p>
-    <w:p>
-      <w:pPr>
-        <w:pBdr>
-          <w:top w:val="single" w:color="auto" w:sz="4" w:space="0"/>
-          <w:left w:val="single" w:color="auto" w:sz="4" w:space="0"/>
-          <w:bottom w:val="single" w:color="auto" w:sz="4" w:space="0"/>
-          <w:right w:val="single" w:color="auto" w:sz="4" w:space="0"/>
-        </w:pBdr>
-        <w:rPr>
-          <w:rFonts w:hint="eastAsia"/>
-          <w:lang w:val="en-US" w:eastAsia="zh-CN"/>
-        </w:rPr>
-      </w:pPr>
-      <w:r>
-        <w:rPr>
-          <w:rFonts w:hint="eastAsia"/>
-          <w:lang w:val="en-US" w:eastAsia="zh-CN"/>
-        </w:rPr>
-        <w:t xml:space="preserve">  F11 nvarchar(30), --备注</w:t>
-      </w:r>
-    </w:p>
-    <w:p>
-      <w:pPr>
-        <w:pBdr>
-          <w:top w:val="single" w:color="auto" w:sz="4" w:space="0"/>
-          <w:left w:val="single" w:color="auto" w:sz="4" w:space="0"/>
-          <w:bottom w:val="single" w:color="auto" w:sz="4" w:space="0"/>
-          <w:right w:val="single" w:color="auto" w:sz="4" w:space="0"/>
-        </w:pBdr>
-        <w:rPr>
-          <w:rFonts w:hint="eastAsia"/>
-          <w:lang w:val="en-US" w:eastAsia="zh-CN"/>
-        </w:rPr>
-      </w:pPr>
-      <w:r>
-        <w:rPr>
-          <w:rFonts w:hint="eastAsia"/>
-          <w:lang w:val="en-US" w:eastAsia="zh-CN"/>
-        </w:rPr>
-        <w:t xml:space="preserve">  F12 datetime, --创建日期</w:t>
-      </w:r>
-    </w:p>
-    <w:p>
-      <w:pPr>
-        <w:pBdr>
-          <w:top w:val="single" w:color="auto" w:sz="4" w:space="0"/>
-          <w:left w:val="single" w:color="auto" w:sz="4" w:space="0"/>
-          <w:bottom w:val="single" w:color="auto" w:sz="4" w:space="0"/>
-          <w:right w:val="single" w:color="auto" w:sz="4" w:space="0"/>
-        </w:pBdr>
-        <w:rPr>
-          <w:rFonts w:hint="eastAsia"/>
-          <w:lang w:val="en-US" w:eastAsia="zh-CN"/>
-        </w:rPr>
-      </w:pPr>
-      <w:r>
-        <w:rPr>
-          <w:rFonts w:hint="eastAsia"/>
-          <w:lang w:val="en-US" w:eastAsia="zh-CN"/>
-        </w:rPr>
-        <w:t xml:space="preserve">  F13 datetime, --创建日期</w:t>
-      </w:r>
-    </w:p>
-    <w:p>
-      <w:pPr>
-        <w:pBdr>
-          <w:top w:val="single" w:color="auto" w:sz="4" w:space="0"/>
-          <w:left w:val="single" w:color="auto" w:sz="4" w:space="0"/>
-          <w:bottom w:val="single" w:color="auto" w:sz="4" w:space="0"/>
-          <w:right w:val="single" w:color="auto" w:sz="4" w:space="0"/>
-        </w:pBdr>
-        <w:rPr>
-          <w:rFonts w:hint="eastAsia"/>
-          <w:lang w:val="en-US" w:eastAsia="zh-CN"/>
-        </w:rPr>
-      </w:pPr>
-      <w:r>
-        <w:rPr>
-          <w:rFonts w:hint="eastAsia"/>
-          <w:lang w:val="en-US" w:eastAsia="zh-CN"/>
-        </w:rPr>
-        <w:t xml:space="preserve">  F14 int,    --大小</w:t>
-      </w:r>
-    </w:p>
-    <w:p>
-      <w:pPr>
-        <w:pBdr>
-          <w:top w:val="single" w:color="auto" w:sz="4" w:space="0"/>
-          <w:left w:val="single" w:color="auto" w:sz="4" w:space="0"/>
-          <w:bottom w:val="single" w:color="auto" w:sz="4" w:space="0"/>
-          <w:right w:val="single" w:color="auto" w:sz="4" w:space="0"/>
-        </w:pBdr>
-        <w:rPr>
-          <w:rFonts w:hint="eastAsia"/>
-          <w:lang w:val="en-US" w:eastAsia="zh-CN"/>
-        </w:rPr>
-      </w:pPr>
-      <w:r>
-        <w:rPr>
-          <w:rFonts w:hint="eastAsia"/>
-          <w:lang w:val="en-US" w:eastAsia="zh-CN"/>
-        </w:rPr>
-        <w:t xml:space="preserve">  F15 int</w:t>
-      </w:r>
-    </w:p>
-    <w:p>
-      <w:pPr>
-        <w:pBdr>
-          <w:top w:val="single" w:color="auto" w:sz="4" w:space="0"/>
-          <w:left w:val="single" w:color="auto" w:sz="4" w:space="0"/>
-          <w:bottom w:val="single" w:color="auto" w:sz="4" w:space="0"/>
-          <w:right w:val="single" w:color="auto" w:sz="4" w:space="0"/>
-        </w:pBdr>
-        <w:rPr>
-          <w:rFonts w:hint="eastAsia"/>
-          <w:lang w:val="en-US" w:eastAsia="zh-CN"/>
-        </w:rPr>
-      </w:pPr>
-      <w:r>
-        <w:rPr>
-          <w:rFonts w:hint="eastAsia"/>
-          <w:lang w:val="en-US" w:eastAsia="zh-CN"/>
-        </w:rPr>
-        <w:t>)</w:t>
-      </w:r>
-    </w:p>
-    <w:p>
-      <w:pPr>
-        <w:pBdr>
-          <w:top w:val="single" w:color="auto" w:sz="4" w:space="0"/>
-          <w:left w:val="single" w:color="auto" w:sz="4" w:space="0"/>
-          <w:bottom w:val="single" w:color="auto" w:sz="4" w:space="0"/>
-          <w:right w:val="single" w:color="auto" w:sz="4" w:space="0"/>
-        </w:pBdr>
-        <w:rPr>
-          <w:rFonts w:hint="eastAsia"/>
-          <w:lang w:val="en-US" w:eastAsia="zh-CN"/>
-        </w:rPr>
-      </w:pPr>
-      <w:r>
-        <w:rPr>
-          <w:rFonts w:hint="eastAsia"/>
-          <w:lang w:val="en-US" w:eastAsia="zh-CN"/>
-        </w:rPr>
-        <w:t>Create index ItFE_Idx on itFE(F01,F02)</w:t>
-      </w:r>
+      </w:pPr>
     </w:p>
     <w:p>
       <w:pPr>
@@ -17770,30 +17082,905 @@
           <w:right w:val="none" w:color="auto" w:sz="0" w:space="0"/>
         </w:pBdr>
         <w:rPr>
-          <w:rFonts w:hint="eastAsia"/>
-          <w:lang w:val="en-US" w:eastAsia="zh-CN"/>
-        </w:rPr>
-      </w:pPr>
+          <w:rFonts w:hint="default"/>
+          <w:lang w:val="en-US" w:eastAsia="zh-CN"/>
+        </w:rPr>
+      </w:pPr>
+    </w:p>
+    <w:p>
+      <w:pPr>
+        <w:pBdr>
+          <w:top w:val="none" w:color="auto" w:sz="0" w:space="0"/>
+          <w:left w:val="none" w:color="auto" w:sz="0" w:space="0"/>
+          <w:bottom w:val="none" w:color="auto" w:sz="0" w:space="0"/>
+          <w:right w:val="none" w:color="auto" w:sz="0" w:space="0"/>
+        </w:pBdr>
+        <w:rPr>
+          <w:rFonts w:hint="default"/>
+          <w:lang w:val="en-US" w:eastAsia="zh-CN"/>
+        </w:rPr>
+      </w:pPr>
+    </w:p>
+    <w:p>
+      <w:pPr>
+        <w:rPr>
+          <w:rFonts w:hint="default"/>
+          <w:lang w:val="en-US" w:eastAsia="zh-CN"/>
+        </w:rPr>
+      </w:pPr>
+    </w:p>
+    <w:p>
+      <w:pPr>
+        <w:pStyle w:val="2"/>
+        <w:bidi w:val="0"/>
+        <w:rPr>
+          <w:rFonts w:hint="eastAsia"/>
+          <w:lang w:val="en-US" w:eastAsia="zh-CN"/>
+        </w:rPr>
+      </w:pPr>
+      <w:bookmarkStart w:id="43" w:name="_Toc19877"/>
+      <w:r>
+        <w:rPr>
+          <w:rFonts w:hint="eastAsia"/>
+          <w:lang w:val="en-US" w:eastAsia="zh-CN"/>
+        </w:rPr>
+        <w:t>3 数据库说明</w:t>
+      </w:r>
+      <w:bookmarkEnd w:id="43"/>
+    </w:p>
+    <w:p>
+      <w:pPr>
+        <w:pStyle w:val="3"/>
+        <w:bidi w:val="0"/>
+        <w:rPr>
+          <w:rFonts w:hint="default"/>
+          <w:lang w:val="en-US" w:eastAsia="zh-CN"/>
+        </w:rPr>
+      </w:pPr>
+      <w:bookmarkStart w:id="44" w:name="_Toc12821"/>
+      <w:r>
+        <w:rPr>
+          <w:rFonts w:hint="eastAsia"/>
+          <w:lang w:val="en-US" w:eastAsia="zh-CN"/>
+        </w:rPr>
+        <w:t>3.1 数据库表信息处理</w:t>
+      </w:r>
+      <w:bookmarkEnd w:id="44"/>
     </w:p>
     <w:p>
       <w:pPr>
         <w:pStyle w:val="4"/>
         <w:bidi w:val="0"/>
         <w:rPr>
+          <w:rFonts w:hint="default"/>
+          <w:lang w:val="en-US" w:eastAsia="zh-CN"/>
+        </w:rPr>
+      </w:pPr>
+      <w:bookmarkStart w:id="45" w:name="_Toc24969"/>
+      <w:bookmarkStart w:id="46" w:name="_Toc343"/>
+      <w:r>
+        <w:rPr>
+          <w:rFonts w:hint="eastAsia"/>
+          <w:lang w:val="en-US" w:eastAsia="zh-CN"/>
+        </w:rPr>
+        <w:t>3.1.1  ITET（文章正文）</w:t>
+      </w:r>
+      <w:bookmarkEnd w:id="45"/>
+      <w:bookmarkEnd w:id="46"/>
+    </w:p>
+    <w:p>
+      <w:pPr>
+        <w:pBdr>
+          <w:top w:val="single" w:color="auto" w:sz="4" w:space="0"/>
+          <w:left w:val="single" w:color="auto" w:sz="4" w:space="0"/>
+          <w:bottom w:val="single" w:color="auto" w:sz="4" w:space="0"/>
+          <w:right w:val="single" w:color="auto" w:sz="4" w:space="0"/>
+        </w:pBdr>
+        <w:rPr>
+          <w:rFonts w:hint="eastAsia"/>
+          <w:lang w:val="en-US" w:eastAsia="zh-CN"/>
+        </w:rPr>
+      </w:pPr>
+      <w:r>
+        <w:rPr>
+          <w:rFonts w:hint="eastAsia"/>
+          <w:lang w:val="en-US" w:eastAsia="zh-CN"/>
+        </w:rPr>
+        <w:t>drop table ItET</w:t>
+      </w:r>
+    </w:p>
+    <w:p>
+      <w:pPr>
+        <w:pBdr>
+          <w:top w:val="single" w:color="auto" w:sz="4" w:space="0"/>
+          <w:left w:val="single" w:color="auto" w:sz="4" w:space="0"/>
+          <w:bottom w:val="single" w:color="auto" w:sz="4" w:space="0"/>
+          <w:right w:val="single" w:color="auto" w:sz="4" w:space="0"/>
+        </w:pBdr>
+        <w:rPr>
+          <w:rFonts w:hint="eastAsia"/>
+          <w:lang w:val="en-US" w:eastAsia="zh-CN"/>
+        </w:rPr>
+      </w:pPr>
+      <w:r>
+        <w:rPr>
+          <w:rFonts w:hint="eastAsia"/>
+          <w:lang w:val="en-US" w:eastAsia="zh-CN"/>
+        </w:rPr>
+        <w:t>Create Table ItET</w:t>
+      </w:r>
+    </w:p>
+    <w:p>
+      <w:pPr>
+        <w:pBdr>
+          <w:top w:val="single" w:color="auto" w:sz="4" w:space="0"/>
+          <w:left w:val="single" w:color="auto" w:sz="4" w:space="0"/>
+          <w:bottom w:val="single" w:color="auto" w:sz="4" w:space="0"/>
+          <w:right w:val="single" w:color="auto" w:sz="4" w:space="0"/>
+        </w:pBdr>
+        <w:rPr>
+          <w:rFonts w:hint="eastAsia"/>
+          <w:lang w:val="en-US" w:eastAsia="zh-CN"/>
+        </w:rPr>
+      </w:pPr>
+      <w:r>
+        <w:rPr>
+          <w:rFonts w:hint="eastAsia"/>
+          <w:lang w:val="en-US" w:eastAsia="zh-CN"/>
+        </w:rPr>
+        <w:t>(</w:t>
+      </w:r>
+    </w:p>
+    <w:p>
+      <w:pPr>
+        <w:pBdr>
+          <w:top w:val="single" w:color="auto" w:sz="4" w:space="0"/>
+          <w:left w:val="single" w:color="auto" w:sz="4" w:space="0"/>
+          <w:bottom w:val="single" w:color="auto" w:sz="4" w:space="0"/>
+          <w:right w:val="single" w:color="auto" w:sz="4" w:space="0"/>
+        </w:pBdr>
+        <w:rPr>
+          <w:rFonts w:hint="eastAsia"/>
+          <w:lang w:val="en-US" w:eastAsia="zh-CN"/>
+        </w:rPr>
+      </w:pPr>
+      <w:r>
+        <w:rPr>
+          <w:rFonts w:hint="eastAsia"/>
+          <w:lang w:val="en-US" w:eastAsia="zh-CN"/>
+        </w:rPr>
+        <w:t xml:space="preserve">  T01 int identity(1,1),</w:t>
+      </w:r>
+    </w:p>
+    <w:p>
+      <w:pPr>
+        <w:pBdr>
+          <w:top w:val="single" w:color="auto" w:sz="4" w:space="0"/>
+          <w:left w:val="single" w:color="auto" w:sz="4" w:space="0"/>
+          <w:bottom w:val="single" w:color="auto" w:sz="4" w:space="0"/>
+          <w:right w:val="single" w:color="auto" w:sz="4" w:space="0"/>
+        </w:pBdr>
+        <w:rPr>
           <w:rFonts w:hint="eastAsia"/>
           <w:highlight w:val="yellow"/>
           <w:lang w:val="en-US" w:eastAsia="zh-CN"/>
         </w:rPr>
       </w:pPr>
-      <w:bookmarkStart w:id="49" w:name="_Toc1405"/>
-      <w:bookmarkStart w:id="50" w:name="_Toc5692"/>
       <w:r>
         <w:rPr>
           <w:rFonts w:hint="eastAsia"/>
           <w:highlight w:val="yellow"/>
           <w:lang w:val="en-US" w:eastAsia="zh-CN"/>
         </w:rPr>
-        <w:t>2.1.3ITIE（发布任何记录）</w:t>
+        <w:t xml:space="preserve">         T02 int, --   帖子id</w:t>
+      </w:r>
+    </w:p>
+    <w:p>
+      <w:pPr>
+        <w:pBdr>
+          <w:top w:val="single" w:color="auto" w:sz="4" w:space="0"/>
+          <w:left w:val="single" w:color="auto" w:sz="4" w:space="0"/>
+          <w:bottom w:val="single" w:color="auto" w:sz="4" w:space="0"/>
+          <w:right w:val="single" w:color="auto" w:sz="4" w:space="0"/>
+        </w:pBdr>
+        <w:rPr>
+          <w:rFonts w:hint="default"/>
+          <w:highlight w:val="yellow"/>
+          <w:lang w:val="en-US" w:eastAsia="zh-CN"/>
+        </w:rPr>
+      </w:pPr>
+      <w:r>
+        <w:rPr>
+          <w:rFonts w:hint="eastAsia"/>
+          <w:highlight w:val="yellow"/>
+          <w:lang w:val="en-US" w:eastAsia="zh-CN"/>
+        </w:rPr>
+        <w:t xml:space="preserve">         T03 int, --   操作人id</w:t>
+      </w:r>
+    </w:p>
+    <w:p>
+      <w:pPr>
+        <w:pBdr>
+          <w:top w:val="single" w:color="auto" w:sz="4" w:space="0"/>
+          <w:left w:val="single" w:color="auto" w:sz="4" w:space="0"/>
+          <w:bottom w:val="single" w:color="auto" w:sz="4" w:space="0"/>
+          <w:right w:val="single" w:color="auto" w:sz="4" w:space="0"/>
+        </w:pBdr>
+        <w:rPr>
+          <w:rFonts w:hint="default"/>
+          <w:highlight w:val="yellow"/>
+          <w:lang w:val="en-US" w:eastAsia="zh-CN"/>
+        </w:rPr>
+      </w:pPr>
+      <w:r>
+        <w:rPr>
+          <w:rFonts w:hint="eastAsia"/>
+          <w:highlight w:val="yellow"/>
+          <w:lang w:val="en-US" w:eastAsia="zh-CN"/>
+        </w:rPr>
+        <w:t xml:space="preserve">         T04 int, --   type，帖子=0，评论=1</w:t>
+      </w:r>
+    </w:p>
+    <w:p>
+      <w:pPr>
+        <w:pBdr>
+          <w:top w:val="single" w:color="auto" w:sz="4" w:space="0"/>
+          <w:left w:val="single" w:color="auto" w:sz="4" w:space="0"/>
+          <w:bottom w:val="single" w:color="auto" w:sz="4" w:space="0"/>
+          <w:right w:val="single" w:color="auto" w:sz="4" w:space="0"/>
+        </w:pBdr>
+        <w:rPr>
+          <w:rFonts w:hint="default"/>
+          <w:highlight w:val="yellow"/>
+          <w:lang w:val="en-US" w:eastAsia="zh-CN"/>
+        </w:rPr>
+      </w:pPr>
+      <w:r>
+        <w:rPr>
+          <w:rFonts w:hint="eastAsia"/>
+          <w:highlight w:val="yellow"/>
+          <w:lang w:val="en-US" w:eastAsia="zh-CN"/>
+        </w:rPr>
+        <w:t xml:space="preserve">         T05 text, --  文本</w:t>
+      </w:r>
+    </w:p>
+    <w:p>
+      <w:pPr>
+        <w:pBdr>
+          <w:top w:val="single" w:color="auto" w:sz="4" w:space="0"/>
+          <w:left w:val="single" w:color="auto" w:sz="4" w:space="0"/>
+          <w:bottom w:val="single" w:color="auto" w:sz="4" w:space="0"/>
+          <w:right w:val="single" w:color="auto" w:sz="4" w:space="0"/>
+        </w:pBdr>
+        <w:rPr>
+          <w:rFonts w:hint="eastAsia"/>
+          <w:highlight w:val="yellow"/>
+          <w:lang w:val="en-US" w:eastAsia="zh-CN"/>
+        </w:rPr>
+      </w:pPr>
+      <w:r>
+        <w:rPr>
+          <w:rFonts w:hint="eastAsia"/>
+          <w:highlight w:val="yellow"/>
+          <w:lang w:val="en-US" w:eastAsia="zh-CN"/>
+        </w:rPr>
+        <w:t xml:space="preserve">         T06 datetime, --发布时间</w:t>
+      </w:r>
+    </w:p>
+    <w:p>
+      <w:pPr>
+        <w:pBdr>
+          <w:top w:val="single" w:color="auto" w:sz="4" w:space="0"/>
+          <w:left w:val="single" w:color="auto" w:sz="4" w:space="0"/>
+          <w:bottom w:val="single" w:color="auto" w:sz="4" w:space="0"/>
+          <w:right w:val="single" w:color="auto" w:sz="4" w:space="0"/>
+        </w:pBdr>
+        <w:rPr>
+          <w:rFonts w:hint="eastAsia"/>
+          <w:lang w:val="en-US" w:eastAsia="zh-CN"/>
+        </w:rPr>
+      </w:pPr>
+      <w:r>
+        <w:rPr>
+          <w:rFonts w:hint="eastAsia"/>
+          <w:lang w:val="en-US" w:eastAsia="zh-CN"/>
+        </w:rPr>
+        <w:t xml:space="preserve">         T07 datetime, --修改日期</w:t>
+      </w:r>
+    </w:p>
+    <w:p>
+      <w:pPr>
+        <w:pBdr>
+          <w:top w:val="single" w:color="auto" w:sz="4" w:space="0"/>
+          <w:left w:val="single" w:color="auto" w:sz="4" w:space="0"/>
+          <w:bottom w:val="single" w:color="auto" w:sz="4" w:space="0"/>
+          <w:right w:val="single" w:color="auto" w:sz="4" w:space="0"/>
+        </w:pBdr>
+        <w:rPr>
+          <w:rFonts w:hint="eastAsia"/>
+          <w:lang w:val="en-US" w:eastAsia="zh-CN"/>
+        </w:rPr>
+      </w:pPr>
+      <w:r>
+        <w:rPr>
+          <w:rFonts w:hint="eastAsia"/>
+          <w:lang w:val="en-US" w:eastAsia="zh-CN"/>
+        </w:rPr>
+        <w:t xml:space="preserve">         T08 int, --   类别  一般为0.-- 对于会议：  =1 为会议记要</w:t>
+      </w:r>
+    </w:p>
+    <w:p>
+      <w:pPr>
+        <w:pBdr>
+          <w:top w:val="single" w:color="auto" w:sz="4" w:space="0"/>
+          <w:left w:val="single" w:color="auto" w:sz="4" w:space="0"/>
+          <w:bottom w:val="single" w:color="auto" w:sz="4" w:space="0"/>
+          <w:right w:val="single" w:color="auto" w:sz="4" w:space="0"/>
+        </w:pBdr>
+        <w:rPr>
+          <w:rFonts w:hint="eastAsia"/>
+          <w:lang w:val="en-US" w:eastAsia="zh-CN"/>
+        </w:rPr>
+      </w:pPr>
+      <w:r>
+        <w:rPr>
+          <w:rFonts w:hint="eastAsia"/>
+          <w:lang w:val="en-US" w:eastAsia="zh-CN"/>
+        </w:rPr>
+        <w:t xml:space="preserve">         T09 int, --</w:t>
+      </w:r>
+    </w:p>
+    <w:p>
+      <w:pPr>
+        <w:pBdr>
+          <w:top w:val="single" w:color="auto" w:sz="4" w:space="0"/>
+          <w:left w:val="single" w:color="auto" w:sz="4" w:space="0"/>
+          <w:bottom w:val="single" w:color="auto" w:sz="4" w:space="0"/>
+          <w:right w:val="single" w:color="auto" w:sz="4" w:space="0"/>
+        </w:pBdr>
+        <w:rPr>
+          <w:rFonts w:hint="eastAsia"/>
+          <w:lang w:val="en-US" w:eastAsia="zh-CN"/>
+        </w:rPr>
+      </w:pPr>
+      <w:r>
+        <w:rPr>
+          <w:rFonts w:hint="eastAsia"/>
+          <w:lang w:val="en-US" w:eastAsia="zh-CN"/>
+        </w:rPr>
+        <w:t xml:space="preserve">         T10 nvarchar(20) --备注</w:t>
+      </w:r>
+    </w:p>
+    <w:p>
+      <w:pPr>
+        <w:pBdr>
+          <w:top w:val="single" w:color="auto" w:sz="4" w:space="0"/>
+          <w:left w:val="single" w:color="auto" w:sz="4" w:space="0"/>
+          <w:bottom w:val="single" w:color="auto" w:sz="4" w:space="0"/>
+          <w:right w:val="single" w:color="auto" w:sz="4" w:space="0"/>
+        </w:pBdr>
+        <w:rPr>
+          <w:rFonts w:hint="eastAsia"/>
+          <w:lang w:val="en-US" w:eastAsia="zh-CN"/>
+        </w:rPr>
+      </w:pPr>
+      <w:r>
+        <w:rPr>
+          <w:rFonts w:hint="eastAsia"/>
+          <w:lang w:val="en-US" w:eastAsia="zh-CN"/>
+        </w:rPr>
+        <w:t xml:space="preserve">       )</w:t>
+      </w:r>
+    </w:p>
+    <w:p>
+      <w:pPr>
+        <w:pBdr>
+          <w:top w:val="single" w:color="auto" w:sz="4" w:space="0"/>
+          <w:left w:val="single" w:color="auto" w:sz="4" w:space="0"/>
+          <w:bottom w:val="single" w:color="auto" w:sz="4" w:space="0"/>
+          <w:right w:val="single" w:color="auto" w:sz="4" w:space="0"/>
+        </w:pBdr>
+        <w:rPr>
+          <w:rFonts w:hint="eastAsia"/>
+          <w:lang w:val="en-US" w:eastAsia="zh-CN"/>
+        </w:rPr>
+      </w:pPr>
+      <w:r>
+        <w:rPr>
+          <w:rFonts w:hint="eastAsia"/>
+          <w:lang w:val="en-US" w:eastAsia="zh-CN"/>
+        </w:rPr>
+        <w:t>Create Index ItET_idx on ItET(T01,T02)</w:t>
+      </w:r>
+    </w:p>
+    <w:p>
+      <w:pPr>
+        <w:pBdr>
+          <w:top w:val="none" w:color="auto" w:sz="0" w:space="0"/>
+          <w:left w:val="none" w:color="auto" w:sz="0" w:space="0"/>
+          <w:bottom w:val="none" w:color="auto" w:sz="0" w:space="0"/>
+          <w:right w:val="none" w:color="auto" w:sz="0" w:space="0"/>
+        </w:pBdr>
+        <w:rPr>
+          <w:rFonts w:hint="eastAsia"/>
+          <w:lang w:val="en-US" w:eastAsia="zh-CN"/>
+        </w:rPr>
+      </w:pPr>
+    </w:p>
+    <w:p>
+      <w:pPr>
+        <w:pStyle w:val="4"/>
+        <w:bidi w:val="0"/>
+        <w:rPr>
+          <w:rFonts w:hint="default"/>
+          <w:lang w:val="en-US" w:eastAsia="zh-CN"/>
+        </w:rPr>
+      </w:pPr>
+      <w:bookmarkStart w:id="47" w:name="_Toc16338"/>
+      <w:bookmarkStart w:id="48" w:name="_Toc23560"/>
+      <w:r>
+        <w:rPr>
+          <w:rFonts w:hint="eastAsia"/>
+          <w:lang w:val="en-US" w:eastAsia="zh-CN"/>
+        </w:rPr>
+        <w:t>3.1.2 ITFE（文件）</w:t>
+      </w:r>
+      <w:bookmarkEnd w:id="47"/>
+      <w:bookmarkEnd w:id="48"/>
+    </w:p>
+    <w:p>
+      <w:pPr>
+        <w:pBdr>
+          <w:top w:val="single" w:color="auto" w:sz="4" w:space="0"/>
+          <w:left w:val="single" w:color="auto" w:sz="4" w:space="0"/>
+          <w:bottom w:val="single" w:color="auto" w:sz="4" w:space="0"/>
+          <w:right w:val="single" w:color="auto" w:sz="4" w:space="0"/>
+        </w:pBdr>
+        <w:rPr>
+          <w:rFonts w:hint="eastAsia"/>
+          <w:lang w:val="en-US" w:eastAsia="zh-CN"/>
+        </w:rPr>
+      </w:pPr>
+      <w:r>
+        <w:rPr>
+          <w:rFonts w:hint="eastAsia"/>
+          <w:lang w:val="en-US" w:eastAsia="zh-CN"/>
+        </w:rPr>
+        <w:t>drop table itFE</w:t>
+      </w:r>
+    </w:p>
+    <w:p>
+      <w:pPr>
+        <w:pBdr>
+          <w:top w:val="single" w:color="auto" w:sz="4" w:space="0"/>
+          <w:left w:val="single" w:color="auto" w:sz="4" w:space="0"/>
+          <w:bottom w:val="single" w:color="auto" w:sz="4" w:space="0"/>
+          <w:right w:val="single" w:color="auto" w:sz="4" w:space="0"/>
+        </w:pBdr>
+        <w:rPr>
+          <w:rFonts w:hint="eastAsia"/>
+          <w:lang w:val="en-US" w:eastAsia="zh-CN"/>
+        </w:rPr>
+      </w:pPr>
+      <w:r>
+        <w:rPr>
+          <w:rFonts w:hint="eastAsia"/>
+          <w:lang w:val="en-US" w:eastAsia="zh-CN"/>
+        </w:rPr>
+        <w:t>Create Table ItFE</w:t>
+      </w:r>
+    </w:p>
+    <w:p>
+      <w:pPr>
+        <w:pBdr>
+          <w:top w:val="single" w:color="auto" w:sz="4" w:space="0"/>
+          <w:left w:val="single" w:color="auto" w:sz="4" w:space="0"/>
+          <w:bottom w:val="single" w:color="auto" w:sz="4" w:space="0"/>
+          <w:right w:val="single" w:color="auto" w:sz="4" w:space="0"/>
+        </w:pBdr>
+        <w:rPr>
+          <w:rFonts w:hint="eastAsia"/>
+          <w:lang w:val="en-US" w:eastAsia="zh-CN"/>
+        </w:rPr>
+      </w:pPr>
+      <w:r>
+        <w:rPr>
+          <w:rFonts w:hint="eastAsia"/>
+          <w:lang w:val="en-US" w:eastAsia="zh-CN"/>
+        </w:rPr>
+        <w:t>(</w:t>
+      </w:r>
+    </w:p>
+    <w:p>
+      <w:pPr>
+        <w:pBdr>
+          <w:top w:val="single" w:color="auto" w:sz="4" w:space="0"/>
+          <w:left w:val="single" w:color="auto" w:sz="4" w:space="0"/>
+          <w:bottom w:val="single" w:color="auto" w:sz="4" w:space="0"/>
+          <w:right w:val="single" w:color="auto" w:sz="4" w:space="0"/>
+        </w:pBdr>
+        <w:rPr>
+          <w:rFonts w:hint="eastAsia"/>
+          <w:lang w:val="en-US" w:eastAsia="zh-CN"/>
+        </w:rPr>
+      </w:pPr>
+      <w:r>
+        <w:rPr>
+          <w:rFonts w:hint="eastAsia"/>
+          <w:lang w:val="en-US" w:eastAsia="zh-CN"/>
+        </w:rPr>
+        <w:t xml:space="preserve">  F01 int identity(1,1),</w:t>
+      </w:r>
+    </w:p>
+    <w:p>
+      <w:pPr>
+        <w:pBdr>
+          <w:top w:val="single" w:color="auto" w:sz="4" w:space="0"/>
+          <w:left w:val="single" w:color="auto" w:sz="4" w:space="0"/>
+          <w:bottom w:val="single" w:color="auto" w:sz="4" w:space="0"/>
+          <w:right w:val="single" w:color="auto" w:sz="4" w:space="0"/>
+        </w:pBdr>
+        <w:rPr>
+          <w:rFonts w:hint="eastAsia"/>
+          <w:lang w:val="en-US" w:eastAsia="zh-CN"/>
+        </w:rPr>
+      </w:pPr>
+      <w:r>
+        <w:rPr>
+          <w:rFonts w:hint="eastAsia"/>
+          <w:lang w:val="en-US" w:eastAsia="zh-CN"/>
+        </w:rPr>
+        <w:t xml:space="preserve">  F02 int ,-- 信息ID</w:t>
+      </w:r>
+    </w:p>
+    <w:p>
+      <w:pPr>
+        <w:pBdr>
+          <w:top w:val="single" w:color="auto" w:sz="4" w:space="0"/>
+          <w:left w:val="single" w:color="auto" w:sz="4" w:space="0"/>
+          <w:bottom w:val="single" w:color="auto" w:sz="4" w:space="0"/>
+          <w:right w:val="single" w:color="auto" w:sz="4" w:space="0"/>
+        </w:pBdr>
+        <w:rPr>
+          <w:rFonts w:hint="eastAsia"/>
+          <w:lang w:val="en-US" w:eastAsia="zh-CN"/>
+        </w:rPr>
+      </w:pPr>
+      <w:r>
+        <w:rPr>
+          <w:rFonts w:hint="eastAsia"/>
+          <w:lang w:val="en-US" w:eastAsia="zh-CN"/>
+        </w:rPr>
+        <w:t xml:space="preserve">  F03 int, --   类别  一般为0. 对于会议：  =1 为会议记要</w:t>
+      </w:r>
+    </w:p>
+    <w:p>
+      <w:pPr>
+        <w:pBdr>
+          <w:top w:val="single" w:color="auto" w:sz="4" w:space="0"/>
+          <w:left w:val="single" w:color="auto" w:sz="4" w:space="0"/>
+          <w:bottom w:val="single" w:color="auto" w:sz="4" w:space="0"/>
+          <w:right w:val="single" w:color="auto" w:sz="4" w:space="0"/>
+        </w:pBdr>
+        <w:rPr>
+          <w:rFonts w:hint="eastAsia"/>
+          <w:lang w:val="en-US" w:eastAsia="zh-CN"/>
+        </w:rPr>
+      </w:pPr>
+      <w:r>
+        <w:rPr>
+          <w:rFonts w:hint="eastAsia"/>
+          <w:lang w:val="en-US" w:eastAsia="zh-CN"/>
+        </w:rPr>
+        <w:t xml:space="preserve">  F04 int, -- 序号</w:t>
+      </w:r>
+    </w:p>
+    <w:p>
+      <w:pPr>
+        <w:pBdr>
+          <w:top w:val="single" w:color="auto" w:sz="4" w:space="0"/>
+          <w:left w:val="single" w:color="auto" w:sz="4" w:space="0"/>
+          <w:bottom w:val="single" w:color="auto" w:sz="4" w:space="0"/>
+          <w:right w:val="single" w:color="auto" w:sz="4" w:space="0"/>
+        </w:pBdr>
+        <w:rPr>
+          <w:rFonts w:hint="eastAsia"/>
+          <w:lang w:val="en-US" w:eastAsia="zh-CN"/>
+        </w:rPr>
+      </w:pPr>
+      <w:r>
+        <w:rPr>
+          <w:rFonts w:hint="eastAsia"/>
+          <w:lang w:val="en-US" w:eastAsia="zh-CN"/>
+        </w:rPr>
+        <w:t xml:space="preserve">  F05 nvarchar(60), --文件名</w:t>
+      </w:r>
+    </w:p>
+    <w:p>
+      <w:pPr>
+        <w:pBdr>
+          <w:top w:val="single" w:color="auto" w:sz="4" w:space="0"/>
+          <w:left w:val="single" w:color="auto" w:sz="4" w:space="0"/>
+          <w:bottom w:val="single" w:color="auto" w:sz="4" w:space="0"/>
+          <w:right w:val="single" w:color="auto" w:sz="4" w:space="0"/>
+        </w:pBdr>
+        <w:rPr>
+          <w:rFonts w:hint="eastAsia"/>
+          <w:lang w:val="en-US" w:eastAsia="zh-CN"/>
+        </w:rPr>
+      </w:pPr>
+      <w:r>
+        <w:rPr>
+          <w:rFonts w:hint="eastAsia"/>
+          <w:lang w:val="en-US" w:eastAsia="zh-CN"/>
+        </w:rPr>
+        <w:t xml:space="preserve">  F06 nvarchar(30), --文件类型</w:t>
+      </w:r>
+    </w:p>
+    <w:p>
+      <w:pPr>
+        <w:pBdr>
+          <w:top w:val="single" w:color="auto" w:sz="4" w:space="0"/>
+          <w:left w:val="single" w:color="auto" w:sz="4" w:space="0"/>
+          <w:bottom w:val="single" w:color="auto" w:sz="4" w:space="0"/>
+          <w:right w:val="single" w:color="auto" w:sz="4" w:space="0"/>
+        </w:pBdr>
+        <w:rPr>
+          <w:rFonts w:hint="eastAsia"/>
+          <w:lang w:val="en-US" w:eastAsia="zh-CN"/>
+        </w:rPr>
+      </w:pPr>
+      <w:r>
+        <w:rPr>
+          <w:rFonts w:hint="eastAsia"/>
+          <w:lang w:val="en-US" w:eastAsia="zh-CN"/>
+        </w:rPr>
+        <w:t xml:space="preserve">  F07 image, --文件内容</w:t>
+      </w:r>
+    </w:p>
+    <w:p>
+      <w:pPr>
+        <w:pBdr>
+          <w:top w:val="single" w:color="auto" w:sz="4" w:space="0"/>
+          <w:left w:val="single" w:color="auto" w:sz="4" w:space="0"/>
+          <w:bottom w:val="single" w:color="auto" w:sz="4" w:space="0"/>
+          <w:right w:val="single" w:color="auto" w:sz="4" w:space="0"/>
+        </w:pBdr>
+        <w:rPr>
+          <w:rFonts w:hint="eastAsia"/>
+          <w:lang w:val="en-US" w:eastAsia="zh-CN"/>
+        </w:rPr>
+      </w:pPr>
+      <w:r>
+        <w:rPr>
+          <w:rFonts w:hint="eastAsia"/>
+          <w:lang w:val="en-US" w:eastAsia="zh-CN"/>
+        </w:rPr>
+        <w:t xml:space="preserve">  F08 int, --保存方式         0:硬盘  1:数据库</w:t>
+      </w:r>
+    </w:p>
+    <w:p>
+      <w:pPr>
+        <w:pBdr>
+          <w:top w:val="single" w:color="auto" w:sz="4" w:space="0"/>
+          <w:left w:val="single" w:color="auto" w:sz="4" w:space="0"/>
+          <w:bottom w:val="single" w:color="auto" w:sz="4" w:space="0"/>
+          <w:right w:val="single" w:color="auto" w:sz="4" w:space="0"/>
+        </w:pBdr>
+        <w:rPr>
+          <w:rFonts w:hint="eastAsia"/>
+          <w:lang w:val="en-US" w:eastAsia="zh-CN"/>
+        </w:rPr>
+      </w:pPr>
+      <w:r>
+        <w:rPr>
+          <w:rFonts w:hint="eastAsia"/>
+          <w:lang w:val="en-US" w:eastAsia="zh-CN"/>
+        </w:rPr>
+        <w:t xml:space="preserve">  F09 nvarchar(50), --保存路径</w:t>
+      </w:r>
+    </w:p>
+    <w:p>
+      <w:pPr>
+        <w:pBdr>
+          <w:top w:val="single" w:color="auto" w:sz="4" w:space="0"/>
+          <w:left w:val="single" w:color="auto" w:sz="4" w:space="0"/>
+          <w:bottom w:val="single" w:color="auto" w:sz="4" w:space="0"/>
+          <w:right w:val="single" w:color="auto" w:sz="4" w:space="0"/>
+        </w:pBdr>
+        <w:rPr>
+          <w:rFonts w:hint="eastAsia"/>
+          <w:lang w:val="en-US" w:eastAsia="zh-CN"/>
+        </w:rPr>
+      </w:pPr>
+      <w:r>
+        <w:rPr>
+          <w:rFonts w:hint="eastAsia"/>
+          <w:lang w:val="en-US" w:eastAsia="zh-CN"/>
+        </w:rPr>
+        <w:t xml:space="preserve">  F10 nvarchar(30),  --版本号</w:t>
+      </w:r>
+    </w:p>
+    <w:p>
+      <w:pPr>
+        <w:pBdr>
+          <w:top w:val="single" w:color="auto" w:sz="4" w:space="0"/>
+          <w:left w:val="single" w:color="auto" w:sz="4" w:space="0"/>
+          <w:bottom w:val="single" w:color="auto" w:sz="4" w:space="0"/>
+          <w:right w:val="single" w:color="auto" w:sz="4" w:space="0"/>
+        </w:pBdr>
+        <w:rPr>
+          <w:rFonts w:hint="eastAsia"/>
+          <w:lang w:val="en-US" w:eastAsia="zh-CN"/>
+        </w:rPr>
+      </w:pPr>
+      <w:r>
+        <w:rPr>
+          <w:rFonts w:hint="eastAsia"/>
+          <w:lang w:val="en-US" w:eastAsia="zh-CN"/>
+        </w:rPr>
+        <w:t xml:space="preserve">  F11 nvarchar(30), --备注</w:t>
+      </w:r>
+    </w:p>
+    <w:p>
+      <w:pPr>
+        <w:pBdr>
+          <w:top w:val="single" w:color="auto" w:sz="4" w:space="0"/>
+          <w:left w:val="single" w:color="auto" w:sz="4" w:space="0"/>
+          <w:bottom w:val="single" w:color="auto" w:sz="4" w:space="0"/>
+          <w:right w:val="single" w:color="auto" w:sz="4" w:space="0"/>
+        </w:pBdr>
+        <w:rPr>
+          <w:rFonts w:hint="eastAsia"/>
+          <w:lang w:val="en-US" w:eastAsia="zh-CN"/>
+        </w:rPr>
+      </w:pPr>
+      <w:r>
+        <w:rPr>
+          <w:rFonts w:hint="eastAsia"/>
+          <w:lang w:val="en-US" w:eastAsia="zh-CN"/>
+        </w:rPr>
+        <w:t xml:space="preserve">  F12 datetime, --创建日期</w:t>
+      </w:r>
+    </w:p>
+    <w:p>
+      <w:pPr>
+        <w:pBdr>
+          <w:top w:val="single" w:color="auto" w:sz="4" w:space="0"/>
+          <w:left w:val="single" w:color="auto" w:sz="4" w:space="0"/>
+          <w:bottom w:val="single" w:color="auto" w:sz="4" w:space="0"/>
+          <w:right w:val="single" w:color="auto" w:sz="4" w:space="0"/>
+        </w:pBdr>
+        <w:rPr>
+          <w:rFonts w:hint="eastAsia"/>
+          <w:lang w:val="en-US" w:eastAsia="zh-CN"/>
+        </w:rPr>
+      </w:pPr>
+      <w:r>
+        <w:rPr>
+          <w:rFonts w:hint="eastAsia"/>
+          <w:lang w:val="en-US" w:eastAsia="zh-CN"/>
+        </w:rPr>
+        <w:t xml:space="preserve">  F13 datetime, --创建日期</w:t>
+      </w:r>
+    </w:p>
+    <w:p>
+      <w:pPr>
+        <w:pBdr>
+          <w:top w:val="single" w:color="auto" w:sz="4" w:space="0"/>
+          <w:left w:val="single" w:color="auto" w:sz="4" w:space="0"/>
+          <w:bottom w:val="single" w:color="auto" w:sz="4" w:space="0"/>
+          <w:right w:val="single" w:color="auto" w:sz="4" w:space="0"/>
+        </w:pBdr>
+        <w:rPr>
+          <w:rFonts w:hint="eastAsia"/>
+          <w:lang w:val="en-US" w:eastAsia="zh-CN"/>
+        </w:rPr>
+      </w:pPr>
+      <w:r>
+        <w:rPr>
+          <w:rFonts w:hint="eastAsia"/>
+          <w:lang w:val="en-US" w:eastAsia="zh-CN"/>
+        </w:rPr>
+        <w:t xml:space="preserve">  F14 int,    --大小</w:t>
+      </w:r>
+    </w:p>
+    <w:p>
+      <w:pPr>
+        <w:pBdr>
+          <w:top w:val="single" w:color="auto" w:sz="4" w:space="0"/>
+          <w:left w:val="single" w:color="auto" w:sz="4" w:space="0"/>
+          <w:bottom w:val="single" w:color="auto" w:sz="4" w:space="0"/>
+          <w:right w:val="single" w:color="auto" w:sz="4" w:space="0"/>
+        </w:pBdr>
+        <w:rPr>
+          <w:rFonts w:hint="eastAsia"/>
+          <w:lang w:val="en-US" w:eastAsia="zh-CN"/>
+        </w:rPr>
+      </w:pPr>
+      <w:r>
+        <w:rPr>
+          <w:rFonts w:hint="eastAsia"/>
+          <w:lang w:val="en-US" w:eastAsia="zh-CN"/>
+        </w:rPr>
+        <w:t xml:space="preserve">  F15 int</w:t>
+      </w:r>
+    </w:p>
+    <w:p>
+      <w:pPr>
+        <w:pBdr>
+          <w:top w:val="single" w:color="auto" w:sz="4" w:space="0"/>
+          <w:left w:val="single" w:color="auto" w:sz="4" w:space="0"/>
+          <w:bottom w:val="single" w:color="auto" w:sz="4" w:space="0"/>
+          <w:right w:val="single" w:color="auto" w:sz="4" w:space="0"/>
+        </w:pBdr>
+        <w:rPr>
+          <w:rFonts w:hint="eastAsia"/>
+          <w:lang w:val="en-US" w:eastAsia="zh-CN"/>
+        </w:rPr>
+      </w:pPr>
+      <w:r>
+        <w:rPr>
+          <w:rFonts w:hint="eastAsia"/>
+          <w:lang w:val="en-US" w:eastAsia="zh-CN"/>
+        </w:rPr>
+        <w:t>)</w:t>
+      </w:r>
+    </w:p>
+    <w:p>
+      <w:pPr>
+        <w:pBdr>
+          <w:top w:val="single" w:color="auto" w:sz="4" w:space="0"/>
+          <w:left w:val="single" w:color="auto" w:sz="4" w:space="0"/>
+          <w:bottom w:val="single" w:color="auto" w:sz="4" w:space="0"/>
+          <w:right w:val="single" w:color="auto" w:sz="4" w:space="0"/>
+        </w:pBdr>
+        <w:rPr>
+          <w:rFonts w:hint="eastAsia"/>
+          <w:lang w:val="en-US" w:eastAsia="zh-CN"/>
+        </w:rPr>
+      </w:pPr>
+      <w:r>
+        <w:rPr>
+          <w:rFonts w:hint="eastAsia"/>
+          <w:lang w:val="en-US" w:eastAsia="zh-CN"/>
+        </w:rPr>
+        <w:t>Create index ItFE_Idx on itFE(F01,F02)</w:t>
+      </w:r>
+    </w:p>
+    <w:p>
+      <w:pPr>
+        <w:pBdr>
+          <w:top w:val="none" w:color="auto" w:sz="0" w:space="0"/>
+          <w:left w:val="none" w:color="auto" w:sz="0" w:space="0"/>
+          <w:bottom w:val="none" w:color="auto" w:sz="0" w:space="0"/>
+          <w:right w:val="none" w:color="auto" w:sz="0" w:space="0"/>
+        </w:pBdr>
+        <w:rPr>
+          <w:rFonts w:hint="eastAsia"/>
+          <w:lang w:val="en-US" w:eastAsia="zh-CN"/>
+        </w:rPr>
+      </w:pPr>
+    </w:p>
+    <w:p>
+      <w:pPr>
+        <w:pStyle w:val="4"/>
+        <w:bidi w:val="0"/>
+        <w:rPr>
+          <w:rFonts w:hint="eastAsia"/>
+          <w:highlight w:val="none"/>
+          <w:lang w:val="en-US" w:eastAsia="zh-CN"/>
+        </w:rPr>
+      </w:pPr>
+      <w:bookmarkStart w:id="49" w:name="_Toc5692"/>
+      <w:bookmarkStart w:id="50" w:name="_Toc1405"/>
+      <w:r>
+        <w:rPr>
+          <w:rFonts w:hint="eastAsia"/>
+          <w:highlight w:val="none"/>
+          <w:lang w:val="en-US" w:eastAsia="zh-CN"/>
+        </w:rPr>
+        <w:t>2.1.3ITIE1（消息提醒表）</w:t>
       </w:r>
       <w:bookmarkEnd w:id="49"/>
       <w:bookmarkEnd w:id="50"/>
@@ -17808,12 +17995,14 @@
         </w:pBdr>
         <w:rPr>
           <w:rFonts w:hint="eastAsia"/>
-          <w:lang w:val="en-US" w:eastAsia="zh-CN"/>
-        </w:rPr>
-      </w:pPr>
-      <w:r>
-        <w:rPr>
-          <w:rFonts w:hint="eastAsia"/>
+          <w:highlight w:val="yellow"/>
+          <w:lang w:val="en-US" w:eastAsia="zh-CN"/>
+        </w:rPr>
+      </w:pPr>
+      <w:r>
+        <w:rPr>
+          <w:rFonts w:hint="eastAsia"/>
+          <w:highlight w:val="yellow"/>
           <w:lang w:val="en-US" w:eastAsia="zh-CN"/>
         </w:rPr>
         <w:t xml:space="preserve">  I01 int identity(1,1), --信息ID</w:t>
@@ -17828,6 +18017,1030 @@
           <w:right w:val="single" w:color="auto" w:sz="4" w:space="0"/>
         </w:pBdr>
         <w:rPr>
+          <w:rFonts w:hint="default"/>
+          <w:highlight w:val="yellow"/>
+          <w:lang w:val="en-US" w:eastAsia="zh-CN"/>
+        </w:rPr>
+      </w:pPr>
+      <w:r>
+        <w:rPr>
+          <w:rFonts w:hint="eastAsia"/>
+          <w:highlight w:val="yellow"/>
+          <w:lang w:val="en-US" w:eastAsia="zh-CN"/>
+        </w:rPr>
+        <w:t xml:space="preserve">  I02 int, --接受提醒的用户id</w:t>
+      </w:r>
+    </w:p>
+    <w:p>
+      <w:pPr>
+        <w:pBdr>
+          <w:top w:val="single" w:color="auto" w:sz="4" w:space="0"/>
+          <w:left w:val="single" w:color="auto" w:sz="4" w:space="0"/>
+          <w:bottom w:val="single" w:color="auto" w:sz="4" w:space="0"/>
+          <w:right w:val="single" w:color="auto" w:sz="4" w:space="0"/>
+        </w:pBdr>
+        <w:rPr>
+          <w:rFonts w:hint="eastAsia"/>
+          <w:highlight w:val="none"/>
+          <w:lang w:val="en-US" w:eastAsia="zh-CN"/>
+        </w:rPr>
+      </w:pPr>
+      <w:r>
+        <w:rPr>
+          <w:rFonts w:hint="eastAsia"/>
+          <w:highlight w:val="none"/>
+          <w:lang w:val="en-US" w:eastAsia="zh-CN"/>
+        </w:rPr>
+        <w:t xml:space="preserve">  I03 int, --部门</w:t>
+      </w:r>
+    </w:p>
+    <w:p>
+      <w:pPr>
+        <w:pBdr>
+          <w:top w:val="single" w:color="auto" w:sz="4" w:space="0"/>
+          <w:left w:val="single" w:color="auto" w:sz="4" w:space="0"/>
+          <w:bottom w:val="single" w:color="auto" w:sz="4" w:space="0"/>
+          <w:right w:val="single" w:color="auto" w:sz="4" w:space="0"/>
+        </w:pBdr>
+        <w:rPr>
+          <w:rFonts w:hint="default"/>
+          <w:highlight w:val="yellow"/>
+          <w:lang w:val="en-US" w:eastAsia="zh-CN"/>
+        </w:rPr>
+      </w:pPr>
+      <w:r>
+        <w:rPr>
+          <w:rFonts w:hint="eastAsia"/>
+          <w:highlight w:val="yellow"/>
+          <w:lang w:val="en-US" w:eastAsia="zh-CN"/>
+        </w:rPr>
+        <w:t xml:space="preserve">  I04 int, --触发提醒帖子/约球的id</w:t>
+      </w:r>
+    </w:p>
+    <w:p>
+      <w:pPr>
+        <w:pBdr>
+          <w:top w:val="single" w:color="auto" w:sz="4" w:space="0"/>
+          <w:left w:val="single" w:color="auto" w:sz="4" w:space="0"/>
+          <w:bottom w:val="single" w:color="auto" w:sz="4" w:space="0"/>
+          <w:right w:val="single" w:color="auto" w:sz="4" w:space="0"/>
+        </w:pBdr>
+        <w:rPr>
+          <w:rFonts w:hint="eastAsia"/>
+          <w:highlight w:val="none"/>
+          <w:lang w:val="en-US" w:eastAsia="zh-CN"/>
+        </w:rPr>
+      </w:pPr>
+      <w:r>
+        <w:rPr>
+          <w:rFonts w:hint="eastAsia"/>
+          <w:highlight w:val="none"/>
+          <w:lang w:val="en-US" w:eastAsia="zh-CN"/>
+        </w:rPr>
+        <w:t xml:space="preserve">  ----------------------</w:t>
+      </w:r>
+    </w:p>
+    <w:p>
+      <w:pPr>
+        <w:pBdr>
+          <w:top w:val="single" w:color="auto" w:sz="4" w:space="0"/>
+          <w:left w:val="single" w:color="auto" w:sz="4" w:space="0"/>
+          <w:bottom w:val="single" w:color="auto" w:sz="4" w:space="0"/>
+          <w:right w:val="single" w:color="auto" w:sz="4" w:space="0"/>
+        </w:pBdr>
+        <w:rPr>
+          <w:rFonts w:hint="default"/>
+          <w:highlight w:val="none"/>
+          <w:lang w:val="en-US" w:eastAsia="zh-CN"/>
+        </w:rPr>
+      </w:pPr>
+      <w:r>
+        <w:rPr>
+          <w:rFonts w:hint="eastAsia"/>
+          <w:highlight w:val="yellow"/>
+          <w:lang w:val="en-US" w:eastAsia="zh-CN"/>
+        </w:rPr>
+        <w:t xml:space="preserve">  I05 int, --消息类别：1=加入待通过，2=通过待付款，3=审核通知，4=点赞提醒，5=评论提醒，6=取消活动提醒7=收藏提醒，8=拒绝约球，9=支付成功已加入</w:t>
+      </w:r>
+    </w:p>
+    <w:p>
+      <w:pPr>
+        <w:pBdr>
+          <w:top w:val="single" w:color="auto" w:sz="4" w:space="0"/>
+          <w:left w:val="single" w:color="auto" w:sz="4" w:space="0"/>
+          <w:bottom w:val="single" w:color="auto" w:sz="4" w:space="0"/>
+          <w:right w:val="single" w:color="auto" w:sz="4" w:space="0"/>
+        </w:pBdr>
+        <w:rPr>
+          <w:rFonts w:hint="eastAsia"/>
+          <w:highlight w:val="yellow"/>
+          <w:lang w:val="en-US" w:eastAsia="zh-CN"/>
+        </w:rPr>
+      </w:pPr>
+      <w:r>
+        <w:rPr>
+          <w:rFonts w:hint="eastAsia"/>
+          <w:highlight w:val="yellow"/>
+          <w:lang w:val="en-US" w:eastAsia="zh-CN"/>
+        </w:rPr>
+        <w:t xml:space="preserve">  I06 int, --触发操作的用户id</w:t>
+      </w:r>
+    </w:p>
+    <w:p>
+      <w:pPr>
+        <w:pBdr>
+          <w:top w:val="single" w:color="auto" w:sz="4" w:space="0"/>
+          <w:left w:val="single" w:color="auto" w:sz="4" w:space="0"/>
+          <w:bottom w:val="single" w:color="auto" w:sz="4" w:space="0"/>
+          <w:right w:val="single" w:color="auto" w:sz="4" w:space="0"/>
+        </w:pBdr>
+        <w:rPr>
+          <w:rFonts w:hint="eastAsia"/>
+          <w:highlight w:val="none"/>
+          <w:lang w:val="en-US" w:eastAsia="zh-CN"/>
+        </w:rPr>
+      </w:pPr>
+      <w:r>
+        <w:rPr>
+          <w:rFonts w:hint="eastAsia"/>
+          <w:highlight w:val="none"/>
+          <w:lang w:val="en-US" w:eastAsia="zh-CN"/>
+        </w:rPr>
+        <w:t xml:space="preserve">  I07 int, --  流程方式：0：顺发  1:并发 2:复杂</w:t>
+      </w:r>
+    </w:p>
+    <w:p>
+      <w:pPr>
+        <w:pBdr>
+          <w:top w:val="single" w:color="auto" w:sz="4" w:space="0"/>
+          <w:left w:val="single" w:color="auto" w:sz="4" w:space="0"/>
+          <w:bottom w:val="single" w:color="auto" w:sz="4" w:space="0"/>
+          <w:right w:val="single" w:color="auto" w:sz="4" w:space="0"/>
+        </w:pBdr>
+        <w:rPr>
+          <w:rFonts w:hint="eastAsia"/>
+          <w:highlight w:val="none"/>
+          <w:lang w:val="en-US" w:eastAsia="zh-CN"/>
+        </w:rPr>
+      </w:pPr>
+      <w:r>
+        <w:rPr>
+          <w:rFonts w:hint="eastAsia"/>
+          <w:highlight w:val="none"/>
+          <w:lang w:val="en-US" w:eastAsia="zh-CN"/>
+        </w:rPr>
+        <w:t xml:space="preserve">  I08 nvarchar(20), --科目号  (上级a</w:t>
+      </w:r>
+    </w:p>
+    <w:p>
+      <w:pPr>
+        <w:pBdr>
+          <w:top w:val="single" w:color="auto" w:sz="4" w:space="0"/>
+          <w:left w:val="single" w:color="auto" w:sz="4" w:space="0"/>
+          <w:bottom w:val="single" w:color="auto" w:sz="4" w:space="0"/>
+          <w:right w:val="single" w:color="auto" w:sz="4" w:space="0"/>
+        </w:pBdr>
+        <w:rPr>
+          <w:rFonts w:hint="eastAsia"/>
+          <w:highlight w:val="none"/>
+          <w:lang w:val="en-US" w:eastAsia="zh-CN"/>
+        </w:rPr>
+      </w:pPr>
+      <w:r>
+        <w:rPr>
+          <w:rFonts w:hint="eastAsia"/>
+          <w:highlight w:val="none"/>
+          <w:lang w:val="en-US" w:eastAsia="zh-CN"/>
+        </w:rPr>
+        <w:t xml:space="preserve">  I09 int, -- 总节点数.  </w:t>
+      </w:r>
+    </w:p>
+    <w:p>
+      <w:pPr>
+        <w:pBdr>
+          <w:top w:val="single" w:color="auto" w:sz="4" w:space="0"/>
+          <w:left w:val="single" w:color="auto" w:sz="4" w:space="0"/>
+          <w:bottom w:val="single" w:color="auto" w:sz="4" w:space="0"/>
+          <w:right w:val="single" w:color="auto" w:sz="4" w:space="0"/>
+        </w:pBdr>
+        <w:rPr>
+          <w:rFonts w:hint="eastAsia"/>
+          <w:highlight w:val="none"/>
+          <w:lang w:val="en-US" w:eastAsia="zh-CN"/>
+        </w:rPr>
+      </w:pPr>
+      <w:r>
+        <w:rPr>
+          <w:rFonts w:hint="eastAsia"/>
+          <w:highlight w:val="none"/>
+          <w:lang w:val="en-US" w:eastAsia="zh-CN"/>
+        </w:rPr>
+        <w:t xml:space="preserve">  I10 int, --备用  已处理节点数、最新节点数、</w:t>
+      </w:r>
+    </w:p>
+    <w:p>
+      <w:pPr>
+        <w:pBdr>
+          <w:top w:val="single" w:color="auto" w:sz="4" w:space="0"/>
+          <w:left w:val="single" w:color="auto" w:sz="4" w:space="0"/>
+          <w:bottom w:val="single" w:color="auto" w:sz="4" w:space="0"/>
+          <w:right w:val="single" w:color="auto" w:sz="4" w:space="0"/>
+        </w:pBdr>
+        <w:rPr>
+          <w:rFonts w:hint="eastAsia"/>
+          <w:highlight w:val="none"/>
+          <w:lang w:val="en-US" w:eastAsia="zh-CN"/>
+        </w:rPr>
+      </w:pPr>
+      <w:r>
+        <w:rPr>
+          <w:rFonts w:hint="eastAsia"/>
+          <w:highlight w:val="none"/>
+          <w:lang w:val="en-US" w:eastAsia="zh-CN"/>
+        </w:rPr>
+        <w:t xml:space="preserve">  -----------------------------------</w:t>
+      </w:r>
+    </w:p>
+    <w:p>
+      <w:pPr>
+        <w:pBdr>
+          <w:top w:val="single" w:color="auto" w:sz="4" w:space="0"/>
+          <w:left w:val="single" w:color="auto" w:sz="4" w:space="0"/>
+          <w:bottom w:val="single" w:color="auto" w:sz="4" w:space="0"/>
+          <w:right w:val="single" w:color="auto" w:sz="4" w:space="0"/>
+        </w:pBdr>
+        <w:rPr>
+          <w:rFonts w:hint="default"/>
+          <w:highlight w:val="yellow"/>
+          <w:lang w:val="en-US" w:eastAsia="zh-CN"/>
+        </w:rPr>
+      </w:pPr>
+      <w:r>
+        <w:rPr>
+          <w:rFonts w:hint="eastAsia"/>
+          <w:highlight w:val="yellow"/>
+          <w:lang w:val="en-US" w:eastAsia="zh-CN"/>
+        </w:rPr>
+        <w:t xml:space="preserve">  I11 int, --0=未读，1=已读，-1=删除</w:t>
+      </w:r>
+    </w:p>
+    <w:p>
+      <w:pPr>
+        <w:pBdr>
+          <w:top w:val="single" w:color="auto" w:sz="4" w:space="0"/>
+          <w:left w:val="single" w:color="auto" w:sz="4" w:space="0"/>
+          <w:bottom w:val="single" w:color="auto" w:sz="4" w:space="0"/>
+          <w:right w:val="single" w:color="auto" w:sz="4" w:space="0"/>
+        </w:pBdr>
+        <w:rPr>
+          <w:rFonts w:hint="eastAsia"/>
+          <w:highlight w:val="none"/>
+          <w:lang w:val="en-US" w:eastAsia="zh-CN"/>
+        </w:rPr>
+      </w:pPr>
+      <w:r>
+        <w:rPr>
+          <w:rFonts w:hint="eastAsia"/>
+          <w:highlight w:val="none"/>
+          <w:lang w:val="en-US" w:eastAsia="zh-CN"/>
+        </w:rPr>
+        <w:t xml:space="preserve">         -</w:t>
+      </w:r>
+    </w:p>
+    <w:p>
+      <w:pPr>
+        <w:pBdr>
+          <w:top w:val="single" w:color="auto" w:sz="4" w:space="0"/>
+          <w:left w:val="single" w:color="auto" w:sz="4" w:space="0"/>
+          <w:bottom w:val="single" w:color="auto" w:sz="4" w:space="0"/>
+          <w:right w:val="single" w:color="auto" w:sz="4" w:space="0"/>
+        </w:pBdr>
+        <w:rPr>
+          <w:rFonts w:hint="eastAsia"/>
+          <w:highlight w:val="none"/>
+          <w:lang w:val="en-US" w:eastAsia="zh-CN"/>
+        </w:rPr>
+      </w:pPr>
+      <w:r>
+        <w:rPr>
+          <w:rFonts w:hint="eastAsia"/>
+          <w:highlight w:val="none"/>
+          <w:lang w:val="en-US" w:eastAsia="zh-CN"/>
+        </w:rPr>
+        <w:t xml:space="preserve">         </w:t>
+      </w:r>
+    </w:p>
+    <w:p>
+      <w:pPr>
+        <w:pBdr>
+          <w:top w:val="single" w:color="auto" w:sz="4" w:space="0"/>
+          <w:left w:val="single" w:color="auto" w:sz="4" w:space="0"/>
+          <w:bottom w:val="single" w:color="auto" w:sz="4" w:space="0"/>
+          <w:right w:val="single" w:color="auto" w:sz="4" w:space="0"/>
+        </w:pBdr>
+        <w:rPr>
+          <w:rFonts w:hint="eastAsia"/>
+          <w:highlight w:val="none"/>
+          <w:lang w:val="en-US" w:eastAsia="zh-CN"/>
+        </w:rPr>
+      </w:pPr>
+      <w:r>
+        <w:rPr>
+          <w:rFonts w:hint="eastAsia"/>
+          <w:highlight w:val="none"/>
+          <w:lang w:val="en-US" w:eastAsia="zh-CN"/>
+        </w:rPr>
+        <w:t xml:space="preserve">  I12 int, -- 结果  0:未完成  1.已成功、 失败、 -1 被拒绝…..  2:待 发 -1:失败</w:t>
+      </w:r>
+    </w:p>
+    <w:p>
+      <w:pPr>
+        <w:pBdr>
+          <w:top w:val="single" w:color="auto" w:sz="4" w:space="0"/>
+          <w:left w:val="single" w:color="auto" w:sz="4" w:space="0"/>
+          <w:bottom w:val="single" w:color="auto" w:sz="4" w:space="0"/>
+          <w:right w:val="single" w:color="auto" w:sz="4" w:space="0"/>
+        </w:pBdr>
+        <w:rPr>
+          <w:rFonts w:hint="eastAsia"/>
+          <w:highlight w:val="none"/>
+          <w:lang w:val="en-US" w:eastAsia="zh-CN"/>
+        </w:rPr>
+      </w:pPr>
+      <w:r>
+        <w:rPr>
+          <w:rFonts w:hint="eastAsia"/>
+          <w:highlight w:val="none"/>
+          <w:lang w:val="en-US" w:eastAsia="zh-CN"/>
+        </w:rPr>
+        <w:t xml:space="preserve">  I13 int,  --级别： 正常、重要、紧急</w:t>
+      </w:r>
+    </w:p>
+    <w:p>
+      <w:pPr>
+        <w:pBdr>
+          <w:top w:val="single" w:color="auto" w:sz="4" w:space="0"/>
+          <w:left w:val="single" w:color="auto" w:sz="4" w:space="0"/>
+          <w:bottom w:val="single" w:color="auto" w:sz="4" w:space="0"/>
+          <w:right w:val="single" w:color="auto" w:sz="4" w:space="0"/>
+        </w:pBdr>
+        <w:rPr>
+          <w:rFonts w:hint="eastAsia"/>
+          <w:highlight w:val="none"/>
+          <w:lang w:val="en-US" w:eastAsia="zh-CN"/>
+        </w:rPr>
+      </w:pPr>
+      <w:r>
+        <w:rPr>
+          <w:rFonts w:hint="eastAsia"/>
+          <w:highlight w:val="none"/>
+          <w:lang w:val="en-US" w:eastAsia="zh-CN"/>
+        </w:rPr>
+        <w:t xml:space="preserve">  I14 int,  --密级： 普通0、秘密1、2机密、3绝密</w:t>
+      </w:r>
+    </w:p>
+    <w:p>
+      <w:pPr>
+        <w:pBdr>
+          <w:top w:val="single" w:color="auto" w:sz="4" w:space="0"/>
+          <w:left w:val="single" w:color="auto" w:sz="4" w:space="0"/>
+          <w:bottom w:val="single" w:color="auto" w:sz="4" w:space="0"/>
+          <w:right w:val="single" w:color="auto" w:sz="4" w:space="0"/>
+        </w:pBdr>
+        <w:rPr>
+          <w:rFonts w:hint="eastAsia"/>
+          <w:highlight w:val="yellow"/>
+          <w:lang w:val="en-US" w:eastAsia="zh-CN"/>
+        </w:rPr>
+      </w:pPr>
+      <w:r>
+        <w:rPr>
+          <w:rFonts w:hint="eastAsia"/>
+          <w:highlight w:val="yellow"/>
+          <w:lang w:val="en-US" w:eastAsia="zh-CN"/>
+        </w:rPr>
+        <w:t xml:space="preserve">  I15 nvarchar(255), --  location地点</w:t>
+      </w:r>
+    </w:p>
+    <w:p>
+      <w:pPr>
+        <w:pBdr>
+          <w:top w:val="single" w:color="auto" w:sz="4" w:space="0"/>
+          <w:left w:val="single" w:color="auto" w:sz="4" w:space="0"/>
+          <w:bottom w:val="single" w:color="auto" w:sz="4" w:space="0"/>
+          <w:right w:val="single" w:color="auto" w:sz="4" w:space="0"/>
+        </w:pBdr>
+        <w:rPr>
+          <w:rFonts w:hint="default"/>
+          <w:highlight w:val="none"/>
+          <w:lang w:val="en-US" w:eastAsia="zh-CN"/>
+        </w:rPr>
+      </w:pPr>
+      <w:r>
+        <w:rPr>
+          <w:rFonts w:hint="eastAsia"/>
+          <w:highlight w:val="none"/>
+          <w:lang w:val="en-US" w:eastAsia="zh-CN"/>
+        </w:rPr>
+        <w:t xml:space="preserve">  I16 nvarchar(256),  --主文本</w:t>
+      </w:r>
+    </w:p>
+    <w:p>
+      <w:pPr>
+        <w:pBdr>
+          <w:top w:val="single" w:color="auto" w:sz="4" w:space="0"/>
+          <w:left w:val="single" w:color="auto" w:sz="4" w:space="0"/>
+          <w:bottom w:val="single" w:color="auto" w:sz="4" w:space="0"/>
+          <w:right w:val="single" w:color="auto" w:sz="4" w:space="0"/>
+        </w:pBdr>
+        <w:rPr>
+          <w:rFonts w:hint="default"/>
+          <w:highlight w:val="yellow"/>
+          <w:lang w:val="en-US" w:eastAsia="zh-CN"/>
+        </w:rPr>
+      </w:pPr>
+      <w:r>
+        <w:rPr>
+          <w:rFonts w:hint="eastAsia"/>
+          <w:highlight w:val="yellow"/>
+          <w:lang w:val="en-US" w:eastAsia="zh-CN"/>
+        </w:rPr>
+        <w:t xml:space="preserve">  I17 nvarchar(50),  --帖子标题简写</w:t>
+      </w:r>
+    </w:p>
+    <w:p>
+      <w:pPr>
+        <w:pBdr>
+          <w:top w:val="single" w:color="auto" w:sz="4" w:space="0"/>
+          <w:left w:val="single" w:color="auto" w:sz="4" w:space="0"/>
+          <w:bottom w:val="single" w:color="auto" w:sz="4" w:space="0"/>
+          <w:right w:val="single" w:color="auto" w:sz="4" w:space="0"/>
+        </w:pBdr>
+        <w:rPr>
+          <w:rFonts w:hint="eastAsia"/>
+          <w:highlight w:val="none"/>
+          <w:lang w:val="en-US" w:eastAsia="zh-CN"/>
+        </w:rPr>
+      </w:pPr>
+      <w:r>
+        <w:rPr>
+          <w:rFonts w:hint="eastAsia"/>
+          <w:highlight w:val="none"/>
+          <w:lang w:val="en-US" w:eastAsia="zh-CN"/>
+        </w:rPr>
+        <w:t xml:space="preserve">  I18 int,  --  //邮件：是否自动回复  //短信：  收发标志  //电话：来电、去电标志</w:t>
+      </w:r>
+    </w:p>
+    <w:p>
+      <w:pPr>
+        <w:pBdr>
+          <w:top w:val="single" w:color="auto" w:sz="4" w:space="0"/>
+          <w:left w:val="single" w:color="auto" w:sz="4" w:space="0"/>
+          <w:bottom w:val="single" w:color="auto" w:sz="4" w:space="0"/>
+          <w:right w:val="single" w:color="auto" w:sz="4" w:space="0"/>
+        </w:pBdr>
+        <w:rPr>
+          <w:rFonts w:hint="eastAsia"/>
+          <w:highlight w:val="yellow"/>
+          <w:lang w:val="en-US" w:eastAsia="zh-CN"/>
+        </w:rPr>
+      </w:pPr>
+      <w:r>
+        <w:rPr>
+          <w:rFonts w:hint="eastAsia"/>
+          <w:highlight w:val="yellow"/>
+          <w:lang w:val="en-US" w:eastAsia="zh-CN"/>
+        </w:rPr>
+        <w:t xml:space="preserve">  I19 nvarchar(50), --帖子封面图</w:t>
+      </w:r>
+    </w:p>
+    <w:p>
+      <w:pPr>
+        <w:pBdr>
+          <w:top w:val="single" w:color="auto" w:sz="4" w:space="0"/>
+          <w:left w:val="single" w:color="auto" w:sz="4" w:space="0"/>
+          <w:bottom w:val="single" w:color="auto" w:sz="4" w:space="0"/>
+          <w:right w:val="single" w:color="auto" w:sz="4" w:space="0"/>
+        </w:pBdr>
+        <w:rPr>
+          <w:rFonts w:hint="eastAsia"/>
+          <w:highlight w:val="yellow"/>
+          <w:lang w:val="en-US" w:eastAsia="zh-CN"/>
+        </w:rPr>
+      </w:pPr>
+      <w:r>
+        <w:rPr>
+          <w:rFonts w:hint="eastAsia"/>
+          <w:highlight w:val="yellow"/>
+          <w:lang w:val="en-US" w:eastAsia="zh-CN"/>
+        </w:rPr>
+        <w:t xml:space="preserve">  I20 nvarchar(20), --type（源类型‘invite</w:t>
+      </w:r>
+      <w:r>
+        <w:rPr>
+          <w:rFonts w:hint="default"/>
+          <w:highlight w:val="yellow"/>
+          <w:lang w:val="en-US" w:eastAsia="zh-CN"/>
+        </w:rPr>
+        <w:t>’</w:t>
+      </w:r>
+      <w:r>
+        <w:rPr>
+          <w:rFonts w:hint="eastAsia"/>
+          <w:highlight w:val="yellow"/>
+          <w:lang w:val="en-US" w:eastAsia="zh-CN"/>
+        </w:rPr>
+        <w:t>,</w:t>
+      </w:r>
+      <w:r>
+        <w:rPr>
+          <w:rFonts w:hint="default"/>
+          <w:highlight w:val="yellow"/>
+          <w:lang w:val="en-US" w:eastAsia="zh-CN"/>
+        </w:rPr>
+        <w:t>’</w:t>
+      </w:r>
+      <w:r>
+        <w:rPr>
+          <w:rFonts w:hint="eastAsia"/>
+          <w:highlight w:val="yellow"/>
+          <w:lang w:val="en-US" w:eastAsia="zh-CN"/>
+        </w:rPr>
+        <w:t>competetion</w:t>
+      </w:r>
+      <w:r>
+        <w:rPr>
+          <w:rFonts w:hint="default"/>
+          <w:highlight w:val="yellow"/>
+          <w:lang w:val="en-US" w:eastAsia="zh-CN"/>
+        </w:rPr>
+        <w:t>’</w:t>
+      </w:r>
+      <w:r>
+        <w:rPr>
+          <w:rFonts w:hint="eastAsia"/>
+          <w:highlight w:val="yellow"/>
+          <w:lang w:val="en-US" w:eastAsia="zh-CN"/>
+        </w:rPr>
+        <w:t>,</w:t>
+      </w:r>
+      <w:r>
+        <w:rPr>
+          <w:rFonts w:hint="default"/>
+          <w:highlight w:val="yellow"/>
+          <w:lang w:val="en-US" w:eastAsia="zh-CN"/>
+        </w:rPr>
+        <w:t>’</w:t>
+      </w:r>
+      <w:r>
+        <w:rPr>
+          <w:rFonts w:hint="eastAsia"/>
+          <w:highlight w:val="yellow"/>
+          <w:lang w:val="en-US" w:eastAsia="zh-CN"/>
+        </w:rPr>
+        <w:t>post</w:t>
+      </w:r>
+      <w:r>
+        <w:rPr>
+          <w:rFonts w:hint="default"/>
+          <w:highlight w:val="yellow"/>
+          <w:lang w:val="en-US" w:eastAsia="zh-CN"/>
+        </w:rPr>
+        <w:t>’</w:t>
+      </w:r>
+      <w:r>
+        <w:rPr>
+          <w:rFonts w:hint="eastAsia"/>
+          <w:highlight w:val="yellow"/>
+          <w:lang w:val="en-US" w:eastAsia="zh-CN"/>
+        </w:rPr>
+        <w:t xml:space="preserve">     </w:t>
+      </w:r>
+    </w:p>
+    <w:p>
+      <w:pPr>
+        <w:pBdr>
+          <w:top w:val="single" w:color="auto" w:sz="4" w:space="0"/>
+          <w:left w:val="single" w:color="auto" w:sz="4" w:space="0"/>
+          <w:bottom w:val="single" w:color="auto" w:sz="4" w:space="0"/>
+          <w:right w:val="single" w:color="auto" w:sz="4" w:space="0"/>
+        </w:pBdr>
+        <w:rPr>
+          <w:rFonts w:hint="default"/>
+          <w:highlight w:val="none"/>
+          <w:lang w:val="en-US" w:eastAsia="zh-CN"/>
+        </w:rPr>
+      </w:pPr>
+      <w:r>
+        <w:rPr>
+          <w:rFonts w:hint="eastAsia"/>
+          <w:highlight w:val="none"/>
+          <w:lang w:val="en-US" w:eastAsia="zh-CN"/>
+        </w:rPr>
+        <w:t xml:space="preserve">  I21 int, -</w:t>
+      </w:r>
+      <w:r>
+        <w:rPr>
+          <w:rFonts w:hint="eastAsia"/>
+          <w:highlight w:val="none"/>
+          <w:lang w:val="en-US" w:eastAsia="zh-CN"/>
+        </w:rPr>
+        <w:tab/>
+      </w:r>
+      <w:r>
+        <w:rPr>
+          <w:rFonts w:hint="eastAsia"/>
+          <w:highlight w:val="none"/>
+          <w:lang w:val="en-US" w:eastAsia="zh-CN"/>
+        </w:rPr>
+        <w:tab/>
+      </w:r>
+      <w:r>
+        <w:rPr>
+          <w:rFonts w:hint="eastAsia"/>
+          <w:highlight w:val="none"/>
+          <w:lang w:val="en-US" w:eastAsia="zh-CN"/>
+        </w:rPr>
+        <w:t>收藏数</w:t>
+      </w:r>
+    </w:p>
+    <w:p>
+      <w:pPr>
+        <w:pBdr>
+          <w:top w:val="single" w:color="auto" w:sz="4" w:space="0"/>
+          <w:left w:val="single" w:color="auto" w:sz="4" w:space="0"/>
+          <w:bottom w:val="single" w:color="auto" w:sz="4" w:space="0"/>
+          <w:right w:val="single" w:color="auto" w:sz="4" w:space="0"/>
+        </w:pBdr>
+        <w:rPr>
+          <w:rFonts w:hint="default"/>
+          <w:highlight w:val="yellow"/>
+          <w:lang w:val="en-US" w:eastAsia="zh-CN"/>
+        </w:rPr>
+      </w:pPr>
+      <w:r>
+        <w:rPr>
+          <w:rFonts w:hint="eastAsia"/>
+          <w:highlight w:val="yellow"/>
+          <w:lang w:val="en-US" w:eastAsia="zh-CN"/>
+        </w:rPr>
+        <w:t xml:space="preserve">  I22 datetime, -- time 发布时间[#5]</w:t>
+      </w:r>
+    </w:p>
+    <w:p>
+      <w:pPr>
+        <w:pBdr>
+          <w:top w:val="single" w:color="auto" w:sz="4" w:space="0"/>
+          <w:left w:val="single" w:color="auto" w:sz="4" w:space="0"/>
+          <w:bottom w:val="single" w:color="auto" w:sz="4" w:space="0"/>
+          <w:right w:val="single" w:color="auto" w:sz="4" w:space="0"/>
+        </w:pBdr>
+        <w:rPr>
+          <w:rFonts w:hint="eastAsia"/>
+          <w:highlight w:val="none"/>
+          <w:lang w:val="en-US" w:eastAsia="zh-CN"/>
+        </w:rPr>
+      </w:pPr>
+      <w:r>
+        <w:rPr>
+          <w:rFonts w:hint="eastAsia"/>
+          <w:highlight w:val="none"/>
+          <w:lang w:val="en-US" w:eastAsia="zh-CN"/>
+        </w:rPr>
+        <w:t xml:space="preserve">  I23 datetime,  --开始时间</w:t>
+      </w:r>
+    </w:p>
+    <w:p>
+      <w:pPr>
+        <w:pBdr>
+          <w:top w:val="single" w:color="auto" w:sz="4" w:space="0"/>
+          <w:left w:val="single" w:color="auto" w:sz="4" w:space="0"/>
+          <w:bottom w:val="single" w:color="auto" w:sz="4" w:space="0"/>
+          <w:right w:val="single" w:color="auto" w:sz="4" w:space="0"/>
+        </w:pBdr>
+        <w:rPr>
+          <w:rFonts w:hint="eastAsia"/>
+          <w:highlight w:val="none"/>
+          <w:lang w:val="en-US" w:eastAsia="zh-CN"/>
+        </w:rPr>
+      </w:pPr>
+      <w:r>
+        <w:rPr>
+          <w:rFonts w:hint="eastAsia"/>
+          <w:highlight w:val="none"/>
+          <w:lang w:val="en-US" w:eastAsia="zh-CN"/>
+        </w:rPr>
+        <w:t xml:space="preserve">  I24 datetime,  --结束时间</w:t>
+      </w:r>
+    </w:p>
+    <w:p>
+      <w:pPr>
+        <w:pBdr>
+          <w:top w:val="single" w:color="auto" w:sz="4" w:space="0"/>
+          <w:left w:val="single" w:color="auto" w:sz="4" w:space="0"/>
+          <w:bottom w:val="single" w:color="auto" w:sz="4" w:space="0"/>
+          <w:right w:val="single" w:color="auto" w:sz="4" w:space="0"/>
+        </w:pBdr>
+        <w:rPr>
+          <w:rFonts w:hint="eastAsia"/>
+          <w:highlight w:val="none"/>
+          <w:lang w:val="en-US" w:eastAsia="zh-CN"/>
+        </w:rPr>
+      </w:pPr>
+      <w:r>
+        <w:rPr>
+          <w:rFonts w:hint="eastAsia"/>
+          <w:highlight w:val="none"/>
+          <w:lang w:val="en-US" w:eastAsia="zh-CN"/>
+        </w:rPr>
+        <w:t xml:space="preserve">  I25 datetime,  --信息处理结束时间(会议结束时间)    --绩效任务要求时间         --有效期</w:t>
+      </w:r>
+    </w:p>
+    <w:p>
+      <w:pPr>
+        <w:pBdr>
+          <w:top w:val="single" w:color="auto" w:sz="4" w:space="0"/>
+          <w:left w:val="single" w:color="auto" w:sz="4" w:space="0"/>
+          <w:bottom w:val="single" w:color="auto" w:sz="4" w:space="0"/>
+          <w:right w:val="single" w:color="auto" w:sz="4" w:space="0"/>
+        </w:pBdr>
+        <w:rPr>
+          <w:rFonts w:hint="eastAsia"/>
+          <w:highlight w:val="none"/>
+          <w:lang w:val="en-US" w:eastAsia="zh-CN"/>
+        </w:rPr>
+      </w:pPr>
+      <w:r>
+        <w:rPr>
+          <w:rFonts w:hint="eastAsia"/>
+          <w:highlight w:val="none"/>
+          <w:lang w:val="en-US" w:eastAsia="zh-CN"/>
+        </w:rPr>
+        <w:t xml:space="preserve">  I26 datetime,  --会议通知載止时间               </w:t>
+      </w:r>
+    </w:p>
+    <w:p>
+      <w:pPr>
+        <w:pBdr>
+          <w:top w:val="single" w:color="auto" w:sz="4" w:space="0"/>
+          <w:left w:val="single" w:color="auto" w:sz="4" w:space="0"/>
+          <w:bottom w:val="single" w:color="auto" w:sz="4" w:space="0"/>
+          <w:right w:val="single" w:color="auto" w:sz="4" w:space="0"/>
+        </w:pBdr>
+        <w:rPr>
+          <w:rFonts w:hint="default"/>
+          <w:highlight w:val="none"/>
+          <w:lang w:val="en-US" w:eastAsia="zh-CN"/>
+        </w:rPr>
+      </w:pPr>
+      <w:r>
+        <w:rPr>
+          <w:rFonts w:hint="eastAsia"/>
+          <w:highlight w:val="none"/>
+          <w:lang w:val="en-US" w:eastAsia="zh-CN"/>
+        </w:rPr>
+        <w:t xml:space="preserve">  I27 int, --点赞量like</w:t>
+      </w:r>
+    </w:p>
+    <w:p>
+      <w:pPr>
+        <w:pBdr>
+          <w:top w:val="single" w:color="auto" w:sz="4" w:space="0"/>
+          <w:left w:val="single" w:color="auto" w:sz="4" w:space="0"/>
+          <w:bottom w:val="single" w:color="auto" w:sz="4" w:space="0"/>
+          <w:right w:val="single" w:color="auto" w:sz="4" w:space="0"/>
+        </w:pBdr>
+        <w:rPr>
+          <w:rFonts w:hint="eastAsia"/>
+          <w:highlight w:val="none"/>
+          <w:lang w:val="en-US" w:eastAsia="zh-CN"/>
+        </w:rPr>
+      </w:pPr>
+      <w:r>
+        <w:rPr>
+          <w:rFonts w:hint="eastAsia"/>
+          <w:highlight w:val="none"/>
+          <w:lang w:val="en-US" w:eastAsia="zh-CN"/>
+        </w:rPr>
+        <w:t xml:space="preserve">  I28 float, --附件大小</w:t>
+      </w:r>
+    </w:p>
+    <w:p>
+      <w:pPr>
+        <w:pBdr>
+          <w:top w:val="single" w:color="auto" w:sz="4" w:space="0"/>
+          <w:left w:val="single" w:color="auto" w:sz="4" w:space="0"/>
+          <w:bottom w:val="single" w:color="auto" w:sz="4" w:space="0"/>
+          <w:right w:val="single" w:color="auto" w:sz="4" w:space="0"/>
+        </w:pBdr>
+        <w:rPr>
+          <w:rFonts w:hint="default"/>
+          <w:highlight w:val="none"/>
+          <w:lang w:val="en-US" w:eastAsia="zh-CN"/>
+        </w:rPr>
+      </w:pPr>
+      <w:r>
+        <w:rPr>
+          <w:rFonts w:hint="eastAsia"/>
+          <w:highlight w:val="none"/>
+          <w:lang w:val="en-US" w:eastAsia="zh-CN"/>
+        </w:rPr>
+        <w:t xml:space="preserve">  I29 int, --评论量comment</w:t>
+      </w:r>
+    </w:p>
+    <w:p>
+      <w:pPr>
+        <w:pBdr>
+          <w:top w:val="single" w:color="auto" w:sz="4" w:space="0"/>
+          <w:left w:val="single" w:color="auto" w:sz="4" w:space="0"/>
+          <w:bottom w:val="single" w:color="auto" w:sz="4" w:space="0"/>
+          <w:right w:val="single" w:color="auto" w:sz="4" w:space="0"/>
+        </w:pBdr>
+        <w:rPr>
+          <w:rFonts w:hint="eastAsia"/>
+          <w:highlight w:val="none"/>
+          <w:lang w:val="en-US" w:eastAsia="zh-CN"/>
+        </w:rPr>
+      </w:pPr>
+      <w:r>
+        <w:rPr>
+          <w:rFonts w:hint="eastAsia"/>
+          <w:highlight w:val="none"/>
+          <w:lang w:val="en-US" w:eastAsia="zh-CN"/>
+        </w:rPr>
+        <w:t xml:space="preserve">  I30 int, --participantcount参与人数   </w:t>
+      </w:r>
+    </w:p>
+    <w:p>
+      <w:pPr>
+        <w:pBdr>
+          <w:top w:val="single" w:color="auto" w:sz="4" w:space="0"/>
+          <w:left w:val="single" w:color="auto" w:sz="4" w:space="0"/>
+          <w:bottom w:val="single" w:color="auto" w:sz="4" w:space="0"/>
+          <w:right w:val="single" w:color="auto" w:sz="4" w:space="0"/>
+        </w:pBdr>
+        <w:rPr>
+          <w:rFonts w:hint="default"/>
+          <w:highlight w:val="none"/>
+          <w:lang w:val="en-US" w:eastAsia="zh-CN"/>
+        </w:rPr>
+      </w:pPr>
+      <w:r>
+        <w:rPr>
+          <w:rFonts w:hint="eastAsia"/>
+          <w:highlight w:val="none"/>
+          <w:lang w:val="en-US" w:eastAsia="zh-CN"/>
+        </w:rPr>
+        <w:t xml:space="preserve">  I31 int, --skilllevel球技等级</w:t>
+      </w:r>
+    </w:p>
+    <w:p>
+      <w:pPr>
+        <w:pBdr>
+          <w:top w:val="single" w:color="auto" w:sz="4" w:space="0"/>
+          <w:left w:val="single" w:color="auto" w:sz="4" w:space="0"/>
+          <w:bottom w:val="single" w:color="auto" w:sz="4" w:space="0"/>
+          <w:right w:val="single" w:color="auto" w:sz="4" w:space="0"/>
+        </w:pBdr>
+        <w:rPr>
+          <w:rFonts w:hint="eastAsia"/>
+          <w:highlight w:val="none"/>
+          <w:lang w:val="en-US" w:eastAsia="zh-CN"/>
+        </w:rPr>
+      </w:pPr>
+      <w:r>
+        <w:rPr>
+          <w:rFonts w:hint="eastAsia"/>
+          <w:highlight w:val="none"/>
+          <w:lang w:val="en-US" w:eastAsia="zh-CN"/>
+        </w:rPr>
+        <w:t xml:space="preserve">  I32 int,</w:t>
+      </w:r>
+    </w:p>
+    <w:p>
+      <w:pPr>
+        <w:pBdr>
+          <w:top w:val="single" w:color="auto" w:sz="4" w:space="0"/>
+          <w:left w:val="single" w:color="auto" w:sz="4" w:space="0"/>
+          <w:bottom w:val="single" w:color="auto" w:sz="4" w:space="0"/>
+          <w:right w:val="single" w:color="auto" w:sz="4" w:space="0"/>
+        </w:pBdr>
+        <w:rPr>
+          <w:rFonts w:hint="default"/>
+          <w:highlight w:val="none"/>
+          <w:lang w:val="en-US" w:eastAsia="zh-CN"/>
+        </w:rPr>
+      </w:pPr>
+      <w:r>
+        <w:rPr>
+          <w:rFonts w:hint="eastAsia"/>
+          <w:highlight w:val="none"/>
+          <w:lang w:val="en-US" w:eastAsia="zh-CN"/>
+        </w:rPr>
+        <w:t xml:space="preserve">  I33 int</w:t>
+      </w:r>
+    </w:p>
+    <w:p>
+      <w:pPr>
+        <w:pBdr>
+          <w:top w:val="single" w:color="auto" w:sz="4" w:space="0"/>
+          <w:left w:val="single" w:color="auto" w:sz="4" w:space="0"/>
+          <w:bottom w:val="single" w:color="auto" w:sz="4" w:space="0"/>
+          <w:right w:val="single" w:color="auto" w:sz="4" w:space="0"/>
+        </w:pBdr>
+        <w:rPr>
+          <w:rFonts w:hint="default"/>
+          <w:highlight w:val="none"/>
+          <w:lang w:val="en-US" w:eastAsia="zh-CN"/>
+        </w:rPr>
+      </w:pPr>
+      <w:r>
+        <w:rPr>
+          <w:rFonts w:hint="eastAsia"/>
+          <w:highlight w:val="none"/>
+          <w:lang w:val="en-US" w:eastAsia="zh-CN"/>
+        </w:rPr>
+        <w:t xml:space="preserve">  I34 int</w:t>
+      </w:r>
+    </w:p>
+    <w:p>
+      <w:pPr>
+        <w:pBdr>
+          <w:top w:val="single" w:color="auto" w:sz="4" w:space="0"/>
+          <w:left w:val="single" w:color="auto" w:sz="4" w:space="0"/>
+          <w:bottom w:val="single" w:color="auto" w:sz="4" w:space="0"/>
+          <w:right w:val="single" w:color="auto" w:sz="4" w:space="0"/>
+        </w:pBdr>
+        <w:rPr>
+          <w:rFonts w:hint="eastAsia"/>
+          <w:highlight w:val="none"/>
+          <w:lang w:val="en-US" w:eastAsia="zh-CN"/>
+        </w:rPr>
+      </w:pPr>
+      <w:r>
+        <w:rPr>
+          <w:rFonts w:hint="eastAsia"/>
+          <w:highlight w:val="none"/>
+          <w:lang w:val="en-US" w:eastAsia="zh-CN"/>
+        </w:rPr>
+        <w:t xml:space="preserve">  I35 char(10) </w:t>
+      </w:r>
+    </w:p>
+    <w:p>
+      <w:pPr>
+        <w:rPr>
+          <w:rFonts w:hint="default"/>
+          <w:lang w:val="en-US" w:eastAsia="zh-CN"/>
+        </w:rPr>
+      </w:pPr>
+    </w:p>
+    <w:p>
+      <w:pPr>
+        <w:pStyle w:val="3"/>
+        <w:bidi w:val="0"/>
+        <w:rPr>
+          <w:rFonts w:hint="default"/>
+          <w:lang w:val="en-US" w:eastAsia="zh-CN"/>
+        </w:rPr>
+      </w:pPr>
+      <w:r>
+        <w:rPr>
+          <w:rFonts w:hint="eastAsia"/>
+          <w:lang w:val="en-US" w:eastAsia="zh-CN"/>
+        </w:rPr>
+        <w:t>Itie（帖子，约球，比赛表）</w:t>
+      </w:r>
+    </w:p>
+    <w:p>
+      <w:pPr>
+        <w:pBdr>
+          <w:top w:val="single" w:color="auto" w:sz="4" w:space="0"/>
+          <w:left w:val="single" w:color="auto" w:sz="4" w:space="0"/>
+          <w:bottom w:val="single" w:color="auto" w:sz="4" w:space="0"/>
+          <w:right w:val="single" w:color="auto" w:sz="4" w:space="0"/>
+        </w:pBdr>
+        <w:rPr>
+          <w:rFonts w:hint="eastAsia"/>
+          <w:lang w:val="en-US" w:eastAsia="zh-CN"/>
+        </w:rPr>
+      </w:pPr>
+      <w:r>
+        <w:rPr>
+          <w:rFonts w:hint="eastAsia"/>
+          <w:lang w:val="en-US" w:eastAsia="zh-CN"/>
+        </w:rPr>
+        <w:t xml:space="preserve">  I01 int identity(1,1), --信息ID</w:t>
+      </w:r>
+    </w:p>
+    <w:p>
+      <w:pPr>
+        <w:pBdr>
+          <w:top w:val="single" w:color="auto" w:sz="4" w:space="0"/>
+          <w:left w:val="single" w:color="auto" w:sz="4" w:space="0"/>
+          <w:bottom w:val="single" w:color="auto" w:sz="4" w:space="0"/>
+          <w:right w:val="single" w:color="auto" w:sz="4" w:space="0"/>
+        </w:pBdr>
+        <w:rPr>
           <w:rFonts w:hint="eastAsia"/>
           <w:lang w:val="en-US" w:eastAsia="zh-CN"/>
         </w:rPr>
@@ -18740,8 +19953,10 @@
           <w:highlight w:val="yellow"/>
           <w:lang w:val="en-US" w:eastAsia="zh-CN"/>
         </w:rPr>
-        <w:t xml:space="preserve">  I29 int, --评论量comment</w:t>
-      </w:r>
+        <w:t xml:space="preserve">  I29 int, --参与人数</w:t>
+      </w:r>
+      <w:bookmarkStart w:id="82" w:name="_GoBack"/>
+      <w:bookmarkEnd w:id="82"/>
     </w:p>
     <w:p>
       <w:pPr>
@@ -18878,14 +20093,6 @@
         </w:rPr>
         <w:t xml:space="preserve">  I35 char(10) </w:t>
       </w:r>
-    </w:p>
-    <w:p>
-      <w:pPr>
-        <w:rPr>
-          <w:rFonts w:hint="default"/>
-          <w:lang w:val="en-US" w:eastAsia="zh-CN"/>
-        </w:rPr>
-      </w:pPr>
     </w:p>
     <w:p>
       <w:pPr>
@@ -19636,8 +20843,6 @@
         </w:rPr>
         <w:t xml:space="preserve">          P06  int ,  -- publisher=0；participator=1，like=3,collect=4</w:t>
       </w:r>
-      <w:bookmarkStart w:id="82" w:name="_GoBack"/>
-      <w:bookmarkEnd w:id="82"/>
     </w:p>
     <w:p>
       <w:pPr>
@@ -23050,8 +24255,8 @@
           <w:lang w:val="en-US" w:eastAsia="zh-CN"/>
         </w:rPr>
       </w:pPr>
-      <w:bookmarkStart w:id="65" w:name="_Toc24430"/>
-      <w:bookmarkStart w:id="66" w:name="_Toc21225"/>
+      <w:bookmarkStart w:id="65" w:name="_Toc21225"/>
+      <w:bookmarkStart w:id="66" w:name="_Toc24430"/>
       <w:r>
         <w:rPr>
           <w:rFonts w:hint="eastAsia"/>
@@ -27456,8 +28661,8 @@
           <w:lang w:val="en-US" w:eastAsia="zh-CN"/>
         </w:rPr>
       </w:pPr>
-      <w:bookmarkStart w:id="80" w:name="_Toc16984"/>
-      <w:bookmarkStart w:id="81" w:name="_Toc28531"/>
+      <w:bookmarkStart w:id="80" w:name="_Toc28531"/>
+      <w:bookmarkStart w:id="81" w:name="_Toc16984"/>
       <w:r>
         <w:rPr>
           <w:rFonts w:hint="eastAsia"/>
@@ -28233,7 +29438,7 @@
     <w:lsdException w:unhideWhenUsed="0" w:uiPriority="0" w:semiHidden="0" w:name="Document Map"/>
     <w:lsdException w:unhideWhenUsed="0" w:uiPriority="0" w:semiHidden="0" w:name="Plain Text"/>
     <w:lsdException w:unhideWhenUsed="0" w:uiPriority="0" w:semiHidden="0" w:name="E-mail Signature"/>
-    <w:lsdException w:unhideWhenUsed="0" w:uiPriority="0" w:semiHidden="0" w:name="Normal (Web)"/>
+    <w:lsdException w:qFormat="1" w:unhideWhenUsed="0" w:uiPriority="0" w:semiHidden="0" w:name="Normal (Web)"/>
     <w:lsdException w:unhideWhenUsed="0" w:uiPriority="0" w:semiHidden="0" w:name="HTML Acronym"/>
     <w:lsdException w:unhideWhenUsed="0" w:uiPriority="0" w:semiHidden="0" w:name="HTML Address"/>
     <w:lsdException w:unhideWhenUsed="0" w:uiPriority="0" w:semiHidden="0" w:name="HTML Cite"/>
@@ -28579,6 +29784,7 @@
   <w:style w:type="paragraph" w:styleId="11">
     <w:name w:val="Normal (Web)"/>
     <w:basedOn w:val="1"/>
+    <w:qFormat/>
     <w:uiPriority w:val="0"/>
     <w:pPr>
       <w:spacing w:before="0" w:beforeAutospacing="1" w:after="0" w:afterAutospacing="1"/>

--- a/约球说明.docx
+++ b/约球说明.docx
@@ -95,7 +95,7 @@
               <w:szCs w:val="24"/>
               <w:lang w:val="en-US" w:eastAsia="zh-CN" w:bidi="ar-SA"/>
             </w:rPr>
-            <w:instrText xml:space="preserve"> HYPERLINK \l _Toc31607 </w:instrText>
+            <w:instrText xml:space="preserve"> HYPERLINK \l _Toc22861 </w:instrText>
           </w:r>
           <w:r>
             <w:rPr>
@@ -120,7 +120,7 @@
             <w:fldChar w:fldCharType="begin"/>
           </w:r>
           <w:r>
-            <w:instrText xml:space="preserve"> PAGEREF _Toc31607 \h </w:instrText>
+            <w:instrText xml:space="preserve"> PAGEREF _Toc22861 \h </w:instrText>
           </w:r>
           <w:r>
             <w:fldChar w:fldCharType="separate"/>
@@ -164,7 +164,7 @@
               <w:szCs w:val="24"/>
               <w:lang w:val="en-US" w:eastAsia="zh-CN" w:bidi="ar-SA"/>
             </w:rPr>
-            <w:instrText xml:space="preserve"> HYPERLINK \l _Toc24331 </w:instrText>
+            <w:instrText xml:space="preserve"> HYPERLINK \l _Toc16919 </w:instrText>
           </w:r>
           <w:r>
             <w:rPr>
@@ -185,7 +185,7 @@
             <w:fldChar w:fldCharType="begin"/>
           </w:r>
           <w:r>
-            <w:instrText xml:space="preserve"> PAGEREF _Toc24331 \h </w:instrText>
+            <w:instrText xml:space="preserve"> PAGEREF _Toc16919 \h </w:instrText>
           </w:r>
           <w:r>
             <w:fldChar w:fldCharType="separate"/>
@@ -229,7 +229,7 @@
               <w:szCs w:val="24"/>
               <w:lang w:val="en-US" w:eastAsia="zh-CN" w:bidi="ar-SA"/>
             </w:rPr>
-            <w:instrText xml:space="preserve"> HYPERLINK \l _Toc19779 </w:instrText>
+            <w:instrText xml:space="preserve"> HYPERLINK \l _Toc15540 </w:instrText>
           </w:r>
           <w:r>
             <w:rPr>
@@ -254,7 +254,7 @@
             <w:fldChar w:fldCharType="begin"/>
           </w:r>
           <w:r>
-            <w:instrText xml:space="preserve"> PAGEREF _Toc19779 \h </w:instrText>
+            <w:instrText xml:space="preserve"> PAGEREF _Toc15540 \h </w:instrText>
           </w:r>
           <w:r>
             <w:fldChar w:fldCharType="separate"/>
@@ -298,7 +298,7 @@
               <w:szCs w:val="24"/>
               <w:lang w:val="en-US" w:eastAsia="zh-CN" w:bidi="ar-SA"/>
             </w:rPr>
-            <w:instrText xml:space="preserve"> HYPERLINK \l _Toc25391 </w:instrText>
+            <w:instrText xml:space="preserve"> HYPERLINK \l _Toc8289 </w:instrText>
           </w:r>
           <w:r>
             <w:rPr>
@@ -337,7 +337,7 @@
             <w:fldChar w:fldCharType="begin"/>
           </w:r>
           <w:r>
-            <w:instrText xml:space="preserve"> PAGEREF _Toc25391 \h </w:instrText>
+            <w:instrText xml:space="preserve"> PAGEREF _Toc8289 \h </w:instrText>
           </w:r>
           <w:r>
             <w:fldChar w:fldCharType="separate"/>
@@ -381,7 +381,7 @@
               <w:szCs w:val="24"/>
               <w:lang w:val="en-US" w:eastAsia="zh-CN" w:bidi="ar-SA"/>
             </w:rPr>
-            <w:instrText xml:space="preserve"> HYPERLINK \l _Toc15712 </w:instrText>
+            <w:instrText xml:space="preserve"> HYPERLINK \l _Toc25473 </w:instrText>
           </w:r>
           <w:r>
             <w:rPr>
@@ -413,7 +413,7 @@
             <w:fldChar w:fldCharType="begin"/>
           </w:r>
           <w:r>
-            <w:instrText xml:space="preserve"> PAGEREF _Toc15712 \h </w:instrText>
+            <w:instrText xml:space="preserve"> PAGEREF _Toc25473 \h </w:instrText>
           </w:r>
           <w:r>
             <w:fldChar w:fldCharType="separate"/>
@@ -457,7 +457,7 @@
               <w:szCs w:val="24"/>
               <w:lang w:val="en-US" w:eastAsia="zh-CN" w:bidi="ar-SA"/>
             </w:rPr>
-            <w:instrText xml:space="preserve"> HYPERLINK \l _Toc25055 </w:instrText>
+            <w:instrText xml:space="preserve"> HYPERLINK \l _Toc21911 </w:instrText>
           </w:r>
           <w:r>
             <w:rPr>
@@ -482,7 +482,7 @@
             <w:fldChar w:fldCharType="begin"/>
           </w:r>
           <w:r>
-            <w:instrText xml:space="preserve"> PAGEREF _Toc25055 \h </w:instrText>
+            <w:instrText xml:space="preserve"> PAGEREF _Toc21911 \h </w:instrText>
           </w:r>
           <w:r>
             <w:fldChar w:fldCharType="separate"/>
@@ -526,7 +526,7 @@
               <w:szCs w:val="24"/>
               <w:lang w:val="en-US" w:eastAsia="zh-CN" w:bidi="ar-SA"/>
             </w:rPr>
-            <w:instrText xml:space="preserve"> HYPERLINK \l _Toc1630 </w:instrText>
+            <w:instrText xml:space="preserve"> HYPERLINK \l _Toc31524 </w:instrText>
           </w:r>
           <w:r>
             <w:rPr>
@@ -551,7 +551,7 @@
             <w:fldChar w:fldCharType="begin"/>
           </w:r>
           <w:r>
-            <w:instrText xml:space="preserve"> PAGEREF _Toc1630 \h </w:instrText>
+            <w:instrText xml:space="preserve"> PAGEREF _Toc31524 \h </w:instrText>
           </w:r>
           <w:r>
             <w:fldChar w:fldCharType="separate"/>
@@ -595,7 +595,7 @@
               <w:szCs w:val="24"/>
               <w:lang w:val="en-US" w:eastAsia="zh-CN" w:bidi="ar-SA"/>
             </w:rPr>
-            <w:instrText xml:space="preserve"> HYPERLINK \l _Toc8538 </w:instrText>
+            <w:instrText xml:space="preserve"> HYPERLINK \l _Toc19586 </w:instrText>
           </w:r>
           <w:r>
             <w:rPr>
@@ -620,7 +620,7 @@
             <w:fldChar w:fldCharType="begin"/>
           </w:r>
           <w:r>
-            <w:instrText xml:space="preserve"> PAGEREF _Toc8538 \h </w:instrText>
+            <w:instrText xml:space="preserve"> PAGEREF _Toc19586 \h </w:instrText>
           </w:r>
           <w:r>
             <w:fldChar w:fldCharType="separate"/>
@@ -664,7 +664,7 @@
               <w:szCs w:val="24"/>
               <w:lang w:val="en-US" w:eastAsia="zh-CN" w:bidi="ar-SA"/>
             </w:rPr>
-            <w:instrText xml:space="preserve"> HYPERLINK \l _Toc15274 </w:instrText>
+            <w:instrText xml:space="preserve"> HYPERLINK \l _Toc12810 </w:instrText>
           </w:r>
           <w:r>
             <w:rPr>
@@ -689,7 +689,7 @@
             <w:fldChar w:fldCharType="begin"/>
           </w:r>
           <w:r>
-            <w:instrText xml:space="preserve"> PAGEREF _Toc15274 \h </w:instrText>
+            <w:instrText xml:space="preserve"> PAGEREF _Toc12810 \h </w:instrText>
           </w:r>
           <w:r>
             <w:fldChar w:fldCharType="separate"/>
@@ -733,7 +733,7 @@
               <w:szCs w:val="24"/>
               <w:lang w:val="en-US" w:eastAsia="zh-CN" w:bidi="ar-SA"/>
             </w:rPr>
-            <w:instrText xml:space="preserve"> HYPERLINK \l _Toc23777 </w:instrText>
+            <w:instrText xml:space="preserve"> HYPERLINK \l _Toc21881 </w:instrText>
           </w:r>
           <w:r>
             <w:rPr>
@@ -758,7 +758,7 @@
             <w:fldChar w:fldCharType="begin"/>
           </w:r>
           <w:r>
-            <w:instrText xml:space="preserve"> PAGEREF _Toc23777 \h </w:instrText>
+            <w:instrText xml:space="preserve"> PAGEREF _Toc21881 \h </w:instrText>
           </w:r>
           <w:r>
             <w:fldChar w:fldCharType="separate"/>
@@ -802,7 +802,7 @@
               <w:szCs w:val="24"/>
               <w:lang w:val="en-US" w:eastAsia="zh-CN" w:bidi="ar-SA"/>
             </w:rPr>
-            <w:instrText xml:space="preserve"> HYPERLINK \l _Toc21245 </w:instrText>
+            <w:instrText xml:space="preserve"> HYPERLINK \l _Toc3146 </w:instrText>
           </w:r>
           <w:r>
             <w:rPr>
@@ -827,7 +827,7 @@
             <w:fldChar w:fldCharType="begin"/>
           </w:r>
           <w:r>
-            <w:instrText xml:space="preserve"> PAGEREF _Toc21245 \h </w:instrText>
+            <w:instrText xml:space="preserve"> PAGEREF _Toc3146 \h </w:instrText>
           </w:r>
           <w:r>
             <w:fldChar w:fldCharType="separate"/>
@@ -871,7 +871,7 @@
               <w:szCs w:val="24"/>
               <w:lang w:val="en-US" w:eastAsia="zh-CN" w:bidi="ar-SA"/>
             </w:rPr>
-            <w:instrText xml:space="preserve"> HYPERLINK \l _Toc9426 </w:instrText>
+            <w:instrText xml:space="preserve"> HYPERLINK \l _Toc27882 </w:instrText>
           </w:r>
           <w:r>
             <w:rPr>
@@ -896,7 +896,7 @@
             <w:fldChar w:fldCharType="begin"/>
           </w:r>
           <w:r>
-            <w:instrText xml:space="preserve"> PAGEREF _Toc9426 \h </w:instrText>
+            <w:instrText xml:space="preserve"> PAGEREF _Toc27882 \h </w:instrText>
           </w:r>
           <w:r>
             <w:fldChar w:fldCharType="separate"/>
@@ -940,7 +940,7 @@
               <w:szCs w:val="24"/>
               <w:lang w:val="en-US" w:eastAsia="zh-CN" w:bidi="ar-SA"/>
             </w:rPr>
-            <w:instrText xml:space="preserve"> HYPERLINK \l _Toc3715 </w:instrText>
+            <w:instrText xml:space="preserve"> HYPERLINK \l _Toc17026 </w:instrText>
           </w:r>
           <w:r>
             <w:rPr>
@@ -965,7 +965,7 @@
             <w:fldChar w:fldCharType="begin"/>
           </w:r>
           <w:r>
-            <w:instrText xml:space="preserve"> PAGEREF _Toc3715 \h </w:instrText>
+            <w:instrText xml:space="preserve"> PAGEREF _Toc17026 \h </w:instrText>
           </w:r>
           <w:r>
             <w:fldChar w:fldCharType="separate"/>
@@ -1009,7 +1009,7 @@
               <w:szCs w:val="24"/>
               <w:lang w:val="en-US" w:eastAsia="zh-CN" w:bidi="ar-SA"/>
             </w:rPr>
-            <w:instrText xml:space="preserve"> HYPERLINK \l _Toc213 </w:instrText>
+            <w:instrText xml:space="preserve"> HYPERLINK \l _Toc1852 </w:instrText>
           </w:r>
           <w:r>
             <w:rPr>
@@ -1034,7 +1034,7 @@
             <w:fldChar w:fldCharType="begin"/>
           </w:r>
           <w:r>
-            <w:instrText xml:space="preserve"> PAGEREF _Toc213 \h </w:instrText>
+            <w:instrText xml:space="preserve"> PAGEREF _Toc1852 \h </w:instrText>
           </w:r>
           <w:r>
             <w:fldChar w:fldCharType="separate"/>
@@ -1078,7 +1078,7 @@
               <w:szCs w:val="24"/>
               <w:lang w:val="en-US" w:eastAsia="zh-CN" w:bidi="ar-SA"/>
             </w:rPr>
-            <w:instrText xml:space="preserve"> HYPERLINK \l _Toc29919 </w:instrText>
+            <w:instrText xml:space="preserve"> HYPERLINK \l _Toc9404 </w:instrText>
           </w:r>
           <w:r>
             <w:rPr>
@@ -1103,7 +1103,7 @@
             <w:fldChar w:fldCharType="begin"/>
           </w:r>
           <w:r>
-            <w:instrText xml:space="preserve"> PAGEREF _Toc29919 \h </w:instrText>
+            <w:instrText xml:space="preserve"> PAGEREF _Toc9404 \h </w:instrText>
           </w:r>
           <w:r>
             <w:fldChar w:fldCharType="separate"/>
@@ -1147,7 +1147,7 @@
               <w:szCs w:val="24"/>
               <w:lang w:val="en-US" w:eastAsia="zh-CN" w:bidi="ar-SA"/>
             </w:rPr>
-            <w:instrText xml:space="preserve"> HYPERLINK \l _Toc27690 </w:instrText>
+            <w:instrText xml:space="preserve"> HYPERLINK \l _Toc5288 </w:instrText>
           </w:r>
           <w:r>
             <w:rPr>
@@ -1172,7 +1172,7 @@
             <w:fldChar w:fldCharType="begin"/>
           </w:r>
           <w:r>
-            <w:instrText xml:space="preserve"> PAGEREF _Toc27690 \h </w:instrText>
+            <w:instrText xml:space="preserve"> PAGEREF _Toc5288 \h </w:instrText>
           </w:r>
           <w:r>
             <w:fldChar w:fldCharType="separate"/>
@@ -1216,7 +1216,7 @@
               <w:szCs w:val="24"/>
               <w:lang w:val="en-US" w:eastAsia="zh-CN" w:bidi="ar-SA"/>
             </w:rPr>
-            <w:instrText xml:space="preserve"> HYPERLINK \l _Toc11967 </w:instrText>
+            <w:instrText xml:space="preserve"> HYPERLINK \l _Toc2385 </w:instrText>
           </w:r>
           <w:r>
             <w:rPr>
@@ -1241,7 +1241,7 @@
             <w:fldChar w:fldCharType="begin"/>
           </w:r>
           <w:r>
-            <w:instrText xml:space="preserve"> PAGEREF _Toc11967 \h </w:instrText>
+            <w:instrText xml:space="preserve"> PAGEREF _Toc2385 \h </w:instrText>
           </w:r>
           <w:r>
             <w:fldChar w:fldCharType="separate"/>
@@ -1285,7 +1285,7 @@
               <w:szCs w:val="24"/>
               <w:lang w:val="en-US" w:eastAsia="zh-CN" w:bidi="ar-SA"/>
             </w:rPr>
-            <w:instrText xml:space="preserve"> HYPERLINK \l _Toc17809 </w:instrText>
+            <w:instrText xml:space="preserve"> HYPERLINK \l _Toc17662 </w:instrText>
           </w:r>
           <w:r>
             <w:rPr>
@@ -1310,7 +1310,7 @@
             <w:fldChar w:fldCharType="begin"/>
           </w:r>
           <w:r>
-            <w:instrText xml:space="preserve"> PAGEREF _Toc17809 \h </w:instrText>
+            <w:instrText xml:space="preserve"> PAGEREF _Toc17662 \h </w:instrText>
           </w:r>
           <w:r>
             <w:fldChar w:fldCharType="separate"/>
@@ -1354,7 +1354,7 @@
               <w:szCs w:val="24"/>
               <w:lang w:val="en-US" w:eastAsia="zh-CN" w:bidi="ar-SA"/>
             </w:rPr>
-            <w:instrText xml:space="preserve"> HYPERLINK \l _Toc7579 </w:instrText>
+            <w:instrText xml:space="preserve"> HYPERLINK \l _Toc20524 </w:instrText>
           </w:r>
           <w:r>
             <w:rPr>
@@ -1379,7 +1379,7 @@
             <w:fldChar w:fldCharType="begin"/>
           </w:r>
           <w:r>
-            <w:instrText xml:space="preserve"> PAGEREF _Toc7579 \h </w:instrText>
+            <w:instrText xml:space="preserve"> PAGEREF _Toc20524 \h </w:instrText>
           </w:r>
           <w:r>
             <w:fldChar w:fldCharType="separate"/>
@@ -1423,7 +1423,7 @@
               <w:szCs w:val="24"/>
               <w:lang w:val="en-US" w:eastAsia="zh-CN" w:bidi="ar-SA"/>
             </w:rPr>
-            <w:instrText xml:space="preserve"> HYPERLINK \l _Toc22382 </w:instrText>
+            <w:instrText xml:space="preserve"> HYPERLINK \l _Toc4723 </w:instrText>
           </w:r>
           <w:r>
             <w:rPr>
@@ -1448,7 +1448,7 @@
             <w:fldChar w:fldCharType="begin"/>
           </w:r>
           <w:r>
-            <w:instrText xml:space="preserve"> PAGEREF _Toc22382 \h </w:instrText>
+            <w:instrText xml:space="preserve"> PAGEREF _Toc4723 \h </w:instrText>
           </w:r>
           <w:r>
             <w:fldChar w:fldCharType="separate"/>
@@ -1492,7 +1492,7 @@
               <w:szCs w:val="24"/>
               <w:lang w:val="en-US" w:eastAsia="zh-CN" w:bidi="ar-SA"/>
             </w:rPr>
-            <w:instrText xml:space="preserve"> HYPERLINK \l _Toc24014 </w:instrText>
+            <w:instrText xml:space="preserve"> HYPERLINK \l _Toc1241 </w:instrText>
           </w:r>
           <w:r>
             <w:rPr>
@@ -1517,7 +1517,7 @@
             <w:fldChar w:fldCharType="begin"/>
           </w:r>
           <w:r>
-            <w:instrText xml:space="preserve"> PAGEREF _Toc24014 \h </w:instrText>
+            <w:instrText xml:space="preserve"> PAGEREF _Toc1241 \h </w:instrText>
           </w:r>
           <w:r>
             <w:fldChar w:fldCharType="separate"/>
@@ -1561,7 +1561,7 @@
               <w:szCs w:val="24"/>
               <w:lang w:val="en-US" w:eastAsia="zh-CN" w:bidi="ar-SA"/>
             </w:rPr>
-            <w:instrText xml:space="preserve"> HYPERLINK \l _Toc535 </w:instrText>
+            <w:instrText xml:space="preserve"> HYPERLINK \l _Toc5092 </w:instrText>
           </w:r>
           <w:r>
             <w:rPr>
@@ -1586,7 +1586,7 @@
             <w:fldChar w:fldCharType="begin"/>
           </w:r>
           <w:r>
-            <w:instrText xml:space="preserve"> PAGEREF _Toc535 \h </w:instrText>
+            <w:instrText xml:space="preserve"> PAGEREF _Toc5092 \h </w:instrText>
           </w:r>
           <w:r>
             <w:fldChar w:fldCharType="separate"/>
@@ -1630,7 +1630,7 @@
               <w:szCs w:val="24"/>
               <w:lang w:val="en-US" w:eastAsia="zh-CN" w:bidi="ar-SA"/>
             </w:rPr>
-            <w:instrText xml:space="preserve"> HYPERLINK \l _Toc13876 </w:instrText>
+            <w:instrText xml:space="preserve"> HYPERLINK \l _Toc15933 </w:instrText>
           </w:r>
           <w:r>
             <w:rPr>
@@ -1655,7 +1655,214 @@
             <w:fldChar w:fldCharType="begin"/>
           </w:r>
           <w:r>
-            <w:instrText xml:space="preserve"> PAGEREF _Toc13876 \h </w:instrText>
+            <w:instrText xml:space="preserve"> PAGEREF _Toc15933 \h </w:instrText>
+          </w:r>
+          <w:r>
+            <w:fldChar w:fldCharType="separate"/>
+          </w:r>
+          <w:r>
+            <w:t>15</w:t>
+          </w:r>
+          <w:r>
+            <w:fldChar w:fldCharType="end"/>
+          </w:r>
+          <w:r>
+            <w:rPr>
+              <w:rFonts w:hint="eastAsia" w:asciiTheme="minorHAnsi" w:hAnsiTheme="minorHAnsi" w:eastAsiaTheme="minorEastAsia" w:cstheme="minorBidi"/>
+              <w:kern w:val="2"/>
+              <w:szCs w:val="24"/>
+              <w:lang w:val="en-US" w:eastAsia="zh-CN" w:bidi="ar-SA"/>
+            </w:rPr>
+            <w:fldChar w:fldCharType="end"/>
+          </w:r>
+        </w:p>
+        <w:p>
+          <w:pPr>
+            <w:pStyle w:val="7"/>
+            <w:tabs>
+              <w:tab w:val="right" w:leader="dot" w:pos="8306"/>
+            </w:tabs>
+          </w:pPr>
+          <w:r>
+            <w:rPr>
+              <w:rFonts w:hint="eastAsia" w:asciiTheme="minorHAnsi" w:hAnsiTheme="minorHAnsi" w:eastAsiaTheme="minorEastAsia" w:cstheme="minorBidi"/>
+              <w:kern w:val="2"/>
+              <w:szCs w:val="24"/>
+              <w:lang w:val="en-US" w:eastAsia="zh-CN" w:bidi="ar-SA"/>
+            </w:rPr>
+            <w:fldChar w:fldCharType="begin"/>
+          </w:r>
+          <w:r>
+            <w:rPr>
+              <w:rFonts w:hint="eastAsia" w:asciiTheme="minorHAnsi" w:hAnsiTheme="minorHAnsi" w:eastAsiaTheme="minorEastAsia" w:cstheme="minorBidi"/>
+              <w:kern w:val="2"/>
+              <w:szCs w:val="24"/>
+              <w:lang w:val="en-US" w:eastAsia="zh-CN" w:bidi="ar-SA"/>
+            </w:rPr>
+            <w:instrText xml:space="preserve"> HYPERLINK \l _Toc23094 </w:instrText>
+          </w:r>
+          <w:r>
+            <w:rPr>
+              <w:rFonts w:hint="eastAsia" w:asciiTheme="minorHAnsi" w:hAnsiTheme="minorHAnsi" w:eastAsiaTheme="minorEastAsia" w:cstheme="minorBidi"/>
+              <w:kern w:val="2"/>
+              <w:szCs w:val="24"/>
+              <w:lang w:val="en-US" w:eastAsia="zh-CN" w:bidi="ar-SA"/>
+            </w:rPr>
+            <w:fldChar w:fldCharType="separate"/>
+          </w:r>
+          <w:r>
+            <w:rPr>
+              <w:rFonts w:hint="eastAsia"/>
+              <w:lang w:val="en-US" w:eastAsia="zh-CN"/>
+            </w:rPr>
+            <w:t>2.1.15 写 11815 获取id</w:t>
+          </w:r>
+          <w:r>
+            <w:tab/>
+          </w:r>
+          <w:r>
+            <w:fldChar w:fldCharType="begin"/>
+          </w:r>
+          <w:r>
+            <w:instrText xml:space="preserve"> PAGEREF _Toc23094 \h </w:instrText>
+          </w:r>
+          <w:r>
+            <w:fldChar w:fldCharType="separate"/>
+          </w:r>
+          <w:r>
+            <w:t>15</w:t>
+          </w:r>
+          <w:r>
+            <w:fldChar w:fldCharType="end"/>
+          </w:r>
+          <w:r>
+            <w:rPr>
+              <w:rFonts w:hint="eastAsia" w:asciiTheme="minorHAnsi" w:hAnsiTheme="minorHAnsi" w:eastAsiaTheme="minorEastAsia" w:cstheme="minorBidi"/>
+              <w:kern w:val="2"/>
+              <w:szCs w:val="24"/>
+              <w:lang w:val="en-US" w:eastAsia="zh-CN" w:bidi="ar-SA"/>
+            </w:rPr>
+            <w:fldChar w:fldCharType="end"/>
+          </w:r>
+        </w:p>
+        <w:p>
+          <w:pPr>
+            <w:pStyle w:val="7"/>
+            <w:tabs>
+              <w:tab w:val="right" w:leader="dot" w:pos="8306"/>
+            </w:tabs>
+          </w:pPr>
+          <w:r>
+            <w:rPr>
+              <w:rFonts w:hint="eastAsia" w:asciiTheme="minorHAnsi" w:hAnsiTheme="minorHAnsi" w:eastAsiaTheme="minorEastAsia" w:cstheme="minorBidi"/>
+              <w:kern w:val="2"/>
+              <w:szCs w:val="24"/>
+              <w:lang w:val="en-US" w:eastAsia="zh-CN" w:bidi="ar-SA"/>
+            </w:rPr>
+            <w:fldChar w:fldCharType="begin"/>
+          </w:r>
+          <w:r>
+            <w:rPr>
+              <w:rFonts w:hint="eastAsia" w:asciiTheme="minorHAnsi" w:hAnsiTheme="minorHAnsi" w:eastAsiaTheme="minorEastAsia" w:cstheme="minorBidi"/>
+              <w:kern w:val="2"/>
+              <w:szCs w:val="24"/>
+              <w:lang w:val="en-US" w:eastAsia="zh-CN" w:bidi="ar-SA"/>
+            </w:rPr>
+            <w:instrText xml:space="preserve"> HYPERLINK \l _Toc4337 </w:instrText>
+          </w:r>
+          <w:r>
+            <w:rPr>
+              <w:rFonts w:hint="eastAsia" w:asciiTheme="minorHAnsi" w:hAnsiTheme="minorHAnsi" w:eastAsiaTheme="minorEastAsia" w:cstheme="minorBidi"/>
+              <w:kern w:val="2"/>
+              <w:szCs w:val="24"/>
+              <w:lang w:val="en-US" w:eastAsia="zh-CN" w:bidi="ar-SA"/>
+            </w:rPr>
+            <w:fldChar w:fldCharType="separate"/>
+          </w:r>
+          <w:r>
+            <w:rPr>
+              <w:rFonts w:hint="eastAsia"/>
+              <w:lang w:val="en-US" w:eastAsia="zh-CN"/>
+            </w:rPr>
+            <w:t>2.1.16 写 11816 查看互动</w:t>
+          </w:r>
+          <w:r>
+            <w:tab/>
+          </w:r>
+          <w:r>
+            <w:fldChar w:fldCharType="begin"/>
+          </w:r>
+          <w:r>
+            <w:instrText xml:space="preserve"> PAGEREF _Toc4337 \h </w:instrText>
+          </w:r>
+          <w:r>
+            <w:fldChar w:fldCharType="separate"/>
+          </w:r>
+          <w:r>
+            <w:t>15</w:t>
+          </w:r>
+          <w:r>
+            <w:fldChar w:fldCharType="end"/>
+          </w:r>
+          <w:r>
+            <w:rPr>
+              <w:rFonts w:hint="eastAsia" w:asciiTheme="minorHAnsi" w:hAnsiTheme="minorHAnsi" w:eastAsiaTheme="minorEastAsia" w:cstheme="minorBidi"/>
+              <w:kern w:val="2"/>
+              <w:szCs w:val="24"/>
+              <w:lang w:val="en-US" w:eastAsia="zh-CN" w:bidi="ar-SA"/>
+            </w:rPr>
+            <w:fldChar w:fldCharType="end"/>
+          </w:r>
+        </w:p>
+        <w:p>
+          <w:pPr>
+            <w:pStyle w:val="7"/>
+            <w:tabs>
+              <w:tab w:val="right" w:leader="dot" w:pos="8306"/>
+            </w:tabs>
+          </w:pPr>
+          <w:r>
+            <w:rPr>
+              <w:rFonts w:hint="eastAsia" w:asciiTheme="minorHAnsi" w:hAnsiTheme="minorHAnsi" w:eastAsiaTheme="minorEastAsia" w:cstheme="minorBidi"/>
+              <w:kern w:val="2"/>
+              <w:szCs w:val="24"/>
+              <w:lang w:val="en-US" w:eastAsia="zh-CN" w:bidi="ar-SA"/>
+            </w:rPr>
+            <w:fldChar w:fldCharType="begin"/>
+          </w:r>
+          <w:r>
+            <w:rPr>
+              <w:rFonts w:hint="eastAsia" w:asciiTheme="minorHAnsi" w:hAnsiTheme="minorHAnsi" w:eastAsiaTheme="minorEastAsia" w:cstheme="minorBidi"/>
+              <w:kern w:val="2"/>
+              <w:szCs w:val="24"/>
+              <w:lang w:val="en-US" w:eastAsia="zh-CN" w:bidi="ar-SA"/>
+            </w:rPr>
+            <w:instrText xml:space="preserve"> HYPERLINK \l _Toc31164 </w:instrText>
+          </w:r>
+          <w:r>
+            <w:rPr>
+              <w:rFonts w:hint="eastAsia" w:asciiTheme="minorHAnsi" w:hAnsiTheme="minorHAnsi" w:eastAsiaTheme="minorEastAsia" w:cstheme="minorBidi"/>
+              <w:kern w:val="2"/>
+              <w:szCs w:val="24"/>
+              <w:lang w:val="en-US" w:eastAsia="zh-CN" w:bidi="ar-SA"/>
+            </w:rPr>
+            <w:fldChar w:fldCharType="separate"/>
+          </w:r>
+          <w:r>
+            <w:rPr>
+              <w:rFonts w:hint="eastAsia"/>
+              <w:lang w:val="en-US" w:eastAsia="zh-CN"/>
+            </w:rPr>
+            <w:t>2.1.17 写 11817 约球已读</w:t>
+          </w:r>
+          <w:r>
+            <w:tab/>
+          </w:r>
+          <w:r>
+            <w:fldChar w:fldCharType="begin"/>
+          </w:r>
+          <w:r>
+            <w:instrText xml:space="preserve"> PAGEREF _Toc31164 \h </w:instrText>
           </w:r>
           <w:r>
             <w:fldChar w:fldCharType="separate"/>
@@ -1699,7 +1906,7 @@
               <w:szCs w:val="24"/>
               <w:lang w:val="en-US" w:eastAsia="zh-CN" w:bidi="ar-SA"/>
             </w:rPr>
-            <w:instrText xml:space="preserve"> HYPERLINK \l _Toc8548 </w:instrText>
+            <w:instrText xml:space="preserve"> HYPERLINK \l _Toc20885 </w:instrText>
           </w:r>
           <w:r>
             <w:rPr>
@@ -1724,13 +1931,13 @@
             <w:fldChar w:fldCharType="begin"/>
           </w:r>
           <w:r>
-            <w:instrText xml:space="preserve"> PAGEREF _Toc8548 \h </w:instrText>
+            <w:instrText xml:space="preserve"> PAGEREF _Toc20885 \h </w:instrText>
           </w:r>
           <w:r>
             <w:fldChar w:fldCharType="separate"/>
           </w:r>
           <w:r>
-            <w:t>15</w:t>
+            <w:t>16</w:t>
           </w:r>
           <w:r>
             <w:fldChar w:fldCharType="end"/>
@@ -1768,7 +1975,7 @@
               <w:szCs w:val="24"/>
               <w:lang w:val="en-US" w:eastAsia="zh-CN" w:bidi="ar-SA"/>
             </w:rPr>
-            <w:instrText xml:space="preserve"> HYPERLINK \l _Toc18923 </w:instrText>
+            <w:instrText xml:space="preserve"> HYPERLINK \l _Toc10188 </w:instrText>
           </w:r>
           <w:r>
             <w:rPr>
@@ -1793,13 +2000,13 @@
             <w:fldChar w:fldCharType="begin"/>
           </w:r>
           <w:r>
-            <w:instrText xml:space="preserve"> PAGEREF _Toc18923 \h </w:instrText>
+            <w:instrText xml:space="preserve"> PAGEREF _Toc10188 \h </w:instrText>
           </w:r>
           <w:r>
             <w:fldChar w:fldCharType="separate"/>
           </w:r>
           <w:r>
-            <w:t>15</w:t>
+            <w:t>16</w:t>
           </w:r>
           <w:r>
             <w:fldChar w:fldCharType="end"/>
@@ -1837,7 +2044,7 @@
               <w:szCs w:val="24"/>
               <w:lang w:val="en-US" w:eastAsia="zh-CN" w:bidi="ar-SA"/>
             </w:rPr>
-            <w:instrText xml:space="preserve"> HYPERLINK \l _Toc20481 </w:instrText>
+            <w:instrText xml:space="preserve"> HYPERLINK \l _Toc3733 </w:instrText>
           </w:r>
           <w:r>
             <w:rPr>
@@ -1862,7 +2069,7 @@
             <w:fldChar w:fldCharType="begin"/>
           </w:r>
           <w:r>
-            <w:instrText xml:space="preserve"> PAGEREF _Toc20481 \h </w:instrText>
+            <w:instrText xml:space="preserve"> PAGEREF _Toc3733 \h </w:instrText>
           </w:r>
           <w:r>
             <w:fldChar w:fldCharType="separate"/>
@@ -1906,7 +2113,7 @@
               <w:szCs w:val="24"/>
               <w:lang w:val="en-US" w:eastAsia="zh-CN" w:bidi="ar-SA"/>
             </w:rPr>
-            <w:instrText xml:space="preserve"> HYPERLINK \l _Toc17645 </w:instrText>
+            <w:instrText xml:space="preserve"> HYPERLINK \l _Toc21985 </w:instrText>
           </w:r>
           <w:r>
             <w:rPr>
@@ -1931,13 +2138,13 @@
             <w:fldChar w:fldCharType="begin"/>
           </w:r>
           <w:r>
-            <w:instrText xml:space="preserve"> PAGEREF _Toc17645 \h </w:instrText>
+            <w:instrText xml:space="preserve"> PAGEREF _Toc21985 \h </w:instrText>
           </w:r>
           <w:r>
             <w:fldChar w:fldCharType="separate"/>
           </w:r>
           <w:r>
-            <w:t>16</w:t>
+            <w:t>17</w:t>
           </w:r>
           <w:r>
             <w:fldChar w:fldCharType="end"/>
@@ -1975,7 +2182,7 @@
               <w:szCs w:val="24"/>
               <w:lang w:val="en-US" w:eastAsia="zh-CN" w:bidi="ar-SA"/>
             </w:rPr>
-            <w:instrText xml:space="preserve"> HYPERLINK \l _Toc32273 </w:instrText>
+            <w:instrText xml:space="preserve"> HYPERLINK \l _Toc9523 </w:instrText>
           </w:r>
           <w:r>
             <w:rPr>
@@ -2000,13 +2207,13 @@
             <w:fldChar w:fldCharType="begin"/>
           </w:r>
           <w:r>
-            <w:instrText xml:space="preserve"> PAGEREF _Toc32273 \h </w:instrText>
+            <w:instrText xml:space="preserve"> PAGEREF _Toc9523 \h </w:instrText>
           </w:r>
           <w:r>
             <w:fldChar w:fldCharType="separate"/>
           </w:r>
           <w:r>
-            <w:t>17</w:t>
+            <w:t>18</w:t>
           </w:r>
           <w:r>
             <w:fldChar w:fldCharType="end"/>
@@ -2044,7 +2251,7 @@
               <w:szCs w:val="24"/>
               <w:lang w:val="en-US" w:eastAsia="zh-CN" w:bidi="ar-SA"/>
             </w:rPr>
-            <w:instrText xml:space="preserve"> HYPERLINK \l _Toc17047 </w:instrText>
+            <w:instrText xml:space="preserve"> HYPERLINK \l _Toc16135 </w:instrText>
           </w:r>
           <w:r>
             <w:rPr>
@@ -2069,7 +2276,7 @@
             <w:fldChar w:fldCharType="begin"/>
           </w:r>
           <w:r>
-            <w:instrText xml:space="preserve"> PAGEREF _Toc17047 \h </w:instrText>
+            <w:instrText xml:space="preserve"> PAGEREF _Toc16135 \h </w:instrText>
           </w:r>
           <w:r>
             <w:fldChar w:fldCharType="separate"/>
@@ -2113,7 +2320,7 @@
               <w:szCs w:val="24"/>
               <w:lang w:val="en-US" w:eastAsia="zh-CN" w:bidi="ar-SA"/>
             </w:rPr>
-            <w:instrText xml:space="preserve"> HYPERLINK \l _Toc15906 </w:instrText>
+            <w:instrText xml:space="preserve"> HYPERLINK \l _Toc13275 </w:instrText>
           </w:r>
           <w:r>
             <w:rPr>
@@ -2138,13 +2345,13 @@
             <w:fldChar w:fldCharType="begin"/>
           </w:r>
           <w:r>
-            <w:instrText xml:space="preserve"> PAGEREF _Toc15906 \h </w:instrText>
+            <w:instrText xml:space="preserve"> PAGEREF _Toc13275 \h </w:instrText>
           </w:r>
           <w:r>
             <w:fldChar w:fldCharType="separate"/>
           </w:r>
           <w:r>
-            <w:t>18</w:t>
+            <w:t>19</w:t>
           </w:r>
           <w:r>
             <w:fldChar w:fldCharType="end"/>
@@ -2182,7 +2389,7 @@
               <w:szCs w:val="24"/>
               <w:lang w:val="en-US" w:eastAsia="zh-CN" w:bidi="ar-SA"/>
             </w:rPr>
-            <w:instrText xml:space="preserve"> HYPERLINK \l _Toc25951 </w:instrText>
+            <w:instrText xml:space="preserve"> HYPERLINK \l _Toc16735 </w:instrText>
           </w:r>
           <w:r>
             <w:rPr>
@@ -2207,13 +2414,13 @@
             <w:fldChar w:fldCharType="begin"/>
           </w:r>
           <w:r>
-            <w:instrText xml:space="preserve"> PAGEREF _Toc25951 \h </w:instrText>
+            <w:instrText xml:space="preserve"> PAGEREF _Toc16735 \h </w:instrText>
           </w:r>
           <w:r>
             <w:fldChar w:fldCharType="separate"/>
           </w:r>
           <w:r>
-            <w:t>19</w:t>
+            <w:t>20</w:t>
           </w:r>
           <w:r>
             <w:fldChar w:fldCharType="end"/>
@@ -2251,7 +2458,7 @@
               <w:szCs w:val="24"/>
               <w:lang w:val="en-US" w:eastAsia="zh-CN" w:bidi="ar-SA"/>
             </w:rPr>
-            <w:instrText xml:space="preserve"> HYPERLINK \l _Toc639 </w:instrText>
+            <w:instrText xml:space="preserve"> HYPERLINK \l _Toc31747 </w:instrText>
           </w:r>
           <w:r>
             <w:rPr>
@@ -2276,7 +2483,7 @@
             <w:fldChar w:fldCharType="begin"/>
           </w:r>
           <w:r>
-            <w:instrText xml:space="preserve"> PAGEREF _Toc639 \h </w:instrText>
+            <w:instrText xml:space="preserve"> PAGEREF _Toc31747 \h </w:instrText>
           </w:r>
           <w:r>
             <w:fldChar w:fldCharType="separate"/>
@@ -2320,7 +2527,7 @@
               <w:szCs w:val="24"/>
               <w:lang w:val="en-US" w:eastAsia="zh-CN" w:bidi="ar-SA"/>
             </w:rPr>
-            <w:instrText xml:space="preserve"> HYPERLINK \l _Toc4422 </w:instrText>
+            <w:instrText xml:space="preserve"> HYPERLINK \l _Toc27896 </w:instrText>
           </w:r>
           <w:r>
             <w:rPr>
@@ -2345,7 +2552,7 @@
             <w:fldChar w:fldCharType="begin"/>
           </w:r>
           <w:r>
-            <w:instrText xml:space="preserve"> PAGEREF _Toc4422 \h </w:instrText>
+            <w:instrText xml:space="preserve"> PAGEREF _Toc27896 \h </w:instrText>
           </w:r>
           <w:r>
             <w:fldChar w:fldCharType="separate"/>
@@ -2389,7 +2596,7 @@
               <w:szCs w:val="24"/>
               <w:lang w:val="en-US" w:eastAsia="zh-CN" w:bidi="ar-SA"/>
             </w:rPr>
-            <w:instrText xml:space="preserve"> HYPERLINK \l _Toc5738 </w:instrText>
+            <w:instrText xml:space="preserve"> HYPERLINK \l _Toc6185 </w:instrText>
           </w:r>
           <w:r>
             <w:rPr>
@@ -2414,13 +2621,13 @@
             <w:fldChar w:fldCharType="begin"/>
           </w:r>
           <w:r>
-            <w:instrText xml:space="preserve"> PAGEREF _Toc5738 \h </w:instrText>
+            <w:instrText xml:space="preserve"> PAGEREF _Toc6185 \h </w:instrText>
           </w:r>
           <w:r>
             <w:fldChar w:fldCharType="separate"/>
           </w:r>
           <w:r>
-            <w:t>21</w:t>
+            <w:t>22</w:t>
           </w:r>
           <w:r>
             <w:fldChar w:fldCharType="end"/>
@@ -2458,7 +2665,7 @@
               <w:szCs w:val="24"/>
               <w:lang w:val="en-US" w:eastAsia="zh-CN" w:bidi="ar-SA"/>
             </w:rPr>
-            <w:instrText xml:space="preserve"> HYPERLINK \l _Toc1736 </w:instrText>
+            <w:instrText xml:space="preserve"> HYPERLINK \l _Toc14936 </w:instrText>
           </w:r>
           <w:r>
             <w:rPr>
@@ -2483,7 +2690,7 @@
             <w:fldChar w:fldCharType="begin"/>
           </w:r>
           <w:r>
-            <w:instrText xml:space="preserve"> PAGEREF _Toc1736 \h </w:instrText>
+            <w:instrText xml:space="preserve"> PAGEREF _Toc14936 \h </w:instrText>
           </w:r>
           <w:r>
             <w:fldChar w:fldCharType="separate"/>
@@ -2527,7 +2734,7 @@
               <w:szCs w:val="24"/>
               <w:lang w:val="en-US" w:eastAsia="zh-CN" w:bidi="ar-SA"/>
             </w:rPr>
-            <w:instrText xml:space="preserve"> HYPERLINK \l _Toc14782 </w:instrText>
+            <w:instrText xml:space="preserve"> HYPERLINK \l _Toc20144 </w:instrText>
           </w:r>
           <w:r>
             <w:rPr>
@@ -2552,7 +2759,7 @@
             <w:fldChar w:fldCharType="begin"/>
           </w:r>
           <w:r>
-            <w:instrText xml:space="preserve"> PAGEREF _Toc14782 \h </w:instrText>
+            <w:instrText xml:space="preserve"> PAGEREF _Toc20144 \h </w:instrText>
           </w:r>
           <w:r>
             <w:fldChar w:fldCharType="separate"/>
@@ -2596,7 +2803,7 @@
               <w:szCs w:val="24"/>
               <w:lang w:val="en-US" w:eastAsia="zh-CN" w:bidi="ar-SA"/>
             </w:rPr>
-            <w:instrText xml:space="preserve"> HYPERLINK \l _Toc19032 </w:instrText>
+            <w:instrText xml:space="preserve"> HYPERLINK \l _Toc11882 </w:instrText>
           </w:r>
           <w:r>
             <w:rPr>
@@ -2621,7 +2828,7 @@
             <w:fldChar w:fldCharType="begin"/>
           </w:r>
           <w:r>
-            <w:instrText xml:space="preserve"> PAGEREF _Toc19032 \h </w:instrText>
+            <w:instrText xml:space="preserve"> PAGEREF _Toc11882 \h </w:instrText>
           </w:r>
           <w:r>
             <w:fldChar w:fldCharType="separate"/>
@@ -2665,7 +2872,7 @@
               <w:szCs w:val="24"/>
               <w:lang w:val="en-US" w:eastAsia="zh-CN" w:bidi="ar-SA"/>
             </w:rPr>
-            <w:instrText xml:space="preserve"> HYPERLINK \l _Toc15114 </w:instrText>
+            <w:instrText xml:space="preserve"> HYPERLINK \l _Toc20646 </w:instrText>
           </w:r>
           <w:r>
             <w:rPr>
@@ -2690,7 +2897,7 @@
             <w:fldChar w:fldCharType="begin"/>
           </w:r>
           <w:r>
-            <w:instrText xml:space="preserve"> PAGEREF _Toc15114 \h </w:instrText>
+            <w:instrText xml:space="preserve"> PAGEREF _Toc20646 \h </w:instrText>
           </w:r>
           <w:r>
             <w:fldChar w:fldCharType="separate"/>
@@ -2734,7 +2941,7 @@
               <w:szCs w:val="24"/>
               <w:lang w:val="en-US" w:eastAsia="zh-CN" w:bidi="ar-SA"/>
             </w:rPr>
-            <w:instrText xml:space="preserve"> HYPERLINK \l _Toc25766 </w:instrText>
+            <w:instrText xml:space="preserve"> HYPERLINK \l _Toc7847 </w:instrText>
           </w:r>
           <w:r>
             <w:rPr>
@@ -2759,7 +2966,7 @@
             <w:fldChar w:fldCharType="begin"/>
           </w:r>
           <w:r>
-            <w:instrText xml:space="preserve"> PAGEREF _Toc25766 \h </w:instrText>
+            <w:instrText xml:space="preserve"> PAGEREF _Toc7847 \h </w:instrText>
           </w:r>
           <w:r>
             <w:fldChar w:fldCharType="separate"/>
@@ -2803,7 +3010,7 @@
               <w:szCs w:val="24"/>
               <w:lang w:val="en-US" w:eastAsia="zh-CN" w:bidi="ar-SA"/>
             </w:rPr>
-            <w:instrText xml:space="preserve"> HYPERLINK \l _Toc2857 </w:instrText>
+            <w:instrText xml:space="preserve"> HYPERLINK \l _Toc27578 </w:instrText>
           </w:r>
           <w:r>
             <w:rPr>
@@ -2828,7 +3035,7 @@
             <w:fldChar w:fldCharType="begin"/>
           </w:r>
           <w:r>
-            <w:instrText xml:space="preserve"> PAGEREF _Toc2857 \h </w:instrText>
+            <w:instrText xml:space="preserve"> PAGEREF _Toc27578 \h </w:instrText>
           </w:r>
           <w:r>
             <w:fldChar w:fldCharType="separate"/>
@@ -2872,7 +3079,7 @@
               <w:szCs w:val="24"/>
               <w:lang w:val="en-US" w:eastAsia="zh-CN" w:bidi="ar-SA"/>
             </w:rPr>
-            <w:instrText xml:space="preserve"> HYPERLINK \l _Toc10826 </w:instrText>
+            <w:instrText xml:space="preserve"> HYPERLINK \l _Toc8112 </w:instrText>
           </w:r>
           <w:r>
             <w:rPr>
@@ -2897,7 +3104,7 @@
             <w:fldChar w:fldCharType="begin"/>
           </w:r>
           <w:r>
-            <w:instrText xml:space="preserve"> PAGEREF _Toc10826 \h </w:instrText>
+            <w:instrText xml:space="preserve"> PAGEREF _Toc8112 \h </w:instrText>
           </w:r>
           <w:r>
             <w:fldChar w:fldCharType="separate"/>
@@ -2941,7 +3148,7 @@
               <w:szCs w:val="24"/>
               <w:lang w:val="en-US" w:eastAsia="zh-CN" w:bidi="ar-SA"/>
             </w:rPr>
-            <w:instrText xml:space="preserve"> HYPERLINK \l _Toc24281 </w:instrText>
+            <w:instrText xml:space="preserve"> HYPERLINK \l _Toc12526 </w:instrText>
           </w:r>
           <w:r>
             <w:rPr>
@@ -2966,7 +3173,7 @@
             <w:fldChar w:fldCharType="begin"/>
           </w:r>
           <w:r>
-            <w:instrText xml:space="preserve"> PAGEREF _Toc24281 \h </w:instrText>
+            <w:instrText xml:space="preserve"> PAGEREF _Toc12526 \h </w:instrText>
           </w:r>
           <w:r>
             <w:fldChar w:fldCharType="separate"/>
@@ -3010,7 +3217,7 @@
               <w:szCs w:val="24"/>
               <w:lang w:val="en-US" w:eastAsia="zh-CN" w:bidi="ar-SA"/>
             </w:rPr>
-            <w:instrText xml:space="preserve"> HYPERLINK \l _Toc28037 </w:instrText>
+            <w:instrText xml:space="preserve"> HYPERLINK \l _Toc14786 </w:instrText>
           </w:r>
           <w:r>
             <w:rPr>
@@ -3035,7 +3242,7 @@
             <w:fldChar w:fldCharType="begin"/>
           </w:r>
           <w:r>
-            <w:instrText xml:space="preserve"> PAGEREF _Toc28037 \h </w:instrText>
+            <w:instrText xml:space="preserve"> PAGEREF _Toc14786 \h </w:instrText>
           </w:r>
           <w:r>
             <w:fldChar w:fldCharType="separate"/>
@@ -3079,7 +3286,7 @@
               <w:szCs w:val="24"/>
               <w:lang w:val="en-US" w:eastAsia="zh-CN" w:bidi="ar-SA"/>
             </w:rPr>
-            <w:instrText xml:space="preserve"> HYPERLINK \l _Toc21994 </w:instrText>
+            <w:instrText xml:space="preserve"> HYPERLINK \l _Toc24008 </w:instrText>
           </w:r>
           <w:r>
             <w:rPr>
@@ -3104,7 +3311,7 @@
             <w:fldChar w:fldCharType="begin"/>
           </w:r>
           <w:r>
-            <w:instrText xml:space="preserve"> PAGEREF _Toc21994 \h </w:instrText>
+            <w:instrText xml:space="preserve"> PAGEREF _Toc24008 \h </w:instrText>
           </w:r>
           <w:r>
             <w:fldChar w:fldCharType="separate"/>
@@ -3148,7 +3355,7 @@
               <w:szCs w:val="24"/>
               <w:lang w:val="en-US" w:eastAsia="zh-CN" w:bidi="ar-SA"/>
             </w:rPr>
-            <w:instrText xml:space="preserve"> HYPERLINK \l _Toc21294 </w:instrText>
+            <w:instrText xml:space="preserve"> HYPERLINK \l _Toc6561 </w:instrText>
           </w:r>
           <w:r>
             <w:rPr>
@@ -3173,7 +3380,7 @@
             <w:fldChar w:fldCharType="begin"/>
           </w:r>
           <w:r>
-            <w:instrText xml:space="preserve"> PAGEREF _Toc21294 \h </w:instrText>
+            <w:instrText xml:space="preserve"> PAGEREF _Toc6561 \h </w:instrText>
           </w:r>
           <w:r>
             <w:fldChar w:fldCharType="separate"/>
@@ -3217,7 +3424,7 @@
               <w:szCs w:val="24"/>
               <w:lang w:val="en-US" w:eastAsia="zh-CN" w:bidi="ar-SA"/>
             </w:rPr>
-            <w:instrText xml:space="preserve"> HYPERLINK \l _Toc7414 </w:instrText>
+            <w:instrText xml:space="preserve"> HYPERLINK \l _Toc1034 </w:instrText>
           </w:r>
           <w:r>
             <w:rPr>
@@ -3242,7 +3449,7 @@
             <w:fldChar w:fldCharType="begin"/>
           </w:r>
           <w:r>
-            <w:instrText xml:space="preserve"> PAGEREF _Toc7414 \h </w:instrText>
+            <w:instrText xml:space="preserve"> PAGEREF _Toc1034 \h </w:instrText>
           </w:r>
           <w:r>
             <w:fldChar w:fldCharType="separate"/>
@@ -3286,7 +3493,7 @@
               <w:szCs w:val="24"/>
               <w:lang w:val="en-US" w:eastAsia="zh-CN" w:bidi="ar-SA"/>
             </w:rPr>
-            <w:instrText xml:space="preserve"> HYPERLINK \l _Toc3093 </w:instrText>
+            <w:instrText xml:space="preserve"> HYPERLINK \l _Toc27109 </w:instrText>
           </w:r>
           <w:r>
             <w:rPr>
@@ -3312,7 +3519,7 @@
             <w:fldChar w:fldCharType="begin"/>
           </w:r>
           <w:r>
-            <w:instrText xml:space="preserve"> PAGEREF _Toc3093 \h </w:instrText>
+            <w:instrText xml:space="preserve"> PAGEREF _Toc27109 \h </w:instrText>
           </w:r>
           <w:r>
             <w:fldChar w:fldCharType="separate"/>
@@ -3356,7 +3563,7 @@
               <w:szCs w:val="24"/>
               <w:lang w:val="en-US" w:eastAsia="zh-CN" w:bidi="ar-SA"/>
             </w:rPr>
-            <w:instrText xml:space="preserve"> HYPERLINK \l _Toc26049 </w:instrText>
+            <w:instrText xml:space="preserve"> HYPERLINK \l _Toc3135 </w:instrText>
           </w:r>
           <w:r>
             <w:rPr>
@@ -3381,7 +3588,7 @@
             <w:fldChar w:fldCharType="begin"/>
           </w:r>
           <w:r>
-            <w:instrText xml:space="preserve"> PAGEREF _Toc26049 \h </w:instrText>
+            <w:instrText xml:space="preserve"> PAGEREF _Toc3135 \h </w:instrText>
           </w:r>
           <w:r>
             <w:fldChar w:fldCharType="separate"/>
@@ -3425,7 +3632,7 @@
               <w:szCs w:val="24"/>
               <w:lang w:val="en-US" w:eastAsia="zh-CN" w:bidi="ar-SA"/>
             </w:rPr>
-            <w:instrText xml:space="preserve"> HYPERLINK \l _Toc32344 </w:instrText>
+            <w:instrText xml:space="preserve"> HYPERLINK \l _Toc8160 </w:instrText>
           </w:r>
           <w:r>
             <w:rPr>
@@ -3450,7 +3657,7 @@
             <w:fldChar w:fldCharType="begin"/>
           </w:r>
           <w:r>
-            <w:instrText xml:space="preserve"> PAGEREF _Toc32344 \h </w:instrText>
+            <w:instrText xml:space="preserve"> PAGEREF _Toc8160 \h </w:instrText>
           </w:r>
           <w:r>
             <w:fldChar w:fldCharType="separate"/>
@@ -3494,7 +3701,7 @@
               <w:szCs w:val="24"/>
               <w:lang w:val="en-US" w:eastAsia="zh-CN" w:bidi="ar-SA"/>
             </w:rPr>
-            <w:instrText xml:space="preserve"> HYPERLINK \l _Toc13231 </w:instrText>
+            <w:instrText xml:space="preserve"> HYPERLINK \l _Toc20895 </w:instrText>
           </w:r>
           <w:r>
             <w:rPr>
@@ -3519,7 +3726,7 @@
             <w:fldChar w:fldCharType="begin"/>
           </w:r>
           <w:r>
-            <w:instrText xml:space="preserve"> PAGEREF _Toc13231 \h </w:instrText>
+            <w:instrText xml:space="preserve"> PAGEREF _Toc20895 \h </w:instrText>
           </w:r>
           <w:r>
             <w:fldChar w:fldCharType="separate"/>
@@ -3563,7 +3770,7 @@
               <w:szCs w:val="24"/>
               <w:lang w:val="en-US" w:eastAsia="zh-CN" w:bidi="ar-SA"/>
             </w:rPr>
-            <w:instrText xml:space="preserve"> HYPERLINK \l _Toc1663 </w:instrText>
+            <w:instrText xml:space="preserve"> HYPERLINK \l _Toc8301 </w:instrText>
           </w:r>
           <w:r>
             <w:rPr>
@@ -3588,7 +3795,7 @@
             <w:fldChar w:fldCharType="begin"/>
           </w:r>
           <w:r>
-            <w:instrText xml:space="preserve"> PAGEREF _Toc1663 \h </w:instrText>
+            <w:instrText xml:space="preserve"> PAGEREF _Toc8301 \h </w:instrText>
           </w:r>
           <w:r>
             <w:fldChar w:fldCharType="separate"/>
@@ -3632,7 +3839,7 @@
               <w:szCs w:val="24"/>
               <w:lang w:val="en-US" w:eastAsia="zh-CN" w:bidi="ar-SA"/>
             </w:rPr>
-            <w:instrText xml:space="preserve"> HYPERLINK \l _Toc9473 </w:instrText>
+            <w:instrText xml:space="preserve"> HYPERLINK \l _Toc18963 </w:instrText>
           </w:r>
           <w:r>
             <w:rPr>
@@ -3648,7 +3855,7 @@
               <w:rFonts w:hint="eastAsia"/>
               <w:lang w:val="en-US" w:eastAsia="zh-CN"/>
             </w:rPr>
-            <w:t>3.1.5 --信息历史(汇总)ITEH</w:t>
+            <w:t>3.1.4 。Itep1账单表</w:t>
           </w:r>
           <w:r>
             <w:tab/>
@@ -3657,7 +3864,7 @@
             <w:fldChar w:fldCharType="begin"/>
           </w:r>
           <w:r>
-            <w:instrText xml:space="preserve"> PAGEREF _Toc9473 \h </w:instrText>
+            <w:instrText xml:space="preserve"> PAGEREF _Toc18963 \h </w:instrText>
           </w:r>
           <w:r>
             <w:fldChar w:fldCharType="separate"/>
@@ -3701,7 +3908,7 @@
               <w:szCs w:val="24"/>
               <w:lang w:val="en-US" w:eastAsia="zh-CN" w:bidi="ar-SA"/>
             </w:rPr>
-            <w:instrText xml:space="preserve"> HYPERLINK \l _Toc30299 </w:instrText>
+            <w:instrText xml:space="preserve"> HYPERLINK \l _Toc1121 </w:instrText>
           </w:r>
           <w:r>
             <w:rPr>
@@ -3717,7 +3924,7 @@
               <w:rFonts w:hint="eastAsia"/>
               <w:lang w:val="en-US" w:eastAsia="zh-CN"/>
             </w:rPr>
-            <w:t>3.1.6 Create table ItEN</w:t>
+            <w:t>3.1.5 --信息历史(汇总)ITEH</w:t>
           </w:r>
           <w:r>
             <w:tab/>
@@ -3726,7 +3933,7 @@
             <w:fldChar w:fldCharType="begin"/>
           </w:r>
           <w:r>
-            <w:instrText xml:space="preserve"> PAGEREF _Toc30299 \h </w:instrText>
+            <w:instrText xml:space="preserve"> PAGEREF _Toc1121 \h </w:instrText>
           </w:r>
           <w:r>
             <w:fldChar w:fldCharType="separate"/>
@@ -3770,7 +3977,7 @@
               <w:szCs w:val="24"/>
               <w:lang w:val="en-US" w:eastAsia="zh-CN" w:bidi="ar-SA"/>
             </w:rPr>
-            <w:instrText xml:space="preserve"> HYPERLINK \l _Toc26274 </w:instrText>
+            <w:instrText xml:space="preserve"> HYPERLINK \l _Toc869 </w:instrText>
           </w:r>
           <w:r>
             <w:rPr>
@@ -3786,7 +3993,7 @@
               <w:rFonts w:hint="eastAsia"/>
               <w:lang w:val="en-US" w:eastAsia="zh-CN"/>
             </w:rPr>
-            <w:t>3.1.7 信息流动ITEF</w:t>
+            <w:t>3.1.6 Create table ItEN</w:t>
           </w:r>
           <w:r>
             <w:tab/>
@@ -3795,7 +4002,7 @@
             <w:fldChar w:fldCharType="begin"/>
           </w:r>
           <w:r>
-            <w:instrText xml:space="preserve"> PAGEREF _Toc26274 \h </w:instrText>
+            <w:instrText xml:space="preserve"> PAGEREF _Toc869 \h </w:instrText>
           </w:r>
           <w:r>
             <w:fldChar w:fldCharType="separate"/>
@@ -3839,7 +4046,7 @@
               <w:szCs w:val="24"/>
               <w:lang w:val="en-US" w:eastAsia="zh-CN" w:bidi="ar-SA"/>
             </w:rPr>
-            <w:instrText xml:space="preserve"> HYPERLINK \l _Toc26617 </w:instrText>
+            <w:instrText xml:space="preserve"> HYPERLINK \l _Toc16770 </w:instrText>
           </w:r>
           <w:r>
             <w:rPr>
@@ -3855,7 +4062,7 @@
               <w:rFonts w:hint="eastAsia"/>
               <w:lang w:val="en-US" w:eastAsia="zh-CN"/>
             </w:rPr>
-            <w:t>3.1.8 简单信息包ITIEX</w:t>
+            <w:t>3.1.7 信息流动ITEF</w:t>
           </w:r>
           <w:r>
             <w:tab/>
@@ -3864,13 +4071,13 @@
             <w:fldChar w:fldCharType="begin"/>
           </w:r>
           <w:r>
-            <w:instrText xml:space="preserve"> PAGEREF _Toc26617 \h </w:instrText>
+            <w:instrText xml:space="preserve"> PAGEREF _Toc16770 \h </w:instrText>
           </w:r>
           <w:r>
             <w:fldChar w:fldCharType="separate"/>
           </w:r>
           <w:r>
-            <w:t>35</w:t>
+            <w:t>34</w:t>
           </w:r>
           <w:r>
             <w:fldChar w:fldCharType="end"/>
@@ -3908,7 +4115,7 @@
               <w:szCs w:val="24"/>
               <w:lang w:val="en-US" w:eastAsia="zh-CN" w:bidi="ar-SA"/>
             </w:rPr>
-            <w:instrText xml:space="preserve"> HYPERLINK \l _Toc12251 </w:instrText>
+            <w:instrText xml:space="preserve"> HYPERLINK \l _Toc18142 </w:instrText>
           </w:r>
           <w:r>
             <w:rPr>
@@ -3924,6 +4131,75 @@
               <w:rFonts w:hint="eastAsia"/>
               <w:lang w:val="en-US" w:eastAsia="zh-CN"/>
             </w:rPr>
+            <w:t>3.1.8 简单信息包ITIEX</w:t>
+          </w:r>
+          <w:r>
+            <w:tab/>
+          </w:r>
+          <w:r>
+            <w:fldChar w:fldCharType="begin"/>
+          </w:r>
+          <w:r>
+            <w:instrText xml:space="preserve"> PAGEREF _Toc18142 \h </w:instrText>
+          </w:r>
+          <w:r>
+            <w:fldChar w:fldCharType="separate"/>
+          </w:r>
+          <w:r>
+            <w:t>35</w:t>
+          </w:r>
+          <w:r>
+            <w:fldChar w:fldCharType="end"/>
+          </w:r>
+          <w:r>
+            <w:rPr>
+              <w:rFonts w:hint="eastAsia" w:asciiTheme="minorHAnsi" w:hAnsiTheme="minorHAnsi" w:eastAsiaTheme="minorEastAsia" w:cstheme="minorBidi"/>
+              <w:kern w:val="2"/>
+              <w:szCs w:val="24"/>
+              <w:lang w:val="en-US" w:eastAsia="zh-CN" w:bidi="ar-SA"/>
+            </w:rPr>
+            <w:fldChar w:fldCharType="end"/>
+          </w:r>
+        </w:p>
+        <w:p>
+          <w:pPr>
+            <w:pStyle w:val="7"/>
+            <w:tabs>
+              <w:tab w:val="right" w:leader="dot" w:pos="8306"/>
+            </w:tabs>
+          </w:pPr>
+          <w:r>
+            <w:rPr>
+              <w:rFonts w:hint="eastAsia" w:asciiTheme="minorHAnsi" w:hAnsiTheme="minorHAnsi" w:eastAsiaTheme="minorEastAsia" w:cstheme="minorBidi"/>
+              <w:kern w:val="2"/>
+              <w:szCs w:val="24"/>
+              <w:lang w:val="en-US" w:eastAsia="zh-CN" w:bidi="ar-SA"/>
+            </w:rPr>
+            <w:fldChar w:fldCharType="begin"/>
+          </w:r>
+          <w:r>
+            <w:rPr>
+              <w:rFonts w:hint="eastAsia" w:asciiTheme="minorHAnsi" w:hAnsiTheme="minorHAnsi" w:eastAsiaTheme="minorEastAsia" w:cstheme="minorBidi"/>
+              <w:kern w:val="2"/>
+              <w:szCs w:val="24"/>
+              <w:lang w:val="en-US" w:eastAsia="zh-CN" w:bidi="ar-SA"/>
+            </w:rPr>
+            <w:instrText xml:space="preserve"> HYPERLINK \l _Toc25640 </w:instrText>
+          </w:r>
+          <w:r>
+            <w:rPr>
+              <w:rFonts w:hint="eastAsia" w:asciiTheme="minorHAnsi" w:hAnsiTheme="minorHAnsi" w:eastAsiaTheme="minorEastAsia" w:cstheme="minorBidi"/>
+              <w:kern w:val="2"/>
+              <w:szCs w:val="24"/>
+              <w:lang w:val="en-US" w:eastAsia="zh-CN" w:bidi="ar-SA"/>
+            </w:rPr>
+            <w:fldChar w:fldCharType="separate"/>
+          </w:r>
+          <w:r>
+            <w:rPr>
+              <w:rFonts w:hint="eastAsia"/>
+              <w:lang w:val="en-US" w:eastAsia="zh-CN"/>
+            </w:rPr>
             <w:t>3.1.9 ituser</w:t>
           </w:r>
           <w:r>
@@ -3933,13 +4209,13 @@
             <w:fldChar w:fldCharType="begin"/>
           </w:r>
           <w:r>
-            <w:instrText xml:space="preserve"> PAGEREF _Toc12251 \h </w:instrText>
+            <w:instrText xml:space="preserve"> PAGEREF _Toc25640 \h </w:instrText>
           </w:r>
           <w:r>
             <w:fldChar w:fldCharType="separate"/>
           </w:r>
           <w:r>
-            <w:t>36</w:t>
+            <w:t>37</w:t>
           </w:r>
           <w:r>
             <w:fldChar w:fldCharType="end"/>
@@ -3977,7 +4253,7 @@
               <w:szCs w:val="24"/>
               <w:lang w:val="en-US" w:eastAsia="zh-CN" w:bidi="ar-SA"/>
             </w:rPr>
-            <w:instrText xml:space="preserve"> HYPERLINK \l _Toc27956 </w:instrText>
+            <w:instrText xml:space="preserve"> HYPERLINK \l _Toc32475 </w:instrText>
           </w:r>
           <w:r>
             <w:rPr>
@@ -4002,13 +4278,13 @@
             <w:fldChar w:fldCharType="begin"/>
           </w:r>
           <w:r>
-            <w:instrText xml:space="preserve"> PAGEREF _Toc27956 \h </w:instrText>
+            <w:instrText xml:space="preserve"> PAGEREF _Toc32475 \h </w:instrText>
           </w:r>
           <w:r>
             <w:fldChar w:fldCharType="separate"/>
           </w:r>
           <w:r>
-            <w:t>37</w:t>
+            <w:t>38</w:t>
           </w:r>
           <w:r>
             <w:fldChar w:fldCharType="end"/>
@@ -4046,7 +4322,7 @@
               <w:szCs w:val="24"/>
               <w:lang w:val="en-US" w:eastAsia="zh-CN" w:bidi="ar-SA"/>
             </w:rPr>
-            <w:instrText xml:space="preserve"> HYPERLINK \l _Toc19490 </w:instrText>
+            <w:instrText xml:space="preserve"> HYPERLINK \l _Toc9976 </w:instrText>
           </w:r>
           <w:r>
             <w:rPr>
@@ -4071,13 +4347,13 @@
             <w:fldChar w:fldCharType="begin"/>
           </w:r>
           <w:r>
-            <w:instrText xml:space="preserve"> PAGEREF _Toc19490 \h </w:instrText>
+            <w:instrText xml:space="preserve"> PAGEREF _Toc9976 \h </w:instrText>
           </w:r>
           <w:r>
             <w:fldChar w:fldCharType="separate"/>
           </w:r>
           <w:r>
-            <w:t>37</w:t>
+            <w:t>38</w:t>
           </w:r>
           <w:r>
             <w:fldChar w:fldCharType="end"/>
@@ -4115,7 +4391,7 @@
               <w:szCs w:val="24"/>
               <w:lang w:val="en-US" w:eastAsia="zh-CN" w:bidi="ar-SA"/>
             </w:rPr>
-            <w:instrText xml:space="preserve"> HYPERLINK \l _Toc10393 </w:instrText>
+            <w:instrText xml:space="preserve"> HYPERLINK \l _Toc5679 </w:instrText>
           </w:r>
           <w:r>
             <w:rPr>
@@ -4140,13 +4416,13 @@
             <w:fldChar w:fldCharType="begin"/>
           </w:r>
           <w:r>
-            <w:instrText xml:space="preserve"> PAGEREF _Toc10393 \h </w:instrText>
+            <w:instrText xml:space="preserve"> PAGEREF _Toc5679 \h </w:instrText>
           </w:r>
           <w:r>
             <w:fldChar w:fldCharType="separate"/>
           </w:r>
           <w:r>
-            <w:t>38</w:t>
+            <w:t>39</w:t>
           </w:r>
           <w:r>
             <w:fldChar w:fldCharType="end"/>
@@ -4184,7 +4460,7 @@
               <w:szCs w:val="24"/>
               <w:lang w:val="en-US" w:eastAsia="zh-CN" w:bidi="ar-SA"/>
             </w:rPr>
-            <w:instrText xml:space="preserve"> HYPERLINK \l _Toc11486 </w:instrText>
+            <w:instrText xml:space="preserve"> HYPERLINK \l _Toc24916 </w:instrText>
           </w:r>
           <w:r>
             <w:rPr>
@@ -4209,13 +4485,13 @@
             <w:fldChar w:fldCharType="begin"/>
           </w:r>
           <w:r>
-            <w:instrText xml:space="preserve"> PAGEREF _Toc11486 \h </w:instrText>
+            <w:instrText xml:space="preserve"> PAGEREF _Toc24916 \h </w:instrText>
           </w:r>
           <w:r>
             <w:fldChar w:fldCharType="separate"/>
           </w:r>
           <w:r>
-            <w:t>38</w:t>
+            <w:t>39</w:t>
           </w:r>
           <w:r>
             <w:fldChar w:fldCharType="end"/>
@@ -4253,7 +4529,7 @@
               <w:szCs w:val="24"/>
               <w:lang w:val="en-US" w:eastAsia="zh-CN" w:bidi="ar-SA"/>
             </w:rPr>
-            <w:instrText xml:space="preserve"> HYPERLINK \l _Toc708 </w:instrText>
+            <w:instrText xml:space="preserve"> HYPERLINK \l _Toc1850 </w:instrText>
           </w:r>
           <w:r>
             <w:rPr>
@@ -4278,7 +4554,7 @@
             <w:fldChar w:fldCharType="begin"/>
           </w:r>
           <w:r>
-            <w:instrText xml:space="preserve"> PAGEREF _Toc708 \h </w:instrText>
+            <w:instrText xml:space="preserve"> PAGEREF _Toc1850 \h </w:instrText>
           </w:r>
           <w:r>
             <w:fldChar w:fldCharType="separate"/>
@@ -4322,7 +4598,7 @@
               <w:szCs w:val="24"/>
               <w:lang w:val="en-US" w:eastAsia="zh-CN" w:bidi="ar-SA"/>
             </w:rPr>
-            <w:instrText xml:space="preserve"> HYPERLINK \l _Toc2525 </w:instrText>
+            <w:instrText xml:space="preserve"> HYPERLINK \l _Toc19063 </w:instrText>
           </w:r>
           <w:r>
             <w:rPr>
@@ -4347,7 +4623,7 @@
             <w:fldChar w:fldCharType="begin"/>
           </w:r>
           <w:r>
-            <w:instrText xml:space="preserve"> PAGEREF _Toc2525 \h </w:instrText>
+            <w:instrText xml:space="preserve"> PAGEREF _Toc19063 \h </w:instrText>
           </w:r>
           <w:r>
             <w:fldChar w:fldCharType="separate"/>
@@ -4391,7 +4667,7 @@
               <w:szCs w:val="24"/>
               <w:lang w:val="en-US" w:eastAsia="zh-CN" w:bidi="ar-SA"/>
             </w:rPr>
-            <w:instrText xml:space="preserve"> HYPERLINK \l _Toc1894 </w:instrText>
+            <w:instrText xml:space="preserve"> HYPERLINK \l _Toc16676 </w:instrText>
           </w:r>
           <w:r>
             <w:rPr>
@@ -4416,13 +4692,13 @@
             <w:fldChar w:fldCharType="begin"/>
           </w:r>
           <w:r>
-            <w:instrText xml:space="preserve"> PAGEREF _Toc1894 \h </w:instrText>
+            <w:instrText xml:space="preserve"> PAGEREF _Toc16676 \h </w:instrText>
           </w:r>
           <w:r>
             <w:fldChar w:fldCharType="separate"/>
           </w:r>
           <w:r>
-            <w:t>40</w:t>
+            <w:t>41</w:t>
           </w:r>
           <w:r>
             <w:fldChar w:fldCharType="end"/>
@@ -4460,7 +4736,7 @@
               <w:szCs w:val="24"/>
               <w:lang w:val="en-US" w:eastAsia="zh-CN" w:bidi="ar-SA"/>
             </w:rPr>
-            <w:instrText xml:space="preserve"> HYPERLINK \l _Toc3775 </w:instrText>
+            <w:instrText xml:space="preserve"> HYPERLINK \l _Toc15965 </w:instrText>
           </w:r>
           <w:r>
             <w:rPr>
@@ -4485,13 +4761,13 @@
             <w:fldChar w:fldCharType="begin"/>
           </w:r>
           <w:r>
-            <w:instrText xml:space="preserve"> PAGEREF _Toc3775 \h </w:instrText>
+            <w:instrText xml:space="preserve"> PAGEREF _Toc15965 \h </w:instrText>
           </w:r>
           <w:r>
             <w:fldChar w:fldCharType="separate"/>
           </w:r>
           <w:r>
-            <w:t>40</w:t>
+            <w:t>41</w:t>
           </w:r>
           <w:r>
             <w:fldChar w:fldCharType="end"/>
@@ -4529,7 +4805,7 @@
               <w:szCs w:val="24"/>
               <w:lang w:val="en-US" w:eastAsia="zh-CN" w:bidi="ar-SA"/>
             </w:rPr>
-            <w:instrText xml:space="preserve"> HYPERLINK \l _Toc3972 </w:instrText>
+            <w:instrText xml:space="preserve"> HYPERLINK \l _Toc31655 </w:instrText>
           </w:r>
           <w:r>
             <w:rPr>
@@ -4554,13 +4830,13 @@
             <w:fldChar w:fldCharType="begin"/>
           </w:r>
           <w:r>
-            <w:instrText xml:space="preserve"> PAGEREF _Toc3972 \h </w:instrText>
+            <w:instrText xml:space="preserve"> PAGEREF _Toc31655 \h </w:instrText>
           </w:r>
           <w:r>
             <w:fldChar w:fldCharType="separate"/>
           </w:r>
           <w:r>
-            <w:t>40</w:t>
+            <w:t>41</w:t>
           </w:r>
           <w:r>
             <w:fldChar w:fldCharType="end"/>
@@ -4623,7 +4899,7 @@
           <w:lang w:val="en-US" w:eastAsia="zh-CN"/>
         </w:rPr>
       </w:pPr>
-      <w:bookmarkStart w:id="0" w:name="_Toc31607"/>
+      <w:bookmarkStart w:id="0" w:name="_Toc22861"/>
       <w:r>
         <w:rPr>
           <w:rFonts w:hint="eastAsia"/>
@@ -4638,7 +4914,7 @@
         <w:pStyle w:val="2"/>
         <w:bidi w:val="0"/>
       </w:pPr>
-      <w:bookmarkStart w:id="1" w:name="_Toc24331"/>
+      <w:bookmarkStart w:id="1" w:name="_Toc16919"/>
       <w:r>
         <w:t>APK signature verification result:</w:t>
       </w:r>
@@ -4947,7 +5223,7 @@
           <w:lang w:val="en-US" w:eastAsia="zh-CN"/>
         </w:rPr>
       </w:pPr>
-      <w:bookmarkStart w:id="2" w:name="_Toc19779"/>
+      <w:bookmarkStart w:id="2" w:name="_Toc15540"/>
       <w:r>
         <w:rPr>
           <w:rFonts w:hint="default"/>
@@ -5141,7 +5417,7 @@
           <w:lang w:val="en-US" w:eastAsia="zh-CN"/>
         </w:rPr>
       </w:pPr>
-      <w:bookmarkStart w:id="3" w:name="_Toc25391"/>
+      <w:bookmarkStart w:id="3" w:name="_Toc8289"/>
       <w:r>
         <w:rPr>
           <w:rFonts w:hint="eastAsia"/>
@@ -5254,7 +5530,7 @@
           <w:lang w:val="en-US" w:eastAsia="zh-CN"/>
         </w:rPr>
       </w:pPr>
-      <w:bookmarkStart w:id="4" w:name="_Toc15712"/>
+      <w:bookmarkStart w:id="4" w:name="_Toc25473"/>
       <w:r>
         <w:rPr>
           <w:rFonts w:hint="eastAsia"/>
@@ -5345,7 +5621,7 @@
           <w:lang w:val="en-US" w:eastAsia="zh-CN"/>
         </w:rPr>
       </w:pPr>
-      <w:bookmarkStart w:id="5" w:name="_Toc25055"/>
+      <w:bookmarkStart w:id="5" w:name="_Toc21911"/>
       <w:r>
         <w:rPr>
           <w:rFonts w:hint="eastAsia"/>
@@ -5386,7 +5662,7 @@
           <w:lang w:val="en-US" w:eastAsia="zh-CN"/>
         </w:rPr>
       </w:pPr>
-      <w:bookmarkStart w:id="6" w:name="_Toc1630"/>
+      <w:bookmarkStart w:id="6" w:name="_Toc31524"/>
       <w:r>
         <w:rPr>
           <w:rFonts w:hint="eastAsia"/>
@@ -5563,7 +5839,7 @@
           <w:lang w:val="en-US" w:eastAsia="zh-CN"/>
         </w:rPr>
       </w:pPr>
-      <w:bookmarkStart w:id="7" w:name="_Toc8538"/>
+      <w:bookmarkStart w:id="7" w:name="_Toc19586"/>
       <w:r>
         <w:rPr>
           <w:rFonts w:hint="eastAsia"/>
@@ -5582,7 +5858,7 @@
           <w:lang w:val="en-US" w:eastAsia="zh-CN"/>
         </w:rPr>
       </w:pPr>
-      <w:bookmarkStart w:id="8" w:name="_Toc15274"/>
+      <w:bookmarkStart w:id="8" w:name="_Toc12810"/>
       <w:r>
         <w:rPr>
           <w:rFonts w:hint="eastAsia"/>
@@ -5601,7 +5877,7 @@
           <w:lang w:val="en-US" w:eastAsia="zh-CN"/>
         </w:rPr>
       </w:pPr>
-      <w:bookmarkStart w:id="9" w:name="_Toc23777"/>
+      <w:bookmarkStart w:id="9" w:name="_Toc21881"/>
       <w:r>
         <w:rPr>
           <w:rFonts w:hint="eastAsia"/>
@@ -6240,7 +6516,7 @@
           <w:lang w:val="en-US" w:eastAsia="zh-CN"/>
         </w:rPr>
       </w:pPr>
-      <w:bookmarkStart w:id="10" w:name="_Toc21245"/>
+      <w:bookmarkStart w:id="10" w:name="_Toc3146"/>
       <w:r>
         <w:rPr>
           <w:rFonts w:hint="eastAsia"/>
@@ -7783,7 +8059,7 @@
           <w:lang w:val="en-US" w:eastAsia="zh-CN"/>
         </w:rPr>
       </w:pPr>
-      <w:bookmarkStart w:id="11" w:name="_Toc9426"/>
+      <w:bookmarkStart w:id="11" w:name="_Toc27882"/>
       <w:r>
         <w:rPr>
           <w:rFonts w:hint="eastAsia"/>
@@ -8845,7 +9121,7 @@
           <w:lang w:val="en-US" w:eastAsia="zh-CN"/>
         </w:rPr>
       </w:pPr>
-      <w:bookmarkStart w:id="12" w:name="_Toc3715"/>
+      <w:bookmarkStart w:id="12" w:name="_Toc17026"/>
       <w:r>
         <w:rPr>
           <w:rFonts w:hint="eastAsia"/>
@@ -9044,7 +9320,7 @@
           <w:lang w:val="en-US" w:eastAsia="zh-CN"/>
         </w:rPr>
       </w:pPr>
-      <w:bookmarkStart w:id="13" w:name="_Toc213"/>
+      <w:bookmarkStart w:id="13" w:name="_Toc1852"/>
       <w:bookmarkStart w:id="14" w:name="_Toc16126"/>
       <w:r>
         <w:rPr>
@@ -9225,7 +9501,7 @@
         </w:rPr>
       </w:pPr>
       <w:bookmarkStart w:id="15" w:name="_Toc16429"/>
-      <w:bookmarkStart w:id="16" w:name="_Toc29919"/>
+      <w:bookmarkStart w:id="16" w:name="_Toc9404"/>
       <w:r>
         <w:rPr>
           <w:rFonts w:hint="eastAsia"/>
@@ -9396,7 +9672,7 @@
         </w:rPr>
       </w:pPr>
       <w:bookmarkStart w:id="17" w:name="_Toc22620"/>
-      <w:bookmarkStart w:id="18" w:name="_Toc27690"/>
+      <w:bookmarkStart w:id="18" w:name="_Toc5288"/>
       <w:r>
         <w:rPr>
           <w:rFonts w:hint="eastAsia"/>
@@ -9557,7 +9833,7 @@
           <w:lang w:val="en-US" w:eastAsia="zh-CN"/>
         </w:rPr>
       </w:pPr>
-      <w:bookmarkStart w:id="19" w:name="_Toc11967"/>
+      <w:bookmarkStart w:id="19" w:name="_Toc2385"/>
       <w:r>
         <w:rPr>
           <w:rFonts w:hint="eastAsia"/>
@@ -9566,6 +9842,8 @@
         <w:t>2.1.8 写 11808  同意/拒绝加入</w:t>
       </w:r>
       <w:bookmarkEnd w:id="19"/>
+      <w:bookmarkStart w:id="90" w:name="_GoBack"/>
+      <w:bookmarkEnd w:id="90"/>
     </w:p>
     <w:p>
       <w:pPr>
@@ -9800,7 +10078,7 @@
           <w:lang w:val="en-US" w:eastAsia="zh-CN"/>
         </w:rPr>
       </w:pPr>
-      <w:bookmarkStart w:id="20" w:name="_Toc17809"/>
+      <w:bookmarkStart w:id="20" w:name="_Toc17662"/>
       <w:r>
         <w:rPr>
           <w:rFonts w:hint="eastAsia"/>
@@ -9946,7 +10224,7 @@
           <w:lang w:val="en-US" w:eastAsia="zh-CN"/>
         </w:rPr>
       </w:pPr>
-      <w:bookmarkStart w:id="21" w:name="_Toc7579"/>
+      <w:bookmarkStart w:id="21" w:name="_Toc20524"/>
       <w:r>
         <w:rPr>
           <w:rFonts w:hint="eastAsia"/>
@@ -10078,7 +10356,7 @@
           <w:lang w:val="en-US" w:eastAsia="zh-CN"/>
         </w:rPr>
       </w:pPr>
-      <w:bookmarkStart w:id="22" w:name="_Toc22382"/>
+      <w:bookmarkStart w:id="22" w:name="_Toc4723"/>
       <w:r>
         <w:rPr>
           <w:rFonts w:hint="eastAsia"/>
@@ -10206,7 +10484,7 @@
           <w:lang w:val="en-US" w:eastAsia="zh-CN"/>
         </w:rPr>
       </w:pPr>
-      <w:bookmarkStart w:id="23" w:name="_Toc24014"/>
+      <w:bookmarkStart w:id="23" w:name="_Toc1241"/>
       <w:r>
         <w:rPr>
           <w:rFonts w:hint="eastAsia"/>
@@ -10334,7 +10612,7 @@
           <w:lang w:val="en-US" w:eastAsia="zh-CN"/>
         </w:rPr>
       </w:pPr>
-      <w:bookmarkStart w:id="24" w:name="_Toc535"/>
+      <w:bookmarkStart w:id="24" w:name="_Toc5092"/>
       <w:r>
         <w:rPr>
           <w:rFonts w:hint="eastAsia"/>
@@ -10454,7 +10732,7 @@
           <w:lang w:val="en-US" w:eastAsia="zh-CN"/>
         </w:rPr>
       </w:pPr>
-      <w:bookmarkStart w:id="25" w:name="_Toc13876"/>
+      <w:bookmarkStart w:id="25" w:name="_Toc15933"/>
       <w:r>
         <w:rPr>
           <w:rFonts w:hint="eastAsia"/>
@@ -10568,6 +10846,335 @@
     <w:p/>
     <w:p>
       <w:pPr>
+        <w:pStyle w:val="4"/>
+        <w:bidi w:val="0"/>
+        <w:rPr>
+          <w:rFonts w:hint="default"/>
+          <w:lang w:val="en-US" w:eastAsia="zh-CN"/>
+        </w:rPr>
+      </w:pPr>
+      <w:bookmarkStart w:id="26" w:name="_Toc23094"/>
+      <w:r>
+        <w:rPr>
+          <w:rFonts w:hint="eastAsia"/>
+          <w:lang w:val="en-US" w:eastAsia="zh-CN"/>
+        </w:rPr>
+        <w:t>2.1.15 写 11815 获取id</w:t>
+      </w:r>
+      <w:bookmarkEnd w:id="26"/>
+    </w:p>
+    <w:p>
+      <w:pPr>
+        <w:pBdr>
+          <w:top w:val="single" w:color="auto" w:sz="4" w:space="0"/>
+          <w:left w:val="single" w:color="auto" w:sz="4" w:space="0"/>
+          <w:bottom w:val="single" w:color="auto" w:sz="4" w:space="0"/>
+          <w:right w:val="single" w:color="auto" w:sz="4" w:space="0"/>
+        </w:pBdr>
+        <w:rPr>
+          <w:rFonts w:hint="default"/>
+          <w:lang w:val="en-US" w:eastAsia="zh-CN"/>
+        </w:rPr>
+      </w:pPr>
+      <w:r>
+        <w:rPr>
+          <w:rFonts w:hint="default"/>
+          <w:lang w:val="en-US" w:eastAsia="zh-CN"/>
+        </w:rPr>
+        <w:t>https://www.</w:t>
+      </w:r>
+      <w:r>
+        <w:rPr>
+          <w:rFonts w:hint="eastAsia"/>
+          <w:lang w:val="en-US" w:eastAsia="zh-CN"/>
+        </w:rPr>
+        <w:t>ruanzi.net</w:t>
+      </w:r>
+      <w:r>
+        <w:rPr>
+          <w:rFonts w:hint="default"/>
+          <w:lang w:val="en-US" w:eastAsia="zh-CN"/>
+        </w:rPr>
+        <w:t>/jy/go/phone.aspx?ituid=11</w:t>
+      </w:r>
+      <w:r>
+        <w:rPr>
+          <w:rFonts w:hint="eastAsia"/>
+          <w:lang w:val="en-US" w:eastAsia="zh-CN"/>
+        </w:rPr>
+        <w:t>8</w:t>
+      </w:r>
+      <w:r>
+        <w:rPr>
+          <w:rFonts w:hint="default"/>
+          <w:lang w:val="en-US" w:eastAsia="zh-CN"/>
+        </w:rPr>
+        <w:t>&amp;mbid=</w:t>
+      </w:r>
+      <w:r>
+        <w:rPr>
+          <w:rFonts w:hint="eastAsia"/>
+          <w:lang w:val="en-US" w:eastAsia="zh-CN"/>
+        </w:rPr>
+        <w:t>11815&amp;itsid=</w:t>
+      </w:r>
+    </w:p>
+    <w:p>
+      <w:pPr>
+        <w:pStyle w:val="4"/>
+        <w:bidi w:val="0"/>
+        <w:rPr>
+          <w:rFonts w:hint="eastAsia"/>
+          <w:lang w:val="en-US" w:eastAsia="zh-CN"/>
+        </w:rPr>
+      </w:pPr>
+      <w:bookmarkStart w:id="27" w:name="_Toc4337"/>
+      <w:r>
+        <w:rPr>
+          <w:rFonts w:hint="eastAsia"/>
+          <w:lang w:val="en-US" w:eastAsia="zh-CN"/>
+        </w:rPr>
+        <w:t>2.1.16 写 11816 查看互动</w:t>
+      </w:r>
+      <w:bookmarkEnd w:id="27"/>
+    </w:p>
+    <w:p>
+      <w:pPr>
+        <w:rPr>
+          <w:rFonts w:hint="default"/>
+          <w:lang w:val="en-US" w:eastAsia="zh-CN"/>
+        </w:rPr>
+      </w:pPr>
+      <w:r>
+        <w:drawing>
+          <wp:inline distT="0" distB="0" distL="114300" distR="114300">
+            <wp:extent cx="5270500" cy="470535"/>
+            <wp:effectExtent l="0" t="0" r="6350" b="5715"/>
+            <wp:docPr id="25" name="图片 2"/>
+            <wp:cNvGraphicFramePr>
+              <a:graphicFrameLocks xmlns:a="http://schemas.openxmlformats.org/drawingml/2006/main" noChangeAspect="1"/>
+            </wp:cNvGraphicFramePr>
+            <a:graphic xmlns:a="http://schemas.openxmlformats.org/drawingml/2006/main">
+              <a:graphicData uri="http://schemas.openxmlformats.org/drawingml/2006/picture">
+                <pic:pic xmlns:pic="http://schemas.openxmlformats.org/drawingml/2006/picture">
+                  <pic:nvPicPr>
+                    <pic:cNvPr id="25" name="图片 2"/>
+                    <pic:cNvPicPr>
+                      <a:picLocks noChangeAspect="1"/>
+                    </pic:cNvPicPr>
+                  </pic:nvPicPr>
+                  <pic:blipFill>
+                    <a:blip r:embed="rId22"/>
+                    <a:stretch>
+                      <a:fillRect/>
+                    </a:stretch>
+                  </pic:blipFill>
+                  <pic:spPr>
+                    <a:xfrm>
+                      <a:off x="0" y="0"/>
+                      <a:ext cx="5270500" cy="470535"/>
+                    </a:xfrm>
+                    <a:prstGeom prst="rect">
+                      <a:avLst/>
+                    </a:prstGeom>
+                    <a:noFill/>
+                    <a:ln>
+                      <a:noFill/>
+                    </a:ln>
+                  </pic:spPr>
+                </pic:pic>
+              </a:graphicData>
+            </a:graphic>
+          </wp:inline>
+        </w:drawing>
+      </w:r>
+    </w:p>
+    <w:p>
+      <w:pPr>
+        <w:pBdr>
+          <w:top w:val="single" w:color="auto" w:sz="4" w:space="0"/>
+          <w:left w:val="single" w:color="auto" w:sz="4" w:space="0"/>
+          <w:bottom w:val="single" w:color="auto" w:sz="4" w:space="0"/>
+          <w:right w:val="single" w:color="auto" w:sz="4" w:space="0"/>
+        </w:pBdr>
+        <w:rPr>
+          <w:rFonts w:hint="default"/>
+          <w:lang w:val="en-US" w:eastAsia="zh-CN"/>
+        </w:rPr>
+      </w:pPr>
+      <w:r>
+        <w:rPr>
+          <w:rFonts w:hint="default"/>
+          <w:lang w:val="en-US" w:eastAsia="zh-CN"/>
+        </w:rPr>
+        <w:t>https://www.</w:t>
+      </w:r>
+      <w:r>
+        <w:rPr>
+          <w:rFonts w:hint="eastAsia"/>
+          <w:lang w:val="en-US" w:eastAsia="zh-CN"/>
+        </w:rPr>
+        <w:t>ruanzi.net</w:t>
+      </w:r>
+      <w:r>
+        <w:rPr>
+          <w:rFonts w:hint="default"/>
+          <w:lang w:val="en-US" w:eastAsia="zh-CN"/>
+        </w:rPr>
+        <w:t>/jy/go/phone.aspx?ituid=11</w:t>
+      </w:r>
+      <w:r>
+        <w:rPr>
+          <w:rFonts w:hint="eastAsia"/>
+          <w:lang w:val="en-US" w:eastAsia="zh-CN"/>
+        </w:rPr>
+        <w:t>8</w:t>
+      </w:r>
+      <w:r>
+        <w:rPr>
+          <w:rFonts w:hint="default"/>
+          <w:lang w:val="en-US" w:eastAsia="zh-CN"/>
+        </w:rPr>
+        <w:t>&amp;mbid=</w:t>
+      </w:r>
+      <w:r>
+        <w:rPr>
+          <w:rFonts w:hint="eastAsia"/>
+          <w:lang w:val="en-US" w:eastAsia="zh-CN"/>
+        </w:rPr>
+        <w:t>11816&amp;itsid=</w:t>
+      </w:r>
+    </w:p>
+    <w:p>
+      <w:pPr>
+        <w:rPr>
+          <w:rFonts w:hint="default"/>
+          <w:lang w:val="en-US" w:eastAsia="zh-CN"/>
+        </w:rPr>
+      </w:pPr>
+    </w:p>
+    <w:p>
+      <w:pPr>
+        <w:pStyle w:val="4"/>
+        <w:bidi w:val="0"/>
+        <w:rPr>
+          <w:rFonts w:hint="eastAsia"/>
+          <w:lang w:val="en-US" w:eastAsia="zh-CN"/>
+        </w:rPr>
+      </w:pPr>
+      <w:bookmarkStart w:id="28" w:name="_Toc31164"/>
+      <w:r>
+        <w:rPr>
+          <w:rFonts w:hint="eastAsia"/>
+          <w:lang w:val="en-US" w:eastAsia="zh-CN"/>
+        </w:rPr>
+        <w:t>2.1.17 写 11817 约球已读</w:t>
+      </w:r>
+      <w:bookmarkEnd w:id="28"/>
+    </w:p>
+    <w:p>
+      <w:r>
+        <w:drawing>
+          <wp:inline distT="0" distB="0" distL="114300" distR="114300">
+            <wp:extent cx="5271770" cy="465455"/>
+            <wp:effectExtent l="0" t="0" r="5080" b="10795"/>
+            <wp:docPr id="26" name="图片 3"/>
+            <wp:cNvGraphicFramePr>
+              <a:graphicFrameLocks xmlns:a="http://schemas.openxmlformats.org/drawingml/2006/main" noChangeAspect="1"/>
+            </wp:cNvGraphicFramePr>
+            <a:graphic xmlns:a="http://schemas.openxmlformats.org/drawingml/2006/main">
+              <a:graphicData uri="http://schemas.openxmlformats.org/drawingml/2006/picture">
+                <pic:pic xmlns:pic="http://schemas.openxmlformats.org/drawingml/2006/picture">
+                  <pic:nvPicPr>
+                    <pic:cNvPr id="26" name="图片 3"/>
+                    <pic:cNvPicPr>
+                      <a:picLocks noChangeAspect="1"/>
+                    </pic:cNvPicPr>
+                  </pic:nvPicPr>
+                  <pic:blipFill>
+                    <a:blip r:embed="rId23"/>
+                    <a:stretch>
+                      <a:fillRect/>
+                    </a:stretch>
+                  </pic:blipFill>
+                  <pic:spPr>
+                    <a:xfrm>
+                      <a:off x="0" y="0"/>
+                      <a:ext cx="5271770" cy="465455"/>
+                    </a:xfrm>
+                    <a:prstGeom prst="rect">
+                      <a:avLst/>
+                    </a:prstGeom>
+                    <a:noFill/>
+                    <a:ln>
+                      <a:noFill/>
+                    </a:ln>
+                  </pic:spPr>
+                </pic:pic>
+              </a:graphicData>
+            </a:graphic>
+          </wp:inline>
+        </w:drawing>
+      </w:r>
+    </w:p>
+    <w:p>
+      <w:pPr>
+        <w:pBdr>
+          <w:top w:val="single" w:color="auto" w:sz="4" w:space="0"/>
+          <w:left w:val="single" w:color="auto" w:sz="4" w:space="0"/>
+          <w:bottom w:val="single" w:color="auto" w:sz="4" w:space="0"/>
+          <w:right w:val="single" w:color="auto" w:sz="4" w:space="0"/>
+        </w:pBdr>
+        <w:rPr>
+          <w:rFonts w:hint="default"/>
+          <w:lang w:val="en-US" w:eastAsia="zh-CN"/>
+        </w:rPr>
+      </w:pPr>
+      <w:r>
+        <w:rPr>
+          <w:rFonts w:hint="default"/>
+          <w:lang w:val="en-US" w:eastAsia="zh-CN"/>
+        </w:rPr>
+        <w:t>https://www.</w:t>
+      </w:r>
+      <w:r>
+        <w:rPr>
+          <w:rFonts w:hint="eastAsia"/>
+          <w:lang w:val="en-US" w:eastAsia="zh-CN"/>
+        </w:rPr>
+        <w:t>ruanzi.net</w:t>
+      </w:r>
+      <w:r>
+        <w:rPr>
+          <w:rFonts w:hint="default"/>
+          <w:lang w:val="en-US" w:eastAsia="zh-CN"/>
+        </w:rPr>
+        <w:t>/jy/go/phone.aspx?ituid=11</w:t>
+      </w:r>
+      <w:r>
+        <w:rPr>
+          <w:rFonts w:hint="eastAsia"/>
+          <w:lang w:val="en-US" w:eastAsia="zh-CN"/>
+        </w:rPr>
+        <w:t>8</w:t>
+      </w:r>
+      <w:r>
+        <w:rPr>
+          <w:rFonts w:hint="default"/>
+          <w:lang w:val="en-US" w:eastAsia="zh-CN"/>
+        </w:rPr>
+        <w:t>&amp;mbid=</w:t>
+      </w:r>
+      <w:r>
+        <w:rPr>
+          <w:rFonts w:hint="eastAsia"/>
+          <w:lang w:val="en-US" w:eastAsia="zh-CN"/>
+        </w:rPr>
+        <w:t>11817&amp;itsid=</w:t>
+      </w:r>
+    </w:p>
+    <w:p>
+      <w:pPr>
         <w:rPr>
           <w:rFonts w:hint="default"/>
           <w:lang w:val="en-US" w:eastAsia="zh-CN"/>
@@ -10583,7 +11190,7 @@
           <w:lang w:val="en-US" w:eastAsia="zh-CN"/>
         </w:rPr>
       </w:pPr>
-      <w:bookmarkStart w:id="26" w:name="_Toc8548"/>
+      <w:bookmarkStart w:id="29" w:name="_Toc20885"/>
       <w:r>
         <w:rPr>
           <w:rFonts w:hint="eastAsia"/>
@@ -10591,7 +11198,7 @@
         </w:rPr>
         <w:t>2.2 读接口</w:t>
       </w:r>
-      <w:bookmarkEnd w:id="26"/>
+      <w:bookmarkEnd w:id="29"/>
     </w:p>
     <w:p>
       <w:pPr>
@@ -10602,7 +11209,7 @@
           <w:lang w:val="en-US" w:eastAsia="zh-CN"/>
         </w:rPr>
       </w:pPr>
-      <w:bookmarkStart w:id="27" w:name="_Toc18923"/>
+      <w:bookmarkStart w:id="30" w:name="_Toc10188"/>
       <w:r>
         <w:rPr>
           <w:rFonts w:hint="eastAsia"/>
@@ -10610,7 +11217,7 @@
         </w:rPr>
         <w:t>2.2.1 读 11803 我的发布</w:t>
       </w:r>
-      <w:bookmarkEnd w:id="27"/>
+      <w:bookmarkEnd w:id="30"/>
     </w:p>
     <w:p>
       <w:pPr>
@@ -10950,7 +11557,7 @@
           <w:lang w:val="en-US" w:eastAsia="zh-CN"/>
         </w:rPr>
       </w:pPr>
-      <w:bookmarkStart w:id="28" w:name="_Toc20481"/>
+      <w:bookmarkStart w:id="31" w:name="_Toc3733"/>
       <w:r>
         <w:rPr>
           <w:rFonts w:hint="eastAsia"/>
@@ -10958,7 +11565,7 @@
         </w:rPr>
         <w:t>2.2.2 读 11805 首页-动态</w:t>
       </w:r>
-      <w:bookmarkEnd w:id="28"/>
+      <w:bookmarkEnd w:id="31"/>
     </w:p>
     <w:p>
       <w:pPr>
@@ -11357,7 +11964,7 @@
           <w:lang w:val="en-US" w:eastAsia="zh-CN"/>
         </w:rPr>
       </w:pPr>
-      <w:bookmarkStart w:id="29" w:name="_Toc17645"/>
+      <w:bookmarkStart w:id="32" w:name="_Toc21985"/>
       <w:r>
         <w:rPr>
           <w:rFonts w:hint="eastAsia"/>
@@ -11365,7 +11972,7 @@
         </w:rPr>
         <w:t>2.2.3 读 11808 调用其他用户信息</w:t>
       </w:r>
-      <w:bookmarkEnd w:id="29"/>
+      <w:bookmarkEnd w:id="32"/>
     </w:p>
     <w:p>
       <w:pPr>
@@ -11854,7 +12461,7 @@
           <w:lang w:val="en-US" w:eastAsia="zh-CN"/>
         </w:rPr>
       </w:pPr>
-      <w:bookmarkStart w:id="30" w:name="_Toc32273"/>
+      <w:bookmarkStart w:id="33" w:name="_Toc9523"/>
       <w:r>
         <w:rPr>
           <w:rFonts w:hint="eastAsia"/>
@@ -11862,7 +12469,7 @@
         </w:rPr>
         <w:t>2.2.4 读 11804 我的发布</w:t>
       </w:r>
-      <w:bookmarkEnd w:id="30"/>
+      <w:bookmarkEnd w:id="33"/>
     </w:p>
     <w:p>
       <w:pPr>
@@ -12179,7 +12786,7 @@
           <w:lang w:val="en-US" w:eastAsia="zh-CN"/>
         </w:rPr>
       </w:pPr>
-      <w:bookmarkStart w:id="31" w:name="_Toc17047"/>
+      <w:bookmarkStart w:id="34" w:name="_Toc16135"/>
       <w:r>
         <w:rPr>
           <w:rFonts w:hint="eastAsia"/>
@@ -12187,7 +12794,7 @@
         </w:rPr>
         <w:t>2.2.5 读11804加入约球-1 对局详情</w:t>
       </w:r>
-      <w:bookmarkEnd w:id="31"/>
+      <w:bookmarkEnd w:id="34"/>
     </w:p>
     <w:p>
       <w:pPr>
@@ -12608,7 +13215,7 @@
           <w:lang w:val="en-US" w:eastAsia="zh-CN"/>
         </w:rPr>
       </w:pPr>
-      <w:bookmarkStart w:id="32" w:name="_Toc15906"/>
+      <w:bookmarkStart w:id="35" w:name="_Toc13275"/>
       <w:r>
         <w:rPr>
           <w:rFonts w:hint="eastAsia"/>
@@ -12616,7 +13223,7 @@
         </w:rPr>
         <w:t>2.2.6 读 11807 调用自身用户信息</w:t>
       </w:r>
-      <w:bookmarkEnd w:id="32"/>
+      <w:bookmarkEnd w:id="35"/>
     </w:p>
     <w:p>
       <w:pPr>
@@ -13203,8 +13810,8 @@
           <w:lang w:val="en-US" w:eastAsia="zh-CN"/>
         </w:rPr>
       </w:pPr>
-      <w:bookmarkStart w:id="33" w:name="_Toc18909"/>
-      <w:bookmarkStart w:id="34" w:name="_Toc25951"/>
+      <w:bookmarkStart w:id="36" w:name="_Toc18909"/>
+      <w:bookmarkStart w:id="37" w:name="_Toc16735"/>
       <w:r>
         <w:rPr>
           <w:rFonts w:hint="eastAsia"/>
@@ -13212,8 +13819,8 @@
         </w:rPr>
         <w:t>2.2.7 读11804加入约球-1</w:t>
       </w:r>
-      <w:bookmarkEnd w:id="33"/>
-      <w:bookmarkEnd w:id="34"/>
+      <w:bookmarkEnd w:id="36"/>
+      <w:bookmarkEnd w:id="37"/>
     </w:p>
     <w:p>
       <w:pPr>
@@ -13662,7 +14269,7 @@
           <w:lang w:val="en-US" w:eastAsia="zh-CN"/>
         </w:rPr>
       </w:pPr>
-      <w:bookmarkStart w:id="35" w:name="_Toc639"/>
+      <w:bookmarkStart w:id="38" w:name="_Toc31747"/>
       <w:r>
         <w:rPr>
           <w:rFonts w:hint="eastAsia"/>
@@ -13670,7 +14277,7 @@
         </w:rPr>
         <w:t>2.2.8 读 11809 指定约球数据</w:t>
       </w:r>
-      <w:bookmarkEnd w:id="35"/>
+      <w:bookmarkEnd w:id="38"/>
       <w:r>
         <w:rPr>
           <w:rFonts w:hint="eastAsia"/>
@@ -14747,7 +15354,7 @@
           <w:lang w:val="en-US" w:eastAsia="zh-CN"/>
         </w:rPr>
       </w:pPr>
-      <w:bookmarkStart w:id="36" w:name="_Toc4422"/>
+      <w:bookmarkStart w:id="39" w:name="_Toc27896"/>
       <w:r>
         <w:rPr>
           <w:rFonts w:hint="eastAsia"/>
@@ -14755,7 +15362,7 @@
         </w:rPr>
         <w:t>2.2.9 读 11810 约球参与者列表</w:t>
       </w:r>
-      <w:bookmarkEnd w:id="36"/>
+      <w:bookmarkEnd w:id="39"/>
     </w:p>
     <w:p>
       <w:pPr>
@@ -15515,7 +16122,7 @@
           <w:lang w:val="en-US" w:eastAsia="zh-CN"/>
         </w:rPr>
       </w:pPr>
-      <w:bookmarkStart w:id="37" w:name="_Toc5738"/>
+      <w:bookmarkStart w:id="40" w:name="_Toc6185"/>
       <w:r>
         <w:rPr>
           <w:rFonts w:hint="eastAsia"/>
@@ -15523,7 +16130,7 @@
         </w:rPr>
         <w:t>2.2.10 读11812  我的约玩</w:t>
       </w:r>
-      <w:bookmarkEnd w:id="37"/>
+      <w:bookmarkEnd w:id="40"/>
     </w:p>
     <w:p>
       <w:pPr>
@@ -15982,7 +16589,7 @@
           <w:lang w:val="en-US" w:eastAsia="zh-CN"/>
         </w:rPr>
       </w:pPr>
-      <w:bookmarkStart w:id="38" w:name="_Toc1736"/>
+      <w:bookmarkStart w:id="41" w:name="_Toc14936"/>
       <w:r>
         <w:rPr>
           <w:rFonts w:hint="eastAsia"/>
@@ -15990,7 +16597,7 @@
         </w:rPr>
         <w:t>2.2.11 读11813  我的动态</w:t>
       </w:r>
-      <w:bookmarkEnd w:id="38"/>
+      <w:bookmarkEnd w:id="41"/>
     </w:p>
     <w:p>
       <w:pPr>
@@ -16018,7 +16625,7 @@
                     </pic:cNvPicPr>
                   </pic:nvPicPr>
                   <pic:blipFill>
-                    <a:blip r:embed="rId22"/>
+                    <a:blip r:embed="rId24"/>
                     <a:stretch>
                       <a:fillRect/>
                     </a:stretch>
@@ -16109,7 +16716,7 @@
           <w:lang w:val="en-US" w:eastAsia="zh-CN"/>
         </w:rPr>
       </w:pPr>
-      <w:bookmarkStart w:id="39" w:name="_Toc14782"/>
+      <w:bookmarkStart w:id="42" w:name="_Toc20144"/>
       <w:r>
         <w:rPr>
           <w:rFonts w:hint="eastAsia"/>
@@ -16117,7 +16724,7 @@
         </w:rPr>
         <w:t>2.2.12 读 11814 获取帖子评论</w:t>
       </w:r>
-      <w:bookmarkEnd w:id="39"/>
+      <w:bookmarkEnd w:id="42"/>
     </w:p>
     <w:p>
       <w:r>
@@ -16139,7 +16746,7 @@
                     </pic:cNvPicPr>
                   </pic:nvPicPr>
                   <pic:blipFill>
-                    <a:blip r:embed="rId23"/>
+                    <a:blip r:embed="rId25"/>
                     <a:stretch>
                       <a:fillRect/>
                     </a:stretch>
@@ -16363,7 +16970,7 @@
           <w:lang w:val="en-US" w:eastAsia="zh-CN"/>
         </w:rPr>
       </w:pPr>
-      <w:bookmarkStart w:id="40" w:name="_Toc19032"/>
+      <w:bookmarkStart w:id="43" w:name="_Toc11882"/>
       <w:r>
         <w:rPr>
           <w:rFonts w:hint="eastAsia"/>
@@ -16371,7 +16978,7 @@
         </w:rPr>
         <w:t>2.2.13 读 11815 获取会员情况</w:t>
       </w:r>
-      <w:bookmarkEnd w:id="40"/>
+      <w:bookmarkEnd w:id="43"/>
     </w:p>
     <w:p>
       <w:pPr>
@@ -16441,7 +17048,7 @@
                     </pic:cNvPicPr>
                   </pic:nvPicPr>
                   <pic:blipFill>
-                    <a:blip r:embed="rId24"/>
+                    <a:blip r:embed="rId26"/>
                     <a:stretch>
                       <a:fillRect/>
                     </a:stretch>
@@ -16573,7 +17180,7 @@
           <w:lang w:val="en-US" w:eastAsia="zh-CN"/>
         </w:rPr>
       </w:pPr>
-      <w:bookmarkStart w:id="41" w:name="_Toc15114"/>
+      <w:bookmarkStart w:id="44" w:name="_Toc20646"/>
       <w:r>
         <w:rPr>
           <w:rFonts w:hint="eastAsia"/>
@@ -16581,7 +17188,7 @@
         </w:rPr>
         <w:t>2.2.14 读 11816 获取id</w:t>
       </w:r>
-      <w:bookmarkEnd w:id="41"/>
+      <w:bookmarkEnd w:id="44"/>
     </w:p>
     <w:p>
       <w:pPr>
@@ -16653,7 +17260,7 @@
                     </pic:cNvPicPr>
                   </pic:nvPicPr>
                   <pic:blipFill>
-                    <a:blip r:embed="rId25"/>
+                    <a:blip r:embed="rId27"/>
                     <a:stretch>
                       <a:fillRect/>
                     </a:stretch>
@@ -16687,7 +17294,7 @@
           <w:lang w:val="en-US" w:eastAsia="zh-CN"/>
         </w:rPr>
       </w:pPr>
-      <w:bookmarkStart w:id="42" w:name="_Toc25766"/>
+      <w:bookmarkStart w:id="45" w:name="_Toc7847"/>
       <w:r>
         <w:rPr>
           <w:rFonts w:hint="eastAsia"/>
@@ -16695,7 +17302,7 @@
         </w:rPr>
         <w:t>2.2.15 读 11817 消息列表</w:t>
       </w:r>
-      <w:bookmarkEnd w:id="42"/>
+      <w:bookmarkEnd w:id="45"/>
     </w:p>
     <w:p>
       <w:pPr>
@@ -16775,7 +17382,7 @@
                     </pic:cNvPicPr>
                   </pic:nvPicPr>
                   <pic:blipFill>
-                    <a:blip r:embed="rId26"/>
+                    <a:blip r:embed="rId28"/>
                     <a:stretch>
                       <a:fillRect/>
                     </a:stretch>
@@ -17061,7 +17668,7 @@
           <w:lang w:val="en-US" w:eastAsia="zh-CN"/>
         </w:rPr>
       </w:pPr>
-      <w:bookmarkStart w:id="43" w:name="_Toc2857"/>
+      <w:bookmarkStart w:id="46" w:name="_Toc27578"/>
       <w:r>
         <w:rPr>
           <w:rFonts w:hint="eastAsia"/>
@@ -17069,7 +17676,7 @@
         </w:rPr>
         <w:t>2.2.16 读 11818 具体消息列表</w:t>
       </w:r>
-      <w:bookmarkEnd w:id="43"/>
+      <w:bookmarkEnd w:id="46"/>
     </w:p>
     <w:p>
       <w:pPr>
@@ -17136,7 +17743,7 @@
           <w:lang w:val="en-US" w:eastAsia="zh-CN"/>
         </w:rPr>
       </w:pPr>
-      <w:bookmarkStart w:id="44" w:name="_Toc10826"/>
+      <w:bookmarkStart w:id="47" w:name="_Toc8112"/>
       <w:r>
         <w:rPr>
           <w:rFonts w:hint="eastAsia"/>
@@ -17144,7 +17751,7 @@
         </w:rPr>
         <w:t>2.3 其他接口</w:t>
       </w:r>
-      <w:bookmarkEnd w:id="44"/>
+      <w:bookmarkEnd w:id="47"/>
     </w:p>
     <w:p>
       <w:pPr>
@@ -17155,7 +17762,7 @@
           <w:lang w:val="en-US" w:eastAsia="zh-CN"/>
         </w:rPr>
       </w:pPr>
-      <w:bookmarkStart w:id="45" w:name="_Toc24281"/>
+      <w:bookmarkStart w:id="48" w:name="_Toc12526"/>
       <w:r>
         <w:rPr>
           <w:rFonts w:hint="eastAsia"/>
@@ -17163,7 +17770,7 @@
         </w:rPr>
         <w:t>2.3.1 写 10326，11608，10311，10300，1236注册登录部分</w:t>
       </w:r>
-      <w:bookmarkEnd w:id="45"/>
+      <w:bookmarkEnd w:id="48"/>
     </w:p>
     <w:p>
       <w:pPr>
@@ -17837,7 +18444,7 @@
           <w:lang w:val="en-US" w:eastAsia="zh-CN"/>
         </w:rPr>
       </w:pPr>
-      <w:bookmarkStart w:id="46" w:name="_Toc28037"/>
+      <w:bookmarkStart w:id="49" w:name="_Toc14786"/>
       <w:r>
         <w:rPr>
           <w:rFonts w:hint="eastAsia"/>
@@ -17845,7 +18452,7 @@
         </w:rPr>
         <w:t>3 数据库说明</w:t>
       </w:r>
-      <w:bookmarkEnd w:id="46"/>
+      <w:bookmarkEnd w:id="49"/>
     </w:p>
     <w:p>
       <w:pPr>
@@ -17856,7 +18463,7 @@
           <w:lang w:val="en-US" w:eastAsia="zh-CN"/>
         </w:rPr>
       </w:pPr>
-      <w:bookmarkStart w:id="47" w:name="_Toc21994"/>
+      <w:bookmarkStart w:id="50" w:name="_Toc24008"/>
       <w:r>
         <w:rPr>
           <w:rFonts w:hint="eastAsia"/>
@@ -17864,7 +18471,7 @@
         </w:rPr>
         <w:t>3.1 数据库表信息处理</w:t>
       </w:r>
-      <w:bookmarkEnd w:id="47"/>
+      <w:bookmarkEnd w:id="50"/>
     </w:p>
     <w:p>
       <w:pPr>
@@ -17875,8 +18482,8 @@
           <w:lang w:val="en-US" w:eastAsia="zh-CN"/>
         </w:rPr>
       </w:pPr>
-      <w:bookmarkStart w:id="48" w:name="_Toc343"/>
-      <w:bookmarkStart w:id="49" w:name="_Toc21294"/>
+      <w:bookmarkStart w:id="51" w:name="_Toc343"/>
+      <w:bookmarkStart w:id="52" w:name="_Toc6561"/>
       <w:r>
         <w:rPr>
           <w:rFonts w:hint="eastAsia"/>
@@ -17884,8 +18491,8 @@
         </w:rPr>
         <w:t>3.1.1  ITET（文章正文）</w:t>
       </w:r>
-      <w:bookmarkEnd w:id="48"/>
-      <w:bookmarkEnd w:id="49"/>
+      <w:bookmarkEnd w:id="51"/>
+      <w:bookmarkEnd w:id="52"/>
     </w:p>
     <w:p>
       <w:pPr>
@@ -18235,8 +18842,8 @@
           <w:lang w:val="en-US" w:eastAsia="zh-CN"/>
         </w:rPr>
       </w:pPr>
-      <w:bookmarkStart w:id="50" w:name="_Toc23560"/>
-      <w:bookmarkStart w:id="51" w:name="_Toc7414"/>
+      <w:bookmarkStart w:id="53" w:name="_Toc23560"/>
+      <w:bookmarkStart w:id="54" w:name="_Toc1034"/>
       <w:r>
         <w:rPr>
           <w:rFonts w:hint="eastAsia"/>
@@ -18244,8 +18851,8 @@
         </w:rPr>
         <w:t>3.1.2 ITFE（文件）</w:t>
       </w:r>
-      <w:bookmarkEnd w:id="50"/>
-      <w:bookmarkEnd w:id="51"/>
+      <w:bookmarkEnd w:id="53"/>
+      <w:bookmarkEnd w:id="54"/>
     </w:p>
     <w:p>
       <w:pPr>
@@ -18691,8 +19298,8 @@
           <w:lang w:val="en-US" w:eastAsia="zh-CN"/>
         </w:rPr>
       </w:pPr>
-      <w:bookmarkStart w:id="52" w:name="_Toc1405"/>
-      <w:bookmarkStart w:id="53" w:name="_Toc3093"/>
+      <w:bookmarkStart w:id="55" w:name="_Toc1405"/>
+      <w:bookmarkStart w:id="56" w:name="_Toc27109"/>
       <w:r>
         <w:rPr>
           <w:rFonts w:hint="eastAsia"/>
@@ -18701,8 +19308,8 @@
         </w:rPr>
         <w:t>2.1.3ITIE1（消息提醒表）</w:t>
       </w:r>
-      <w:bookmarkEnd w:id="52"/>
-      <w:bookmarkEnd w:id="53"/>
+      <w:bookmarkEnd w:id="55"/>
+      <w:bookmarkEnd w:id="56"/>
     </w:p>
     <w:p>
       <w:pPr>
@@ -19722,7 +20329,7 @@
           <w:lang w:val="en-US" w:eastAsia="zh-CN"/>
         </w:rPr>
       </w:pPr>
-      <w:bookmarkStart w:id="54" w:name="_Toc26049"/>
+      <w:bookmarkStart w:id="57" w:name="_Toc3135"/>
       <w:r>
         <w:rPr>
           <w:rFonts w:hint="eastAsia"/>
@@ -19730,7 +20337,7 @@
         </w:rPr>
         <w:t>Itie（帖子，约球，比赛表）</w:t>
       </w:r>
-      <w:bookmarkEnd w:id="54"/>
+      <w:bookmarkEnd w:id="57"/>
     </w:p>
     <w:p>
       <w:pPr>
@@ -20831,8 +21438,8 @@
           <w:lang w:val="en-US" w:eastAsia="zh-CN"/>
         </w:rPr>
       </w:pPr>
-      <w:bookmarkStart w:id="55" w:name="_Toc7154"/>
-      <w:bookmarkStart w:id="56" w:name="_Toc32344"/>
+      <w:bookmarkStart w:id="58" w:name="_Toc7154"/>
+      <w:bookmarkStart w:id="59" w:name="_Toc8160"/>
       <w:r>
         <w:rPr>
           <w:rFonts w:hint="eastAsia"/>
@@ -20840,8 +21447,8 @@
         </w:rPr>
         <w:t>3.1.2 Create table ItIM</w:t>
       </w:r>
-      <w:bookmarkEnd w:id="55"/>
-      <w:bookmarkEnd w:id="56"/>
+      <w:bookmarkEnd w:id="58"/>
+      <w:bookmarkEnd w:id="59"/>
     </w:p>
     <w:p>
       <w:pPr>
@@ -21120,8 +21727,8 @@
           <w:lang w:val="en-US" w:eastAsia="zh-CN"/>
         </w:rPr>
       </w:pPr>
-      <w:bookmarkStart w:id="57" w:name="_Toc8647"/>
-      <w:bookmarkStart w:id="58" w:name="_Toc13231"/>
+      <w:bookmarkStart w:id="60" w:name="_Toc8647"/>
+      <w:bookmarkStart w:id="61" w:name="_Toc20895"/>
       <w:r>
         <w:rPr>
           <w:rFonts w:hint="eastAsia"/>
@@ -21129,8 +21736,8 @@
         </w:rPr>
         <w:t>3.1.3 Create table ItFI</w:t>
       </w:r>
-      <w:bookmarkEnd w:id="57"/>
-      <w:bookmarkEnd w:id="58"/>
+      <w:bookmarkEnd w:id="60"/>
+      <w:bookmarkEnd w:id="61"/>
     </w:p>
     <w:p>
       <w:pPr>
@@ -21351,8 +21958,8 @@
           <w:lang w:val="en-US" w:eastAsia="zh-CN"/>
         </w:rPr>
       </w:pPr>
-      <w:bookmarkStart w:id="59" w:name="_Toc28577"/>
-      <w:bookmarkStart w:id="60" w:name="_Toc1663"/>
+      <w:bookmarkStart w:id="62" w:name="_Toc28577"/>
+      <w:bookmarkStart w:id="63" w:name="_Toc8301"/>
       <w:r>
         <w:rPr>
           <w:rFonts w:hint="eastAsia"/>
@@ -21360,7 +21967,7 @@
         </w:rPr>
         <w:t>3.1.4 .信息处理人ITEP（报名活动）</w:t>
       </w:r>
-      <w:bookmarkEnd w:id="59"/>
+      <w:bookmarkEnd w:id="62"/>
       <w:r>
         <w:rPr>
           <w:rFonts w:hint="eastAsia"/>
@@ -21368,7 +21975,7 @@
         </w:rPr>
         <w:t>/点赞表</w:t>
       </w:r>
-      <w:bookmarkEnd w:id="60"/>
+      <w:bookmarkEnd w:id="63"/>
     </w:p>
     <w:p>
       <w:pPr>
@@ -21971,14 +22578,6 @@
         </w:rPr>
         <w:t>Create Index ItEP_Idx on ItEP (P03,P05,P16,P18)</w:t>
       </w:r>
-    </w:p>
-    <w:p>
-      <w:pPr>
-        <w:rPr>
-          <w:rFonts w:hint="eastAsia"/>
-          <w:lang w:val="en-US" w:eastAsia="zh-CN"/>
-        </w:rPr>
-      </w:pPr>
     </w:p>
     <w:p>
       <w:pPr>
@@ -21989,415 +22588,564 @@
           <w:lang w:val="en-US" w:eastAsia="zh-CN"/>
         </w:rPr>
       </w:pPr>
-      <w:bookmarkStart w:id="61" w:name="_Toc30515"/>
-      <w:bookmarkStart w:id="62" w:name="_Toc9473"/>
-      <w:r>
-        <w:rPr>
-          <w:rFonts w:hint="eastAsia"/>
-          <w:lang w:val="en-US" w:eastAsia="zh-CN"/>
-        </w:rPr>
-        <w:t>3.1.5 --信息历史(汇总)ITEH</w:t>
-      </w:r>
-      <w:bookmarkEnd w:id="61"/>
-      <w:bookmarkEnd w:id="62"/>
-    </w:p>
-    <w:p>
-      <w:pPr>
-        <w:pBdr>
-          <w:top w:val="single" w:color="auto" w:sz="4" w:space="0"/>
-          <w:left w:val="single" w:color="auto" w:sz="4" w:space="0"/>
-          <w:bottom w:val="single" w:color="auto" w:sz="4" w:space="0"/>
-          <w:right w:val="single" w:color="auto" w:sz="4" w:space="0"/>
-        </w:pBdr>
-        <w:rPr>
-          <w:rFonts w:hint="eastAsia"/>
-          <w:lang w:val="en-US" w:eastAsia="zh-CN"/>
-        </w:rPr>
-      </w:pPr>
-      <w:r>
-        <w:rPr>
-          <w:rFonts w:hint="eastAsia"/>
-          <w:lang w:val="en-US" w:eastAsia="zh-CN"/>
-        </w:rPr>
-        <w:t>Create table ItEH</w:t>
-      </w:r>
-    </w:p>
-    <w:p>
-      <w:pPr>
-        <w:pBdr>
-          <w:top w:val="single" w:color="auto" w:sz="4" w:space="0"/>
-          <w:left w:val="single" w:color="auto" w:sz="4" w:space="0"/>
-          <w:bottom w:val="single" w:color="auto" w:sz="4" w:space="0"/>
-          <w:right w:val="single" w:color="auto" w:sz="4" w:space="0"/>
-        </w:pBdr>
-        <w:rPr>
-          <w:rFonts w:hint="eastAsia"/>
-          <w:lang w:val="en-US" w:eastAsia="zh-CN"/>
-        </w:rPr>
-      </w:pPr>
-      <w:r>
-        <w:rPr>
-          <w:rFonts w:hint="eastAsia"/>
-          <w:lang w:val="en-US" w:eastAsia="zh-CN"/>
-        </w:rPr>
-        <w:t>(</w:t>
-      </w:r>
-    </w:p>
-    <w:p>
-      <w:pPr>
-        <w:pBdr>
-          <w:top w:val="single" w:color="auto" w:sz="4" w:space="0"/>
-          <w:left w:val="single" w:color="auto" w:sz="4" w:space="0"/>
-          <w:bottom w:val="single" w:color="auto" w:sz="4" w:space="0"/>
-          <w:right w:val="single" w:color="auto" w:sz="4" w:space="0"/>
-        </w:pBdr>
-        <w:rPr>
-          <w:rFonts w:hint="eastAsia"/>
-          <w:lang w:val="en-US" w:eastAsia="zh-CN"/>
-        </w:rPr>
-      </w:pPr>
-      <w:r>
-        <w:rPr>
-          <w:rFonts w:hint="eastAsia"/>
-          <w:lang w:val="en-US" w:eastAsia="zh-CN"/>
-        </w:rPr>
-        <w:t xml:space="preserve">  F01 int identity(1,1),</w:t>
-      </w:r>
-    </w:p>
-    <w:p>
-      <w:pPr>
-        <w:pBdr>
-          <w:top w:val="single" w:color="auto" w:sz="4" w:space="0"/>
-          <w:left w:val="single" w:color="auto" w:sz="4" w:space="0"/>
-          <w:bottom w:val="single" w:color="auto" w:sz="4" w:space="0"/>
-          <w:right w:val="single" w:color="auto" w:sz="4" w:space="0"/>
-        </w:pBdr>
-        <w:rPr>
-          <w:rFonts w:hint="eastAsia"/>
-          <w:lang w:val="en-US" w:eastAsia="zh-CN"/>
-        </w:rPr>
-      </w:pPr>
-      <w:r>
-        <w:rPr>
-          <w:rFonts w:hint="eastAsia"/>
-          <w:lang w:val="en-US" w:eastAsia="zh-CN"/>
-        </w:rPr>
-        <w:t xml:space="preserve">  F02 int ,  --Unitid</w:t>
-      </w:r>
-    </w:p>
-    <w:p>
-      <w:pPr>
-        <w:pBdr>
-          <w:top w:val="single" w:color="auto" w:sz="4" w:space="0"/>
-          <w:left w:val="single" w:color="auto" w:sz="4" w:space="0"/>
-          <w:bottom w:val="single" w:color="auto" w:sz="4" w:space="0"/>
-          <w:right w:val="single" w:color="auto" w:sz="4" w:space="0"/>
-        </w:pBdr>
-        <w:rPr>
-          <w:rFonts w:hint="eastAsia"/>
-          <w:lang w:val="en-US" w:eastAsia="zh-CN"/>
-        </w:rPr>
-      </w:pPr>
-      <w:r>
-        <w:rPr>
-          <w:rFonts w:hint="eastAsia"/>
-          <w:lang w:val="en-US" w:eastAsia="zh-CN"/>
-        </w:rPr>
-        <w:t xml:space="preserve">  F03 int ,  --单位号</w:t>
-      </w:r>
-    </w:p>
-    <w:p>
-      <w:pPr>
-        <w:pBdr>
-          <w:top w:val="single" w:color="auto" w:sz="4" w:space="0"/>
-          <w:left w:val="single" w:color="auto" w:sz="4" w:space="0"/>
-          <w:bottom w:val="single" w:color="auto" w:sz="4" w:space="0"/>
-          <w:right w:val="single" w:color="auto" w:sz="4" w:space="0"/>
-        </w:pBdr>
-        <w:rPr>
-          <w:rFonts w:hint="eastAsia"/>
-          <w:lang w:val="en-US" w:eastAsia="zh-CN"/>
-        </w:rPr>
-      </w:pPr>
-      <w:r>
-        <w:rPr>
-          <w:rFonts w:hint="eastAsia"/>
-          <w:lang w:val="en-US" w:eastAsia="zh-CN"/>
-        </w:rPr>
-        <w:t xml:space="preserve">  F04 int ,  --部门</w:t>
-      </w:r>
-    </w:p>
-    <w:p>
-      <w:pPr>
-        <w:pBdr>
-          <w:top w:val="single" w:color="auto" w:sz="4" w:space="0"/>
-          <w:left w:val="single" w:color="auto" w:sz="4" w:space="0"/>
-          <w:bottom w:val="single" w:color="auto" w:sz="4" w:space="0"/>
-          <w:right w:val="single" w:color="auto" w:sz="4" w:space="0"/>
-        </w:pBdr>
-        <w:rPr>
-          <w:rFonts w:hint="eastAsia"/>
-          <w:lang w:val="en-US" w:eastAsia="zh-CN"/>
-        </w:rPr>
-      </w:pPr>
-      <w:r>
-        <w:rPr>
-          <w:rFonts w:hint="eastAsia"/>
-          <w:lang w:val="en-US" w:eastAsia="zh-CN"/>
-        </w:rPr>
-        <w:t xml:space="preserve">  F05 int ,  --个人</w:t>
-      </w:r>
-    </w:p>
-    <w:p>
-      <w:pPr>
-        <w:pBdr>
-          <w:top w:val="single" w:color="auto" w:sz="4" w:space="0"/>
-          <w:left w:val="single" w:color="auto" w:sz="4" w:space="0"/>
-          <w:bottom w:val="single" w:color="auto" w:sz="4" w:space="0"/>
-          <w:right w:val="single" w:color="auto" w:sz="4" w:space="0"/>
-        </w:pBdr>
-        <w:rPr>
-          <w:rFonts w:hint="eastAsia"/>
-          <w:lang w:val="en-US" w:eastAsia="zh-CN"/>
-        </w:rPr>
-      </w:pPr>
-      <w:r>
-        <w:rPr>
-          <w:rFonts w:hint="eastAsia"/>
-          <w:lang w:val="en-US" w:eastAsia="zh-CN"/>
-        </w:rPr>
-        <w:t xml:space="preserve">  F06 int , --信息类型: 1 信息发布、2. Email、3. 短信、4.会议、5.工作流程 6.表格 7.电话 </w:t>
-      </w:r>
-    </w:p>
-    <w:p>
-      <w:pPr>
-        <w:pBdr>
-          <w:top w:val="single" w:color="auto" w:sz="4" w:space="0"/>
-          <w:left w:val="single" w:color="auto" w:sz="4" w:space="0"/>
-          <w:bottom w:val="single" w:color="auto" w:sz="4" w:space="0"/>
-          <w:right w:val="single" w:color="auto" w:sz="4" w:space="0"/>
-        </w:pBdr>
-        <w:rPr>
-          <w:rFonts w:hint="eastAsia"/>
-          <w:lang w:val="en-US" w:eastAsia="zh-CN"/>
-        </w:rPr>
-      </w:pPr>
-      <w:r>
-        <w:rPr>
-          <w:rFonts w:hint="eastAsia"/>
-          <w:lang w:val="en-US" w:eastAsia="zh-CN"/>
-        </w:rPr>
-        <w:t xml:space="preserve">                   10 微信增粉  11 微信减粉 12 微信访问  13 微信文本访问  16 微信网站</w:t>
-      </w:r>
-    </w:p>
-    <w:p>
-      <w:pPr>
-        <w:pBdr>
-          <w:top w:val="single" w:color="auto" w:sz="4" w:space="0"/>
-          <w:left w:val="single" w:color="auto" w:sz="4" w:space="0"/>
-          <w:bottom w:val="single" w:color="auto" w:sz="4" w:space="0"/>
-          <w:right w:val="single" w:color="auto" w:sz="4" w:space="0"/>
-        </w:pBdr>
-        <w:rPr>
-          <w:rFonts w:hint="eastAsia"/>
-          <w:lang w:val="en-US" w:eastAsia="zh-CN"/>
-        </w:rPr>
-      </w:pPr>
-      <w:r>
-        <w:rPr>
-          <w:rFonts w:hint="eastAsia"/>
-          <w:lang w:val="en-US" w:eastAsia="zh-CN"/>
-        </w:rPr>
-        <w:t xml:space="preserve">                        </w:t>
-      </w:r>
-    </w:p>
-    <w:p>
-      <w:pPr>
-        <w:pBdr>
-          <w:top w:val="single" w:color="auto" w:sz="4" w:space="0"/>
-          <w:left w:val="single" w:color="auto" w:sz="4" w:space="0"/>
-          <w:bottom w:val="single" w:color="auto" w:sz="4" w:space="0"/>
-          <w:right w:val="single" w:color="auto" w:sz="4" w:space="0"/>
-        </w:pBdr>
-        <w:rPr>
-          <w:rFonts w:hint="eastAsia"/>
-          <w:lang w:val="en-US" w:eastAsia="zh-CN"/>
-        </w:rPr>
-      </w:pPr>
-      <w:r>
-        <w:rPr>
-          <w:rFonts w:hint="eastAsia"/>
-          <w:lang w:val="en-US" w:eastAsia="zh-CN"/>
-        </w:rPr>
-        <w:t xml:space="preserve">  F07 int , -- 信息子类</w:t>
-      </w:r>
-    </w:p>
-    <w:p>
-      <w:pPr>
-        <w:pBdr>
-          <w:top w:val="single" w:color="auto" w:sz="4" w:space="0"/>
-          <w:left w:val="single" w:color="auto" w:sz="4" w:space="0"/>
-          <w:bottom w:val="single" w:color="auto" w:sz="4" w:space="0"/>
-          <w:right w:val="single" w:color="auto" w:sz="4" w:space="0"/>
-        </w:pBdr>
-        <w:rPr>
-          <w:rFonts w:hint="eastAsia"/>
-          <w:lang w:val="en-US" w:eastAsia="zh-CN"/>
-        </w:rPr>
-      </w:pPr>
-      <w:r>
-        <w:rPr>
-          <w:rFonts w:hint="eastAsia"/>
-          <w:lang w:val="en-US" w:eastAsia="zh-CN"/>
-        </w:rPr>
-        <w:t xml:space="preserve">  F08 int , --</w:t>
-      </w:r>
-    </w:p>
-    <w:p>
-      <w:pPr>
-        <w:pBdr>
-          <w:top w:val="single" w:color="auto" w:sz="4" w:space="0"/>
-          <w:left w:val="single" w:color="auto" w:sz="4" w:space="0"/>
-          <w:bottom w:val="single" w:color="auto" w:sz="4" w:space="0"/>
-          <w:right w:val="single" w:color="auto" w:sz="4" w:space="0"/>
-        </w:pBdr>
-        <w:rPr>
-          <w:rFonts w:hint="eastAsia"/>
-          <w:lang w:val="en-US" w:eastAsia="zh-CN"/>
-        </w:rPr>
-      </w:pPr>
-      <w:r>
-        <w:rPr>
-          <w:rFonts w:hint="eastAsia"/>
-          <w:lang w:val="en-US" w:eastAsia="zh-CN"/>
-        </w:rPr>
-        <w:t xml:space="preserve">  F09 int ,  --  汇总类别 : 1:日  30：月  365：年</w:t>
-      </w:r>
-    </w:p>
-    <w:p>
-      <w:pPr>
-        <w:pBdr>
-          <w:top w:val="single" w:color="auto" w:sz="4" w:space="0"/>
-          <w:left w:val="single" w:color="auto" w:sz="4" w:space="0"/>
-          <w:bottom w:val="single" w:color="auto" w:sz="4" w:space="0"/>
-          <w:right w:val="single" w:color="auto" w:sz="4" w:space="0"/>
-        </w:pBdr>
-        <w:rPr>
-          <w:rFonts w:hint="eastAsia"/>
-          <w:lang w:val="en-US" w:eastAsia="zh-CN"/>
-        </w:rPr>
-      </w:pPr>
-      <w:r>
-        <w:rPr>
-          <w:rFonts w:hint="eastAsia"/>
-          <w:lang w:val="en-US" w:eastAsia="zh-CN"/>
-        </w:rPr>
-        <w:t xml:space="preserve">  F10 Datetime, --日期</w:t>
-      </w:r>
-    </w:p>
-    <w:p>
-      <w:pPr>
-        <w:pBdr>
-          <w:top w:val="single" w:color="auto" w:sz="4" w:space="0"/>
-          <w:left w:val="single" w:color="auto" w:sz="4" w:space="0"/>
-          <w:bottom w:val="single" w:color="auto" w:sz="4" w:space="0"/>
-          <w:right w:val="single" w:color="auto" w:sz="4" w:space="0"/>
-        </w:pBdr>
-        <w:rPr>
-          <w:rFonts w:hint="eastAsia"/>
-          <w:lang w:val="en-US" w:eastAsia="zh-CN"/>
-        </w:rPr>
-      </w:pPr>
-      <w:r>
-        <w:rPr>
-          <w:rFonts w:hint="eastAsia"/>
-          <w:lang w:val="en-US" w:eastAsia="zh-CN"/>
-        </w:rPr>
-        <w:t xml:space="preserve">  F11 int ,  -- 增加数量</w:t>
-      </w:r>
-    </w:p>
-    <w:p>
-      <w:pPr>
-        <w:pBdr>
-          <w:top w:val="single" w:color="auto" w:sz="4" w:space="0"/>
-          <w:left w:val="single" w:color="auto" w:sz="4" w:space="0"/>
-          <w:bottom w:val="single" w:color="auto" w:sz="4" w:space="0"/>
-          <w:right w:val="single" w:color="auto" w:sz="4" w:space="0"/>
-        </w:pBdr>
-        <w:rPr>
-          <w:rFonts w:hint="eastAsia"/>
-          <w:lang w:val="en-US" w:eastAsia="zh-CN"/>
-        </w:rPr>
-      </w:pPr>
-      <w:r>
-        <w:rPr>
-          <w:rFonts w:hint="eastAsia"/>
-          <w:lang w:val="en-US" w:eastAsia="zh-CN"/>
-        </w:rPr>
-        <w:t xml:space="preserve">  F12 int ,  -- </w:t>
-      </w:r>
-    </w:p>
-    <w:p>
-      <w:pPr>
-        <w:pBdr>
-          <w:top w:val="single" w:color="auto" w:sz="4" w:space="0"/>
-          <w:left w:val="single" w:color="auto" w:sz="4" w:space="0"/>
-          <w:bottom w:val="single" w:color="auto" w:sz="4" w:space="0"/>
-          <w:right w:val="single" w:color="auto" w:sz="4" w:space="0"/>
-        </w:pBdr>
-        <w:rPr>
-          <w:rFonts w:hint="eastAsia"/>
-          <w:lang w:val="en-US" w:eastAsia="zh-CN"/>
-        </w:rPr>
-      </w:pPr>
-      <w:r>
-        <w:rPr>
-          <w:rFonts w:hint="eastAsia"/>
-          <w:lang w:val="en-US" w:eastAsia="zh-CN"/>
-        </w:rPr>
-        <w:t xml:space="preserve">  F13 int ,  -- 成功数量</w:t>
-      </w:r>
-    </w:p>
-    <w:p>
-      <w:pPr>
-        <w:pBdr>
-          <w:top w:val="single" w:color="auto" w:sz="4" w:space="0"/>
-          <w:left w:val="single" w:color="auto" w:sz="4" w:space="0"/>
-          <w:bottom w:val="single" w:color="auto" w:sz="4" w:space="0"/>
-          <w:right w:val="single" w:color="auto" w:sz="4" w:space="0"/>
-        </w:pBdr>
-        <w:rPr>
-          <w:rFonts w:hint="eastAsia"/>
-          <w:lang w:val="en-US" w:eastAsia="zh-CN"/>
-        </w:rPr>
-      </w:pPr>
-      <w:r>
-        <w:rPr>
-          <w:rFonts w:hint="eastAsia"/>
-          <w:lang w:val="en-US" w:eastAsia="zh-CN"/>
-        </w:rPr>
-        <w:t xml:space="preserve">  F14 int ,  --</w:t>
-      </w:r>
-    </w:p>
-    <w:p>
-      <w:pPr>
-        <w:pBdr>
-          <w:top w:val="single" w:color="auto" w:sz="4" w:space="0"/>
-          <w:left w:val="single" w:color="auto" w:sz="4" w:space="0"/>
-          <w:bottom w:val="single" w:color="auto" w:sz="4" w:space="0"/>
-          <w:right w:val="single" w:color="auto" w:sz="4" w:space="0"/>
-        </w:pBdr>
-        <w:rPr>
-          <w:rFonts w:hint="eastAsia"/>
-          <w:lang w:val="en-US" w:eastAsia="zh-CN"/>
-        </w:rPr>
-      </w:pPr>
-      <w:r>
-        <w:rPr>
-          <w:rFonts w:hint="eastAsia"/>
-          <w:lang w:val="en-US" w:eastAsia="zh-CN"/>
-        </w:rPr>
-        <w:t xml:space="preserve">  F15 int    --</w:t>
+      <w:bookmarkStart w:id="64" w:name="_Toc18963"/>
+      <w:r>
+        <w:rPr>
+          <w:rFonts w:hint="eastAsia"/>
+          <w:lang w:val="en-US" w:eastAsia="zh-CN"/>
+        </w:rPr>
+        <w:t>3.1.4 。Itep1账单表</w:t>
+      </w:r>
+      <w:bookmarkEnd w:id="64"/>
+    </w:p>
+    <w:p>
+      <w:pPr>
+        <w:pBdr>
+          <w:top w:val="single" w:color="auto" w:sz="4" w:space="0"/>
+          <w:left w:val="single" w:color="auto" w:sz="4" w:space="0"/>
+          <w:bottom w:val="single" w:color="auto" w:sz="4" w:space="0"/>
+          <w:right w:val="single" w:color="auto" w:sz="4" w:space="0"/>
+        </w:pBdr>
+        <w:rPr>
+          <w:rFonts w:hint="eastAsia"/>
+          <w:lang w:val="en-US" w:eastAsia="zh-CN"/>
+        </w:rPr>
+      </w:pPr>
+      <w:r>
+        <w:rPr>
+          <w:rFonts w:hint="eastAsia"/>
+          <w:lang w:val="en-US" w:eastAsia="zh-CN"/>
+        </w:rPr>
+        <w:t xml:space="preserve"> </w:t>
+      </w:r>
+      <w:r>
+        <w:rPr>
+          <w:rFonts w:hint="eastAsia"/>
+          <w:lang w:val="en-US" w:eastAsia="zh-CN"/>
+        </w:rPr>
+        <w:tab/>
+        <w:t xml:space="preserve">(P01  int identity(1,1),  -- </w:t>
+      </w:r>
+    </w:p>
+    <w:p>
+      <w:pPr>
+        <w:pBdr>
+          <w:top w:val="single" w:color="auto" w:sz="4" w:space="0"/>
+          <w:left w:val="single" w:color="auto" w:sz="4" w:space="0"/>
+          <w:bottom w:val="single" w:color="auto" w:sz="4" w:space="0"/>
+          <w:right w:val="single" w:color="auto" w:sz="4" w:space="0"/>
+        </w:pBdr>
+        <w:rPr>
+          <w:rFonts w:hint="eastAsia"/>
+          <w:lang w:val="en-US" w:eastAsia="zh-CN"/>
+        </w:rPr>
+      </w:pPr>
+      <w:r>
+        <w:rPr>
+          <w:rFonts w:hint="eastAsia"/>
+          <w:lang w:val="en-US" w:eastAsia="zh-CN"/>
+        </w:rPr>
+        <w:t xml:space="preserve">      </w:t>
+      </w:r>
+      <w:r>
+        <w:rPr>
+          <w:rFonts w:hint="eastAsia"/>
+          <w:lang w:val="en-US" w:eastAsia="zh-CN"/>
+        </w:rPr>
+        <w:tab/>
+        <w:t>P02  int ,   --  UnitID</w:t>
+      </w:r>
+    </w:p>
+    <w:p>
+      <w:pPr>
+        <w:pBdr>
+          <w:top w:val="single" w:color="auto" w:sz="4" w:space="0"/>
+          <w:left w:val="single" w:color="auto" w:sz="4" w:space="0"/>
+          <w:bottom w:val="single" w:color="auto" w:sz="4" w:space="0"/>
+          <w:right w:val="single" w:color="auto" w:sz="4" w:space="0"/>
+        </w:pBdr>
+        <w:rPr>
+          <w:rFonts w:hint="eastAsia"/>
+          <w:lang w:val="en-US" w:eastAsia="zh-CN"/>
+        </w:rPr>
+      </w:pPr>
+      <w:r>
+        <w:rPr>
+          <w:rFonts w:hint="eastAsia"/>
+          <w:lang w:val="en-US" w:eastAsia="zh-CN"/>
+        </w:rPr>
+        <w:t xml:space="preserve"> </w:t>
+      </w:r>
+      <w:r>
+        <w:rPr>
+          <w:rFonts w:hint="eastAsia"/>
+          <w:lang w:val="en-US" w:eastAsia="zh-CN"/>
+        </w:rPr>
+        <w:tab/>
+      </w:r>
+      <w:r>
+        <w:rPr>
+          <w:rFonts w:hint="eastAsia"/>
+          <w:lang w:val="en-US" w:eastAsia="zh-CN"/>
+        </w:rPr>
+        <w:t xml:space="preserve">  </w:t>
+      </w:r>
+      <w:r>
+        <w:rPr>
+          <w:rFonts w:hint="eastAsia"/>
+          <w:lang w:val="en-US" w:eastAsia="zh-CN"/>
+        </w:rPr>
+        <w:tab/>
+        <w:t>P03  int ,  -- FlowID  信息ID</w:t>
+      </w:r>
+    </w:p>
+    <w:p>
+      <w:pPr>
+        <w:pBdr>
+          <w:top w:val="single" w:color="auto" w:sz="4" w:space="0"/>
+          <w:left w:val="single" w:color="auto" w:sz="4" w:space="0"/>
+          <w:bottom w:val="single" w:color="auto" w:sz="4" w:space="0"/>
+          <w:right w:val="single" w:color="auto" w:sz="4" w:space="0"/>
+        </w:pBdr>
+        <w:rPr>
+          <w:rFonts w:hint="eastAsia"/>
+          <w:lang w:val="en-US" w:eastAsia="zh-CN"/>
+        </w:rPr>
+      </w:pPr>
+      <w:r>
+        <w:rPr>
+          <w:rFonts w:hint="eastAsia"/>
+          <w:lang w:val="en-US" w:eastAsia="zh-CN"/>
+        </w:rPr>
+        <w:tab/>
+      </w:r>
+      <w:r>
+        <w:rPr>
+          <w:rFonts w:hint="eastAsia"/>
+          <w:lang w:val="en-US" w:eastAsia="zh-CN"/>
+        </w:rPr>
+        <w:t xml:space="preserve">  </w:t>
+      </w:r>
+      <w:r>
+        <w:rPr>
+          <w:rFonts w:hint="eastAsia"/>
+          <w:lang w:val="en-US" w:eastAsia="zh-CN"/>
+        </w:rPr>
+        <w:tab/>
+        <w:t>P04  int ,  -- FlowModelID,</w:t>
+      </w:r>
+    </w:p>
+    <w:p>
+      <w:pPr>
+        <w:pBdr>
+          <w:top w:val="single" w:color="auto" w:sz="4" w:space="0"/>
+          <w:left w:val="single" w:color="auto" w:sz="4" w:space="0"/>
+          <w:bottom w:val="single" w:color="auto" w:sz="4" w:space="0"/>
+          <w:right w:val="single" w:color="auto" w:sz="4" w:space="0"/>
+        </w:pBdr>
+        <w:rPr>
+          <w:rFonts w:hint="default"/>
+          <w:highlight w:val="yellow"/>
+          <w:lang w:val="en-US" w:eastAsia="zh-CN"/>
+        </w:rPr>
+      </w:pPr>
+      <w:r>
+        <w:rPr>
+          <w:rFonts w:hint="eastAsia"/>
+          <w:highlight w:val="yellow"/>
+          <w:lang w:val="en-US" w:eastAsia="zh-CN"/>
+        </w:rPr>
+        <w:t xml:space="preserve">          P05  int ,  --帖子编号id</w:t>
+      </w:r>
+    </w:p>
+    <w:p>
+      <w:pPr>
+        <w:pBdr>
+          <w:top w:val="single" w:color="auto" w:sz="4" w:space="0"/>
+          <w:left w:val="single" w:color="auto" w:sz="4" w:space="0"/>
+          <w:bottom w:val="single" w:color="auto" w:sz="4" w:space="0"/>
+          <w:right w:val="single" w:color="auto" w:sz="4" w:space="0"/>
+        </w:pBdr>
+        <w:rPr>
+          <w:rFonts w:hint="default"/>
+          <w:highlight w:val="yellow"/>
+          <w:lang w:val="en-US" w:eastAsia="zh-CN"/>
+        </w:rPr>
+      </w:pPr>
+      <w:r>
+        <w:rPr>
+          <w:rFonts w:hint="eastAsia"/>
+          <w:highlight w:val="yellow"/>
+          <w:lang w:val="en-US" w:eastAsia="zh-CN"/>
+        </w:rPr>
+        <w:t xml:space="preserve">          P06  int ,  -- publisher=0；participator=1，like=3,collect=4</w:t>
+      </w:r>
+    </w:p>
+    <w:p>
+      <w:pPr>
+        <w:pBdr>
+          <w:top w:val="single" w:color="auto" w:sz="4" w:space="0"/>
+          <w:left w:val="single" w:color="auto" w:sz="4" w:space="0"/>
+          <w:bottom w:val="single" w:color="auto" w:sz="4" w:space="0"/>
+          <w:right w:val="single" w:color="auto" w:sz="4" w:space="0"/>
+        </w:pBdr>
+        <w:rPr>
+          <w:rFonts w:hint="default"/>
+          <w:highlight w:val="yellow"/>
+          <w:lang w:val="en-US" w:eastAsia="zh-CN"/>
+        </w:rPr>
+      </w:pPr>
+      <w:r>
+        <w:rPr>
+          <w:rFonts w:hint="eastAsia"/>
+          <w:highlight w:val="yellow"/>
+          <w:lang w:val="en-US" w:eastAsia="zh-CN"/>
+        </w:rPr>
+        <w:t xml:space="preserve">          P07  int ,  -- 操作人【#1】userid</w:t>
+      </w:r>
+    </w:p>
+    <w:p>
+      <w:pPr>
+        <w:pBdr>
+          <w:top w:val="single" w:color="auto" w:sz="4" w:space="0"/>
+          <w:left w:val="single" w:color="auto" w:sz="4" w:space="0"/>
+          <w:bottom w:val="single" w:color="auto" w:sz="4" w:space="0"/>
+          <w:right w:val="single" w:color="auto" w:sz="4" w:space="0"/>
+        </w:pBdr>
+        <w:rPr>
+          <w:rFonts w:hint="default"/>
+          <w:highlight w:val="yellow"/>
+          <w:lang w:val="en-US" w:eastAsia="zh-CN"/>
+        </w:rPr>
+      </w:pPr>
+      <w:r>
+        <w:rPr>
+          <w:rFonts w:hint="eastAsia"/>
+          <w:highlight w:val="yellow"/>
+          <w:lang w:val="en-US" w:eastAsia="zh-CN"/>
+        </w:rPr>
+        <w:t xml:space="preserve">          P08  int ,  -- 加入约球状态（见附录）</w:t>
+      </w:r>
+    </w:p>
+    <w:p>
+      <w:pPr>
+        <w:pBdr>
+          <w:top w:val="single" w:color="auto" w:sz="4" w:space="0"/>
+          <w:left w:val="single" w:color="auto" w:sz="4" w:space="0"/>
+          <w:bottom w:val="single" w:color="auto" w:sz="4" w:space="0"/>
+          <w:right w:val="single" w:color="auto" w:sz="4" w:space="0"/>
+        </w:pBdr>
+        <w:rPr>
+          <w:rFonts w:hint="eastAsia"/>
+          <w:lang w:val="en-US" w:eastAsia="zh-CN"/>
+        </w:rPr>
+      </w:pPr>
+      <w:r>
+        <w:rPr>
+          <w:rFonts w:hint="eastAsia"/>
+          <w:lang w:val="en-US" w:eastAsia="zh-CN"/>
+        </w:rPr>
+        <w:t xml:space="preserve">          P09  int ,  -- 实际处理人</w:t>
+      </w:r>
+    </w:p>
+    <w:p>
+      <w:pPr>
+        <w:pBdr>
+          <w:top w:val="single" w:color="auto" w:sz="4" w:space="0"/>
+          <w:left w:val="single" w:color="auto" w:sz="4" w:space="0"/>
+          <w:bottom w:val="single" w:color="auto" w:sz="4" w:space="0"/>
+          <w:right w:val="single" w:color="auto" w:sz="4" w:space="0"/>
+        </w:pBdr>
+        <w:rPr>
+          <w:rFonts w:hint="default"/>
+          <w:highlight w:val="yellow"/>
+          <w:lang w:val="en-US" w:eastAsia="zh-CN"/>
+        </w:rPr>
+      </w:pPr>
+      <w:r>
+        <w:rPr>
+          <w:rFonts w:hint="eastAsia"/>
+          <w:highlight w:val="yellow"/>
+          <w:lang w:val="en-US" w:eastAsia="zh-CN"/>
+        </w:rPr>
+        <w:t xml:space="preserve">          P10  datetime,   --[#5]</w:t>
+      </w:r>
+    </w:p>
+    <w:p>
+      <w:pPr>
+        <w:pBdr>
+          <w:top w:val="single" w:color="auto" w:sz="4" w:space="0"/>
+          <w:left w:val="single" w:color="auto" w:sz="4" w:space="0"/>
+          <w:bottom w:val="single" w:color="auto" w:sz="4" w:space="0"/>
+          <w:right w:val="single" w:color="auto" w:sz="4" w:space="0"/>
+        </w:pBdr>
+        <w:rPr>
+          <w:rFonts w:hint="eastAsia"/>
+          <w:lang w:val="en-US" w:eastAsia="zh-CN"/>
+        </w:rPr>
+      </w:pPr>
+      <w:r>
+        <w:rPr>
+          <w:rFonts w:hint="eastAsia"/>
+          <w:lang w:val="en-US" w:eastAsia="zh-CN"/>
+        </w:rPr>
+        <w:t xml:space="preserve">          P11  datetime,   --处理时间</w:t>
+      </w:r>
+    </w:p>
+    <w:p>
+      <w:pPr>
+        <w:pBdr>
+          <w:top w:val="single" w:color="auto" w:sz="4" w:space="0"/>
+          <w:left w:val="single" w:color="auto" w:sz="4" w:space="0"/>
+          <w:bottom w:val="single" w:color="auto" w:sz="4" w:space="0"/>
+          <w:right w:val="single" w:color="auto" w:sz="4" w:space="0"/>
+        </w:pBdr>
+        <w:rPr>
+          <w:rFonts w:hint="eastAsia"/>
+          <w:lang w:val="en-US" w:eastAsia="zh-CN"/>
+        </w:rPr>
+      </w:pPr>
+      <w:r>
+        <w:rPr>
+          <w:rFonts w:hint="eastAsia"/>
+          <w:lang w:val="en-US" w:eastAsia="zh-CN"/>
+        </w:rPr>
+        <w:t xml:space="preserve">          P12  int,        --超出时间</w:t>
+      </w:r>
+    </w:p>
+    <w:p>
+      <w:pPr>
+        <w:pBdr>
+          <w:top w:val="single" w:color="auto" w:sz="4" w:space="0"/>
+          <w:left w:val="single" w:color="auto" w:sz="4" w:space="0"/>
+          <w:bottom w:val="single" w:color="auto" w:sz="4" w:space="0"/>
+          <w:right w:val="single" w:color="auto" w:sz="4" w:space="0"/>
+        </w:pBdr>
+        <w:rPr>
+          <w:rFonts w:hint="eastAsia"/>
+          <w:lang w:val="en-US" w:eastAsia="zh-CN"/>
+        </w:rPr>
+      </w:pPr>
+      <w:r>
+        <w:rPr>
+          <w:rFonts w:hint="eastAsia"/>
+          <w:lang w:val="en-US" w:eastAsia="zh-CN"/>
+        </w:rPr>
+        <w:t xml:space="preserve">          P13  int,        --处理意见 (同意1、驳会-1、会签2、延续3)</w:t>
+      </w:r>
+    </w:p>
+    <w:p>
+      <w:pPr>
+        <w:pBdr>
+          <w:top w:val="single" w:color="auto" w:sz="4" w:space="0"/>
+          <w:left w:val="single" w:color="auto" w:sz="4" w:space="0"/>
+          <w:bottom w:val="single" w:color="auto" w:sz="4" w:space="0"/>
+          <w:right w:val="single" w:color="auto" w:sz="4" w:space="0"/>
+        </w:pBdr>
+        <w:rPr>
+          <w:rFonts w:hint="eastAsia"/>
+          <w:lang w:val="en-US" w:eastAsia="zh-CN"/>
+        </w:rPr>
+      </w:pPr>
+      <w:r>
+        <w:rPr>
+          <w:rFonts w:hint="eastAsia"/>
+          <w:lang w:val="en-US" w:eastAsia="zh-CN"/>
+        </w:rPr>
+        <w:t xml:space="preserve">          P14  int ,       --控件编号</w:t>
+      </w:r>
+    </w:p>
+    <w:p>
+      <w:pPr>
+        <w:pBdr>
+          <w:top w:val="single" w:color="auto" w:sz="4" w:space="0"/>
+          <w:left w:val="single" w:color="auto" w:sz="4" w:space="0"/>
+          <w:bottom w:val="single" w:color="auto" w:sz="4" w:space="0"/>
+          <w:right w:val="single" w:color="auto" w:sz="4" w:space="0"/>
+        </w:pBdr>
+        <w:rPr>
+          <w:rFonts w:hint="eastAsia"/>
+          <w:lang w:val="en-US" w:eastAsia="zh-CN"/>
+        </w:rPr>
+      </w:pPr>
+      <w:r>
+        <w:rPr>
+          <w:rFonts w:hint="eastAsia"/>
+          <w:lang w:val="en-US" w:eastAsia="zh-CN"/>
+        </w:rPr>
+        <w:t xml:space="preserve">          P15  int,       --输入值</w:t>
+      </w:r>
+    </w:p>
+    <w:p>
+      <w:pPr>
+        <w:pBdr>
+          <w:top w:val="single" w:color="auto" w:sz="4" w:space="0"/>
+          <w:left w:val="single" w:color="auto" w:sz="4" w:space="0"/>
+          <w:bottom w:val="single" w:color="auto" w:sz="4" w:space="0"/>
+          <w:right w:val="single" w:color="auto" w:sz="4" w:space="0"/>
+        </w:pBdr>
+        <w:rPr>
+          <w:rFonts w:hint="eastAsia"/>
+          <w:lang w:val="en-US" w:eastAsia="zh-CN"/>
+        </w:rPr>
+      </w:pPr>
+      <w:r>
+        <w:rPr>
+          <w:rFonts w:hint="eastAsia"/>
+          <w:lang w:val="en-US" w:eastAsia="zh-CN"/>
+        </w:rPr>
+        <w:t xml:space="preserve">          P16  int,       --阅读标志   1：新的  0:已读</w:t>
+      </w:r>
+    </w:p>
+    <w:p>
+      <w:pPr>
+        <w:pBdr>
+          <w:top w:val="single" w:color="auto" w:sz="4" w:space="0"/>
+          <w:left w:val="single" w:color="auto" w:sz="4" w:space="0"/>
+          <w:bottom w:val="single" w:color="auto" w:sz="4" w:space="0"/>
+          <w:right w:val="single" w:color="auto" w:sz="4" w:space="0"/>
+        </w:pBdr>
+        <w:rPr>
+          <w:rFonts w:hint="eastAsia"/>
+          <w:lang w:val="en-US" w:eastAsia="zh-CN"/>
+        </w:rPr>
+      </w:pPr>
+      <w:r>
+        <w:rPr>
+          <w:rFonts w:hint="eastAsia"/>
+          <w:lang w:val="en-US" w:eastAsia="zh-CN"/>
+        </w:rPr>
+        <w:t xml:space="preserve">          P17  int,       --程序号    </w:t>
+      </w:r>
+    </w:p>
+    <w:p>
+      <w:pPr>
+        <w:pBdr>
+          <w:top w:val="single" w:color="auto" w:sz="4" w:space="0"/>
+          <w:left w:val="single" w:color="auto" w:sz="4" w:space="0"/>
+          <w:bottom w:val="single" w:color="auto" w:sz="4" w:space="0"/>
+          <w:right w:val="single" w:color="auto" w:sz="4" w:space="0"/>
+        </w:pBdr>
+        <w:rPr>
+          <w:rFonts w:hint="eastAsia"/>
+          <w:lang w:val="en-US" w:eastAsia="zh-CN"/>
+        </w:rPr>
+      </w:pPr>
+      <w:r>
+        <w:rPr>
+          <w:rFonts w:hint="eastAsia"/>
+          <w:lang w:val="en-US" w:eastAsia="zh-CN"/>
+        </w:rPr>
+        <w:t xml:space="preserve">          P18  int,       --节点状态(收件箱、垃圾箱)  =1 正常   -1垃圾箱  3:草稿箱</w:t>
+      </w:r>
+    </w:p>
+    <w:p>
+      <w:pPr>
+        <w:pBdr>
+          <w:top w:val="single" w:color="auto" w:sz="4" w:space="0"/>
+          <w:left w:val="single" w:color="auto" w:sz="4" w:space="0"/>
+          <w:bottom w:val="single" w:color="auto" w:sz="4" w:space="0"/>
+          <w:right w:val="single" w:color="auto" w:sz="4" w:space="0"/>
+        </w:pBdr>
+        <w:rPr>
+          <w:rFonts w:hint="eastAsia"/>
+          <w:lang w:val="en-US" w:eastAsia="zh-CN"/>
+        </w:rPr>
+      </w:pPr>
+      <w:r>
+        <w:rPr>
+          <w:rFonts w:hint="eastAsia"/>
+          <w:lang w:val="en-US" w:eastAsia="zh-CN"/>
+        </w:rPr>
+        <w:t xml:space="preserve">          P19  int,       --物理位置 ： 电子邮件：1收件箱 2:发件箱 -1垃圾箱   </w:t>
+      </w:r>
+    </w:p>
+    <w:p>
+      <w:pPr>
+        <w:pBdr>
+          <w:top w:val="single" w:color="auto" w:sz="4" w:space="0"/>
+          <w:left w:val="single" w:color="auto" w:sz="4" w:space="0"/>
+          <w:bottom w:val="single" w:color="auto" w:sz="4" w:space="0"/>
+          <w:right w:val="single" w:color="auto" w:sz="4" w:space="0"/>
+        </w:pBdr>
+        <w:rPr>
+          <w:rFonts w:hint="eastAsia"/>
+          <w:lang w:val="en-US" w:eastAsia="zh-CN"/>
+        </w:rPr>
+      </w:pPr>
+      <w:r>
+        <w:rPr>
+          <w:rFonts w:hint="eastAsia"/>
+          <w:lang w:val="en-US" w:eastAsia="zh-CN"/>
+        </w:rPr>
+        <w:t xml:space="preserve">                                      短信： 1.接收  2:发送.</w:t>
+      </w:r>
+    </w:p>
+    <w:p>
+      <w:pPr>
+        <w:pBdr>
+          <w:top w:val="single" w:color="auto" w:sz="4" w:space="0"/>
+          <w:left w:val="single" w:color="auto" w:sz="4" w:space="0"/>
+          <w:bottom w:val="single" w:color="auto" w:sz="4" w:space="0"/>
+          <w:right w:val="single" w:color="auto" w:sz="4" w:space="0"/>
+        </w:pBdr>
+        <w:rPr>
+          <w:rFonts w:hint="eastAsia"/>
+          <w:highlight w:val="yellow"/>
+          <w:lang w:val="en-US" w:eastAsia="zh-CN"/>
+        </w:rPr>
+      </w:pPr>
+      <w:r>
+        <w:rPr>
+          <w:rFonts w:hint="eastAsia"/>
+          <w:highlight w:val="yellow"/>
+          <w:lang w:val="en-US" w:eastAsia="zh-CN"/>
+        </w:rPr>
+        <w:t xml:space="preserve">          P20  int        --需要参与人数</w:t>
+      </w:r>
+    </w:p>
+    <w:p>
+      <w:pPr>
+        <w:pBdr>
+          <w:top w:val="single" w:color="auto" w:sz="4" w:space="0"/>
+          <w:left w:val="single" w:color="auto" w:sz="4" w:space="0"/>
+          <w:bottom w:val="single" w:color="auto" w:sz="4" w:space="0"/>
+          <w:right w:val="single" w:color="auto" w:sz="4" w:space="0"/>
+        </w:pBdr>
+        <w:rPr>
+          <w:rFonts w:hint="default"/>
+          <w:highlight w:val="yellow"/>
+          <w:lang w:val="en-US" w:eastAsia="zh-CN"/>
+        </w:rPr>
+      </w:pPr>
+      <w:r>
+        <w:rPr>
+          <w:rFonts w:hint="eastAsia"/>
+          <w:highlight w:val="yellow"/>
+          <w:lang w:val="en-US" w:eastAsia="zh-CN"/>
+        </w:rPr>
+        <w:t xml:space="preserve">          P21  char(20),  --类型competition，invite</w:t>
+      </w:r>
+    </w:p>
+    <w:p>
+      <w:pPr>
+        <w:pBdr>
+          <w:top w:val="single" w:color="auto" w:sz="4" w:space="0"/>
+          <w:left w:val="single" w:color="auto" w:sz="4" w:space="0"/>
+          <w:bottom w:val="single" w:color="auto" w:sz="4" w:space="0"/>
+          <w:right w:val="single" w:color="auto" w:sz="4" w:space="0"/>
+        </w:pBdr>
+        <w:rPr>
+          <w:rFonts w:hint="eastAsia"/>
+          <w:lang w:val="en-US" w:eastAsia="zh-CN"/>
+        </w:rPr>
+      </w:pPr>
+      <w:r>
+        <w:rPr>
+          <w:rFonts w:hint="eastAsia"/>
+          <w:lang w:val="en-US" w:eastAsia="zh-CN"/>
+        </w:rPr>
+        <w:t xml:space="preserve">          P22  char(20),  --IP</w:t>
       </w:r>
     </w:p>
     <w:p>
@@ -22439,609 +23187,435 @@
           <w:rFonts w:hint="eastAsia"/>
           <w:lang w:val="en-US" w:eastAsia="zh-CN"/>
         </w:rPr>
-        <w:t>Create index ItEH_Idx on iteh(F03,F05,F09,F10)</w:t>
-      </w:r>
-    </w:p>
-    <w:p>
-      <w:pPr>
-        <w:pBdr>
-          <w:top w:val="single" w:color="auto" w:sz="4" w:space="0"/>
-          <w:left w:val="single" w:color="auto" w:sz="4" w:space="0"/>
-          <w:bottom w:val="single" w:color="auto" w:sz="4" w:space="0"/>
-          <w:right w:val="single" w:color="auto" w:sz="4" w:space="0"/>
-        </w:pBdr>
-        <w:rPr>
-          <w:rFonts w:hint="eastAsia"/>
-          <w:lang w:val="en-US" w:eastAsia="zh-CN"/>
-        </w:rPr>
-      </w:pPr>
-    </w:p>
-    <w:p>
-      <w:pPr>
-        <w:pBdr>
-          <w:top w:val="single" w:color="auto" w:sz="4" w:space="0"/>
-          <w:left w:val="single" w:color="auto" w:sz="4" w:space="0"/>
-          <w:bottom w:val="single" w:color="auto" w:sz="4" w:space="0"/>
-          <w:right w:val="single" w:color="auto" w:sz="4" w:space="0"/>
-        </w:pBdr>
-        <w:rPr>
-          <w:rFonts w:hint="eastAsia"/>
-          <w:lang w:val="en-US" w:eastAsia="zh-CN"/>
-        </w:rPr>
-      </w:pPr>
-      <w:r>
-        <w:rPr>
-          <w:rFonts w:hint="eastAsia"/>
-          <w:lang w:val="en-US" w:eastAsia="zh-CN"/>
-        </w:rPr>
-        <w:t>--信息通知(消息中心)</w:t>
-      </w:r>
-    </w:p>
-    <w:p>
-      <w:pPr>
-        <w:pBdr>
-          <w:top w:val="single" w:color="auto" w:sz="4" w:space="0"/>
-          <w:left w:val="single" w:color="auto" w:sz="4" w:space="0"/>
-          <w:bottom w:val="single" w:color="auto" w:sz="4" w:space="0"/>
-          <w:right w:val="single" w:color="auto" w:sz="4" w:space="0"/>
-        </w:pBdr>
-        <w:rPr>
-          <w:rFonts w:hint="eastAsia"/>
-          <w:lang w:val="en-US" w:eastAsia="zh-CN"/>
-        </w:rPr>
-      </w:pPr>
-      <w:r>
-        <w:rPr>
-          <w:rFonts w:hint="eastAsia"/>
-          <w:lang w:val="en-US" w:eastAsia="zh-CN"/>
-        </w:rPr>
-        <w:t>drop table ItEN</w:t>
-      </w:r>
+        <w:t>Create Index ItEP_Idx on ItEP (P03,P05,P16,P18)</w:t>
+      </w:r>
+    </w:p>
+    <w:p>
+      <w:pPr>
+        <w:rPr>
+          <w:rFonts w:hint="eastAsia"/>
+          <w:lang w:val="en-US" w:eastAsia="zh-CN"/>
+        </w:rPr>
+      </w:pPr>
     </w:p>
     <w:p>
       <w:pPr>
         <w:pStyle w:val="4"/>
         <w:bidi w:val="0"/>
         <w:rPr>
-          <w:rFonts w:hint="eastAsia"/>
-          <w:lang w:val="en-US" w:eastAsia="zh-CN"/>
-        </w:rPr>
-      </w:pPr>
-      <w:bookmarkStart w:id="63" w:name="_Toc8073"/>
-      <w:bookmarkStart w:id="64" w:name="_Toc30299"/>
-      <w:r>
-        <w:rPr>
-          <w:rFonts w:hint="eastAsia"/>
-          <w:lang w:val="en-US" w:eastAsia="zh-CN"/>
-        </w:rPr>
-        <w:t>3.1.6 Create table ItEN</w:t>
-      </w:r>
-      <w:bookmarkEnd w:id="63"/>
-      <w:bookmarkEnd w:id="64"/>
-    </w:p>
-    <w:p>
-      <w:pPr>
-        <w:pBdr>
-          <w:top w:val="single" w:color="auto" w:sz="4" w:space="0"/>
-          <w:left w:val="single" w:color="auto" w:sz="4" w:space="0"/>
-          <w:bottom w:val="single" w:color="auto" w:sz="4" w:space="0"/>
-          <w:right w:val="single" w:color="auto" w:sz="4" w:space="0"/>
-        </w:pBdr>
-        <w:rPr>
-          <w:rFonts w:hint="eastAsia"/>
-          <w:lang w:val="en-US" w:eastAsia="zh-CN"/>
-        </w:rPr>
-      </w:pPr>
-      <w:r>
-        <w:rPr>
-          <w:rFonts w:hint="eastAsia"/>
-          <w:lang w:val="en-US" w:eastAsia="zh-CN"/>
-        </w:rPr>
-        <w:t xml:space="preserve">(  </w:t>
-      </w:r>
-    </w:p>
-    <w:p>
-      <w:pPr>
-        <w:pBdr>
-          <w:top w:val="single" w:color="auto" w:sz="4" w:space="0"/>
-          <w:left w:val="single" w:color="auto" w:sz="4" w:space="0"/>
-          <w:bottom w:val="single" w:color="auto" w:sz="4" w:space="0"/>
-          <w:right w:val="single" w:color="auto" w:sz="4" w:space="0"/>
-        </w:pBdr>
-        <w:rPr>
-          <w:rFonts w:hint="eastAsia"/>
-          <w:lang w:val="en-US" w:eastAsia="zh-CN"/>
-        </w:rPr>
-      </w:pPr>
-      <w:r>
-        <w:rPr>
-          <w:rFonts w:hint="eastAsia"/>
-          <w:lang w:val="en-US" w:eastAsia="zh-CN"/>
-        </w:rPr>
-        <w:t xml:space="preserve">  N01 int identity(1,1),</w:t>
-      </w:r>
-    </w:p>
-    <w:p>
-      <w:pPr>
-        <w:pBdr>
-          <w:top w:val="single" w:color="auto" w:sz="4" w:space="0"/>
-          <w:left w:val="single" w:color="auto" w:sz="4" w:space="0"/>
-          <w:bottom w:val="single" w:color="auto" w:sz="4" w:space="0"/>
-          <w:right w:val="single" w:color="auto" w:sz="4" w:space="0"/>
-        </w:pBdr>
-        <w:rPr>
-          <w:rFonts w:hint="eastAsia"/>
-          <w:lang w:val="en-US" w:eastAsia="zh-CN"/>
-        </w:rPr>
-      </w:pPr>
-      <w:r>
-        <w:rPr>
-          <w:rFonts w:hint="eastAsia"/>
-          <w:lang w:val="en-US" w:eastAsia="zh-CN"/>
-        </w:rPr>
-        <w:t xml:space="preserve">  N02 int,  --信息类别</w:t>
-      </w:r>
-    </w:p>
-    <w:p>
-      <w:pPr>
-        <w:pBdr>
-          <w:top w:val="single" w:color="auto" w:sz="4" w:space="0"/>
-          <w:left w:val="single" w:color="auto" w:sz="4" w:space="0"/>
-          <w:bottom w:val="single" w:color="auto" w:sz="4" w:space="0"/>
-          <w:right w:val="single" w:color="auto" w:sz="4" w:space="0"/>
-        </w:pBdr>
-        <w:rPr>
-          <w:rFonts w:hint="eastAsia"/>
-          <w:lang w:val="en-US" w:eastAsia="zh-CN"/>
-        </w:rPr>
-      </w:pPr>
-      <w:r>
-        <w:rPr>
-          <w:rFonts w:hint="eastAsia"/>
-          <w:lang w:val="en-US" w:eastAsia="zh-CN"/>
-        </w:rPr>
-        <w:t xml:space="preserve">  N03 int ,  --信息ID</w:t>
-      </w:r>
-    </w:p>
-    <w:p>
-      <w:pPr>
-        <w:pBdr>
-          <w:top w:val="single" w:color="auto" w:sz="4" w:space="0"/>
-          <w:left w:val="single" w:color="auto" w:sz="4" w:space="0"/>
-          <w:bottom w:val="single" w:color="auto" w:sz="4" w:space="0"/>
-          <w:right w:val="single" w:color="auto" w:sz="4" w:space="0"/>
-        </w:pBdr>
-        <w:rPr>
-          <w:rFonts w:hint="eastAsia"/>
-          <w:lang w:val="en-US" w:eastAsia="zh-CN"/>
-        </w:rPr>
-      </w:pPr>
-      <w:r>
-        <w:rPr>
-          <w:rFonts w:hint="eastAsia"/>
-          <w:lang w:val="en-US" w:eastAsia="zh-CN"/>
-        </w:rPr>
-        <w:t xml:space="preserve">  N04 int,  --信息模板 </w:t>
-      </w:r>
-    </w:p>
-    <w:p>
-      <w:pPr>
-        <w:pBdr>
-          <w:top w:val="single" w:color="auto" w:sz="4" w:space="0"/>
-          <w:left w:val="single" w:color="auto" w:sz="4" w:space="0"/>
-          <w:bottom w:val="single" w:color="auto" w:sz="4" w:space="0"/>
-          <w:right w:val="single" w:color="auto" w:sz="4" w:space="0"/>
-        </w:pBdr>
-        <w:rPr>
-          <w:rFonts w:hint="eastAsia"/>
-          <w:lang w:val="en-US" w:eastAsia="zh-CN"/>
-        </w:rPr>
-      </w:pPr>
-      <w:r>
-        <w:rPr>
-          <w:rFonts w:hint="eastAsia"/>
-          <w:lang w:val="en-US" w:eastAsia="zh-CN"/>
-        </w:rPr>
-        <w:t xml:space="preserve">  N05 int , -- 节点号</w:t>
-      </w:r>
-    </w:p>
-    <w:p>
-      <w:pPr>
-        <w:pBdr>
-          <w:top w:val="single" w:color="auto" w:sz="4" w:space="0"/>
-          <w:left w:val="single" w:color="auto" w:sz="4" w:space="0"/>
-          <w:bottom w:val="single" w:color="auto" w:sz="4" w:space="0"/>
-          <w:right w:val="single" w:color="auto" w:sz="4" w:space="0"/>
-        </w:pBdr>
-        <w:rPr>
-          <w:rFonts w:hint="eastAsia"/>
-          <w:lang w:val="en-US" w:eastAsia="zh-CN"/>
-        </w:rPr>
-      </w:pPr>
-      <w:r>
-        <w:rPr>
-          <w:rFonts w:hint="eastAsia"/>
-          <w:lang w:val="en-US" w:eastAsia="zh-CN"/>
-        </w:rPr>
-        <w:t xml:space="preserve">  N06 int, -- 流动类别, 一般为0.  会议有多个分支流程. 主持人、记要人、归档人</w:t>
-      </w:r>
-    </w:p>
-    <w:p>
-      <w:pPr>
-        <w:pBdr>
-          <w:top w:val="single" w:color="auto" w:sz="4" w:space="0"/>
-          <w:left w:val="single" w:color="auto" w:sz="4" w:space="0"/>
-          <w:bottom w:val="single" w:color="auto" w:sz="4" w:space="0"/>
-          <w:right w:val="single" w:color="auto" w:sz="4" w:space="0"/>
-        </w:pBdr>
-        <w:rPr>
-          <w:rFonts w:hint="eastAsia"/>
-          <w:lang w:val="en-US" w:eastAsia="zh-CN"/>
-        </w:rPr>
-      </w:pPr>
-      <w:r>
-        <w:rPr>
-          <w:rFonts w:hint="eastAsia"/>
-          <w:lang w:val="en-US" w:eastAsia="zh-CN"/>
-        </w:rPr>
-        <w:t xml:space="preserve">  N08 int,  --项目号</w:t>
-      </w:r>
-    </w:p>
-    <w:p>
-      <w:pPr>
-        <w:pBdr>
-          <w:top w:val="single" w:color="auto" w:sz="4" w:space="0"/>
-          <w:left w:val="single" w:color="auto" w:sz="4" w:space="0"/>
-          <w:bottom w:val="single" w:color="auto" w:sz="4" w:space="0"/>
-          <w:right w:val="single" w:color="auto" w:sz="4" w:space="0"/>
-        </w:pBdr>
-        <w:rPr>
-          <w:rFonts w:hint="eastAsia"/>
-          <w:lang w:val="en-US" w:eastAsia="zh-CN"/>
-        </w:rPr>
-      </w:pPr>
-      <w:r>
-        <w:rPr>
-          <w:rFonts w:hint="eastAsia"/>
-          <w:lang w:val="en-US" w:eastAsia="zh-CN"/>
-        </w:rPr>
-        <w:t xml:space="preserve">  N09 INT ,  --</w:t>
-      </w:r>
-    </w:p>
-    <w:p>
-      <w:pPr>
-        <w:pBdr>
-          <w:top w:val="single" w:color="auto" w:sz="4" w:space="0"/>
-          <w:left w:val="single" w:color="auto" w:sz="4" w:space="0"/>
-          <w:bottom w:val="single" w:color="auto" w:sz="4" w:space="0"/>
-          <w:right w:val="single" w:color="auto" w:sz="4" w:space="0"/>
-        </w:pBdr>
-        <w:rPr>
-          <w:rFonts w:hint="eastAsia"/>
-          <w:lang w:val="en-US" w:eastAsia="zh-CN"/>
-        </w:rPr>
-      </w:pPr>
-      <w:r>
-        <w:rPr>
-          <w:rFonts w:hint="eastAsia"/>
-          <w:lang w:val="en-US" w:eastAsia="zh-CN"/>
-        </w:rPr>
-        <w:t xml:space="preserve">  N10 nvarchar(30), --标题</w:t>
-      </w:r>
-    </w:p>
-    <w:p>
-      <w:pPr>
-        <w:pBdr>
-          <w:top w:val="single" w:color="auto" w:sz="4" w:space="0"/>
-          <w:left w:val="single" w:color="auto" w:sz="4" w:space="0"/>
-          <w:bottom w:val="single" w:color="auto" w:sz="4" w:space="0"/>
-          <w:right w:val="single" w:color="auto" w:sz="4" w:space="0"/>
-        </w:pBdr>
-        <w:rPr>
-          <w:rFonts w:hint="eastAsia"/>
-          <w:lang w:val="en-US" w:eastAsia="zh-CN"/>
-        </w:rPr>
-      </w:pPr>
-      <w:r>
-        <w:rPr>
-          <w:rFonts w:hint="eastAsia"/>
-          <w:lang w:val="en-US" w:eastAsia="zh-CN"/>
-        </w:rPr>
-        <w:t xml:space="preserve">  N11  int,  --发送方UID</w:t>
-      </w:r>
-    </w:p>
-    <w:p>
-      <w:pPr>
-        <w:pBdr>
-          <w:top w:val="single" w:color="auto" w:sz="4" w:space="0"/>
-          <w:left w:val="single" w:color="auto" w:sz="4" w:space="0"/>
-          <w:bottom w:val="single" w:color="auto" w:sz="4" w:space="0"/>
-          <w:right w:val="single" w:color="auto" w:sz="4" w:space="0"/>
-        </w:pBdr>
-        <w:rPr>
-          <w:rFonts w:hint="eastAsia"/>
-          <w:lang w:val="en-US" w:eastAsia="zh-CN"/>
-        </w:rPr>
-      </w:pPr>
-      <w:r>
-        <w:rPr>
-          <w:rFonts w:hint="eastAsia"/>
-          <w:lang w:val="en-US" w:eastAsia="zh-CN"/>
-        </w:rPr>
-        <w:t xml:space="preserve">  N12  int,  --发送方 部门ID</w:t>
-      </w:r>
-    </w:p>
-    <w:p>
-      <w:pPr>
-        <w:pBdr>
-          <w:top w:val="single" w:color="auto" w:sz="4" w:space="0"/>
-          <w:left w:val="single" w:color="auto" w:sz="4" w:space="0"/>
-          <w:bottom w:val="single" w:color="auto" w:sz="4" w:space="0"/>
-          <w:right w:val="single" w:color="auto" w:sz="4" w:space="0"/>
-        </w:pBdr>
-        <w:rPr>
-          <w:rFonts w:hint="eastAsia"/>
-          <w:lang w:val="en-US" w:eastAsia="zh-CN"/>
-        </w:rPr>
-      </w:pPr>
-      <w:r>
-        <w:rPr>
-          <w:rFonts w:hint="eastAsia"/>
-          <w:lang w:val="en-US" w:eastAsia="zh-CN"/>
-        </w:rPr>
-        <w:t xml:space="preserve">  N13  int ,  --发送人</w:t>
-      </w:r>
-    </w:p>
-    <w:p>
-      <w:pPr>
-        <w:pBdr>
-          <w:top w:val="single" w:color="auto" w:sz="4" w:space="0"/>
-          <w:left w:val="single" w:color="auto" w:sz="4" w:space="0"/>
-          <w:bottom w:val="single" w:color="auto" w:sz="4" w:space="0"/>
-          <w:right w:val="single" w:color="auto" w:sz="4" w:space="0"/>
-        </w:pBdr>
-        <w:rPr>
-          <w:rFonts w:hint="eastAsia"/>
-          <w:lang w:val="en-US" w:eastAsia="zh-CN"/>
-        </w:rPr>
-      </w:pPr>
-      <w:r>
-        <w:rPr>
-          <w:rFonts w:hint="eastAsia"/>
-          <w:lang w:val="en-US" w:eastAsia="zh-CN"/>
-        </w:rPr>
-        <w:t xml:space="preserve">  N14 int,  --接收方UID</w:t>
-      </w:r>
-    </w:p>
-    <w:p>
-      <w:pPr>
-        <w:pBdr>
-          <w:top w:val="single" w:color="auto" w:sz="4" w:space="0"/>
-          <w:left w:val="single" w:color="auto" w:sz="4" w:space="0"/>
-          <w:bottom w:val="single" w:color="auto" w:sz="4" w:space="0"/>
-          <w:right w:val="single" w:color="auto" w:sz="4" w:space="0"/>
-        </w:pBdr>
-        <w:rPr>
-          <w:rFonts w:hint="eastAsia"/>
-          <w:lang w:val="en-US" w:eastAsia="zh-CN"/>
-        </w:rPr>
-      </w:pPr>
-      <w:r>
-        <w:rPr>
-          <w:rFonts w:hint="eastAsia"/>
-          <w:lang w:val="en-US" w:eastAsia="zh-CN"/>
-        </w:rPr>
-        <w:t xml:space="preserve">  N15 int,  --接收方部门ID</w:t>
-      </w:r>
-    </w:p>
-    <w:p>
-      <w:pPr>
-        <w:pBdr>
-          <w:top w:val="single" w:color="auto" w:sz="4" w:space="0"/>
-          <w:left w:val="single" w:color="auto" w:sz="4" w:space="0"/>
-          <w:bottom w:val="single" w:color="auto" w:sz="4" w:space="0"/>
-          <w:right w:val="single" w:color="auto" w:sz="4" w:space="0"/>
-        </w:pBdr>
-        <w:rPr>
-          <w:rFonts w:hint="eastAsia"/>
-          <w:lang w:val="en-US" w:eastAsia="zh-CN"/>
-        </w:rPr>
-      </w:pPr>
-      <w:r>
-        <w:rPr>
-          <w:rFonts w:hint="eastAsia"/>
-          <w:lang w:val="en-US" w:eastAsia="zh-CN"/>
-        </w:rPr>
-        <w:t xml:space="preserve">  N16 int,  --接收方RoleID</w:t>
-      </w:r>
-    </w:p>
-    <w:p>
-      <w:pPr>
-        <w:pBdr>
-          <w:top w:val="single" w:color="auto" w:sz="4" w:space="0"/>
-          <w:left w:val="single" w:color="auto" w:sz="4" w:space="0"/>
-          <w:bottom w:val="single" w:color="auto" w:sz="4" w:space="0"/>
-          <w:right w:val="single" w:color="auto" w:sz="4" w:space="0"/>
-        </w:pBdr>
-        <w:rPr>
-          <w:rFonts w:hint="eastAsia"/>
-          <w:lang w:val="en-US" w:eastAsia="zh-CN"/>
-        </w:rPr>
-      </w:pPr>
-      <w:r>
-        <w:rPr>
-          <w:rFonts w:hint="eastAsia"/>
-          <w:lang w:val="en-US" w:eastAsia="zh-CN"/>
-        </w:rPr>
-        <w:t xml:space="preserve">  N17 int,  --接收方PID</w:t>
-      </w:r>
-    </w:p>
-    <w:p>
-      <w:pPr>
-        <w:pBdr>
-          <w:top w:val="single" w:color="auto" w:sz="4" w:space="0"/>
-          <w:left w:val="single" w:color="auto" w:sz="4" w:space="0"/>
-          <w:bottom w:val="single" w:color="auto" w:sz="4" w:space="0"/>
-          <w:right w:val="single" w:color="auto" w:sz="4" w:space="0"/>
-        </w:pBdr>
-        <w:rPr>
-          <w:rFonts w:hint="eastAsia"/>
-          <w:lang w:val="en-US" w:eastAsia="zh-CN"/>
-        </w:rPr>
-      </w:pPr>
-      <w:r>
-        <w:rPr>
-          <w:rFonts w:hint="eastAsia"/>
-          <w:lang w:val="en-US" w:eastAsia="zh-CN"/>
-        </w:rPr>
-        <w:t xml:space="preserve">  N18 datetime, --接收时间</w:t>
-      </w:r>
-    </w:p>
-    <w:p>
-      <w:pPr>
-        <w:pBdr>
-          <w:top w:val="single" w:color="auto" w:sz="4" w:space="0"/>
-          <w:left w:val="single" w:color="auto" w:sz="4" w:space="0"/>
-          <w:bottom w:val="single" w:color="auto" w:sz="4" w:space="0"/>
-          <w:right w:val="single" w:color="auto" w:sz="4" w:space="0"/>
-        </w:pBdr>
-        <w:rPr>
-          <w:rFonts w:hint="eastAsia"/>
-          <w:lang w:val="en-US" w:eastAsia="zh-CN"/>
-        </w:rPr>
-      </w:pPr>
-      <w:r>
-        <w:rPr>
-          <w:rFonts w:hint="eastAsia"/>
-          <w:lang w:val="en-US" w:eastAsia="zh-CN"/>
-        </w:rPr>
-        <w:t xml:space="preserve">  N19 datetime, --处理时间</w:t>
-      </w:r>
-    </w:p>
-    <w:p>
-      <w:pPr>
-        <w:pBdr>
-          <w:top w:val="single" w:color="auto" w:sz="4" w:space="0"/>
-          <w:left w:val="single" w:color="auto" w:sz="4" w:space="0"/>
-          <w:bottom w:val="single" w:color="auto" w:sz="4" w:space="0"/>
-          <w:right w:val="single" w:color="auto" w:sz="4" w:space="0"/>
-        </w:pBdr>
-        <w:rPr>
-          <w:rFonts w:hint="eastAsia"/>
-          <w:lang w:val="en-US" w:eastAsia="zh-CN"/>
-        </w:rPr>
-      </w:pPr>
-      <w:r>
-        <w:rPr>
-          <w:rFonts w:hint="eastAsia"/>
-          <w:lang w:val="en-US" w:eastAsia="zh-CN"/>
-        </w:rPr>
-        <w:t xml:space="preserve">  N20 datetime, --</w:t>
-      </w:r>
-    </w:p>
-    <w:p>
-      <w:pPr>
-        <w:pBdr>
-          <w:top w:val="single" w:color="auto" w:sz="4" w:space="0"/>
-          <w:left w:val="single" w:color="auto" w:sz="4" w:space="0"/>
-          <w:bottom w:val="single" w:color="auto" w:sz="4" w:space="0"/>
-          <w:right w:val="single" w:color="auto" w:sz="4" w:space="0"/>
-        </w:pBdr>
-        <w:rPr>
-          <w:rFonts w:hint="eastAsia"/>
-          <w:lang w:val="en-US" w:eastAsia="zh-CN"/>
-        </w:rPr>
-      </w:pPr>
-      <w:r>
-        <w:rPr>
-          <w:rFonts w:hint="eastAsia"/>
-          <w:lang w:val="en-US" w:eastAsia="zh-CN"/>
-        </w:rPr>
-        <w:t xml:space="preserve">  N21 int, --状态:   1:待处理  0:已处理</w:t>
-      </w:r>
-    </w:p>
-    <w:p>
-      <w:pPr>
-        <w:pBdr>
-          <w:top w:val="single" w:color="auto" w:sz="4" w:space="0"/>
-          <w:left w:val="single" w:color="auto" w:sz="4" w:space="0"/>
-          <w:bottom w:val="single" w:color="auto" w:sz="4" w:space="0"/>
-          <w:right w:val="single" w:color="auto" w:sz="4" w:space="0"/>
-        </w:pBdr>
-        <w:rPr>
-          <w:rFonts w:hint="eastAsia"/>
-          <w:lang w:val="en-US" w:eastAsia="zh-CN"/>
-        </w:rPr>
-      </w:pPr>
-      <w:r>
-        <w:rPr>
-          <w:rFonts w:hint="eastAsia"/>
-          <w:lang w:val="en-US" w:eastAsia="zh-CN"/>
-        </w:rPr>
-        <w:t xml:space="preserve">  N22 int, --处理意见</w:t>
-      </w:r>
-    </w:p>
-    <w:p>
-      <w:pPr>
-        <w:pBdr>
-          <w:top w:val="single" w:color="auto" w:sz="4" w:space="0"/>
-          <w:left w:val="single" w:color="auto" w:sz="4" w:space="0"/>
-          <w:bottom w:val="single" w:color="auto" w:sz="4" w:space="0"/>
-          <w:right w:val="single" w:color="auto" w:sz="4" w:space="0"/>
-        </w:pBdr>
-        <w:rPr>
-          <w:rFonts w:hint="eastAsia"/>
-          <w:lang w:val="en-US" w:eastAsia="zh-CN"/>
-        </w:rPr>
-      </w:pPr>
-      <w:r>
-        <w:rPr>
-          <w:rFonts w:hint="eastAsia"/>
-          <w:lang w:val="en-US" w:eastAsia="zh-CN"/>
-        </w:rPr>
-        <w:t xml:space="preserve">  N23 int, --程序</w:t>
-      </w:r>
-    </w:p>
-    <w:p>
-      <w:pPr>
-        <w:pBdr>
-          <w:top w:val="single" w:color="auto" w:sz="4" w:space="0"/>
-          <w:left w:val="single" w:color="auto" w:sz="4" w:space="0"/>
-          <w:bottom w:val="single" w:color="auto" w:sz="4" w:space="0"/>
-          <w:right w:val="single" w:color="auto" w:sz="4" w:space="0"/>
-        </w:pBdr>
-        <w:rPr>
-          <w:rFonts w:hint="eastAsia"/>
-          <w:lang w:val="en-US" w:eastAsia="zh-CN"/>
-        </w:rPr>
-      </w:pPr>
-      <w:r>
-        <w:rPr>
-          <w:rFonts w:hint="eastAsia"/>
-          <w:lang w:val="en-US" w:eastAsia="zh-CN"/>
-        </w:rPr>
-        <w:t xml:space="preserve">  N24 int,</w:t>
-      </w:r>
-    </w:p>
-    <w:p>
-      <w:pPr>
-        <w:pBdr>
-          <w:top w:val="single" w:color="auto" w:sz="4" w:space="0"/>
-          <w:left w:val="single" w:color="auto" w:sz="4" w:space="0"/>
-          <w:bottom w:val="single" w:color="auto" w:sz="4" w:space="0"/>
-          <w:right w:val="single" w:color="auto" w:sz="4" w:space="0"/>
-        </w:pBdr>
-        <w:rPr>
-          <w:rFonts w:hint="eastAsia"/>
-          <w:lang w:val="en-US" w:eastAsia="zh-CN"/>
-        </w:rPr>
-      </w:pPr>
-      <w:r>
-        <w:rPr>
-          <w:rFonts w:hint="eastAsia"/>
-          <w:lang w:val="en-US" w:eastAsia="zh-CN"/>
-        </w:rPr>
-        <w:t xml:space="preserve">  N25 int </w:t>
+          <w:rFonts w:hint="default"/>
+          <w:lang w:val="en-US" w:eastAsia="zh-CN"/>
+        </w:rPr>
+      </w:pPr>
+      <w:bookmarkStart w:id="65" w:name="_Toc30515"/>
+      <w:bookmarkStart w:id="66" w:name="_Toc1121"/>
+      <w:r>
+        <w:rPr>
+          <w:rFonts w:hint="eastAsia"/>
+          <w:lang w:val="en-US" w:eastAsia="zh-CN"/>
+        </w:rPr>
+        <w:t>3.1.5 --信息历史(汇总)ITEH</w:t>
+      </w:r>
+      <w:bookmarkEnd w:id="65"/>
+      <w:bookmarkEnd w:id="66"/>
+    </w:p>
+    <w:p>
+      <w:pPr>
+        <w:pBdr>
+          <w:top w:val="single" w:color="auto" w:sz="4" w:space="0"/>
+          <w:left w:val="single" w:color="auto" w:sz="4" w:space="0"/>
+          <w:bottom w:val="single" w:color="auto" w:sz="4" w:space="0"/>
+          <w:right w:val="single" w:color="auto" w:sz="4" w:space="0"/>
+        </w:pBdr>
+        <w:rPr>
+          <w:rFonts w:hint="eastAsia"/>
+          <w:lang w:val="en-US" w:eastAsia="zh-CN"/>
+        </w:rPr>
+      </w:pPr>
+      <w:r>
+        <w:rPr>
+          <w:rFonts w:hint="eastAsia"/>
+          <w:lang w:val="en-US" w:eastAsia="zh-CN"/>
+        </w:rPr>
+        <w:t>Create table ItEH</w:t>
+      </w:r>
+    </w:p>
+    <w:p>
+      <w:pPr>
+        <w:pBdr>
+          <w:top w:val="single" w:color="auto" w:sz="4" w:space="0"/>
+          <w:left w:val="single" w:color="auto" w:sz="4" w:space="0"/>
+          <w:bottom w:val="single" w:color="auto" w:sz="4" w:space="0"/>
+          <w:right w:val="single" w:color="auto" w:sz="4" w:space="0"/>
+        </w:pBdr>
+        <w:rPr>
+          <w:rFonts w:hint="eastAsia"/>
+          <w:lang w:val="en-US" w:eastAsia="zh-CN"/>
+        </w:rPr>
+      </w:pPr>
+      <w:r>
+        <w:rPr>
+          <w:rFonts w:hint="eastAsia"/>
+          <w:lang w:val="en-US" w:eastAsia="zh-CN"/>
+        </w:rPr>
+        <w:t>(</w:t>
+      </w:r>
+    </w:p>
+    <w:p>
+      <w:pPr>
+        <w:pBdr>
+          <w:top w:val="single" w:color="auto" w:sz="4" w:space="0"/>
+          <w:left w:val="single" w:color="auto" w:sz="4" w:space="0"/>
+          <w:bottom w:val="single" w:color="auto" w:sz="4" w:space="0"/>
+          <w:right w:val="single" w:color="auto" w:sz="4" w:space="0"/>
+        </w:pBdr>
+        <w:rPr>
+          <w:rFonts w:hint="eastAsia"/>
+          <w:lang w:val="en-US" w:eastAsia="zh-CN"/>
+        </w:rPr>
+      </w:pPr>
+      <w:r>
+        <w:rPr>
+          <w:rFonts w:hint="eastAsia"/>
+          <w:lang w:val="en-US" w:eastAsia="zh-CN"/>
+        </w:rPr>
+        <w:t xml:space="preserve">  F01 int identity(1,1),</w:t>
+      </w:r>
+    </w:p>
+    <w:p>
+      <w:pPr>
+        <w:pBdr>
+          <w:top w:val="single" w:color="auto" w:sz="4" w:space="0"/>
+          <w:left w:val="single" w:color="auto" w:sz="4" w:space="0"/>
+          <w:bottom w:val="single" w:color="auto" w:sz="4" w:space="0"/>
+          <w:right w:val="single" w:color="auto" w:sz="4" w:space="0"/>
+        </w:pBdr>
+        <w:rPr>
+          <w:rFonts w:hint="eastAsia"/>
+          <w:lang w:val="en-US" w:eastAsia="zh-CN"/>
+        </w:rPr>
+      </w:pPr>
+      <w:r>
+        <w:rPr>
+          <w:rFonts w:hint="eastAsia"/>
+          <w:lang w:val="en-US" w:eastAsia="zh-CN"/>
+        </w:rPr>
+        <w:t xml:space="preserve">  F02 int ,  --Unitid</w:t>
+      </w:r>
+    </w:p>
+    <w:p>
+      <w:pPr>
+        <w:pBdr>
+          <w:top w:val="single" w:color="auto" w:sz="4" w:space="0"/>
+          <w:left w:val="single" w:color="auto" w:sz="4" w:space="0"/>
+          <w:bottom w:val="single" w:color="auto" w:sz="4" w:space="0"/>
+          <w:right w:val="single" w:color="auto" w:sz="4" w:space="0"/>
+        </w:pBdr>
+        <w:rPr>
+          <w:rFonts w:hint="eastAsia"/>
+          <w:lang w:val="en-US" w:eastAsia="zh-CN"/>
+        </w:rPr>
+      </w:pPr>
+      <w:r>
+        <w:rPr>
+          <w:rFonts w:hint="eastAsia"/>
+          <w:lang w:val="en-US" w:eastAsia="zh-CN"/>
+        </w:rPr>
+        <w:t xml:space="preserve">  F03 int ,  --单位号</w:t>
+      </w:r>
+    </w:p>
+    <w:p>
+      <w:pPr>
+        <w:pBdr>
+          <w:top w:val="single" w:color="auto" w:sz="4" w:space="0"/>
+          <w:left w:val="single" w:color="auto" w:sz="4" w:space="0"/>
+          <w:bottom w:val="single" w:color="auto" w:sz="4" w:space="0"/>
+          <w:right w:val="single" w:color="auto" w:sz="4" w:space="0"/>
+        </w:pBdr>
+        <w:rPr>
+          <w:rFonts w:hint="eastAsia"/>
+          <w:lang w:val="en-US" w:eastAsia="zh-CN"/>
+        </w:rPr>
+      </w:pPr>
+      <w:r>
+        <w:rPr>
+          <w:rFonts w:hint="eastAsia"/>
+          <w:lang w:val="en-US" w:eastAsia="zh-CN"/>
+        </w:rPr>
+        <w:t xml:space="preserve">  F04 int ,  --部门</w:t>
+      </w:r>
+    </w:p>
+    <w:p>
+      <w:pPr>
+        <w:pBdr>
+          <w:top w:val="single" w:color="auto" w:sz="4" w:space="0"/>
+          <w:left w:val="single" w:color="auto" w:sz="4" w:space="0"/>
+          <w:bottom w:val="single" w:color="auto" w:sz="4" w:space="0"/>
+          <w:right w:val="single" w:color="auto" w:sz="4" w:space="0"/>
+        </w:pBdr>
+        <w:rPr>
+          <w:rFonts w:hint="eastAsia"/>
+          <w:lang w:val="en-US" w:eastAsia="zh-CN"/>
+        </w:rPr>
+      </w:pPr>
+      <w:r>
+        <w:rPr>
+          <w:rFonts w:hint="eastAsia"/>
+          <w:lang w:val="en-US" w:eastAsia="zh-CN"/>
+        </w:rPr>
+        <w:t xml:space="preserve">  F05 int ,  --个人</w:t>
+      </w:r>
+    </w:p>
+    <w:p>
+      <w:pPr>
+        <w:pBdr>
+          <w:top w:val="single" w:color="auto" w:sz="4" w:space="0"/>
+          <w:left w:val="single" w:color="auto" w:sz="4" w:space="0"/>
+          <w:bottom w:val="single" w:color="auto" w:sz="4" w:space="0"/>
+          <w:right w:val="single" w:color="auto" w:sz="4" w:space="0"/>
+        </w:pBdr>
+        <w:rPr>
+          <w:rFonts w:hint="eastAsia"/>
+          <w:lang w:val="en-US" w:eastAsia="zh-CN"/>
+        </w:rPr>
+      </w:pPr>
+      <w:r>
+        <w:rPr>
+          <w:rFonts w:hint="eastAsia"/>
+          <w:lang w:val="en-US" w:eastAsia="zh-CN"/>
+        </w:rPr>
+        <w:t xml:space="preserve">  F06 int , --信息类型: 1 信息发布、2. Email、3. 短信、4.会议、5.工作流程 6.表格 7.电话 </w:t>
+      </w:r>
+    </w:p>
+    <w:p>
+      <w:pPr>
+        <w:pBdr>
+          <w:top w:val="single" w:color="auto" w:sz="4" w:space="0"/>
+          <w:left w:val="single" w:color="auto" w:sz="4" w:space="0"/>
+          <w:bottom w:val="single" w:color="auto" w:sz="4" w:space="0"/>
+          <w:right w:val="single" w:color="auto" w:sz="4" w:space="0"/>
+        </w:pBdr>
+        <w:rPr>
+          <w:rFonts w:hint="eastAsia"/>
+          <w:lang w:val="en-US" w:eastAsia="zh-CN"/>
+        </w:rPr>
+      </w:pPr>
+      <w:r>
+        <w:rPr>
+          <w:rFonts w:hint="eastAsia"/>
+          <w:lang w:val="en-US" w:eastAsia="zh-CN"/>
+        </w:rPr>
+        <w:t xml:space="preserve">                   10 微信增粉  11 微信减粉 12 微信访问  13 微信文本访问  16 微信网站</w:t>
+      </w:r>
+    </w:p>
+    <w:p>
+      <w:pPr>
+        <w:pBdr>
+          <w:top w:val="single" w:color="auto" w:sz="4" w:space="0"/>
+          <w:left w:val="single" w:color="auto" w:sz="4" w:space="0"/>
+          <w:bottom w:val="single" w:color="auto" w:sz="4" w:space="0"/>
+          <w:right w:val="single" w:color="auto" w:sz="4" w:space="0"/>
+        </w:pBdr>
+        <w:rPr>
+          <w:rFonts w:hint="eastAsia"/>
+          <w:lang w:val="en-US" w:eastAsia="zh-CN"/>
+        </w:rPr>
+      </w:pPr>
+      <w:r>
+        <w:rPr>
+          <w:rFonts w:hint="eastAsia"/>
+          <w:lang w:val="en-US" w:eastAsia="zh-CN"/>
+        </w:rPr>
+        <w:t xml:space="preserve">                        </w:t>
+      </w:r>
+    </w:p>
+    <w:p>
+      <w:pPr>
+        <w:pBdr>
+          <w:top w:val="single" w:color="auto" w:sz="4" w:space="0"/>
+          <w:left w:val="single" w:color="auto" w:sz="4" w:space="0"/>
+          <w:bottom w:val="single" w:color="auto" w:sz="4" w:space="0"/>
+          <w:right w:val="single" w:color="auto" w:sz="4" w:space="0"/>
+        </w:pBdr>
+        <w:rPr>
+          <w:rFonts w:hint="eastAsia"/>
+          <w:lang w:val="en-US" w:eastAsia="zh-CN"/>
+        </w:rPr>
+      </w:pPr>
+      <w:r>
+        <w:rPr>
+          <w:rFonts w:hint="eastAsia"/>
+          <w:lang w:val="en-US" w:eastAsia="zh-CN"/>
+        </w:rPr>
+        <w:t xml:space="preserve">  F07 int , -- 信息子类</w:t>
+      </w:r>
+    </w:p>
+    <w:p>
+      <w:pPr>
+        <w:pBdr>
+          <w:top w:val="single" w:color="auto" w:sz="4" w:space="0"/>
+          <w:left w:val="single" w:color="auto" w:sz="4" w:space="0"/>
+          <w:bottom w:val="single" w:color="auto" w:sz="4" w:space="0"/>
+          <w:right w:val="single" w:color="auto" w:sz="4" w:space="0"/>
+        </w:pBdr>
+        <w:rPr>
+          <w:rFonts w:hint="eastAsia"/>
+          <w:lang w:val="en-US" w:eastAsia="zh-CN"/>
+        </w:rPr>
+      </w:pPr>
+      <w:r>
+        <w:rPr>
+          <w:rFonts w:hint="eastAsia"/>
+          <w:lang w:val="en-US" w:eastAsia="zh-CN"/>
+        </w:rPr>
+        <w:t xml:space="preserve">  F08 int , --</w:t>
+      </w:r>
+    </w:p>
+    <w:p>
+      <w:pPr>
+        <w:pBdr>
+          <w:top w:val="single" w:color="auto" w:sz="4" w:space="0"/>
+          <w:left w:val="single" w:color="auto" w:sz="4" w:space="0"/>
+          <w:bottom w:val="single" w:color="auto" w:sz="4" w:space="0"/>
+          <w:right w:val="single" w:color="auto" w:sz="4" w:space="0"/>
+        </w:pBdr>
+        <w:rPr>
+          <w:rFonts w:hint="eastAsia"/>
+          <w:lang w:val="en-US" w:eastAsia="zh-CN"/>
+        </w:rPr>
+      </w:pPr>
+      <w:r>
+        <w:rPr>
+          <w:rFonts w:hint="eastAsia"/>
+          <w:lang w:val="en-US" w:eastAsia="zh-CN"/>
+        </w:rPr>
+        <w:t xml:space="preserve">  F09 int ,  --  汇总类别 : 1:日  30：月  365：年</w:t>
+      </w:r>
+    </w:p>
+    <w:p>
+      <w:pPr>
+        <w:pBdr>
+          <w:top w:val="single" w:color="auto" w:sz="4" w:space="0"/>
+          <w:left w:val="single" w:color="auto" w:sz="4" w:space="0"/>
+          <w:bottom w:val="single" w:color="auto" w:sz="4" w:space="0"/>
+          <w:right w:val="single" w:color="auto" w:sz="4" w:space="0"/>
+        </w:pBdr>
+        <w:rPr>
+          <w:rFonts w:hint="eastAsia"/>
+          <w:lang w:val="en-US" w:eastAsia="zh-CN"/>
+        </w:rPr>
+      </w:pPr>
+      <w:r>
+        <w:rPr>
+          <w:rFonts w:hint="eastAsia"/>
+          <w:lang w:val="en-US" w:eastAsia="zh-CN"/>
+        </w:rPr>
+        <w:t xml:space="preserve">  F10 Datetime, --日期</w:t>
+      </w:r>
+    </w:p>
+    <w:p>
+      <w:pPr>
+        <w:pBdr>
+          <w:top w:val="single" w:color="auto" w:sz="4" w:space="0"/>
+          <w:left w:val="single" w:color="auto" w:sz="4" w:space="0"/>
+          <w:bottom w:val="single" w:color="auto" w:sz="4" w:space="0"/>
+          <w:right w:val="single" w:color="auto" w:sz="4" w:space="0"/>
+        </w:pBdr>
+        <w:rPr>
+          <w:rFonts w:hint="eastAsia"/>
+          <w:lang w:val="en-US" w:eastAsia="zh-CN"/>
+        </w:rPr>
+      </w:pPr>
+      <w:r>
+        <w:rPr>
+          <w:rFonts w:hint="eastAsia"/>
+          <w:lang w:val="en-US" w:eastAsia="zh-CN"/>
+        </w:rPr>
+        <w:t xml:space="preserve">  F11 int ,  -- 增加数量</w:t>
+      </w:r>
+    </w:p>
+    <w:p>
+      <w:pPr>
+        <w:pBdr>
+          <w:top w:val="single" w:color="auto" w:sz="4" w:space="0"/>
+          <w:left w:val="single" w:color="auto" w:sz="4" w:space="0"/>
+          <w:bottom w:val="single" w:color="auto" w:sz="4" w:space="0"/>
+          <w:right w:val="single" w:color="auto" w:sz="4" w:space="0"/>
+        </w:pBdr>
+        <w:rPr>
+          <w:rFonts w:hint="eastAsia"/>
+          <w:lang w:val="en-US" w:eastAsia="zh-CN"/>
+        </w:rPr>
+      </w:pPr>
+      <w:r>
+        <w:rPr>
+          <w:rFonts w:hint="eastAsia"/>
+          <w:lang w:val="en-US" w:eastAsia="zh-CN"/>
+        </w:rPr>
+        <w:t xml:space="preserve">  F12 int ,  -- </w:t>
+      </w:r>
+    </w:p>
+    <w:p>
+      <w:pPr>
+        <w:pBdr>
+          <w:top w:val="single" w:color="auto" w:sz="4" w:space="0"/>
+          <w:left w:val="single" w:color="auto" w:sz="4" w:space="0"/>
+          <w:bottom w:val="single" w:color="auto" w:sz="4" w:space="0"/>
+          <w:right w:val="single" w:color="auto" w:sz="4" w:space="0"/>
+        </w:pBdr>
+        <w:rPr>
+          <w:rFonts w:hint="eastAsia"/>
+          <w:lang w:val="en-US" w:eastAsia="zh-CN"/>
+        </w:rPr>
+      </w:pPr>
+      <w:r>
+        <w:rPr>
+          <w:rFonts w:hint="eastAsia"/>
+          <w:lang w:val="en-US" w:eastAsia="zh-CN"/>
+        </w:rPr>
+        <w:t xml:space="preserve">  F13 int ,  -- 成功数量</w:t>
+      </w:r>
+    </w:p>
+    <w:p>
+      <w:pPr>
+        <w:pBdr>
+          <w:top w:val="single" w:color="auto" w:sz="4" w:space="0"/>
+          <w:left w:val="single" w:color="auto" w:sz="4" w:space="0"/>
+          <w:bottom w:val="single" w:color="auto" w:sz="4" w:space="0"/>
+          <w:right w:val="single" w:color="auto" w:sz="4" w:space="0"/>
+        </w:pBdr>
+        <w:rPr>
+          <w:rFonts w:hint="eastAsia"/>
+          <w:lang w:val="en-US" w:eastAsia="zh-CN"/>
+        </w:rPr>
+      </w:pPr>
+      <w:r>
+        <w:rPr>
+          <w:rFonts w:hint="eastAsia"/>
+          <w:lang w:val="en-US" w:eastAsia="zh-CN"/>
+        </w:rPr>
+        <w:t xml:space="preserve">  F14 int ,  --</w:t>
+      </w:r>
+    </w:p>
+    <w:p>
+      <w:pPr>
+        <w:pBdr>
+          <w:top w:val="single" w:color="auto" w:sz="4" w:space="0"/>
+          <w:left w:val="single" w:color="auto" w:sz="4" w:space="0"/>
+          <w:bottom w:val="single" w:color="auto" w:sz="4" w:space="0"/>
+          <w:right w:val="single" w:color="auto" w:sz="4" w:space="0"/>
+        </w:pBdr>
+        <w:rPr>
+          <w:rFonts w:hint="eastAsia"/>
+          <w:lang w:val="en-US" w:eastAsia="zh-CN"/>
+        </w:rPr>
+      </w:pPr>
+      <w:r>
+        <w:rPr>
+          <w:rFonts w:hint="eastAsia"/>
+          <w:lang w:val="en-US" w:eastAsia="zh-CN"/>
+        </w:rPr>
+        <w:t xml:space="preserve">  F15 int    --</w:t>
       </w:r>
     </w:p>
     <w:p>
@@ -23083,7 +23657,63 @@
           <w:rFonts w:hint="eastAsia"/>
           <w:lang w:val="en-US" w:eastAsia="zh-CN"/>
         </w:rPr>
-        <w:t>create Index ItEN_idx on iten(N02,N15,N16,N17)</w:t>
+        <w:t>Create index ItEH_Idx on iteh(F03,F05,F09,F10)</w:t>
+      </w:r>
+    </w:p>
+    <w:p>
+      <w:pPr>
+        <w:pBdr>
+          <w:top w:val="single" w:color="auto" w:sz="4" w:space="0"/>
+          <w:left w:val="single" w:color="auto" w:sz="4" w:space="0"/>
+          <w:bottom w:val="single" w:color="auto" w:sz="4" w:space="0"/>
+          <w:right w:val="single" w:color="auto" w:sz="4" w:space="0"/>
+        </w:pBdr>
+        <w:rPr>
+          <w:rFonts w:hint="eastAsia"/>
+          <w:lang w:val="en-US" w:eastAsia="zh-CN"/>
+        </w:rPr>
+      </w:pPr>
+    </w:p>
+    <w:p>
+      <w:pPr>
+        <w:pBdr>
+          <w:top w:val="single" w:color="auto" w:sz="4" w:space="0"/>
+          <w:left w:val="single" w:color="auto" w:sz="4" w:space="0"/>
+          <w:bottom w:val="single" w:color="auto" w:sz="4" w:space="0"/>
+          <w:right w:val="single" w:color="auto" w:sz="4" w:space="0"/>
+        </w:pBdr>
+        <w:rPr>
+          <w:rFonts w:hint="eastAsia"/>
+          <w:lang w:val="en-US" w:eastAsia="zh-CN"/>
+        </w:rPr>
+      </w:pPr>
+      <w:r>
+        <w:rPr>
+          <w:rFonts w:hint="eastAsia"/>
+          <w:lang w:val="en-US" w:eastAsia="zh-CN"/>
+        </w:rPr>
+        <w:t>--信息通知(消息中心)</w:t>
+      </w:r>
+    </w:p>
+    <w:p>
+      <w:pPr>
+        <w:pBdr>
+          <w:top w:val="single" w:color="auto" w:sz="4" w:space="0"/>
+          <w:left w:val="single" w:color="auto" w:sz="4" w:space="0"/>
+          <w:bottom w:val="single" w:color="auto" w:sz="4" w:space="0"/>
+          <w:right w:val="single" w:color="auto" w:sz="4" w:space="0"/>
+        </w:pBdr>
+        <w:rPr>
+          <w:rFonts w:hint="eastAsia"/>
+          <w:lang w:val="en-US" w:eastAsia="zh-CN"/>
+        </w:rPr>
+      </w:pPr>
+      <w:r>
+        <w:rPr>
+          <w:rFonts w:hint="eastAsia"/>
+          <w:lang w:val="en-US" w:eastAsia="zh-CN"/>
+        </w:rPr>
+        <w:t>drop table ItEN</w:t>
       </w:r>
     </w:p>
     <w:p>
@@ -23091,706 +23721,545 @@
         <w:pStyle w:val="4"/>
         <w:bidi w:val="0"/>
         <w:rPr>
-          <w:rFonts w:hint="default"/>
-          <w:lang w:val="en-US" w:eastAsia="zh-CN"/>
-        </w:rPr>
-      </w:pPr>
-      <w:bookmarkStart w:id="65" w:name="_Toc29208"/>
-      <w:bookmarkStart w:id="66" w:name="_Toc26274"/>
-      <w:r>
-        <w:rPr>
-          <w:rFonts w:hint="eastAsia"/>
-          <w:lang w:val="en-US" w:eastAsia="zh-CN"/>
-        </w:rPr>
-        <w:t>3.1.7 信息流动ITEF</w:t>
-      </w:r>
-      <w:bookmarkEnd w:id="65"/>
-      <w:bookmarkEnd w:id="66"/>
-    </w:p>
-    <w:p>
-      <w:pPr>
-        <w:pBdr>
-          <w:top w:val="single" w:color="auto" w:sz="4" w:space="0"/>
-          <w:left w:val="single" w:color="auto" w:sz="4" w:space="0"/>
-          <w:bottom w:val="single" w:color="auto" w:sz="4" w:space="0"/>
-          <w:right w:val="single" w:color="auto" w:sz="4" w:space="0"/>
-        </w:pBdr>
-        <w:rPr>
-          <w:rFonts w:hint="eastAsia"/>
-          <w:lang w:val="en-US" w:eastAsia="zh-CN"/>
-        </w:rPr>
-      </w:pPr>
-      <w:r>
-        <w:rPr>
-          <w:rFonts w:hint="eastAsia"/>
-          <w:lang w:val="en-US" w:eastAsia="zh-CN"/>
-        </w:rPr>
-        <w:t>Create Table IteF</w:t>
-      </w:r>
-    </w:p>
-    <w:p>
-      <w:pPr>
-        <w:pBdr>
-          <w:top w:val="single" w:color="auto" w:sz="4" w:space="0"/>
-          <w:left w:val="single" w:color="auto" w:sz="4" w:space="0"/>
-          <w:bottom w:val="single" w:color="auto" w:sz="4" w:space="0"/>
-          <w:right w:val="single" w:color="auto" w:sz="4" w:space="0"/>
-        </w:pBdr>
-        <w:rPr>
-          <w:rFonts w:hint="eastAsia"/>
-          <w:lang w:val="en-US" w:eastAsia="zh-CN"/>
-        </w:rPr>
-      </w:pPr>
-      <w:r>
-        <w:rPr>
-          <w:rFonts w:hint="eastAsia"/>
-          <w:lang w:val="en-US" w:eastAsia="zh-CN"/>
-        </w:rPr>
-        <w:t>( F01 int identity(1,1),</w:t>
-      </w:r>
-    </w:p>
-    <w:p>
-      <w:pPr>
-        <w:pBdr>
-          <w:top w:val="single" w:color="auto" w:sz="4" w:space="0"/>
-          <w:left w:val="single" w:color="auto" w:sz="4" w:space="0"/>
-          <w:bottom w:val="single" w:color="auto" w:sz="4" w:space="0"/>
-          <w:right w:val="single" w:color="auto" w:sz="4" w:space="0"/>
-        </w:pBdr>
-        <w:rPr>
-          <w:rFonts w:hint="eastAsia"/>
-          <w:lang w:val="en-US" w:eastAsia="zh-CN"/>
-        </w:rPr>
-      </w:pPr>
-      <w:r>
-        <w:rPr>
-          <w:rFonts w:hint="eastAsia"/>
-          <w:lang w:val="en-US" w:eastAsia="zh-CN"/>
-        </w:rPr>
-        <w:t xml:space="preserve">  F02 int , --UnitiD</w:t>
-      </w:r>
-    </w:p>
-    <w:p>
-      <w:pPr>
-        <w:pBdr>
-          <w:top w:val="single" w:color="auto" w:sz="4" w:space="0"/>
-          <w:left w:val="single" w:color="auto" w:sz="4" w:space="0"/>
-          <w:bottom w:val="single" w:color="auto" w:sz="4" w:space="0"/>
-          <w:right w:val="single" w:color="auto" w:sz="4" w:space="0"/>
-        </w:pBdr>
-        <w:rPr>
-          <w:rFonts w:hint="eastAsia"/>
-          <w:lang w:val="en-US" w:eastAsia="zh-CN"/>
-        </w:rPr>
-      </w:pPr>
-      <w:r>
-        <w:rPr>
-          <w:rFonts w:hint="eastAsia"/>
-          <w:lang w:val="en-US" w:eastAsia="zh-CN"/>
-        </w:rPr>
-        <w:t xml:space="preserve">  F03 int,  --</w:t>
-      </w:r>
-      <w:r>
-        <w:rPr>
-          <w:rFonts w:hint="eastAsia"/>
-          <w:lang w:val="en-US" w:eastAsia="zh-CN"/>
-        </w:rPr>
-        <w:tab/>
-      </w:r>
-      <w:r>
-        <w:rPr>
-          <w:rFonts w:hint="eastAsia"/>
-          <w:lang w:val="en-US" w:eastAsia="zh-CN"/>
-        </w:rPr>
-        <w:t>单位编号1</w:t>
-      </w:r>
-    </w:p>
-    <w:p>
-      <w:pPr>
-        <w:pBdr>
-          <w:top w:val="single" w:color="auto" w:sz="4" w:space="0"/>
-          <w:left w:val="single" w:color="auto" w:sz="4" w:space="0"/>
-          <w:bottom w:val="single" w:color="auto" w:sz="4" w:space="0"/>
-          <w:right w:val="single" w:color="auto" w:sz="4" w:space="0"/>
-        </w:pBdr>
-        <w:rPr>
-          <w:rFonts w:hint="eastAsia"/>
-          <w:lang w:val="en-US" w:eastAsia="zh-CN"/>
-        </w:rPr>
-      </w:pPr>
-      <w:r>
-        <w:rPr>
-          <w:rFonts w:hint="eastAsia"/>
-          <w:lang w:val="en-US" w:eastAsia="zh-CN"/>
-        </w:rPr>
-        <w:t xml:space="preserve">  F04 int,  --</w:t>
-      </w:r>
-      <w:r>
-        <w:rPr>
-          <w:rFonts w:hint="eastAsia"/>
-          <w:lang w:val="en-US" w:eastAsia="zh-CN"/>
-        </w:rPr>
-        <w:tab/>
-      </w:r>
-      <w:r>
-        <w:rPr>
-          <w:rFonts w:hint="eastAsia"/>
-          <w:lang w:val="en-US" w:eastAsia="zh-CN"/>
-        </w:rPr>
-        <w:t>部门1</w:t>
-      </w:r>
-    </w:p>
-    <w:p>
-      <w:pPr>
-        <w:pBdr>
-          <w:top w:val="single" w:color="auto" w:sz="4" w:space="0"/>
-          <w:left w:val="single" w:color="auto" w:sz="4" w:space="0"/>
-          <w:bottom w:val="single" w:color="auto" w:sz="4" w:space="0"/>
-          <w:right w:val="single" w:color="auto" w:sz="4" w:space="0"/>
-        </w:pBdr>
-        <w:rPr>
-          <w:rFonts w:hint="eastAsia"/>
-          <w:lang w:val="en-US" w:eastAsia="zh-CN"/>
-        </w:rPr>
-      </w:pPr>
-      <w:r>
-        <w:rPr>
-          <w:rFonts w:hint="eastAsia"/>
-          <w:lang w:val="en-US" w:eastAsia="zh-CN"/>
-        </w:rPr>
-        <w:t xml:space="preserve">  F05 int, --人员1</w:t>
-      </w:r>
-    </w:p>
-    <w:p>
-      <w:pPr>
-        <w:pBdr>
-          <w:top w:val="single" w:color="auto" w:sz="4" w:space="0"/>
-          <w:left w:val="single" w:color="auto" w:sz="4" w:space="0"/>
-          <w:bottom w:val="single" w:color="auto" w:sz="4" w:space="0"/>
-          <w:right w:val="single" w:color="auto" w:sz="4" w:space="0"/>
-        </w:pBdr>
-        <w:rPr>
-          <w:rFonts w:hint="eastAsia"/>
-          <w:lang w:val="en-US" w:eastAsia="zh-CN"/>
-        </w:rPr>
-      </w:pPr>
-      <w:r>
-        <w:rPr>
-          <w:rFonts w:hint="eastAsia"/>
-          <w:lang w:val="en-US" w:eastAsia="zh-CN"/>
-        </w:rPr>
-        <w:t xml:space="preserve">  F06 int, --单位编号2   (客户编号、供应商….)</w:t>
-      </w:r>
-    </w:p>
-    <w:p>
-      <w:pPr>
-        <w:pBdr>
-          <w:top w:val="single" w:color="auto" w:sz="4" w:space="0"/>
-          <w:left w:val="single" w:color="auto" w:sz="4" w:space="0"/>
-          <w:bottom w:val="single" w:color="auto" w:sz="4" w:space="0"/>
-          <w:right w:val="single" w:color="auto" w:sz="4" w:space="0"/>
-        </w:pBdr>
-        <w:rPr>
-          <w:rFonts w:hint="eastAsia"/>
-          <w:lang w:val="en-US" w:eastAsia="zh-CN"/>
-        </w:rPr>
-      </w:pPr>
-      <w:r>
-        <w:rPr>
-          <w:rFonts w:hint="eastAsia"/>
-          <w:lang w:val="en-US" w:eastAsia="zh-CN"/>
-        </w:rPr>
-        <w:t xml:space="preserve">  F07 int, --部门2</w:t>
-      </w:r>
-    </w:p>
-    <w:p>
-      <w:pPr>
-        <w:pBdr>
-          <w:top w:val="single" w:color="auto" w:sz="4" w:space="0"/>
-          <w:left w:val="single" w:color="auto" w:sz="4" w:space="0"/>
-          <w:bottom w:val="single" w:color="auto" w:sz="4" w:space="0"/>
-          <w:right w:val="single" w:color="auto" w:sz="4" w:space="0"/>
-        </w:pBdr>
-        <w:rPr>
-          <w:rFonts w:hint="eastAsia"/>
-          <w:lang w:val="en-US" w:eastAsia="zh-CN"/>
-        </w:rPr>
-      </w:pPr>
-      <w:r>
-        <w:rPr>
-          <w:rFonts w:hint="eastAsia"/>
-          <w:lang w:val="en-US" w:eastAsia="zh-CN"/>
-        </w:rPr>
-        <w:t xml:space="preserve">  F08 int, --人员</w:t>
-      </w:r>
-    </w:p>
-    <w:p>
-      <w:pPr>
-        <w:pBdr>
-          <w:top w:val="single" w:color="auto" w:sz="4" w:space="0"/>
-          <w:left w:val="single" w:color="auto" w:sz="4" w:space="0"/>
-          <w:bottom w:val="single" w:color="auto" w:sz="4" w:space="0"/>
-          <w:right w:val="single" w:color="auto" w:sz="4" w:space="0"/>
-        </w:pBdr>
-        <w:rPr>
-          <w:rFonts w:hint="eastAsia"/>
-          <w:lang w:val="en-US" w:eastAsia="zh-CN"/>
-        </w:rPr>
-      </w:pPr>
-      <w:r>
-        <w:rPr>
-          <w:rFonts w:hint="eastAsia"/>
-          <w:lang w:val="en-US" w:eastAsia="zh-CN"/>
-        </w:rPr>
-        <w:t xml:space="preserve">  F09 int, --信息类别    (1:销售系统  2:亲切通   4:Email </w:t>
-      </w:r>
-    </w:p>
-    <w:p>
-      <w:pPr>
-        <w:pBdr>
-          <w:top w:val="single" w:color="auto" w:sz="4" w:space="0"/>
-          <w:left w:val="single" w:color="auto" w:sz="4" w:space="0"/>
-          <w:bottom w:val="single" w:color="auto" w:sz="4" w:space="0"/>
-          <w:right w:val="single" w:color="auto" w:sz="4" w:space="0"/>
-        </w:pBdr>
-        <w:rPr>
-          <w:rFonts w:hint="eastAsia"/>
-          <w:lang w:val="en-US" w:eastAsia="zh-CN"/>
-        </w:rPr>
-      </w:pPr>
-      <w:r>
-        <w:rPr>
-          <w:rFonts w:hint="eastAsia"/>
-          <w:lang w:val="en-US" w:eastAsia="zh-CN"/>
-        </w:rPr>
-        <w:t xml:space="preserve">  F10 datetime, --日期</w:t>
-      </w:r>
-    </w:p>
-    <w:p>
-      <w:pPr>
-        <w:pBdr>
-          <w:top w:val="single" w:color="auto" w:sz="4" w:space="0"/>
-          <w:left w:val="single" w:color="auto" w:sz="4" w:space="0"/>
-          <w:bottom w:val="single" w:color="auto" w:sz="4" w:space="0"/>
-          <w:right w:val="single" w:color="auto" w:sz="4" w:space="0"/>
-        </w:pBdr>
-        <w:rPr>
-          <w:rFonts w:hint="eastAsia"/>
-          <w:lang w:val="en-US" w:eastAsia="zh-CN"/>
-        </w:rPr>
-      </w:pPr>
-      <w:r>
-        <w:rPr>
-          <w:rFonts w:hint="eastAsia"/>
-          <w:lang w:val="en-US" w:eastAsia="zh-CN"/>
-        </w:rPr>
-        <w:t xml:space="preserve">  F11 int,--</w:t>
-      </w:r>
-      <w:r>
-        <w:rPr>
-          <w:rFonts w:hint="eastAsia"/>
-          <w:lang w:val="en-US" w:eastAsia="zh-CN"/>
-        </w:rPr>
-        <w:tab/>
-      </w:r>
-      <w:r>
-        <w:rPr>
-          <w:rFonts w:hint="eastAsia"/>
-          <w:lang w:val="en-US" w:eastAsia="zh-CN"/>
-        </w:rPr>
-        <w:t>方式：  11:上门  10:客户上门  71:去电 70:来电  21:发送Email  20:接收Email</w:t>
-      </w:r>
-    </w:p>
-    <w:p>
-      <w:pPr>
-        <w:pBdr>
-          <w:top w:val="single" w:color="auto" w:sz="4" w:space="0"/>
-          <w:left w:val="single" w:color="auto" w:sz="4" w:space="0"/>
-          <w:bottom w:val="single" w:color="auto" w:sz="4" w:space="0"/>
-          <w:right w:val="single" w:color="auto" w:sz="4" w:space="0"/>
-        </w:pBdr>
-        <w:rPr>
-          <w:rFonts w:hint="eastAsia"/>
-          <w:lang w:val="en-US" w:eastAsia="zh-CN"/>
-        </w:rPr>
-      </w:pPr>
-      <w:r>
-        <w:rPr>
-          <w:rFonts w:hint="eastAsia"/>
-          <w:lang w:val="en-US" w:eastAsia="zh-CN"/>
-        </w:rPr>
-        <w:t xml:space="preserve">                         31:发短信  30:收短信  5:信 </w:t>
-      </w:r>
-    </w:p>
-    <w:p>
-      <w:pPr>
-        <w:pBdr>
-          <w:top w:val="single" w:color="auto" w:sz="4" w:space="0"/>
-          <w:left w:val="single" w:color="auto" w:sz="4" w:space="0"/>
-          <w:bottom w:val="single" w:color="auto" w:sz="4" w:space="0"/>
-          <w:right w:val="single" w:color="auto" w:sz="4" w:space="0"/>
-        </w:pBdr>
-        <w:rPr>
-          <w:rFonts w:hint="eastAsia"/>
-          <w:lang w:val="en-US" w:eastAsia="zh-CN"/>
-        </w:rPr>
-      </w:pPr>
-      <w:r>
-        <w:rPr>
-          <w:rFonts w:hint="eastAsia"/>
-          <w:lang w:val="en-US" w:eastAsia="zh-CN"/>
-        </w:rPr>
-        <w:t xml:space="preserve">  F12 int, --</w:t>
-      </w:r>
-      <w:r>
-        <w:rPr>
-          <w:rFonts w:hint="eastAsia"/>
-          <w:lang w:val="en-US" w:eastAsia="zh-CN"/>
-        </w:rPr>
-        <w:tab/>
-      </w:r>
-      <w:r>
-        <w:rPr>
-          <w:rFonts w:hint="eastAsia"/>
-          <w:lang w:val="en-US" w:eastAsia="zh-CN"/>
-        </w:rPr>
-        <w:t>方向： 1：出  2:进</w:t>
-      </w:r>
-    </w:p>
-    <w:p>
-      <w:pPr>
-        <w:pBdr>
-          <w:top w:val="single" w:color="auto" w:sz="4" w:space="0"/>
-          <w:left w:val="single" w:color="auto" w:sz="4" w:space="0"/>
-          <w:bottom w:val="single" w:color="auto" w:sz="4" w:space="0"/>
-          <w:right w:val="single" w:color="auto" w:sz="4" w:space="0"/>
-        </w:pBdr>
-        <w:rPr>
-          <w:rFonts w:hint="eastAsia"/>
-          <w:lang w:val="en-US" w:eastAsia="zh-CN"/>
-        </w:rPr>
-      </w:pPr>
-      <w:r>
-        <w:rPr>
-          <w:rFonts w:hint="eastAsia"/>
-          <w:lang w:val="en-US" w:eastAsia="zh-CN"/>
-        </w:rPr>
-        <w:t xml:space="preserve">  F13 int, --</w:t>
-      </w:r>
-      <w:r>
-        <w:rPr>
-          <w:rFonts w:hint="eastAsia"/>
-          <w:lang w:val="en-US" w:eastAsia="zh-CN"/>
-        </w:rPr>
-        <w:tab/>
-      </w:r>
-      <w:r>
-        <w:rPr>
-          <w:rFonts w:hint="eastAsia"/>
-          <w:lang w:val="en-US" w:eastAsia="zh-CN"/>
-        </w:rPr>
-        <w:t xml:space="preserve"> </w:t>
-      </w:r>
-    </w:p>
-    <w:p>
-      <w:pPr>
-        <w:pBdr>
-          <w:top w:val="single" w:color="auto" w:sz="4" w:space="0"/>
-          <w:left w:val="single" w:color="auto" w:sz="4" w:space="0"/>
-          <w:bottom w:val="single" w:color="auto" w:sz="4" w:space="0"/>
-          <w:right w:val="single" w:color="auto" w:sz="4" w:space="0"/>
-        </w:pBdr>
-        <w:rPr>
-          <w:rFonts w:hint="eastAsia"/>
-          <w:lang w:val="en-US" w:eastAsia="zh-CN"/>
-        </w:rPr>
-      </w:pPr>
-      <w:r>
-        <w:rPr>
-          <w:rFonts w:hint="eastAsia"/>
-          <w:lang w:val="en-US" w:eastAsia="zh-CN"/>
-        </w:rPr>
-        <w:t xml:space="preserve">  F14 char(50),--标题</w:t>
-      </w:r>
-    </w:p>
-    <w:p>
-      <w:pPr>
-        <w:pBdr>
-          <w:top w:val="single" w:color="auto" w:sz="4" w:space="0"/>
-          <w:left w:val="single" w:color="auto" w:sz="4" w:space="0"/>
-          <w:bottom w:val="single" w:color="auto" w:sz="4" w:space="0"/>
-          <w:right w:val="single" w:color="auto" w:sz="4" w:space="0"/>
-        </w:pBdr>
-        <w:rPr>
-          <w:rFonts w:hint="eastAsia"/>
-          <w:lang w:val="en-US" w:eastAsia="zh-CN"/>
-        </w:rPr>
-      </w:pPr>
-      <w:r>
-        <w:rPr>
-          <w:rFonts w:hint="eastAsia"/>
-          <w:lang w:val="en-US" w:eastAsia="zh-CN"/>
-        </w:rPr>
-        <w:t xml:space="preserve">  F15 text,--</w:t>
-      </w:r>
-      <w:r>
-        <w:rPr>
-          <w:rFonts w:hint="eastAsia"/>
-          <w:lang w:val="en-US" w:eastAsia="zh-CN"/>
-        </w:rPr>
-        <w:tab/>
-      </w:r>
-      <w:r>
-        <w:rPr>
-          <w:rFonts w:hint="eastAsia"/>
-          <w:lang w:val="en-US" w:eastAsia="zh-CN"/>
-        </w:rPr>
-        <w:t xml:space="preserve"> 内容</w:t>
-      </w:r>
-    </w:p>
-    <w:p>
-      <w:pPr>
-        <w:pBdr>
-          <w:top w:val="single" w:color="auto" w:sz="4" w:space="0"/>
-          <w:left w:val="single" w:color="auto" w:sz="4" w:space="0"/>
-          <w:bottom w:val="single" w:color="auto" w:sz="4" w:space="0"/>
-          <w:right w:val="single" w:color="auto" w:sz="4" w:space="0"/>
-        </w:pBdr>
-        <w:rPr>
-          <w:rFonts w:hint="eastAsia"/>
-          <w:lang w:val="en-US" w:eastAsia="zh-CN"/>
-        </w:rPr>
-      </w:pPr>
-      <w:r>
-        <w:rPr>
-          <w:rFonts w:hint="eastAsia"/>
-          <w:lang w:val="en-US" w:eastAsia="zh-CN"/>
-        </w:rPr>
-        <w:t xml:space="preserve">  F16 text,--   客户意见</w:t>
-      </w:r>
-    </w:p>
-    <w:p>
-      <w:pPr>
-        <w:pBdr>
-          <w:top w:val="single" w:color="auto" w:sz="4" w:space="0"/>
-          <w:left w:val="single" w:color="auto" w:sz="4" w:space="0"/>
-          <w:bottom w:val="single" w:color="auto" w:sz="4" w:space="0"/>
-          <w:right w:val="single" w:color="auto" w:sz="4" w:space="0"/>
-        </w:pBdr>
-        <w:rPr>
-          <w:rFonts w:hint="eastAsia"/>
-          <w:lang w:val="en-US" w:eastAsia="zh-CN"/>
-        </w:rPr>
-      </w:pPr>
-      <w:r>
-        <w:rPr>
-          <w:rFonts w:hint="eastAsia"/>
-          <w:lang w:val="en-US" w:eastAsia="zh-CN"/>
-        </w:rPr>
-        <w:t xml:space="preserve">  F17 text,--</w:t>
-      </w:r>
-      <w:r>
-        <w:rPr>
-          <w:rFonts w:hint="eastAsia"/>
-          <w:lang w:val="en-US" w:eastAsia="zh-CN"/>
-        </w:rPr>
-        <w:tab/>
-      </w:r>
-      <w:r>
-        <w:rPr>
-          <w:rFonts w:hint="eastAsia"/>
-          <w:lang w:val="en-US" w:eastAsia="zh-CN"/>
-        </w:rPr>
-        <w:t>备注</w:t>
-      </w:r>
-    </w:p>
-    <w:p>
-      <w:pPr>
-        <w:pBdr>
-          <w:top w:val="single" w:color="auto" w:sz="4" w:space="0"/>
-          <w:left w:val="single" w:color="auto" w:sz="4" w:space="0"/>
-          <w:bottom w:val="single" w:color="auto" w:sz="4" w:space="0"/>
-          <w:right w:val="single" w:color="auto" w:sz="4" w:space="0"/>
-        </w:pBdr>
-        <w:rPr>
-          <w:rFonts w:hint="eastAsia"/>
-          <w:lang w:val="en-US" w:eastAsia="zh-CN"/>
-        </w:rPr>
-      </w:pPr>
-      <w:r>
-        <w:rPr>
-          <w:rFonts w:hint="eastAsia"/>
-          <w:lang w:val="en-US" w:eastAsia="zh-CN"/>
-        </w:rPr>
-        <w:t xml:space="preserve">  F18 text,--  领导意见</w:t>
-      </w:r>
-    </w:p>
-    <w:p>
-      <w:pPr>
-        <w:pBdr>
-          <w:top w:val="single" w:color="auto" w:sz="4" w:space="0"/>
-          <w:left w:val="single" w:color="auto" w:sz="4" w:space="0"/>
-          <w:bottom w:val="single" w:color="auto" w:sz="4" w:space="0"/>
-          <w:right w:val="single" w:color="auto" w:sz="4" w:space="0"/>
-        </w:pBdr>
-        <w:rPr>
-          <w:rFonts w:hint="eastAsia"/>
-          <w:lang w:val="en-US" w:eastAsia="zh-CN"/>
-        </w:rPr>
-      </w:pPr>
-      <w:r>
-        <w:rPr>
-          <w:rFonts w:hint="eastAsia"/>
-          <w:lang w:val="en-US" w:eastAsia="zh-CN"/>
-        </w:rPr>
-        <w:t xml:space="preserve">  F19 float,-- 费用</w:t>
-      </w:r>
-    </w:p>
-    <w:p>
-      <w:pPr>
-        <w:pBdr>
-          <w:top w:val="single" w:color="auto" w:sz="4" w:space="0"/>
-          <w:left w:val="single" w:color="auto" w:sz="4" w:space="0"/>
-          <w:bottom w:val="single" w:color="auto" w:sz="4" w:space="0"/>
-          <w:right w:val="single" w:color="auto" w:sz="4" w:space="0"/>
-        </w:pBdr>
-        <w:rPr>
-          <w:rFonts w:hint="eastAsia"/>
-          <w:lang w:val="en-US" w:eastAsia="zh-CN"/>
-        </w:rPr>
-      </w:pPr>
-      <w:r>
-        <w:rPr>
-          <w:rFonts w:hint="eastAsia"/>
-          <w:lang w:val="en-US" w:eastAsia="zh-CN"/>
-        </w:rPr>
-        <w:t xml:space="preserve">  F20 int,</w:t>
-      </w:r>
-    </w:p>
-    <w:p>
-      <w:pPr>
-        <w:pBdr>
-          <w:top w:val="single" w:color="auto" w:sz="4" w:space="0"/>
-          <w:left w:val="single" w:color="auto" w:sz="4" w:space="0"/>
-          <w:bottom w:val="single" w:color="auto" w:sz="4" w:space="0"/>
-          <w:right w:val="single" w:color="auto" w:sz="4" w:space="0"/>
-        </w:pBdr>
-        <w:rPr>
-          <w:rFonts w:hint="eastAsia"/>
-          <w:lang w:val="en-US" w:eastAsia="zh-CN"/>
-        </w:rPr>
-      </w:pPr>
-      <w:r>
-        <w:rPr>
-          <w:rFonts w:hint="eastAsia"/>
-          <w:lang w:val="en-US" w:eastAsia="zh-CN"/>
-        </w:rPr>
-        <w:t xml:space="preserve">  F21 int,</w:t>
-      </w:r>
-    </w:p>
-    <w:p>
-      <w:pPr>
-        <w:pBdr>
-          <w:top w:val="single" w:color="auto" w:sz="4" w:space="0"/>
-          <w:left w:val="single" w:color="auto" w:sz="4" w:space="0"/>
-          <w:bottom w:val="single" w:color="auto" w:sz="4" w:space="0"/>
-          <w:right w:val="single" w:color="auto" w:sz="4" w:space="0"/>
-        </w:pBdr>
-        <w:rPr>
-          <w:rFonts w:hint="eastAsia"/>
-          <w:lang w:val="en-US" w:eastAsia="zh-CN"/>
-        </w:rPr>
-      </w:pPr>
-      <w:r>
-        <w:rPr>
-          <w:rFonts w:hint="eastAsia"/>
-          <w:lang w:val="en-US" w:eastAsia="zh-CN"/>
-        </w:rPr>
-        <w:t xml:space="preserve">  F22 char(20), -- 客户名称</w:t>
-      </w:r>
-    </w:p>
-    <w:p>
-      <w:pPr>
-        <w:pBdr>
-          <w:top w:val="single" w:color="auto" w:sz="4" w:space="0"/>
-          <w:left w:val="single" w:color="auto" w:sz="4" w:space="0"/>
-          <w:bottom w:val="single" w:color="auto" w:sz="4" w:space="0"/>
-          <w:right w:val="single" w:color="auto" w:sz="4" w:space="0"/>
-        </w:pBdr>
-        <w:rPr>
-          <w:rFonts w:hint="eastAsia"/>
-          <w:lang w:val="en-US" w:eastAsia="zh-CN"/>
-        </w:rPr>
-      </w:pPr>
-      <w:r>
-        <w:rPr>
-          <w:rFonts w:hint="eastAsia"/>
-          <w:lang w:val="en-US" w:eastAsia="zh-CN"/>
-        </w:rPr>
-        <w:t xml:space="preserve">  F23 char(20),</w:t>
-      </w:r>
-    </w:p>
-    <w:p>
-      <w:pPr>
-        <w:pBdr>
-          <w:top w:val="single" w:color="auto" w:sz="4" w:space="0"/>
-          <w:left w:val="single" w:color="auto" w:sz="4" w:space="0"/>
-          <w:bottom w:val="single" w:color="auto" w:sz="4" w:space="0"/>
-          <w:right w:val="single" w:color="auto" w:sz="4" w:space="0"/>
-        </w:pBdr>
-        <w:rPr>
-          <w:rFonts w:hint="eastAsia"/>
-          <w:lang w:val="en-US" w:eastAsia="zh-CN"/>
-        </w:rPr>
-      </w:pPr>
-      <w:r>
-        <w:rPr>
-          <w:rFonts w:hint="eastAsia"/>
-          <w:lang w:val="en-US" w:eastAsia="zh-CN"/>
-        </w:rPr>
-        <w:t xml:space="preserve">  F24 datetime,--录入时间</w:t>
-      </w:r>
-    </w:p>
-    <w:p>
-      <w:pPr>
-        <w:pBdr>
-          <w:top w:val="single" w:color="auto" w:sz="4" w:space="0"/>
-          <w:left w:val="single" w:color="auto" w:sz="4" w:space="0"/>
-          <w:bottom w:val="single" w:color="auto" w:sz="4" w:space="0"/>
-          <w:right w:val="single" w:color="auto" w:sz="4" w:space="0"/>
-        </w:pBdr>
-        <w:rPr>
-          <w:rFonts w:hint="eastAsia"/>
-          <w:lang w:val="en-US" w:eastAsia="zh-CN"/>
-        </w:rPr>
-      </w:pPr>
-      <w:r>
-        <w:rPr>
-          <w:rFonts w:hint="eastAsia"/>
-          <w:lang w:val="en-US" w:eastAsia="zh-CN"/>
-        </w:rPr>
-        <w:t xml:space="preserve">  F25 datetime,</w:t>
-      </w:r>
-    </w:p>
-    <w:p>
-      <w:pPr>
-        <w:pBdr>
-          <w:top w:val="single" w:color="auto" w:sz="4" w:space="0"/>
-          <w:left w:val="single" w:color="auto" w:sz="4" w:space="0"/>
-          <w:bottom w:val="single" w:color="auto" w:sz="4" w:space="0"/>
-          <w:right w:val="single" w:color="auto" w:sz="4" w:space="0"/>
-        </w:pBdr>
-        <w:rPr>
-          <w:rFonts w:hint="eastAsia"/>
-          <w:lang w:val="en-US" w:eastAsia="zh-CN"/>
-        </w:rPr>
-      </w:pPr>
-      <w:r>
-        <w:rPr>
-          <w:rFonts w:hint="eastAsia"/>
-          <w:lang w:val="en-US" w:eastAsia="zh-CN"/>
-        </w:rPr>
-        <w:t xml:space="preserve">  F26 int     --录入人 nvarchar(20), --规格型号</w:t>
+          <w:rFonts w:hint="eastAsia"/>
+          <w:lang w:val="en-US" w:eastAsia="zh-CN"/>
+        </w:rPr>
+      </w:pPr>
+      <w:bookmarkStart w:id="67" w:name="_Toc8073"/>
+      <w:bookmarkStart w:id="68" w:name="_Toc869"/>
+      <w:r>
+        <w:rPr>
+          <w:rFonts w:hint="eastAsia"/>
+          <w:lang w:val="en-US" w:eastAsia="zh-CN"/>
+        </w:rPr>
+        <w:t>3.1.6 Create table ItEN</w:t>
+      </w:r>
+      <w:bookmarkEnd w:id="67"/>
+      <w:bookmarkEnd w:id="68"/>
+    </w:p>
+    <w:p>
+      <w:pPr>
+        <w:pBdr>
+          <w:top w:val="single" w:color="auto" w:sz="4" w:space="0"/>
+          <w:left w:val="single" w:color="auto" w:sz="4" w:space="0"/>
+          <w:bottom w:val="single" w:color="auto" w:sz="4" w:space="0"/>
+          <w:right w:val="single" w:color="auto" w:sz="4" w:space="0"/>
+        </w:pBdr>
+        <w:rPr>
+          <w:rFonts w:hint="eastAsia"/>
+          <w:lang w:val="en-US" w:eastAsia="zh-CN"/>
+        </w:rPr>
+      </w:pPr>
+      <w:r>
+        <w:rPr>
+          <w:rFonts w:hint="eastAsia"/>
+          <w:lang w:val="en-US" w:eastAsia="zh-CN"/>
+        </w:rPr>
+        <w:t xml:space="preserve">(  </w:t>
+      </w:r>
+    </w:p>
+    <w:p>
+      <w:pPr>
+        <w:pBdr>
+          <w:top w:val="single" w:color="auto" w:sz="4" w:space="0"/>
+          <w:left w:val="single" w:color="auto" w:sz="4" w:space="0"/>
+          <w:bottom w:val="single" w:color="auto" w:sz="4" w:space="0"/>
+          <w:right w:val="single" w:color="auto" w:sz="4" w:space="0"/>
+        </w:pBdr>
+        <w:rPr>
+          <w:rFonts w:hint="eastAsia"/>
+          <w:lang w:val="en-US" w:eastAsia="zh-CN"/>
+        </w:rPr>
+      </w:pPr>
+      <w:r>
+        <w:rPr>
+          <w:rFonts w:hint="eastAsia"/>
+          <w:lang w:val="en-US" w:eastAsia="zh-CN"/>
+        </w:rPr>
+        <w:t xml:space="preserve">  N01 int identity(1,1),</w:t>
+      </w:r>
+    </w:p>
+    <w:p>
+      <w:pPr>
+        <w:pBdr>
+          <w:top w:val="single" w:color="auto" w:sz="4" w:space="0"/>
+          <w:left w:val="single" w:color="auto" w:sz="4" w:space="0"/>
+          <w:bottom w:val="single" w:color="auto" w:sz="4" w:space="0"/>
+          <w:right w:val="single" w:color="auto" w:sz="4" w:space="0"/>
+        </w:pBdr>
+        <w:rPr>
+          <w:rFonts w:hint="eastAsia"/>
+          <w:lang w:val="en-US" w:eastAsia="zh-CN"/>
+        </w:rPr>
+      </w:pPr>
+      <w:r>
+        <w:rPr>
+          <w:rFonts w:hint="eastAsia"/>
+          <w:lang w:val="en-US" w:eastAsia="zh-CN"/>
+        </w:rPr>
+        <w:t xml:space="preserve">  N02 int,  --信息类别</w:t>
+      </w:r>
+    </w:p>
+    <w:p>
+      <w:pPr>
+        <w:pBdr>
+          <w:top w:val="single" w:color="auto" w:sz="4" w:space="0"/>
+          <w:left w:val="single" w:color="auto" w:sz="4" w:space="0"/>
+          <w:bottom w:val="single" w:color="auto" w:sz="4" w:space="0"/>
+          <w:right w:val="single" w:color="auto" w:sz="4" w:space="0"/>
+        </w:pBdr>
+        <w:rPr>
+          <w:rFonts w:hint="eastAsia"/>
+          <w:lang w:val="en-US" w:eastAsia="zh-CN"/>
+        </w:rPr>
+      </w:pPr>
+      <w:r>
+        <w:rPr>
+          <w:rFonts w:hint="eastAsia"/>
+          <w:lang w:val="en-US" w:eastAsia="zh-CN"/>
+        </w:rPr>
+        <w:t xml:space="preserve">  N03 int ,  --信息ID</w:t>
+      </w:r>
+    </w:p>
+    <w:p>
+      <w:pPr>
+        <w:pBdr>
+          <w:top w:val="single" w:color="auto" w:sz="4" w:space="0"/>
+          <w:left w:val="single" w:color="auto" w:sz="4" w:space="0"/>
+          <w:bottom w:val="single" w:color="auto" w:sz="4" w:space="0"/>
+          <w:right w:val="single" w:color="auto" w:sz="4" w:space="0"/>
+        </w:pBdr>
+        <w:rPr>
+          <w:rFonts w:hint="eastAsia"/>
+          <w:lang w:val="en-US" w:eastAsia="zh-CN"/>
+        </w:rPr>
+      </w:pPr>
+      <w:r>
+        <w:rPr>
+          <w:rFonts w:hint="eastAsia"/>
+          <w:lang w:val="en-US" w:eastAsia="zh-CN"/>
+        </w:rPr>
+        <w:t xml:space="preserve">  N04 int,  --信息模板 </w:t>
+      </w:r>
+    </w:p>
+    <w:p>
+      <w:pPr>
+        <w:pBdr>
+          <w:top w:val="single" w:color="auto" w:sz="4" w:space="0"/>
+          <w:left w:val="single" w:color="auto" w:sz="4" w:space="0"/>
+          <w:bottom w:val="single" w:color="auto" w:sz="4" w:space="0"/>
+          <w:right w:val="single" w:color="auto" w:sz="4" w:space="0"/>
+        </w:pBdr>
+        <w:rPr>
+          <w:rFonts w:hint="eastAsia"/>
+          <w:lang w:val="en-US" w:eastAsia="zh-CN"/>
+        </w:rPr>
+      </w:pPr>
+      <w:r>
+        <w:rPr>
+          <w:rFonts w:hint="eastAsia"/>
+          <w:lang w:val="en-US" w:eastAsia="zh-CN"/>
+        </w:rPr>
+        <w:t xml:space="preserve">  N05 int , -- 节点号</w:t>
+      </w:r>
+    </w:p>
+    <w:p>
+      <w:pPr>
+        <w:pBdr>
+          <w:top w:val="single" w:color="auto" w:sz="4" w:space="0"/>
+          <w:left w:val="single" w:color="auto" w:sz="4" w:space="0"/>
+          <w:bottom w:val="single" w:color="auto" w:sz="4" w:space="0"/>
+          <w:right w:val="single" w:color="auto" w:sz="4" w:space="0"/>
+        </w:pBdr>
+        <w:rPr>
+          <w:rFonts w:hint="eastAsia"/>
+          <w:lang w:val="en-US" w:eastAsia="zh-CN"/>
+        </w:rPr>
+      </w:pPr>
+      <w:r>
+        <w:rPr>
+          <w:rFonts w:hint="eastAsia"/>
+          <w:lang w:val="en-US" w:eastAsia="zh-CN"/>
+        </w:rPr>
+        <w:t xml:space="preserve">  N06 int, -- 流动类别, 一般为0.  会议有多个分支流程. 主持人、记要人、归档人</w:t>
+      </w:r>
+    </w:p>
+    <w:p>
+      <w:pPr>
+        <w:pBdr>
+          <w:top w:val="single" w:color="auto" w:sz="4" w:space="0"/>
+          <w:left w:val="single" w:color="auto" w:sz="4" w:space="0"/>
+          <w:bottom w:val="single" w:color="auto" w:sz="4" w:space="0"/>
+          <w:right w:val="single" w:color="auto" w:sz="4" w:space="0"/>
+        </w:pBdr>
+        <w:rPr>
+          <w:rFonts w:hint="eastAsia"/>
+          <w:lang w:val="en-US" w:eastAsia="zh-CN"/>
+        </w:rPr>
+      </w:pPr>
+      <w:r>
+        <w:rPr>
+          <w:rFonts w:hint="eastAsia"/>
+          <w:lang w:val="en-US" w:eastAsia="zh-CN"/>
+        </w:rPr>
+        <w:t xml:space="preserve">  N08 int,  --项目号</w:t>
+      </w:r>
+    </w:p>
+    <w:p>
+      <w:pPr>
+        <w:pBdr>
+          <w:top w:val="single" w:color="auto" w:sz="4" w:space="0"/>
+          <w:left w:val="single" w:color="auto" w:sz="4" w:space="0"/>
+          <w:bottom w:val="single" w:color="auto" w:sz="4" w:space="0"/>
+          <w:right w:val="single" w:color="auto" w:sz="4" w:space="0"/>
+        </w:pBdr>
+        <w:rPr>
+          <w:rFonts w:hint="eastAsia"/>
+          <w:lang w:val="en-US" w:eastAsia="zh-CN"/>
+        </w:rPr>
+      </w:pPr>
+      <w:r>
+        <w:rPr>
+          <w:rFonts w:hint="eastAsia"/>
+          <w:lang w:val="en-US" w:eastAsia="zh-CN"/>
+        </w:rPr>
+        <w:t xml:space="preserve">  N09 INT ,  --</w:t>
+      </w:r>
+    </w:p>
+    <w:p>
+      <w:pPr>
+        <w:pBdr>
+          <w:top w:val="single" w:color="auto" w:sz="4" w:space="0"/>
+          <w:left w:val="single" w:color="auto" w:sz="4" w:space="0"/>
+          <w:bottom w:val="single" w:color="auto" w:sz="4" w:space="0"/>
+          <w:right w:val="single" w:color="auto" w:sz="4" w:space="0"/>
+        </w:pBdr>
+        <w:rPr>
+          <w:rFonts w:hint="eastAsia"/>
+          <w:lang w:val="en-US" w:eastAsia="zh-CN"/>
+        </w:rPr>
+      </w:pPr>
+      <w:r>
+        <w:rPr>
+          <w:rFonts w:hint="eastAsia"/>
+          <w:lang w:val="en-US" w:eastAsia="zh-CN"/>
+        </w:rPr>
+        <w:t xml:space="preserve">  N10 nvarchar(30), --标题</w:t>
+      </w:r>
+    </w:p>
+    <w:p>
+      <w:pPr>
+        <w:pBdr>
+          <w:top w:val="single" w:color="auto" w:sz="4" w:space="0"/>
+          <w:left w:val="single" w:color="auto" w:sz="4" w:space="0"/>
+          <w:bottom w:val="single" w:color="auto" w:sz="4" w:space="0"/>
+          <w:right w:val="single" w:color="auto" w:sz="4" w:space="0"/>
+        </w:pBdr>
+        <w:rPr>
+          <w:rFonts w:hint="eastAsia"/>
+          <w:lang w:val="en-US" w:eastAsia="zh-CN"/>
+        </w:rPr>
+      </w:pPr>
+      <w:r>
+        <w:rPr>
+          <w:rFonts w:hint="eastAsia"/>
+          <w:lang w:val="en-US" w:eastAsia="zh-CN"/>
+        </w:rPr>
+        <w:t xml:space="preserve">  N11  int,  --发送方UID</w:t>
+      </w:r>
+    </w:p>
+    <w:p>
+      <w:pPr>
+        <w:pBdr>
+          <w:top w:val="single" w:color="auto" w:sz="4" w:space="0"/>
+          <w:left w:val="single" w:color="auto" w:sz="4" w:space="0"/>
+          <w:bottom w:val="single" w:color="auto" w:sz="4" w:space="0"/>
+          <w:right w:val="single" w:color="auto" w:sz="4" w:space="0"/>
+        </w:pBdr>
+        <w:rPr>
+          <w:rFonts w:hint="eastAsia"/>
+          <w:lang w:val="en-US" w:eastAsia="zh-CN"/>
+        </w:rPr>
+      </w:pPr>
+      <w:r>
+        <w:rPr>
+          <w:rFonts w:hint="eastAsia"/>
+          <w:lang w:val="en-US" w:eastAsia="zh-CN"/>
+        </w:rPr>
+        <w:t xml:space="preserve">  N12  int,  --发送方 部门ID</w:t>
+      </w:r>
+    </w:p>
+    <w:p>
+      <w:pPr>
+        <w:pBdr>
+          <w:top w:val="single" w:color="auto" w:sz="4" w:space="0"/>
+          <w:left w:val="single" w:color="auto" w:sz="4" w:space="0"/>
+          <w:bottom w:val="single" w:color="auto" w:sz="4" w:space="0"/>
+          <w:right w:val="single" w:color="auto" w:sz="4" w:space="0"/>
+        </w:pBdr>
+        <w:rPr>
+          <w:rFonts w:hint="eastAsia"/>
+          <w:lang w:val="en-US" w:eastAsia="zh-CN"/>
+        </w:rPr>
+      </w:pPr>
+      <w:r>
+        <w:rPr>
+          <w:rFonts w:hint="eastAsia"/>
+          <w:lang w:val="en-US" w:eastAsia="zh-CN"/>
+        </w:rPr>
+        <w:t xml:space="preserve">  N13  int ,  --发送人</w:t>
+      </w:r>
+    </w:p>
+    <w:p>
+      <w:pPr>
+        <w:pBdr>
+          <w:top w:val="single" w:color="auto" w:sz="4" w:space="0"/>
+          <w:left w:val="single" w:color="auto" w:sz="4" w:space="0"/>
+          <w:bottom w:val="single" w:color="auto" w:sz="4" w:space="0"/>
+          <w:right w:val="single" w:color="auto" w:sz="4" w:space="0"/>
+        </w:pBdr>
+        <w:rPr>
+          <w:rFonts w:hint="eastAsia"/>
+          <w:lang w:val="en-US" w:eastAsia="zh-CN"/>
+        </w:rPr>
+      </w:pPr>
+      <w:r>
+        <w:rPr>
+          <w:rFonts w:hint="eastAsia"/>
+          <w:lang w:val="en-US" w:eastAsia="zh-CN"/>
+        </w:rPr>
+        <w:t xml:space="preserve">  N14 int,  --接收方UID</w:t>
+      </w:r>
+    </w:p>
+    <w:p>
+      <w:pPr>
+        <w:pBdr>
+          <w:top w:val="single" w:color="auto" w:sz="4" w:space="0"/>
+          <w:left w:val="single" w:color="auto" w:sz="4" w:space="0"/>
+          <w:bottom w:val="single" w:color="auto" w:sz="4" w:space="0"/>
+          <w:right w:val="single" w:color="auto" w:sz="4" w:space="0"/>
+        </w:pBdr>
+        <w:rPr>
+          <w:rFonts w:hint="eastAsia"/>
+          <w:lang w:val="en-US" w:eastAsia="zh-CN"/>
+        </w:rPr>
+      </w:pPr>
+      <w:r>
+        <w:rPr>
+          <w:rFonts w:hint="eastAsia"/>
+          <w:lang w:val="en-US" w:eastAsia="zh-CN"/>
+        </w:rPr>
+        <w:t xml:space="preserve">  N15 int,  --接收方部门ID</w:t>
+      </w:r>
+    </w:p>
+    <w:p>
+      <w:pPr>
+        <w:pBdr>
+          <w:top w:val="single" w:color="auto" w:sz="4" w:space="0"/>
+          <w:left w:val="single" w:color="auto" w:sz="4" w:space="0"/>
+          <w:bottom w:val="single" w:color="auto" w:sz="4" w:space="0"/>
+          <w:right w:val="single" w:color="auto" w:sz="4" w:space="0"/>
+        </w:pBdr>
+        <w:rPr>
+          <w:rFonts w:hint="eastAsia"/>
+          <w:lang w:val="en-US" w:eastAsia="zh-CN"/>
+        </w:rPr>
+      </w:pPr>
+      <w:r>
+        <w:rPr>
+          <w:rFonts w:hint="eastAsia"/>
+          <w:lang w:val="en-US" w:eastAsia="zh-CN"/>
+        </w:rPr>
+        <w:t xml:space="preserve">  N16 int,  --接收方RoleID</w:t>
+      </w:r>
+    </w:p>
+    <w:p>
+      <w:pPr>
+        <w:pBdr>
+          <w:top w:val="single" w:color="auto" w:sz="4" w:space="0"/>
+          <w:left w:val="single" w:color="auto" w:sz="4" w:space="0"/>
+          <w:bottom w:val="single" w:color="auto" w:sz="4" w:space="0"/>
+          <w:right w:val="single" w:color="auto" w:sz="4" w:space="0"/>
+        </w:pBdr>
+        <w:rPr>
+          <w:rFonts w:hint="eastAsia"/>
+          <w:lang w:val="en-US" w:eastAsia="zh-CN"/>
+        </w:rPr>
+      </w:pPr>
+      <w:r>
+        <w:rPr>
+          <w:rFonts w:hint="eastAsia"/>
+          <w:lang w:val="en-US" w:eastAsia="zh-CN"/>
+        </w:rPr>
+        <w:t xml:space="preserve">  N17 int,  --接收方PID</w:t>
+      </w:r>
+    </w:p>
+    <w:p>
+      <w:pPr>
+        <w:pBdr>
+          <w:top w:val="single" w:color="auto" w:sz="4" w:space="0"/>
+          <w:left w:val="single" w:color="auto" w:sz="4" w:space="0"/>
+          <w:bottom w:val="single" w:color="auto" w:sz="4" w:space="0"/>
+          <w:right w:val="single" w:color="auto" w:sz="4" w:space="0"/>
+        </w:pBdr>
+        <w:rPr>
+          <w:rFonts w:hint="eastAsia"/>
+          <w:lang w:val="en-US" w:eastAsia="zh-CN"/>
+        </w:rPr>
+      </w:pPr>
+      <w:r>
+        <w:rPr>
+          <w:rFonts w:hint="eastAsia"/>
+          <w:lang w:val="en-US" w:eastAsia="zh-CN"/>
+        </w:rPr>
+        <w:t xml:space="preserve">  N18 datetime, --接收时间</w:t>
+      </w:r>
+    </w:p>
+    <w:p>
+      <w:pPr>
+        <w:pBdr>
+          <w:top w:val="single" w:color="auto" w:sz="4" w:space="0"/>
+          <w:left w:val="single" w:color="auto" w:sz="4" w:space="0"/>
+          <w:bottom w:val="single" w:color="auto" w:sz="4" w:space="0"/>
+          <w:right w:val="single" w:color="auto" w:sz="4" w:space="0"/>
+        </w:pBdr>
+        <w:rPr>
+          <w:rFonts w:hint="eastAsia"/>
+          <w:lang w:val="en-US" w:eastAsia="zh-CN"/>
+        </w:rPr>
+      </w:pPr>
+      <w:r>
+        <w:rPr>
+          <w:rFonts w:hint="eastAsia"/>
+          <w:lang w:val="en-US" w:eastAsia="zh-CN"/>
+        </w:rPr>
+        <w:t xml:space="preserve">  N19 datetime, --处理时间</w:t>
+      </w:r>
+    </w:p>
+    <w:p>
+      <w:pPr>
+        <w:pBdr>
+          <w:top w:val="single" w:color="auto" w:sz="4" w:space="0"/>
+          <w:left w:val="single" w:color="auto" w:sz="4" w:space="0"/>
+          <w:bottom w:val="single" w:color="auto" w:sz="4" w:space="0"/>
+          <w:right w:val="single" w:color="auto" w:sz="4" w:space="0"/>
+        </w:pBdr>
+        <w:rPr>
+          <w:rFonts w:hint="eastAsia"/>
+          <w:lang w:val="en-US" w:eastAsia="zh-CN"/>
+        </w:rPr>
+      </w:pPr>
+      <w:r>
+        <w:rPr>
+          <w:rFonts w:hint="eastAsia"/>
+          <w:lang w:val="en-US" w:eastAsia="zh-CN"/>
+        </w:rPr>
+        <w:t xml:space="preserve">  N20 datetime, --</w:t>
+      </w:r>
+    </w:p>
+    <w:p>
+      <w:pPr>
+        <w:pBdr>
+          <w:top w:val="single" w:color="auto" w:sz="4" w:space="0"/>
+          <w:left w:val="single" w:color="auto" w:sz="4" w:space="0"/>
+          <w:bottom w:val="single" w:color="auto" w:sz="4" w:space="0"/>
+          <w:right w:val="single" w:color="auto" w:sz="4" w:space="0"/>
+        </w:pBdr>
+        <w:rPr>
+          <w:rFonts w:hint="eastAsia"/>
+          <w:lang w:val="en-US" w:eastAsia="zh-CN"/>
+        </w:rPr>
+      </w:pPr>
+      <w:r>
+        <w:rPr>
+          <w:rFonts w:hint="eastAsia"/>
+          <w:lang w:val="en-US" w:eastAsia="zh-CN"/>
+        </w:rPr>
+        <w:t xml:space="preserve">  N21 int, --状态:   1:待处理  0:已处理</w:t>
+      </w:r>
+    </w:p>
+    <w:p>
+      <w:pPr>
+        <w:pBdr>
+          <w:top w:val="single" w:color="auto" w:sz="4" w:space="0"/>
+          <w:left w:val="single" w:color="auto" w:sz="4" w:space="0"/>
+          <w:bottom w:val="single" w:color="auto" w:sz="4" w:space="0"/>
+          <w:right w:val="single" w:color="auto" w:sz="4" w:space="0"/>
+        </w:pBdr>
+        <w:rPr>
+          <w:rFonts w:hint="eastAsia"/>
+          <w:lang w:val="en-US" w:eastAsia="zh-CN"/>
+        </w:rPr>
+      </w:pPr>
+      <w:r>
+        <w:rPr>
+          <w:rFonts w:hint="eastAsia"/>
+          <w:lang w:val="en-US" w:eastAsia="zh-CN"/>
+        </w:rPr>
+        <w:t xml:space="preserve">  N22 int, --处理意见</w:t>
+      </w:r>
+    </w:p>
+    <w:p>
+      <w:pPr>
+        <w:pBdr>
+          <w:top w:val="single" w:color="auto" w:sz="4" w:space="0"/>
+          <w:left w:val="single" w:color="auto" w:sz="4" w:space="0"/>
+          <w:bottom w:val="single" w:color="auto" w:sz="4" w:space="0"/>
+          <w:right w:val="single" w:color="auto" w:sz="4" w:space="0"/>
+        </w:pBdr>
+        <w:rPr>
+          <w:rFonts w:hint="eastAsia"/>
+          <w:lang w:val="en-US" w:eastAsia="zh-CN"/>
+        </w:rPr>
+      </w:pPr>
+      <w:r>
+        <w:rPr>
+          <w:rFonts w:hint="eastAsia"/>
+          <w:lang w:val="en-US" w:eastAsia="zh-CN"/>
+        </w:rPr>
+        <w:t xml:space="preserve">  N23 int, --程序</w:t>
+      </w:r>
+    </w:p>
+    <w:p>
+      <w:pPr>
+        <w:pBdr>
+          <w:top w:val="single" w:color="auto" w:sz="4" w:space="0"/>
+          <w:left w:val="single" w:color="auto" w:sz="4" w:space="0"/>
+          <w:bottom w:val="single" w:color="auto" w:sz="4" w:space="0"/>
+          <w:right w:val="single" w:color="auto" w:sz="4" w:space="0"/>
+        </w:pBdr>
+        <w:rPr>
+          <w:rFonts w:hint="eastAsia"/>
+          <w:lang w:val="en-US" w:eastAsia="zh-CN"/>
+        </w:rPr>
+      </w:pPr>
+      <w:r>
+        <w:rPr>
+          <w:rFonts w:hint="eastAsia"/>
+          <w:lang w:val="en-US" w:eastAsia="zh-CN"/>
+        </w:rPr>
+        <w:t xml:space="preserve">  N24 int,</w:t>
+      </w:r>
+    </w:p>
+    <w:p>
+      <w:pPr>
+        <w:pBdr>
+          <w:top w:val="single" w:color="auto" w:sz="4" w:space="0"/>
+          <w:left w:val="single" w:color="auto" w:sz="4" w:space="0"/>
+          <w:bottom w:val="single" w:color="auto" w:sz="4" w:space="0"/>
+          <w:right w:val="single" w:color="auto" w:sz="4" w:space="0"/>
+        </w:pBdr>
+        <w:rPr>
+          <w:rFonts w:hint="eastAsia"/>
+          <w:lang w:val="en-US" w:eastAsia="zh-CN"/>
+        </w:rPr>
+      </w:pPr>
+      <w:r>
+        <w:rPr>
+          <w:rFonts w:hint="eastAsia"/>
+          <w:lang w:val="en-US" w:eastAsia="zh-CN"/>
+        </w:rPr>
+        <w:t xml:space="preserve">  N25 int </w:t>
       </w:r>
     </w:p>
     <w:p>
@@ -23832,24 +24301,8 @@
           <w:rFonts w:hint="eastAsia"/>
           <w:lang w:val="en-US" w:eastAsia="zh-CN"/>
         </w:rPr>
-        <w:t>Create index  itef_idx on itef(F05);</w:t>
-      </w:r>
-    </w:p>
-    <w:p>
-      <w:pPr>
-        <w:rPr>
-          <w:rFonts w:hint="eastAsia"/>
-          <w:lang w:val="en-US" w:eastAsia="zh-CN"/>
-        </w:rPr>
-      </w:pPr>
-    </w:p>
-    <w:p>
-      <w:pPr>
-        <w:rPr>
-          <w:rFonts w:hint="eastAsia"/>
-          <w:lang w:val="en-US" w:eastAsia="zh-CN"/>
-        </w:rPr>
-      </w:pPr>
+        <w:t>create Index ItEN_idx on iten(N02,N15,N16,N17)</w:t>
+      </w:r>
     </w:p>
     <w:p>
       <w:pPr>
@@ -23860,1066 +24313,702 @@
           <w:lang w:val="en-US" w:eastAsia="zh-CN"/>
         </w:rPr>
       </w:pPr>
-      <w:bookmarkStart w:id="67" w:name="_Toc15784"/>
-      <w:bookmarkStart w:id="68" w:name="_Toc26617"/>
-      <w:r>
-        <w:rPr>
-          <w:rFonts w:hint="eastAsia"/>
-          <w:lang w:val="en-US" w:eastAsia="zh-CN"/>
-        </w:rPr>
-        <w:t>3.1.8 简单信息包ITIEX</w:t>
-      </w:r>
-      <w:bookmarkEnd w:id="67"/>
-      <w:bookmarkEnd w:id="68"/>
-    </w:p>
-    <w:p>
-      <w:pPr>
-        <w:pBdr>
-          <w:top w:val="single" w:color="auto" w:sz="4" w:space="0"/>
-          <w:left w:val="single" w:color="auto" w:sz="4" w:space="0"/>
-          <w:bottom w:val="single" w:color="auto" w:sz="4" w:space="0"/>
-          <w:right w:val="single" w:color="auto" w:sz="4" w:space="0"/>
-        </w:pBdr>
-        <w:rPr>
-          <w:rFonts w:hint="eastAsia"/>
-          <w:lang w:val="en-US" w:eastAsia="zh-CN"/>
-        </w:rPr>
-      </w:pPr>
-      <w:r>
-        <w:rPr>
-          <w:rFonts w:hint="eastAsia"/>
-          <w:lang w:val="en-US" w:eastAsia="zh-CN"/>
-        </w:rPr>
-        <w:t>drop table ItIEx</w:t>
-      </w:r>
-    </w:p>
-    <w:p>
-      <w:pPr>
-        <w:pBdr>
-          <w:top w:val="single" w:color="auto" w:sz="4" w:space="0"/>
-          <w:left w:val="single" w:color="auto" w:sz="4" w:space="0"/>
-          <w:bottom w:val="single" w:color="auto" w:sz="4" w:space="0"/>
-          <w:right w:val="single" w:color="auto" w:sz="4" w:space="0"/>
-        </w:pBdr>
-        <w:rPr>
-          <w:rFonts w:hint="eastAsia"/>
-          <w:lang w:val="en-US" w:eastAsia="zh-CN"/>
-        </w:rPr>
-      </w:pPr>
-      <w:r>
-        <w:rPr>
-          <w:rFonts w:hint="eastAsia"/>
-          <w:lang w:val="en-US" w:eastAsia="zh-CN"/>
-        </w:rPr>
-        <w:t>Create Table ItIEx</w:t>
-      </w:r>
-    </w:p>
-    <w:p>
-      <w:pPr>
-        <w:pBdr>
-          <w:top w:val="single" w:color="auto" w:sz="4" w:space="0"/>
-          <w:left w:val="single" w:color="auto" w:sz="4" w:space="0"/>
-          <w:bottom w:val="single" w:color="auto" w:sz="4" w:space="0"/>
-          <w:right w:val="single" w:color="auto" w:sz="4" w:space="0"/>
-        </w:pBdr>
-        <w:rPr>
-          <w:rFonts w:hint="eastAsia"/>
-          <w:lang w:val="en-US" w:eastAsia="zh-CN"/>
-        </w:rPr>
-      </w:pPr>
-      <w:r>
-        <w:rPr>
-          <w:rFonts w:hint="eastAsia"/>
-          <w:lang w:val="en-US" w:eastAsia="zh-CN"/>
-        </w:rPr>
-        <w:t>(</w:t>
-      </w:r>
-    </w:p>
-    <w:p>
-      <w:pPr>
-        <w:pBdr>
-          <w:top w:val="single" w:color="auto" w:sz="4" w:space="0"/>
-          <w:left w:val="single" w:color="auto" w:sz="4" w:space="0"/>
-          <w:bottom w:val="single" w:color="auto" w:sz="4" w:space="0"/>
-          <w:right w:val="single" w:color="auto" w:sz="4" w:space="0"/>
-        </w:pBdr>
-        <w:rPr>
-          <w:rFonts w:hint="eastAsia"/>
-          <w:lang w:val="en-US" w:eastAsia="zh-CN"/>
-        </w:rPr>
-      </w:pPr>
-      <w:r>
-        <w:rPr>
-          <w:rFonts w:hint="eastAsia"/>
-          <w:lang w:val="en-US" w:eastAsia="zh-CN"/>
-        </w:rPr>
-        <w:t xml:space="preserve">  I01 int identity(1,1), --信息ID</w:t>
-      </w:r>
-    </w:p>
-    <w:p>
-      <w:pPr>
-        <w:pBdr>
-          <w:top w:val="single" w:color="auto" w:sz="4" w:space="0"/>
-          <w:left w:val="single" w:color="auto" w:sz="4" w:space="0"/>
-          <w:bottom w:val="single" w:color="auto" w:sz="4" w:space="0"/>
-          <w:right w:val="single" w:color="auto" w:sz="4" w:space="0"/>
-        </w:pBdr>
-        <w:rPr>
-          <w:rFonts w:hint="eastAsia"/>
-          <w:lang w:val="en-US" w:eastAsia="zh-CN"/>
-        </w:rPr>
-      </w:pPr>
-      <w:r>
-        <w:rPr>
-          <w:rFonts w:hint="eastAsia"/>
-          <w:lang w:val="en-US" w:eastAsia="zh-CN"/>
-        </w:rPr>
-        <w:t xml:space="preserve">  I02 int, --unitid</w:t>
-      </w:r>
-    </w:p>
-    <w:p>
-      <w:pPr>
-        <w:pBdr>
-          <w:top w:val="single" w:color="auto" w:sz="4" w:space="0"/>
-          <w:left w:val="single" w:color="auto" w:sz="4" w:space="0"/>
-          <w:bottom w:val="single" w:color="auto" w:sz="4" w:space="0"/>
-          <w:right w:val="single" w:color="auto" w:sz="4" w:space="0"/>
-        </w:pBdr>
-        <w:rPr>
-          <w:rFonts w:hint="eastAsia"/>
-          <w:lang w:val="en-US" w:eastAsia="zh-CN"/>
-        </w:rPr>
-      </w:pPr>
-      <w:r>
-        <w:rPr>
-          <w:rFonts w:hint="eastAsia"/>
-          <w:lang w:val="en-US" w:eastAsia="zh-CN"/>
-        </w:rPr>
-        <w:t xml:space="preserve">  I03 int, --部门</w:t>
-      </w:r>
-    </w:p>
-    <w:p>
-      <w:pPr>
-        <w:pBdr>
-          <w:top w:val="single" w:color="auto" w:sz="4" w:space="0"/>
-          <w:left w:val="single" w:color="auto" w:sz="4" w:space="0"/>
-          <w:bottom w:val="single" w:color="auto" w:sz="4" w:space="0"/>
-          <w:right w:val="single" w:color="auto" w:sz="4" w:space="0"/>
-        </w:pBdr>
-        <w:rPr>
-          <w:rFonts w:hint="eastAsia"/>
-          <w:lang w:val="en-US" w:eastAsia="zh-CN"/>
-        </w:rPr>
-      </w:pPr>
-      <w:r>
-        <w:rPr>
-          <w:rFonts w:hint="eastAsia"/>
-          <w:lang w:val="en-US" w:eastAsia="zh-CN"/>
-        </w:rPr>
-        <w:t xml:space="preserve">  I04 int, --个人</w:t>
-      </w:r>
-    </w:p>
-    <w:p>
-      <w:pPr>
-        <w:pBdr>
-          <w:top w:val="single" w:color="auto" w:sz="4" w:space="0"/>
-          <w:left w:val="single" w:color="auto" w:sz="4" w:space="0"/>
-          <w:bottom w:val="single" w:color="auto" w:sz="4" w:space="0"/>
-          <w:right w:val="single" w:color="auto" w:sz="4" w:space="0"/>
-        </w:pBdr>
-        <w:rPr>
-          <w:rFonts w:hint="eastAsia"/>
-          <w:lang w:val="en-US" w:eastAsia="zh-CN"/>
-        </w:rPr>
-      </w:pPr>
-      <w:r>
-        <w:rPr>
-          <w:rFonts w:hint="eastAsia"/>
-          <w:lang w:val="en-US" w:eastAsia="zh-CN"/>
-        </w:rPr>
-        <w:t xml:space="preserve">  ----------------------</w:t>
-      </w:r>
-    </w:p>
-    <w:p>
-      <w:pPr>
-        <w:pBdr>
-          <w:top w:val="single" w:color="auto" w:sz="4" w:space="0"/>
-          <w:left w:val="single" w:color="auto" w:sz="4" w:space="0"/>
-          <w:bottom w:val="single" w:color="auto" w:sz="4" w:space="0"/>
-          <w:right w:val="single" w:color="auto" w:sz="4" w:space="0"/>
-        </w:pBdr>
-        <w:rPr>
-          <w:rFonts w:hint="eastAsia"/>
-          <w:lang w:val="en-US" w:eastAsia="zh-CN"/>
-        </w:rPr>
-      </w:pPr>
-      <w:r>
-        <w:rPr>
-          <w:rFonts w:hint="eastAsia"/>
-          <w:lang w:val="en-US" w:eastAsia="zh-CN"/>
-        </w:rPr>
-        <w:t xml:space="preserve">  I05 int, --应用类别：1 信息发布、2. Email、3. 短信、4.会议、5.工作流程 6.表格 7.电话 8.论坛 9.招聘,10-绩效考核 11-工作报告</w:t>
-      </w:r>
-    </w:p>
-    <w:p>
-      <w:pPr>
-        <w:pBdr>
-          <w:top w:val="single" w:color="auto" w:sz="4" w:space="0"/>
-          <w:left w:val="single" w:color="auto" w:sz="4" w:space="0"/>
-          <w:bottom w:val="single" w:color="auto" w:sz="4" w:space="0"/>
-          <w:right w:val="single" w:color="auto" w:sz="4" w:space="0"/>
-        </w:pBdr>
-        <w:rPr>
-          <w:rFonts w:hint="eastAsia"/>
-          <w:lang w:val="en-US" w:eastAsia="zh-CN"/>
-        </w:rPr>
-      </w:pPr>
-      <w:r>
-        <w:rPr>
-          <w:rFonts w:hint="eastAsia"/>
-          <w:lang w:val="en-US" w:eastAsia="zh-CN"/>
-        </w:rPr>
-        <w:t xml:space="preserve">  I06 int, --信息子类别: (模板号)</w:t>
-      </w:r>
-    </w:p>
-    <w:p>
-      <w:pPr>
-        <w:pBdr>
-          <w:top w:val="single" w:color="auto" w:sz="4" w:space="0"/>
-          <w:left w:val="single" w:color="auto" w:sz="4" w:space="0"/>
-          <w:bottom w:val="single" w:color="auto" w:sz="4" w:space="0"/>
-          <w:right w:val="single" w:color="auto" w:sz="4" w:space="0"/>
-        </w:pBdr>
-        <w:rPr>
-          <w:rFonts w:hint="eastAsia"/>
-          <w:lang w:val="en-US" w:eastAsia="zh-CN"/>
-        </w:rPr>
-      </w:pPr>
-      <w:r>
-        <w:rPr>
-          <w:rFonts w:hint="eastAsia"/>
-          <w:lang w:val="en-US" w:eastAsia="zh-CN"/>
-        </w:rPr>
-        <w:t xml:space="preserve">        --信息发布：信息发布模板号</w:t>
-      </w:r>
-    </w:p>
-    <w:p>
-      <w:pPr>
-        <w:pBdr>
-          <w:top w:val="single" w:color="auto" w:sz="4" w:space="0"/>
-          <w:left w:val="single" w:color="auto" w:sz="4" w:space="0"/>
-          <w:bottom w:val="single" w:color="auto" w:sz="4" w:space="0"/>
-          <w:right w:val="single" w:color="auto" w:sz="4" w:space="0"/>
-        </w:pBdr>
-        <w:rPr>
-          <w:rFonts w:hint="eastAsia"/>
-          <w:lang w:val="en-US" w:eastAsia="zh-CN"/>
-        </w:rPr>
-      </w:pPr>
-      <w:r>
-        <w:rPr>
-          <w:rFonts w:hint="eastAsia"/>
-          <w:lang w:val="en-US" w:eastAsia="zh-CN"/>
-        </w:rPr>
-        <w:t xml:space="preserve">        --Email: 内部邮件、外部邮件  0:内部邮件  1:外部邮件</w:t>
-      </w:r>
-    </w:p>
-    <w:p>
-      <w:pPr>
-        <w:pBdr>
-          <w:top w:val="single" w:color="auto" w:sz="4" w:space="0"/>
-          <w:left w:val="single" w:color="auto" w:sz="4" w:space="0"/>
-          <w:bottom w:val="single" w:color="auto" w:sz="4" w:space="0"/>
-          <w:right w:val="single" w:color="auto" w:sz="4" w:space="0"/>
-        </w:pBdr>
-        <w:rPr>
-          <w:rFonts w:hint="eastAsia"/>
-          <w:lang w:val="en-US" w:eastAsia="zh-CN"/>
-        </w:rPr>
-      </w:pPr>
-      <w:r>
-        <w:rPr>
-          <w:rFonts w:hint="eastAsia"/>
-          <w:lang w:val="en-US" w:eastAsia="zh-CN"/>
-        </w:rPr>
-        <w:t xml:space="preserve">        --工作流程：模板号</w:t>
-      </w:r>
-    </w:p>
-    <w:p>
-      <w:pPr>
-        <w:pBdr>
-          <w:top w:val="single" w:color="auto" w:sz="4" w:space="0"/>
-          <w:left w:val="single" w:color="auto" w:sz="4" w:space="0"/>
-          <w:bottom w:val="single" w:color="auto" w:sz="4" w:space="0"/>
-          <w:right w:val="single" w:color="auto" w:sz="4" w:space="0"/>
-        </w:pBdr>
-        <w:rPr>
-          <w:rFonts w:hint="eastAsia"/>
-          <w:lang w:val="en-US" w:eastAsia="zh-CN"/>
-        </w:rPr>
-      </w:pPr>
-      <w:r>
-        <w:rPr>
-          <w:rFonts w:hint="eastAsia"/>
-          <w:lang w:val="en-US" w:eastAsia="zh-CN"/>
-        </w:rPr>
-        <w:t xml:space="preserve">        --表格：表格模板号</w:t>
-      </w:r>
-    </w:p>
-    <w:p>
-      <w:pPr>
-        <w:pBdr>
-          <w:top w:val="single" w:color="auto" w:sz="4" w:space="0"/>
-          <w:left w:val="single" w:color="auto" w:sz="4" w:space="0"/>
-          <w:bottom w:val="single" w:color="auto" w:sz="4" w:space="0"/>
-          <w:right w:val="single" w:color="auto" w:sz="4" w:space="0"/>
-        </w:pBdr>
-        <w:rPr>
-          <w:rFonts w:hint="eastAsia"/>
-          <w:lang w:val="en-US" w:eastAsia="zh-CN"/>
-        </w:rPr>
-      </w:pPr>
-      <w:r>
-        <w:rPr>
-          <w:rFonts w:hint="eastAsia"/>
-          <w:lang w:val="en-US" w:eastAsia="zh-CN"/>
-        </w:rPr>
-        <w:t xml:space="preserve">        --会议类别</w:t>
-      </w:r>
-    </w:p>
-    <w:p>
-      <w:pPr>
-        <w:pBdr>
-          <w:top w:val="single" w:color="auto" w:sz="4" w:space="0"/>
-          <w:left w:val="single" w:color="auto" w:sz="4" w:space="0"/>
-          <w:bottom w:val="single" w:color="auto" w:sz="4" w:space="0"/>
-          <w:right w:val="single" w:color="auto" w:sz="4" w:space="0"/>
-        </w:pBdr>
-        <w:rPr>
-          <w:rFonts w:hint="eastAsia"/>
-          <w:lang w:val="en-US" w:eastAsia="zh-CN"/>
-        </w:rPr>
-      </w:pPr>
-      <w:r>
-        <w:rPr>
-          <w:rFonts w:hint="eastAsia"/>
-          <w:lang w:val="en-US" w:eastAsia="zh-CN"/>
-        </w:rPr>
-        <w:t xml:space="preserve">  I07 int, --  流程方式：0：顺发  1:并发 2:复杂</w:t>
-      </w:r>
-    </w:p>
-    <w:p>
-      <w:pPr>
-        <w:pBdr>
-          <w:top w:val="single" w:color="auto" w:sz="4" w:space="0"/>
-          <w:left w:val="single" w:color="auto" w:sz="4" w:space="0"/>
-          <w:bottom w:val="single" w:color="auto" w:sz="4" w:space="0"/>
-          <w:right w:val="single" w:color="auto" w:sz="4" w:space="0"/>
-        </w:pBdr>
-        <w:rPr>
-          <w:rFonts w:hint="eastAsia"/>
-          <w:lang w:val="en-US" w:eastAsia="zh-CN"/>
-        </w:rPr>
-      </w:pPr>
-      <w:r>
-        <w:rPr>
-          <w:rFonts w:hint="eastAsia"/>
-          <w:lang w:val="en-US" w:eastAsia="zh-CN"/>
-        </w:rPr>
-        <w:t xml:space="preserve">  I08 nvarchar(20), --科目号  (上级a</w:t>
-      </w:r>
-    </w:p>
-    <w:p>
-      <w:pPr>
-        <w:pBdr>
-          <w:top w:val="single" w:color="auto" w:sz="4" w:space="0"/>
-          <w:left w:val="single" w:color="auto" w:sz="4" w:space="0"/>
-          <w:bottom w:val="single" w:color="auto" w:sz="4" w:space="0"/>
-          <w:right w:val="single" w:color="auto" w:sz="4" w:space="0"/>
-        </w:pBdr>
-        <w:rPr>
-          <w:rFonts w:hint="eastAsia"/>
-          <w:lang w:val="en-US" w:eastAsia="zh-CN"/>
-        </w:rPr>
-      </w:pPr>
-      <w:r>
-        <w:rPr>
-          <w:rFonts w:hint="eastAsia"/>
-          <w:lang w:val="en-US" w:eastAsia="zh-CN"/>
-        </w:rPr>
-        <w:t xml:space="preserve">  I09 int, -- 总节点数.  </w:t>
-      </w:r>
-    </w:p>
-    <w:p>
-      <w:pPr>
-        <w:pBdr>
-          <w:top w:val="single" w:color="auto" w:sz="4" w:space="0"/>
-          <w:left w:val="single" w:color="auto" w:sz="4" w:space="0"/>
-          <w:bottom w:val="single" w:color="auto" w:sz="4" w:space="0"/>
-          <w:right w:val="single" w:color="auto" w:sz="4" w:space="0"/>
-        </w:pBdr>
-        <w:rPr>
-          <w:rFonts w:hint="eastAsia"/>
-          <w:lang w:val="en-US" w:eastAsia="zh-CN"/>
-        </w:rPr>
-      </w:pPr>
-      <w:r>
-        <w:rPr>
-          <w:rFonts w:hint="eastAsia"/>
-          <w:lang w:val="en-US" w:eastAsia="zh-CN"/>
-        </w:rPr>
-        <w:t xml:space="preserve">  I10 int, --备用  已处理节点数、最新节点数、</w:t>
-      </w:r>
-    </w:p>
-    <w:p>
-      <w:pPr>
-        <w:pBdr>
-          <w:top w:val="single" w:color="auto" w:sz="4" w:space="0"/>
-          <w:left w:val="single" w:color="auto" w:sz="4" w:space="0"/>
-          <w:bottom w:val="single" w:color="auto" w:sz="4" w:space="0"/>
-          <w:right w:val="single" w:color="auto" w:sz="4" w:space="0"/>
-        </w:pBdr>
-        <w:rPr>
-          <w:rFonts w:hint="eastAsia"/>
-          <w:lang w:val="en-US" w:eastAsia="zh-CN"/>
-        </w:rPr>
-      </w:pPr>
-      <w:r>
-        <w:rPr>
-          <w:rFonts w:hint="eastAsia"/>
-          <w:lang w:val="en-US" w:eastAsia="zh-CN"/>
-        </w:rPr>
-        <w:t xml:space="preserve">  -----------------------------------</w:t>
-      </w:r>
-    </w:p>
-    <w:p>
-      <w:pPr>
-        <w:pBdr>
-          <w:top w:val="single" w:color="auto" w:sz="4" w:space="0"/>
-          <w:left w:val="single" w:color="auto" w:sz="4" w:space="0"/>
-          <w:bottom w:val="single" w:color="auto" w:sz="4" w:space="0"/>
-          <w:right w:val="single" w:color="auto" w:sz="4" w:space="0"/>
-        </w:pBdr>
-        <w:rPr>
-          <w:rFonts w:hint="eastAsia"/>
-          <w:lang w:val="en-US" w:eastAsia="zh-CN"/>
-        </w:rPr>
-      </w:pPr>
-      <w:r>
-        <w:rPr>
-          <w:rFonts w:hint="eastAsia"/>
-          <w:lang w:val="en-US" w:eastAsia="zh-CN"/>
-        </w:rPr>
-        <w:t xml:space="preserve">  I11 int, --状态： 保存、已发、 取消  0：未发  1:已发  -1：取消(垃圾箱)</w:t>
-      </w:r>
-    </w:p>
-    <w:p>
-      <w:pPr>
-        <w:pBdr>
-          <w:top w:val="single" w:color="auto" w:sz="4" w:space="0"/>
-          <w:left w:val="single" w:color="auto" w:sz="4" w:space="0"/>
-          <w:bottom w:val="single" w:color="auto" w:sz="4" w:space="0"/>
-          <w:right w:val="single" w:color="auto" w:sz="4" w:space="0"/>
-        </w:pBdr>
-        <w:rPr>
-          <w:rFonts w:hint="eastAsia"/>
-          <w:lang w:val="en-US" w:eastAsia="zh-CN"/>
-        </w:rPr>
-      </w:pPr>
-      <w:r>
-        <w:rPr>
-          <w:rFonts w:hint="eastAsia"/>
-          <w:lang w:val="en-US" w:eastAsia="zh-CN"/>
-        </w:rPr>
-        <w:t xml:space="preserve">         --/会议：   1.保存  2.发送  3.取消</w:t>
-      </w:r>
-    </w:p>
-    <w:p>
-      <w:pPr>
-        <w:pBdr>
-          <w:top w:val="single" w:color="auto" w:sz="4" w:space="0"/>
-          <w:left w:val="single" w:color="auto" w:sz="4" w:space="0"/>
-          <w:bottom w:val="single" w:color="auto" w:sz="4" w:space="0"/>
-          <w:right w:val="single" w:color="auto" w:sz="4" w:space="0"/>
-        </w:pBdr>
-        <w:rPr>
-          <w:rFonts w:hint="eastAsia"/>
-          <w:lang w:val="en-US" w:eastAsia="zh-CN"/>
-        </w:rPr>
-      </w:pPr>
-      <w:r>
-        <w:rPr>
-          <w:rFonts w:hint="eastAsia"/>
-          <w:lang w:val="en-US" w:eastAsia="zh-CN"/>
-        </w:rPr>
-        <w:t xml:space="preserve">         -</w:t>
-      </w:r>
-    </w:p>
-    <w:p>
-      <w:pPr>
-        <w:pBdr>
-          <w:top w:val="single" w:color="auto" w:sz="4" w:space="0"/>
-          <w:left w:val="single" w:color="auto" w:sz="4" w:space="0"/>
-          <w:bottom w:val="single" w:color="auto" w:sz="4" w:space="0"/>
-          <w:right w:val="single" w:color="auto" w:sz="4" w:space="0"/>
-        </w:pBdr>
-        <w:rPr>
-          <w:rFonts w:hint="eastAsia"/>
-          <w:lang w:val="en-US" w:eastAsia="zh-CN"/>
-        </w:rPr>
-      </w:pPr>
-      <w:r>
-        <w:rPr>
-          <w:rFonts w:hint="eastAsia"/>
-          <w:lang w:val="en-US" w:eastAsia="zh-CN"/>
-        </w:rPr>
-        <w:t xml:space="preserve">         </w:t>
-      </w:r>
-    </w:p>
-    <w:p>
-      <w:pPr>
-        <w:pBdr>
-          <w:top w:val="single" w:color="auto" w:sz="4" w:space="0"/>
-          <w:left w:val="single" w:color="auto" w:sz="4" w:space="0"/>
-          <w:bottom w:val="single" w:color="auto" w:sz="4" w:space="0"/>
-          <w:right w:val="single" w:color="auto" w:sz="4" w:space="0"/>
-        </w:pBdr>
-        <w:rPr>
-          <w:rFonts w:hint="eastAsia"/>
-          <w:lang w:val="en-US" w:eastAsia="zh-CN"/>
-        </w:rPr>
-      </w:pPr>
-      <w:r>
-        <w:rPr>
-          <w:rFonts w:hint="eastAsia"/>
-          <w:lang w:val="en-US" w:eastAsia="zh-CN"/>
-        </w:rPr>
-        <w:t xml:space="preserve">  I12 int, -- 结果  0:未完成  1.已成功、 失败、 -1 被拒绝…..  2:待 发 -1:失败</w:t>
-      </w:r>
-    </w:p>
-    <w:p>
-      <w:pPr>
-        <w:pBdr>
-          <w:top w:val="single" w:color="auto" w:sz="4" w:space="0"/>
-          <w:left w:val="single" w:color="auto" w:sz="4" w:space="0"/>
-          <w:bottom w:val="single" w:color="auto" w:sz="4" w:space="0"/>
-          <w:right w:val="single" w:color="auto" w:sz="4" w:space="0"/>
-        </w:pBdr>
-        <w:rPr>
-          <w:rFonts w:hint="eastAsia"/>
-          <w:lang w:val="en-US" w:eastAsia="zh-CN"/>
-        </w:rPr>
-      </w:pPr>
-      <w:r>
-        <w:rPr>
-          <w:rFonts w:hint="eastAsia"/>
-          <w:lang w:val="en-US" w:eastAsia="zh-CN"/>
-        </w:rPr>
-        <w:t xml:space="preserve">  I13 int,  --级别： 正常、重要、紧急</w:t>
-      </w:r>
-    </w:p>
-    <w:p>
-      <w:pPr>
-        <w:pBdr>
-          <w:top w:val="single" w:color="auto" w:sz="4" w:space="0"/>
-          <w:left w:val="single" w:color="auto" w:sz="4" w:space="0"/>
-          <w:bottom w:val="single" w:color="auto" w:sz="4" w:space="0"/>
-          <w:right w:val="single" w:color="auto" w:sz="4" w:space="0"/>
-        </w:pBdr>
-        <w:rPr>
-          <w:rFonts w:hint="eastAsia"/>
-          <w:lang w:val="en-US" w:eastAsia="zh-CN"/>
-        </w:rPr>
-      </w:pPr>
-      <w:r>
-        <w:rPr>
-          <w:rFonts w:hint="eastAsia"/>
-          <w:lang w:val="en-US" w:eastAsia="zh-CN"/>
-        </w:rPr>
-        <w:t xml:space="preserve">  I14 int,  --密级： 普通0、秘密1、2机密、3绝密</w:t>
-      </w:r>
-    </w:p>
-    <w:p>
-      <w:pPr>
-        <w:pBdr>
-          <w:top w:val="single" w:color="auto" w:sz="4" w:space="0"/>
-          <w:left w:val="single" w:color="auto" w:sz="4" w:space="0"/>
-          <w:bottom w:val="single" w:color="auto" w:sz="4" w:space="0"/>
-          <w:right w:val="single" w:color="auto" w:sz="4" w:space="0"/>
-        </w:pBdr>
-        <w:rPr>
-          <w:rFonts w:hint="eastAsia"/>
-          <w:lang w:val="en-US" w:eastAsia="zh-CN"/>
-        </w:rPr>
-      </w:pPr>
-      <w:r>
-        <w:rPr>
-          <w:rFonts w:hint="eastAsia"/>
-          <w:lang w:val="en-US" w:eastAsia="zh-CN"/>
-        </w:rPr>
-        <w:t xml:space="preserve">  I15 nvarchar(255), --  标题     //</w:t>
-      </w:r>
-    </w:p>
-    <w:p>
-      <w:pPr>
-        <w:pBdr>
-          <w:top w:val="single" w:color="auto" w:sz="4" w:space="0"/>
-          <w:left w:val="single" w:color="auto" w:sz="4" w:space="0"/>
-          <w:bottom w:val="single" w:color="auto" w:sz="4" w:space="0"/>
-          <w:right w:val="single" w:color="auto" w:sz="4" w:space="0"/>
-        </w:pBdr>
-        <w:rPr>
-          <w:rFonts w:hint="eastAsia"/>
-          <w:lang w:val="en-US" w:eastAsia="zh-CN"/>
-        </w:rPr>
-      </w:pPr>
-      <w:r>
-        <w:rPr>
-          <w:rFonts w:hint="eastAsia"/>
-          <w:lang w:val="en-US" w:eastAsia="zh-CN"/>
-        </w:rPr>
-        <w:t xml:space="preserve">  I16 nvarchar(256),  --附加信息: //Email: 抄送 CC    //文件归档: 主题词   短信：手机号码     招聘-商家名称</w:t>
-      </w:r>
-    </w:p>
-    <w:p>
-      <w:pPr>
-        <w:pBdr>
-          <w:top w:val="single" w:color="auto" w:sz="4" w:space="0"/>
-          <w:left w:val="single" w:color="auto" w:sz="4" w:space="0"/>
-          <w:bottom w:val="single" w:color="auto" w:sz="4" w:space="0"/>
-          <w:right w:val="single" w:color="auto" w:sz="4" w:space="0"/>
-        </w:pBdr>
-        <w:rPr>
-          <w:rFonts w:hint="eastAsia"/>
-          <w:lang w:val="en-US" w:eastAsia="zh-CN"/>
-        </w:rPr>
-      </w:pPr>
-      <w:r>
-        <w:rPr>
-          <w:rFonts w:hint="eastAsia"/>
-          <w:lang w:val="en-US" w:eastAsia="zh-CN"/>
-        </w:rPr>
-        <w:t xml:space="preserve">  I17 nvarchar(1024),  --附加信息 //文件归源：文件来源    //外部邮件 -发送：收件人邮件帐号、接收：发送人邮件帐号   </w:t>
-      </w:r>
-    </w:p>
-    <w:p>
-      <w:pPr>
-        <w:pBdr>
-          <w:top w:val="single" w:color="auto" w:sz="4" w:space="0"/>
-          <w:left w:val="single" w:color="auto" w:sz="4" w:space="0"/>
-          <w:bottom w:val="single" w:color="auto" w:sz="4" w:space="0"/>
-          <w:right w:val="single" w:color="auto" w:sz="4" w:space="0"/>
-        </w:pBdr>
-        <w:rPr>
-          <w:rFonts w:hint="eastAsia"/>
-          <w:lang w:val="en-US" w:eastAsia="zh-CN"/>
-        </w:rPr>
-      </w:pPr>
-      <w:r>
-        <w:rPr>
-          <w:rFonts w:hint="eastAsia"/>
-          <w:lang w:val="en-US" w:eastAsia="zh-CN"/>
-        </w:rPr>
-        <w:t xml:space="preserve">  I18 int,  --  //邮件：是否自动回复  //短信：  收发标志  //电话：来电、去电标志</w:t>
-      </w:r>
-    </w:p>
-    <w:p>
-      <w:pPr>
-        <w:pBdr>
-          <w:top w:val="single" w:color="auto" w:sz="4" w:space="0"/>
-          <w:left w:val="single" w:color="auto" w:sz="4" w:space="0"/>
-          <w:bottom w:val="single" w:color="auto" w:sz="4" w:space="0"/>
-          <w:right w:val="single" w:color="auto" w:sz="4" w:space="0"/>
-        </w:pBdr>
-        <w:rPr>
-          <w:rFonts w:hint="eastAsia"/>
-          <w:lang w:val="en-US" w:eastAsia="zh-CN"/>
-        </w:rPr>
-      </w:pPr>
-      <w:r>
-        <w:rPr>
-          <w:rFonts w:hint="eastAsia"/>
-          <w:lang w:val="en-US" w:eastAsia="zh-CN"/>
-        </w:rPr>
-        <w:t xml:space="preserve">  I19 nvarchar(50), --产品编码  //MailFrom 发送人邮件帐号.  接收人帐号  //文件归档：档案号  岗位编码</w:t>
-      </w:r>
-    </w:p>
-    <w:p>
-      <w:pPr>
-        <w:pBdr>
-          <w:top w:val="single" w:color="auto" w:sz="4" w:space="0"/>
-          <w:left w:val="single" w:color="auto" w:sz="4" w:space="0"/>
-          <w:bottom w:val="single" w:color="auto" w:sz="4" w:space="0"/>
-          <w:right w:val="single" w:color="auto" w:sz="4" w:space="0"/>
-        </w:pBdr>
-        <w:rPr>
-          <w:rFonts w:hint="eastAsia"/>
-          <w:lang w:val="en-US" w:eastAsia="zh-CN"/>
-        </w:rPr>
-      </w:pPr>
-      <w:r>
-        <w:rPr>
-          <w:rFonts w:hint="eastAsia"/>
-          <w:lang w:val="en-US" w:eastAsia="zh-CN"/>
-        </w:rPr>
-        <w:t xml:space="preserve">  I20 nvarchar(50), --版本号    //MailTo 外部邮件接收 对方姓名   //最后回贴人               </w:t>
-      </w:r>
-    </w:p>
-    <w:p>
-      <w:pPr>
-        <w:pBdr>
-          <w:top w:val="single" w:color="auto" w:sz="4" w:space="0"/>
-          <w:left w:val="single" w:color="auto" w:sz="4" w:space="0"/>
-          <w:bottom w:val="single" w:color="auto" w:sz="4" w:space="0"/>
-          <w:right w:val="single" w:color="auto" w:sz="4" w:space="0"/>
-        </w:pBdr>
-        <w:rPr>
-          <w:rFonts w:hint="eastAsia"/>
-          <w:lang w:val="en-US" w:eastAsia="zh-CN"/>
-        </w:rPr>
-      </w:pPr>
-      <w:r>
-        <w:rPr>
-          <w:rFonts w:hint="eastAsia"/>
-          <w:lang w:val="en-US" w:eastAsia="zh-CN"/>
-        </w:rPr>
-        <w:t xml:space="preserve">  I21 int, --删除标志  , 默认为0</w:t>
-      </w:r>
-    </w:p>
-    <w:p>
-      <w:pPr>
-        <w:pBdr>
-          <w:top w:val="single" w:color="auto" w:sz="4" w:space="0"/>
-          <w:left w:val="single" w:color="auto" w:sz="4" w:space="0"/>
-          <w:bottom w:val="single" w:color="auto" w:sz="4" w:space="0"/>
-          <w:right w:val="single" w:color="auto" w:sz="4" w:space="0"/>
-        </w:pBdr>
-        <w:rPr>
-          <w:rFonts w:hint="eastAsia"/>
-          <w:lang w:val="en-US" w:eastAsia="zh-CN"/>
-        </w:rPr>
-      </w:pPr>
-      <w:r>
-        <w:rPr>
-          <w:rFonts w:hint="eastAsia"/>
-          <w:lang w:val="en-US" w:eastAsia="zh-CN"/>
-        </w:rPr>
-        <w:t xml:space="preserve">  I22 datetime, -- 创建日期     //归档日期</w:t>
-      </w:r>
-    </w:p>
-    <w:p>
-      <w:pPr>
-        <w:pBdr>
-          <w:top w:val="single" w:color="auto" w:sz="4" w:space="0"/>
-          <w:left w:val="single" w:color="auto" w:sz="4" w:space="0"/>
-          <w:bottom w:val="single" w:color="auto" w:sz="4" w:space="0"/>
-          <w:right w:val="single" w:color="auto" w:sz="4" w:space="0"/>
-        </w:pBdr>
-        <w:rPr>
-          <w:rFonts w:hint="eastAsia"/>
-          <w:lang w:val="en-US" w:eastAsia="zh-CN"/>
-        </w:rPr>
-      </w:pPr>
-      <w:r>
-        <w:rPr>
-          <w:rFonts w:hint="eastAsia"/>
-          <w:lang w:val="en-US" w:eastAsia="zh-CN"/>
-        </w:rPr>
-        <w:t xml:space="preserve">  I23 datetime,  --最后修改日期  、最后回复时间</w:t>
-      </w:r>
-    </w:p>
-    <w:p>
-      <w:pPr>
-        <w:pBdr>
-          <w:top w:val="single" w:color="auto" w:sz="4" w:space="0"/>
-          <w:left w:val="single" w:color="auto" w:sz="4" w:space="0"/>
-          <w:bottom w:val="single" w:color="auto" w:sz="4" w:space="0"/>
-          <w:right w:val="single" w:color="auto" w:sz="4" w:space="0"/>
-        </w:pBdr>
-        <w:rPr>
-          <w:rFonts w:hint="eastAsia"/>
-          <w:lang w:val="en-US" w:eastAsia="zh-CN"/>
-        </w:rPr>
-      </w:pPr>
-      <w:r>
-        <w:rPr>
-          <w:rFonts w:hint="eastAsia"/>
-          <w:lang w:val="en-US" w:eastAsia="zh-CN"/>
-        </w:rPr>
-        <w:t xml:space="preserve">  I24 datetime,  --信息开始处理时间(会议开始时间)    --工作报告时间</w:t>
-      </w:r>
-    </w:p>
-    <w:p>
-      <w:pPr>
-        <w:pBdr>
-          <w:top w:val="single" w:color="auto" w:sz="4" w:space="0"/>
-          <w:left w:val="single" w:color="auto" w:sz="4" w:space="0"/>
-          <w:bottom w:val="single" w:color="auto" w:sz="4" w:space="0"/>
-          <w:right w:val="single" w:color="auto" w:sz="4" w:space="0"/>
-        </w:pBdr>
-        <w:rPr>
-          <w:rFonts w:hint="eastAsia"/>
-          <w:lang w:val="en-US" w:eastAsia="zh-CN"/>
-        </w:rPr>
-      </w:pPr>
-      <w:r>
-        <w:rPr>
-          <w:rFonts w:hint="eastAsia"/>
-          <w:lang w:val="en-US" w:eastAsia="zh-CN"/>
-        </w:rPr>
-        <w:t xml:space="preserve">  I25 datetime,  --信息处理结束时间(会议结束时间)    --绩效任务要求时间         --有效期</w:t>
-      </w:r>
-    </w:p>
-    <w:p>
-      <w:pPr>
-        <w:pBdr>
-          <w:top w:val="single" w:color="auto" w:sz="4" w:space="0"/>
-          <w:left w:val="single" w:color="auto" w:sz="4" w:space="0"/>
-          <w:bottom w:val="single" w:color="auto" w:sz="4" w:space="0"/>
-          <w:right w:val="single" w:color="auto" w:sz="4" w:space="0"/>
-        </w:pBdr>
-        <w:rPr>
-          <w:rFonts w:hint="eastAsia"/>
-          <w:lang w:val="en-US" w:eastAsia="zh-CN"/>
-        </w:rPr>
-      </w:pPr>
-      <w:r>
-        <w:rPr>
-          <w:rFonts w:hint="eastAsia"/>
-          <w:lang w:val="en-US" w:eastAsia="zh-CN"/>
-        </w:rPr>
-        <w:t xml:space="preserve">  I26 datetime,  --会议通知載止时间               </w:t>
-      </w:r>
-    </w:p>
-    <w:p>
-      <w:pPr>
-        <w:pBdr>
-          <w:top w:val="single" w:color="auto" w:sz="4" w:space="0"/>
-          <w:left w:val="single" w:color="auto" w:sz="4" w:space="0"/>
-          <w:bottom w:val="single" w:color="auto" w:sz="4" w:space="0"/>
-          <w:right w:val="single" w:color="auto" w:sz="4" w:space="0"/>
-        </w:pBdr>
-        <w:rPr>
-          <w:rFonts w:hint="eastAsia"/>
-          <w:lang w:val="en-US" w:eastAsia="zh-CN"/>
-        </w:rPr>
-      </w:pPr>
-      <w:r>
-        <w:rPr>
-          <w:rFonts w:hint="eastAsia"/>
-          <w:lang w:val="en-US" w:eastAsia="zh-CN"/>
-        </w:rPr>
-        <w:t xml:space="preserve">  I27 int, --文件数量</w:t>
-      </w:r>
-    </w:p>
-    <w:p>
-      <w:pPr>
-        <w:pBdr>
-          <w:top w:val="single" w:color="auto" w:sz="4" w:space="0"/>
-          <w:left w:val="single" w:color="auto" w:sz="4" w:space="0"/>
-          <w:bottom w:val="single" w:color="auto" w:sz="4" w:space="0"/>
-          <w:right w:val="single" w:color="auto" w:sz="4" w:space="0"/>
-        </w:pBdr>
-        <w:rPr>
-          <w:rFonts w:hint="eastAsia"/>
-          <w:lang w:val="en-US" w:eastAsia="zh-CN"/>
-        </w:rPr>
-      </w:pPr>
-      <w:r>
-        <w:rPr>
-          <w:rFonts w:hint="eastAsia"/>
-          <w:lang w:val="en-US" w:eastAsia="zh-CN"/>
-        </w:rPr>
-        <w:t xml:space="preserve">  I28 float, --附件大小</w:t>
-      </w:r>
-    </w:p>
-    <w:p>
-      <w:pPr>
-        <w:pBdr>
-          <w:top w:val="single" w:color="auto" w:sz="4" w:space="0"/>
-          <w:left w:val="single" w:color="auto" w:sz="4" w:space="0"/>
-          <w:bottom w:val="single" w:color="auto" w:sz="4" w:space="0"/>
-          <w:right w:val="single" w:color="auto" w:sz="4" w:space="0"/>
-        </w:pBdr>
-        <w:rPr>
-          <w:rFonts w:hint="eastAsia"/>
-          <w:lang w:val="en-US" w:eastAsia="zh-CN"/>
-        </w:rPr>
-      </w:pPr>
-      <w:r>
-        <w:rPr>
-          <w:rFonts w:hint="eastAsia"/>
-          <w:lang w:val="en-US" w:eastAsia="zh-CN"/>
-        </w:rPr>
-        <w:t xml:space="preserve">  I29 int, --点击数量</w:t>
-      </w:r>
-    </w:p>
-    <w:p>
-      <w:pPr>
-        <w:pBdr>
-          <w:top w:val="single" w:color="auto" w:sz="4" w:space="0"/>
-          <w:left w:val="single" w:color="auto" w:sz="4" w:space="0"/>
-          <w:bottom w:val="single" w:color="auto" w:sz="4" w:space="0"/>
-          <w:right w:val="single" w:color="auto" w:sz="4" w:space="0"/>
-        </w:pBdr>
-        <w:rPr>
-          <w:rFonts w:hint="eastAsia"/>
-          <w:lang w:val="en-US" w:eastAsia="zh-CN"/>
-        </w:rPr>
-      </w:pPr>
-      <w:r>
-        <w:rPr>
-          <w:rFonts w:hint="eastAsia"/>
-          <w:lang w:val="en-US" w:eastAsia="zh-CN"/>
-        </w:rPr>
-        <w:t xml:space="preserve">  I30 int, --回复数量    </w:t>
-      </w:r>
-    </w:p>
-    <w:p>
-      <w:pPr>
-        <w:pBdr>
-          <w:top w:val="single" w:color="auto" w:sz="4" w:space="0"/>
-          <w:left w:val="single" w:color="auto" w:sz="4" w:space="0"/>
-          <w:bottom w:val="single" w:color="auto" w:sz="4" w:space="0"/>
-          <w:right w:val="single" w:color="auto" w:sz="4" w:space="0"/>
-        </w:pBdr>
-        <w:rPr>
-          <w:rFonts w:hint="eastAsia"/>
-          <w:lang w:val="en-US" w:eastAsia="zh-CN"/>
-        </w:rPr>
-      </w:pPr>
-      <w:r>
-        <w:rPr>
-          <w:rFonts w:hint="eastAsia"/>
-          <w:lang w:val="en-US" w:eastAsia="zh-CN"/>
-        </w:rPr>
-        <w:t xml:space="preserve">   // 下列为新增字段 9/11/2011</w:t>
-      </w:r>
-    </w:p>
-    <w:p>
-      <w:pPr>
-        <w:pBdr>
-          <w:top w:val="single" w:color="auto" w:sz="4" w:space="0"/>
-          <w:left w:val="single" w:color="auto" w:sz="4" w:space="0"/>
-          <w:bottom w:val="single" w:color="auto" w:sz="4" w:space="0"/>
-          <w:right w:val="single" w:color="auto" w:sz="4" w:space="0"/>
-        </w:pBdr>
-        <w:rPr>
-          <w:rFonts w:hint="eastAsia"/>
-          <w:lang w:val="en-US" w:eastAsia="zh-CN"/>
-        </w:rPr>
-      </w:pPr>
-      <w:r>
-        <w:rPr>
-          <w:rFonts w:hint="eastAsia"/>
-          <w:lang w:val="en-US" w:eastAsia="zh-CN"/>
-        </w:rPr>
-        <w:t xml:space="preserve">  I31 int, --子节点数</w:t>
-      </w:r>
-    </w:p>
-    <w:p>
-      <w:pPr>
-        <w:pBdr>
-          <w:top w:val="single" w:color="auto" w:sz="4" w:space="0"/>
-          <w:left w:val="single" w:color="auto" w:sz="4" w:space="0"/>
-          <w:bottom w:val="single" w:color="auto" w:sz="4" w:space="0"/>
-          <w:right w:val="single" w:color="auto" w:sz="4" w:space="0"/>
-        </w:pBdr>
-        <w:rPr>
-          <w:rFonts w:hint="eastAsia"/>
-          <w:lang w:val="en-US" w:eastAsia="zh-CN"/>
-        </w:rPr>
-      </w:pPr>
-      <w:r>
-        <w:rPr>
-          <w:rFonts w:hint="eastAsia"/>
-          <w:lang w:val="en-US" w:eastAsia="zh-CN"/>
-        </w:rPr>
-        <w:t xml:space="preserve">  I32 int, --                           招聘人数</w:t>
-      </w:r>
-    </w:p>
-    <w:p>
-      <w:pPr>
-        <w:pBdr>
-          <w:top w:val="single" w:color="auto" w:sz="4" w:space="0"/>
-          <w:left w:val="single" w:color="auto" w:sz="4" w:space="0"/>
-          <w:bottom w:val="single" w:color="auto" w:sz="4" w:space="0"/>
-          <w:right w:val="single" w:color="auto" w:sz="4" w:space="0"/>
-        </w:pBdr>
-        <w:rPr>
-          <w:rFonts w:hint="eastAsia"/>
-          <w:lang w:val="en-US" w:eastAsia="zh-CN"/>
-        </w:rPr>
-      </w:pPr>
-      <w:r>
-        <w:rPr>
-          <w:rFonts w:hint="eastAsia"/>
-          <w:lang w:val="en-US" w:eastAsia="zh-CN"/>
-        </w:rPr>
-        <w:t xml:space="preserve">  I33 int,</w:t>
-      </w:r>
-    </w:p>
-    <w:p>
-      <w:pPr>
-        <w:pBdr>
-          <w:top w:val="single" w:color="auto" w:sz="4" w:space="0"/>
-          <w:left w:val="single" w:color="auto" w:sz="4" w:space="0"/>
-          <w:bottom w:val="single" w:color="auto" w:sz="4" w:space="0"/>
-          <w:right w:val="single" w:color="auto" w:sz="4" w:space="0"/>
-        </w:pBdr>
-        <w:rPr>
-          <w:rFonts w:hint="eastAsia"/>
-          <w:lang w:val="en-US" w:eastAsia="zh-CN"/>
-        </w:rPr>
-      </w:pPr>
-      <w:r>
-        <w:rPr>
-          <w:rFonts w:hint="eastAsia"/>
-          <w:lang w:val="en-US" w:eastAsia="zh-CN"/>
-        </w:rPr>
-        <w:t xml:space="preserve">  I34 int,</w:t>
-      </w:r>
-    </w:p>
-    <w:p>
-      <w:pPr>
-        <w:pBdr>
-          <w:top w:val="single" w:color="auto" w:sz="4" w:space="0"/>
-          <w:left w:val="single" w:color="auto" w:sz="4" w:space="0"/>
-          <w:bottom w:val="single" w:color="auto" w:sz="4" w:space="0"/>
-          <w:right w:val="single" w:color="auto" w:sz="4" w:space="0"/>
-        </w:pBdr>
-        <w:rPr>
-          <w:rFonts w:hint="eastAsia"/>
-          <w:lang w:val="en-US" w:eastAsia="zh-CN"/>
-        </w:rPr>
-      </w:pPr>
-      <w:r>
-        <w:rPr>
-          <w:rFonts w:hint="eastAsia"/>
-          <w:lang w:val="en-US" w:eastAsia="zh-CN"/>
-        </w:rPr>
-        <w:t xml:space="preserve">  I35 char(10) </w:t>
-      </w:r>
-    </w:p>
-    <w:p>
-      <w:pPr>
-        <w:pBdr>
-          <w:top w:val="single" w:color="auto" w:sz="4" w:space="0"/>
-          <w:left w:val="single" w:color="auto" w:sz="4" w:space="0"/>
-          <w:bottom w:val="single" w:color="auto" w:sz="4" w:space="0"/>
-          <w:right w:val="single" w:color="auto" w:sz="4" w:space="0"/>
-        </w:pBdr>
-        <w:rPr>
-          <w:rFonts w:hint="eastAsia"/>
-          <w:lang w:val="en-US" w:eastAsia="zh-CN"/>
-        </w:rPr>
-      </w:pPr>
-      <w:r>
-        <w:rPr>
-          <w:rFonts w:hint="eastAsia"/>
-          <w:lang w:val="en-US" w:eastAsia="zh-CN"/>
-        </w:rPr>
-        <w:t xml:space="preserve">              </w:t>
+      <w:bookmarkStart w:id="69" w:name="_Toc29208"/>
+      <w:bookmarkStart w:id="70" w:name="_Toc16770"/>
+      <w:r>
+        <w:rPr>
+          <w:rFonts w:hint="eastAsia"/>
+          <w:lang w:val="en-US" w:eastAsia="zh-CN"/>
+        </w:rPr>
+        <w:t>3.1.7 信息流动ITEF</w:t>
+      </w:r>
+      <w:bookmarkEnd w:id="69"/>
+      <w:bookmarkEnd w:id="70"/>
+    </w:p>
+    <w:p>
+      <w:pPr>
+        <w:pBdr>
+          <w:top w:val="single" w:color="auto" w:sz="4" w:space="0"/>
+          <w:left w:val="single" w:color="auto" w:sz="4" w:space="0"/>
+          <w:bottom w:val="single" w:color="auto" w:sz="4" w:space="0"/>
+          <w:right w:val="single" w:color="auto" w:sz="4" w:space="0"/>
+        </w:pBdr>
+        <w:rPr>
+          <w:rFonts w:hint="eastAsia"/>
+          <w:lang w:val="en-US" w:eastAsia="zh-CN"/>
+        </w:rPr>
+      </w:pPr>
+      <w:r>
+        <w:rPr>
+          <w:rFonts w:hint="eastAsia"/>
+          <w:lang w:val="en-US" w:eastAsia="zh-CN"/>
+        </w:rPr>
+        <w:t>Create Table IteF</w:t>
+      </w:r>
+    </w:p>
+    <w:p>
+      <w:pPr>
+        <w:pBdr>
+          <w:top w:val="single" w:color="auto" w:sz="4" w:space="0"/>
+          <w:left w:val="single" w:color="auto" w:sz="4" w:space="0"/>
+          <w:bottom w:val="single" w:color="auto" w:sz="4" w:space="0"/>
+          <w:right w:val="single" w:color="auto" w:sz="4" w:space="0"/>
+        </w:pBdr>
+        <w:rPr>
+          <w:rFonts w:hint="eastAsia"/>
+          <w:lang w:val="en-US" w:eastAsia="zh-CN"/>
+        </w:rPr>
+      </w:pPr>
+      <w:r>
+        <w:rPr>
+          <w:rFonts w:hint="eastAsia"/>
+          <w:lang w:val="en-US" w:eastAsia="zh-CN"/>
+        </w:rPr>
+        <w:t>( F01 int identity(1,1),</w:t>
+      </w:r>
+    </w:p>
+    <w:p>
+      <w:pPr>
+        <w:pBdr>
+          <w:top w:val="single" w:color="auto" w:sz="4" w:space="0"/>
+          <w:left w:val="single" w:color="auto" w:sz="4" w:space="0"/>
+          <w:bottom w:val="single" w:color="auto" w:sz="4" w:space="0"/>
+          <w:right w:val="single" w:color="auto" w:sz="4" w:space="0"/>
+        </w:pBdr>
+        <w:rPr>
+          <w:rFonts w:hint="eastAsia"/>
+          <w:lang w:val="en-US" w:eastAsia="zh-CN"/>
+        </w:rPr>
+      </w:pPr>
+      <w:r>
+        <w:rPr>
+          <w:rFonts w:hint="eastAsia"/>
+          <w:lang w:val="en-US" w:eastAsia="zh-CN"/>
+        </w:rPr>
+        <w:t xml:space="preserve">  F02 int , --UnitiD</w:t>
+      </w:r>
+    </w:p>
+    <w:p>
+      <w:pPr>
+        <w:pBdr>
+          <w:top w:val="single" w:color="auto" w:sz="4" w:space="0"/>
+          <w:left w:val="single" w:color="auto" w:sz="4" w:space="0"/>
+          <w:bottom w:val="single" w:color="auto" w:sz="4" w:space="0"/>
+          <w:right w:val="single" w:color="auto" w:sz="4" w:space="0"/>
+        </w:pBdr>
+        <w:rPr>
+          <w:rFonts w:hint="eastAsia"/>
+          <w:lang w:val="en-US" w:eastAsia="zh-CN"/>
+        </w:rPr>
+      </w:pPr>
+      <w:r>
+        <w:rPr>
+          <w:rFonts w:hint="eastAsia"/>
+          <w:lang w:val="en-US" w:eastAsia="zh-CN"/>
+        </w:rPr>
+        <w:t xml:space="preserve">  F03 int,  --</w:t>
+      </w:r>
+      <w:r>
+        <w:rPr>
+          <w:rFonts w:hint="eastAsia"/>
+          <w:lang w:val="en-US" w:eastAsia="zh-CN"/>
+        </w:rPr>
+        <w:tab/>
+      </w:r>
+      <w:r>
+        <w:rPr>
+          <w:rFonts w:hint="eastAsia"/>
+          <w:lang w:val="en-US" w:eastAsia="zh-CN"/>
+        </w:rPr>
+        <w:t>单位编号1</w:t>
+      </w:r>
+    </w:p>
+    <w:p>
+      <w:pPr>
+        <w:pBdr>
+          <w:top w:val="single" w:color="auto" w:sz="4" w:space="0"/>
+          <w:left w:val="single" w:color="auto" w:sz="4" w:space="0"/>
+          <w:bottom w:val="single" w:color="auto" w:sz="4" w:space="0"/>
+          <w:right w:val="single" w:color="auto" w:sz="4" w:space="0"/>
+        </w:pBdr>
+        <w:rPr>
+          <w:rFonts w:hint="eastAsia"/>
+          <w:lang w:val="en-US" w:eastAsia="zh-CN"/>
+        </w:rPr>
+      </w:pPr>
+      <w:r>
+        <w:rPr>
+          <w:rFonts w:hint="eastAsia"/>
+          <w:lang w:val="en-US" w:eastAsia="zh-CN"/>
+        </w:rPr>
+        <w:t xml:space="preserve">  F04 int,  --</w:t>
+      </w:r>
+      <w:r>
+        <w:rPr>
+          <w:rFonts w:hint="eastAsia"/>
+          <w:lang w:val="en-US" w:eastAsia="zh-CN"/>
+        </w:rPr>
+        <w:tab/>
+      </w:r>
+      <w:r>
+        <w:rPr>
+          <w:rFonts w:hint="eastAsia"/>
+          <w:lang w:val="en-US" w:eastAsia="zh-CN"/>
+        </w:rPr>
+        <w:t>部门1</w:t>
+      </w:r>
+    </w:p>
+    <w:p>
+      <w:pPr>
+        <w:pBdr>
+          <w:top w:val="single" w:color="auto" w:sz="4" w:space="0"/>
+          <w:left w:val="single" w:color="auto" w:sz="4" w:space="0"/>
+          <w:bottom w:val="single" w:color="auto" w:sz="4" w:space="0"/>
+          <w:right w:val="single" w:color="auto" w:sz="4" w:space="0"/>
+        </w:pBdr>
+        <w:rPr>
+          <w:rFonts w:hint="eastAsia"/>
+          <w:lang w:val="en-US" w:eastAsia="zh-CN"/>
+        </w:rPr>
+      </w:pPr>
+      <w:r>
+        <w:rPr>
+          <w:rFonts w:hint="eastAsia"/>
+          <w:lang w:val="en-US" w:eastAsia="zh-CN"/>
+        </w:rPr>
+        <w:t xml:space="preserve">  F05 int, --人员1</w:t>
+      </w:r>
+    </w:p>
+    <w:p>
+      <w:pPr>
+        <w:pBdr>
+          <w:top w:val="single" w:color="auto" w:sz="4" w:space="0"/>
+          <w:left w:val="single" w:color="auto" w:sz="4" w:space="0"/>
+          <w:bottom w:val="single" w:color="auto" w:sz="4" w:space="0"/>
+          <w:right w:val="single" w:color="auto" w:sz="4" w:space="0"/>
+        </w:pBdr>
+        <w:rPr>
+          <w:rFonts w:hint="eastAsia"/>
+          <w:lang w:val="en-US" w:eastAsia="zh-CN"/>
+        </w:rPr>
+      </w:pPr>
+      <w:r>
+        <w:rPr>
+          <w:rFonts w:hint="eastAsia"/>
+          <w:lang w:val="en-US" w:eastAsia="zh-CN"/>
+        </w:rPr>
+        <w:t xml:space="preserve">  F06 int, --单位编号2   (客户编号、供应商….)</w:t>
+      </w:r>
+    </w:p>
+    <w:p>
+      <w:pPr>
+        <w:pBdr>
+          <w:top w:val="single" w:color="auto" w:sz="4" w:space="0"/>
+          <w:left w:val="single" w:color="auto" w:sz="4" w:space="0"/>
+          <w:bottom w:val="single" w:color="auto" w:sz="4" w:space="0"/>
+          <w:right w:val="single" w:color="auto" w:sz="4" w:space="0"/>
+        </w:pBdr>
+        <w:rPr>
+          <w:rFonts w:hint="eastAsia"/>
+          <w:lang w:val="en-US" w:eastAsia="zh-CN"/>
+        </w:rPr>
+      </w:pPr>
+      <w:r>
+        <w:rPr>
+          <w:rFonts w:hint="eastAsia"/>
+          <w:lang w:val="en-US" w:eastAsia="zh-CN"/>
+        </w:rPr>
+        <w:t xml:space="preserve">  F07 int, --部门2</w:t>
+      </w:r>
+    </w:p>
+    <w:p>
+      <w:pPr>
+        <w:pBdr>
+          <w:top w:val="single" w:color="auto" w:sz="4" w:space="0"/>
+          <w:left w:val="single" w:color="auto" w:sz="4" w:space="0"/>
+          <w:bottom w:val="single" w:color="auto" w:sz="4" w:space="0"/>
+          <w:right w:val="single" w:color="auto" w:sz="4" w:space="0"/>
+        </w:pBdr>
+        <w:rPr>
+          <w:rFonts w:hint="eastAsia"/>
+          <w:lang w:val="en-US" w:eastAsia="zh-CN"/>
+        </w:rPr>
+      </w:pPr>
+      <w:r>
+        <w:rPr>
+          <w:rFonts w:hint="eastAsia"/>
+          <w:lang w:val="en-US" w:eastAsia="zh-CN"/>
+        </w:rPr>
+        <w:t xml:space="preserve">  F08 int, --人员</w:t>
+      </w:r>
+    </w:p>
+    <w:p>
+      <w:pPr>
+        <w:pBdr>
+          <w:top w:val="single" w:color="auto" w:sz="4" w:space="0"/>
+          <w:left w:val="single" w:color="auto" w:sz="4" w:space="0"/>
+          <w:bottom w:val="single" w:color="auto" w:sz="4" w:space="0"/>
+          <w:right w:val="single" w:color="auto" w:sz="4" w:space="0"/>
+        </w:pBdr>
+        <w:rPr>
+          <w:rFonts w:hint="eastAsia"/>
+          <w:lang w:val="en-US" w:eastAsia="zh-CN"/>
+        </w:rPr>
+      </w:pPr>
+      <w:r>
+        <w:rPr>
+          <w:rFonts w:hint="eastAsia"/>
+          <w:lang w:val="en-US" w:eastAsia="zh-CN"/>
+        </w:rPr>
+        <w:t xml:space="preserve">  F09 int, --信息类别    (1:销售系统  2:亲切通   4:Email </w:t>
+      </w:r>
+    </w:p>
+    <w:p>
+      <w:pPr>
+        <w:pBdr>
+          <w:top w:val="single" w:color="auto" w:sz="4" w:space="0"/>
+          <w:left w:val="single" w:color="auto" w:sz="4" w:space="0"/>
+          <w:bottom w:val="single" w:color="auto" w:sz="4" w:space="0"/>
+          <w:right w:val="single" w:color="auto" w:sz="4" w:space="0"/>
+        </w:pBdr>
+        <w:rPr>
+          <w:rFonts w:hint="eastAsia"/>
+          <w:lang w:val="en-US" w:eastAsia="zh-CN"/>
+        </w:rPr>
+      </w:pPr>
+      <w:r>
+        <w:rPr>
+          <w:rFonts w:hint="eastAsia"/>
+          <w:lang w:val="en-US" w:eastAsia="zh-CN"/>
+        </w:rPr>
+        <w:t xml:space="preserve">  F10 datetime, --日期</w:t>
+      </w:r>
+    </w:p>
+    <w:p>
+      <w:pPr>
+        <w:pBdr>
+          <w:top w:val="single" w:color="auto" w:sz="4" w:space="0"/>
+          <w:left w:val="single" w:color="auto" w:sz="4" w:space="0"/>
+          <w:bottom w:val="single" w:color="auto" w:sz="4" w:space="0"/>
+          <w:right w:val="single" w:color="auto" w:sz="4" w:space="0"/>
+        </w:pBdr>
+        <w:rPr>
+          <w:rFonts w:hint="eastAsia"/>
+          <w:lang w:val="en-US" w:eastAsia="zh-CN"/>
+        </w:rPr>
+      </w:pPr>
+      <w:r>
+        <w:rPr>
+          <w:rFonts w:hint="eastAsia"/>
+          <w:lang w:val="en-US" w:eastAsia="zh-CN"/>
+        </w:rPr>
+        <w:t xml:space="preserve">  F11 int,--</w:t>
+      </w:r>
+      <w:r>
+        <w:rPr>
+          <w:rFonts w:hint="eastAsia"/>
+          <w:lang w:val="en-US" w:eastAsia="zh-CN"/>
+        </w:rPr>
+        <w:tab/>
+      </w:r>
+      <w:r>
+        <w:rPr>
+          <w:rFonts w:hint="eastAsia"/>
+          <w:lang w:val="en-US" w:eastAsia="zh-CN"/>
+        </w:rPr>
+        <w:t>方式：  11:上门  10:客户上门  71:去电 70:来电  21:发送Email  20:接收Email</w:t>
+      </w:r>
+    </w:p>
+    <w:p>
+      <w:pPr>
+        <w:pBdr>
+          <w:top w:val="single" w:color="auto" w:sz="4" w:space="0"/>
+          <w:left w:val="single" w:color="auto" w:sz="4" w:space="0"/>
+          <w:bottom w:val="single" w:color="auto" w:sz="4" w:space="0"/>
+          <w:right w:val="single" w:color="auto" w:sz="4" w:space="0"/>
+        </w:pBdr>
+        <w:rPr>
+          <w:rFonts w:hint="eastAsia"/>
+          <w:lang w:val="en-US" w:eastAsia="zh-CN"/>
+        </w:rPr>
+      </w:pPr>
+      <w:r>
+        <w:rPr>
+          <w:rFonts w:hint="eastAsia"/>
+          <w:lang w:val="en-US" w:eastAsia="zh-CN"/>
+        </w:rPr>
+        <w:t xml:space="preserve">                         31:发短信  30:收短信  5:信 </w:t>
+      </w:r>
+    </w:p>
+    <w:p>
+      <w:pPr>
+        <w:pBdr>
+          <w:top w:val="single" w:color="auto" w:sz="4" w:space="0"/>
+          <w:left w:val="single" w:color="auto" w:sz="4" w:space="0"/>
+          <w:bottom w:val="single" w:color="auto" w:sz="4" w:space="0"/>
+          <w:right w:val="single" w:color="auto" w:sz="4" w:space="0"/>
+        </w:pBdr>
+        <w:rPr>
+          <w:rFonts w:hint="eastAsia"/>
+          <w:lang w:val="en-US" w:eastAsia="zh-CN"/>
+        </w:rPr>
+      </w:pPr>
+      <w:r>
+        <w:rPr>
+          <w:rFonts w:hint="eastAsia"/>
+          <w:lang w:val="en-US" w:eastAsia="zh-CN"/>
+        </w:rPr>
+        <w:t xml:space="preserve">  F12 int, --</w:t>
+      </w:r>
+      <w:r>
+        <w:rPr>
+          <w:rFonts w:hint="eastAsia"/>
+          <w:lang w:val="en-US" w:eastAsia="zh-CN"/>
+        </w:rPr>
+        <w:tab/>
+      </w:r>
+      <w:r>
+        <w:rPr>
+          <w:rFonts w:hint="eastAsia"/>
+          <w:lang w:val="en-US" w:eastAsia="zh-CN"/>
+        </w:rPr>
+        <w:t>方向： 1：出  2:进</w:t>
+      </w:r>
+    </w:p>
+    <w:p>
+      <w:pPr>
+        <w:pBdr>
+          <w:top w:val="single" w:color="auto" w:sz="4" w:space="0"/>
+          <w:left w:val="single" w:color="auto" w:sz="4" w:space="0"/>
+          <w:bottom w:val="single" w:color="auto" w:sz="4" w:space="0"/>
+          <w:right w:val="single" w:color="auto" w:sz="4" w:space="0"/>
+        </w:pBdr>
+        <w:rPr>
+          <w:rFonts w:hint="eastAsia"/>
+          <w:lang w:val="en-US" w:eastAsia="zh-CN"/>
+        </w:rPr>
+      </w:pPr>
+      <w:r>
+        <w:rPr>
+          <w:rFonts w:hint="eastAsia"/>
+          <w:lang w:val="en-US" w:eastAsia="zh-CN"/>
+        </w:rPr>
+        <w:t xml:space="preserve">  F13 int, --</w:t>
+      </w:r>
+      <w:r>
+        <w:rPr>
+          <w:rFonts w:hint="eastAsia"/>
+          <w:lang w:val="en-US" w:eastAsia="zh-CN"/>
+        </w:rPr>
+        <w:tab/>
+      </w:r>
+      <w:r>
+        <w:rPr>
+          <w:rFonts w:hint="eastAsia"/>
+          <w:lang w:val="en-US" w:eastAsia="zh-CN"/>
+        </w:rPr>
+        <w:t xml:space="preserve"> </w:t>
+      </w:r>
+    </w:p>
+    <w:p>
+      <w:pPr>
+        <w:pBdr>
+          <w:top w:val="single" w:color="auto" w:sz="4" w:space="0"/>
+          <w:left w:val="single" w:color="auto" w:sz="4" w:space="0"/>
+          <w:bottom w:val="single" w:color="auto" w:sz="4" w:space="0"/>
+          <w:right w:val="single" w:color="auto" w:sz="4" w:space="0"/>
+        </w:pBdr>
+        <w:rPr>
+          <w:rFonts w:hint="eastAsia"/>
+          <w:lang w:val="en-US" w:eastAsia="zh-CN"/>
+        </w:rPr>
+      </w:pPr>
+      <w:r>
+        <w:rPr>
+          <w:rFonts w:hint="eastAsia"/>
+          <w:lang w:val="en-US" w:eastAsia="zh-CN"/>
+        </w:rPr>
+        <w:t xml:space="preserve">  F14 char(50),--标题</w:t>
+      </w:r>
+    </w:p>
+    <w:p>
+      <w:pPr>
+        <w:pBdr>
+          <w:top w:val="single" w:color="auto" w:sz="4" w:space="0"/>
+          <w:left w:val="single" w:color="auto" w:sz="4" w:space="0"/>
+          <w:bottom w:val="single" w:color="auto" w:sz="4" w:space="0"/>
+          <w:right w:val="single" w:color="auto" w:sz="4" w:space="0"/>
+        </w:pBdr>
+        <w:rPr>
+          <w:rFonts w:hint="eastAsia"/>
+          <w:lang w:val="en-US" w:eastAsia="zh-CN"/>
+        </w:rPr>
+      </w:pPr>
+      <w:r>
+        <w:rPr>
+          <w:rFonts w:hint="eastAsia"/>
+          <w:lang w:val="en-US" w:eastAsia="zh-CN"/>
+        </w:rPr>
+        <w:t xml:space="preserve">  F15 text,--</w:t>
+      </w:r>
+      <w:r>
+        <w:rPr>
+          <w:rFonts w:hint="eastAsia"/>
+          <w:lang w:val="en-US" w:eastAsia="zh-CN"/>
+        </w:rPr>
+        <w:tab/>
+      </w:r>
+      <w:r>
+        <w:rPr>
+          <w:rFonts w:hint="eastAsia"/>
+          <w:lang w:val="en-US" w:eastAsia="zh-CN"/>
+        </w:rPr>
+        <w:t xml:space="preserve"> 内容</w:t>
+      </w:r>
+    </w:p>
+    <w:p>
+      <w:pPr>
+        <w:pBdr>
+          <w:top w:val="single" w:color="auto" w:sz="4" w:space="0"/>
+          <w:left w:val="single" w:color="auto" w:sz="4" w:space="0"/>
+          <w:bottom w:val="single" w:color="auto" w:sz="4" w:space="0"/>
+          <w:right w:val="single" w:color="auto" w:sz="4" w:space="0"/>
+        </w:pBdr>
+        <w:rPr>
+          <w:rFonts w:hint="eastAsia"/>
+          <w:lang w:val="en-US" w:eastAsia="zh-CN"/>
+        </w:rPr>
+      </w:pPr>
+      <w:r>
+        <w:rPr>
+          <w:rFonts w:hint="eastAsia"/>
+          <w:lang w:val="en-US" w:eastAsia="zh-CN"/>
+        </w:rPr>
+        <w:t xml:space="preserve">  F16 text,--   客户意见</w:t>
+      </w:r>
+    </w:p>
+    <w:p>
+      <w:pPr>
+        <w:pBdr>
+          <w:top w:val="single" w:color="auto" w:sz="4" w:space="0"/>
+          <w:left w:val="single" w:color="auto" w:sz="4" w:space="0"/>
+          <w:bottom w:val="single" w:color="auto" w:sz="4" w:space="0"/>
+          <w:right w:val="single" w:color="auto" w:sz="4" w:space="0"/>
+        </w:pBdr>
+        <w:rPr>
+          <w:rFonts w:hint="eastAsia"/>
+          <w:lang w:val="en-US" w:eastAsia="zh-CN"/>
+        </w:rPr>
+      </w:pPr>
+      <w:r>
+        <w:rPr>
+          <w:rFonts w:hint="eastAsia"/>
+          <w:lang w:val="en-US" w:eastAsia="zh-CN"/>
+        </w:rPr>
+        <w:t xml:space="preserve">  F17 text,--</w:t>
+      </w:r>
+      <w:r>
+        <w:rPr>
+          <w:rFonts w:hint="eastAsia"/>
+          <w:lang w:val="en-US" w:eastAsia="zh-CN"/>
+        </w:rPr>
+        <w:tab/>
+      </w:r>
+      <w:r>
+        <w:rPr>
+          <w:rFonts w:hint="eastAsia"/>
+          <w:lang w:val="en-US" w:eastAsia="zh-CN"/>
+        </w:rPr>
+        <w:t>备注</w:t>
+      </w:r>
+    </w:p>
+    <w:p>
+      <w:pPr>
+        <w:pBdr>
+          <w:top w:val="single" w:color="auto" w:sz="4" w:space="0"/>
+          <w:left w:val="single" w:color="auto" w:sz="4" w:space="0"/>
+          <w:bottom w:val="single" w:color="auto" w:sz="4" w:space="0"/>
+          <w:right w:val="single" w:color="auto" w:sz="4" w:space="0"/>
+        </w:pBdr>
+        <w:rPr>
+          <w:rFonts w:hint="eastAsia"/>
+          <w:lang w:val="en-US" w:eastAsia="zh-CN"/>
+        </w:rPr>
+      </w:pPr>
+      <w:r>
+        <w:rPr>
+          <w:rFonts w:hint="eastAsia"/>
+          <w:lang w:val="en-US" w:eastAsia="zh-CN"/>
+        </w:rPr>
+        <w:t xml:space="preserve">  F18 text,--  领导意见</w:t>
+      </w:r>
+    </w:p>
+    <w:p>
+      <w:pPr>
+        <w:pBdr>
+          <w:top w:val="single" w:color="auto" w:sz="4" w:space="0"/>
+          <w:left w:val="single" w:color="auto" w:sz="4" w:space="0"/>
+          <w:bottom w:val="single" w:color="auto" w:sz="4" w:space="0"/>
+          <w:right w:val="single" w:color="auto" w:sz="4" w:space="0"/>
+        </w:pBdr>
+        <w:rPr>
+          <w:rFonts w:hint="eastAsia"/>
+          <w:lang w:val="en-US" w:eastAsia="zh-CN"/>
+        </w:rPr>
+      </w:pPr>
+      <w:r>
+        <w:rPr>
+          <w:rFonts w:hint="eastAsia"/>
+          <w:lang w:val="en-US" w:eastAsia="zh-CN"/>
+        </w:rPr>
+        <w:t xml:space="preserve">  F19 float,-- 费用</w:t>
+      </w:r>
+    </w:p>
+    <w:p>
+      <w:pPr>
+        <w:pBdr>
+          <w:top w:val="single" w:color="auto" w:sz="4" w:space="0"/>
+          <w:left w:val="single" w:color="auto" w:sz="4" w:space="0"/>
+          <w:bottom w:val="single" w:color="auto" w:sz="4" w:space="0"/>
+          <w:right w:val="single" w:color="auto" w:sz="4" w:space="0"/>
+        </w:pBdr>
+        <w:rPr>
+          <w:rFonts w:hint="eastAsia"/>
+          <w:lang w:val="en-US" w:eastAsia="zh-CN"/>
+        </w:rPr>
+      </w:pPr>
+      <w:r>
+        <w:rPr>
+          <w:rFonts w:hint="eastAsia"/>
+          <w:lang w:val="en-US" w:eastAsia="zh-CN"/>
+        </w:rPr>
+        <w:t xml:space="preserve">  F20 int,</w:t>
+      </w:r>
+    </w:p>
+    <w:p>
+      <w:pPr>
+        <w:pBdr>
+          <w:top w:val="single" w:color="auto" w:sz="4" w:space="0"/>
+          <w:left w:val="single" w:color="auto" w:sz="4" w:space="0"/>
+          <w:bottom w:val="single" w:color="auto" w:sz="4" w:space="0"/>
+          <w:right w:val="single" w:color="auto" w:sz="4" w:space="0"/>
+        </w:pBdr>
+        <w:rPr>
+          <w:rFonts w:hint="eastAsia"/>
+          <w:lang w:val="en-US" w:eastAsia="zh-CN"/>
+        </w:rPr>
+      </w:pPr>
+      <w:r>
+        <w:rPr>
+          <w:rFonts w:hint="eastAsia"/>
+          <w:lang w:val="en-US" w:eastAsia="zh-CN"/>
+        </w:rPr>
+        <w:t xml:space="preserve">  F21 int,</w:t>
+      </w:r>
+    </w:p>
+    <w:p>
+      <w:pPr>
+        <w:pBdr>
+          <w:top w:val="single" w:color="auto" w:sz="4" w:space="0"/>
+          <w:left w:val="single" w:color="auto" w:sz="4" w:space="0"/>
+          <w:bottom w:val="single" w:color="auto" w:sz="4" w:space="0"/>
+          <w:right w:val="single" w:color="auto" w:sz="4" w:space="0"/>
+        </w:pBdr>
+        <w:rPr>
+          <w:rFonts w:hint="eastAsia"/>
+          <w:lang w:val="en-US" w:eastAsia="zh-CN"/>
+        </w:rPr>
+      </w:pPr>
+      <w:r>
+        <w:rPr>
+          <w:rFonts w:hint="eastAsia"/>
+          <w:lang w:val="en-US" w:eastAsia="zh-CN"/>
+        </w:rPr>
+        <w:t xml:space="preserve">  F22 char(20), -- 客户名称</w:t>
+      </w:r>
+    </w:p>
+    <w:p>
+      <w:pPr>
+        <w:pBdr>
+          <w:top w:val="single" w:color="auto" w:sz="4" w:space="0"/>
+          <w:left w:val="single" w:color="auto" w:sz="4" w:space="0"/>
+          <w:bottom w:val="single" w:color="auto" w:sz="4" w:space="0"/>
+          <w:right w:val="single" w:color="auto" w:sz="4" w:space="0"/>
+        </w:pBdr>
+        <w:rPr>
+          <w:rFonts w:hint="eastAsia"/>
+          <w:lang w:val="en-US" w:eastAsia="zh-CN"/>
+        </w:rPr>
+      </w:pPr>
+      <w:r>
+        <w:rPr>
+          <w:rFonts w:hint="eastAsia"/>
+          <w:lang w:val="en-US" w:eastAsia="zh-CN"/>
+        </w:rPr>
+        <w:t xml:space="preserve">  F23 char(20),</w:t>
+      </w:r>
+    </w:p>
+    <w:p>
+      <w:pPr>
+        <w:pBdr>
+          <w:top w:val="single" w:color="auto" w:sz="4" w:space="0"/>
+          <w:left w:val="single" w:color="auto" w:sz="4" w:space="0"/>
+          <w:bottom w:val="single" w:color="auto" w:sz="4" w:space="0"/>
+          <w:right w:val="single" w:color="auto" w:sz="4" w:space="0"/>
+        </w:pBdr>
+        <w:rPr>
+          <w:rFonts w:hint="eastAsia"/>
+          <w:lang w:val="en-US" w:eastAsia="zh-CN"/>
+        </w:rPr>
+      </w:pPr>
+      <w:r>
+        <w:rPr>
+          <w:rFonts w:hint="eastAsia"/>
+          <w:lang w:val="en-US" w:eastAsia="zh-CN"/>
+        </w:rPr>
+        <w:t xml:space="preserve">  F24 datetime,--录入时间</w:t>
+      </w:r>
+    </w:p>
+    <w:p>
+      <w:pPr>
+        <w:pBdr>
+          <w:top w:val="single" w:color="auto" w:sz="4" w:space="0"/>
+          <w:left w:val="single" w:color="auto" w:sz="4" w:space="0"/>
+          <w:bottom w:val="single" w:color="auto" w:sz="4" w:space="0"/>
+          <w:right w:val="single" w:color="auto" w:sz="4" w:space="0"/>
+        </w:pBdr>
+        <w:rPr>
+          <w:rFonts w:hint="eastAsia"/>
+          <w:lang w:val="en-US" w:eastAsia="zh-CN"/>
+        </w:rPr>
+      </w:pPr>
+      <w:r>
+        <w:rPr>
+          <w:rFonts w:hint="eastAsia"/>
+          <w:lang w:val="en-US" w:eastAsia="zh-CN"/>
+        </w:rPr>
+        <w:t xml:space="preserve">  F25 datetime,</w:t>
+      </w:r>
+    </w:p>
+    <w:p>
+      <w:pPr>
+        <w:pBdr>
+          <w:top w:val="single" w:color="auto" w:sz="4" w:space="0"/>
+          <w:left w:val="single" w:color="auto" w:sz="4" w:space="0"/>
+          <w:bottom w:val="single" w:color="auto" w:sz="4" w:space="0"/>
+          <w:right w:val="single" w:color="auto" w:sz="4" w:space="0"/>
+        </w:pBdr>
+        <w:rPr>
+          <w:rFonts w:hint="eastAsia"/>
+          <w:lang w:val="en-US" w:eastAsia="zh-CN"/>
+        </w:rPr>
+      </w:pPr>
+      <w:r>
+        <w:rPr>
+          <w:rFonts w:hint="eastAsia"/>
+          <w:lang w:val="en-US" w:eastAsia="zh-CN"/>
+        </w:rPr>
+        <w:t xml:space="preserve">  F26 int     --录入人 nvarchar(20), --规格型号</w:t>
       </w:r>
     </w:p>
     <w:p>
@@ -24961,21 +25050,1150 @@
           <w:rFonts w:hint="eastAsia"/>
           <w:lang w:val="en-US" w:eastAsia="zh-CN"/>
         </w:rPr>
-        <w:t>Create Index ItIEx_Idx on ItIEx(I01,I05,I06)</w:t>
-      </w:r>
-    </w:p>
-    <w:p/>
+        <w:t>Create index  itef_idx on itef(F05);</w:t>
+      </w:r>
+    </w:p>
+    <w:p>
+      <w:pPr>
+        <w:rPr>
+          <w:rFonts w:hint="eastAsia"/>
+          <w:lang w:val="en-US" w:eastAsia="zh-CN"/>
+        </w:rPr>
+      </w:pPr>
+    </w:p>
+    <w:p>
+      <w:pPr>
+        <w:rPr>
+          <w:rFonts w:hint="eastAsia"/>
+          <w:lang w:val="en-US" w:eastAsia="zh-CN"/>
+        </w:rPr>
+      </w:pPr>
+    </w:p>
     <w:p>
       <w:pPr>
         <w:pStyle w:val="4"/>
         <w:bidi w:val="0"/>
         <w:rPr>
-          <w:rFonts w:hint="eastAsia"/>
-          <w:lang w:val="en-US" w:eastAsia="zh-CN"/>
-        </w:rPr>
-      </w:pPr>
-      <w:bookmarkStart w:id="69" w:name="_Toc24430"/>
-      <w:bookmarkStart w:id="70" w:name="_Toc12251"/>
+          <w:rFonts w:hint="default"/>
+          <w:lang w:val="en-US" w:eastAsia="zh-CN"/>
+        </w:rPr>
+      </w:pPr>
+      <w:bookmarkStart w:id="71" w:name="_Toc15784"/>
+      <w:bookmarkStart w:id="72" w:name="_Toc18142"/>
+      <w:r>
+        <w:rPr>
+          <w:rFonts w:hint="eastAsia"/>
+          <w:lang w:val="en-US" w:eastAsia="zh-CN"/>
+        </w:rPr>
+        <w:t>3.1.8 简单信息包ITIEX</w:t>
+      </w:r>
+      <w:bookmarkEnd w:id="71"/>
+      <w:bookmarkEnd w:id="72"/>
+    </w:p>
+    <w:p>
+      <w:pPr>
+        <w:pBdr>
+          <w:top w:val="single" w:color="auto" w:sz="4" w:space="0"/>
+          <w:left w:val="single" w:color="auto" w:sz="4" w:space="0"/>
+          <w:bottom w:val="single" w:color="auto" w:sz="4" w:space="0"/>
+          <w:right w:val="single" w:color="auto" w:sz="4" w:space="0"/>
+        </w:pBdr>
+        <w:rPr>
+          <w:rFonts w:hint="eastAsia"/>
+          <w:lang w:val="en-US" w:eastAsia="zh-CN"/>
+        </w:rPr>
+      </w:pPr>
+      <w:r>
+        <w:rPr>
+          <w:rFonts w:hint="eastAsia"/>
+          <w:lang w:val="en-US" w:eastAsia="zh-CN"/>
+        </w:rPr>
+        <w:t>drop table ItIEx</w:t>
+      </w:r>
+    </w:p>
+    <w:p>
+      <w:pPr>
+        <w:pBdr>
+          <w:top w:val="single" w:color="auto" w:sz="4" w:space="0"/>
+          <w:left w:val="single" w:color="auto" w:sz="4" w:space="0"/>
+          <w:bottom w:val="single" w:color="auto" w:sz="4" w:space="0"/>
+          <w:right w:val="single" w:color="auto" w:sz="4" w:space="0"/>
+        </w:pBdr>
+        <w:rPr>
+          <w:rFonts w:hint="eastAsia"/>
+          <w:lang w:val="en-US" w:eastAsia="zh-CN"/>
+        </w:rPr>
+      </w:pPr>
+      <w:r>
+        <w:rPr>
+          <w:rFonts w:hint="eastAsia"/>
+          <w:lang w:val="en-US" w:eastAsia="zh-CN"/>
+        </w:rPr>
+        <w:t>Create Table ItIEx</w:t>
+      </w:r>
+    </w:p>
+    <w:p>
+      <w:pPr>
+        <w:pBdr>
+          <w:top w:val="single" w:color="auto" w:sz="4" w:space="0"/>
+          <w:left w:val="single" w:color="auto" w:sz="4" w:space="0"/>
+          <w:bottom w:val="single" w:color="auto" w:sz="4" w:space="0"/>
+          <w:right w:val="single" w:color="auto" w:sz="4" w:space="0"/>
+        </w:pBdr>
+        <w:rPr>
+          <w:rFonts w:hint="eastAsia"/>
+          <w:lang w:val="en-US" w:eastAsia="zh-CN"/>
+        </w:rPr>
+      </w:pPr>
+      <w:r>
+        <w:rPr>
+          <w:rFonts w:hint="eastAsia"/>
+          <w:lang w:val="en-US" w:eastAsia="zh-CN"/>
+        </w:rPr>
+        <w:t>(</w:t>
+      </w:r>
+    </w:p>
+    <w:p>
+      <w:pPr>
+        <w:pBdr>
+          <w:top w:val="single" w:color="auto" w:sz="4" w:space="0"/>
+          <w:left w:val="single" w:color="auto" w:sz="4" w:space="0"/>
+          <w:bottom w:val="single" w:color="auto" w:sz="4" w:space="0"/>
+          <w:right w:val="single" w:color="auto" w:sz="4" w:space="0"/>
+        </w:pBdr>
+        <w:rPr>
+          <w:rFonts w:hint="eastAsia"/>
+          <w:lang w:val="en-US" w:eastAsia="zh-CN"/>
+        </w:rPr>
+      </w:pPr>
+      <w:r>
+        <w:rPr>
+          <w:rFonts w:hint="eastAsia"/>
+          <w:lang w:val="en-US" w:eastAsia="zh-CN"/>
+        </w:rPr>
+        <w:t xml:space="preserve">  I01 int identity(1,1), --信息ID</w:t>
+      </w:r>
+    </w:p>
+    <w:p>
+      <w:pPr>
+        <w:pBdr>
+          <w:top w:val="single" w:color="auto" w:sz="4" w:space="0"/>
+          <w:left w:val="single" w:color="auto" w:sz="4" w:space="0"/>
+          <w:bottom w:val="single" w:color="auto" w:sz="4" w:space="0"/>
+          <w:right w:val="single" w:color="auto" w:sz="4" w:space="0"/>
+        </w:pBdr>
+        <w:rPr>
+          <w:rFonts w:hint="eastAsia"/>
+          <w:lang w:val="en-US" w:eastAsia="zh-CN"/>
+        </w:rPr>
+      </w:pPr>
+      <w:r>
+        <w:rPr>
+          <w:rFonts w:hint="eastAsia"/>
+          <w:lang w:val="en-US" w:eastAsia="zh-CN"/>
+        </w:rPr>
+        <w:t xml:space="preserve">  I02 int, --unitid</w:t>
+      </w:r>
+    </w:p>
+    <w:p>
+      <w:pPr>
+        <w:pBdr>
+          <w:top w:val="single" w:color="auto" w:sz="4" w:space="0"/>
+          <w:left w:val="single" w:color="auto" w:sz="4" w:space="0"/>
+          <w:bottom w:val="single" w:color="auto" w:sz="4" w:space="0"/>
+          <w:right w:val="single" w:color="auto" w:sz="4" w:space="0"/>
+        </w:pBdr>
+        <w:rPr>
+          <w:rFonts w:hint="eastAsia"/>
+          <w:lang w:val="en-US" w:eastAsia="zh-CN"/>
+        </w:rPr>
+      </w:pPr>
+      <w:r>
+        <w:rPr>
+          <w:rFonts w:hint="eastAsia"/>
+          <w:lang w:val="en-US" w:eastAsia="zh-CN"/>
+        </w:rPr>
+        <w:t xml:space="preserve">  I03 int, --部门</w:t>
+      </w:r>
+    </w:p>
+    <w:p>
+      <w:pPr>
+        <w:pBdr>
+          <w:top w:val="single" w:color="auto" w:sz="4" w:space="0"/>
+          <w:left w:val="single" w:color="auto" w:sz="4" w:space="0"/>
+          <w:bottom w:val="single" w:color="auto" w:sz="4" w:space="0"/>
+          <w:right w:val="single" w:color="auto" w:sz="4" w:space="0"/>
+        </w:pBdr>
+        <w:rPr>
+          <w:rFonts w:hint="eastAsia"/>
+          <w:lang w:val="en-US" w:eastAsia="zh-CN"/>
+        </w:rPr>
+      </w:pPr>
+      <w:r>
+        <w:rPr>
+          <w:rFonts w:hint="eastAsia"/>
+          <w:lang w:val="en-US" w:eastAsia="zh-CN"/>
+        </w:rPr>
+        <w:t xml:space="preserve">  I04 int, --个人</w:t>
+      </w:r>
+    </w:p>
+    <w:p>
+      <w:pPr>
+        <w:pBdr>
+          <w:top w:val="single" w:color="auto" w:sz="4" w:space="0"/>
+          <w:left w:val="single" w:color="auto" w:sz="4" w:space="0"/>
+          <w:bottom w:val="single" w:color="auto" w:sz="4" w:space="0"/>
+          <w:right w:val="single" w:color="auto" w:sz="4" w:space="0"/>
+        </w:pBdr>
+        <w:rPr>
+          <w:rFonts w:hint="eastAsia"/>
+          <w:lang w:val="en-US" w:eastAsia="zh-CN"/>
+        </w:rPr>
+      </w:pPr>
+      <w:r>
+        <w:rPr>
+          <w:rFonts w:hint="eastAsia"/>
+          <w:lang w:val="en-US" w:eastAsia="zh-CN"/>
+        </w:rPr>
+        <w:t xml:space="preserve">  ----------------------</w:t>
+      </w:r>
+    </w:p>
+    <w:p>
+      <w:pPr>
+        <w:pBdr>
+          <w:top w:val="single" w:color="auto" w:sz="4" w:space="0"/>
+          <w:left w:val="single" w:color="auto" w:sz="4" w:space="0"/>
+          <w:bottom w:val="single" w:color="auto" w:sz="4" w:space="0"/>
+          <w:right w:val="single" w:color="auto" w:sz="4" w:space="0"/>
+        </w:pBdr>
+        <w:rPr>
+          <w:rFonts w:hint="eastAsia"/>
+          <w:lang w:val="en-US" w:eastAsia="zh-CN"/>
+        </w:rPr>
+      </w:pPr>
+      <w:r>
+        <w:rPr>
+          <w:rFonts w:hint="eastAsia"/>
+          <w:lang w:val="en-US" w:eastAsia="zh-CN"/>
+        </w:rPr>
+        <w:t xml:space="preserve">  I05 int, --应用类别：1 信息发布、2. Email、3. 短信、4.会议、5.工作流程 6.表格 7.电话 8.论坛 9.招聘,10-绩效考核 11-工作报告</w:t>
+      </w:r>
+    </w:p>
+    <w:p>
+      <w:pPr>
+        <w:pBdr>
+          <w:top w:val="single" w:color="auto" w:sz="4" w:space="0"/>
+          <w:left w:val="single" w:color="auto" w:sz="4" w:space="0"/>
+          <w:bottom w:val="single" w:color="auto" w:sz="4" w:space="0"/>
+          <w:right w:val="single" w:color="auto" w:sz="4" w:space="0"/>
+        </w:pBdr>
+        <w:rPr>
+          <w:rFonts w:hint="eastAsia"/>
+          <w:lang w:val="en-US" w:eastAsia="zh-CN"/>
+        </w:rPr>
+      </w:pPr>
+      <w:r>
+        <w:rPr>
+          <w:rFonts w:hint="eastAsia"/>
+          <w:lang w:val="en-US" w:eastAsia="zh-CN"/>
+        </w:rPr>
+        <w:t xml:space="preserve">  I06 int, --信息子类别: (模板号)</w:t>
+      </w:r>
+    </w:p>
+    <w:p>
+      <w:pPr>
+        <w:pBdr>
+          <w:top w:val="single" w:color="auto" w:sz="4" w:space="0"/>
+          <w:left w:val="single" w:color="auto" w:sz="4" w:space="0"/>
+          <w:bottom w:val="single" w:color="auto" w:sz="4" w:space="0"/>
+          <w:right w:val="single" w:color="auto" w:sz="4" w:space="0"/>
+        </w:pBdr>
+        <w:rPr>
+          <w:rFonts w:hint="eastAsia"/>
+          <w:lang w:val="en-US" w:eastAsia="zh-CN"/>
+        </w:rPr>
+      </w:pPr>
+      <w:r>
+        <w:rPr>
+          <w:rFonts w:hint="eastAsia"/>
+          <w:lang w:val="en-US" w:eastAsia="zh-CN"/>
+        </w:rPr>
+        <w:t xml:space="preserve">        --信息发布：信息发布模板号</w:t>
+      </w:r>
+    </w:p>
+    <w:p>
+      <w:pPr>
+        <w:pBdr>
+          <w:top w:val="single" w:color="auto" w:sz="4" w:space="0"/>
+          <w:left w:val="single" w:color="auto" w:sz="4" w:space="0"/>
+          <w:bottom w:val="single" w:color="auto" w:sz="4" w:space="0"/>
+          <w:right w:val="single" w:color="auto" w:sz="4" w:space="0"/>
+        </w:pBdr>
+        <w:rPr>
+          <w:rFonts w:hint="eastAsia"/>
+          <w:lang w:val="en-US" w:eastAsia="zh-CN"/>
+        </w:rPr>
+      </w:pPr>
+      <w:r>
+        <w:rPr>
+          <w:rFonts w:hint="eastAsia"/>
+          <w:lang w:val="en-US" w:eastAsia="zh-CN"/>
+        </w:rPr>
+        <w:t xml:space="preserve">        --Email: 内部邮件、外部邮件  0:内部邮件  1:外部邮件</w:t>
+      </w:r>
+    </w:p>
+    <w:p>
+      <w:pPr>
+        <w:pBdr>
+          <w:top w:val="single" w:color="auto" w:sz="4" w:space="0"/>
+          <w:left w:val="single" w:color="auto" w:sz="4" w:space="0"/>
+          <w:bottom w:val="single" w:color="auto" w:sz="4" w:space="0"/>
+          <w:right w:val="single" w:color="auto" w:sz="4" w:space="0"/>
+        </w:pBdr>
+        <w:rPr>
+          <w:rFonts w:hint="eastAsia"/>
+          <w:lang w:val="en-US" w:eastAsia="zh-CN"/>
+        </w:rPr>
+      </w:pPr>
+      <w:r>
+        <w:rPr>
+          <w:rFonts w:hint="eastAsia"/>
+          <w:lang w:val="en-US" w:eastAsia="zh-CN"/>
+        </w:rPr>
+        <w:t xml:space="preserve">        --工作流程：模板号</w:t>
+      </w:r>
+    </w:p>
+    <w:p>
+      <w:pPr>
+        <w:pBdr>
+          <w:top w:val="single" w:color="auto" w:sz="4" w:space="0"/>
+          <w:left w:val="single" w:color="auto" w:sz="4" w:space="0"/>
+          <w:bottom w:val="single" w:color="auto" w:sz="4" w:space="0"/>
+          <w:right w:val="single" w:color="auto" w:sz="4" w:space="0"/>
+        </w:pBdr>
+        <w:rPr>
+          <w:rFonts w:hint="eastAsia"/>
+          <w:lang w:val="en-US" w:eastAsia="zh-CN"/>
+        </w:rPr>
+      </w:pPr>
+      <w:r>
+        <w:rPr>
+          <w:rFonts w:hint="eastAsia"/>
+          <w:lang w:val="en-US" w:eastAsia="zh-CN"/>
+        </w:rPr>
+        <w:t xml:space="preserve">        --表格：表格模板号</w:t>
+      </w:r>
+    </w:p>
+    <w:p>
+      <w:pPr>
+        <w:pBdr>
+          <w:top w:val="single" w:color="auto" w:sz="4" w:space="0"/>
+          <w:left w:val="single" w:color="auto" w:sz="4" w:space="0"/>
+          <w:bottom w:val="single" w:color="auto" w:sz="4" w:space="0"/>
+          <w:right w:val="single" w:color="auto" w:sz="4" w:space="0"/>
+        </w:pBdr>
+        <w:rPr>
+          <w:rFonts w:hint="eastAsia"/>
+          <w:lang w:val="en-US" w:eastAsia="zh-CN"/>
+        </w:rPr>
+      </w:pPr>
+      <w:r>
+        <w:rPr>
+          <w:rFonts w:hint="eastAsia"/>
+          <w:lang w:val="en-US" w:eastAsia="zh-CN"/>
+        </w:rPr>
+        <w:t xml:space="preserve">        --会议类别</w:t>
+      </w:r>
+    </w:p>
+    <w:p>
+      <w:pPr>
+        <w:pBdr>
+          <w:top w:val="single" w:color="auto" w:sz="4" w:space="0"/>
+          <w:left w:val="single" w:color="auto" w:sz="4" w:space="0"/>
+          <w:bottom w:val="single" w:color="auto" w:sz="4" w:space="0"/>
+          <w:right w:val="single" w:color="auto" w:sz="4" w:space="0"/>
+        </w:pBdr>
+        <w:rPr>
+          <w:rFonts w:hint="eastAsia"/>
+          <w:lang w:val="en-US" w:eastAsia="zh-CN"/>
+        </w:rPr>
+      </w:pPr>
+      <w:r>
+        <w:rPr>
+          <w:rFonts w:hint="eastAsia"/>
+          <w:lang w:val="en-US" w:eastAsia="zh-CN"/>
+        </w:rPr>
+        <w:t xml:space="preserve">  I07 int, --  流程方式：0：顺发  1:并发 2:复杂</w:t>
+      </w:r>
+    </w:p>
+    <w:p>
+      <w:pPr>
+        <w:pBdr>
+          <w:top w:val="single" w:color="auto" w:sz="4" w:space="0"/>
+          <w:left w:val="single" w:color="auto" w:sz="4" w:space="0"/>
+          <w:bottom w:val="single" w:color="auto" w:sz="4" w:space="0"/>
+          <w:right w:val="single" w:color="auto" w:sz="4" w:space="0"/>
+        </w:pBdr>
+        <w:rPr>
+          <w:rFonts w:hint="eastAsia"/>
+          <w:lang w:val="en-US" w:eastAsia="zh-CN"/>
+        </w:rPr>
+      </w:pPr>
+      <w:r>
+        <w:rPr>
+          <w:rFonts w:hint="eastAsia"/>
+          <w:lang w:val="en-US" w:eastAsia="zh-CN"/>
+        </w:rPr>
+        <w:t xml:space="preserve">  I08 nvarchar(20), --科目号  (上级a</w:t>
+      </w:r>
+    </w:p>
+    <w:p>
+      <w:pPr>
+        <w:pBdr>
+          <w:top w:val="single" w:color="auto" w:sz="4" w:space="0"/>
+          <w:left w:val="single" w:color="auto" w:sz="4" w:space="0"/>
+          <w:bottom w:val="single" w:color="auto" w:sz="4" w:space="0"/>
+          <w:right w:val="single" w:color="auto" w:sz="4" w:space="0"/>
+        </w:pBdr>
+        <w:rPr>
+          <w:rFonts w:hint="eastAsia"/>
+          <w:lang w:val="en-US" w:eastAsia="zh-CN"/>
+        </w:rPr>
+      </w:pPr>
+      <w:r>
+        <w:rPr>
+          <w:rFonts w:hint="eastAsia"/>
+          <w:lang w:val="en-US" w:eastAsia="zh-CN"/>
+        </w:rPr>
+        <w:t xml:space="preserve">  I09 int, -- 总节点数.  </w:t>
+      </w:r>
+    </w:p>
+    <w:p>
+      <w:pPr>
+        <w:pBdr>
+          <w:top w:val="single" w:color="auto" w:sz="4" w:space="0"/>
+          <w:left w:val="single" w:color="auto" w:sz="4" w:space="0"/>
+          <w:bottom w:val="single" w:color="auto" w:sz="4" w:space="0"/>
+          <w:right w:val="single" w:color="auto" w:sz="4" w:space="0"/>
+        </w:pBdr>
+        <w:rPr>
+          <w:rFonts w:hint="eastAsia"/>
+          <w:lang w:val="en-US" w:eastAsia="zh-CN"/>
+        </w:rPr>
+      </w:pPr>
+      <w:r>
+        <w:rPr>
+          <w:rFonts w:hint="eastAsia"/>
+          <w:lang w:val="en-US" w:eastAsia="zh-CN"/>
+        </w:rPr>
+        <w:t xml:space="preserve">  I10 int, --备用  已处理节点数、最新节点数、</w:t>
+      </w:r>
+    </w:p>
+    <w:p>
+      <w:pPr>
+        <w:pBdr>
+          <w:top w:val="single" w:color="auto" w:sz="4" w:space="0"/>
+          <w:left w:val="single" w:color="auto" w:sz="4" w:space="0"/>
+          <w:bottom w:val="single" w:color="auto" w:sz="4" w:space="0"/>
+          <w:right w:val="single" w:color="auto" w:sz="4" w:space="0"/>
+        </w:pBdr>
+        <w:rPr>
+          <w:rFonts w:hint="eastAsia"/>
+          <w:lang w:val="en-US" w:eastAsia="zh-CN"/>
+        </w:rPr>
+      </w:pPr>
+      <w:r>
+        <w:rPr>
+          <w:rFonts w:hint="eastAsia"/>
+          <w:lang w:val="en-US" w:eastAsia="zh-CN"/>
+        </w:rPr>
+        <w:t xml:space="preserve">  -----------------------------------</w:t>
+      </w:r>
+    </w:p>
+    <w:p>
+      <w:pPr>
+        <w:pBdr>
+          <w:top w:val="single" w:color="auto" w:sz="4" w:space="0"/>
+          <w:left w:val="single" w:color="auto" w:sz="4" w:space="0"/>
+          <w:bottom w:val="single" w:color="auto" w:sz="4" w:space="0"/>
+          <w:right w:val="single" w:color="auto" w:sz="4" w:space="0"/>
+        </w:pBdr>
+        <w:rPr>
+          <w:rFonts w:hint="eastAsia"/>
+          <w:lang w:val="en-US" w:eastAsia="zh-CN"/>
+        </w:rPr>
+      </w:pPr>
+      <w:r>
+        <w:rPr>
+          <w:rFonts w:hint="eastAsia"/>
+          <w:lang w:val="en-US" w:eastAsia="zh-CN"/>
+        </w:rPr>
+        <w:t xml:space="preserve">  I11 int, --状态： 保存、已发、 取消  0：未发  1:已发  -1：取消(垃圾箱)</w:t>
+      </w:r>
+    </w:p>
+    <w:p>
+      <w:pPr>
+        <w:pBdr>
+          <w:top w:val="single" w:color="auto" w:sz="4" w:space="0"/>
+          <w:left w:val="single" w:color="auto" w:sz="4" w:space="0"/>
+          <w:bottom w:val="single" w:color="auto" w:sz="4" w:space="0"/>
+          <w:right w:val="single" w:color="auto" w:sz="4" w:space="0"/>
+        </w:pBdr>
+        <w:rPr>
+          <w:rFonts w:hint="eastAsia"/>
+          <w:lang w:val="en-US" w:eastAsia="zh-CN"/>
+        </w:rPr>
+      </w:pPr>
+      <w:r>
+        <w:rPr>
+          <w:rFonts w:hint="eastAsia"/>
+          <w:lang w:val="en-US" w:eastAsia="zh-CN"/>
+        </w:rPr>
+        <w:t xml:space="preserve">         --/会议：   1.保存  2.发送  3.取消</w:t>
+      </w:r>
+    </w:p>
+    <w:p>
+      <w:pPr>
+        <w:pBdr>
+          <w:top w:val="single" w:color="auto" w:sz="4" w:space="0"/>
+          <w:left w:val="single" w:color="auto" w:sz="4" w:space="0"/>
+          <w:bottom w:val="single" w:color="auto" w:sz="4" w:space="0"/>
+          <w:right w:val="single" w:color="auto" w:sz="4" w:space="0"/>
+        </w:pBdr>
+        <w:rPr>
+          <w:rFonts w:hint="eastAsia"/>
+          <w:lang w:val="en-US" w:eastAsia="zh-CN"/>
+        </w:rPr>
+      </w:pPr>
+      <w:r>
+        <w:rPr>
+          <w:rFonts w:hint="eastAsia"/>
+          <w:lang w:val="en-US" w:eastAsia="zh-CN"/>
+        </w:rPr>
+        <w:t xml:space="preserve">         -</w:t>
+      </w:r>
+    </w:p>
+    <w:p>
+      <w:pPr>
+        <w:pBdr>
+          <w:top w:val="single" w:color="auto" w:sz="4" w:space="0"/>
+          <w:left w:val="single" w:color="auto" w:sz="4" w:space="0"/>
+          <w:bottom w:val="single" w:color="auto" w:sz="4" w:space="0"/>
+          <w:right w:val="single" w:color="auto" w:sz="4" w:space="0"/>
+        </w:pBdr>
+        <w:rPr>
+          <w:rFonts w:hint="eastAsia"/>
+          <w:lang w:val="en-US" w:eastAsia="zh-CN"/>
+        </w:rPr>
+      </w:pPr>
+      <w:r>
+        <w:rPr>
+          <w:rFonts w:hint="eastAsia"/>
+          <w:lang w:val="en-US" w:eastAsia="zh-CN"/>
+        </w:rPr>
+        <w:t xml:space="preserve">         </w:t>
+      </w:r>
+    </w:p>
+    <w:p>
+      <w:pPr>
+        <w:pBdr>
+          <w:top w:val="single" w:color="auto" w:sz="4" w:space="0"/>
+          <w:left w:val="single" w:color="auto" w:sz="4" w:space="0"/>
+          <w:bottom w:val="single" w:color="auto" w:sz="4" w:space="0"/>
+          <w:right w:val="single" w:color="auto" w:sz="4" w:space="0"/>
+        </w:pBdr>
+        <w:rPr>
+          <w:rFonts w:hint="eastAsia"/>
+          <w:lang w:val="en-US" w:eastAsia="zh-CN"/>
+        </w:rPr>
+      </w:pPr>
+      <w:r>
+        <w:rPr>
+          <w:rFonts w:hint="eastAsia"/>
+          <w:lang w:val="en-US" w:eastAsia="zh-CN"/>
+        </w:rPr>
+        <w:t xml:space="preserve">  I12 int, -- 结果  0:未完成  1.已成功、 失败、 -1 被拒绝…..  2:待 发 -1:失败</w:t>
+      </w:r>
+    </w:p>
+    <w:p>
+      <w:pPr>
+        <w:pBdr>
+          <w:top w:val="single" w:color="auto" w:sz="4" w:space="0"/>
+          <w:left w:val="single" w:color="auto" w:sz="4" w:space="0"/>
+          <w:bottom w:val="single" w:color="auto" w:sz="4" w:space="0"/>
+          <w:right w:val="single" w:color="auto" w:sz="4" w:space="0"/>
+        </w:pBdr>
+        <w:rPr>
+          <w:rFonts w:hint="eastAsia"/>
+          <w:lang w:val="en-US" w:eastAsia="zh-CN"/>
+        </w:rPr>
+      </w:pPr>
+      <w:r>
+        <w:rPr>
+          <w:rFonts w:hint="eastAsia"/>
+          <w:lang w:val="en-US" w:eastAsia="zh-CN"/>
+        </w:rPr>
+        <w:t xml:space="preserve">  I13 int,  --级别： 正常、重要、紧急</w:t>
+      </w:r>
+    </w:p>
+    <w:p>
+      <w:pPr>
+        <w:pBdr>
+          <w:top w:val="single" w:color="auto" w:sz="4" w:space="0"/>
+          <w:left w:val="single" w:color="auto" w:sz="4" w:space="0"/>
+          <w:bottom w:val="single" w:color="auto" w:sz="4" w:space="0"/>
+          <w:right w:val="single" w:color="auto" w:sz="4" w:space="0"/>
+        </w:pBdr>
+        <w:rPr>
+          <w:rFonts w:hint="eastAsia"/>
+          <w:lang w:val="en-US" w:eastAsia="zh-CN"/>
+        </w:rPr>
+      </w:pPr>
+      <w:r>
+        <w:rPr>
+          <w:rFonts w:hint="eastAsia"/>
+          <w:lang w:val="en-US" w:eastAsia="zh-CN"/>
+        </w:rPr>
+        <w:t xml:space="preserve">  I14 int,  --密级： 普通0、秘密1、2机密、3绝密</w:t>
+      </w:r>
+    </w:p>
+    <w:p>
+      <w:pPr>
+        <w:pBdr>
+          <w:top w:val="single" w:color="auto" w:sz="4" w:space="0"/>
+          <w:left w:val="single" w:color="auto" w:sz="4" w:space="0"/>
+          <w:bottom w:val="single" w:color="auto" w:sz="4" w:space="0"/>
+          <w:right w:val="single" w:color="auto" w:sz="4" w:space="0"/>
+        </w:pBdr>
+        <w:rPr>
+          <w:rFonts w:hint="eastAsia"/>
+          <w:lang w:val="en-US" w:eastAsia="zh-CN"/>
+        </w:rPr>
+      </w:pPr>
+      <w:r>
+        <w:rPr>
+          <w:rFonts w:hint="eastAsia"/>
+          <w:lang w:val="en-US" w:eastAsia="zh-CN"/>
+        </w:rPr>
+        <w:t xml:space="preserve">  I15 nvarchar(255), --  标题     //</w:t>
+      </w:r>
+    </w:p>
+    <w:p>
+      <w:pPr>
+        <w:pBdr>
+          <w:top w:val="single" w:color="auto" w:sz="4" w:space="0"/>
+          <w:left w:val="single" w:color="auto" w:sz="4" w:space="0"/>
+          <w:bottom w:val="single" w:color="auto" w:sz="4" w:space="0"/>
+          <w:right w:val="single" w:color="auto" w:sz="4" w:space="0"/>
+        </w:pBdr>
+        <w:rPr>
+          <w:rFonts w:hint="eastAsia"/>
+          <w:lang w:val="en-US" w:eastAsia="zh-CN"/>
+        </w:rPr>
+      </w:pPr>
+      <w:r>
+        <w:rPr>
+          <w:rFonts w:hint="eastAsia"/>
+          <w:lang w:val="en-US" w:eastAsia="zh-CN"/>
+        </w:rPr>
+        <w:t xml:space="preserve">  I16 nvarchar(256),  --附加信息: //Email: 抄送 CC    //文件归档: 主题词   短信：手机号码     招聘-商家名称</w:t>
+      </w:r>
+    </w:p>
+    <w:p>
+      <w:pPr>
+        <w:pBdr>
+          <w:top w:val="single" w:color="auto" w:sz="4" w:space="0"/>
+          <w:left w:val="single" w:color="auto" w:sz="4" w:space="0"/>
+          <w:bottom w:val="single" w:color="auto" w:sz="4" w:space="0"/>
+          <w:right w:val="single" w:color="auto" w:sz="4" w:space="0"/>
+        </w:pBdr>
+        <w:rPr>
+          <w:rFonts w:hint="eastAsia"/>
+          <w:lang w:val="en-US" w:eastAsia="zh-CN"/>
+        </w:rPr>
+      </w:pPr>
+      <w:r>
+        <w:rPr>
+          <w:rFonts w:hint="eastAsia"/>
+          <w:lang w:val="en-US" w:eastAsia="zh-CN"/>
+        </w:rPr>
+        <w:t xml:space="preserve">  I17 nvarchar(1024),  --附加信息 //文件归源：文件来源    //外部邮件 -发送：收件人邮件帐号、接收：发送人邮件帐号   </w:t>
+      </w:r>
+    </w:p>
+    <w:p>
+      <w:pPr>
+        <w:pBdr>
+          <w:top w:val="single" w:color="auto" w:sz="4" w:space="0"/>
+          <w:left w:val="single" w:color="auto" w:sz="4" w:space="0"/>
+          <w:bottom w:val="single" w:color="auto" w:sz="4" w:space="0"/>
+          <w:right w:val="single" w:color="auto" w:sz="4" w:space="0"/>
+        </w:pBdr>
+        <w:rPr>
+          <w:rFonts w:hint="eastAsia"/>
+          <w:lang w:val="en-US" w:eastAsia="zh-CN"/>
+        </w:rPr>
+      </w:pPr>
+      <w:r>
+        <w:rPr>
+          <w:rFonts w:hint="eastAsia"/>
+          <w:lang w:val="en-US" w:eastAsia="zh-CN"/>
+        </w:rPr>
+        <w:t xml:space="preserve">  I18 int,  --  //邮件：是否自动回复  //短信：  收发标志  //电话：来电、去电标志</w:t>
+      </w:r>
+    </w:p>
+    <w:p>
+      <w:pPr>
+        <w:pBdr>
+          <w:top w:val="single" w:color="auto" w:sz="4" w:space="0"/>
+          <w:left w:val="single" w:color="auto" w:sz="4" w:space="0"/>
+          <w:bottom w:val="single" w:color="auto" w:sz="4" w:space="0"/>
+          <w:right w:val="single" w:color="auto" w:sz="4" w:space="0"/>
+        </w:pBdr>
+        <w:rPr>
+          <w:rFonts w:hint="eastAsia"/>
+          <w:lang w:val="en-US" w:eastAsia="zh-CN"/>
+        </w:rPr>
+      </w:pPr>
+      <w:r>
+        <w:rPr>
+          <w:rFonts w:hint="eastAsia"/>
+          <w:lang w:val="en-US" w:eastAsia="zh-CN"/>
+        </w:rPr>
+        <w:t xml:space="preserve">  I19 nvarchar(50), --产品编码  //MailFrom 发送人邮件帐号.  接收人帐号  //文件归档：档案号  岗位编码</w:t>
+      </w:r>
+    </w:p>
+    <w:p>
+      <w:pPr>
+        <w:pBdr>
+          <w:top w:val="single" w:color="auto" w:sz="4" w:space="0"/>
+          <w:left w:val="single" w:color="auto" w:sz="4" w:space="0"/>
+          <w:bottom w:val="single" w:color="auto" w:sz="4" w:space="0"/>
+          <w:right w:val="single" w:color="auto" w:sz="4" w:space="0"/>
+        </w:pBdr>
+        <w:rPr>
+          <w:rFonts w:hint="eastAsia"/>
+          <w:lang w:val="en-US" w:eastAsia="zh-CN"/>
+        </w:rPr>
+      </w:pPr>
+      <w:r>
+        <w:rPr>
+          <w:rFonts w:hint="eastAsia"/>
+          <w:lang w:val="en-US" w:eastAsia="zh-CN"/>
+        </w:rPr>
+        <w:t xml:space="preserve">  I20 nvarchar(50), --版本号    //MailTo 外部邮件接收 对方姓名   //最后回贴人               </w:t>
+      </w:r>
+    </w:p>
+    <w:p>
+      <w:pPr>
+        <w:pBdr>
+          <w:top w:val="single" w:color="auto" w:sz="4" w:space="0"/>
+          <w:left w:val="single" w:color="auto" w:sz="4" w:space="0"/>
+          <w:bottom w:val="single" w:color="auto" w:sz="4" w:space="0"/>
+          <w:right w:val="single" w:color="auto" w:sz="4" w:space="0"/>
+        </w:pBdr>
+        <w:rPr>
+          <w:rFonts w:hint="eastAsia"/>
+          <w:lang w:val="en-US" w:eastAsia="zh-CN"/>
+        </w:rPr>
+      </w:pPr>
+      <w:r>
+        <w:rPr>
+          <w:rFonts w:hint="eastAsia"/>
+          <w:lang w:val="en-US" w:eastAsia="zh-CN"/>
+        </w:rPr>
+        <w:t xml:space="preserve">  I21 int, --删除标志  , 默认为0</w:t>
+      </w:r>
+    </w:p>
+    <w:p>
+      <w:pPr>
+        <w:pBdr>
+          <w:top w:val="single" w:color="auto" w:sz="4" w:space="0"/>
+          <w:left w:val="single" w:color="auto" w:sz="4" w:space="0"/>
+          <w:bottom w:val="single" w:color="auto" w:sz="4" w:space="0"/>
+          <w:right w:val="single" w:color="auto" w:sz="4" w:space="0"/>
+        </w:pBdr>
+        <w:rPr>
+          <w:rFonts w:hint="eastAsia"/>
+          <w:lang w:val="en-US" w:eastAsia="zh-CN"/>
+        </w:rPr>
+      </w:pPr>
+      <w:r>
+        <w:rPr>
+          <w:rFonts w:hint="eastAsia"/>
+          <w:lang w:val="en-US" w:eastAsia="zh-CN"/>
+        </w:rPr>
+        <w:t xml:space="preserve">  I22 datetime, -- 创建日期     //归档日期</w:t>
+      </w:r>
+    </w:p>
+    <w:p>
+      <w:pPr>
+        <w:pBdr>
+          <w:top w:val="single" w:color="auto" w:sz="4" w:space="0"/>
+          <w:left w:val="single" w:color="auto" w:sz="4" w:space="0"/>
+          <w:bottom w:val="single" w:color="auto" w:sz="4" w:space="0"/>
+          <w:right w:val="single" w:color="auto" w:sz="4" w:space="0"/>
+        </w:pBdr>
+        <w:rPr>
+          <w:rFonts w:hint="eastAsia"/>
+          <w:lang w:val="en-US" w:eastAsia="zh-CN"/>
+        </w:rPr>
+      </w:pPr>
+      <w:r>
+        <w:rPr>
+          <w:rFonts w:hint="eastAsia"/>
+          <w:lang w:val="en-US" w:eastAsia="zh-CN"/>
+        </w:rPr>
+        <w:t xml:space="preserve">  I23 datetime,  --最后修改日期  、最后回复时间</w:t>
+      </w:r>
+    </w:p>
+    <w:p>
+      <w:pPr>
+        <w:pBdr>
+          <w:top w:val="single" w:color="auto" w:sz="4" w:space="0"/>
+          <w:left w:val="single" w:color="auto" w:sz="4" w:space="0"/>
+          <w:bottom w:val="single" w:color="auto" w:sz="4" w:space="0"/>
+          <w:right w:val="single" w:color="auto" w:sz="4" w:space="0"/>
+        </w:pBdr>
+        <w:rPr>
+          <w:rFonts w:hint="eastAsia"/>
+          <w:lang w:val="en-US" w:eastAsia="zh-CN"/>
+        </w:rPr>
+      </w:pPr>
+      <w:r>
+        <w:rPr>
+          <w:rFonts w:hint="eastAsia"/>
+          <w:lang w:val="en-US" w:eastAsia="zh-CN"/>
+        </w:rPr>
+        <w:t xml:space="preserve">  I24 datetime,  --信息开始处理时间(会议开始时间)    --工作报告时间</w:t>
+      </w:r>
+    </w:p>
+    <w:p>
+      <w:pPr>
+        <w:pBdr>
+          <w:top w:val="single" w:color="auto" w:sz="4" w:space="0"/>
+          <w:left w:val="single" w:color="auto" w:sz="4" w:space="0"/>
+          <w:bottom w:val="single" w:color="auto" w:sz="4" w:space="0"/>
+          <w:right w:val="single" w:color="auto" w:sz="4" w:space="0"/>
+        </w:pBdr>
+        <w:rPr>
+          <w:rFonts w:hint="eastAsia"/>
+          <w:lang w:val="en-US" w:eastAsia="zh-CN"/>
+        </w:rPr>
+      </w:pPr>
+      <w:r>
+        <w:rPr>
+          <w:rFonts w:hint="eastAsia"/>
+          <w:lang w:val="en-US" w:eastAsia="zh-CN"/>
+        </w:rPr>
+        <w:t xml:space="preserve">  I25 datetime,  --信息处理结束时间(会议结束时间)    --绩效任务要求时间         --有效期</w:t>
+      </w:r>
+    </w:p>
+    <w:p>
+      <w:pPr>
+        <w:pBdr>
+          <w:top w:val="single" w:color="auto" w:sz="4" w:space="0"/>
+          <w:left w:val="single" w:color="auto" w:sz="4" w:space="0"/>
+          <w:bottom w:val="single" w:color="auto" w:sz="4" w:space="0"/>
+          <w:right w:val="single" w:color="auto" w:sz="4" w:space="0"/>
+        </w:pBdr>
+        <w:rPr>
+          <w:rFonts w:hint="eastAsia"/>
+          <w:lang w:val="en-US" w:eastAsia="zh-CN"/>
+        </w:rPr>
+      </w:pPr>
+      <w:r>
+        <w:rPr>
+          <w:rFonts w:hint="eastAsia"/>
+          <w:lang w:val="en-US" w:eastAsia="zh-CN"/>
+        </w:rPr>
+        <w:t xml:space="preserve">  I26 datetime,  --会议通知載止时间               </w:t>
+      </w:r>
+    </w:p>
+    <w:p>
+      <w:pPr>
+        <w:pBdr>
+          <w:top w:val="single" w:color="auto" w:sz="4" w:space="0"/>
+          <w:left w:val="single" w:color="auto" w:sz="4" w:space="0"/>
+          <w:bottom w:val="single" w:color="auto" w:sz="4" w:space="0"/>
+          <w:right w:val="single" w:color="auto" w:sz="4" w:space="0"/>
+        </w:pBdr>
+        <w:rPr>
+          <w:rFonts w:hint="eastAsia"/>
+          <w:lang w:val="en-US" w:eastAsia="zh-CN"/>
+        </w:rPr>
+      </w:pPr>
+      <w:r>
+        <w:rPr>
+          <w:rFonts w:hint="eastAsia"/>
+          <w:lang w:val="en-US" w:eastAsia="zh-CN"/>
+        </w:rPr>
+        <w:t xml:space="preserve">  I27 int, --文件数量</w:t>
+      </w:r>
+    </w:p>
+    <w:p>
+      <w:pPr>
+        <w:pBdr>
+          <w:top w:val="single" w:color="auto" w:sz="4" w:space="0"/>
+          <w:left w:val="single" w:color="auto" w:sz="4" w:space="0"/>
+          <w:bottom w:val="single" w:color="auto" w:sz="4" w:space="0"/>
+          <w:right w:val="single" w:color="auto" w:sz="4" w:space="0"/>
+        </w:pBdr>
+        <w:rPr>
+          <w:rFonts w:hint="eastAsia"/>
+          <w:lang w:val="en-US" w:eastAsia="zh-CN"/>
+        </w:rPr>
+      </w:pPr>
+      <w:r>
+        <w:rPr>
+          <w:rFonts w:hint="eastAsia"/>
+          <w:lang w:val="en-US" w:eastAsia="zh-CN"/>
+        </w:rPr>
+        <w:t xml:space="preserve">  I28 float, --附件大小</w:t>
+      </w:r>
+    </w:p>
+    <w:p>
+      <w:pPr>
+        <w:pBdr>
+          <w:top w:val="single" w:color="auto" w:sz="4" w:space="0"/>
+          <w:left w:val="single" w:color="auto" w:sz="4" w:space="0"/>
+          <w:bottom w:val="single" w:color="auto" w:sz="4" w:space="0"/>
+          <w:right w:val="single" w:color="auto" w:sz="4" w:space="0"/>
+        </w:pBdr>
+        <w:rPr>
+          <w:rFonts w:hint="eastAsia"/>
+          <w:lang w:val="en-US" w:eastAsia="zh-CN"/>
+        </w:rPr>
+      </w:pPr>
+      <w:r>
+        <w:rPr>
+          <w:rFonts w:hint="eastAsia"/>
+          <w:lang w:val="en-US" w:eastAsia="zh-CN"/>
+        </w:rPr>
+        <w:t xml:space="preserve">  I29 int, --点击数量</w:t>
+      </w:r>
+    </w:p>
+    <w:p>
+      <w:pPr>
+        <w:pBdr>
+          <w:top w:val="single" w:color="auto" w:sz="4" w:space="0"/>
+          <w:left w:val="single" w:color="auto" w:sz="4" w:space="0"/>
+          <w:bottom w:val="single" w:color="auto" w:sz="4" w:space="0"/>
+          <w:right w:val="single" w:color="auto" w:sz="4" w:space="0"/>
+        </w:pBdr>
+        <w:rPr>
+          <w:rFonts w:hint="eastAsia"/>
+          <w:lang w:val="en-US" w:eastAsia="zh-CN"/>
+        </w:rPr>
+      </w:pPr>
+      <w:r>
+        <w:rPr>
+          <w:rFonts w:hint="eastAsia"/>
+          <w:lang w:val="en-US" w:eastAsia="zh-CN"/>
+        </w:rPr>
+        <w:t xml:space="preserve">  I30 int, --回复数量    </w:t>
+      </w:r>
+    </w:p>
+    <w:p>
+      <w:pPr>
+        <w:pBdr>
+          <w:top w:val="single" w:color="auto" w:sz="4" w:space="0"/>
+          <w:left w:val="single" w:color="auto" w:sz="4" w:space="0"/>
+          <w:bottom w:val="single" w:color="auto" w:sz="4" w:space="0"/>
+          <w:right w:val="single" w:color="auto" w:sz="4" w:space="0"/>
+        </w:pBdr>
+        <w:rPr>
+          <w:rFonts w:hint="eastAsia"/>
+          <w:lang w:val="en-US" w:eastAsia="zh-CN"/>
+        </w:rPr>
+      </w:pPr>
+      <w:r>
+        <w:rPr>
+          <w:rFonts w:hint="eastAsia"/>
+          <w:lang w:val="en-US" w:eastAsia="zh-CN"/>
+        </w:rPr>
+        <w:t xml:space="preserve">   // 下列为新增字段 9/11/2011</w:t>
+      </w:r>
+    </w:p>
+    <w:p>
+      <w:pPr>
+        <w:pBdr>
+          <w:top w:val="single" w:color="auto" w:sz="4" w:space="0"/>
+          <w:left w:val="single" w:color="auto" w:sz="4" w:space="0"/>
+          <w:bottom w:val="single" w:color="auto" w:sz="4" w:space="0"/>
+          <w:right w:val="single" w:color="auto" w:sz="4" w:space="0"/>
+        </w:pBdr>
+        <w:rPr>
+          <w:rFonts w:hint="eastAsia"/>
+          <w:lang w:val="en-US" w:eastAsia="zh-CN"/>
+        </w:rPr>
+      </w:pPr>
+      <w:r>
+        <w:rPr>
+          <w:rFonts w:hint="eastAsia"/>
+          <w:lang w:val="en-US" w:eastAsia="zh-CN"/>
+        </w:rPr>
+        <w:t xml:space="preserve">  I31 int, --子节点数</w:t>
+      </w:r>
+    </w:p>
+    <w:p>
+      <w:pPr>
+        <w:pBdr>
+          <w:top w:val="single" w:color="auto" w:sz="4" w:space="0"/>
+          <w:left w:val="single" w:color="auto" w:sz="4" w:space="0"/>
+          <w:bottom w:val="single" w:color="auto" w:sz="4" w:space="0"/>
+          <w:right w:val="single" w:color="auto" w:sz="4" w:space="0"/>
+        </w:pBdr>
+        <w:rPr>
+          <w:rFonts w:hint="eastAsia"/>
+          <w:lang w:val="en-US" w:eastAsia="zh-CN"/>
+        </w:rPr>
+      </w:pPr>
+      <w:r>
+        <w:rPr>
+          <w:rFonts w:hint="eastAsia"/>
+          <w:lang w:val="en-US" w:eastAsia="zh-CN"/>
+        </w:rPr>
+        <w:t xml:space="preserve">  I32 int, --                           招聘人数</w:t>
+      </w:r>
+    </w:p>
+    <w:p>
+      <w:pPr>
+        <w:pBdr>
+          <w:top w:val="single" w:color="auto" w:sz="4" w:space="0"/>
+          <w:left w:val="single" w:color="auto" w:sz="4" w:space="0"/>
+          <w:bottom w:val="single" w:color="auto" w:sz="4" w:space="0"/>
+          <w:right w:val="single" w:color="auto" w:sz="4" w:space="0"/>
+        </w:pBdr>
+        <w:rPr>
+          <w:rFonts w:hint="eastAsia"/>
+          <w:lang w:val="en-US" w:eastAsia="zh-CN"/>
+        </w:rPr>
+      </w:pPr>
+      <w:r>
+        <w:rPr>
+          <w:rFonts w:hint="eastAsia"/>
+          <w:lang w:val="en-US" w:eastAsia="zh-CN"/>
+        </w:rPr>
+        <w:t xml:space="preserve">  I33 int,</w:t>
+      </w:r>
+    </w:p>
+    <w:p>
+      <w:pPr>
+        <w:pBdr>
+          <w:top w:val="single" w:color="auto" w:sz="4" w:space="0"/>
+          <w:left w:val="single" w:color="auto" w:sz="4" w:space="0"/>
+          <w:bottom w:val="single" w:color="auto" w:sz="4" w:space="0"/>
+          <w:right w:val="single" w:color="auto" w:sz="4" w:space="0"/>
+        </w:pBdr>
+        <w:rPr>
+          <w:rFonts w:hint="eastAsia"/>
+          <w:lang w:val="en-US" w:eastAsia="zh-CN"/>
+        </w:rPr>
+      </w:pPr>
+      <w:r>
+        <w:rPr>
+          <w:rFonts w:hint="eastAsia"/>
+          <w:lang w:val="en-US" w:eastAsia="zh-CN"/>
+        </w:rPr>
+        <w:t xml:space="preserve">  I34 int,</w:t>
+      </w:r>
+    </w:p>
+    <w:p>
+      <w:pPr>
+        <w:pBdr>
+          <w:top w:val="single" w:color="auto" w:sz="4" w:space="0"/>
+          <w:left w:val="single" w:color="auto" w:sz="4" w:space="0"/>
+          <w:bottom w:val="single" w:color="auto" w:sz="4" w:space="0"/>
+          <w:right w:val="single" w:color="auto" w:sz="4" w:space="0"/>
+        </w:pBdr>
+        <w:rPr>
+          <w:rFonts w:hint="eastAsia"/>
+          <w:lang w:val="en-US" w:eastAsia="zh-CN"/>
+        </w:rPr>
+      </w:pPr>
+      <w:r>
+        <w:rPr>
+          <w:rFonts w:hint="eastAsia"/>
+          <w:lang w:val="en-US" w:eastAsia="zh-CN"/>
+        </w:rPr>
+        <w:t xml:space="preserve">  I35 char(10) </w:t>
+      </w:r>
+    </w:p>
+    <w:p>
+      <w:pPr>
+        <w:pBdr>
+          <w:top w:val="single" w:color="auto" w:sz="4" w:space="0"/>
+          <w:left w:val="single" w:color="auto" w:sz="4" w:space="0"/>
+          <w:bottom w:val="single" w:color="auto" w:sz="4" w:space="0"/>
+          <w:right w:val="single" w:color="auto" w:sz="4" w:space="0"/>
+        </w:pBdr>
+        <w:rPr>
+          <w:rFonts w:hint="eastAsia"/>
+          <w:lang w:val="en-US" w:eastAsia="zh-CN"/>
+        </w:rPr>
+      </w:pPr>
+      <w:r>
+        <w:rPr>
+          <w:rFonts w:hint="eastAsia"/>
+          <w:lang w:val="en-US" w:eastAsia="zh-CN"/>
+        </w:rPr>
+        <w:t xml:space="preserve">              </w:t>
+      </w:r>
+    </w:p>
+    <w:p>
+      <w:pPr>
+        <w:pBdr>
+          <w:top w:val="single" w:color="auto" w:sz="4" w:space="0"/>
+          <w:left w:val="single" w:color="auto" w:sz="4" w:space="0"/>
+          <w:bottom w:val="single" w:color="auto" w:sz="4" w:space="0"/>
+          <w:right w:val="single" w:color="auto" w:sz="4" w:space="0"/>
+        </w:pBdr>
+        <w:rPr>
+          <w:rFonts w:hint="eastAsia"/>
+          <w:lang w:val="en-US" w:eastAsia="zh-CN"/>
+        </w:rPr>
+      </w:pPr>
+      <w:r>
+        <w:rPr>
+          <w:rFonts w:hint="eastAsia"/>
+          <w:lang w:val="en-US" w:eastAsia="zh-CN"/>
+        </w:rPr>
+        <w:t>)</w:t>
+      </w:r>
+    </w:p>
+    <w:p>
+      <w:pPr>
+        <w:pBdr>
+          <w:top w:val="single" w:color="auto" w:sz="4" w:space="0"/>
+          <w:left w:val="single" w:color="auto" w:sz="4" w:space="0"/>
+          <w:bottom w:val="single" w:color="auto" w:sz="4" w:space="0"/>
+          <w:right w:val="single" w:color="auto" w:sz="4" w:space="0"/>
+        </w:pBdr>
+        <w:rPr>
+          <w:rFonts w:hint="eastAsia"/>
+          <w:lang w:val="en-US" w:eastAsia="zh-CN"/>
+        </w:rPr>
+      </w:pPr>
+      <w:r>
+        <w:rPr>
+          <w:rFonts w:hint="eastAsia"/>
+          <w:lang w:val="en-US" w:eastAsia="zh-CN"/>
+        </w:rPr>
+        <w:t>Create Index ItIEx_Idx on ItIEx(I01,I05,I06)</w:t>
+      </w:r>
+    </w:p>
+    <w:p/>
+    <w:p>
+      <w:pPr>
+        <w:pStyle w:val="4"/>
+        <w:bidi w:val="0"/>
+        <w:rPr>
+          <w:rFonts w:hint="eastAsia"/>
+          <w:lang w:val="en-US" w:eastAsia="zh-CN"/>
+        </w:rPr>
+      </w:pPr>
+      <w:bookmarkStart w:id="73" w:name="_Toc24430"/>
+      <w:bookmarkStart w:id="74" w:name="_Toc25640"/>
       <w:r>
         <w:rPr>
           <w:rFonts w:hint="eastAsia"/>
@@ -24983,8 +26201,8 @@
         </w:rPr>
         <w:t>3.1.9 ituser</w:t>
       </w:r>
-      <w:bookmarkEnd w:id="69"/>
-      <w:bookmarkEnd w:id="70"/>
+      <w:bookmarkEnd w:id="73"/>
+      <w:bookmarkEnd w:id="74"/>
     </w:p>
     <w:p>
       <w:pPr>
@@ -27377,7 +28595,7 @@
           <w:lang w:val="en-US" w:eastAsia="zh-CN"/>
         </w:rPr>
       </w:pPr>
-      <w:bookmarkStart w:id="71" w:name="_Toc27956"/>
+      <w:bookmarkStart w:id="75" w:name="_Toc32475"/>
       <w:r>
         <w:rPr>
           <w:rFonts w:hint="eastAsia"/>
@@ -27385,7 +28603,7 @@
         </w:rPr>
         <w:t>4 打包导出</w:t>
       </w:r>
-      <w:bookmarkEnd w:id="71"/>
+      <w:bookmarkEnd w:id="75"/>
     </w:p>
     <w:p>
       <w:pPr>
@@ -27396,7 +28614,7 @@
           <w:lang w:val="en-US" w:eastAsia="zh-CN"/>
         </w:rPr>
       </w:pPr>
-      <w:bookmarkStart w:id="72" w:name="_Toc19490"/>
+      <w:bookmarkStart w:id="76" w:name="_Toc9976"/>
       <w:r>
         <w:rPr>
           <w:rFonts w:hint="eastAsia"/>
@@ -27404,7 +28622,7 @@
         </w:rPr>
         <w:t>4.1首次打包</w:t>
       </w:r>
-      <w:bookmarkEnd w:id="72"/>
+      <w:bookmarkEnd w:id="76"/>
     </w:p>
     <w:p>
       <w:pPr>
@@ -27762,7 +28980,7 @@
           <w:lang w:val="en-US" w:eastAsia="zh-CN"/>
         </w:rPr>
       </w:pPr>
-      <w:bookmarkStart w:id="73" w:name="_Toc10393"/>
+      <w:bookmarkStart w:id="77" w:name="_Toc5679"/>
       <w:r>
         <w:rPr>
           <w:rFonts w:hint="eastAsia"/>
@@ -27770,7 +28988,7 @@
         </w:rPr>
         <w:t>4.2再次打包</w:t>
       </w:r>
-      <w:bookmarkEnd w:id="73"/>
+      <w:bookmarkEnd w:id="77"/>
     </w:p>
     <w:p>
       <w:pPr>
@@ -27875,8 +29093,8 @@
           <w:lang w:val="en-US" w:eastAsia="zh-CN"/>
         </w:rPr>
       </w:pPr>
-      <w:bookmarkStart w:id="74" w:name="_Toc18294"/>
-      <w:bookmarkStart w:id="75" w:name="_Toc11486"/>
+      <w:bookmarkStart w:id="78" w:name="_Toc18294"/>
+      <w:bookmarkStart w:id="79" w:name="_Toc24916"/>
       <w:r>
         <w:rPr>
           <w:rFonts w:hint="eastAsia"/>
@@ -27884,8 +29102,8 @@
         </w:rPr>
         <w:t>4.3 安卓打包生成带有密钥文件：</w:t>
       </w:r>
-      <w:bookmarkEnd w:id="74"/>
-      <w:bookmarkEnd w:id="75"/>
+      <w:bookmarkEnd w:id="78"/>
+      <w:bookmarkEnd w:id="79"/>
     </w:p>
     <w:p>
       <w:pPr>
@@ -28148,8 +29366,8 @@
           <w:lang w:val="en-US" w:eastAsia="zh-CN"/>
         </w:rPr>
       </w:pPr>
-      <w:bookmarkStart w:id="76" w:name="_Toc1997"/>
-      <w:bookmarkStart w:id="77" w:name="_Toc708"/>
+      <w:bookmarkStart w:id="80" w:name="_Toc1997"/>
+      <w:bookmarkStart w:id="81" w:name="_Toc1850"/>
       <w:r>
         <w:rPr>
           <w:rFonts w:hint="eastAsia"/>
@@ -28157,8 +29375,8 @@
         </w:rPr>
         <w:t>5 甲方需求</w:t>
       </w:r>
-      <w:bookmarkEnd w:id="76"/>
-      <w:bookmarkEnd w:id="77"/>
+      <w:bookmarkEnd w:id="80"/>
+      <w:bookmarkEnd w:id="81"/>
     </w:p>
     <w:p>
       <w:pPr>
@@ -28169,8 +29387,8 @@
           <w:lang w:val="en-US" w:eastAsia="zh-CN"/>
         </w:rPr>
       </w:pPr>
-      <w:bookmarkStart w:id="78" w:name="_Toc9385"/>
-      <w:bookmarkStart w:id="79" w:name="_Toc2525"/>
+      <w:bookmarkStart w:id="82" w:name="_Toc9385"/>
+      <w:bookmarkStart w:id="83" w:name="_Toc19063"/>
       <w:r>
         <w:rPr>
           <w:rFonts w:hint="eastAsia"/>
@@ -28178,8 +29396,8 @@
         </w:rPr>
         <w:t>5.1 总体需求</w:t>
       </w:r>
-      <w:bookmarkEnd w:id="78"/>
-      <w:bookmarkEnd w:id="79"/>
+      <w:bookmarkEnd w:id="82"/>
+      <w:bookmarkEnd w:id="83"/>
     </w:p>
     <w:p>
       <w:pPr>
@@ -29256,8 +30474,8 @@
           <w:lang w:val="en-US" w:eastAsia="zh-CN"/>
         </w:rPr>
       </w:pPr>
-      <w:bookmarkStart w:id="80" w:name="_Toc93"/>
-      <w:bookmarkStart w:id="81" w:name="_Toc1894"/>
+      <w:bookmarkStart w:id="84" w:name="_Toc93"/>
+      <w:bookmarkStart w:id="85" w:name="_Toc16676"/>
       <w:r>
         <w:rPr>
           <w:rFonts w:hint="eastAsia"/>
@@ -29265,8 +30483,8 @@
         </w:rPr>
         <w:t>5.2 计划</w:t>
       </w:r>
-      <w:bookmarkEnd w:id="80"/>
-      <w:bookmarkEnd w:id="81"/>
+      <w:bookmarkEnd w:id="84"/>
+      <w:bookmarkEnd w:id="85"/>
     </w:p>
     <w:p>
       <w:pPr>
@@ -29352,8 +30570,8 @@
           <w:lang w:val="en-US" w:eastAsia="zh-CN"/>
         </w:rPr>
       </w:pPr>
-      <w:bookmarkStart w:id="82" w:name="_Toc21594"/>
-      <w:bookmarkStart w:id="83" w:name="_Toc3775"/>
+      <w:bookmarkStart w:id="86" w:name="_Toc21594"/>
+      <w:bookmarkStart w:id="87" w:name="_Toc15965"/>
       <w:r>
         <w:rPr>
           <w:rFonts w:hint="eastAsia"/>
@@ -29361,7 +30579,7 @@
         </w:rPr>
         <w:t xml:space="preserve">5.3 </w:t>
       </w:r>
-      <w:bookmarkEnd w:id="82"/>
+      <w:bookmarkEnd w:id="86"/>
       <w:r>
         <w:rPr>
           <w:rFonts w:hint="eastAsia"/>
@@ -29369,7 +30587,7 @@
         </w:rPr>
         <w:t>附录</w:t>
       </w:r>
-      <w:bookmarkEnd w:id="83"/>
+      <w:bookmarkEnd w:id="87"/>
     </w:p>
     <w:p>
       <w:pPr>
@@ -29380,8 +30598,8 @@
           <w:lang w:val="en-US" w:eastAsia="zh-CN"/>
         </w:rPr>
       </w:pPr>
-      <w:bookmarkStart w:id="84" w:name="_Toc16984"/>
-      <w:bookmarkStart w:id="85" w:name="_Toc3972"/>
+      <w:bookmarkStart w:id="88" w:name="_Toc16984"/>
+      <w:bookmarkStart w:id="89" w:name="_Toc31655"/>
       <w:r>
         <w:rPr>
           <w:rFonts w:hint="eastAsia"/>
@@ -29389,8 +30607,8 @@
         </w:rPr>
         <w:t>5.3.1用户相关</w:t>
       </w:r>
-      <w:bookmarkEnd w:id="84"/>
-      <w:bookmarkEnd w:id="85"/>
+      <w:bookmarkEnd w:id="88"/>
+      <w:bookmarkEnd w:id="89"/>
     </w:p>
     <w:p>
       <w:pPr>
@@ -29920,8 +31138,6 @@
         </w:rPr>
         <w:t>CircularProgressIndicator</w:t>
       </w:r>
-      <w:bookmarkStart w:id="86" w:name="_GoBack"/>
-      <w:bookmarkEnd w:id="86"/>
     </w:p>
     <w:sectPr>
       <w:pgSz w:w="11906" w:h="16838"/>
